--- a/doc/Regina-OO-Manual.docx
+++ b/doc/Regina-OO-Manual.docx
@@ -268,7 +268,7 @@
             </w:rPr>
             <w:fldChar w:fldCharType="separate"/>
           </w:r>
-          <w:hyperlink w:anchor="__RefHeading___Toc3437_1507007106">
+          <w:hyperlink w:anchor="__RefHeading___Toc3437_2595444312">
             <w:r>
               <w:rPr>
                 <w:rStyle w:val="IndexLink"/>
@@ -288,7 +288,7 @@
             </w:tabs>
             <w:rPr/>
           </w:pPr>
-          <w:hyperlink w:anchor="__RefHeading___Toc3439_1507007106">
+          <w:hyperlink w:anchor="__RefHeading___Toc3439_2595444312">
             <w:r>
               <w:rPr>
                 <w:rStyle w:val="IndexLink"/>
@@ -308,7 +308,7 @@
             </w:tabs>
             <w:rPr/>
           </w:pPr>
-          <w:hyperlink w:anchor="__RefHeading___Toc3441_1507007106">
+          <w:hyperlink w:anchor="__RefHeading___Toc3441_2595444312">
             <w:r>
               <w:rPr>
                 <w:rStyle w:val="IndexLink"/>
@@ -328,7 +328,7 @@
             </w:tabs>
             <w:rPr/>
           </w:pPr>
-          <w:hyperlink w:anchor="__RefHeading___Toc3443_1507007106">
+          <w:hyperlink w:anchor="__RefHeading___Toc3443_2595444312">
             <w:r>
               <w:rPr>
                 <w:rStyle w:val="IndexLink"/>
@@ -348,7 +348,7 @@
             </w:tabs>
             <w:rPr/>
           </w:pPr>
-          <w:hyperlink w:anchor="__RefHeading___Toc3445_1507007106">
+          <w:hyperlink w:anchor="__RefHeading___Toc3445_2595444312">
             <w:r>
               <w:rPr>
                 <w:rStyle w:val="IndexLink"/>
@@ -368,7 +368,7 @@
             </w:tabs>
             <w:rPr/>
           </w:pPr>
-          <w:hyperlink w:anchor="__RefHeading___Toc3447_1507007106">
+          <w:hyperlink w:anchor="__RefHeading___Toc3447_2595444312">
             <w:r>
               <w:rPr>
                 <w:rStyle w:val="IndexLink"/>
@@ -388,7 +388,7 @@
             </w:tabs>
             <w:rPr/>
           </w:pPr>
-          <w:hyperlink w:anchor="__RefHeading___Toc3449_1507007106">
+          <w:hyperlink w:anchor="__RefHeading___Toc3449_2595444312">
             <w:r>
               <w:rPr>
                 <w:rStyle w:val="IndexLink"/>
@@ -408,7 +408,7 @@
             </w:tabs>
             <w:rPr/>
           </w:pPr>
-          <w:hyperlink w:anchor="__RefHeading___Toc3451_1507007106">
+          <w:hyperlink w:anchor="__RefHeading___Toc3451_2595444312">
             <w:r>
               <w:rPr>
                 <w:rStyle w:val="IndexLink"/>
@@ -428,7 +428,7 @@
             </w:tabs>
             <w:rPr/>
           </w:pPr>
-          <w:hyperlink w:anchor="__RefHeading___Toc3453_1507007106">
+          <w:hyperlink w:anchor="__RefHeading___Toc3453_2595444312">
             <w:r>
               <w:rPr>
                 <w:rStyle w:val="IndexLink"/>
@@ -448,7 +448,7 @@
             </w:tabs>
             <w:rPr/>
           </w:pPr>
-          <w:hyperlink w:anchor="__RefHeading___Toc3455_1507007106">
+          <w:hyperlink w:anchor="__RefHeading___Toc3455_2595444312">
             <w:r>
               <w:rPr>
                 <w:rStyle w:val="IndexLink"/>
@@ -468,7 +468,7 @@
             </w:tabs>
             <w:rPr/>
           </w:pPr>
-          <w:hyperlink w:anchor="__RefHeading___Toc3457_1507007106">
+          <w:hyperlink w:anchor="__RefHeading___Toc3457_2595444312">
             <w:r>
               <w:rPr>
                 <w:rStyle w:val="IndexLink"/>
@@ -488,7 +488,7 @@
             </w:tabs>
             <w:rPr/>
           </w:pPr>
-          <w:hyperlink w:anchor="__RefHeading___Toc3459_1507007106">
+          <w:hyperlink w:anchor="__RefHeading___Toc3459_2595444312">
             <w:r>
               <w:rPr>
                 <w:rStyle w:val="IndexLink"/>
@@ -508,7 +508,7 @@
             </w:tabs>
             <w:rPr/>
           </w:pPr>
-          <w:hyperlink w:anchor="__RefHeading___Toc3461_1507007106">
+          <w:hyperlink w:anchor="__RefHeading___Toc3461_2595444312">
             <w:r>
               <w:rPr>
                 <w:rStyle w:val="IndexLink"/>
@@ -528,7 +528,7 @@
             </w:tabs>
             <w:rPr/>
           </w:pPr>
-          <w:hyperlink w:anchor="__RefHeading___Toc3463_1507007106">
+          <w:hyperlink w:anchor="__RefHeading___Toc3463_2595444312">
             <w:r>
               <w:rPr>
                 <w:rStyle w:val="IndexLink"/>
@@ -548,7 +548,7 @@
             </w:tabs>
             <w:rPr/>
           </w:pPr>
-          <w:hyperlink w:anchor="__RefHeading___Toc3465_1507007106">
+          <w:hyperlink w:anchor="__RefHeading___Toc3465_2595444312">
             <w:r>
               <w:rPr>
                 <w:rStyle w:val="IndexLink"/>
@@ -568,7 +568,7 @@
             </w:tabs>
             <w:rPr/>
           </w:pPr>
-          <w:hyperlink w:anchor="__RefHeading___Toc3467_1507007106">
+          <w:hyperlink w:anchor="__RefHeading___Toc3467_2595444312">
             <w:r>
               <w:rPr>
                 <w:rStyle w:val="IndexLink"/>
@@ -588,7 +588,7 @@
             </w:tabs>
             <w:rPr/>
           </w:pPr>
-          <w:hyperlink w:anchor="__RefHeading___Toc3469_1507007106">
+          <w:hyperlink w:anchor="__RefHeading___Toc3469_2595444312">
             <w:r>
               <w:rPr>
                 <w:rStyle w:val="IndexLink"/>
@@ -608,7 +608,7 @@
             </w:tabs>
             <w:rPr/>
           </w:pPr>
-          <w:hyperlink w:anchor="__RefHeading___Toc3471_1507007106">
+          <w:hyperlink w:anchor="__RefHeading___Toc3471_2595444312">
             <w:r>
               <w:rPr>
                 <w:rStyle w:val="IndexLink"/>
@@ -628,7 +628,7 @@
             </w:tabs>
             <w:rPr/>
           </w:pPr>
-          <w:hyperlink w:anchor="__RefHeading___Toc3473_1507007106">
+          <w:hyperlink w:anchor="__RefHeading___Toc3473_2595444312">
             <w:r>
               <w:rPr>
                 <w:rStyle w:val="IndexLink"/>
@@ -648,7 +648,7 @@
             </w:tabs>
             <w:rPr/>
           </w:pPr>
-          <w:hyperlink w:anchor="__RefHeading___Toc3475_1507007106">
+          <w:hyperlink w:anchor="__RefHeading___Toc3475_2595444312">
             <w:r>
               <w:rPr>
                 <w:rStyle w:val="IndexLink"/>
@@ -668,7 +668,7 @@
             </w:tabs>
             <w:rPr/>
           </w:pPr>
-          <w:hyperlink w:anchor="__RefHeading___Toc3477_1507007106">
+          <w:hyperlink w:anchor="__RefHeading___Toc3477_2595444312">
             <w:r>
               <w:rPr>
                 <w:rStyle w:val="IndexLink"/>
@@ -688,7 +688,7 @@
             </w:tabs>
             <w:rPr/>
           </w:pPr>
-          <w:hyperlink w:anchor="__RefHeading___Toc3479_1507007106">
+          <w:hyperlink w:anchor="__RefHeading___Toc3479_2595444312">
             <w:r>
               <w:rPr>
                 <w:rStyle w:val="IndexLink"/>
@@ -708,7 +708,7 @@
             </w:tabs>
             <w:rPr/>
           </w:pPr>
-          <w:hyperlink w:anchor="__RefHeading___Toc3481_1507007106">
+          <w:hyperlink w:anchor="__RefHeading___Toc3481_2595444312">
             <w:r>
               <w:rPr>
                 <w:rStyle w:val="IndexLink"/>
@@ -728,7 +728,7 @@
             </w:tabs>
             <w:rPr/>
           </w:pPr>
-          <w:hyperlink w:anchor="__RefHeading___Toc3483_1507007106">
+          <w:hyperlink w:anchor="__RefHeading___Toc3483_2595444312">
             <w:r>
               <w:rPr>
                 <w:rStyle w:val="IndexLink"/>
@@ -748,7 +748,7 @@
             </w:tabs>
             <w:rPr/>
           </w:pPr>
-          <w:hyperlink w:anchor="__RefHeading___Toc3485_1507007106">
+          <w:hyperlink w:anchor="__RefHeading___Toc3485_2595444312">
             <w:r>
               <w:rPr>
                 <w:rStyle w:val="IndexLink"/>
@@ -768,7 +768,7 @@
             </w:tabs>
             <w:rPr/>
           </w:pPr>
-          <w:hyperlink w:anchor="__RefHeading___Toc3487_1507007106">
+          <w:hyperlink w:anchor="__RefHeading___Toc3487_2595444312">
             <w:r>
               <w:rPr>
                 <w:rStyle w:val="IndexLink"/>
@@ -788,7 +788,7 @@
             </w:tabs>
             <w:rPr/>
           </w:pPr>
-          <w:hyperlink w:anchor="__RefHeading___Toc3489_1507007106">
+          <w:hyperlink w:anchor="__RefHeading___Toc3489_2595444312">
             <w:r>
               <w:rPr>
                 <w:rStyle w:val="IndexLink"/>
@@ -808,7 +808,7 @@
             </w:tabs>
             <w:rPr/>
           </w:pPr>
-          <w:hyperlink w:anchor="__RefHeading___Toc3491_1507007106">
+          <w:hyperlink w:anchor="__RefHeading___Toc3491_2595444312">
             <w:r>
               <w:rPr>
                 <w:rStyle w:val="IndexLink"/>
@@ -828,7 +828,7 @@
             </w:tabs>
             <w:rPr/>
           </w:pPr>
-          <w:hyperlink w:anchor="__RefHeading___Toc3493_1507007106">
+          <w:hyperlink w:anchor="__RefHeading___Toc3493_2595444312">
             <w:r>
               <w:rPr>
                 <w:rStyle w:val="IndexLink"/>
@@ -848,7 +848,7 @@
             </w:tabs>
             <w:rPr/>
           </w:pPr>
-          <w:hyperlink w:anchor="__RefHeading___Toc3495_1507007106">
+          <w:hyperlink w:anchor="__RefHeading___Toc3495_2595444312">
             <w:r>
               <w:rPr>
                 <w:rStyle w:val="IndexLink"/>
@@ -868,7 +868,7 @@
             </w:tabs>
             <w:rPr/>
           </w:pPr>
-          <w:hyperlink w:anchor="__RefHeading___Toc3497_1507007106">
+          <w:hyperlink w:anchor="__RefHeading___Toc3497_2595444312">
             <w:r>
               <w:rPr>
                 <w:rStyle w:val="IndexLink"/>
@@ -888,7 +888,7 @@
             </w:tabs>
             <w:rPr/>
           </w:pPr>
-          <w:hyperlink w:anchor="__RefHeading___Toc3499_1507007106">
+          <w:hyperlink w:anchor="__RefHeading___Toc3499_2595444312">
             <w:r>
               <w:rPr>
                 <w:rStyle w:val="IndexLink"/>
@@ -908,7 +908,7 @@
             </w:tabs>
             <w:rPr/>
           </w:pPr>
-          <w:hyperlink w:anchor="__RefHeading___Toc3501_1507007106">
+          <w:hyperlink w:anchor="__RefHeading___Toc3501_2595444312">
             <w:r>
               <w:rPr>
                 <w:rStyle w:val="IndexLink"/>
@@ -928,7 +928,7 @@
             </w:tabs>
             <w:rPr/>
           </w:pPr>
-          <w:hyperlink w:anchor="__RefHeading___Toc3503_1507007106">
+          <w:hyperlink w:anchor="__RefHeading___Toc3503_2595444312">
             <w:r>
               <w:rPr>
                 <w:rStyle w:val="IndexLink"/>
@@ -948,7 +948,7 @@
             </w:tabs>
             <w:rPr/>
           </w:pPr>
-          <w:hyperlink w:anchor="__RefHeading___Toc3505_1507007106">
+          <w:hyperlink w:anchor="__RefHeading___Toc3505_2595444312">
             <w:r>
               <w:rPr>
                 <w:rStyle w:val="IndexLink"/>
@@ -968,7 +968,7 @@
             </w:tabs>
             <w:rPr/>
           </w:pPr>
-          <w:hyperlink w:anchor="__RefHeading___Toc3507_1507007106">
+          <w:hyperlink w:anchor="__RefHeading___Toc3507_2595444312">
             <w:r>
               <w:rPr>
                 <w:rStyle w:val="IndexLink"/>
@@ -988,7 +988,7 @@
             </w:tabs>
             <w:rPr/>
           </w:pPr>
-          <w:hyperlink w:anchor="__RefHeading___Toc3509_1507007106">
+          <w:hyperlink w:anchor="__RefHeading___Toc3509_2595444312">
             <w:r>
               <w:rPr>
                 <w:rStyle w:val="IndexLink"/>
@@ -1008,7 +1008,7 @@
             </w:tabs>
             <w:rPr/>
           </w:pPr>
-          <w:hyperlink w:anchor="__RefHeading___Toc3511_1507007106">
+          <w:hyperlink w:anchor="__RefHeading___Toc3511_2595444312">
             <w:r>
               <w:rPr>
                 <w:rStyle w:val="IndexLink"/>
@@ -1028,7 +1028,7 @@
             </w:tabs>
             <w:rPr/>
           </w:pPr>
-          <w:hyperlink w:anchor="__RefHeading___Toc3513_1507007106">
+          <w:hyperlink w:anchor="__RefHeading___Toc3513_2595444312">
             <w:r>
               <w:rPr>
                 <w:rStyle w:val="IndexLink"/>
@@ -1048,7 +1048,7 @@
             </w:tabs>
             <w:rPr/>
           </w:pPr>
-          <w:hyperlink w:anchor="__RefHeading___Toc3515_1507007106">
+          <w:hyperlink w:anchor="__RefHeading___Toc3515_2595444312">
             <w:r>
               <w:rPr>
                 <w:rStyle w:val="IndexLink"/>
@@ -1068,7 +1068,7 @@
             </w:tabs>
             <w:rPr/>
           </w:pPr>
-          <w:hyperlink w:anchor="__RefHeading___Toc3517_1507007106">
+          <w:hyperlink w:anchor="__RefHeading___Toc3517_2595444312">
             <w:r>
               <w:rPr>
                 <w:rStyle w:val="IndexLink"/>
@@ -1088,7 +1088,7 @@
             </w:tabs>
             <w:rPr/>
           </w:pPr>
-          <w:hyperlink w:anchor="__RefHeading___Toc3519_1507007106">
+          <w:hyperlink w:anchor="__RefHeading___Toc3519_2595444312">
             <w:r>
               <w:rPr>
                 <w:rStyle w:val="IndexLink"/>
@@ -1108,7 +1108,7 @@
             </w:tabs>
             <w:rPr/>
           </w:pPr>
-          <w:hyperlink w:anchor="__RefHeading___Toc3521_1507007106">
+          <w:hyperlink w:anchor="__RefHeading___Toc3521_2595444312">
             <w:r>
               <w:rPr>
                 <w:rStyle w:val="IndexLink"/>
@@ -1128,7 +1128,7 @@
             </w:tabs>
             <w:rPr/>
           </w:pPr>
-          <w:hyperlink w:anchor="__RefHeading___Toc3523_1507007106">
+          <w:hyperlink w:anchor="__RefHeading___Toc3523_2595444312">
             <w:r>
               <w:rPr>
                 <w:rStyle w:val="IndexLink"/>
@@ -1148,7 +1148,7 @@
             </w:tabs>
             <w:rPr/>
           </w:pPr>
-          <w:hyperlink w:anchor="__RefHeading___Toc3525_1507007106">
+          <w:hyperlink w:anchor="__RefHeading___Toc3525_2595444312">
             <w:r>
               <w:rPr>
                 <w:rStyle w:val="IndexLink"/>
@@ -1168,7 +1168,7 @@
             </w:tabs>
             <w:rPr/>
           </w:pPr>
-          <w:hyperlink w:anchor="__RefHeading___Toc3527_1507007106">
+          <w:hyperlink w:anchor="__RefHeading___Toc3527_2595444312">
             <w:r>
               <w:rPr>
                 <w:rStyle w:val="IndexLink"/>
@@ -1188,7 +1188,7 @@
             </w:tabs>
             <w:rPr/>
           </w:pPr>
-          <w:hyperlink w:anchor="__RefHeading___Toc3529_1507007106">
+          <w:hyperlink w:anchor="__RefHeading___Toc3529_2595444312">
             <w:r>
               <w:rPr>
                 <w:rStyle w:val="IndexLink"/>
@@ -1208,7 +1208,7 @@
             </w:tabs>
             <w:rPr/>
           </w:pPr>
-          <w:hyperlink w:anchor="__RefHeading___Toc3531_1507007106">
+          <w:hyperlink w:anchor="__RefHeading___Toc3531_2595444312">
             <w:r>
               <w:rPr>
                 <w:rStyle w:val="IndexLink"/>
@@ -1228,7 +1228,7 @@
             </w:tabs>
             <w:rPr/>
           </w:pPr>
-          <w:hyperlink w:anchor="__RefHeading___Toc3533_1507007106">
+          <w:hyperlink w:anchor="__RefHeading___Toc3533_2595444312">
             <w:r>
               <w:rPr>
                 <w:rStyle w:val="IndexLink"/>
@@ -1248,7 +1248,7 @@
             </w:tabs>
             <w:rPr/>
           </w:pPr>
-          <w:hyperlink w:anchor="__RefHeading___Toc3535_1507007106">
+          <w:hyperlink w:anchor="__RefHeading___Toc3535_2595444312">
             <w:r>
               <w:rPr>
                 <w:rStyle w:val="IndexLink"/>
@@ -1268,7 +1268,7 @@
             </w:tabs>
             <w:rPr/>
           </w:pPr>
-          <w:hyperlink w:anchor="__RefHeading___Toc3537_1507007106">
+          <w:hyperlink w:anchor="__RefHeading___Toc3537_2595444312">
             <w:r>
               <w:rPr>
                 <w:rStyle w:val="IndexLink"/>
@@ -1288,7 +1288,7 @@
             </w:tabs>
             <w:rPr/>
           </w:pPr>
-          <w:hyperlink w:anchor="__RefHeading___Toc3539_1507007106">
+          <w:hyperlink w:anchor="__RefHeading___Toc3539_2595444312">
             <w:r>
               <w:rPr>
                 <w:rStyle w:val="IndexLink"/>
@@ -1308,7 +1308,7 @@
             </w:tabs>
             <w:rPr/>
           </w:pPr>
-          <w:hyperlink w:anchor="__RefHeading___Toc3541_1507007106">
+          <w:hyperlink w:anchor="__RefHeading___Toc3541_2595444312">
             <w:r>
               <w:rPr>
                 <w:rStyle w:val="IndexLink"/>
@@ -1328,7 +1328,7 @@
             </w:tabs>
             <w:rPr/>
           </w:pPr>
-          <w:hyperlink w:anchor="__RefHeading___Toc3543_1507007106">
+          <w:hyperlink w:anchor="__RefHeading___Toc3543_2595444312">
             <w:r>
               <w:rPr>
                 <w:rStyle w:val="IndexLink"/>
@@ -1348,7 +1348,7 @@
             </w:tabs>
             <w:rPr/>
           </w:pPr>
-          <w:hyperlink w:anchor="__RefHeading___Toc3545_1507007106">
+          <w:hyperlink w:anchor="__RefHeading___Toc3545_2595444312">
             <w:r>
               <w:rPr>
                 <w:rStyle w:val="IndexLink"/>
@@ -1368,7 +1368,7 @@
             </w:tabs>
             <w:rPr/>
           </w:pPr>
-          <w:hyperlink w:anchor="__RefHeading___Toc3547_1507007106">
+          <w:hyperlink w:anchor="__RefHeading___Toc3547_2595444312">
             <w:r>
               <w:rPr>
                 <w:rStyle w:val="IndexLink"/>
@@ -1388,7 +1388,7 @@
             </w:tabs>
             <w:rPr/>
           </w:pPr>
-          <w:hyperlink w:anchor="__RefHeading___Toc3549_1507007106">
+          <w:hyperlink w:anchor="__RefHeading___Toc3549_2595444312">
             <w:r>
               <w:rPr>
                 <w:rStyle w:val="IndexLink"/>
@@ -1408,7 +1408,7 @@
             </w:tabs>
             <w:rPr/>
           </w:pPr>
-          <w:hyperlink w:anchor="__RefHeading___Toc3551_1507007106">
+          <w:hyperlink w:anchor="__RefHeading___Toc3551_2595444312">
             <w:r>
               <w:rPr>
                 <w:rStyle w:val="IndexLink"/>
@@ -1428,7 +1428,7 @@
             </w:tabs>
             <w:rPr/>
           </w:pPr>
-          <w:hyperlink w:anchor="__RefHeading___Toc3553_1507007106">
+          <w:hyperlink w:anchor="__RefHeading___Toc3553_2595444312">
             <w:r>
               <w:rPr>
                 <w:rStyle w:val="IndexLink"/>
@@ -1448,7 +1448,7 @@
             </w:tabs>
             <w:rPr/>
           </w:pPr>
-          <w:hyperlink w:anchor="__RefHeading___Toc3555_1507007106">
+          <w:hyperlink w:anchor="__RefHeading___Toc3555_2595444312">
             <w:r>
               <w:rPr>
                 <w:rStyle w:val="IndexLink"/>
@@ -1468,7 +1468,7 @@
             </w:tabs>
             <w:rPr/>
           </w:pPr>
-          <w:hyperlink w:anchor="__RefHeading___Toc3557_1507007106">
+          <w:hyperlink w:anchor="__RefHeading___Toc3557_2595444312">
             <w:r>
               <w:rPr>
                 <w:rStyle w:val="IndexLink"/>
@@ -1510,7 +1510,7 @@
         <w:pStyle w:val="Heading1"/>
         <w:rPr/>
       </w:pPr>
-      <w:bookmarkStart w:id="0" w:name="__RefHeading___Toc3437_1507007106"/>
+      <w:bookmarkStart w:id="0" w:name="__RefHeading___Toc3437_2595444312"/>
       <w:bookmarkEnd w:id="0"/>
       <w:r>
         <w:rPr/>
@@ -2165,7 +2165,7 @@
         <w:pStyle w:val="Heading1"/>
         <w:rPr/>
       </w:pPr>
-      <w:bookmarkStart w:id="1" w:name="__RefHeading___Toc3439_1507007106"/>
+      <w:bookmarkStart w:id="1" w:name="__RefHeading___Toc3439_2595444312"/>
       <w:bookmarkEnd w:id="1"/>
       <w:r>
         <w:rPr/>
@@ -2572,7 +2572,7 @@
         <w:pStyle w:val="Heading2"/>
         <w:rPr/>
       </w:pPr>
-      <w:bookmarkStart w:id="2" w:name="__RefHeading___Toc3441_1507007106"/>
+      <w:bookmarkStart w:id="2" w:name="__RefHeading___Toc3441_2595444312"/>
       <w:bookmarkEnd w:id="2"/>
       <w:r>
         <w:rPr/>
@@ -2665,7 +2665,7 @@
         <w:pStyle w:val="Heading2"/>
         <w:rPr/>
       </w:pPr>
-      <w:bookmarkStart w:id="3" w:name="__RefHeading___Toc3443_1507007106"/>
+      <w:bookmarkStart w:id="3" w:name="__RefHeading___Toc3443_2595444312"/>
       <w:bookmarkEnd w:id="3"/>
       <w:r>
         <w:rPr/>
@@ -3653,7 +3653,7 @@
         <w:pStyle w:val="Heading2"/>
         <w:rPr/>
       </w:pPr>
-      <w:bookmarkStart w:id="4" w:name="__RefHeading___Toc3445_1507007106"/>
+      <w:bookmarkStart w:id="4" w:name="__RefHeading___Toc3445_2595444312"/>
       <w:bookmarkEnd w:id="4"/>
       <w:r>
         <w:rPr/>
@@ -4156,7 +4156,7 @@
         <w:pStyle w:val="Heading1"/>
         <w:rPr/>
       </w:pPr>
-      <w:bookmarkStart w:id="5" w:name="__RefHeading___Toc3447_1507007106"/>
+      <w:bookmarkStart w:id="5" w:name="__RefHeading___Toc3447_2595444312"/>
       <w:bookmarkEnd w:id="5"/>
       <w:r>
         <w:rPr/>
@@ -4168,7 +4168,7 @@
         <w:pStyle w:val="Heading2"/>
         <w:rPr/>
       </w:pPr>
-      <w:bookmarkStart w:id="6" w:name="__RefHeading___Toc3449_1507007106"/>
+      <w:bookmarkStart w:id="6" w:name="__RefHeading___Toc3449_2595444312"/>
       <w:bookmarkEnd w:id="6"/>
       <w:r>
         <w:rPr/>
@@ -4733,7 +4733,7 @@
       </w:pPr>
       <w:r>
         <w:rPr/>
-        <w:t xml:space="preserve">The packages are attached to the release on the project's GitHub page and are also kept in the </w:t>
+        <w:t xml:space="preserve">The packages are in the </w:t>
       </w:r>
       <w:r>
         <w:rPr>
@@ -4745,7 +4745,7 @@
       </w:r>
       <w:r>
         <w:rPr/>
-        <w:t xml:space="preserve"> folder of the repository.</w:t>
+        <w:t xml:space="preserve"> folder of the repository, github.com/mikebeer/REGINA2, together with a file of SHA-256 checksums.</w:t>
       </w:r>
     </w:p>
     <w:p>
@@ -4753,7 +4753,7 @@
         <w:pStyle w:val="Heading2"/>
         <w:rPr/>
       </w:pPr>
-      <w:bookmarkStart w:id="7" w:name="__RefHeading___Toc3451_1507007106"/>
+      <w:bookmarkStart w:id="7" w:name="__RefHeading___Toc3451_2595444312"/>
       <w:bookmarkEnd w:id="7"/>
       <w:r>
         <w:rPr/>
@@ -4949,7 +4949,7 @@
         <w:pStyle w:val="Heading2"/>
         <w:rPr/>
       </w:pPr>
-      <w:bookmarkStart w:id="8" w:name="__RefHeading___Toc3453_1507007106"/>
+      <w:bookmarkStart w:id="8" w:name="__RefHeading___Toc3453_2595444312"/>
       <w:bookmarkEnd w:id="8"/>
       <w:r>
         <w:rPr/>
@@ -5109,7 +5109,7 @@
         <w:pStyle w:val="Heading2"/>
         <w:rPr/>
       </w:pPr>
-      <w:bookmarkStart w:id="9" w:name="__RefHeading___Toc3455_1507007106"/>
+      <w:bookmarkStart w:id="9" w:name="__RefHeading___Toc3455_2595444312"/>
       <w:bookmarkEnd w:id="9"/>
       <w:r>
         <w:rPr/>
@@ -5386,7 +5386,7 @@
         <w:pStyle w:val="Heading2"/>
         <w:rPr/>
       </w:pPr>
-      <w:bookmarkStart w:id="10" w:name="__RefHeading___Toc3457_1507007106"/>
+      <w:bookmarkStart w:id="10" w:name="__RefHeading___Toc3457_2595444312"/>
       <w:bookmarkEnd w:id="10"/>
       <w:r>
         <w:rPr/>
@@ -5768,7 +5768,7 @@
         <w:pStyle w:val="Heading2"/>
         <w:rPr/>
       </w:pPr>
-      <w:bookmarkStart w:id="11" w:name="__RefHeading___Toc3459_1507007106"/>
+      <w:bookmarkStart w:id="11" w:name="__RefHeading___Toc3459_2595444312"/>
       <w:bookmarkEnd w:id="11"/>
       <w:r>
         <w:rPr/>
@@ -6567,7 +6567,7 @@
         <w:pStyle w:val="Heading1"/>
         <w:rPr/>
       </w:pPr>
-      <w:bookmarkStart w:id="12" w:name="__RefHeading___Toc3461_1507007106"/>
+      <w:bookmarkStart w:id="12" w:name="__RefHeading___Toc3461_2595444312"/>
       <w:bookmarkEnd w:id="12"/>
       <w:r>
         <w:rPr/>
@@ -6579,7 +6579,7 @@
         <w:pStyle w:val="Heading2"/>
         <w:rPr/>
       </w:pPr>
-      <w:bookmarkStart w:id="13" w:name="__RefHeading___Toc3463_1507007106"/>
+      <w:bookmarkStart w:id="13" w:name="__RefHeading___Toc3463_2595444312"/>
       <w:bookmarkEnd w:id="13"/>
       <w:r>
         <w:rPr/>
@@ -7209,7 +7209,7 @@
         <w:pStyle w:val="Heading2"/>
         <w:rPr/>
       </w:pPr>
-      <w:bookmarkStart w:id="14" w:name="__RefHeading___Toc3465_1507007106"/>
+      <w:bookmarkStart w:id="14" w:name="__RefHeading___Toc3465_2595444312"/>
       <w:bookmarkEnd w:id="14"/>
       <w:r>
         <w:rPr/>
@@ -8015,7 +8015,7 @@
         <w:pStyle w:val="Heading2"/>
         <w:rPr/>
       </w:pPr>
-      <w:bookmarkStart w:id="15" w:name="__RefHeading___Toc3467_1507007106"/>
+      <w:bookmarkStart w:id="15" w:name="__RefHeading___Toc3467_2595444312"/>
       <w:bookmarkEnd w:id="15"/>
       <w:r>
         <w:rPr/>
@@ -8163,7 +8163,7 @@
         <w:pStyle w:val="Heading1"/>
         <w:rPr/>
       </w:pPr>
-      <w:bookmarkStart w:id="16" w:name="__RefHeading___Toc3469_1507007106"/>
+      <w:bookmarkStart w:id="16" w:name="__RefHeading___Toc3469_2595444312"/>
       <w:bookmarkEnd w:id="16"/>
       <w:r>
         <w:rPr/>
@@ -8198,7 +8198,7 @@
         <w:pStyle w:val="Heading2"/>
         <w:rPr/>
       </w:pPr>
-      <w:bookmarkStart w:id="17" w:name="__RefHeading___Toc3471_1507007106"/>
+      <w:bookmarkStart w:id="17" w:name="__RefHeading___Toc3471_2595444312"/>
       <w:bookmarkEnd w:id="17"/>
       <w:r>
         <w:rPr/>
@@ -8940,7 +8940,7 @@
         <w:pStyle w:val="Heading2"/>
         <w:rPr/>
       </w:pPr>
-      <w:bookmarkStart w:id="18" w:name="__RefHeading___Toc3473_1507007106"/>
+      <w:bookmarkStart w:id="18" w:name="__RefHeading___Toc3473_2595444312"/>
       <w:bookmarkEnd w:id="18"/>
       <w:r>
         <w:rPr/>
@@ -9707,7 +9707,7 @@
         <w:pStyle w:val="Heading2"/>
         <w:rPr/>
       </w:pPr>
-      <w:bookmarkStart w:id="19" w:name="__RefHeading___Toc3475_1507007106"/>
+      <w:bookmarkStart w:id="19" w:name="__RefHeading___Toc3475_2595444312"/>
       <w:bookmarkEnd w:id="19"/>
       <w:r>
         <w:rPr/>
@@ -9867,7 +9867,7 @@
         <w:pStyle w:val="Heading2"/>
         <w:rPr/>
       </w:pPr>
-      <w:bookmarkStart w:id="20" w:name="__RefHeading___Toc3477_1507007106"/>
+      <w:bookmarkStart w:id="20" w:name="__RefHeading___Toc3477_2595444312"/>
       <w:bookmarkEnd w:id="20"/>
       <w:r>
         <w:rPr/>
@@ -10088,7 +10088,7 @@
         <w:pStyle w:val="Heading2"/>
         <w:rPr/>
       </w:pPr>
-      <w:bookmarkStart w:id="21" w:name="__RefHeading___Toc3479_1507007106"/>
+      <w:bookmarkStart w:id="21" w:name="__RefHeading___Toc3479_2595444312"/>
       <w:bookmarkEnd w:id="21"/>
       <w:r>
         <w:rPr/>
@@ -10114,7 +10114,7 @@
         <w:pStyle w:val="Heading1"/>
         <w:rPr/>
       </w:pPr>
-      <w:bookmarkStart w:id="22" w:name="__RefHeading___Toc3481_1507007106"/>
+      <w:bookmarkStart w:id="22" w:name="__RefHeading___Toc3481_2595444312"/>
       <w:bookmarkEnd w:id="22"/>
       <w:r>
         <w:rPr/>
@@ -10137,7 +10137,7 @@
         <w:pStyle w:val="Heading2"/>
         <w:rPr/>
       </w:pPr>
-      <w:bookmarkStart w:id="23" w:name="__RefHeading___Toc3483_1507007106"/>
+      <w:bookmarkStart w:id="23" w:name="__RefHeading___Toc3483_2595444312"/>
       <w:bookmarkEnd w:id="23"/>
       <w:r>
         <w:rPr/>
@@ -10424,7 +10424,7 @@
         <w:pStyle w:val="Heading2"/>
         <w:rPr/>
       </w:pPr>
-      <w:bookmarkStart w:id="24" w:name="__RefHeading___Toc3485_1507007106"/>
+      <w:bookmarkStart w:id="24" w:name="__RefHeading___Toc3485_2595444312"/>
       <w:bookmarkEnd w:id="24"/>
       <w:r>
         <w:rPr/>
@@ -10561,7 +10561,7 @@
         <w:pStyle w:val="Heading2"/>
         <w:rPr/>
       </w:pPr>
-      <w:bookmarkStart w:id="25" w:name="__RefHeading___Toc3487_1507007106"/>
+      <w:bookmarkStart w:id="25" w:name="__RefHeading___Toc3487_2595444312"/>
       <w:bookmarkEnd w:id="25"/>
       <w:r>
         <w:rPr/>
@@ -11642,7 +11642,7 @@
         <w:pStyle w:val="Heading2"/>
         <w:rPr/>
       </w:pPr>
-      <w:bookmarkStart w:id="26" w:name="__RefHeading___Toc3489_1507007106"/>
+      <w:bookmarkStart w:id="26" w:name="__RefHeading___Toc3489_2595444312"/>
       <w:bookmarkEnd w:id="26"/>
       <w:r>
         <w:rPr/>
@@ -11898,7 +11898,7 @@
         <w:pStyle w:val="Heading1"/>
         <w:rPr/>
       </w:pPr>
-      <w:bookmarkStart w:id="27" w:name="__RefHeading___Toc3491_1507007106"/>
+      <w:bookmarkStart w:id="27" w:name="__RefHeading___Toc3491_2595444312"/>
       <w:bookmarkEnd w:id="27"/>
       <w:r>
         <w:rPr/>
@@ -11910,7 +11910,7 @@
         <w:pStyle w:val="Heading2"/>
         <w:rPr/>
       </w:pPr>
-      <w:bookmarkStart w:id="28" w:name="__RefHeading___Toc3493_1507007106"/>
+      <w:bookmarkStart w:id="28" w:name="__RefHeading___Toc3493_2595444312"/>
       <w:bookmarkEnd w:id="28"/>
       <w:r>
         <w:rPr/>
@@ -12721,7 +12721,7 @@
         <w:pStyle w:val="Heading2"/>
         <w:rPr/>
       </w:pPr>
-      <w:bookmarkStart w:id="29" w:name="__RefHeading___Toc3495_1507007106"/>
+      <w:bookmarkStart w:id="29" w:name="__RefHeading___Toc3495_2595444312"/>
       <w:bookmarkEnd w:id="29"/>
       <w:r>
         <w:rPr/>
@@ -13133,7 +13133,7 @@
         <w:pStyle w:val="Heading2"/>
         <w:rPr/>
       </w:pPr>
-      <w:bookmarkStart w:id="30" w:name="__RefHeading___Toc3497_1507007106"/>
+      <w:bookmarkStart w:id="30" w:name="__RefHeading___Toc3497_2595444312"/>
       <w:bookmarkEnd w:id="30"/>
       <w:r>
         <w:rPr/>
@@ -14052,7 +14052,7 @@
         <w:pStyle w:val="Heading2"/>
         <w:rPr/>
       </w:pPr>
-      <w:bookmarkStart w:id="31" w:name="__RefHeading___Toc3499_1507007106"/>
+      <w:bookmarkStart w:id="31" w:name="__RefHeading___Toc3499_2595444312"/>
       <w:bookmarkEnd w:id="31"/>
       <w:r>
         <w:rPr/>
@@ -14931,7 +14931,7 @@
         <w:pStyle w:val="Heading2"/>
         <w:rPr/>
       </w:pPr>
-      <w:bookmarkStart w:id="32" w:name="__RefHeading___Toc3501_1507007106"/>
+      <w:bookmarkStart w:id="32" w:name="__RefHeading___Toc3501_2595444312"/>
       <w:bookmarkEnd w:id="32"/>
       <w:r>
         <w:rPr/>
@@ -15393,7 +15393,7 @@
         <w:pStyle w:val="Heading2"/>
         <w:rPr/>
       </w:pPr>
-      <w:bookmarkStart w:id="33" w:name="__RefHeading___Toc3503_1507007106"/>
+      <w:bookmarkStart w:id="33" w:name="__RefHeading___Toc3503_2595444312"/>
       <w:bookmarkEnd w:id="33"/>
       <w:r>
         <w:rPr/>
@@ -15515,7 +15515,7 @@
         <w:pStyle w:val="Heading1"/>
         <w:rPr/>
       </w:pPr>
-      <w:bookmarkStart w:id="34" w:name="__RefHeading___Toc3505_1507007106"/>
+      <w:bookmarkStart w:id="34" w:name="__RefHeading___Toc3505_2595444312"/>
       <w:bookmarkEnd w:id="34"/>
       <w:r>
         <w:rPr/>
@@ -15550,7 +15550,7 @@
         <w:pStyle w:val="Heading2"/>
         <w:rPr/>
       </w:pPr>
-      <w:bookmarkStart w:id="35" w:name="__RefHeading___Toc3507_1507007106"/>
+      <w:bookmarkStart w:id="35" w:name="__RefHeading___Toc3507_2595444312"/>
       <w:bookmarkEnd w:id="35"/>
       <w:r>
         <w:rPr/>
@@ -16407,7 +16407,7 @@
         <w:pStyle w:val="Heading2"/>
         <w:rPr/>
       </w:pPr>
-      <w:bookmarkStart w:id="36" w:name="__RefHeading___Toc3509_1507007106"/>
+      <w:bookmarkStart w:id="36" w:name="__RefHeading___Toc3509_2595444312"/>
       <w:bookmarkEnd w:id="36"/>
       <w:r>
         <w:rPr/>
@@ -17012,7 +17012,7 @@
         <w:pStyle w:val="Heading2"/>
         <w:rPr/>
       </w:pPr>
-      <w:bookmarkStart w:id="37" w:name="__RefHeading___Toc3511_1507007106"/>
+      <w:bookmarkStart w:id="37" w:name="__RefHeading___Toc3511_2595444312"/>
       <w:bookmarkEnd w:id="37"/>
       <w:r>
         <w:rPr/>
@@ -17506,7 +17506,7 @@
         <w:pStyle w:val="Heading2"/>
         <w:rPr/>
       </w:pPr>
-      <w:bookmarkStart w:id="38" w:name="__RefHeading___Toc3513_1507007106"/>
+      <w:bookmarkStart w:id="38" w:name="__RefHeading___Toc3513_2595444312"/>
       <w:bookmarkEnd w:id="38"/>
       <w:r>
         <w:rPr/>
@@ -18594,7 +18594,7 @@
         <w:pStyle w:val="Heading2"/>
         <w:rPr/>
       </w:pPr>
-      <w:bookmarkStart w:id="39" w:name="__RefHeading___Toc3515_1507007106"/>
+      <w:bookmarkStart w:id="39" w:name="__RefHeading___Toc3515_2595444312"/>
       <w:bookmarkEnd w:id="39"/>
       <w:r>
         <w:rPr/>
@@ -19240,7 +19240,7 @@
         <w:pStyle w:val="Heading2"/>
         <w:rPr/>
       </w:pPr>
-      <w:bookmarkStart w:id="40" w:name="__RefHeading___Toc3517_1507007106"/>
+      <w:bookmarkStart w:id="40" w:name="__RefHeading___Toc3517_2595444312"/>
       <w:bookmarkEnd w:id="40"/>
       <w:r>
         <w:rPr/>
@@ -19779,7 +19779,7 @@
         <w:pStyle w:val="Heading2"/>
         <w:rPr/>
       </w:pPr>
-      <w:bookmarkStart w:id="41" w:name="__RefHeading___Toc3519_1507007106"/>
+      <w:bookmarkStart w:id="41" w:name="__RefHeading___Toc3519_2595444312"/>
       <w:bookmarkEnd w:id="41"/>
       <w:r>
         <w:rPr/>
@@ -20129,7 +20129,7 @@
         <w:pStyle w:val="Heading2"/>
         <w:rPr/>
       </w:pPr>
-      <w:bookmarkStart w:id="42" w:name="__RefHeading___Toc3521_1507007106"/>
+      <w:bookmarkStart w:id="42" w:name="__RefHeading___Toc3521_2595444312"/>
       <w:bookmarkEnd w:id="42"/>
       <w:r>
         <w:rPr/>
@@ -20425,7 +20425,7 @@
         <w:pStyle w:val="Heading1"/>
         <w:rPr/>
       </w:pPr>
-      <w:bookmarkStart w:id="43" w:name="__RefHeading___Toc3523_1507007106"/>
+      <w:bookmarkStart w:id="43" w:name="__RefHeading___Toc3523_2595444312"/>
       <w:bookmarkEnd w:id="43"/>
       <w:r>
         <w:rPr/>
@@ -21075,7 +21075,7 @@
         <w:pStyle w:val="Heading2"/>
         <w:rPr/>
       </w:pPr>
-      <w:bookmarkStart w:id="44" w:name="__RefHeading___Toc3525_1507007106"/>
+      <w:bookmarkStart w:id="44" w:name="__RefHeading___Toc3525_2595444312"/>
       <w:bookmarkEnd w:id="44"/>
       <w:r>
         <w:rPr/>
@@ -22487,7 +22487,7 @@
         <w:pStyle w:val="Heading2"/>
         <w:rPr/>
       </w:pPr>
-      <w:bookmarkStart w:id="45" w:name="__RefHeading___Toc3527_1507007106"/>
+      <w:bookmarkStart w:id="45" w:name="__RefHeading___Toc3527_2595444312"/>
       <w:bookmarkEnd w:id="45"/>
       <w:r>
         <w:rPr/>
@@ -23955,7 +23955,7 @@
         <w:pStyle w:val="Heading2"/>
         <w:rPr/>
       </w:pPr>
-      <w:bookmarkStart w:id="46" w:name="__RefHeading___Toc3529_1507007106"/>
+      <w:bookmarkStart w:id="46" w:name="__RefHeading___Toc3529_2595444312"/>
       <w:bookmarkEnd w:id="46"/>
       <w:r>
         <w:rPr/>
@@ -25142,7 +25142,7 @@
         <w:pStyle w:val="Heading2"/>
         <w:rPr/>
       </w:pPr>
-      <w:bookmarkStart w:id="47" w:name="__RefHeading___Toc3531_1507007106"/>
+      <w:bookmarkStart w:id="47" w:name="__RefHeading___Toc3531_2595444312"/>
       <w:bookmarkEnd w:id="47"/>
       <w:r>
         <w:rPr/>
@@ -27108,7 +27108,7 @@
         <w:pStyle w:val="Heading2"/>
         <w:rPr/>
       </w:pPr>
-      <w:bookmarkStart w:id="48" w:name="__RefHeading___Toc3533_1507007106"/>
+      <w:bookmarkStart w:id="48" w:name="__RefHeading___Toc3533_2595444312"/>
       <w:bookmarkEnd w:id="48"/>
       <w:r>
         <w:rPr/>
@@ -28529,7 +28529,7 @@
         <w:pStyle w:val="Heading2"/>
         <w:rPr/>
       </w:pPr>
-      <w:bookmarkStart w:id="49" w:name="__RefHeading___Toc3535_1507007106"/>
+      <w:bookmarkStart w:id="49" w:name="__RefHeading___Toc3535_2595444312"/>
       <w:bookmarkEnd w:id="49"/>
       <w:r>
         <w:rPr/>
@@ -30750,7 +30750,7 @@
         <w:pStyle w:val="Heading2"/>
         <w:rPr/>
       </w:pPr>
-      <w:bookmarkStart w:id="50" w:name="__RefHeading___Toc3537_1507007106"/>
+      <w:bookmarkStart w:id="50" w:name="__RefHeading___Toc3537_2595444312"/>
       <w:bookmarkEnd w:id="50"/>
       <w:r>
         <w:rPr/>
@@ -32510,7 +32510,7 @@
         <w:pStyle w:val="Heading2"/>
         <w:rPr/>
       </w:pPr>
-      <w:bookmarkStart w:id="51" w:name="__RefHeading___Toc3539_1507007106"/>
+      <w:bookmarkStart w:id="51" w:name="__RefHeading___Toc3539_2595444312"/>
       <w:bookmarkEnd w:id="51"/>
       <w:r>
         <w:rPr/>
@@ -34987,7 +34987,7 @@
         <w:pStyle w:val="Heading1"/>
         <w:rPr/>
       </w:pPr>
-      <w:bookmarkStart w:id="52" w:name="__RefHeading___Toc3541_1507007106"/>
+      <w:bookmarkStart w:id="52" w:name="__RefHeading___Toc3541_2595444312"/>
       <w:bookmarkEnd w:id="52"/>
       <w:r>
         <w:rPr/>
@@ -34999,7 +34999,7 @@
         <w:pStyle w:val="Heading2"/>
         <w:rPr/>
       </w:pPr>
-      <w:bookmarkStart w:id="53" w:name="__RefHeading___Toc3543_1507007106"/>
+      <w:bookmarkStart w:id="53" w:name="__RefHeading___Toc3543_2595444312"/>
       <w:bookmarkEnd w:id="53"/>
       <w:r>
         <w:rPr/>
@@ -35048,7 +35048,7 @@
         <w:pStyle w:val="Heading2"/>
         <w:rPr/>
       </w:pPr>
-      <w:bookmarkStart w:id="54" w:name="__RefHeading___Toc3545_1507007106"/>
+      <w:bookmarkStart w:id="54" w:name="__RefHeading___Toc3545_2595444312"/>
       <w:bookmarkEnd w:id="54"/>
       <w:r>
         <w:rPr/>
@@ -35329,7 +35329,7 @@
         <w:pStyle w:val="Heading2"/>
         <w:rPr/>
       </w:pPr>
-      <w:bookmarkStart w:id="55" w:name="__RefHeading___Toc3547_1507007106"/>
+      <w:bookmarkStart w:id="55" w:name="__RefHeading___Toc3547_2595444312"/>
       <w:bookmarkEnd w:id="55"/>
       <w:r>
         <w:rPr/>
@@ -35398,7 +35398,7 @@
         <w:pStyle w:val="Heading2"/>
         <w:rPr/>
       </w:pPr>
-      <w:bookmarkStart w:id="56" w:name="__RefHeading___Toc3549_1507007106"/>
+      <w:bookmarkStart w:id="56" w:name="__RefHeading___Toc3549_2595444312"/>
       <w:bookmarkEnd w:id="56"/>
       <w:r>
         <w:rPr/>
@@ -35689,7 +35689,7 @@
         <w:pStyle w:val="Heading2"/>
         <w:rPr/>
       </w:pPr>
-      <w:bookmarkStart w:id="57" w:name="__RefHeading___Toc3551_1507007106"/>
+      <w:bookmarkStart w:id="57" w:name="__RefHeading___Toc3551_2595444312"/>
       <w:bookmarkEnd w:id="57"/>
       <w:r>
         <w:rPr/>
@@ -35715,7 +35715,7 @@
         <w:pStyle w:val="Heading1"/>
         <w:rPr/>
       </w:pPr>
-      <w:bookmarkStart w:id="58" w:name="__RefHeading___Toc3553_1507007106"/>
+      <w:bookmarkStart w:id="58" w:name="__RefHeading___Toc3553_2595444312"/>
       <w:bookmarkEnd w:id="58"/>
       <w:r>
         <w:rPr/>
@@ -37471,7 +37471,7 @@
         <w:pStyle w:val="Heading1"/>
         <w:rPr/>
       </w:pPr>
-      <w:bookmarkStart w:id="59" w:name="__RefHeading___Toc3555_1507007106"/>
+      <w:bookmarkStart w:id="59" w:name="__RefHeading___Toc3555_2595444312"/>
       <w:bookmarkEnd w:id="59"/>
       <w:r>
         <w:rPr/>
@@ -38102,7 +38102,7 @@
         <w:pStyle w:val="Heading1"/>
         <w:rPr/>
       </w:pPr>
-      <w:bookmarkStart w:id="60" w:name="__RefHeading___Toc3557_1507007106"/>
+      <w:bookmarkStart w:id="60" w:name="__RefHeading___Toc3557_2595444312"/>
       <w:bookmarkEnd w:id="60"/>
       <w:r>
         <w:rPr/>

--- a/doc/Regina-OO-Manual.docx
+++ b/doc/Regina-OO-Manual.docx
@@ -268,7 +268,7 @@
             </w:rPr>
             <w:fldChar w:fldCharType="separate"/>
           </w:r>
-          <w:hyperlink w:anchor="__RefHeading___Toc3437_2595444312">
+          <w:hyperlink w:anchor="__RefHeading___Toc3557_696676344">
             <w:r>
               <w:rPr>
                 <w:rStyle w:val="IndexLink"/>
@@ -288,7 +288,7 @@
             </w:tabs>
             <w:rPr/>
           </w:pPr>
-          <w:hyperlink w:anchor="__RefHeading___Toc3439_2595444312">
+          <w:hyperlink w:anchor="__RefHeading___Toc3559_696676344">
             <w:r>
               <w:rPr>
                 <w:rStyle w:val="IndexLink"/>
@@ -308,7 +308,7 @@
             </w:tabs>
             <w:rPr/>
           </w:pPr>
-          <w:hyperlink w:anchor="__RefHeading___Toc3441_2595444312">
+          <w:hyperlink w:anchor="__RefHeading___Toc3561_696676344">
             <w:r>
               <w:rPr>
                 <w:rStyle w:val="IndexLink"/>
@@ -328,7 +328,7 @@
             </w:tabs>
             <w:rPr/>
           </w:pPr>
-          <w:hyperlink w:anchor="__RefHeading___Toc3443_2595444312">
+          <w:hyperlink w:anchor="__RefHeading___Toc3563_696676344">
             <w:r>
               <w:rPr>
                 <w:rStyle w:val="IndexLink"/>
@@ -348,7 +348,7 @@
             </w:tabs>
             <w:rPr/>
           </w:pPr>
-          <w:hyperlink w:anchor="__RefHeading___Toc3445_2595444312">
+          <w:hyperlink w:anchor="__RefHeading___Toc3565_696676344">
             <w:r>
               <w:rPr>
                 <w:rStyle w:val="IndexLink"/>
@@ -368,7 +368,7 @@
             </w:tabs>
             <w:rPr/>
           </w:pPr>
-          <w:hyperlink w:anchor="__RefHeading___Toc3447_2595444312">
+          <w:hyperlink w:anchor="__RefHeading___Toc3567_696676344">
             <w:r>
               <w:rPr>
                 <w:rStyle w:val="IndexLink"/>
@@ -388,7 +388,7 @@
             </w:tabs>
             <w:rPr/>
           </w:pPr>
-          <w:hyperlink w:anchor="__RefHeading___Toc3449_2595444312">
+          <w:hyperlink w:anchor="__RefHeading___Toc3569_696676344">
             <w:r>
               <w:rPr>
                 <w:rStyle w:val="IndexLink"/>
@@ -408,7 +408,7 @@
             </w:tabs>
             <w:rPr/>
           </w:pPr>
-          <w:hyperlink w:anchor="__RefHeading___Toc3451_2595444312">
+          <w:hyperlink w:anchor="__RefHeading___Toc3571_696676344">
             <w:r>
               <w:rPr>
                 <w:rStyle w:val="IndexLink"/>
@@ -428,7 +428,7 @@
             </w:tabs>
             <w:rPr/>
           </w:pPr>
-          <w:hyperlink w:anchor="__RefHeading___Toc3453_2595444312">
+          <w:hyperlink w:anchor="__RefHeading___Toc3573_696676344">
             <w:r>
               <w:rPr>
                 <w:rStyle w:val="IndexLink"/>
@@ -448,7 +448,7 @@
             </w:tabs>
             <w:rPr/>
           </w:pPr>
-          <w:hyperlink w:anchor="__RefHeading___Toc3455_2595444312">
+          <w:hyperlink w:anchor="__RefHeading___Toc3575_696676344">
             <w:r>
               <w:rPr>
                 <w:rStyle w:val="IndexLink"/>
@@ -468,7 +468,7 @@
             </w:tabs>
             <w:rPr/>
           </w:pPr>
-          <w:hyperlink w:anchor="__RefHeading___Toc3457_2595444312">
+          <w:hyperlink w:anchor="__RefHeading___Toc3577_696676344">
             <w:r>
               <w:rPr>
                 <w:rStyle w:val="IndexLink"/>
@@ -488,7 +488,7 @@
             </w:tabs>
             <w:rPr/>
           </w:pPr>
-          <w:hyperlink w:anchor="__RefHeading___Toc3459_2595444312">
+          <w:hyperlink w:anchor="__RefHeading___Toc3579_696676344">
             <w:r>
               <w:rPr>
                 <w:rStyle w:val="IndexLink"/>
@@ -508,7 +508,7 @@
             </w:tabs>
             <w:rPr/>
           </w:pPr>
-          <w:hyperlink w:anchor="__RefHeading___Toc3461_2595444312">
+          <w:hyperlink w:anchor="__RefHeading___Toc3581_696676344">
             <w:r>
               <w:rPr>
                 <w:rStyle w:val="IndexLink"/>
@@ -528,7 +528,7 @@
             </w:tabs>
             <w:rPr/>
           </w:pPr>
-          <w:hyperlink w:anchor="__RefHeading___Toc3463_2595444312">
+          <w:hyperlink w:anchor="__RefHeading___Toc3583_696676344">
             <w:r>
               <w:rPr>
                 <w:rStyle w:val="IndexLink"/>
@@ -548,7 +548,7 @@
             </w:tabs>
             <w:rPr/>
           </w:pPr>
-          <w:hyperlink w:anchor="__RefHeading___Toc3465_2595444312">
+          <w:hyperlink w:anchor="__RefHeading___Toc3585_696676344">
             <w:r>
               <w:rPr>
                 <w:rStyle w:val="IndexLink"/>
@@ -568,7 +568,7 @@
             </w:tabs>
             <w:rPr/>
           </w:pPr>
-          <w:hyperlink w:anchor="__RefHeading___Toc3467_2595444312">
+          <w:hyperlink w:anchor="__RefHeading___Toc3587_696676344">
             <w:r>
               <w:rPr>
                 <w:rStyle w:val="IndexLink"/>
@@ -588,7 +588,7 @@
             </w:tabs>
             <w:rPr/>
           </w:pPr>
-          <w:hyperlink w:anchor="__RefHeading___Toc3469_2595444312">
+          <w:hyperlink w:anchor="__RefHeading___Toc3589_696676344">
             <w:r>
               <w:rPr>
                 <w:rStyle w:val="IndexLink"/>
@@ -608,7 +608,7 @@
             </w:tabs>
             <w:rPr/>
           </w:pPr>
-          <w:hyperlink w:anchor="__RefHeading___Toc3471_2595444312">
+          <w:hyperlink w:anchor="__RefHeading___Toc3591_696676344">
             <w:r>
               <w:rPr>
                 <w:rStyle w:val="IndexLink"/>
@@ -628,7 +628,7 @@
             </w:tabs>
             <w:rPr/>
           </w:pPr>
-          <w:hyperlink w:anchor="__RefHeading___Toc3473_2595444312">
+          <w:hyperlink w:anchor="__RefHeading___Toc3593_696676344">
             <w:r>
               <w:rPr>
                 <w:rStyle w:val="IndexLink"/>
@@ -648,7 +648,7 @@
             </w:tabs>
             <w:rPr/>
           </w:pPr>
-          <w:hyperlink w:anchor="__RefHeading___Toc3475_2595444312">
+          <w:hyperlink w:anchor="__RefHeading___Toc3595_696676344">
             <w:r>
               <w:rPr>
                 <w:rStyle w:val="IndexLink"/>
@@ -668,7 +668,7 @@
             </w:tabs>
             <w:rPr/>
           </w:pPr>
-          <w:hyperlink w:anchor="__RefHeading___Toc3477_2595444312">
+          <w:hyperlink w:anchor="__RefHeading___Toc3597_696676344">
             <w:r>
               <w:rPr>
                 <w:rStyle w:val="IndexLink"/>
@@ -688,7 +688,7 @@
             </w:tabs>
             <w:rPr/>
           </w:pPr>
-          <w:hyperlink w:anchor="__RefHeading___Toc3479_2595444312">
+          <w:hyperlink w:anchor="__RefHeading___Toc3599_696676344">
             <w:r>
               <w:rPr>
                 <w:rStyle w:val="IndexLink"/>
@@ -708,7 +708,7 @@
             </w:tabs>
             <w:rPr/>
           </w:pPr>
-          <w:hyperlink w:anchor="__RefHeading___Toc3481_2595444312">
+          <w:hyperlink w:anchor="__RefHeading___Toc3601_696676344">
             <w:r>
               <w:rPr>
                 <w:rStyle w:val="IndexLink"/>
@@ -728,7 +728,7 @@
             </w:tabs>
             <w:rPr/>
           </w:pPr>
-          <w:hyperlink w:anchor="__RefHeading___Toc3483_2595444312">
+          <w:hyperlink w:anchor="__RefHeading___Toc3603_696676344">
             <w:r>
               <w:rPr>
                 <w:rStyle w:val="IndexLink"/>
@@ -748,7 +748,7 @@
             </w:tabs>
             <w:rPr/>
           </w:pPr>
-          <w:hyperlink w:anchor="__RefHeading___Toc3485_2595444312">
+          <w:hyperlink w:anchor="__RefHeading___Toc3605_696676344">
             <w:r>
               <w:rPr>
                 <w:rStyle w:val="IndexLink"/>
@@ -768,7 +768,7 @@
             </w:tabs>
             <w:rPr/>
           </w:pPr>
-          <w:hyperlink w:anchor="__RefHeading___Toc3487_2595444312">
+          <w:hyperlink w:anchor="__RefHeading___Toc3607_696676344">
             <w:r>
               <w:rPr>
                 <w:rStyle w:val="IndexLink"/>
@@ -788,7 +788,7 @@
             </w:tabs>
             <w:rPr/>
           </w:pPr>
-          <w:hyperlink w:anchor="__RefHeading___Toc3489_2595444312">
+          <w:hyperlink w:anchor="__RefHeading___Toc3609_696676344">
             <w:r>
               <w:rPr>
                 <w:rStyle w:val="IndexLink"/>
@@ -808,7 +808,7 @@
             </w:tabs>
             <w:rPr/>
           </w:pPr>
-          <w:hyperlink w:anchor="__RefHeading___Toc3491_2595444312">
+          <w:hyperlink w:anchor="__RefHeading___Toc3611_696676344">
             <w:r>
               <w:rPr>
                 <w:rStyle w:val="IndexLink"/>
@@ -828,7 +828,7 @@
             </w:tabs>
             <w:rPr/>
           </w:pPr>
-          <w:hyperlink w:anchor="__RefHeading___Toc3493_2595444312">
+          <w:hyperlink w:anchor="__RefHeading___Toc3613_696676344">
             <w:r>
               <w:rPr>
                 <w:rStyle w:val="IndexLink"/>
@@ -848,7 +848,7 @@
             </w:tabs>
             <w:rPr/>
           </w:pPr>
-          <w:hyperlink w:anchor="__RefHeading___Toc3495_2595444312">
+          <w:hyperlink w:anchor="__RefHeading___Toc3615_696676344">
             <w:r>
               <w:rPr>
                 <w:rStyle w:val="IndexLink"/>
@@ -868,7 +868,7 @@
             </w:tabs>
             <w:rPr/>
           </w:pPr>
-          <w:hyperlink w:anchor="__RefHeading___Toc3497_2595444312">
+          <w:hyperlink w:anchor="__RefHeading___Toc3617_696676344">
             <w:r>
               <w:rPr>
                 <w:rStyle w:val="IndexLink"/>
@@ -888,7 +888,7 @@
             </w:tabs>
             <w:rPr/>
           </w:pPr>
-          <w:hyperlink w:anchor="__RefHeading___Toc3499_2595444312">
+          <w:hyperlink w:anchor="__RefHeading___Toc3619_696676344">
             <w:r>
               <w:rPr>
                 <w:rStyle w:val="IndexLink"/>
@@ -908,7 +908,7 @@
             </w:tabs>
             <w:rPr/>
           </w:pPr>
-          <w:hyperlink w:anchor="__RefHeading___Toc3501_2595444312">
+          <w:hyperlink w:anchor="__RefHeading___Toc3621_696676344">
             <w:r>
               <w:rPr>
                 <w:rStyle w:val="IndexLink"/>
@@ -928,7 +928,7 @@
             </w:tabs>
             <w:rPr/>
           </w:pPr>
-          <w:hyperlink w:anchor="__RefHeading___Toc3503_2595444312">
+          <w:hyperlink w:anchor="__RefHeading___Toc3623_696676344">
             <w:r>
               <w:rPr>
                 <w:rStyle w:val="IndexLink"/>
@@ -948,7 +948,7 @@
             </w:tabs>
             <w:rPr/>
           </w:pPr>
-          <w:hyperlink w:anchor="__RefHeading___Toc3505_2595444312">
+          <w:hyperlink w:anchor="__RefHeading___Toc3625_696676344">
             <w:r>
               <w:rPr>
                 <w:rStyle w:val="IndexLink"/>
@@ -968,7 +968,7 @@
             </w:tabs>
             <w:rPr/>
           </w:pPr>
-          <w:hyperlink w:anchor="__RefHeading___Toc3507_2595444312">
+          <w:hyperlink w:anchor="__RefHeading___Toc3627_696676344">
             <w:r>
               <w:rPr>
                 <w:rStyle w:val="IndexLink"/>
@@ -988,7 +988,7 @@
             </w:tabs>
             <w:rPr/>
           </w:pPr>
-          <w:hyperlink w:anchor="__RefHeading___Toc3509_2595444312">
+          <w:hyperlink w:anchor="__RefHeading___Toc3629_696676344">
             <w:r>
               <w:rPr>
                 <w:rStyle w:val="IndexLink"/>
@@ -1008,7 +1008,7 @@
             </w:tabs>
             <w:rPr/>
           </w:pPr>
-          <w:hyperlink w:anchor="__RefHeading___Toc3511_2595444312">
+          <w:hyperlink w:anchor="__RefHeading___Toc3631_696676344">
             <w:r>
               <w:rPr>
                 <w:rStyle w:val="IndexLink"/>
@@ -1028,7 +1028,7 @@
             </w:tabs>
             <w:rPr/>
           </w:pPr>
-          <w:hyperlink w:anchor="__RefHeading___Toc3513_2595444312">
+          <w:hyperlink w:anchor="__RefHeading___Toc3633_696676344">
             <w:r>
               <w:rPr>
                 <w:rStyle w:val="IndexLink"/>
@@ -1048,14 +1048,14 @@
             </w:tabs>
             <w:rPr/>
           </w:pPr>
-          <w:hyperlink w:anchor="__RefHeading___Toc3515_2595444312">
+          <w:hyperlink w:anchor="__RefHeading___Toc3635_696676344">
             <w:r>
               <w:rPr>
                 <w:rStyle w:val="IndexLink"/>
               </w:rPr>
               <w:t>Directory, StringTable and Table</w:t>
               <w:tab/>
-              <w:t>17</w:t>
+              <w:t>18</w:t>
             </w:r>
           </w:hyperlink>
         </w:p>
@@ -1068,14 +1068,14 @@
             </w:tabs>
             <w:rPr/>
           </w:pPr>
-          <w:hyperlink w:anchor="__RefHeading___Toc3517_2595444312">
+          <w:hyperlink w:anchor="__RefHeading___Toc3637_696676344">
             <w:r>
               <w:rPr>
                 <w:rStyle w:val="IndexLink"/>
               </w:rPr>
               <w:t>Stem</w:t>
               <w:tab/>
-              <w:t>17</w:t>
+              <w:t>18</w:t>
             </w:r>
           </w:hyperlink>
         </w:p>
@@ -1088,7 +1088,7 @@
             </w:tabs>
             <w:rPr/>
           </w:pPr>
-          <w:hyperlink w:anchor="__RefHeading___Toc3519_2595444312">
+          <w:hyperlink w:anchor="__RefHeading___Toc3639_696676344">
             <w:r>
               <w:rPr>
                 <w:rStyle w:val="IndexLink"/>
@@ -1108,14 +1108,14 @@
             </w:tabs>
             <w:rPr/>
           </w:pPr>
-          <w:hyperlink w:anchor="__RefHeading___Toc3521_2595444312">
+          <w:hyperlink w:anchor="__RefHeading___Toc3641_696676344">
             <w:r>
               <w:rPr>
                 <w:rStyle w:val="IndexLink"/>
               </w:rPr>
               <w:t>Supplier</w:t>
               <w:tab/>
-              <w:t>18</w:t>
+              <w:t>19</w:t>
             </w:r>
           </w:hyperlink>
         </w:p>
@@ -1128,14 +1128,14 @@
             </w:tabs>
             <w:rPr/>
           </w:pPr>
-          <w:hyperlink w:anchor="__RefHeading___Toc3523_2595444312">
+          <w:hyperlink w:anchor="__RefHeading___Toc3643_696676344">
             <w:r>
               <w:rPr>
                 <w:rStyle w:val="IndexLink"/>
               </w:rPr>
               <w:t>Chapter 8. Sample Programs</w:t>
               <w:tab/>
-              <w:t>19</w:t>
+              <w:t>20</w:t>
             </w:r>
           </w:hyperlink>
         </w:p>
@@ -1148,14 +1148,14 @@
             </w:tabs>
             <w:rPr/>
           </w:pPr>
-          <w:hyperlink w:anchor="__RefHeading___Toc3525_2595444312">
+          <w:hyperlink w:anchor="__RefHeading___Toc3645_696676344">
             <w:r>
               <w:rPr>
                 <w:rStyle w:val="IndexLink"/>
               </w:rPr>
               <w:t>Classes and methods</w:t>
               <w:tab/>
-              <w:t>19</w:t>
+              <w:t>20</w:t>
             </w:r>
           </w:hyperlink>
         </w:p>
@@ -1168,14 +1168,14 @@
             </w:tabs>
             <w:rPr/>
           </w:pPr>
-          <w:hyperlink w:anchor="__RefHeading___Toc3527_2595444312">
+          <w:hyperlink w:anchor="__RefHeading___Toc3647_696676344">
             <w:r>
               <w:rPr>
                 <w:rStyle w:val="IndexLink"/>
               </w:rPr>
               <w:t>Inheritance and class libraries</w:t>
               <w:tab/>
-              <w:t>20</w:t>
+              <w:t>21</w:t>
             </w:r>
           </w:hyperlink>
         </w:p>
@@ -1188,14 +1188,14 @@
             </w:tabs>
             <w:rPr/>
           </w:pPr>
-          <w:hyperlink w:anchor="__RefHeading___Toc3529_2595444312">
+          <w:hyperlink w:anchor="__RefHeading___Toc3649_696676344">
             <w:r>
               <w:rPr>
                 <w:rStyle w:val="IndexLink"/>
               </w:rPr>
               <w:t>Collections</w:t>
               <w:tab/>
-              <w:t>22</w:t>
+              <w:t>23</w:t>
             </w:r>
           </w:hyperlink>
         </w:p>
@@ -1208,14 +1208,14 @@
             </w:tabs>
             <w:rPr/>
           </w:pPr>
-          <w:hyperlink w:anchor="__RefHeading___Toc3531_2595444312">
+          <w:hyperlink w:anchor="__RefHeading___Toc3651_696676344">
             <w:r>
               <w:rPr>
                 <w:rStyle w:val="IndexLink"/>
               </w:rPr>
               <w:t>Operator methods</w:t>
               <w:tab/>
-              <w:t>23</w:t>
+              <w:t>24</w:t>
             </w:r>
           </w:hyperlink>
         </w:p>
@@ -1228,14 +1228,14 @@
             </w:tabs>
             <w:rPr/>
           </w:pPr>
-          <w:hyperlink w:anchor="__RefHeading___Toc3533_2595444312">
+          <w:hyperlink w:anchor="__RefHeading___Toc3653_696676344">
             <w:r>
               <w:rPr>
                 <w:rStyle w:val="IndexLink"/>
               </w:rPr>
               <w:t>Stems as arguments and results</w:t>
               <w:tab/>
-              <w:t>25</w:t>
+              <w:t>26</w:t>
             </w:r>
           </w:hyperlink>
         </w:p>
@@ -1248,14 +1248,14 @@
             </w:tabs>
             <w:rPr/>
           </w:pPr>
-          <w:hyperlink w:anchor="__RefHeading___Toc3535_2595444312">
+          <w:hyperlink w:anchor="__RefHeading___Toc3655_696676344">
             <w:r>
               <w:rPr>
                 <w:rStyle w:val="IndexLink"/>
               </w:rPr>
               <w:t>Data structures</w:t>
               <w:tab/>
-              <w:t>26</w:t>
+              <w:t>27</w:t>
             </w:r>
           </w:hyperlink>
         </w:p>
@@ -1268,14 +1268,14 @@
             </w:tabs>
             <w:rPr/>
           </w:pPr>
-          <w:hyperlink w:anchor="__RefHeading___Toc3537_2595444312">
+          <w:hyperlink w:anchor="__RefHeading___Toc3657_696676344">
             <w:r>
               <w:rPr>
                 <w:rStyle w:val="IndexLink"/>
               </w:rPr>
               <w:t>Dynamic messages</w:t>
               <w:tab/>
-              <w:t>28</w:t>
+              <w:t>29</w:t>
             </w:r>
           </w:hyperlink>
         </w:p>
@@ -1288,14 +1288,14 @@
             </w:tabs>
             <w:rPr/>
           </w:pPr>
-          <w:hyperlink w:anchor="__RefHeading___Toc3539_2595444312">
+          <w:hyperlink w:anchor="__RefHeading___Toc3659_696676344">
             <w:r>
               <w:rPr>
                 <w:rStyle w:val="IndexLink"/>
               </w:rPr>
               <w:t>A small application</w:t>
               <w:tab/>
-              <w:t>29</w:t>
+              <w:t>31</w:t>
             </w:r>
           </w:hyperlink>
         </w:p>
@@ -1308,14 +1308,14 @@
             </w:tabs>
             <w:rPr/>
           </w:pPr>
-          <w:hyperlink w:anchor="__RefHeading___Toc3541_2595444312">
+          <w:hyperlink w:anchor="__RefHeading___Toc3661_696676344">
             <w:r>
               <w:rPr>
                 <w:rStyle w:val="IndexLink"/>
               </w:rPr>
               <w:t>Chapter 9. Restrictions and Known Problems</w:t>
               <w:tab/>
-              <w:t>32</w:t>
+              <w:t>34</w:t>
             </w:r>
           </w:hyperlink>
         </w:p>
@@ -1328,14 +1328,14 @@
             </w:tabs>
             <w:rPr/>
           </w:pPr>
-          <w:hyperlink w:anchor="__RefHeading___Toc3543_2595444312">
+          <w:hyperlink w:anchor="__RefHeading___Toc3663_696676344">
             <w:r>
               <w:rPr>
                 <w:rStyle w:val="IndexLink"/>
               </w:rPr>
               <w:t>Memory</w:t>
               <w:tab/>
-              <w:t>32</w:t>
+              <w:t>34</w:t>
             </w:r>
           </w:hyperlink>
         </w:p>
@@ -1348,14 +1348,14 @@
             </w:tabs>
             <w:rPr/>
           </w:pPr>
-          <w:hyperlink w:anchor="__RefHeading___Toc3545_2595444312">
+          <w:hyperlink w:anchor="__RefHeading___Toc3665_696676344">
             <w:r>
               <w:rPr>
                 <w:rStyle w:val="IndexLink"/>
               </w:rPr>
               <w:t>Language</w:t>
               <w:tab/>
-              <w:t>32</w:t>
+              <w:t>34</w:t>
             </w:r>
           </w:hyperlink>
         </w:p>
@@ -1368,14 +1368,14 @@
             </w:tabs>
             <w:rPr/>
           </w:pPr>
-          <w:hyperlink w:anchor="__RefHeading___Toc3547_2595444312">
+          <w:hyperlink w:anchor="__RefHeading___Toc3667_696676344">
             <w:r>
               <w:rPr>
                 <w:rStyle w:val="IndexLink"/>
               </w:rPr>
               <w:t>Errors and tracing</w:t>
               <w:tab/>
-              <w:t>32</w:t>
+              <w:t>34</w:t>
             </w:r>
           </w:hyperlink>
         </w:p>
@@ -1388,14 +1388,14 @@
             </w:tabs>
             <w:rPr/>
           </w:pPr>
-          <w:hyperlink w:anchor="__RefHeading___Toc3549_2595444312">
+          <w:hyperlink w:anchor="__RefHeading___Toc3669_696676344">
             <w:r>
               <w:rPr>
                 <w:rStyle w:val="IndexLink"/>
               </w:rPr>
               <w:t>Platforms</w:t>
               <w:tab/>
-              <w:t>32</w:t>
+              <w:t>34</w:t>
             </w:r>
           </w:hyperlink>
         </w:p>
@@ -1408,14 +1408,14 @@
             </w:tabs>
             <w:rPr/>
           </w:pPr>
-          <w:hyperlink w:anchor="__RefHeading___Toc3551_2595444312">
+          <w:hyperlink w:anchor="__RefHeading___Toc3671_696676344">
             <w:r>
               <w:rPr>
                 <w:rStyle w:val="IndexLink"/>
               </w:rPr>
               <w:t>Performance</w:t>
               <w:tab/>
-              <w:t>33</w:t>
+              <w:t>35</w:t>
             </w:r>
           </w:hyperlink>
         </w:p>
@@ -1428,14 +1428,14 @@
             </w:tabs>
             <w:rPr/>
           </w:pPr>
-          <w:hyperlink w:anchor="__RefHeading___Toc3553_2595444312">
+          <w:hyperlink w:anchor="__RefHeading___Toc3673_696676344">
             <w:r>
               <w:rPr>
                 <w:rStyle w:val="IndexLink"/>
               </w:rPr>
               <w:t>Appendix A. Error Messages</w:t>
               <w:tab/>
-              <w:t>34</w:t>
+              <w:t>36</w:t>
             </w:r>
           </w:hyperlink>
         </w:p>
@@ -1448,14 +1448,14 @@
             </w:tabs>
             <w:rPr/>
           </w:pPr>
-          <w:hyperlink w:anchor="__RefHeading___Toc3555_2595444312">
+          <w:hyperlink w:anchor="__RefHeading___Toc3675_696676344">
             <w:r>
               <w:rPr>
                 <w:rStyle w:val="IndexLink"/>
               </w:rPr>
               <w:t>Appendix B. Switches and Environment Variables</w:t>
               <w:tab/>
-              <w:t>35</w:t>
+              <w:t>37</w:t>
             </w:r>
           </w:hyperlink>
         </w:p>
@@ -1468,14 +1468,14 @@
             </w:tabs>
             <w:rPr/>
           </w:pPr>
-          <w:hyperlink w:anchor="__RefHeading___Toc3557_2595444312">
+          <w:hyperlink w:anchor="__RefHeading___Toc3677_696676344">
             <w:r>
               <w:rPr>
                 <w:rStyle w:val="IndexLink"/>
               </w:rPr>
               <w:t>Appendix C. Contents of the Packages</w:t>
               <w:tab/>
-              <w:t>36</w:t>
+              <w:t>38</w:t>
             </w:r>
           </w:hyperlink>
           <w:r>
@@ -1510,7 +1510,7 @@
         <w:pStyle w:val="Heading1"/>
         <w:rPr/>
       </w:pPr>
-      <w:bookmarkStart w:id="0" w:name="__RefHeading___Toc3437_2595444312"/>
+      <w:bookmarkStart w:id="0" w:name="__RefHeading___Toc3557_696676344"/>
       <w:bookmarkEnd w:id="0"/>
       <w:r>
         <w:rPr/>
@@ -1823,339 +1823,6 @@
         <w:rPr/>
         <w:t>. Examples of programs and terminal sessions are shown in framed screens; lines you type and the lines the system prints are not marked separately. REXX keywords are shown in uppercase in the text, although REXX itself ignores case.</w:t>
       </w:r>
-    </w:p>
-    <w:p>
-      <w:pPr>
-        <w:pStyle w:val="Heading3"/>
-        <w:rPr/>
-      </w:pPr>
-      <w:r>
-        <w:rPr/>
-        <w:t>Summary of changes</w:t>
-      </w:r>
-    </w:p>
-    <w:p>
-      <w:pPr>
-        <w:pStyle w:val="Normal"/>
-        <w:spacing w:before="0" w:after="120"/>
-        <w:rPr/>
-      </w:pPr>
-      <w:r>
-        <w:rPr/>
-        <w:t>This edition is kept up to date as the extension grows; each change is listed here, newest first.</w:t>
-      </w:r>
-    </w:p>
-    <w:p>
-      <w:pPr>
-        <w:pStyle w:val="ListParagraph"/>
-        <w:numPr>
-          <w:ilvl w:val="0"/>
-          <w:numId w:val="1"/>
-        </w:numPr>
-        <w:spacing w:before="0" w:after="60"/>
-        <w:rPr/>
-      </w:pPr>
-      <w:r>
-        <w:rPr>
-          <w:b/>
-          <w:bCs/>
-        </w:rPr>
-        <w:t>17 October 2026.</w:t>
-      </w:r>
-      <w:r>
-        <w:rPr/>
-        <w:t xml:space="preserve"> Packages for macOS (one universal binary for Apple Silicon and Intel). Eight sample programs in </w:t>
-      </w:r>
-      <w:r>
-        <w:rPr>
-          <w:rFonts w:eastAsia="Courier New" w:cs="Courier New" w:ascii="Courier New" w:hAnsi="Courier New"/>
-          <w:sz w:val="19"/>
-          <w:szCs w:val="19"/>
-        </w:rPr>
-        <w:t>demo/oo</w:t>
-      </w:r>
-      <w:r>
-        <w:rPr/>
-        <w:t>. Objects on the right side of an operator use their string value.</w:t>
-      </w:r>
-    </w:p>
-    <w:p>
-      <w:pPr>
-        <w:pStyle w:val="ListParagraph"/>
-        <w:numPr>
-          <w:ilvl w:val="0"/>
-          <w:numId w:val="1"/>
-        </w:numPr>
-        <w:spacing w:before="0" w:after="60"/>
-        <w:rPr/>
-      </w:pPr>
-      <w:r>
-        <w:rPr>
-          <w:b/>
-          <w:bCs/>
-        </w:rPr>
-        <w:t>17 October 2026.</w:t>
-      </w:r>
-      <w:r>
-        <w:rPr/>
-        <w:t xml:space="preserve"> Startup switches </w:t>
-      </w:r>
-      <w:r>
-        <w:rPr>
-          <w:rFonts w:eastAsia="Courier New" w:cs="Courier New" w:ascii="Courier New" w:hAnsi="Courier New"/>
-          <w:sz w:val="19"/>
-          <w:szCs w:val="19"/>
-        </w:rPr>
-        <w:t>--oo</w:t>
-      </w:r>
-      <w:r>
-        <w:rPr/>
-        <w:t xml:space="preserve"> and </w:t>
-      </w:r>
-      <w:r>
-        <w:rPr>
-          <w:rFonts w:eastAsia="Courier New" w:cs="Courier New" w:ascii="Courier New" w:hAnsi="Courier New"/>
-          <w:sz w:val="19"/>
-          <w:szCs w:val="19"/>
-        </w:rPr>
-        <w:t>--no-oo</w:t>
-      </w:r>
-      <w:r>
-        <w:rPr/>
-        <w:t xml:space="preserve"> and the environment variable </w:t>
-      </w:r>
-      <w:r>
-        <w:rPr>
-          <w:rFonts w:eastAsia="Courier New" w:cs="Courier New" w:ascii="Courier New" w:hAnsi="Courier New"/>
-          <w:sz w:val="19"/>
-          <w:szCs w:val="19"/>
-        </w:rPr>
-        <w:t>REGINA_OO</w:t>
-      </w:r>
-      <w:r>
-        <w:rPr/>
-        <w:t xml:space="preserve">. The marker </w:t>
-      </w:r>
-      <w:r>
-        <w:rPr>
-          <w:rFonts w:eastAsia="Courier New" w:cs="Courier New" w:ascii="Courier New" w:hAnsi="Courier New"/>
-          <w:sz w:val="19"/>
-          <w:szCs w:val="19"/>
-        </w:rPr>
-        <w:t>OOREGINA</w:t>
-      </w:r>
-      <w:r>
-        <w:rPr/>
-        <w:t xml:space="preserve"> (comment or OPTIONS) switches the new keywords on.</w:t>
-      </w:r>
-    </w:p>
-    <w:p>
-      <w:pPr>
-        <w:pStyle w:val="ListParagraph"/>
-        <w:numPr>
-          <w:ilvl w:val="0"/>
-          <w:numId w:val="1"/>
-        </w:numPr>
-        <w:spacing w:before="0" w:after="60"/>
-        <w:rPr/>
-      </w:pPr>
-      <w:r>
-        <w:rPr>
-          <w:b/>
-          <w:bCs/>
-        </w:rPr>
-        <w:t>17 October 2026.</w:t>
-      </w:r>
-      <w:r>
-        <w:rPr/>
-        <w:t xml:space="preserve"> Stems passed by reference with </w:t>
-      </w:r>
-      <w:r>
-        <w:rPr>
-          <w:rFonts w:eastAsia="Courier New" w:cs="Courier New" w:ascii="Courier New" w:hAnsi="Courier New"/>
-          <w:sz w:val="19"/>
-          <w:szCs w:val="19"/>
-        </w:rPr>
-        <w:t>USE ARG s.</w:t>
-      </w:r>
-      <w:r>
-        <w:rPr/>
-        <w:t xml:space="preserve">, stems returned with </w:t>
-      </w:r>
-      <w:r>
-        <w:rPr>
-          <w:rFonts w:eastAsia="Courier New" w:cs="Courier New" w:ascii="Courier New" w:hAnsi="Courier New"/>
-          <w:sz w:val="19"/>
-          <w:szCs w:val="19"/>
-        </w:rPr>
-        <w:t>RETURN x.</w:t>
-      </w:r>
-      <w:r>
-        <w:rPr/>
-        <w:t>, the Stem class.</w:t>
-      </w:r>
-    </w:p>
-    <w:p>
-      <w:pPr>
-        <w:pStyle w:val="ListParagraph"/>
-        <w:numPr>
-          <w:ilvl w:val="0"/>
-          <w:numId w:val="1"/>
-        </w:numPr>
-        <w:spacing w:before="0" w:after="60"/>
-        <w:rPr/>
-      </w:pPr>
-      <w:r>
-        <w:rPr>
-          <w:b/>
-          <w:bCs/>
-        </w:rPr>
-        <w:t>17 October 2026.</w:t>
-      </w:r>
-      <w:r>
-        <w:rPr/>
-        <w:t xml:space="preserve"> </w:t>
-      </w:r>
-      <w:r>
-        <w:rPr>
-          <w:rFonts w:eastAsia="Courier New" w:cs="Courier New" w:ascii="Courier New" w:hAnsi="Courier New"/>
-          <w:sz w:val="19"/>
-          <w:szCs w:val="19"/>
-        </w:rPr>
-        <w:t>DO WITH INDEX ... ITEM ... OVER</w:t>
-      </w:r>
-      <w:r>
-        <w:rPr/>
-        <w:t xml:space="preserve">, </w:t>
-      </w:r>
-      <w:r>
-        <w:rPr>
-          <w:rFonts w:eastAsia="Courier New" w:cs="Courier New" w:ascii="Courier New" w:hAnsi="Courier New"/>
-          <w:sz w:val="19"/>
-          <w:szCs w:val="19"/>
-        </w:rPr>
-        <w:t>FOR</w:t>
-      </w:r>
-      <w:r>
-        <w:rPr/>
-        <w:t xml:space="preserve"> with </w:t>
-      </w:r>
-      <w:r>
-        <w:rPr>
-          <w:rFonts w:eastAsia="Courier New" w:cs="Courier New" w:ascii="Courier New" w:hAnsi="Courier New"/>
-          <w:sz w:val="19"/>
-          <w:szCs w:val="19"/>
-        </w:rPr>
-        <w:t>OVER</w:t>
-      </w:r>
-      <w:r>
-        <w:rPr/>
-        <w:t xml:space="preserve">, </w:t>
-      </w:r>
-      <w:r>
-        <w:rPr>
-          <w:rFonts w:eastAsia="Courier New" w:cs="Courier New" w:ascii="Courier New" w:hAnsi="Courier New"/>
-          <w:sz w:val="19"/>
-          <w:szCs w:val="19"/>
-        </w:rPr>
-        <w:t>DO COUNTER</w:t>
-      </w:r>
-      <w:r>
-        <w:rPr/>
-        <w:t xml:space="preserve">, </w:t>
-      </w:r>
-      <w:r>
-        <w:rPr>
-          <w:rFonts w:eastAsia="Courier New" w:cs="Courier New" w:ascii="Courier New" w:hAnsi="Courier New"/>
-          <w:sz w:val="19"/>
-          <w:szCs w:val="19"/>
-        </w:rPr>
-        <w:t>DO LABEL</w:t>
-      </w:r>
-      <w:r>
-        <w:rPr/>
-        <w:t xml:space="preserve"> and </w:t>
-      </w:r>
-      <w:r>
-        <w:rPr>
-          <w:rFonts w:eastAsia="Courier New" w:cs="Courier New" w:ascii="Courier New" w:hAnsi="Courier New"/>
-          <w:sz w:val="19"/>
-          <w:szCs w:val="19"/>
-        </w:rPr>
-        <w:t>LOOP</w:t>
-      </w:r>
-      <w:r>
-        <w:rPr/>
-        <w:t>.</w:t>
-      </w:r>
-    </w:p>
-    <w:p>
-      <w:pPr>
-        <w:pStyle w:val="ListParagraph"/>
-        <w:numPr>
-          <w:ilvl w:val="0"/>
-          <w:numId w:val="1"/>
-        </w:numPr>
-        <w:spacing w:before="0" w:after="60"/>
-        <w:rPr/>
-      </w:pPr>
-      <w:r>
-        <w:rPr>
-          <w:b/>
-          <w:bCs/>
-        </w:rPr>
-        <w:t>16 October 2026.</w:t>
-      </w:r>
-      <w:r>
-        <w:rPr/>
-        <w:t xml:space="preserve"> The object system: classes, methods, attributes, routines, </w:t>
-      </w:r>
-      <w:r>
-        <w:rPr>
-          <w:rFonts w:eastAsia="Courier New" w:cs="Courier New" w:ascii="Courier New" w:hAnsi="Courier New"/>
-          <w:sz w:val="19"/>
-          <w:szCs w:val="19"/>
-        </w:rPr>
-        <w:t>::requires</w:t>
-      </w:r>
-      <w:r>
-        <w:rPr/>
-        <w:t>, collections, operator methods, error messages 88 to 99. Packages for Linux and Windows.</w:t>
-      </w:r>
-    </w:p>
-    <w:p>
-      <w:pPr>
-        <w:pStyle w:val="ListParagraph"/>
-        <w:numPr>
-          <w:ilvl w:val="0"/>
-          <w:numId w:val="1"/>
-        </w:numPr>
-        <w:spacing w:before="0" w:after="60"/>
-        <w:rPr/>
-      </w:pPr>
-      <w:r>
-        <w:rPr>
-          <w:b/>
-          <w:bCs/>
-        </w:rPr>
-        <w:t>15 October 2026.</w:t>
-      </w:r>
-      <w:r>
-        <w:rPr/>
-        <w:t xml:space="preserve"> Syntax only: message operators, directives and </w:t>
-      </w:r>
-      <w:r>
-        <w:rPr>
-          <w:rFonts w:eastAsia="Courier New" w:cs="Courier New" w:ascii="Courier New" w:hAnsi="Courier New"/>
-          <w:sz w:val="19"/>
-          <w:szCs w:val="19"/>
-        </w:rPr>
-        <w:t>[ ]</w:t>
-      </w:r>
-      <w:r>
-        <w:rPr/>
-        <w:t xml:space="preserve"> were parsed but not yet executed.</w:t>
-      </w:r>
       <w:r>
         <w:br w:type="page"/>
       </w:r>
@@ -2165,7 +1832,7 @@
         <w:pStyle w:val="Heading1"/>
         <w:rPr/>
       </w:pPr>
-      <w:bookmarkStart w:id="1" w:name="__RefHeading___Toc3439_2595444312"/>
+      <w:bookmarkStart w:id="1" w:name="__RefHeading___Toc3559_696676344"/>
       <w:bookmarkEnd w:id="1"/>
       <w:r>
         <w:rPr/>
@@ -2572,7 +2239,7 @@
         <w:pStyle w:val="Heading2"/>
         <w:rPr/>
       </w:pPr>
-      <w:bookmarkStart w:id="2" w:name="__RefHeading___Toc3441_2595444312"/>
+      <w:bookmarkStart w:id="2" w:name="__RefHeading___Toc3561_696676344"/>
       <w:bookmarkEnd w:id="2"/>
       <w:r>
         <w:rPr/>
@@ -2665,7 +2332,7 @@
         <w:pStyle w:val="Heading2"/>
         <w:rPr/>
       </w:pPr>
-      <w:bookmarkStart w:id="3" w:name="__RefHeading___Toc3443_2595444312"/>
+      <w:bookmarkStart w:id="3" w:name="__RefHeading___Toc3563_696676344"/>
       <w:bookmarkEnd w:id="3"/>
       <w:r>
         <w:rPr/>
@@ -3246,7 +2913,7 @@
                 <w:sz w:val="18"/>
                 <w:szCs w:val="18"/>
               </w:rPr>
-              <w:t xml:space="preserve">Object, Class, String, Array, Queue, List, Directory, StringTable, Table, Stem, MutableBuffer, Supplier; </w:t>
+              <w:t xml:space="preserve">Object, Class, String, Array (with any number of dimensions), Queue, List, Directory, StringTable, Table, Stem, MutableBuffer, Supplier; </w:t>
             </w:r>
             <w:r>
               <w:rPr>
@@ -3653,7 +3320,7 @@
         <w:pStyle w:val="Heading2"/>
         <w:rPr/>
       </w:pPr>
-      <w:bookmarkStart w:id="4" w:name="__RefHeading___Toc3445_2595444312"/>
+      <w:bookmarkStart w:id="4" w:name="__RefHeading___Toc3565_696676344"/>
       <w:bookmarkEnd w:id="4"/>
       <w:r>
         <w:rPr/>
@@ -4017,7 +3684,7 @@
                 <w:sz w:val="18"/>
                 <w:szCs w:val="18"/>
               </w:rPr>
-              <w:t>41 of 41</w:t>
+              <w:t>43 of 43</w:t>
             </w:r>
           </w:p>
         </w:tc>
@@ -4156,7 +3823,7 @@
         <w:pStyle w:val="Heading1"/>
         <w:rPr/>
       </w:pPr>
-      <w:bookmarkStart w:id="5" w:name="__RefHeading___Toc3447_2595444312"/>
+      <w:bookmarkStart w:id="5" w:name="__RefHeading___Toc3567_696676344"/>
       <w:bookmarkEnd w:id="5"/>
       <w:r>
         <w:rPr/>
@@ -4168,7 +3835,7 @@
         <w:pStyle w:val="Heading2"/>
         <w:rPr/>
       </w:pPr>
-      <w:bookmarkStart w:id="6" w:name="__RefHeading___Toc3449_2595444312"/>
+      <w:bookmarkStart w:id="6" w:name="__RefHeading___Toc3569_696676344"/>
       <w:bookmarkEnd w:id="6"/>
       <w:r>
         <w:rPr/>
@@ -4753,7 +4420,7 @@
         <w:pStyle w:val="Heading2"/>
         <w:rPr/>
       </w:pPr>
-      <w:bookmarkStart w:id="7" w:name="__RefHeading___Toc3451_2595444312"/>
+      <w:bookmarkStart w:id="7" w:name="__RefHeading___Toc3571_696676344"/>
       <w:bookmarkEnd w:id="7"/>
       <w:r>
         <w:rPr/>
@@ -4949,7 +4616,7 @@
         <w:pStyle w:val="Heading2"/>
         <w:rPr/>
       </w:pPr>
-      <w:bookmarkStart w:id="8" w:name="__RefHeading___Toc3453_2595444312"/>
+      <w:bookmarkStart w:id="8" w:name="__RefHeading___Toc3573_696676344"/>
       <w:bookmarkEnd w:id="8"/>
       <w:r>
         <w:rPr/>
@@ -5109,7 +4776,7 @@
         <w:pStyle w:val="Heading2"/>
         <w:rPr/>
       </w:pPr>
-      <w:bookmarkStart w:id="9" w:name="__RefHeading___Toc3455_2595444312"/>
+      <w:bookmarkStart w:id="9" w:name="__RefHeading___Toc3575_696676344"/>
       <w:bookmarkEnd w:id="9"/>
       <w:r>
         <w:rPr/>
@@ -5386,7 +5053,7 @@
         <w:pStyle w:val="Heading2"/>
         <w:rPr/>
       </w:pPr>
-      <w:bookmarkStart w:id="10" w:name="__RefHeading___Toc3457_2595444312"/>
+      <w:bookmarkStart w:id="10" w:name="__RefHeading___Toc3577_696676344"/>
       <w:bookmarkEnd w:id="10"/>
       <w:r>
         <w:rPr/>
@@ -5768,7 +5435,7 @@
         <w:pStyle w:val="Heading2"/>
         <w:rPr/>
       </w:pPr>
-      <w:bookmarkStart w:id="11" w:name="__RefHeading___Toc3459_2595444312"/>
+      <w:bookmarkStart w:id="11" w:name="__RefHeading___Toc3579_696676344"/>
       <w:bookmarkEnd w:id="11"/>
       <w:r>
         <w:rPr/>
@@ -6567,7 +6234,7 @@
         <w:pStyle w:val="Heading1"/>
         <w:rPr/>
       </w:pPr>
-      <w:bookmarkStart w:id="12" w:name="__RefHeading___Toc3461_2595444312"/>
+      <w:bookmarkStart w:id="12" w:name="__RefHeading___Toc3581_696676344"/>
       <w:bookmarkEnd w:id="12"/>
       <w:r>
         <w:rPr/>
@@ -6579,7 +6246,7 @@
         <w:pStyle w:val="Heading2"/>
         <w:rPr/>
       </w:pPr>
-      <w:bookmarkStart w:id="13" w:name="__RefHeading___Toc3463_2595444312"/>
+      <w:bookmarkStart w:id="13" w:name="__RefHeading___Toc3583_696676344"/>
       <w:bookmarkEnd w:id="13"/>
       <w:r>
         <w:rPr/>
@@ -6606,7 +6273,62 @@
       </w:r>
       <w:r>
         <w:rPr/>
-        <w:t xml:space="preserve"> that define classes, methods and routines. The main program ends at the first directive, as if it ended with EXIT.</w:t>
+        <w:t xml:space="preserve"> that define classes, methods and routines. The main program ends at the first of these directives, as if it ended with EXIT.</w:t>
+      </w:r>
+    </w:p>
+    <w:p>
+      <w:pPr>
+        <w:pStyle w:val="Normal"/>
+        <w:spacing w:before="0" w:after="120"/>
+        <w:rPr/>
+      </w:pPr>
+      <w:r>
+        <w:rPr>
+          <w:rFonts w:eastAsia="Courier New" w:cs="Courier New" w:ascii="Courier New" w:hAnsi="Courier New"/>
+          <w:sz w:val="19"/>
+          <w:szCs w:val="19"/>
+        </w:rPr>
+        <w:t>::requires</w:t>
+      </w:r>
+      <w:r>
+        <w:rPr/>
+        <w:t xml:space="preserve"> and </w:t>
+      </w:r>
+      <w:r>
+        <w:rPr>
+          <w:rFonts w:eastAsia="Courier New" w:cs="Courier New" w:ascii="Courier New" w:hAnsi="Courier New"/>
+          <w:sz w:val="19"/>
+          <w:szCs w:val="19"/>
+        </w:rPr>
+        <w:t>::options</w:t>
+      </w:r>
+      <w:r>
+        <w:rPr/>
+        <w:t xml:space="preserve"> are different: they can stand anywhere and never end the main program. The natural place for </w:t>
+      </w:r>
+      <w:r>
+        <w:rPr>
+          <w:rFonts w:eastAsia="Courier New" w:cs="Courier New" w:ascii="Courier New" w:hAnsi="Courier New"/>
+          <w:sz w:val="19"/>
+          <w:szCs w:val="19"/>
+        </w:rPr>
+        <w:t>::requires</w:t>
+      </w:r>
+      <w:r>
+        <w:rPr/>
+        <w:t xml:space="preserve"> is the top of the program, as for </w:t>
+      </w:r>
+      <w:r>
+        <w:rPr>
+          <w:rFonts w:eastAsia="Courier New" w:cs="Courier New" w:ascii="Courier New" w:hAnsi="Courier New"/>
+          <w:sz w:val="19"/>
+          <w:szCs w:val="19"/>
+        </w:rPr>
+        <w:t>#include</w:t>
+      </w:r>
+      <w:r>
+        <w:rPr/>
+        <w:t xml:space="preserve"> in C:</w:t>
       </w:r>
     </w:p>
     <w:tbl>
@@ -6650,52 +6372,22 @@
                 <w:sz w:val="17"/>
                 <w:szCs w:val="17"/>
               </w:rPr>
-              <w:t>/* greet.rexx */</w:t>
-            </w:r>
-          </w:p>
-          <w:p>
-            <w:pPr>
-              <w:pStyle w:val="Normal"/>
-              <w:spacing w:lineRule="exact" w:line="228" w:before="0" w:after="0"/>
-              <w:rPr/>
-            </w:pPr>
-            <w:r>
-              <w:rPr>
-                <w:rFonts w:eastAsia="Courier New" w:cs="Courier New" w:ascii="Courier New" w:hAnsi="Courier New"/>
-                <w:sz w:val="17"/>
-                <w:szCs w:val="17"/>
-              </w:rPr>
-              <w:t>g = .greeter~new('Hello')</w:t>
-            </w:r>
-          </w:p>
-          <w:p>
-            <w:pPr>
-              <w:pStyle w:val="Normal"/>
-              <w:spacing w:lineRule="exact" w:line="228" w:before="0" w:after="0"/>
-              <w:rPr/>
-            </w:pPr>
-            <w:r>
-              <w:rPr>
-                <w:rFonts w:eastAsia="Courier New" w:cs="Courier New" w:ascii="Courier New" w:hAnsi="Courier New"/>
-                <w:sz w:val="17"/>
-                <w:szCs w:val="17"/>
-              </w:rPr>
-              <w:t>g~greet('world')</w:t>
-            </w:r>
-          </w:p>
-          <w:p>
-            <w:pPr>
-              <w:pStyle w:val="Normal"/>
-              <w:spacing w:lineRule="exact" w:line="228" w:before="0" w:after="0"/>
-              <w:rPr/>
-            </w:pPr>
-            <w:r>
-              <w:rPr>
-                <w:rFonts w:eastAsia="Courier New" w:cs="Courier New" w:ascii="Courier New" w:hAnsi="Courier New"/>
-                <w:sz w:val="17"/>
-                <w:szCs w:val="17"/>
-              </w:rPr>
-              <w:t>say g~count 'greeting(s)'</w:t>
+              <w:t>::requires 'shapes.cls'        /* the classes of a library */</w:t>
+            </w:r>
+          </w:p>
+          <w:p>
+            <w:pPr>
+              <w:pStyle w:val="Normal"/>
+              <w:spacing w:lineRule="exact" w:line="228" w:before="0" w:after="0"/>
+              <w:rPr/>
+            </w:pPr>
+            <w:r>
+              <w:rPr>
+                <w:rFonts w:eastAsia="Courier New" w:cs="Courier New" w:ascii="Courier New" w:hAnsi="Courier New"/>
+                <w:sz w:val="17"/>
+                <w:szCs w:val="17"/>
+              </w:rPr>
+              <w:t>say .circle~new(2)~area         /* the main program follows  */</w:t>
             </w:r>
           </w:p>
           <w:p>
@@ -6711,288 +6403,6 @@
                 <w:szCs w:val="17"/>
               </w:rPr>
               <w:t>exit</w:t>
-            </w:r>
-          </w:p>
-          <w:p>
-            <w:pPr>
-              <w:pStyle w:val="Normal"/>
-              <w:spacing w:lineRule="exact" w:line="228" w:before="0" w:after="0"/>
-              <w:rPr/>
-            </w:pPr>
-            <w:r>
-              <w:rPr>
-                <w:rFonts w:eastAsia="Courier New" w:cs="Courier New" w:ascii="Courier New" w:hAnsi="Courier New"/>
-                <w:sz w:val="17"/>
-                <w:szCs w:val="17"/>
-              </w:rPr>
-              <w:t xml:space="preserve"> </w:t>
-            </w:r>
-          </w:p>
-          <w:p>
-            <w:pPr>
-              <w:pStyle w:val="Normal"/>
-              <w:spacing w:lineRule="exact" w:line="228" w:before="0" w:after="0"/>
-              <w:rPr/>
-            </w:pPr>
-            <w:r>
-              <w:rPr>
-                <w:rFonts w:eastAsia="Courier New" w:cs="Courier New" w:ascii="Courier New" w:hAnsi="Courier New"/>
-                <w:sz w:val="17"/>
-                <w:szCs w:val="17"/>
-              </w:rPr>
-              <w:t>::class Greeter</w:t>
-            </w:r>
-          </w:p>
-          <w:p>
-            <w:pPr>
-              <w:pStyle w:val="Normal"/>
-              <w:spacing w:lineRule="exact" w:line="228" w:before="0" w:after="0"/>
-              <w:rPr/>
-            </w:pPr>
-            <w:r>
-              <w:rPr>
-                <w:rFonts w:eastAsia="Courier New" w:cs="Courier New" w:ascii="Courier New" w:hAnsi="Courier New"/>
-                <w:sz w:val="17"/>
-                <w:szCs w:val="17"/>
-              </w:rPr>
-              <w:t>::method init</w:t>
-            </w:r>
-          </w:p>
-          <w:p>
-            <w:pPr>
-              <w:pStyle w:val="Normal"/>
-              <w:spacing w:lineRule="exact" w:line="228" w:before="0" w:after="0"/>
-              <w:rPr/>
-            </w:pPr>
-            <w:r>
-              <w:rPr>
-                <w:rFonts w:eastAsia="Courier New" w:cs="Courier New" w:ascii="Courier New" w:hAnsi="Courier New"/>
-                <w:sz w:val="17"/>
-                <w:szCs w:val="17"/>
-              </w:rPr>
-              <w:t xml:space="preserve">  </w:t>
-            </w:r>
-            <w:r>
-              <w:rPr>
-                <w:rFonts w:eastAsia="Courier New" w:cs="Courier New" w:ascii="Courier New" w:hAnsi="Courier New"/>
-                <w:sz w:val="17"/>
-                <w:szCs w:val="17"/>
-              </w:rPr>
-              <w:t>expose word count</w:t>
-            </w:r>
-          </w:p>
-          <w:p>
-            <w:pPr>
-              <w:pStyle w:val="Normal"/>
-              <w:spacing w:lineRule="exact" w:line="228" w:before="0" w:after="0"/>
-              <w:rPr/>
-            </w:pPr>
-            <w:r>
-              <w:rPr>
-                <w:rFonts w:eastAsia="Courier New" w:cs="Courier New" w:ascii="Courier New" w:hAnsi="Courier New"/>
-                <w:sz w:val="17"/>
-                <w:szCs w:val="17"/>
-              </w:rPr>
-              <w:t xml:space="preserve">  </w:t>
-            </w:r>
-            <w:r>
-              <w:rPr>
-                <w:rFonts w:eastAsia="Courier New" w:cs="Courier New" w:ascii="Courier New" w:hAnsi="Courier New"/>
-                <w:sz w:val="17"/>
-                <w:szCs w:val="17"/>
-              </w:rPr>
-              <w:t>use arg word</w:t>
-            </w:r>
-          </w:p>
-          <w:p>
-            <w:pPr>
-              <w:pStyle w:val="Normal"/>
-              <w:spacing w:lineRule="exact" w:line="228" w:before="0" w:after="0"/>
-              <w:rPr/>
-            </w:pPr>
-            <w:r>
-              <w:rPr>
-                <w:rFonts w:eastAsia="Courier New" w:cs="Courier New" w:ascii="Courier New" w:hAnsi="Courier New"/>
-                <w:sz w:val="17"/>
-                <w:szCs w:val="17"/>
-              </w:rPr>
-              <w:t xml:space="preserve">  </w:t>
-            </w:r>
-            <w:r>
-              <w:rPr>
-                <w:rFonts w:eastAsia="Courier New" w:cs="Courier New" w:ascii="Courier New" w:hAnsi="Courier New"/>
-                <w:sz w:val="17"/>
-                <w:szCs w:val="17"/>
-              </w:rPr>
-              <w:t>count = 0</w:t>
-            </w:r>
-          </w:p>
-          <w:p>
-            <w:pPr>
-              <w:pStyle w:val="Normal"/>
-              <w:spacing w:lineRule="exact" w:line="228" w:before="0" w:after="0"/>
-              <w:rPr/>
-            </w:pPr>
-            <w:r>
-              <w:rPr>
-                <w:rFonts w:eastAsia="Courier New" w:cs="Courier New" w:ascii="Courier New" w:hAnsi="Courier New"/>
-                <w:sz w:val="17"/>
-                <w:szCs w:val="17"/>
-              </w:rPr>
-              <w:t>::method greet</w:t>
-            </w:r>
-          </w:p>
-          <w:p>
-            <w:pPr>
-              <w:pStyle w:val="Normal"/>
-              <w:spacing w:lineRule="exact" w:line="228" w:before="0" w:after="0"/>
-              <w:rPr/>
-            </w:pPr>
-            <w:r>
-              <w:rPr>
-                <w:rFonts w:eastAsia="Courier New" w:cs="Courier New" w:ascii="Courier New" w:hAnsi="Courier New"/>
-                <w:sz w:val="17"/>
-                <w:szCs w:val="17"/>
-              </w:rPr>
-              <w:t xml:space="preserve">  </w:t>
-            </w:r>
-            <w:r>
-              <w:rPr>
-                <w:rFonts w:eastAsia="Courier New" w:cs="Courier New" w:ascii="Courier New" w:hAnsi="Courier New"/>
-                <w:sz w:val="17"/>
-                <w:szCs w:val="17"/>
-              </w:rPr>
-              <w:t>expose word count</w:t>
-            </w:r>
-          </w:p>
-          <w:p>
-            <w:pPr>
-              <w:pStyle w:val="Normal"/>
-              <w:spacing w:lineRule="exact" w:line="228" w:before="0" w:after="0"/>
-              <w:rPr/>
-            </w:pPr>
-            <w:r>
-              <w:rPr>
-                <w:rFonts w:eastAsia="Courier New" w:cs="Courier New" w:ascii="Courier New" w:hAnsi="Courier New"/>
-                <w:sz w:val="17"/>
-                <w:szCs w:val="17"/>
-              </w:rPr>
-              <w:t xml:space="preserve">  </w:t>
-            </w:r>
-            <w:r>
-              <w:rPr>
-                <w:rFonts w:eastAsia="Courier New" w:cs="Courier New" w:ascii="Courier New" w:hAnsi="Courier New"/>
-                <w:sz w:val="17"/>
-                <w:szCs w:val="17"/>
-              </w:rPr>
-              <w:t>use arg who</w:t>
-            </w:r>
-          </w:p>
-          <w:p>
-            <w:pPr>
-              <w:pStyle w:val="Normal"/>
-              <w:spacing w:lineRule="exact" w:line="228" w:before="0" w:after="0"/>
-              <w:rPr/>
-            </w:pPr>
-            <w:r>
-              <w:rPr>
-                <w:rFonts w:eastAsia="Courier New" w:cs="Courier New" w:ascii="Courier New" w:hAnsi="Courier New"/>
-                <w:sz w:val="17"/>
-                <w:szCs w:val="17"/>
-              </w:rPr>
-              <w:t xml:space="preserve">  </w:t>
-            </w:r>
-            <w:r>
-              <w:rPr>
-                <w:rFonts w:eastAsia="Courier New" w:cs="Courier New" w:ascii="Courier New" w:hAnsi="Courier New"/>
-                <w:sz w:val="17"/>
-                <w:szCs w:val="17"/>
-              </w:rPr>
-              <w:t>say word',' who'!'</w:t>
-            </w:r>
-          </w:p>
-          <w:p>
-            <w:pPr>
-              <w:pStyle w:val="Normal"/>
-              <w:spacing w:lineRule="exact" w:line="228" w:before="0" w:after="0"/>
-              <w:rPr/>
-            </w:pPr>
-            <w:r>
-              <w:rPr>
-                <w:rFonts w:eastAsia="Courier New" w:cs="Courier New" w:ascii="Courier New" w:hAnsi="Courier New"/>
-                <w:sz w:val="17"/>
-                <w:szCs w:val="17"/>
-              </w:rPr>
-              <w:t xml:space="preserve">  </w:t>
-            </w:r>
-            <w:r>
-              <w:rPr>
-                <w:rFonts w:eastAsia="Courier New" w:cs="Courier New" w:ascii="Courier New" w:hAnsi="Courier New"/>
-                <w:sz w:val="17"/>
-                <w:szCs w:val="17"/>
-              </w:rPr>
-              <w:t>count = count + 1</w:t>
-            </w:r>
-          </w:p>
-          <w:p>
-            <w:pPr>
-              <w:pStyle w:val="Normal"/>
-              <w:spacing w:lineRule="exact" w:line="228" w:before="0" w:after="0"/>
-              <w:rPr/>
-            </w:pPr>
-            <w:r>
-              <w:rPr>
-                <w:rFonts w:eastAsia="Courier New" w:cs="Courier New" w:ascii="Courier New" w:hAnsi="Courier New"/>
-                <w:sz w:val="17"/>
-                <w:szCs w:val="17"/>
-              </w:rPr>
-              <w:t>::method count</w:t>
-            </w:r>
-          </w:p>
-          <w:p>
-            <w:pPr>
-              <w:pStyle w:val="Normal"/>
-              <w:spacing w:lineRule="exact" w:line="228" w:before="0" w:after="0"/>
-              <w:rPr/>
-            </w:pPr>
-            <w:r>
-              <w:rPr>
-                <w:rFonts w:eastAsia="Courier New" w:cs="Courier New" w:ascii="Courier New" w:hAnsi="Courier New"/>
-                <w:sz w:val="17"/>
-                <w:szCs w:val="17"/>
-              </w:rPr>
-              <w:t xml:space="preserve">  </w:t>
-            </w:r>
-            <w:r>
-              <w:rPr>
-                <w:rFonts w:eastAsia="Courier New" w:cs="Courier New" w:ascii="Courier New" w:hAnsi="Courier New"/>
-                <w:sz w:val="17"/>
-                <w:szCs w:val="17"/>
-              </w:rPr>
-              <w:t>expose count</w:t>
-            </w:r>
-          </w:p>
-          <w:p>
-            <w:pPr>
-              <w:pStyle w:val="Normal"/>
-              <w:spacing w:lineRule="exact" w:line="228" w:before="0" w:after="0"/>
-              <w:rPr/>
-            </w:pPr>
-            <w:r>
-              <w:rPr>
-                <w:rFonts w:eastAsia="Courier New" w:cs="Courier New" w:ascii="Courier New" w:hAnsi="Courier New"/>
-                <w:sz w:val="17"/>
-                <w:szCs w:val="17"/>
-              </w:rPr>
-              <w:t xml:space="preserve">  </w:t>
-            </w:r>
-            <w:r>
-              <w:rPr>
-                <w:rFonts w:eastAsia="Courier New" w:cs="Courier New" w:ascii="Courier New" w:hAnsi="Courier New"/>
-                <w:sz w:val="17"/>
-                <w:szCs w:val="17"/>
-              </w:rPr>
-              <w:t>return count</w:t>
             </w:r>
           </w:p>
         </w:tc>
@@ -7020,7 +6430,7 @@
           <w:sz w:val="18"/>
           <w:szCs w:val="18"/>
         </w:rPr>
-        <w:t>greet.rexx</w:t>
+        <w:t>A program that starts with ::requires</w:t>
       </w:r>
     </w:p>
     <w:tbl>
@@ -7064,37 +6474,349 @@
                 <w:sz w:val="17"/>
                 <w:szCs w:val="17"/>
               </w:rPr>
-              <w:t>rexx greet.rexx</w:t>
-            </w:r>
-          </w:p>
-          <w:p>
-            <w:pPr>
-              <w:pStyle w:val="Normal"/>
-              <w:spacing w:lineRule="exact" w:line="228" w:before="0" w:after="0"/>
-              <w:rPr/>
-            </w:pPr>
-            <w:r>
-              <w:rPr>
-                <w:rFonts w:eastAsia="Courier New" w:cs="Courier New" w:ascii="Courier New" w:hAnsi="Courier New"/>
-                <w:sz w:val="17"/>
-                <w:szCs w:val="17"/>
-              </w:rPr>
-              <w:t>Hello, world!</w:t>
-            </w:r>
-          </w:p>
-          <w:p>
-            <w:pPr>
-              <w:pStyle w:val="Normal"/>
-              <w:spacing w:lineRule="exact" w:line="228" w:before="0" w:after="0"/>
-              <w:rPr/>
-            </w:pPr>
-            <w:r>
-              <w:rPr>
-                <w:rFonts w:eastAsia="Courier New" w:cs="Courier New" w:ascii="Courier New" w:hAnsi="Courier New"/>
-                <w:sz w:val="17"/>
-                <w:szCs w:val="17"/>
-              </w:rPr>
-              <w:t>1 greeting(s)</w:t>
+              <w:t>/* greet.rexx */</w:t>
+            </w:r>
+          </w:p>
+          <w:p>
+            <w:pPr>
+              <w:pStyle w:val="Normal"/>
+              <w:spacing w:lineRule="exact" w:line="228" w:before="0" w:after="0"/>
+              <w:rPr/>
+            </w:pPr>
+            <w:r>
+              <w:rPr>
+                <w:rFonts w:eastAsia="Courier New" w:cs="Courier New" w:ascii="Courier New" w:hAnsi="Courier New"/>
+                <w:sz w:val="17"/>
+                <w:szCs w:val="17"/>
+              </w:rPr>
+              <w:t>g = .greeter~new('Hello')</w:t>
+            </w:r>
+          </w:p>
+          <w:p>
+            <w:pPr>
+              <w:pStyle w:val="Normal"/>
+              <w:spacing w:lineRule="exact" w:line="228" w:before="0" w:after="0"/>
+              <w:rPr/>
+            </w:pPr>
+            <w:r>
+              <w:rPr>
+                <w:rFonts w:eastAsia="Courier New" w:cs="Courier New" w:ascii="Courier New" w:hAnsi="Courier New"/>
+                <w:sz w:val="17"/>
+                <w:szCs w:val="17"/>
+              </w:rPr>
+              <w:t>g~greet('world')</w:t>
+            </w:r>
+          </w:p>
+          <w:p>
+            <w:pPr>
+              <w:pStyle w:val="Normal"/>
+              <w:spacing w:lineRule="exact" w:line="228" w:before="0" w:after="0"/>
+              <w:rPr/>
+            </w:pPr>
+            <w:r>
+              <w:rPr>
+                <w:rFonts w:eastAsia="Courier New" w:cs="Courier New" w:ascii="Courier New" w:hAnsi="Courier New"/>
+                <w:sz w:val="17"/>
+                <w:szCs w:val="17"/>
+              </w:rPr>
+              <w:t>say g~count 'greeting(s)'</w:t>
+            </w:r>
+          </w:p>
+          <w:p>
+            <w:pPr>
+              <w:pStyle w:val="Normal"/>
+              <w:spacing w:lineRule="exact" w:line="228" w:before="0" w:after="0"/>
+              <w:rPr/>
+            </w:pPr>
+            <w:r>
+              <w:rPr>
+                <w:rFonts w:eastAsia="Courier New" w:cs="Courier New" w:ascii="Courier New" w:hAnsi="Courier New"/>
+                <w:sz w:val="17"/>
+                <w:szCs w:val="17"/>
+              </w:rPr>
+              <w:t>exit</w:t>
+            </w:r>
+          </w:p>
+          <w:p>
+            <w:pPr>
+              <w:pStyle w:val="Normal"/>
+              <w:spacing w:lineRule="exact" w:line="228" w:before="0" w:after="0"/>
+              <w:rPr/>
+            </w:pPr>
+            <w:r>
+              <w:rPr>
+                <w:rFonts w:eastAsia="Courier New" w:cs="Courier New" w:ascii="Courier New" w:hAnsi="Courier New"/>
+                <w:sz w:val="17"/>
+                <w:szCs w:val="17"/>
+              </w:rPr>
+              <w:t xml:space="preserve"> </w:t>
+            </w:r>
+          </w:p>
+          <w:p>
+            <w:pPr>
+              <w:pStyle w:val="Normal"/>
+              <w:spacing w:lineRule="exact" w:line="228" w:before="0" w:after="0"/>
+              <w:rPr/>
+            </w:pPr>
+            <w:r>
+              <w:rPr>
+                <w:rFonts w:eastAsia="Courier New" w:cs="Courier New" w:ascii="Courier New" w:hAnsi="Courier New"/>
+                <w:sz w:val="17"/>
+                <w:szCs w:val="17"/>
+              </w:rPr>
+              <w:t>::class Greeter</w:t>
+            </w:r>
+          </w:p>
+          <w:p>
+            <w:pPr>
+              <w:pStyle w:val="Normal"/>
+              <w:spacing w:lineRule="exact" w:line="228" w:before="0" w:after="0"/>
+              <w:rPr/>
+            </w:pPr>
+            <w:r>
+              <w:rPr>
+                <w:rFonts w:eastAsia="Courier New" w:cs="Courier New" w:ascii="Courier New" w:hAnsi="Courier New"/>
+                <w:sz w:val="17"/>
+                <w:szCs w:val="17"/>
+              </w:rPr>
+              <w:t>::method init</w:t>
+            </w:r>
+          </w:p>
+          <w:p>
+            <w:pPr>
+              <w:pStyle w:val="Normal"/>
+              <w:spacing w:lineRule="exact" w:line="228" w:before="0" w:after="0"/>
+              <w:rPr/>
+            </w:pPr>
+            <w:r>
+              <w:rPr>
+                <w:rFonts w:eastAsia="Courier New" w:cs="Courier New" w:ascii="Courier New" w:hAnsi="Courier New"/>
+                <w:sz w:val="17"/>
+                <w:szCs w:val="17"/>
+              </w:rPr>
+              <w:t xml:space="preserve">  </w:t>
+            </w:r>
+            <w:r>
+              <w:rPr>
+                <w:rFonts w:eastAsia="Courier New" w:cs="Courier New" w:ascii="Courier New" w:hAnsi="Courier New"/>
+                <w:sz w:val="17"/>
+                <w:szCs w:val="17"/>
+              </w:rPr>
+              <w:t>expose word count</w:t>
+            </w:r>
+          </w:p>
+          <w:p>
+            <w:pPr>
+              <w:pStyle w:val="Normal"/>
+              <w:spacing w:lineRule="exact" w:line="228" w:before="0" w:after="0"/>
+              <w:rPr/>
+            </w:pPr>
+            <w:r>
+              <w:rPr>
+                <w:rFonts w:eastAsia="Courier New" w:cs="Courier New" w:ascii="Courier New" w:hAnsi="Courier New"/>
+                <w:sz w:val="17"/>
+                <w:szCs w:val="17"/>
+              </w:rPr>
+              <w:t xml:space="preserve">  </w:t>
+            </w:r>
+            <w:r>
+              <w:rPr>
+                <w:rFonts w:eastAsia="Courier New" w:cs="Courier New" w:ascii="Courier New" w:hAnsi="Courier New"/>
+                <w:sz w:val="17"/>
+                <w:szCs w:val="17"/>
+              </w:rPr>
+              <w:t>use arg word</w:t>
+            </w:r>
+          </w:p>
+          <w:p>
+            <w:pPr>
+              <w:pStyle w:val="Normal"/>
+              <w:spacing w:lineRule="exact" w:line="228" w:before="0" w:after="0"/>
+              <w:rPr/>
+            </w:pPr>
+            <w:r>
+              <w:rPr>
+                <w:rFonts w:eastAsia="Courier New" w:cs="Courier New" w:ascii="Courier New" w:hAnsi="Courier New"/>
+                <w:sz w:val="17"/>
+                <w:szCs w:val="17"/>
+              </w:rPr>
+              <w:t xml:space="preserve">  </w:t>
+            </w:r>
+            <w:r>
+              <w:rPr>
+                <w:rFonts w:eastAsia="Courier New" w:cs="Courier New" w:ascii="Courier New" w:hAnsi="Courier New"/>
+                <w:sz w:val="17"/>
+                <w:szCs w:val="17"/>
+              </w:rPr>
+              <w:t>count = 0</w:t>
+            </w:r>
+          </w:p>
+          <w:p>
+            <w:pPr>
+              <w:pStyle w:val="Normal"/>
+              <w:spacing w:lineRule="exact" w:line="228" w:before="0" w:after="0"/>
+              <w:rPr/>
+            </w:pPr>
+            <w:r>
+              <w:rPr>
+                <w:rFonts w:eastAsia="Courier New" w:cs="Courier New" w:ascii="Courier New" w:hAnsi="Courier New"/>
+                <w:sz w:val="17"/>
+                <w:szCs w:val="17"/>
+              </w:rPr>
+              <w:t>::method greet</w:t>
+            </w:r>
+          </w:p>
+          <w:p>
+            <w:pPr>
+              <w:pStyle w:val="Normal"/>
+              <w:spacing w:lineRule="exact" w:line="228" w:before="0" w:after="0"/>
+              <w:rPr/>
+            </w:pPr>
+            <w:r>
+              <w:rPr>
+                <w:rFonts w:eastAsia="Courier New" w:cs="Courier New" w:ascii="Courier New" w:hAnsi="Courier New"/>
+                <w:sz w:val="17"/>
+                <w:szCs w:val="17"/>
+              </w:rPr>
+              <w:t xml:space="preserve">  </w:t>
+            </w:r>
+            <w:r>
+              <w:rPr>
+                <w:rFonts w:eastAsia="Courier New" w:cs="Courier New" w:ascii="Courier New" w:hAnsi="Courier New"/>
+                <w:sz w:val="17"/>
+                <w:szCs w:val="17"/>
+              </w:rPr>
+              <w:t>expose word count</w:t>
+            </w:r>
+          </w:p>
+          <w:p>
+            <w:pPr>
+              <w:pStyle w:val="Normal"/>
+              <w:spacing w:lineRule="exact" w:line="228" w:before="0" w:after="0"/>
+              <w:rPr/>
+            </w:pPr>
+            <w:r>
+              <w:rPr>
+                <w:rFonts w:eastAsia="Courier New" w:cs="Courier New" w:ascii="Courier New" w:hAnsi="Courier New"/>
+                <w:sz w:val="17"/>
+                <w:szCs w:val="17"/>
+              </w:rPr>
+              <w:t xml:space="preserve">  </w:t>
+            </w:r>
+            <w:r>
+              <w:rPr>
+                <w:rFonts w:eastAsia="Courier New" w:cs="Courier New" w:ascii="Courier New" w:hAnsi="Courier New"/>
+                <w:sz w:val="17"/>
+                <w:szCs w:val="17"/>
+              </w:rPr>
+              <w:t>use arg who</w:t>
+            </w:r>
+          </w:p>
+          <w:p>
+            <w:pPr>
+              <w:pStyle w:val="Normal"/>
+              <w:spacing w:lineRule="exact" w:line="228" w:before="0" w:after="0"/>
+              <w:rPr/>
+            </w:pPr>
+            <w:r>
+              <w:rPr>
+                <w:rFonts w:eastAsia="Courier New" w:cs="Courier New" w:ascii="Courier New" w:hAnsi="Courier New"/>
+                <w:sz w:val="17"/>
+                <w:szCs w:val="17"/>
+              </w:rPr>
+              <w:t xml:space="preserve">  </w:t>
+            </w:r>
+            <w:r>
+              <w:rPr>
+                <w:rFonts w:eastAsia="Courier New" w:cs="Courier New" w:ascii="Courier New" w:hAnsi="Courier New"/>
+                <w:sz w:val="17"/>
+                <w:szCs w:val="17"/>
+              </w:rPr>
+              <w:t>say word',' who'!'</w:t>
+            </w:r>
+          </w:p>
+          <w:p>
+            <w:pPr>
+              <w:pStyle w:val="Normal"/>
+              <w:spacing w:lineRule="exact" w:line="228" w:before="0" w:after="0"/>
+              <w:rPr/>
+            </w:pPr>
+            <w:r>
+              <w:rPr>
+                <w:rFonts w:eastAsia="Courier New" w:cs="Courier New" w:ascii="Courier New" w:hAnsi="Courier New"/>
+                <w:sz w:val="17"/>
+                <w:szCs w:val="17"/>
+              </w:rPr>
+              <w:t xml:space="preserve">  </w:t>
+            </w:r>
+            <w:r>
+              <w:rPr>
+                <w:rFonts w:eastAsia="Courier New" w:cs="Courier New" w:ascii="Courier New" w:hAnsi="Courier New"/>
+                <w:sz w:val="17"/>
+                <w:szCs w:val="17"/>
+              </w:rPr>
+              <w:t>count = count + 1</w:t>
+            </w:r>
+          </w:p>
+          <w:p>
+            <w:pPr>
+              <w:pStyle w:val="Normal"/>
+              <w:spacing w:lineRule="exact" w:line="228" w:before="0" w:after="0"/>
+              <w:rPr/>
+            </w:pPr>
+            <w:r>
+              <w:rPr>
+                <w:rFonts w:eastAsia="Courier New" w:cs="Courier New" w:ascii="Courier New" w:hAnsi="Courier New"/>
+                <w:sz w:val="17"/>
+                <w:szCs w:val="17"/>
+              </w:rPr>
+              <w:t>::method count</w:t>
+            </w:r>
+          </w:p>
+          <w:p>
+            <w:pPr>
+              <w:pStyle w:val="Normal"/>
+              <w:spacing w:lineRule="exact" w:line="228" w:before="0" w:after="0"/>
+              <w:rPr/>
+            </w:pPr>
+            <w:r>
+              <w:rPr>
+                <w:rFonts w:eastAsia="Courier New" w:cs="Courier New" w:ascii="Courier New" w:hAnsi="Courier New"/>
+                <w:sz w:val="17"/>
+                <w:szCs w:val="17"/>
+              </w:rPr>
+              <w:t xml:space="preserve">  </w:t>
+            </w:r>
+            <w:r>
+              <w:rPr>
+                <w:rFonts w:eastAsia="Courier New" w:cs="Courier New" w:ascii="Courier New" w:hAnsi="Courier New"/>
+                <w:sz w:val="17"/>
+                <w:szCs w:val="17"/>
+              </w:rPr>
+              <w:t>expose count</w:t>
+            </w:r>
+          </w:p>
+          <w:p>
+            <w:pPr>
+              <w:pStyle w:val="Normal"/>
+              <w:spacing w:lineRule="exact" w:line="228" w:before="0" w:after="0"/>
+              <w:rPr/>
+            </w:pPr>
+            <w:r>
+              <w:rPr>
+                <w:rFonts w:eastAsia="Courier New" w:cs="Courier New" w:ascii="Courier New" w:hAnsi="Courier New"/>
+                <w:sz w:val="17"/>
+                <w:szCs w:val="17"/>
+              </w:rPr>
+              <w:t xml:space="preserve">  </w:t>
+            </w:r>
+            <w:r>
+              <w:rPr>
+                <w:rFonts w:eastAsia="Courier New" w:cs="Courier New" w:ascii="Courier New" w:hAnsi="Courier New"/>
+                <w:sz w:val="17"/>
+                <w:szCs w:val="17"/>
+              </w:rPr>
+              <w:t>return count</w:t>
             </w:r>
           </w:p>
         </w:tc>
@@ -7122,6 +6844,108 @@
           <w:sz w:val="18"/>
           <w:szCs w:val="18"/>
         </w:rPr>
+        <w:t>greet.rexx</w:t>
+      </w:r>
+    </w:p>
+    <w:tbl>
+      <w:tblPr>
+        <w:tblW w:w="9638" w:type="dxa"/>
+        <w:jc w:val="left"/>
+        <w:tblInd w:w="0" w:type="dxa"/>
+        <w:tblLayout w:type="fixed"/>
+        <w:tblCellMar>
+          <w:top w:w="100" w:type="dxa"/>
+          <w:left w:w="140" w:type="dxa"/>
+          <w:bottom w:w="100" w:type="dxa"/>
+          <w:right w:w="140" w:type="dxa"/>
+        </w:tblCellMar>
+      </w:tblPr>
+      <w:tblGrid>
+        <w:gridCol w:w="9638"/>
+      </w:tblGrid>
+      <w:tr>
+        <w:trPr/>
+        <w:tc>
+          <w:tcPr>
+            <w:tcW w:w="9638" w:type="dxa"/>
+            <w:tcBorders>
+              <w:top w:val="single" w:sz="4" w:space="0" w:color="000000"/>
+              <w:left w:val="single" w:sz="4" w:space="0" w:color="000000"/>
+              <w:bottom w:val="single" w:sz="4" w:space="0" w:color="000000"/>
+              <w:right w:val="single" w:sz="4" w:space="0" w:color="000000"/>
+            </w:tcBorders>
+            <w:shd w:color="auto" w:fill="F2F2F2" w:val="clear"/>
+          </w:tcPr>
+          <w:p>
+            <w:pPr>
+              <w:pStyle w:val="Normal"/>
+              <w:spacing w:lineRule="exact" w:line="228" w:before="0" w:after="0"/>
+              <w:rPr/>
+            </w:pPr>
+            <w:r>
+              <w:rPr>
+                <w:rFonts w:eastAsia="Courier New" w:cs="Courier New" w:ascii="Courier New" w:hAnsi="Courier New"/>
+                <w:sz w:val="17"/>
+                <w:szCs w:val="17"/>
+              </w:rPr>
+              <w:t>rexx greet.rexx</w:t>
+            </w:r>
+          </w:p>
+          <w:p>
+            <w:pPr>
+              <w:pStyle w:val="Normal"/>
+              <w:spacing w:lineRule="exact" w:line="228" w:before="0" w:after="0"/>
+              <w:rPr/>
+            </w:pPr>
+            <w:r>
+              <w:rPr>
+                <w:rFonts w:eastAsia="Courier New" w:cs="Courier New" w:ascii="Courier New" w:hAnsi="Courier New"/>
+                <w:sz w:val="17"/>
+                <w:szCs w:val="17"/>
+              </w:rPr>
+              <w:t>Hello, world!</w:t>
+            </w:r>
+          </w:p>
+          <w:p>
+            <w:pPr>
+              <w:pStyle w:val="Normal"/>
+              <w:spacing w:lineRule="exact" w:line="228" w:before="0" w:after="0"/>
+              <w:rPr/>
+            </w:pPr>
+            <w:r>
+              <w:rPr>
+                <w:rFonts w:eastAsia="Courier New" w:cs="Courier New" w:ascii="Courier New" w:hAnsi="Courier New"/>
+                <w:sz w:val="17"/>
+                <w:szCs w:val="17"/>
+              </w:rPr>
+              <w:t>1 greeting(s)</w:t>
+            </w:r>
+          </w:p>
+        </w:tc>
+      </w:tr>
+    </w:tbl>
+    <w:p>
+      <w:pPr>
+        <w:pStyle w:val="Normal"/>
+        <w:spacing w:before="80" w:after="200"/>
+        <w:rPr/>
+      </w:pPr>
+      <w:r>
+        <w:rPr>
+          <w:rFonts w:eastAsia="Arial" w:cs="Arial" w:ascii="Arial" w:hAnsi="Arial"/>
+          <w:b/>
+          <w:bCs/>
+          <w:sz w:val="18"/>
+          <w:szCs w:val="18"/>
+        </w:rPr>
+        <w:t xml:space="preserve">Figure 14. </w:t>
+      </w:r>
+      <w:r>
+        <w:rPr>
+          <w:rFonts w:eastAsia="Arial" w:cs="Arial" w:ascii="Arial" w:hAnsi="Arial"/>
+          <w:sz w:val="18"/>
+          <w:szCs w:val="18"/>
+        </w:rPr>
         <w:t>Running greet.rexx</w:t>
       </w:r>
     </w:p>
@@ -7209,7 +7033,7 @@
         <w:pStyle w:val="Heading2"/>
         <w:rPr/>
       </w:pPr>
-      <w:bookmarkStart w:id="14" w:name="__RefHeading___Toc3465_2595444312"/>
+      <w:bookmarkStart w:id="14" w:name="__RefHeading___Toc3585_696676344"/>
       <w:bookmarkEnd w:id="14"/>
       <w:r>
         <w:rPr/>
@@ -7941,7 +7765,7 @@
           <w:sz w:val="18"/>
           <w:szCs w:val="18"/>
         </w:rPr>
-        <w:t xml:space="preserve">Figure 14. </w:t>
+        <w:t xml:space="preserve">Figure 15. </w:t>
       </w:r>
       <w:r>
         <w:rPr>
@@ -8015,7 +7839,7 @@
         <w:pStyle w:val="Heading2"/>
         <w:rPr/>
       </w:pPr>
-      <w:bookmarkStart w:id="15" w:name="__RefHeading___Toc3467_2595444312"/>
+      <w:bookmarkStart w:id="15" w:name="__RefHeading___Toc3587_696676344"/>
       <w:bookmarkEnd w:id="15"/>
       <w:r>
         <w:rPr/>
@@ -8163,7 +7987,7 @@
         <w:pStyle w:val="Heading1"/>
         <w:rPr/>
       </w:pPr>
-      <w:bookmarkStart w:id="16" w:name="__RefHeading___Toc3469_2595444312"/>
+      <w:bookmarkStart w:id="16" w:name="__RefHeading___Toc3589_696676344"/>
       <w:bookmarkEnd w:id="16"/>
       <w:r>
         <w:rPr/>
@@ -8198,7 +8022,7 @@
         <w:pStyle w:val="Heading2"/>
         <w:rPr/>
       </w:pPr>
-      <w:bookmarkStart w:id="17" w:name="__RefHeading___Toc3471_2595444312"/>
+      <w:bookmarkStart w:id="17" w:name="__RefHeading___Toc3591_696676344"/>
       <w:bookmarkEnd w:id="17"/>
       <w:r>
         <w:rPr/>
@@ -8924,7 +8748,7 @@
           <w:sz w:val="18"/>
           <w:szCs w:val="18"/>
         </w:rPr>
-        <w:t xml:space="preserve">Figure 15. </w:t>
+        <w:t xml:space="preserve">Figure 16. </w:t>
       </w:r>
       <w:r>
         <w:rPr>
@@ -8940,7 +8764,7 @@
         <w:pStyle w:val="Heading2"/>
         <w:rPr/>
       </w:pPr>
-      <w:bookmarkStart w:id="18" w:name="__RefHeading___Toc3473_2595444312"/>
+      <w:bookmarkStart w:id="18" w:name="__RefHeading___Toc3593_696676344"/>
       <w:bookmarkEnd w:id="18"/>
       <w:r>
         <w:rPr/>
@@ -9691,7 +9515,7 @@
           <w:sz w:val="18"/>
           <w:szCs w:val="18"/>
         </w:rPr>
-        <w:t xml:space="preserve">Figure 16. </w:t>
+        <w:t xml:space="preserve">Figure 17. </w:t>
       </w:r>
       <w:r>
         <w:rPr>
@@ -9707,7 +9531,7 @@
         <w:pStyle w:val="Heading2"/>
         <w:rPr/>
       </w:pPr>
-      <w:bookmarkStart w:id="19" w:name="__RefHeading___Toc3475_2595444312"/>
+      <w:bookmarkStart w:id="19" w:name="__RefHeading___Toc3595_696676344"/>
       <w:bookmarkEnd w:id="19"/>
       <w:r>
         <w:rPr/>
@@ -9867,7 +9691,7 @@
         <w:pStyle w:val="Heading2"/>
         <w:rPr/>
       </w:pPr>
-      <w:bookmarkStart w:id="20" w:name="__RefHeading___Toc3477_2595444312"/>
+      <w:bookmarkStart w:id="20" w:name="__RefHeading___Toc3597_696676344"/>
       <w:bookmarkEnd w:id="20"/>
       <w:r>
         <w:rPr/>
@@ -10088,7 +9912,7 @@
         <w:pStyle w:val="Heading2"/>
         <w:rPr/>
       </w:pPr>
-      <w:bookmarkStart w:id="21" w:name="__RefHeading___Toc3479_2595444312"/>
+      <w:bookmarkStart w:id="21" w:name="__RefHeading___Toc3599_696676344"/>
       <w:bookmarkEnd w:id="21"/>
       <w:r>
         <w:rPr/>
@@ -10114,7 +9938,7 @@
         <w:pStyle w:val="Heading1"/>
         <w:rPr/>
       </w:pPr>
-      <w:bookmarkStart w:id="22" w:name="__RefHeading___Toc3481_2595444312"/>
+      <w:bookmarkStart w:id="22" w:name="__RefHeading___Toc3601_696676344"/>
       <w:bookmarkEnd w:id="22"/>
       <w:r>
         <w:rPr/>
@@ -10137,7 +9961,7 @@
         <w:pStyle w:val="Heading2"/>
         <w:rPr/>
       </w:pPr>
-      <w:bookmarkStart w:id="23" w:name="__RefHeading___Toc3483_2595444312"/>
+      <w:bookmarkStart w:id="23" w:name="__RefHeading___Toc3603_696676344"/>
       <w:bookmarkEnd w:id="23"/>
       <w:r>
         <w:rPr/>
@@ -10330,7 +10154,43 @@
       </w:pPr>
       <w:r>
         <w:rPr/>
-        <w:t>SELF and SUPER, EXPOSE, USE ARG, the UNKNOWN method, operator methods, mixins and multiple inheritance.</w:t>
+        <w:t xml:space="preserve">Arrays with any number of dimensions: </w:t>
+      </w:r>
+      <w:r>
+        <w:rPr>
+          <w:rFonts w:eastAsia="Courier New" w:cs="Courier New" w:ascii="Courier New" w:hAnsi="Courier New"/>
+          <w:sz w:val="19"/>
+          <w:szCs w:val="19"/>
+        </w:rPr>
+        <w:t>.array~new(3, 4)</w:t>
+      </w:r>
+      <w:r>
+        <w:rPr/>
+        <w:t xml:space="preserve">, </w:t>
+      </w:r>
+      <w:r>
+        <w:rPr>
+          <w:rFonts w:eastAsia="Courier New" w:cs="Courier New" w:ascii="Courier New" w:hAnsi="Courier New"/>
+          <w:sz w:val="19"/>
+          <w:szCs w:val="19"/>
+        </w:rPr>
+        <w:t>a[i, j]</w:t>
+      </w:r>
+      <w:r>
+        <w:rPr/>
+        <w:t xml:space="preserve">, </w:t>
+      </w:r>
+      <w:r>
+        <w:rPr>
+          <w:rFonts w:eastAsia="Courier New" w:cs="Courier New" w:ascii="Courier New" w:hAnsi="Courier New"/>
+          <w:sz w:val="19"/>
+          <w:szCs w:val="19"/>
+        </w:rPr>
+        <w:t>dimension</w:t>
+      </w:r>
+      <w:r>
+        <w:rPr/>
+        <w:t>, growing on assignment.</w:t>
       </w:r>
     </w:p>
     <w:p>
@@ -10344,64 +10204,8 @@
         <w:rPr/>
       </w:pPr>
       <w:r>
-        <w:rPr>
-          <w:rFonts w:eastAsia="Courier New" w:cs="Courier New" w:ascii="Courier New" w:hAnsi="Courier New"/>
-          <w:sz w:val="19"/>
-          <w:szCs w:val="19"/>
-        </w:rPr>
-        <w:t>DO x OVER</w:t>
-      </w:r>
-      <w:r>
-        <w:rPr/>
-        <w:t xml:space="preserve">, </w:t>
-      </w:r>
-      <w:r>
-        <w:rPr>
-          <w:rFonts w:eastAsia="Courier New" w:cs="Courier New" w:ascii="Courier New" w:hAnsi="Courier New"/>
-          <w:sz w:val="19"/>
-          <w:szCs w:val="19"/>
-        </w:rPr>
-        <w:t>DO WITH INDEX i ITEM x OVER</w:t>
-      </w:r>
-      <w:r>
-        <w:rPr/>
-        <w:t xml:space="preserve">, </w:t>
-      </w:r>
-      <w:r>
-        <w:rPr>
-          <w:rFonts w:eastAsia="Courier New" w:cs="Courier New" w:ascii="Courier New" w:hAnsi="Courier New"/>
-          <w:sz w:val="19"/>
-          <w:szCs w:val="19"/>
-        </w:rPr>
-        <w:t>DO ... FOR</w:t>
-      </w:r>
-      <w:r>
-        <w:rPr/>
-        <w:t xml:space="preserve"> with OVER, </w:t>
-      </w:r>
-      <w:r>
-        <w:rPr>
-          <w:rFonts w:eastAsia="Courier New" w:cs="Courier New" w:ascii="Courier New" w:hAnsi="Courier New"/>
-          <w:sz w:val="19"/>
-          <w:szCs w:val="19"/>
-        </w:rPr>
-        <w:t>DO COUNTER</w:t>
-      </w:r>
-      <w:r>
-        <w:rPr/>
-        <w:t xml:space="preserve">, </w:t>
-      </w:r>
-      <w:r>
-        <w:rPr>
-          <w:rFonts w:eastAsia="Courier New" w:cs="Courier New" w:ascii="Courier New" w:hAnsi="Courier New"/>
-          <w:sz w:val="19"/>
-          <w:szCs w:val="19"/>
-        </w:rPr>
-        <w:t>DO LABEL</w:t>
-      </w:r>
-      <w:r>
-        <w:rPr/>
-        <w:t>, LOOP.</w:t>
+        <w:rPr/>
+        <w:t>SELF and SUPER, EXPOSE, USE ARG, the UNKNOWN method, operator methods, mixins and multiple inheritance.</w:t>
       </w:r>
     </w:p>
     <w:p>
@@ -10415,20 +10219,64 @@
         <w:rPr/>
       </w:pPr>
       <w:r>
-        <w:rPr/>
-        <w:t>The error numbers 88, 91, 97, 98 and 99.</w:t>
-      </w:r>
-    </w:p>
-    <w:p>
-      <w:pPr>
-        <w:pStyle w:val="Heading2"/>
-        <w:rPr/>
-      </w:pPr>
-      <w:bookmarkStart w:id="24" w:name="__RefHeading___Toc3485_2595444312"/>
-      <w:bookmarkEnd w:id="24"/>
-      <w:r>
-        <w:rPr/>
-        <w:t>Additions</w:t>
+        <w:rPr>
+          <w:rFonts w:eastAsia="Courier New" w:cs="Courier New" w:ascii="Courier New" w:hAnsi="Courier New"/>
+          <w:sz w:val="19"/>
+          <w:szCs w:val="19"/>
+        </w:rPr>
+        <w:t>DO x OVER</w:t>
+      </w:r>
+      <w:r>
+        <w:rPr/>
+        <w:t xml:space="preserve">, </w:t>
+      </w:r>
+      <w:r>
+        <w:rPr>
+          <w:rFonts w:eastAsia="Courier New" w:cs="Courier New" w:ascii="Courier New" w:hAnsi="Courier New"/>
+          <w:sz w:val="19"/>
+          <w:szCs w:val="19"/>
+        </w:rPr>
+        <w:t>DO WITH INDEX i ITEM x OVER</w:t>
+      </w:r>
+      <w:r>
+        <w:rPr/>
+        <w:t xml:space="preserve">, </w:t>
+      </w:r>
+      <w:r>
+        <w:rPr>
+          <w:rFonts w:eastAsia="Courier New" w:cs="Courier New" w:ascii="Courier New" w:hAnsi="Courier New"/>
+          <w:sz w:val="19"/>
+          <w:szCs w:val="19"/>
+        </w:rPr>
+        <w:t>DO ... FOR</w:t>
+      </w:r>
+      <w:r>
+        <w:rPr/>
+        <w:t xml:space="preserve"> with OVER, </w:t>
+      </w:r>
+      <w:r>
+        <w:rPr>
+          <w:rFonts w:eastAsia="Courier New" w:cs="Courier New" w:ascii="Courier New" w:hAnsi="Courier New"/>
+          <w:sz w:val="19"/>
+          <w:szCs w:val="19"/>
+        </w:rPr>
+        <w:t>DO COUNTER</w:t>
+      </w:r>
+      <w:r>
+        <w:rPr/>
+        <w:t xml:space="preserve">, </w:t>
+      </w:r>
+      <w:r>
+        <w:rPr>
+          <w:rFonts w:eastAsia="Courier New" w:cs="Courier New" w:ascii="Courier New" w:hAnsi="Courier New"/>
+          <w:sz w:val="19"/>
+          <w:szCs w:val="19"/>
+        </w:rPr>
+        <w:t>DO LABEL</w:t>
+      </w:r>
+      <w:r>
+        <w:rPr/>
+        <w:t>, LOOP.</w:t>
       </w:r>
     </w:p>
     <w:p>
@@ -10442,52 +10290,20 @@
         <w:rPr/>
       </w:pPr>
       <w:r>
-        <w:rPr>
-          <w:rFonts w:eastAsia="Courier New" w:cs="Courier New" w:ascii="Courier New" w:hAnsi="Courier New"/>
-          <w:sz w:val="19"/>
-          <w:szCs w:val="19"/>
-        </w:rPr>
-        <w:t>-&gt;</w:t>
-      </w:r>
-      <w:r>
-        <w:rPr/>
-        <w:t xml:space="preserve"> and </w:t>
-      </w:r>
-      <w:r>
-        <w:rPr>
-          <w:rFonts w:eastAsia="Courier New" w:cs="Courier New" w:ascii="Courier New" w:hAnsi="Courier New"/>
-          <w:sz w:val="19"/>
-          <w:szCs w:val="19"/>
-        </w:rPr>
-        <w:t>-&gt;&gt;</w:t>
-      </w:r>
-      <w:r>
-        <w:rPr/>
-        <w:t xml:space="preserve"> as alternative spellings of </w:t>
-      </w:r>
-      <w:r>
-        <w:rPr>
-          <w:rFonts w:eastAsia="Courier New" w:cs="Courier New" w:ascii="Courier New" w:hAnsi="Courier New"/>
-          <w:sz w:val="19"/>
-          <w:szCs w:val="19"/>
-        </w:rPr>
-        <w:t>~</w:t>
-      </w:r>
-      <w:r>
-        <w:rPr/>
-        <w:t xml:space="preserve"> and </w:t>
-      </w:r>
-      <w:r>
-        <w:rPr>
-          <w:rFonts w:eastAsia="Courier New" w:cs="Courier New" w:ascii="Courier New" w:hAnsi="Courier New"/>
-          <w:sz w:val="19"/>
-          <w:szCs w:val="19"/>
-        </w:rPr>
-        <w:t>~~</w:t>
-      </w:r>
-      <w:r>
-        <w:rPr/>
-        <w:t>, with blanks allowed around them.</w:t>
+        <w:rPr/>
+        <w:t>The error numbers 88, 91, 97, 98 and 99.</w:t>
+      </w:r>
+    </w:p>
+    <w:p>
+      <w:pPr>
+        <w:pStyle w:val="Heading2"/>
+        <w:rPr/>
+      </w:pPr>
+      <w:bookmarkStart w:id="24" w:name="__RefHeading___Toc3605_696676344"/>
+      <w:bookmarkEnd w:id="24"/>
+      <w:r>
+        <w:rPr/>
+        <w:t>Additions</w:t>
       </w:r>
     </w:p>
     <w:p>
@@ -10501,20 +10317,16 @@
         <w:rPr/>
       </w:pPr>
       <w:r>
-        <w:rPr/>
-        <w:t xml:space="preserve">The markers </w:t>
-      </w:r>
-      <w:r>
         <w:rPr>
           <w:rFonts w:eastAsia="Courier New" w:cs="Courier New" w:ascii="Courier New" w:hAnsi="Courier New"/>
           <w:sz w:val="19"/>
           <w:szCs w:val="19"/>
         </w:rPr>
-        <w:t>OOREGINA</w:t>
-      </w:r>
-      <w:r>
-        <w:rPr/>
-        <w:t xml:space="preserve"> and the switches </w:t>
+        <w:t>-&gt;</w:t>
+      </w:r>
+      <w:r>
+        <w:rPr/>
+        <w:t xml:space="preserve"> and </w:t>
       </w:r>
       <w:r>
         <w:rPr>
@@ -10522,11 +10334,11 @@
           <w:sz w:val="19"/>
           <w:szCs w:val="19"/>
         </w:rPr>
-        <w:t>--oo</w:t>
-      </w:r>
-      <w:r>
-        <w:rPr/>
-        <w:t xml:space="preserve"> and </w:t>
+        <w:t>-&gt;&gt;</w:t>
+      </w:r>
+      <w:r>
+        <w:rPr/>
+        <w:t xml:space="preserve"> as alternative spellings of </w:t>
       </w:r>
       <w:r>
         <w:rPr>
@@ -10534,11 +10346,23 @@
           <w:sz w:val="19"/>
           <w:szCs w:val="19"/>
         </w:rPr>
-        <w:t>--no-oo</w:t>
-      </w:r>
-      <w:r>
-        <w:rPr/>
-        <w:t xml:space="preserve"> (ooRexx has no classic mode).</w:t>
+        <w:t>~</w:t>
+      </w:r>
+      <w:r>
+        <w:rPr/>
+        <w:t xml:space="preserve"> and </w:t>
+      </w:r>
+      <w:r>
+        <w:rPr>
+          <w:rFonts w:eastAsia="Courier New" w:cs="Courier New" w:ascii="Courier New" w:hAnsi="Courier New"/>
+          <w:sz w:val="19"/>
+          <w:szCs w:val="19"/>
+        </w:rPr>
+        <w:t>~~</w:t>
+      </w:r>
+      <w:r>
+        <w:rPr/>
+        <w:t>, with blanks allowed around them.</w:t>
       </w:r>
     </w:p>
     <w:p>
@@ -10553,6 +10377,57 @@
       </w:pPr>
       <w:r>
         <w:rPr/>
+        <w:t xml:space="preserve">The markers </w:t>
+      </w:r>
+      <w:r>
+        <w:rPr>
+          <w:rFonts w:eastAsia="Courier New" w:cs="Courier New" w:ascii="Courier New" w:hAnsi="Courier New"/>
+          <w:sz w:val="19"/>
+          <w:szCs w:val="19"/>
+        </w:rPr>
+        <w:t>OOREGINA</w:t>
+      </w:r>
+      <w:r>
+        <w:rPr/>
+        <w:t xml:space="preserve"> and the switches </w:t>
+      </w:r>
+      <w:r>
+        <w:rPr>
+          <w:rFonts w:eastAsia="Courier New" w:cs="Courier New" w:ascii="Courier New" w:hAnsi="Courier New"/>
+          <w:sz w:val="19"/>
+          <w:szCs w:val="19"/>
+        </w:rPr>
+        <w:t>--oo</w:t>
+      </w:r>
+      <w:r>
+        <w:rPr/>
+        <w:t xml:space="preserve"> and </w:t>
+      </w:r>
+      <w:r>
+        <w:rPr>
+          <w:rFonts w:eastAsia="Courier New" w:cs="Courier New" w:ascii="Courier New" w:hAnsi="Courier New"/>
+          <w:sz w:val="19"/>
+          <w:szCs w:val="19"/>
+        </w:rPr>
+        <w:t>--no-oo</w:t>
+      </w:r>
+      <w:r>
+        <w:rPr/>
+        <w:t xml:space="preserve"> (ooRexx has no classic mode).</w:t>
+      </w:r>
+    </w:p>
+    <w:p>
+      <w:pPr>
+        <w:pStyle w:val="ListParagraph"/>
+        <w:numPr>
+          <w:ilvl w:val="0"/>
+          <w:numId w:val="1"/>
+        </w:numPr>
+        <w:spacing w:before="0" w:after="60"/>
+        <w:rPr/>
+      </w:pPr>
+      <w:r>
+        <w:rPr/>
         <w:t>Regina's classic features remain: its built-in functions, OPTIONS, the external queue, ADDRESS WITH and the Regina API.</w:t>
       </w:r>
     </w:p>
@@ -10561,7 +10436,7 @@
         <w:pStyle w:val="Heading2"/>
         <w:rPr/>
       </w:pPr>
-      <w:bookmarkStart w:id="25" w:name="__RefHeading___Toc3487_2595444312"/>
+      <w:bookmarkStart w:id="25" w:name="__RefHeading___Toc3607_696676344"/>
       <w:bookmarkEnd w:id="25"/>
       <w:r>
         <w:rPr/>
@@ -11215,10 +11090,18 @@
             </w:pPr>
             <w:r>
               <w:rPr>
-                <w:sz w:val="18"/>
-                <w:szCs w:val="18"/>
-              </w:rPr>
-              <w:t>Array</w:t>
+                <w:rFonts w:eastAsia="Courier New" w:cs="Courier New" w:ascii="Courier New" w:hAnsi="Courier New"/>
+                <w:sz w:val="16"/>
+                <w:szCs w:val="16"/>
+              </w:rPr>
+              <w:t>::requires</w:t>
+            </w:r>
+            <w:r>
+              <w:rPr>
+                <w:sz w:val="18"/>
+                <w:szCs w:val="18"/>
+              </w:rPr>
+              <w:t xml:space="preserve"> position</w:t>
             </w:r>
           </w:p>
         </w:tc>
@@ -11242,7 +11125,7 @@
                 <w:sz w:val="18"/>
                 <w:szCs w:val="18"/>
               </w:rPr>
-              <w:t>Multi-dimensional arrays</w:t>
+              <w:t>Before the other directives; as every directive ends the main program, it stands after the main program</w:t>
             </w:r>
           </w:p>
         </w:tc>
@@ -11266,7 +11149,7 @@
                 <w:sz w:val="18"/>
                 <w:szCs w:val="18"/>
               </w:rPr>
-              <w:t>One dimension; indexes up to 100,000,000</w:t>
+              <w:t>Anywhere: at the top as in C, in the main program or between methods; it never ends the main program</w:t>
             </w:r>
           </w:p>
         </w:tc>
@@ -11626,7 +11509,7 @@
           <w:sz w:val="18"/>
           <w:szCs w:val="18"/>
         </w:rPr>
-        <w:t xml:space="preserve">Figure 17. </w:t>
+        <w:t xml:space="preserve">Figure 18. </w:t>
       </w:r>
       <w:r>
         <w:rPr>
@@ -11642,7 +11525,7 @@
         <w:pStyle w:val="Heading2"/>
         <w:rPr/>
       </w:pPr>
-      <w:bookmarkStart w:id="26" w:name="__RefHeading___Toc3489_2595444312"/>
+      <w:bookmarkStart w:id="26" w:name="__RefHeading___Toc3609_696676344"/>
       <w:bookmarkEnd w:id="26"/>
       <w:r>
         <w:rPr/>
@@ -11898,7 +11781,7 @@
         <w:pStyle w:val="Heading1"/>
         <w:rPr/>
       </w:pPr>
-      <w:bookmarkStart w:id="27" w:name="__RefHeading___Toc3491_2595444312"/>
+      <w:bookmarkStart w:id="27" w:name="__RefHeading___Toc3611_696676344"/>
       <w:bookmarkEnd w:id="27"/>
       <w:r>
         <w:rPr/>
@@ -11910,7 +11793,7 @@
         <w:pStyle w:val="Heading2"/>
         <w:rPr/>
       </w:pPr>
-      <w:bookmarkStart w:id="28" w:name="__RefHeading___Toc3493_2595444312"/>
+      <w:bookmarkStart w:id="28" w:name="__RefHeading___Toc3613_696676344"/>
       <w:bookmarkEnd w:id="28"/>
       <w:r>
         <w:rPr/>
@@ -12635,7 +12518,7 @@
           <w:sz w:val="18"/>
           <w:szCs w:val="18"/>
         </w:rPr>
-        <w:t xml:space="preserve">Figure 18. </w:t>
+        <w:t xml:space="preserve">Figure 19. </w:t>
       </w:r>
       <w:r>
         <w:rPr>
@@ -12721,7 +12604,7 @@
         <w:pStyle w:val="Heading2"/>
         <w:rPr/>
       </w:pPr>
-      <w:bookmarkStart w:id="29" w:name="__RefHeading___Toc3495_2595444312"/>
+      <w:bookmarkStart w:id="29" w:name="__RefHeading___Toc3615_696676344"/>
       <w:bookmarkEnd w:id="29"/>
       <w:r>
         <w:rPr/>
@@ -13106,7 +12989,7 @@
           <w:sz w:val="18"/>
           <w:szCs w:val="18"/>
         </w:rPr>
-        <w:t xml:space="preserve">Figure 19. </w:t>
+        <w:t xml:space="preserve">Figure 20. </w:t>
       </w:r>
       <w:r>
         <w:rPr>
@@ -13133,7 +13016,7 @@
         <w:pStyle w:val="Heading2"/>
         <w:rPr/>
       </w:pPr>
-      <w:bookmarkStart w:id="30" w:name="__RefHeading___Toc3497_2595444312"/>
+      <w:bookmarkStart w:id="30" w:name="__RefHeading___Toc3617_696676344"/>
       <w:bookmarkEnd w:id="30"/>
       <w:r>
         <w:rPr/>
@@ -13944,7 +13827,7 @@
           <w:sz w:val="18"/>
           <w:szCs w:val="18"/>
         </w:rPr>
-        <w:t xml:space="preserve">Figure 20. </w:t>
+        <w:t xml:space="preserve">Figure 21. </w:t>
       </w:r>
       <w:r>
         <w:rPr>
@@ -14052,7 +13935,7 @@
         <w:pStyle w:val="Heading2"/>
         <w:rPr/>
       </w:pPr>
-      <w:bookmarkStart w:id="31" w:name="__RefHeading___Toc3499_2595444312"/>
+      <w:bookmarkStart w:id="31" w:name="__RefHeading___Toc3619_696676344"/>
       <w:bookmarkEnd w:id="31"/>
       <w:r>
         <w:rPr/>
@@ -14079,7 +13962,31 @@
       </w:r>
       <w:r>
         <w:rPr/>
-        <w:t xml:space="preserve"> at the beginning of a clause. They follow the main program; the main program ends at the first directive.</w:t>
+        <w:t xml:space="preserve"> at the beginning of a clause. The main program ends at the first directive, except </w:t>
+      </w:r>
+      <w:r>
+        <w:rPr>
+          <w:rFonts w:eastAsia="Courier New" w:cs="Courier New" w:ascii="Courier New" w:hAnsi="Courier New"/>
+          <w:sz w:val="19"/>
+          <w:szCs w:val="19"/>
+        </w:rPr>
+        <w:t>::requires</w:t>
+      </w:r>
+      <w:r>
+        <w:rPr/>
+        <w:t xml:space="preserve"> and </w:t>
+      </w:r>
+      <w:r>
+        <w:rPr>
+          <w:rFonts w:eastAsia="Courier New" w:cs="Courier New" w:ascii="Courier New" w:hAnsi="Courier New"/>
+          <w:sz w:val="19"/>
+          <w:szCs w:val="19"/>
+        </w:rPr>
+        <w:t>::options</w:t>
+      </w:r>
+      <w:r>
+        <w:rPr/>
+        <w:t>, which can stand anywhere: the statements after them continue what came before, the main program or the body of the last method or routine.</w:t>
       </w:r>
     </w:p>
     <w:tbl>
@@ -14841,7 +14748,22 @@
                 <w:sz w:val="18"/>
                 <w:szCs w:val="18"/>
               </w:rPr>
-              <w:t>Loads the classes and public routines of another file and runs its main program (prolog) once. The file is searched next to the program, in the current directory and in REGINA_MACROS, with the extensions "", .cls, .rex and .rexx.</w:t>
+              <w:t xml:space="preserve">Loads the classes and routines of another file and runs its main program (prolog) once. It can stand anywhere, best at the top. All required files are loaded before the program starts, in the order of the </w:t>
+            </w:r>
+            <w:r>
+              <w:rPr>
+                <w:rFonts w:eastAsia="Courier New" w:cs="Courier New" w:ascii="Courier New" w:hAnsi="Courier New"/>
+                <w:sz w:val="16"/>
+                <w:szCs w:val="16"/>
+              </w:rPr>
+              <w:t>::requires</w:t>
+            </w:r>
+            <w:r>
+              <w:rPr>
+                <w:sz w:val="18"/>
+                <w:szCs w:val="18"/>
+              </w:rPr>
+              <w:t xml:space="preserve"> directives, wherever they stand. The file is searched next to the program, in the current directory and in REGINA_MACROS, with the extensions "", .cls, .rex and .rexx.</w:t>
             </w:r>
           </w:p>
         </w:tc>
@@ -14895,7 +14817,22 @@
                 <w:sz w:val="18"/>
                 <w:szCs w:val="18"/>
               </w:rPr>
-              <w:t>Accepted and ignored.</w:t>
+              <w:t xml:space="preserve">Accepted and ignored; can stand anywhere, like </w:t>
+            </w:r>
+            <w:r>
+              <w:rPr>
+                <w:rFonts w:eastAsia="Courier New" w:cs="Courier New" w:ascii="Courier New" w:hAnsi="Courier New"/>
+                <w:sz w:val="16"/>
+                <w:szCs w:val="16"/>
+              </w:rPr>
+              <w:t>::requires</w:t>
+            </w:r>
+            <w:r>
+              <w:rPr>
+                <w:sz w:val="18"/>
+                <w:szCs w:val="18"/>
+              </w:rPr>
+              <w:t>.</w:t>
             </w:r>
           </w:p>
         </w:tc>
@@ -14915,7 +14852,7 @@
           <w:sz w:val="18"/>
           <w:szCs w:val="18"/>
         </w:rPr>
-        <w:t xml:space="preserve">Figure 21. </w:t>
+        <w:t xml:space="preserve">Figure 22. </w:t>
       </w:r>
       <w:r>
         <w:rPr>
@@ -14931,7 +14868,7 @@
         <w:pStyle w:val="Heading2"/>
         <w:rPr/>
       </w:pPr>
-      <w:bookmarkStart w:id="32" w:name="__RefHeading___Toc3501_2595444312"/>
+      <w:bookmarkStart w:id="32" w:name="__RefHeading___Toc3621_696676344"/>
       <w:bookmarkEnd w:id="32"/>
       <w:r>
         <w:rPr/>
@@ -15366,7 +15303,7 @@
           <w:sz w:val="18"/>
           <w:szCs w:val="18"/>
         </w:rPr>
-        <w:t xml:space="preserve">Figure 22. </w:t>
+        <w:t xml:space="preserve">Figure 23. </w:t>
       </w:r>
       <w:r>
         <w:rPr>
@@ -15393,7 +15330,7 @@
         <w:pStyle w:val="Heading2"/>
         <w:rPr/>
       </w:pPr>
-      <w:bookmarkStart w:id="33" w:name="__RefHeading___Toc3503_2595444312"/>
+      <w:bookmarkStart w:id="33" w:name="__RefHeading___Toc3623_696676344"/>
       <w:bookmarkEnd w:id="33"/>
       <w:r>
         <w:rPr/>
@@ -15515,7 +15452,7 @@
         <w:pStyle w:val="Heading1"/>
         <w:rPr/>
       </w:pPr>
-      <w:bookmarkStart w:id="34" w:name="__RefHeading___Toc3505_2595444312"/>
+      <w:bookmarkStart w:id="34" w:name="__RefHeading___Toc3625_696676344"/>
       <w:bookmarkEnd w:id="34"/>
       <w:r>
         <w:rPr/>
@@ -15550,7 +15487,7 @@
         <w:pStyle w:val="Heading2"/>
         <w:rPr/>
       </w:pPr>
-      <w:bookmarkStart w:id="35" w:name="__RefHeading___Toc3507_2595444312"/>
+      <w:bookmarkStart w:id="35" w:name="__RefHeading___Toc3627_696676344"/>
       <w:bookmarkEnd w:id="35"/>
       <w:r>
         <w:rPr/>
@@ -16407,7 +16344,7 @@
         <w:pStyle w:val="Heading2"/>
         <w:rPr/>
       </w:pPr>
-      <w:bookmarkStart w:id="36" w:name="__RefHeading___Toc3509_2595444312"/>
+      <w:bookmarkStart w:id="36" w:name="__RefHeading___Toc3629_696676344"/>
       <w:bookmarkEnd w:id="36"/>
       <w:r>
         <w:rPr/>
@@ -17012,7 +16949,7 @@
         <w:pStyle w:val="Heading2"/>
         <w:rPr/>
       </w:pPr>
-      <w:bookmarkStart w:id="37" w:name="__RefHeading___Toc3511_2595444312"/>
+      <w:bookmarkStart w:id="37" w:name="__RefHeading___Toc3631_696676344"/>
       <w:bookmarkEnd w:id="37"/>
       <w:r>
         <w:rPr/>
@@ -17506,7 +17443,7 @@
         <w:pStyle w:val="Heading2"/>
         <w:rPr/>
       </w:pPr>
-      <w:bookmarkStart w:id="38" w:name="__RefHeading___Toc3513_2595444312"/>
+      <w:bookmarkStart w:id="38" w:name="__RefHeading___Toc3633_696676344"/>
       <w:bookmarkEnd w:id="38"/>
       <w:r>
         <w:rPr/>
@@ -17521,7 +17458,7 @@
       </w:pPr>
       <w:r>
         <w:rPr/>
-        <w:t>Sequences indexed by position. Array has holes where no item was stored; Queue and List are ordered lists.</w:t>
+        <w:t>Sequences indexed by position. Array has holes where no item was stored and can have several dimensions (see below); Queue and List are ordered lists.</w:t>
       </w:r>
     </w:p>
     <w:tbl>
@@ -18591,14 +18528,12 @@
     </w:p>
     <w:p>
       <w:pPr>
-        <w:pStyle w:val="Heading2"/>
+        <w:pStyle w:val="Heading3"/>
         <w:rPr/>
       </w:pPr>
-      <w:bookmarkStart w:id="39" w:name="__RefHeading___Toc3515_2595444312"/>
-      <w:bookmarkEnd w:id="39"/>
-      <w:r>
-        <w:rPr/>
-        <w:t>Directory, StringTable and Table</w:t>
+      <w:r>
+        <w:rPr/>
+        <w:t>Arrays with several dimensions</w:t>
       </w:r>
     </w:p>
     <w:p>
@@ -18608,8 +18543,112 @@
         <w:rPr/>
       </w:pPr>
       <w:r>
-        <w:rPr/>
-        <w:t>Collections indexed by key. Directory and StringTable use the string value of the key; Table also accepts objects as keys and compares them by identity.</w:t>
+        <w:rPr>
+          <w:rFonts w:eastAsia="Courier New" w:cs="Courier New" w:ascii="Courier New" w:hAnsi="Courier New"/>
+          <w:sz w:val="19"/>
+          <w:szCs w:val="19"/>
+        </w:rPr>
+        <w:t>.array~new(3, 4)</w:t>
+      </w:r>
+      <w:r>
+        <w:rPr/>
+        <w:t xml:space="preserve"> creates an array with 3 rows and 4 columns; an empty array also takes the number of dimensions of its first item, so </w:t>
+      </w:r>
+      <w:r>
+        <w:rPr>
+          <w:rFonts w:eastAsia="Courier New" w:cs="Courier New" w:ascii="Courier New" w:hAnsi="Courier New"/>
+          <w:sz w:val="19"/>
+          <w:szCs w:val="19"/>
+        </w:rPr>
+        <w:t>a = .array~new; a[2, 3] = x</w:t>
+      </w:r>
+      <w:r>
+        <w:rPr/>
+        <w:t xml:space="preserve"> makes a two-dimensional array. Every index of </w:t>
+      </w:r>
+      <w:r>
+        <w:rPr>
+          <w:rFonts w:eastAsia="Courier New" w:cs="Courier New" w:ascii="Courier New" w:hAnsi="Courier New"/>
+          <w:sz w:val="19"/>
+          <w:szCs w:val="19"/>
+        </w:rPr>
+        <w:t>[]</w:t>
+      </w:r>
+      <w:r>
+        <w:rPr/>
+        <w:t xml:space="preserve">, </w:t>
+      </w:r>
+      <w:r>
+        <w:rPr>
+          <w:rFonts w:eastAsia="Courier New" w:cs="Courier New" w:ascii="Courier New" w:hAnsi="Courier New"/>
+          <w:sz w:val="19"/>
+          <w:szCs w:val="19"/>
+        </w:rPr>
+        <w:t>at</w:t>
+      </w:r>
+      <w:r>
+        <w:rPr/>
+        <w:t xml:space="preserve">, </w:t>
+      </w:r>
+      <w:r>
+        <w:rPr>
+          <w:rFonts w:eastAsia="Courier New" w:cs="Courier New" w:ascii="Courier New" w:hAnsi="Courier New"/>
+          <w:sz w:val="19"/>
+          <w:szCs w:val="19"/>
+        </w:rPr>
+        <w:t>put</w:t>
+      </w:r>
+      <w:r>
+        <w:rPr/>
+        <w:t xml:space="preserve">, </w:t>
+      </w:r>
+      <w:r>
+        <w:rPr>
+          <w:rFonts w:eastAsia="Courier New" w:cs="Courier New" w:ascii="Courier New" w:hAnsi="Courier New"/>
+          <w:sz w:val="19"/>
+          <w:szCs w:val="19"/>
+        </w:rPr>
+        <w:t>hasIndex</w:t>
+      </w:r>
+      <w:r>
+        <w:rPr/>
+        <w:t xml:space="preserve"> and </w:t>
+      </w:r>
+      <w:r>
+        <w:rPr>
+          <w:rFonts w:eastAsia="Courier New" w:cs="Courier New" w:ascii="Courier New" w:hAnsi="Courier New"/>
+          <w:sz w:val="19"/>
+          <w:szCs w:val="19"/>
+        </w:rPr>
+        <w:t>remove</w:t>
+      </w:r>
+      <w:r>
+        <w:rPr/>
+        <w:t xml:space="preserve"> is given separately: </w:t>
+      </w:r>
+      <w:r>
+        <w:rPr>
+          <w:rFonts w:eastAsia="Courier New" w:cs="Courier New" w:ascii="Courier New" w:hAnsi="Courier New"/>
+          <w:sz w:val="19"/>
+          <w:szCs w:val="19"/>
+        </w:rPr>
+        <w:t>m[i, j]</w:t>
+      </w:r>
+      <w:r>
+        <w:rPr/>
+        <w:t xml:space="preserve">, </w:t>
+      </w:r>
+      <w:r>
+        <w:rPr>
+          <w:rFonts w:eastAsia="Courier New" w:cs="Courier New" w:ascii="Courier New" w:hAnsi="Courier New"/>
+          <w:sz w:val="19"/>
+          <w:szCs w:val="19"/>
+        </w:rPr>
+        <w:t>m~put(x, i, j)</w:t>
+      </w:r>
+      <w:r>
+        <w:rPr/>
+        <w:t>. Storing beyond a bound makes that dimension larger; the items keep their indexes.</w:t>
       </w:r>
     </w:p>
     <w:tbl>
@@ -18716,22 +18755,7 @@
                 <w:sz w:val="16"/>
                 <w:szCs w:val="16"/>
               </w:rPr>
-              <w:t>[] at(k)</w:t>
-            </w:r>
-            <w:r>
-              <w:rPr>
-                <w:sz w:val="18"/>
-                <w:szCs w:val="18"/>
-              </w:rPr>
-              <w:t xml:space="preserve">, </w:t>
-            </w:r>
-            <w:r>
-              <w:rPr>
-                <w:rFonts w:eastAsia="Courier New" w:cs="Courier New" w:ascii="Courier New" w:hAnsi="Courier New"/>
-                <w:sz w:val="16"/>
-                <w:szCs w:val="16"/>
-              </w:rPr>
-              <w:t>[]= put(item, k)</w:t>
+              <w:t>dimension</w:t>
             </w:r>
           </w:p>
         </w:tc>
@@ -18755,7 +18779,7 @@
                 <w:sz w:val="18"/>
                 <w:szCs w:val="18"/>
               </w:rPr>
-              <w:t>Read and store; keys are case sensitive.</w:t>
+              <w:t>The number of dimensions.</w:t>
             </w:r>
           </w:p>
         </w:tc>
@@ -18785,52 +18809,7 @@
                 <w:sz w:val="16"/>
                 <w:szCs w:val="16"/>
               </w:rPr>
-              <w:t>hasIndex(k)</w:t>
-            </w:r>
-            <w:r>
-              <w:rPr>
-                <w:sz w:val="18"/>
-                <w:szCs w:val="18"/>
-              </w:rPr>
-              <w:t xml:space="preserve">, </w:t>
-            </w:r>
-            <w:r>
-              <w:rPr>
-                <w:rFonts w:eastAsia="Courier New" w:cs="Courier New" w:ascii="Courier New" w:hAnsi="Courier New"/>
-                <w:sz w:val="16"/>
-                <w:szCs w:val="16"/>
-              </w:rPr>
-              <w:t>hasItem(x)</w:t>
-            </w:r>
-            <w:r>
-              <w:rPr>
-                <w:sz w:val="18"/>
-                <w:szCs w:val="18"/>
-              </w:rPr>
-              <w:t xml:space="preserve">, </w:t>
-            </w:r>
-            <w:r>
-              <w:rPr>
-                <w:rFonts w:eastAsia="Courier New" w:cs="Courier New" w:ascii="Courier New" w:hAnsi="Courier New"/>
-                <w:sz w:val="16"/>
-                <w:szCs w:val="16"/>
-              </w:rPr>
-              <w:t>index(x)</w:t>
-            </w:r>
-            <w:r>
-              <w:rPr>
-                <w:sz w:val="18"/>
-                <w:szCs w:val="18"/>
-              </w:rPr>
-              <w:t xml:space="preserve">, </w:t>
-            </w:r>
-            <w:r>
-              <w:rPr>
-                <w:rFonts w:eastAsia="Courier New" w:cs="Courier New" w:ascii="Courier New" w:hAnsi="Courier New"/>
-                <w:sz w:val="16"/>
-                <w:szCs w:val="16"/>
-              </w:rPr>
-              <w:t>remove(k)</w:t>
+              <w:t>dimension(n)</w:t>
             </w:r>
           </w:p>
         </w:tc>
@@ -18854,7 +18833,7 @@
                 <w:sz w:val="18"/>
                 <w:szCs w:val="18"/>
               </w:rPr>
-              <w:t>Tests, search and removal.</w:t>
+              <w:t>The size of dimension N.</w:t>
             </w:r>
           </w:p>
         </w:tc>
@@ -18884,37 +18863,7 @@
                 <w:sz w:val="16"/>
                 <w:szCs w:val="16"/>
               </w:rPr>
-              <w:t>items</w:t>
-            </w:r>
-            <w:r>
-              <w:rPr>
-                <w:sz w:val="18"/>
-                <w:szCs w:val="18"/>
-              </w:rPr>
-              <w:t xml:space="preserve">, </w:t>
-            </w:r>
-            <w:r>
-              <w:rPr>
-                <w:rFonts w:eastAsia="Courier New" w:cs="Courier New" w:ascii="Courier New" w:hAnsi="Courier New"/>
-                <w:sz w:val="16"/>
-                <w:szCs w:val="16"/>
-              </w:rPr>
-              <w:t>isEmpty</w:t>
-            </w:r>
-            <w:r>
-              <w:rPr>
-                <w:sz w:val="18"/>
-                <w:szCs w:val="18"/>
-              </w:rPr>
-              <w:t xml:space="preserve">, </w:t>
-            </w:r>
-            <w:r>
-              <w:rPr>
-                <w:rFonts w:eastAsia="Courier New" w:cs="Courier New" w:ascii="Courier New" w:hAnsi="Courier New"/>
-                <w:sz w:val="16"/>
-                <w:szCs w:val="16"/>
-              </w:rPr>
-              <w:t>empty</w:t>
+              <w:t>dimensions</w:t>
             </w:r>
           </w:p>
         </w:tc>
@@ -18938,7 +18887,7 @@
                 <w:sz w:val="18"/>
                 <w:szCs w:val="18"/>
               </w:rPr>
-              <w:t>Counting and clearing.</w:t>
+              <w:t>An Array with the sizes of all dimensions.</w:t>
             </w:r>
           </w:p>
         </w:tc>
@@ -18968,7 +18917,7 @@
                 <w:sz w:val="16"/>
                 <w:szCs w:val="16"/>
               </w:rPr>
-              <w:t>makeArray</w:t>
+              <w:t>size</w:t>
             </w:r>
             <w:r>
               <w:rPr>
@@ -18983,37 +18932,7 @@
                 <w:sz w:val="16"/>
                 <w:szCs w:val="16"/>
               </w:rPr>
-              <w:t>allIndexes</w:t>
-            </w:r>
-            <w:r>
-              <w:rPr>
-                <w:sz w:val="18"/>
-                <w:szCs w:val="18"/>
-              </w:rPr>
-              <w:t xml:space="preserve">, </w:t>
-            </w:r>
-            <w:r>
-              <w:rPr>
-                <w:rFonts w:eastAsia="Courier New" w:cs="Courier New" w:ascii="Courier New" w:hAnsi="Courier New"/>
-                <w:sz w:val="16"/>
-                <w:szCs w:val="16"/>
-              </w:rPr>
-              <w:t>allItems</w:t>
-            </w:r>
-            <w:r>
-              <w:rPr>
-                <w:sz w:val="18"/>
-                <w:szCs w:val="18"/>
-              </w:rPr>
-              <w:t xml:space="preserve">, </w:t>
-            </w:r>
-            <w:r>
-              <w:rPr>
-                <w:rFonts w:eastAsia="Courier New" w:cs="Courier New" w:ascii="Courier New" w:hAnsi="Courier New"/>
-                <w:sz w:val="16"/>
-                <w:szCs w:val="16"/>
-              </w:rPr>
-              <w:t>supplier</w:t>
+              <w:t>items</w:t>
             </w:r>
           </w:p>
         </w:tc>
@@ -19037,7 +18956,7 @@
                 <w:sz w:val="18"/>
                 <w:szCs w:val="18"/>
               </w:rPr>
-              <w:t>Keys, items and walking.</w:t>
+              <w:t>The number of places (the product of the sizes) and the number of items.</w:t>
             </w:r>
           </w:p>
         </w:tc>
@@ -19063,18 +18982,11 @@
             </w:pPr>
             <w:r>
               <w:rPr>
-                <w:sz w:val="18"/>
-                <w:szCs w:val="18"/>
-              </w:rPr>
-              <w:t xml:space="preserve">Directory, StringTable: </w:t>
-            </w:r>
-            <w:r>
-              <w:rPr>
                 <w:rFonts w:eastAsia="Courier New" w:cs="Courier New" w:ascii="Courier New" w:hAnsi="Courier New"/>
                 <w:sz w:val="16"/>
                 <w:szCs w:val="16"/>
               </w:rPr>
-              <w:t>entry</w:t>
+              <w:t>index(x)</w:t>
             </w:r>
             <w:r>
               <w:rPr>
@@ -19089,7 +19001,7 @@
                 <w:sz w:val="16"/>
                 <w:szCs w:val="16"/>
               </w:rPr>
-              <w:t>setEntry</w:t>
+              <w:t>allIndexes</w:t>
             </w:r>
             <w:r>
               <w:rPr>
@@ -19104,14 +19016,31 @@
                 <w:sz w:val="16"/>
                 <w:szCs w:val="16"/>
               </w:rPr>
-              <w:t>hasEntry</w:t>
-            </w:r>
-            <w:r>
-              <w:rPr>
-                <w:sz w:val="18"/>
-                <w:szCs w:val="18"/>
-              </w:rPr>
-              <w:t xml:space="preserve">, </w:t>
+              <w:t>supplier</w:t>
+            </w:r>
+          </w:p>
+        </w:tc>
+        <w:tc>
+          <w:tcPr>
+            <w:tcW w:w="6538" w:type="dxa"/>
+            <w:tcBorders>
+              <w:top w:val="single" w:sz="4" w:space="0" w:color="808080"/>
+              <w:left w:val="single" w:sz="4" w:space="0" w:color="808080"/>
+              <w:bottom w:val="single" w:sz="4" w:space="0" w:color="808080"/>
+              <w:right w:val="single" w:sz="4" w:space="0" w:color="808080"/>
+            </w:tcBorders>
+          </w:tcPr>
+          <w:p>
+            <w:pPr>
+              <w:pStyle w:val="Normal"/>
+              <w:rPr/>
+            </w:pPr>
+            <w:r>
+              <w:rPr>
+                <w:sz w:val="18"/>
+                <w:szCs w:val="18"/>
+              </w:rPr>
+              <w:t xml:space="preserve">Indexes are Arrays of numbers, for example </w:t>
             </w:r>
             <w:r>
               <w:rPr>
@@ -19119,107 +19048,14 @@
                 <w:sz w:val="16"/>
                 <w:szCs w:val="16"/>
               </w:rPr>
-              <w:t>removeEntry</w:t>
-            </w:r>
-          </w:p>
-        </w:tc>
-        <w:tc>
-          <w:tcPr>
-            <w:tcW w:w="6538" w:type="dxa"/>
-            <w:tcBorders>
-              <w:top w:val="single" w:sz="4" w:space="0" w:color="808080"/>
-              <w:left w:val="single" w:sz="4" w:space="0" w:color="808080"/>
-              <w:bottom w:val="single" w:sz="4" w:space="0" w:color="808080"/>
-              <w:right w:val="single" w:sz="4" w:space="0" w:color="808080"/>
-            </w:tcBorders>
-          </w:tcPr>
-          <w:p>
-            <w:pPr>
-              <w:pStyle w:val="Normal"/>
-              <w:rPr/>
-            </w:pPr>
-            <w:r>
-              <w:rPr>
-                <w:sz w:val="18"/>
-                <w:szCs w:val="18"/>
-              </w:rPr>
-              <w:t>Access by name, uppercased as in ooRexx.</w:t>
-            </w:r>
-          </w:p>
-        </w:tc>
-      </w:tr>
-      <w:tr>
-        <w:trPr>
-          <w:cantSplit w:val="true"/>
-        </w:trPr>
-        <w:tc>
-          <w:tcPr>
-            <w:tcW w:w="3099" w:type="dxa"/>
-            <w:tcBorders>
-              <w:top w:val="single" w:sz="4" w:space="0" w:color="808080"/>
-              <w:left w:val="single" w:sz="4" w:space="0" w:color="808080"/>
-              <w:bottom w:val="single" w:sz="4" w:space="0" w:color="808080"/>
-              <w:right w:val="single" w:sz="4" w:space="0" w:color="808080"/>
-            </w:tcBorders>
-          </w:tcPr>
-          <w:p>
-            <w:pPr>
-              <w:pStyle w:val="Normal"/>
-              <w:rPr/>
-            </w:pPr>
-            <w:r>
-              <w:rPr>
-                <w:sz w:val="18"/>
-                <w:szCs w:val="18"/>
-              </w:rPr>
-              <w:t>Directory, StringTable: any other message</w:t>
-            </w:r>
-          </w:p>
-        </w:tc>
-        <w:tc>
-          <w:tcPr>
-            <w:tcW w:w="6538" w:type="dxa"/>
-            <w:tcBorders>
-              <w:top w:val="single" w:sz="4" w:space="0" w:color="808080"/>
-              <w:left w:val="single" w:sz="4" w:space="0" w:color="808080"/>
-              <w:bottom w:val="single" w:sz="4" w:space="0" w:color="808080"/>
-              <w:right w:val="single" w:sz="4" w:space="0" w:color="808080"/>
-            </w:tcBorders>
-          </w:tcPr>
-          <w:p>
-            <w:pPr>
-              <w:pStyle w:val="Normal"/>
-              <w:rPr/>
-            </w:pPr>
-            <w:r>
-              <w:rPr>
-                <w:rFonts w:eastAsia="Courier New" w:cs="Courier New" w:ascii="Courier New" w:hAnsi="Courier New"/>
-                <w:sz w:val="16"/>
-                <w:szCs w:val="16"/>
-              </w:rPr>
-              <w:t>d~city</w:t>
-            </w:r>
-            <w:r>
-              <w:rPr>
-                <w:sz w:val="18"/>
-                <w:szCs w:val="18"/>
-              </w:rPr>
-              <w:t xml:space="preserve"> reads and </w:t>
-            </w:r>
-            <w:r>
-              <w:rPr>
-                <w:rFonts w:eastAsia="Courier New" w:cs="Courier New" w:ascii="Courier New" w:hAnsi="Courier New"/>
-                <w:sz w:val="16"/>
-                <w:szCs w:val="16"/>
-              </w:rPr>
-              <w:t>d~city = x</w:t>
-            </w:r>
-            <w:r>
-              <w:rPr>
-                <w:sz w:val="18"/>
-                <w:szCs w:val="18"/>
-              </w:rPr>
-              <w:t xml:space="preserve"> sets the entry CITY.</w:t>
+              <w:t>2,3</w:t>
+            </w:r>
+            <w:r>
+              <w:rPr>
+                <w:sz w:val="18"/>
+                <w:szCs w:val="18"/>
+              </w:rPr>
+              <w:t xml:space="preserve"> for row 2, column 3.</w:t>
             </w:r>
           </w:p>
         </w:tc>
@@ -19228,23 +19064,26 @@
     <w:p>
       <w:pPr>
         <w:pStyle w:val="Normal"/>
-        <w:spacing w:before="0" w:after="120"/>
+        <w:spacing w:before="80" w:after="200"/>
         <w:rPr/>
       </w:pPr>
       <w:r>
-        <w:rPr/>
-      </w:r>
-    </w:p>
-    <w:p>
-      <w:pPr>
-        <w:pStyle w:val="Heading2"/>
-        <w:rPr/>
-      </w:pPr>
-      <w:bookmarkStart w:id="40" w:name="__RefHeading___Toc3517_2595444312"/>
-      <w:bookmarkEnd w:id="40"/>
-      <w:r>
-        <w:rPr/>
-        <w:t>Stem</w:t>
+        <w:rPr>
+          <w:rFonts w:eastAsia="Arial" w:cs="Arial" w:ascii="Arial" w:hAnsi="Arial"/>
+          <w:b/>
+          <w:bCs/>
+          <w:sz w:val="18"/>
+          <w:szCs w:val="18"/>
+        </w:rPr>
+        <w:t xml:space="preserve">Figure 24. </w:t>
+      </w:r>
+      <w:r>
+        <w:rPr>
+          <w:rFonts w:eastAsia="Arial" w:cs="Arial" w:ascii="Arial" w:hAnsi="Arial"/>
+          <w:sz w:val="18"/>
+          <w:szCs w:val="18"/>
+        </w:rPr>
+        <w:t>Methods for arrays with several dimensions</w:t>
       </w:r>
     </w:p>
     <w:p>
@@ -19254,20 +19093,16 @@
         <w:rPr/>
       </w:pPr>
       <w:r>
-        <w:rPr/>
-        <w:t xml:space="preserve">A stem as an object. </w:t>
-      </w:r>
-      <w:r>
         <w:rPr>
           <w:rFonts w:eastAsia="Courier New" w:cs="Courier New" w:ascii="Courier New" w:hAnsi="Courier New"/>
           <w:sz w:val="19"/>
           <w:szCs w:val="19"/>
         </w:rPr>
-        <w:t>RETURN x.</w:t>
-      </w:r>
-      <w:r>
-        <w:rPr/>
-        <w:t xml:space="preserve"> creates one in OO code; </w:t>
+        <w:t>DO x OVER m</w:t>
+      </w:r>
+      <w:r>
+        <w:rPr/>
+        <w:t xml:space="preserve"> walks the items row by row; </w:t>
       </w:r>
       <w:r>
         <w:rPr>
@@ -19275,11 +19110,11 @@
           <w:sz w:val="19"/>
           <w:szCs w:val="19"/>
         </w:rPr>
-        <w:t>.stem~new</w:t>
-      </w:r>
-      <w:r>
-        <w:rPr/>
-        <w:t xml:space="preserve"> or </w:t>
+        <w:t>DO WITH INDEX ix ITEM x OVER m</w:t>
+      </w:r>
+      <w:r>
+        <w:rPr/>
+        <w:t xml:space="preserve"> gives the index as an Array: </w:t>
       </w:r>
       <w:r>
         <w:rPr>
@@ -19287,11 +19122,370 @@
           <w:sz w:val="19"/>
           <w:szCs w:val="19"/>
         </w:rPr>
-        <w:t>.stem~new(default)</w:t>
-      </w:r>
-      <w:r>
-        <w:rPr/>
-        <w:t xml:space="preserve"> creates an empty one.</w:t>
+        <w:t>ix[1]</w:t>
+      </w:r>
+      <w:r>
+        <w:rPr/>
+        <w:t xml:space="preserve"> is the row, </w:t>
+      </w:r>
+      <w:r>
+        <w:rPr>
+          <w:rFonts w:eastAsia="Courier New" w:cs="Courier New" w:ascii="Courier New" w:hAnsi="Courier New"/>
+          <w:sz w:val="19"/>
+          <w:szCs w:val="19"/>
+        </w:rPr>
+        <w:t>ix[2]</w:t>
+      </w:r>
+      <w:r>
+        <w:rPr/>
+        <w:t xml:space="preserve"> the column. The methods that treat an array as a list (</w:t>
+      </w:r>
+      <w:r>
+        <w:rPr>
+          <w:rFonts w:eastAsia="Courier New" w:cs="Courier New" w:ascii="Courier New" w:hAnsi="Courier New"/>
+          <w:sz w:val="19"/>
+          <w:szCs w:val="19"/>
+        </w:rPr>
+        <w:t>append</w:t>
+      </w:r>
+      <w:r>
+        <w:rPr/>
+        <w:t xml:space="preserve">, </w:t>
+      </w:r>
+      <w:r>
+        <w:rPr>
+          <w:rFonts w:eastAsia="Courier New" w:cs="Courier New" w:ascii="Courier New" w:hAnsi="Courier New"/>
+          <w:sz w:val="19"/>
+          <w:szCs w:val="19"/>
+        </w:rPr>
+        <w:t>insert</w:t>
+      </w:r>
+      <w:r>
+        <w:rPr/>
+        <w:t xml:space="preserve">, </w:t>
+      </w:r>
+      <w:r>
+        <w:rPr>
+          <w:rFonts w:eastAsia="Courier New" w:cs="Courier New" w:ascii="Courier New" w:hAnsi="Courier New"/>
+          <w:sz w:val="19"/>
+          <w:szCs w:val="19"/>
+        </w:rPr>
+        <w:t>delete</w:t>
+      </w:r>
+      <w:r>
+        <w:rPr/>
+        <w:t xml:space="preserve">, </w:t>
+      </w:r>
+      <w:r>
+        <w:rPr>
+          <w:rFonts w:eastAsia="Courier New" w:cs="Courier New" w:ascii="Courier New" w:hAnsi="Courier New"/>
+          <w:sz w:val="19"/>
+          <w:szCs w:val="19"/>
+        </w:rPr>
+        <w:t>first</w:t>
+      </w:r>
+      <w:r>
+        <w:rPr/>
+        <w:t xml:space="preserve">, </w:t>
+      </w:r>
+      <w:r>
+        <w:rPr>
+          <w:rFonts w:eastAsia="Courier New" w:cs="Courier New" w:ascii="Courier New" w:hAnsi="Courier New"/>
+          <w:sz w:val="19"/>
+          <w:szCs w:val="19"/>
+        </w:rPr>
+        <w:t>last</w:t>
+      </w:r>
+      <w:r>
+        <w:rPr/>
+        <w:t xml:space="preserve">, </w:t>
+      </w:r>
+      <w:r>
+        <w:rPr>
+          <w:rFonts w:eastAsia="Courier New" w:cs="Courier New" w:ascii="Courier New" w:hAnsi="Courier New"/>
+          <w:sz w:val="19"/>
+          <w:szCs w:val="19"/>
+        </w:rPr>
+        <w:t>next</w:t>
+      </w:r>
+      <w:r>
+        <w:rPr/>
+        <w:t xml:space="preserve">, </w:t>
+      </w:r>
+      <w:r>
+        <w:rPr>
+          <w:rFonts w:eastAsia="Courier New" w:cs="Courier New" w:ascii="Courier New" w:hAnsi="Courier New"/>
+          <w:sz w:val="19"/>
+          <w:szCs w:val="19"/>
+        </w:rPr>
+        <w:t>previous</w:t>
+      </w:r>
+      <w:r>
+        <w:rPr/>
+        <w:t xml:space="preserve">, </w:t>
+      </w:r>
+      <w:r>
+        <w:rPr>
+          <w:rFonts w:eastAsia="Courier New" w:cs="Courier New" w:ascii="Courier New" w:hAnsi="Courier New"/>
+          <w:sz w:val="19"/>
+          <w:szCs w:val="19"/>
+        </w:rPr>
+        <w:t>section</w:t>
+      </w:r>
+      <w:r>
+        <w:rPr/>
+        <w:t xml:space="preserve"> and </w:t>
+      </w:r>
+      <w:r>
+        <w:rPr>
+          <w:rFonts w:eastAsia="Courier New" w:cs="Courier New" w:ascii="Courier New" w:hAnsi="Courier New"/>
+          <w:sz w:val="19"/>
+          <w:szCs w:val="19"/>
+        </w:rPr>
+        <w:t>sort</w:t>
+      </w:r>
+      <w:r>
+        <w:rPr/>
+        <w:t>) need a one-dimensional array (error 98.8). The wrong number of indexes is error 98.11.</w:t>
+      </w:r>
+    </w:p>
+    <w:tbl>
+      <w:tblPr>
+        <w:tblW w:w="9638" w:type="dxa"/>
+        <w:jc w:val="left"/>
+        <w:tblInd w:w="0" w:type="dxa"/>
+        <w:tblLayout w:type="fixed"/>
+        <w:tblCellMar>
+          <w:top w:w="100" w:type="dxa"/>
+          <w:left w:w="140" w:type="dxa"/>
+          <w:bottom w:w="100" w:type="dxa"/>
+          <w:right w:w="140" w:type="dxa"/>
+        </w:tblCellMar>
+      </w:tblPr>
+      <w:tblGrid>
+        <w:gridCol w:w="9638"/>
+      </w:tblGrid>
+      <w:tr>
+        <w:trPr/>
+        <w:tc>
+          <w:tcPr>
+            <w:tcW w:w="9638" w:type="dxa"/>
+            <w:tcBorders>
+              <w:top w:val="single" w:sz="4" w:space="0" w:color="000000"/>
+              <w:left w:val="single" w:sz="4" w:space="0" w:color="000000"/>
+              <w:bottom w:val="single" w:sz="4" w:space="0" w:color="000000"/>
+              <w:right w:val="single" w:sz="4" w:space="0" w:color="000000"/>
+            </w:tcBorders>
+            <w:shd w:color="auto" w:fill="F2F2F2" w:val="clear"/>
+          </w:tcPr>
+          <w:p>
+            <w:pPr>
+              <w:pStyle w:val="Normal"/>
+              <w:spacing w:lineRule="exact" w:line="228" w:before="0" w:after="0"/>
+              <w:rPr/>
+            </w:pPr>
+            <w:r>
+              <w:rPr>
+                <w:rFonts w:eastAsia="Courier New" w:cs="Courier New" w:ascii="Courier New" w:hAnsi="Courier New"/>
+                <w:sz w:val="17"/>
+                <w:szCs w:val="17"/>
+              </w:rPr>
+              <w:t>m = .array~new(2, 3)</w:t>
+            </w:r>
+          </w:p>
+          <w:p>
+            <w:pPr>
+              <w:pStyle w:val="Normal"/>
+              <w:spacing w:lineRule="exact" w:line="228" w:before="0" w:after="0"/>
+              <w:rPr/>
+            </w:pPr>
+            <w:r>
+              <w:rPr>
+                <w:rFonts w:eastAsia="Courier New" w:cs="Courier New" w:ascii="Courier New" w:hAnsi="Courier New"/>
+                <w:sz w:val="17"/>
+                <w:szCs w:val="17"/>
+              </w:rPr>
+              <w:t>do i = 1 to 2</w:t>
+            </w:r>
+          </w:p>
+          <w:p>
+            <w:pPr>
+              <w:pStyle w:val="Normal"/>
+              <w:spacing w:lineRule="exact" w:line="228" w:before="0" w:after="0"/>
+              <w:rPr/>
+            </w:pPr>
+            <w:r>
+              <w:rPr>
+                <w:rFonts w:eastAsia="Courier New" w:cs="Courier New" w:ascii="Courier New" w:hAnsi="Courier New"/>
+                <w:sz w:val="17"/>
+                <w:szCs w:val="17"/>
+              </w:rPr>
+              <w:t xml:space="preserve">  </w:t>
+            </w:r>
+            <w:r>
+              <w:rPr>
+                <w:rFonts w:eastAsia="Courier New" w:cs="Courier New" w:ascii="Courier New" w:hAnsi="Courier New"/>
+                <w:sz w:val="17"/>
+                <w:szCs w:val="17"/>
+              </w:rPr>
+              <w:t>do j = 1 to 3</w:t>
+            </w:r>
+          </w:p>
+          <w:p>
+            <w:pPr>
+              <w:pStyle w:val="Normal"/>
+              <w:spacing w:lineRule="exact" w:line="228" w:before="0" w:after="0"/>
+              <w:rPr/>
+            </w:pPr>
+            <w:r>
+              <w:rPr>
+                <w:rFonts w:eastAsia="Courier New" w:cs="Courier New" w:ascii="Courier New" w:hAnsi="Courier New"/>
+                <w:sz w:val="17"/>
+                <w:szCs w:val="17"/>
+              </w:rPr>
+              <w:t xml:space="preserve">    </w:t>
+            </w:r>
+            <w:r>
+              <w:rPr>
+                <w:rFonts w:eastAsia="Courier New" w:cs="Courier New" w:ascii="Courier New" w:hAnsi="Courier New"/>
+                <w:sz w:val="17"/>
+                <w:szCs w:val="17"/>
+              </w:rPr>
+              <w:t>m[i, j] = i * 10 + j</w:t>
+            </w:r>
+          </w:p>
+          <w:p>
+            <w:pPr>
+              <w:pStyle w:val="Normal"/>
+              <w:spacing w:lineRule="exact" w:line="228" w:before="0" w:after="0"/>
+              <w:rPr/>
+            </w:pPr>
+            <w:r>
+              <w:rPr>
+                <w:rFonts w:eastAsia="Courier New" w:cs="Courier New" w:ascii="Courier New" w:hAnsi="Courier New"/>
+                <w:sz w:val="17"/>
+                <w:szCs w:val="17"/>
+              </w:rPr>
+              <w:t xml:space="preserve">  </w:t>
+            </w:r>
+            <w:r>
+              <w:rPr>
+                <w:rFonts w:eastAsia="Courier New" w:cs="Courier New" w:ascii="Courier New" w:hAnsi="Courier New"/>
+                <w:sz w:val="17"/>
+                <w:szCs w:val="17"/>
+              </w:rPr>
+              <w:t>end</w:t>
+            </w:r>
+          </w:p>
+          <w:p>
+            <w:pPr>
+              <w:pStyle w:val="Normal"/>
+              <w:spacing w:lineRule="exact" w:line="228" w:before="0" w:after="0"/>
+              <w:rPr/>
+            </w:pPr>
+            <w:r>
+              <w:rPr>
+                <w:rFonts w:eastAsia="Courier New" w:cs="Courier New" w:ascii="Courier New" w:hAnsi="Courier New"/>
+                <w:sz w:val="17"/>
+                <w:szCs w:val="17"/>
+              </w:rPr>
+              <w:t>end</w:t>
+            </w:r>
+          </w:p>
+          <w:p>
+            <w:pPr>
+              <w:pStyle w:val="Normal"/>
+              <w:spacing w:lineRule="exact" w:line="228" w:before="0" w:after="0"/>
+              <w:rPr/>
+            </w:pPr>
+            <w:r>
+              <w:rPr>
+                <w:rFonts w:eastAsia="Courier New" w:cs="Courier New" w:ascii="Courier New" w:hAnsi="Courier New"/>
+                <w:sz w:val="17"/>
+                <w:szCs w:val="17"/>
+              </w:rPr>
+              <w:t>say m[2, 3] m~dimension m~dimensions~toString(, 'x')     /* 23 2 2x3 */</w:t>
+            </w:r>
+          </w:p>
+          <w:p>
+            <w:pPr>
+              <w:pStyle w:val="Normal"/>
+              <w:spacing w:lineRule="exact" w:line="228" w:before="0" w:after="0"/>
+              <w:rPr/>
+            </w:pPr>
+            <w:r>
+              <w:rPr>
+                <w:rFonts w:eastAsia="Courier New" w:cs="Courier New" w:ascii="Courier New" w:hAnsi="Courier New"/>
+                <w:sz w:val="17"/>
+                <w:szCs w:val="17"/>
+              </w:rPr>
+              <w:t>m[3, 4] = 'grown'</w:t>
+            </w:r>
+          </w:p>
+          <w:p>
+            <w:pPr>
+              <w:pStyle w:val="Normal"/>
+              <w:spacing w:lineRule="exact" w:line="228" w:before="0" w:after="0"/>
+              <w:rPr/>
+            </w:pPr>
+            <w:r>
+              <w:rPr>
+                <w:rFonts w:eastAsia="Courier New" w:cs="Courier New" w:ascii="Courier New" w:hAnsi="Courier New"/>
+                <w:sz w:val="17"/>
+                <w:szCs w:val="17"/>
+              </w:rPr>
+              <w:t>say m~dimensions~toString(, 'x') m[2, 3]                  /* 3x4 23  */</w:t>
+            </w:r>
+          </w:p>
+        </w:tc>
+      </w:tr>
+    </w:tbl>
+    <w:p>
+      <w:pPr>
+        <w:pStyle w:val="Normal"/>
+        <w:spacing w:before="80" w:after="200"/>
+        <w:rPr/>
+      </w:pPr>
+      <w:r>
+        <w:rPr>
+          <w:rFonts w:eastAsia="Arial" w:cs="Arial" w:ascii="Arial" w:hAnsi="Arial"/>
+          <w:b/>
+          <w:bCs/>
+          <w:sz w:val="18"/>
+          <w:szCs w:val="18"/>
+        </w:rPr>
+        <w:t xml:space="preserve">Figure 25. </w:t>
+      </w:r>
+      <w:r>
+        <w:rPr>
+          <w:rFonts w:eastAsia="Arial" w:cs="Arial" w:ascii="Arial" w:hAnsi="Arial"/>
+          <w:sz w:val="18"/>
+          <w:szCs w:val="18"/>
+        </w:rPr>
+        <w:t>A two-dimensional array</w:t>
+      </w:r>
+    </w:p>
+    <w:p>
+      <w:pPr>
+        <w:pStyle w:val="Heading2"/>
+        <w:rPr/>
+      </w:pPr>
+      <w:bookmarkStart w:id="39" w:name="__RefHeading___Toc3635_696676344"/>
+      <w:bookmarkEnd w:id="39"/>
+      <w:r>
+        <w:rPr/>
+        <w:t>Directory, StringTable and Table</w:t>
+      </w:r>
+    </w:p>
+    <w:p>
+      <w:pPr>
+        <w:pStyle w:val="Normal"/>
+        <w:spacing w:before="0" w:after="120"/>
+        <w:rPr/>
+      </w:pPr>
+      <w:r>
+        <w:rPr/>
+        <w:t>Collections indexed by key. Directory and StringTable use the string value of the key; Table also accepts objects as keys and compares them by identity.</w:t>
       </w:r>
     </w:p>
     <w:tbl>
@@ -19398,7 +19592,7 @@
                 <w:sz w:val="16"/>
                 <w:szCs w:val="16"/>
               </w:rPr>
-              <w:t>[] at(t...)</w:t>
+              <w:t>[] at(k)</w:t>
             </w:r>
             <w:r>
               <w:rPr>
@@ -19413,7 +19607,7 @@
                 <w:sz w:val="16"/>
                 <w:szCs w:val="16"/>
               </w:rPr>
-              <w:t>[]= put(v, t...)</w:t>
+              <w:t>[]= put(item, k)</w:t>
             </w:r>
           </w:p>
         </w:tc>
@@ -19437,22 +19631,7 @@
                 <w:sz w:val="18"/>
                 <w:szCs w:val="18"/>
               </w:rPr>
-              <w:t xml:space="preserve">Read and set a tail; several indexes are joined with dots. A missing tail gives the default value or </w:t>
-            </w:r>
-            <w:r>
-              <w:rPr>
-                <w:rFonts w:eastAsia="Courier New" w:cs="Courier New" w:ascii="Courier New" w:hAnsi="Courier New"/>
-                <w:sz w:val="16"/>
-                <w:szCs w:val="16"/>
-              </w:rPr>
-              <w:t>.nil</w:t>
-            </w:r>
-            <w:r>
-              <w:rPr>
-                <w:sz w:val="18"/>
-                <w:szCs w:val="18"/>
-              </w:rPr>
-              <w:t>.</w:t>
+              <w:t>Read and store; keys are case sensitive.</w:t>
             </w:r>
           </w:p>
         </w:tc>
@@ -19482,7 +19661,7 @@
                 <w:sz w:val="16"/>
                 <w:szCs w:val="16"/>
               </w:rPr>
-              <w:t>remove(t)</w:t>
+              <w:t>hasIndex(k)</w:t>
             </w:r>
             <w:r>
               <w:rPr>
@@ -19497,7 +19676,37 @@
                 <w:sz w:val="16"/>
                 <w:szCs w:val="16"/>
               </w:rPr>
-              <w:t>hasIndex(t)</w:t>
+              <w:t>hasItem(x)</w:t>
+            </w:r>
+            <w:r>
+              <w:rPr>
+                <w:sz w:val="18"/>
+                <w:szCs w:val="18"/>
+              </w:rPr>
+              <w:t xml:space="preserve">, </w:t>
+            </w:r>
+            <w:r>
+              <w:rPr>
+                <w:rFonts w:eastAsia="Courier New" w:cs="Courier New" w:ascii="Courier New" w:hAnsi="Courier New"/>
+                <w:sz w:val="16"/>
+                <w:szCs w:val="16"/>
+              </w:rPr>
+              <w:t>index(x)</w:t>
+            </w:r>
+            <w:r>
+              <w:rPr>
+                <w:sz w:val="18"/>
+                <w:szCs w:val="18"/>
+              </w:rPr>
+              <w:t xml:space="preserve">, </w:t>
+            </w:r>
+            <w:r>
+              <w:rPr>
+                <w:rFonts w:eastAsia="Courier New" w:cs="Courier New" w:ascii="Courier New" w:hAnsi="Courier New"/>
+                <w:sz w:val="16"/>
+                <w:szCs w:val="16"/>
+              </w:rPr>
+              <w:t>remove(k)</w:t>
             </w:r>
           </w:p>
         </w:tc>
@@ -19521,7 +19730,7 @@
                 <w:sz w:val="18"/>
                 <w:szCs w:val="18"/>
               </w:rPr>
-              <w:t>Drop and test a tail.</w:t>
+              <w:t>Tests, search and removal.</w:t>
             </w:r>
           </w:p>
         </w:tc>
@@ -19605,7 +19814,7 @@
                 <w:sz w:val="18"/>
                 <w:szCs w:val="18"/>
               </w:rPr>
-              <w:t>Number of tails with a value, test, drop all.</w:t>
+              <w:t>Counting and clearing.</w:t>
             </w:r>
           </w:p>
         </w:tc>
@@ -19635,7 +19844,7 @@
                 <w:sz w:val="16"/>
                 <w:szCs w:val="16"/>
               </w:rPr>
-              <w:t>allIndexes</w:t>
+              <w:t>makeArray</w:t>
             </w:r>
             <w:r>
               <w:rPr>
@@ -19650,7 +19859,7 @@
                 <w:sz w:val="16"/>
                 <w:szCs w:val="16"/>
               </w:rPr>
-              <w:t>makeArray</w:t>
+              <w:t>allIndexes</w:t>
             </w:r>
             <w:r>
               <w:rPr>
@@ -19704,7 +19913,7 @@
                 <w:sz w:val="18"/>
                 <w:szCs w:val="18"/>
               </w:rPr>
-              <w:t>Tails sorted as DO OVER sorts them, values, walking.</w:t>
+              <w:t>Keys, items and walking.</w:t>
             </w:r>
           </w:p>
         </w:tc>
@@ -19730,11 +19939,63 @@
             </w:pPr>
             <w:r>
               <w:rPr>
+                <w:sz w:val="18"/>
+                <w:szCs w:val="18"/>
+              </w:rPr>
+              <w:t xml:space="preserve">Directory, StringTable: </w:t>
+            </w:r>
+            <w:r>
+              <w:rPr>
                 <w:rFonts w:eastAsia="Courier New" w:cs="Courier New" w:ascii="Courier New" w:hAnsi="Courier New"/>
                 <w:sz w:val="16"/>
                 <w:szCs w:val="16"/>
               </w:rPr>
-              <w:t>string</w:t>
+              <w:t>entry</w:t>
+            </w:r>
+            <w:r>
+              <w:rPr>
+                <w:sz w:val="18"/>
+                <w:szCs w:val="18"/>
+              </w:rPr>
+              <w:t xml:space="preserve">, </w:t>
+            </w:r>
+            <w:r>
+              <w:rPr>
+                <w:rFonts w:eastAsia="Courier New" w:cs="Courier New" w:ascii="Courier New" w:hAnsi="Courier New"/>
+                <w:sz w:val="16"/>
+                <w:szCs w:val="16"/>
+              </w:rPr>
+              <w:t>setEntry</w:t>
+            </w:r>
+            <w:r>
+              <w:rPr>
+                <w:sz w:val="18"/>
+                <w:szCs w:val="18"/>
+              </w:rPr>
+              <w:t xml:space="preserve">, </w:t>
+            </w:r>
+            <w:r>
+              <w:rPr>
+                <w:rFonts w:eastAsia="Courier New" w:cs="Courier New" w:ascii="Courier New" w:hAnsi="Courier New"/>
+                <w:sz w:val="16"/>
+                <w:szCs w:val="16"/>
+              </w:rPr>
+              <w:t>hasEntry</w:t>
+            </w:r>
+            <w:r>
+              <w:rPr>
+                <w:sz w:val="18"/>
+                <w:szCs w:val="18"/>
+              </w:rPr>
+              <w:t xml:space="preserve">, </w:t>
+            </w:r>
+            <w:r>
+              <w:rPr>
+                <w:rFonts w:eastAsia="Courier New" w:cs="Courier New" w:ascii="Courier New" w:hAnsi="Courier New"/>
+                <w:sz w:val="16"/>
+                <w:szCs w:val="16"/>
+              </w:rPr>
+              <w:t>removeEntry</w:t>
             </w:r>
           </w:p>
         </w:tc>
@@ -19758,7 +20019,83 @@
                 <w:sz w:val="18"/>
                 <w:szCs w:val="18"/>
               </w:rPr>
-              <w:t>The default value, or the stem's name.</w:t>
+              <w:t>Access by name, uppercased as in ooRexx.</w:t>
+            </w:r>
+          </w:p>
+        </w:tc>
+      </w:tr>
+      <w:tr>
+        <w:trPr>
+          <w:cantSplit w:val="true"/>
+        </w:trPr>
+        <w:tc>
+          <w:tcPr>
+            <w:tcW w:w="3099" w:type="dxa"/>
+            <w:tcBorders>
+              <w:top w:val="single" w:sz="4" w:space="0" w:color="808080"/>
+              <w:left w:val="single" w:sz="4" w:space="0" w:color="808080"/>
+              <w:bottom w:val="single" w:sz="4" w:space="0" w:color="808080"/>
+              <w:right w:val="single" w:sz="4" w:space="0" w:color="808080"/>
+            </w:tcBorders>
+          </w:tcPr>
+          <w:p>
+            <w:pPr>
+              <w:pStyle w:val="Normal"/>
+              <w:rPr/>
+            </w:pPr>
+            <w:r>
+              <w:rPr>
+                <w:sz w:val="18"/>
+                <w:szCs w:val="18"/>
+              </w:rPr>
+              <w:t>Directory, StringTable: any other message</w:t>
+            </w:r>
+          </w:p>
+        </w:tc>
+        <w:tc>
+          <w:tcPr>
+            <w:tcW w:w="6538" w:type="dxa"/>
+            <w:tcBorders>
+              <w:top w:val="single" w:sz="4" w:space="0" w:color="808080"/>
+              <w:left w:val="single" w:sz="4" w:space="0" w:color="808080"/>
+              <w:bottom w:val="single" w:sz="4" w:space="0" w:color="808080"/>
+              <w:right w:val="single" w:sz="4" w:space="0" w:color="808080"/>
+            </w:tcBorders>
+          </w:tcPr>
+          <w:p>
+            <w:pPr>
+              <w:pStyle w:val="Normal"/>
+              <w:rPr/>
+            </w:pPr>
+            <w:r>
+              <w:rPr>
+                <w:rFonts w:eastAsia="Courier New" w:cs="Courier New" w:ascii="Courier New" w:hAnsi="Courier New"/>
+                <w:sz w:val="16"/>
+                <w:szCs w:val="16"/>
+              </w:rPr>
+              <w:t>d~city</w:t>
+            </w:r>
+            <w:r>
+              <w:rPr>
+                <w:sz w:val="18"/>
+                <w:szCs w:val="18"/>
+              </w:rPr>
+              <w:t xml:space="preserve"> reads and </w:t>
+            </w:r>
+            <w:r>
+              <w:rPr>
+                <w:rFonts w:eastAsia="Courier New" w:cs="Courier New" w:ascii="Courier New" w:hAnsi="Courier New"/>
+                <w:sz w:val="16"/>
+                <w:szCs w:val="16"/>
+              </w:rPr>
+              <w:t>d~city = x</w:t>
+            </w:r>
+            <w:r>
+              <w:rPr>
+                <w:sz w:val="18"/>
+                <w:szCs w:val="18"/>
+              </w:rPr>
+              <w:t xml:space="preserve"> sets the entry CITY.</w:t>
             </w:r>
           </w:p>
         </w:tc>
@@ -19779,11 +20116,11 @@
         <w:pStyle w:val="Heading2"/>
         <w:rPr/>
       </w:pPr>
-      <w:bookmarkStart w:id="41" w:name="__RefHeading___Toc3519_2595444312"/>
-      <w:bookmarkEnd w:id="41"/>
-      <w:r>
-        <w:rPr/>
-        <w:t>MutableBuffer</w:t>
+      <w:bookmarkStart w:id="40" w:name="__RefHeading___Toc3637_696676344"/>
+      <w:bookmarkEnd w:id="40"/>
+      <w:r>
+        <w:rPr/>
+        <w:t>Stem</w:t>
       </w:r>
     </w:p>
     <w:p>
@@ -19794,7 +20131,43 @@
       </w:pPr>
       <w:r>
         <w:rPr/>
-        <w:t>A string that can be changed in place.</w:t>
+        <w:t xml:space="preserve">A stem as an object. </w:t>
+      </w:r>
+      <w:r>
+        <w:rPr>
+          <w:rFonts w:eastAsia="Courier New" w:cs="Courier New" w:ascii="Courier New" w:hAnsi="Courier New"/>
+          <w:sz w:val="19"/>
+          <w:szCs w:val="19"/>
+        </w:rPr>
+        <w:t>RETURN x.</w:t>
+      </w:r>
+      <w:r>
+        <w:rPr/>
+        <w:t xml:space="preserve"> creates one in OO code; </w:t>
+      </w:r>
+      <w:r>
+        <w:rPr>
+          <w:rFonts w:eastAsia="Courier New" w:cs="Courier New" w:ascii="Courier New" w:hAnsi="Courier New"/>
+          <w:sz w:val="19"/>
+          <w:szCs w:val="19"/>
+        </w:rPr>
+        <w:t>.stem~new</w:t>
+      </w:r>
+      <w:r>
+        <w:rPr/>
+        <w:t xml:space="preserve"> or </w:t>
+      </w:r>
+      <w:r>
+        <w:rPr>
+          <w:rFonts w:eastAsia="Courier New" w:cs="Courier New" w:ascii="Courier New" w:hAnsi="Courier New"/>
+          <w:sz w:val="19"/>
+          <w:szCs w:val="19"/>
+        </w:rPr>
+        <w:t>.stem~new(default)</w:t>
+      </w:r>
+      <w:r>
+        <w:rPr/>
+        <w:t xml:space="preserve"> creates an empty one.</w:t>
       </w:r>
     </w:p>
     <w:tbl>
@@ -19901,7 +20274,7 @@
                 <w:sz w:val="16"/>
                 <w:szCs w:val="16"/>
               </w:rPr>
-              <w:t>new(s)</w:t>
+              <w:t>[] at(t...)</w:t>
             </w:r>
             <w:r>
               <w:rPr>
@@ -19916,14 +20289,31 @@
                 <w:sz w:val="16"/>
                 <w:szCs w:val="16"/>
               </w:rPr>
-              <w:t>append(s...)</w:t>
-            </w:r>
-            <w:r>
-              <w:rPr>
-                <w:sz w:val="18"/>
-                <w:szCs w:val="18"/>
-              </w:rPr>
-              <w:t xml:space="preserve">, </w:t>
+              <w:t>[]= put(v, t...)</w:t>
+            </w:r>
+          </w:p>
+        </w:tc>
+        <w:tc>
+          <w:tcPr>
+            <w:tcW w:w="6538" w:type="dxa"/>
+            <w:tcBorders>
+              <w:top w:val="single" w:sz="4" w:space="0" w:color="808080"/>
+              <w:left w:val="single" w:sz="4" w:space="0" w:color="808080"/>
+              <w:bottom w:val="single" w:sz="4" w:space="0" w:color="808080"/>
+              <w:right w:val="single" w:sz="4" w:space="0" w:color="808080"/>
+            </w:tcBorders>
+          </w:tcPr>
+          <w:p>
+            <w:pPr>
+              <w:pStyle w:val="Normal"/>
+              <w:rPr/>
+            </w:pPr>
+            <w:r>
+              <w:rPr>
+                <w:sz w:val="18"/>
+                <w:szCs w:val="18"/>
+              </w:rPr>
+              <w:t xml:space="preserve">Read and set a tail; several indexes are joined with dots. A missing tail gives the default value or </w:t>
             </w:r>
             <w:r>
               <w:rPr>
@@ -19931,61 +20321,14 @@
                 <w:sz w:val="16"/>
                 <w:szCs w:val="16"/>
               </w:rPr>
-              <w:t>insert(s, pos)</w:t>
-            </w:r>
-            <w:r>
-              <w:rPr>
-                <w:sz w:val="18"/>
-                <w:szCs w:val="18"/>
-              </w:rPr>
-              <w:t xml:space="preserve">, </w:t>
-            </w:r>
-            <w:r>
-              <w:rPr>
-                <w:rFonts w:eastAsia="Courier New" w:cs="Courier New" w:ascii="Courier New" w:hAnsi="Courier New"/>
-                <w:sz w:val="16"/>
-                <w:szCs w:val="16"/>
-              </w:rPr>
-              <w:t>delete(pos, n)</w:t>
-            </w:r>
-          </w:p>
-        </w:tc>
-        <w:tc>
-          <w:tcPr>
-            <w:tcW w:w="6538" w:type="dxa"/>
-            <w:tcBorders>
-              <w:top w:val="single" w:sz="4" w:space="0" w:color="808080"/>
-              <w:left w:val="single" w:sz="4" w:space="0" w:color="808080"/>
-              <w:bottom w:val="single" w:sz="4" w:space="0" w:color="808080"/>
-              <w:right w:val="single" w:sz="4" w:space="0" w:color="808080"/>
-            </w:tcBorders>
-          </w:tcPr>
-          <w:p>
-            <w:pPr>
-              <w:pStyle w:val="Normal"/>
-              <w:rPr/>
-            </w:pPr>
-            <w:r>
-              <w:rPr>
-                <w:sz w:val="18"/>
-                <w:szCs w:val="18"/>
-              </w:rPr>
-              <w:t xml:space="preserve">Build and change; </w:t>
-            </w:r>
-            <w:r>
-              <w:rPr>
-                <w:rFonts w:eastAsia="Courier New" w:cs="Courier New" w:ascii="Courier New" w:hAnsi="Courier New"/>
-                <w:sz w:val="16"/>
-                <w:szCs w:val="16"/>
-              </w:rPr>
-              <w:t>append</w:t>
-            </w:r>
-            <w:r>
-              <w:rPr>
-                <w:sz w:val="18"/>
-                <w:szCs w:val="18"/>
-              </w:rPr>
-              <w:t xml:space="preserve"> returns the buffer.</w:t>
+              <w:t>.nil</w:t>
+            </w:r>
+            <w:r>
+              <w:rPr>
+                <w:sz w:val="18"/>
+                <w:szCs w:val="18"/>
+              </w:rPr>
+              <w:t>.</w:t>
             </w:r>
           </w:p>
         </w:tc>
@@ -20015,7 +20358,7 @@
                 <w:sz w:val="16"/>
                 <w:szCs w:val="16"/>
               </w:rPr>
-              <w:t>length</w:t>
+              <w:t>remove(t)</w:t>
             </w:r>
             <w:r>
               <w:rPr>
@@ -20030,7 +20373,7 @@
                 <w:sz w:val="16"/>
                 <w:szCs w:val="16"/>
               </w:rPr>
-              <w:t>string</w:t>
+              <w:t>hasIndex(t)</w:t>
             </w:r>
           </w:p>
         </w:tc>
@@ -20054,7 +20397,7 @@
                 <w:sz w:val="18"/>
                 <w:szCs w:val="18"/>
               </w:rPr>
-              <w:t>Length and value.</w:t>
+              <w:t>Drop and test a tail.</w:t>
             </w:r>
           </w:p>
         </w:tc>
@@ -20084,7 +20427,37 @@
                 <w:sz w:val="16"/>
                 <w:szCs w:val="16"/>
               </w:rPr>
-              <w:t>substr pos lastPos left right words word countStr verify</w:t>
+              <w:t>items</w:t>
+            </w:r>
+            <w:r>
+              <w:rPr>
+                <w:sz w:val="18"/>
+                <w:szCs w:val="18"/>
+              </w:rPr>
+              <w:t xml:space="preserve">, </w:t>
+            </w:r>
+            <w:r>
+              <w:rPr>
+                <w:rFonts w:eastAsia="Courier New" w:cs="Courier New" w:ascii="Courier New" w:hAnsi="Courier New"/>
+                <w:sz w:val="16"/>
+                <w:szCs w:val="16"/>
+              </w:rPr>
+              <w:t>isEmpty</w:t>
+            </w:r>
+            <w:r>
+              <w:rPr>
+                <w:sz w:val="18"/>
+                <w:szCs w:val="18"/>
+              </w:rPr>
+              <w:t xml:space="preserve">, </w:t>
+            </w:r>
+            <w:r>
+              <w:rPr>
+                <w:rFonts w:eastAsia="Courier New" w:cs="Courier New" w:ascii="Courier New" w:hAnsi="Courier New"/>
+                <w:sz w:val="16"/>
+                <w:szCs w:val="16"/>
+              </w:rPr>
+              <w:t>empty</w:t>
             </w:r>
           </w:p>
         </w:tc>
@@ -20108,7 +20481,160 @@
                 <w:sz w:val="18"/>
                 <w:szCs w:val="18"/>
               </w:rPr>
-              <w:t>As the built-in functions.</w:t>
+              <w:t>Number of tails with a value, test, drop all.</w:t>
+            </w:r>
+          </w:p>
+        </w:tc>
+      </w:tr>
+      <w:tr>
+        <w:trPr>
+          <w:cantSplit w:val="true"/>
+        </w:trPr>
+        <w:tc>
+          <w:tcPr>
+            <w:tcW w:w="3099" w:type="dxa"/>
+            <w:tcBorders>
+              <w:top w:val="single" w:sz="4" w:space="0" w:color="808080"/>
+              <w:left w:val="single" w:sz="4" w:space="0" w:color="808080"/>
+              <w:bottom w:val="single" w:sz="4" w:space="0" w:color="808080"/>
+              <w:right w:val="single" w:sz="4" w:space="0" w:color="808080"/>
+            </w:tcBorders>
+          </w:tcPr>
+          <w:p>
+            <w:pPr>
+              <w:pStyle w:val="Normal"/>
+              <w:rPr/>
+            </w:pPr>
+            <w:r>
+              <w:rPr>
+                <w:rFonts w:eastAsia="Courier New" w:cs="Courier New" w:ascii="Courier New" w:hAnsi="Courier New"/>
+                <w:sz w:val="16"/>
+                <w:szCs w:val="16"/>
+              </w:rPr>
+              <w:t>allIndexes</w:t>
+            </w:r>
+            <w:r>
+              <w:rPr>
+                <w:sz w:val="18"/>
+                <w:szCs w:val="18"/>
+              </w:rPr>
+              <w:t xml:space="preserve">, </w:t>
+            </w:r>
+            <w:r>
+              <w:rPr>
+                <w:rFonts w:eastAsia="Courier New" w:cs="Courier New" w:ascii="Courier New" w:hAnsi="Courier New"/>
+                <w:sz w:val="16"/>
+                <w:szCs w:val="16"/>
+              </w:rPr>
+              <w:t>makeArray</w:t>
+            </w:r>
+            <w:r>
+              <w:rPr>
+                <w:sz w:val="18"/>
+                <w:szCs w:val="18"/>
+              </w:rPr>
+              <w:t xml:space="preserve">, </w:t>
+            </w:r>
+            <w:r>
+              <w:rPr>
+                <w:rFonts w:eastAsia="Courier New" w:cs="Courier New" w:ascii="Courier New" w:hAnsi="Courier New"/>
+                <w:sz w:val="16"/>
+                <w:szCs w:val="16"/>
+              </w:rPr>
+              <w:t>allItems</w:t>
+            </w:r>
+            <w:r>
+              <w:rPr>
+                <w:sz w:val="18"/>
+                <w:szCs w:val="18"/>
+              </w:rPr>
+              <w:t xml:space="preserve">, </w:t>
+            </w:r>
+            <w:r>
+              <w:rPr>
+                <w:rFonts w:eastAsia="Courier New" w:cs="Courier New" w:ascii="Courier New" w:hAnsi="Courier New"/>
+                <w:sz w:val="16"/>
+                <w:szCs w:val="16"/>
+              </w:rPr>
+              <w:t>supplier</w:t>
+            </w:r>
+          </w:p>
+        </w:tc>
+        <w:tc>
+          <w:tcPr>
+            <w:tcW w:w="6538" w:type="dxa"/>
+            <w:tcBorders>
+              <w:top w:val="single" w:sz="4" w:space="0" w:color="808080"/>
+              <w:left w:val="single" w:sz="4" w:space="0" w:color="808080"/>
+              <w:bottom w:val="single" w:sz="4" w:space="0" w:color="808080"/>
+              <w:right w:val="single" w:sz="4" w:space="0" w:color="808080"/>
+            </w:tcBorders>
+          </w:tcPr>
+          <w:p>
+            <w:pPr>
+              <w:pStyle w:val="Normal"/>
+              <w:rPr/>
+            </w:pPr>
+            <w:r>
+              <w:rPr>
+                <w:sz w:val="18"/>
+                <w:szCs w:val="18"/>
+              </w:rPr>
+              <w:t>Tails sorted as DO OVER sorts them, values, walking.</w:t>
+            </w:r>
+          </w:p>
+        </w:tc>
+      </w:tr>
+      <w:tr>
+        <w:trPr>
+          <w:cantSplit w:val="true"/>
+        </w:trPr>
+        <w:tc>
+          <w:tcPr>
+            <w:tcW w:w="3099" w:type="dxa"/>
+            <w:tcBorders>
+              <w:top w:val="single" w:sz="4" w:space="0" w:color="808080"/>
+              <w:left w:val="single" w:sz="4" w:space="0" w:color="808080"/>
+              <w:bottom w:val="single" w:sz="4" w:space="0" w:color="808080"/>
+              <w:right w:val="single" w:sz="4" w:space="0" w:color="808080"/>
+            </w:tcBorders>
+          </w:tcPr>
+          <w:p>
+            <w:pPr>
+              <w:pStyle w:val="Normal"/>
+              <w:rPr/>
+            </w:pPr>
+            <w:r>
+              <w:rPr>
+                <w:rFonts w:eastAsia="Courier New" w:cs="Courier New" w:ascii="Courier New" w:hAnsi="Courier New"/>
+                <w:sz w:val="16"/>
+                <w:szCs w:val="16"/>
+              </w:rPr>
+              <w:t>string</w:t>
+            </w:r>
+          </w:p>
+        </w:tc>
+        <w:tc>
+          <w:tcPr>
+            <w:tcW w:w="6538" w:type="dxa"/>
+            <w:tcBorders>
+              <w:top w:val="single" w:sz="4" w:space="0" w:color="808080"/>
+              <w:left w:val="single" w:sz="4" w:space="0" w:color="808080"/>
+              <w:bottom w:val="single" w:sz="4" w:space="0" w:color="808080"/>
+              <w:right w:val="single" w:sz="4" w:space="0" w:color="808080"/>
+            </w:tcBorders>
+          </w:tcPr>
+          <w:p>
+            <w:pPr>
+              <w:pStyle w:val="Normal"/>
+              <w:rPr/>
+            </w:pPr>
+            <w:r>
+              <w:rPr>
+                <w:sz w:val="18"/>
+                <w:szCs w:val="18"/>
+              </w:rPr>
+              <w:t>The default value, or the stem's name.</w:t>
             </w:r>
           </w:p>
         </w:tc>
@@ -20129,11 +20655,11 @@
         <w:pStyle w:val="Heading2"/>
         <w:rPr/>
       </w:pPr>
-      <w:bookmarkStart w:id="42" w:name="__RefHeading___Toc3521_2595444312"/>
-      <w:bookmarkEnd w:id="42"/>
-      <w:r>
-        <w:rPr/>
-        <w:t>Supplier</w:t>
+      <w:bookmarkStart w:id="41" w:name="__RefHeading___Toc3639_696676344"/>
+      <w:bookmarkEnd w:id="41"/>
+      <w:r>
+        <w:rPr/>
+        <w:t>MutableBuffer</w:t>
       </w:r>
     </w:p>
     <w:p>
@@ -20144,19 +20670,7 @@
       </w:pPr>
       <w:r>
         <w:rPr/>
-        <w:t xml:space="preserve">Walks index/item pairs, returned by </w:t>
-      </w:r>
-      <w:r>
-        <w:rPr>
-          <w:rFonts w:eastAsia="Courier New" w:cs="Courier New" w:ascii="Courier New" w:hAnsi="Courier New"/>
-          <w:sz w:val="19"/>
-          <w:szCs w:val="19"/>
-        </w:rPr>
-        <w:t>supplier</w:t>
-      </w:r>
-      <w:r>
-        <w:rPr/>
-        <w:t>.</w:t>
+        <w:t>A string that can be changed in place.</w:t>
       </w:r>
     </w:p>
     <w:tbl>
@@ -20263,7 +20777,7 @@
                 <w:sz w:val="16"/>
                 <w:szCs w:val="16"/>
               </w:rPr>
-              <w:t>available</w:t>
+              <w:t>new(s)</w:t>
             </w:r>
             <w:r>
               <w:rPr>
@@ -20278,7 +20792,7 @@
                 <w:sz w:val="16"/>
                 <w:szCs w:val="16"/>
               </w:rPr>
-              <w:t>index</w:t>
+              <w:t>append(s...)</w:t>
             </w:r>
             <w:r>
               <w:rPr>
@@ -20293,7 +20807,7 @@
                 <w:sz w:val="16"/>
                 <w:szCs w:val="16"/>
               </w:rPr>
-              <w:t>item</w:t>
+              <w:t>insert(s, pos)</w:t>
             </w:r>
             <w:r>
               <w:rPr>
@@ -20308,7 +20822,7 @@
                 <w:sz w:val="16"/>
                 <w:szCs w:val="16"/>
               </w:rPr>
-              <w:t>next</w:t>
+              <w:t>delete(pos, n)</w:t>
             </w:r>
           </w:p>
         </w:tc>
@@ -20332,7 +20846,22 @@
                 <w:sz w:val="18"/>
                 <w:szCs w:val="18"/>
               </w:rPr>
-              <w:t>Test, current index and item, step.</w:t>
+              <w:t xml:space="preserve">Build and change; </w:t>
+            </w:r>
+            <w:r>
+              <w:rPr>
+                <w:rFonts w:eastAsia="Courier New" w:cs="Courier New" w:ascii="Courier New" w:hAnsi="Courier New"/>
+                <w:sz w:val="16"/>
+                <w:szCs w:val="16"/>
+              </w:rPr>
+              <w:t>append</w:t>
+            </w:r>
+            <w:r>
+              <w:rPr>
+                <w:sz w:val="18"/>
+                <w:szCs w:val="18"/>
+              </w:rPr>
+              <w:t xml:space="preserve"> returns the buffer.</w:t>
             </w:r>
           </w:p>
         </w:tc>
@@ -20362,7 +20891,7 @@
                 <w:sz w:val="16"/>
                 <w:szCs w:val="16"/>
               </w:rPr>
-              <w:t>allIndexes</w:t>
+              <w:t>length</w:t>
             </w:r>
             <w:r>
               <w:rPr>
@@ -20377,7 +20906,7 @@
                 <w:sz w:val="16"/>
                 <w:szCs w:val="16"/>
               </w:rPr>
-              <w:t>allItems</w:t>
+              <w:t>string</w:t>
             </w:r>
           </w:p>
         </w:tc>
@@ -20401,7 +20930,61 @@
                 <w:sz w:val="18"/>
                 <w:szCs w:val="18"/>
               </w:rPr>
-              <w:t>The remaining indexes and items.</w:t>
+              <w:t>Length and value.</w:t>
+            </w:r>
+          </w:p>
+        </w:tc>
+      </w:tr>
+      <w:tr>
+        <w:trPr>
+          <w:cantSplit w:val="true"/>
+        </w:trPr>
+        <w:tc>
+          <w:tcPr>
+            <w:tcW w:w="3099" w:type="dxa"/>
+            <w:tcBorders>
+              <w:top w:val="single" w:sz="4" w:space="0" w:color="808080"/>
+              <w:left w:val="single" w:sz="4" w:space="0" w:color="808080"/>
+              <w:bottom w:val="single" w:sz="4" w:space="0" w:color="808080"/>
+              <w:right w:val="single" w:sz="4" w:space="0" w:color="808080"/>
+            </w:tcBorders>
+          </w:tcPr>
+          <w:p>
+            <w:pPr>
+              <w:pStyle w:val="Normal"/>
+              <w:rPr/>
+            </w:pPr>
+            <w:r>
+              <w:rPr>
+                <w:rFonts w:eastAsia="Courier New" w:cs="Courier New" w:ascii="Courier New" w:hAnsi="Courier New"/>
+                <w:sz w:val="16"/>
+                <w:szCs w:val="16"/>
+              </w:rPr>
+              <w:t>substr pos lastPos left right words word countStr verify</w:t>
+            </w:r>
+          </w:p>
+        </w:tc>
+        <w:tc>
+          <w:tcPr>
+            <w:tcW w:w="6538" w:type="dxa"/>
+            <w:tcBorders>
+              <w:top w:val="single" w:sz="4" w:space="0" w:color="808080"/>
+              <w:left w:val="single" w:sz="4" w:space="0" w:color="808080"/>
+              <w:bottom w:val="single" w:sz="4" w:space="0" w:color="808080"/>
+              <w:right w:val="single" w:sz="4" w:space="0" w:color="808080"/>
+            </w:tcBorders>
+          </w:tcPr>
+          <w:p>
+            <w:pPr>
+              <w:pStyle w:val="Normal"/>
+              <w:rPr/>
+            </w:pPr>
+            <w:r>
+              <w:rPr>
+                <w:sz w:val="18"/>
+                <w:szCs w:val="18"/>
+              </w:rPr>
+              <w:t>As the built-in functions.</w:t>
             </w:r>
           </w:p>
         </w:tc>
@@ -20416,20 +20999,17 @@
       <w:r>
         <w:rPr/>
       </w:r>
-      <w:r>
-        <w:br w:type="page"/>
-      </w:r>
     </w:p>
     <w:p>
       <w:pPr>
-        <w:pStyle w:val="Heading1"/>
+        <w:pStyle w:val="Heading2"/>
         <w:rPr/>
       </w:pPr>
-      <w:bookmarkStart w:id="43" w:name="__RefHeading___Toc3523_2595444312"/>
-      <w:bookmarkEnd w:id="43"/>
-      <w:r>
-        <w:rPr/>
-        <w:t>Chapter 8. Sample Programs</w:t>
+      <w:bookmarkStart w:id="42" w:name="__RefHeading___Toc3641_696676344"/>
+      <w:bookmarkEnd w:id="42"/>
+      <w:r>
+        <w:rPr/>
+        <w:t>Supplier</w:t>
       </w:r>
     </w:p>
     <w:p>
@@ -20440,7 +21020,7 @@
       </w:pPr>
       <w:r>
         <w:rPr/>
-        <w:t xml:space="preserve">The sample programs are in the folder </w:t>
+        <w:t xml:space="preserve">Walks index/item pairs, returned by </w:t>
       </w:r>
       <w:r>
         <w:rPr>
@@ -20448,35 +21028,11 @@
           <w:sz w:val="19"/>
           <w:szCs w:val="19"/>
         </w:rPr>
-        <w:t>demo/oo</w:t>
-      </w:r>
-      <w:r>
-        <w:rPr/>
-        <w:t xml:space="preserve"> of every package and of the repository; the Debian package installs them in </w:t>
-      </w:r>
-      <w:r>
-        <w:rPr>
-          <w:rFonts w:eastAsia="Courier New" w:cs="Courier New" w:ascii="Courier New" w:hAnsi="Courier New"/>
-          <w:sz w:val="19"/>
-          <w:szCs w:val="19"/>
-        </w:rPr>
-        <w:t>/usr/share/doc/regina-rexx-oo/examples</w:t>
-      </w:r>
-      <w:r>
-        <w:rPr/>
-        <w:t xml:space="preserve">. Each section below shows a program and its output. The output is checked by the </w:t>
-      </w:r>
-      <w:r>
-        <w:rPr>
-          <w:rFonts w:eastAsia="Courier New" w:cs="Courier New" w:ascii="Courier New" w:hAnsi="Courier New"/>
-          <w:sz w:val="19"/>
-          <w:szCs w:val="19"/>
-        </w:rPr>
-        <w:t>samples</w:t>
-      </w:r>
-      <w:r>
-        <w:rPr/>
-        <w:t xml:space="preserve"> test suite, so it is what the program prints.</w:t>
+        <w:t>supplier</w:t>
+      </w:r>
+      <w:r>
+        <w:rPr/>
+        <w:t>.</w:t>
       </w:r>
     </w:p>
     <w:tbl>
@@ -20525,6 +21081,326 @@
                 <w:sz w:val="18"/>
                 <w:szCs w:val="18"/>
               </w:rPr>
+              <w:t>Method</w:t>
+            </w:r>
+          </w:p>
+        </w:tc>
+        <w:tc>
+          <w:tcPr>
+            <w:tcW w:w="6538" w:type="dxa"/>
+            <w:tcBorders>
+              <w:top w:val="single" w:sz="4" w:space="0" w:color="808080"/>
+              <w:left w:val="single" w:sz="4" w:space="0" w:color="808080"/>
+              <w:bottom w:val="single" w:sz="4" w:space="0" w:color="808080"/>
+              <w:right w:val="single" w:sz="4" w:space="0" w:color="808080"/>
+            </w:tcBorders>
+            <w:shd w:color="auto" w:fill="D9D9D9" w:val="clear"/>
+          </w:tcPr>
+          <w:p>
+            <w:pPr>
+              <w:pStyle w:val="Normal"/>
+              <w:rPr/>
+            </w:pPr>
+            <w:r>
+              <w:rPr>
+                <w:rFonts w:eastAsia="Arial" w:cs="Arial" w:ascii="Arial" w:hAnsi="Arial"/>
+                <w:b/>
+                <w:bCs/>
+                <w:sz w:val="18"/>
+                <w:szCs w:val="18"/>
+              </w:rPr>
+              <w:t>Meaning</w:t>
+            </w:r>
+          </w:p>
+        </w:tc>
+      </w:tr>
+      <w:tr>
+        <w:trPr>
+          <w:cantSplit w:val="true"/>
+        </w:trPr>
+        <w:tc>
+          <w:tcPr>
+            <w:tcW w:w="3099" w:type="dxa"/>
+            <w:tcBorders>
+              <w:top w:val="single" w:sz="4" w:space="0" w:color="808080"/>
+              <w:left w:val="single" w:sz="4" w:space="0" w:color="808080"/>
+              <w:bottom w:val="single" w:sz="4" w:space="0" w:color="808080"/>
+              <w:right w:val="single" w:sz="4" w:space="0" w:color="808080"/>
+            </w:tcBorders>
+          </w:tcPr>
+          <w:p>
+            <w:pPr>
+              <w:pStyle w:val="Normal"/>
+              <w:rPr/>
+            </w:pPr>
+            <w:r>
+              <w:rPr>
+                <w:rFonts w:eastAsia="Courier New" w:cs="Courier New" w:ascii="Courier New" w:hAnsi="Courier New"/>
+                <w:sz w:val="16"/>
+                <w:szCs w:val="16"/>
+              </w:rPr>
+              <w:t>available</w:t>
+            </w:r>
+            <w:r>
+              <w:rPr>
+                <w:sz w:val="18"/>
+                <w:szCs w:val="18"/>
+              </w:rPr>
+              <w:t xml:space="preserve">, </w:t>
+            </w:r>
+            <w:r>
+              <w:rPr>
+                <w:rFonts w:eastAsia="Courier New" w:cs="Courier New" w:ascii="Courier New" w:hAnsi="Courier New"/>
+                <w:sz w:val="16"/>
+                <w:szCs w:val="16"/>
+              </w:rPr>
+              <w:t>index</w:t>
+            </w:r>
+            <w:r>
+              <w:rPr>
+                <w:sz w:val="18"/>
+                <w:szCs w:val="18"/>
+              </w:rPr>
+              <w:t xml:space="preserve">, </w:t>
+            </w:r>
+            <w:r>
+              <w:rPr>
+                <w:rFonts w:eastAsia="Courier New" w:cs="Courier New" w:ascii="Courier New" w:hAnsi="Courier New"/>
+                <w:sz w:val="16"/>
+                <w:szCs w:val="16"/>
+              </w:rPr>
+              <w:t>item</w:t>
+            </w:r>
+            <w:r>
+              <w:rPr>
+                <w:sz w:val="18"/>
+                <w:szCs w:val="18"/>
+              </w:rPr>
+              <w:t xml:space="preserve">, </w:t>
+            </w:r>
+            <w:r>
+              <w:rPr>
+                <w:rFonts w:eastAsia="Courier New" w:cs="Courier New" w:ascii="Courier New" w:hAnsi="Courier New"/>
+                <w:sz w:val="16"/>
+                <w:szCs w:val="16"/>
+              </w:rPr>
+              <w:t>next</w:t>
+            </w:r>
+          </w:p>
+        </w:tc>
+        <w:tc>
+          <w:tcPr>
+            <w:tcW w:w="6538" w:type="dxa"/>
+            <w:tcBorders>
+              <w:top w:val="single" w:sz="4" w:space="0" w:color="808080"/>
+              <w:left w:val="single" w:sz="4" w:space="0" w:color="808080"/>
+              <w:bottom w:val="single" w:sz="4" w:space="0" w:color="808080"/>
+              <w:right w:val="single" w:sz="4" w:space="0" w:color="808080"/>
+            </w:tcBorders>
+          </w:tcPr>
+          <w:p>
+            <w:pPr>
+              <w:pStyle w:val="Normal"/>
+              <w:rPr/>
+            </w:pPr>
+            <w:r>
+              <w:rPr>
+                <w:sz w:val="18"/>
+                <w:szCs w:val="18"/>
+              </w:rPr>
+              <w:t>Test, current index and item, step.</w:t>
+            </w:r>
+          </w:p>
+        </w:tc>
+      </w:tr>
+      <w:tr>
+        <w:trPr>
+          <w:cantSplit w:val="true"/>
+        </w:trPr>
+        <w:tc>
+          <w:tcPr>
+            <w:tcW w:w="3099" w:type="dxa"/>
+            <w:tcBorders>
+              <w:top w:val="single" w:sz="4" w:space="0" w:color="808080"/>
+              <w:left w:val="single" w:sz="4" w:space="0" w:color="808080"/>
+              <w:bottom w:val="single" w:sz="4" w:space="0" w:color="808080"/>
+              <w:right w:val="single" w:sz="4" w:space="0" w:color="808080"/>
+            </w:tcBorders>
+          </w:tcPr>
+          <w:p>
+            <w:pPr>
+              <w:pStyle w:val="Normal"/>
+              <w:rPr/>
+            </w:pPr>
+            <w:r>
+              <w:rPr>
+                <w:rFonts w:eastAsia="Courier New" w:cs="Courier New" w:ascii="Courier New" w:hAnsi="Courier New"/>
+                <w:sz w:val="16"/>
+                <w:szCs w:val="16"/>
+              </w:rPr>
+              <w:t>allIndexes</w:t>
+            </w:r>
+            <w:r>
+              <w:rPr>
+                <w:sz w:val="18"/>
+                <w:szCs w:val="18"/>
+              </w:rPr>
+              <w:t xml:space="preserve">, </w:t>
+            </w:r>
+            <w:r>
+              <w:rPr>
+                <w:rFonts w:eastAsia="Courier New" w:cs="Courier New" w:ascii="Courier New" w:hAnsi="Courier New"/>
+                <w:sz w:val="16"/>
+                <w:szCs w:val="16"/>
+              </w:rPr>
+              <w:t>allItems</w:t>
+            </w:r>
+          </w:p>
+        </w:tc>
+        <w:tc>
+          <w:tcPr>
+            <w:tcW w:w="6538" w:type="dxa"/>
+            <w:tcBorders>
+              <w:top w:val="single" w:sz="4" w:space="0" w:color="808080"/>
+              <w:left w:val="single" w:sz="4" w:space="0" w:color="808080"/>
+              <w:bottom w:val="single" w:sz="4" w:space="0" w:color="808080"/>
+              <w:right w:val="single" w:sz="4" w:space="0" w:color="808080"/>
+            </w:tcBorders>
+          </w:tcPr>
+          <w:p>
+            <w:pPr>
+              <w:pStyle w:val="Normal"/>
+              <w:rPr/>
+            </w:pPr>
+            <w:r>
+              <w:rPr>
+                <w:sz w:val="18"/>
+                <w:szCs w:val="18"/>
+              </w:rPr>
+              <w:t>The remaining indexes and items.</w:t>
+            </w:r>
+          </w:p>
+        </w:tc>
+      </w:tr>
+    </w:tbl>
+    <w:p>
+      <w:pPr>
+        <w:pStyle w:val="Normal"/>
+        <w:spacing w:before="0" w:after="120"/>
+        <w:rPr/>
+      </w:pPr>
+      <w:r>
+        <w:rPr/>
+      </w:r>
+      <w:r>
+        <w:br w:type="page"/>
+      </w:r>
+    </w:p>
+    <w:p>
+      <w:pPr>
+        <w:pStyle w:val="Heading1"/>
+        <w:rPr/>
+      </w:pPr>
+      <w:bookmarkStart w:id="43" w:name="__RefHeading___Toc3643_696676344"/>
+      <w:bookmarkEnd w:id="43"/>
+      <w:r>
+        <w:rPr/>
+        <w:t>Chapter 8. Sample Programs</w:t>
+      </w:r>
+    </w:p>
+    <w:p>
+      <w:pPr>
+        <w:pStyle w:val="Normal"/>
+        <w:spacing w:before="0" w:after="120"/>
+        <w:rPr/>
+      </w:pPr>
+      <w:r>
+        <w:rPr/>
+        <w:t xml:space="preserve">The sample programs are in the folder </w:t>
+      </w:r>
+      <w:r>
+        <w:rPr>
+          <w:rFonts w:eastAsia="Courier New" w:cs="Courier New" w:ascii="Courier New" w:hAnsi="Courier New"/>
+          <w:sz w:val="19"/>
+          <w:szCs w:val="19"/>
+        </w:rPr>
+        <w:t>demo/oo</w:t>
+      </w:r>
+      <w:r>
+        <w:rPr/>
+        <w:t xml:space="preserve"> of every package and of the repository; the Debian package installs them in </w:t>
+      </w:r>
+      <w:r>
+        <w:rPr>
+          <w:rFonts w:eastAsia="Courier New" w:cs="Courier New" w:ascii="Courier New" w:hAnsi="Courier New"/>
+          <w:sz w:val="19"/>
+          <w:szCs w:val="19"/>
+        </w:rPr>
+        <w:t>/usr/share/doc/regina-rexx-oo/examples</w:t>
+      </w:r>
+      <w:r>
+        <w:rPr/>
+        <w:t xml:space="preserve">. Each section below shows a program and its output. The output is checked by the </w:t>
+      </w:r>
+      <w:r>
+        <w:rPr>
+          <w:rFonts w:eastAsia="Courier New" w:cs="Courier New" w:ascii="Courier New" w:hAnsi="Courier New"/>
+          <w:sz w:val="19"/>
+          <w:szCs w:val="19"/>
+        </w:rPr>
+        <w:t>samples</w:t>
+      </w:r>
+      <w:r>
+        <w:rPr/>
+        <w:t xml:space="preserve"> test suite, so it is what the program prints.</w:t>
+      </w:r>
+    </w:p>
+    <w:tbl>
+      <w:tblPr>
+        <w:tblW w:w="9638" w:type="dxa"/>
+        <w:jc w:val="left"/>
+        <w:tblInd w:w="0" w:type="dxa"/>
+        <w:tblLayout w:type="fixed"/>
+        <w:tblCellMar>
+          <w:top w:w="60" w:type="dxa"/>
+          <w:left w:w="100" w:type="dxa"/>
+          <w:bottom w:w="60" w:type="dxa"/>
+          <w:right w:w="100" w:type="dxa"/>
+        </w:tblCellMar>
+      </w:tblPr>
+      <w:tblGrid>
+        <w:gridCol w:w="3099"/>
+        <w:gridCol w:w="6538"/>
+      </w:tblGrid>
+      <w:tr>
+        <w:trPr>
+          <w:tblHeader w:val="true"/>
+          <w:cantSplit w:val="true"/>
+        </w:trPr>
+        <w:tc>
+          <w:tcPr>
+            <w:tcW w:w="3099" w:type="dxa"/>
+            <w:tcBorders>
+              <w:top w:val="single" w:sz="4" w:space="0" w:color="808080"/>
+              <w:left w:val="single" w:sz="4" w:space="0" w:color="808080"/>
+              <w:bottom w:val="single" w:sz="4" w:space="0" w:color="808080"/>
+              <w:right w:val="single" w:sz="4" w:space="0" w:color="808080"/>
+            </w:tcBorders>
+            <w:shd w:color="auto" w:fill="D9D9D9" w:val="clear"/>
+          </w:tcPr>
+          <w:p>
+            <w:pPr>
+              <w:pStyle w:val="Normal"/>
+              <w:rPr/>
+            </w:pPr>
+            <w:r>
+              <w:rPr>
+                <w:rFonts w:eastAsia="Arial" w:cs="Arial" w:ascii="Arial" w:hAnsi="Arial"/>
+                <w:b/>
+                <w:bCs/>
+                <w:sz w:val="18"/>
+                <w:szCs w:val="18"/>
+              </w:rPr>
               <w:t>Program</w:t>
             </w:r>
           </w:p>
@@ -21059,7 +21935,7 @@
           <w:sz w:val="18"/>
           <w:szCs w:val="18"/>
         </w:rPr>
-        <w:t xml:space="preserve">Figure 23. </w:t>
+        <w:t xml:space="preserve">Figure 26. </w:t>
       </w:r>
       <w:r>
         <w:rPr>
@@ -21075,7 +21951,7 @@
         <w:pStyle w:val="Heading2"/>
         <w:rPr/>
       </w:pPr>
-      <w:bookmarkStart w:id="44" w:name="__RefHeading___Toc3525_2595444312"/>
+      <w:bookmarkStart w:id="44" w:name="__RefHeading___Toc3645_696676344"/>
       <w:bookmarkEnd w:id="44"/>
       <w:r>
         <w:rPr/>
@@ -22324,7 +23200,7 @@
           <w:sz w:val="18"/>
           <w:szCs w:val="18"/>
         </w:rPr>
-        <w:t xml:space="preserve">Figure 24. </w:t>
+        <w:t xml:space="preserve">Figure 27. </w:t>
       </w:r>
       <w:r>
         <w:rPr>
@@ -22471,7 +23347,7 @@
           <w:sz w:val="18"/>
           <w:szCs w:val="18"/>
         </w:rPr>
-        <w:t xml:space="preserve">Figure 25. </w:t>
+        <w:t xml:space="preserve">Figure 28. </w:t>
       </w:r>
       <w:r>
         <w:rPr>
@@ -22487,7 +23363,7 @@
         <w:pStyle w:val="Heading2"/>
         <w:rPr/>
       </w:pPr>
-      <w:bookmarkStart w:id="45" w:name="__RefHeading___Toc3527_2595444312"/>
+      <w:bookmarkStart w:id="45" w:name="__RefHeading___Toc3647_696676344"/>
       <w:bookmarkEnd w:id="45"/>
       <w:r>
         <w:rPr/>
@@ -22677,6 +23553,36 @@
                 <w:sz w:val="17"/>
                 <w:szCs w:val="17"/>
               </w:rPr>
+              <w:t>::requires 'shapes.cls'                 /* load the class library */</w:t>
+            </w:r>
+          </w:p>
+          <w:p>
+            <w:pPr>
+              <w:pStyle w:val="Normal"/>
+              <w:spacing w:lineRule="exact" w:line="228" w:before="0" w:after="0"/>
+              <w:rPr/>
+            </w:pPr>
+            <w:r>
+              <w:rPr>
+                <w:rFonts w:eastAsia="Courier New" w:cs="Courier New" w:ascii="Courier New" w:hAnsi="Courier New"/>
+                <w:sz w:val="17"/>
+                <w:szCs w:val="17"/>
+              </w:rPr>
+              <w:t xml:space="preserve"> </w:t>
+            </w:r>
+          </w:p>
+          <w:p>
+            <w:pPr>
+              <w:pStyle w:val="Normal"/>
+              <w:spacing w:lineRule="exact" w:line="228" w:before="0" w:after="0"/>
+              <w:rPr/>
+            </w:pPr>
+            <w:r>
+              <w:rPr>
+                <w:rFonts w:eastAsia="Courier New" w:cs="Courier New" w:ascii="Courier New" w:hAnsi="Courier New"/>
+                <w:sz w:val="17"/>
+                <w:szCs w:val="17"/>
+              </w:rPr>
               <w:t>shapes = .array~of(.circle~new(1), .rectangle~new(2, 3), .square~new(4))</w:t>
             </w:r>
           </w:p>
@@ -22957,36 +23863,6 @@
                 <w:szCs w:val="17"/>
               </w:rPr>
               <w:t>say 'as expected:' condition('D')</w:t>
-            </w:r>
-          </w:p>
-          <w:p>
-            <w:pPr>
-              <w:pStyle w:val="Normal"/>
-              <w:spacing w:lineRule="exact" w:line="228" w:before="0" w:after="0"/>
-              <w:rPr/>
-            </w:pPr>
-            <w:r>
-              <w:rPr>
-                <w:rFonts w:eastAsia="Courier New" w:cs="Courier New" w:ascii="Courier New" w:hAnsi="Courier New"/>
-                <w:sz w:val="17"/>
-                <w:szCs w:val="17"/>
-              </w:rPr>
-              <w:t xml:space="preserve"> </w:t>
-            </w:r>
-          </w:p>
-          <w:p>
-            <w:pPr>
-              <w:pStyle w:val="Normal"/>
-              <w:spacing w:lineRule="exact" w:line="228" w:before="0" w:after="0"/>
-              <w:rPr/>
-            </w:pPr>
-            <w:r>
-              <w:rPr>
-                <w:rFonts w:eastAsia="Courier New" w:cs="Courier New" w:ascii="Courier New" w:hAnsi="Courier New"/>
-                <w:sz w:val="17"/>
-                <w:szCs w:val="17"/>
-              </w:rPr>
-              <w:t>::requires 'shapes.cls'</w:t>
             </w:r>
           </w:p>
         </w:tc>
@@ -23006,7 +23882,7 @@
           <w:sz w:val="18"/>
           <w:szCs w:val="18"/>
         </w:rPr>
-        <w:t xml:space="preserve">Figure 26. </w:t>
+        <w:t xml:space="preserve">Figure 29. </w:t>
       </w:r>
       <w:r>
         <w:rPr>
@@ -23747,7 +24623,7 @@
           <w:sz w:val="18"/>
           <w:szCs w:val="18"/>
         </w:rPr>
-        <w:t xml:space="preserve">Figure 27. </w:t>
+        <w:t xml:space="preserve">Figure 30. </w:t>
       </w:r>
       <w:r>
         <w:rPr>
@@ -23939,7 +24815,7 @@
           <w:sz w:val="18"/>
           <w:szCs w:val="18"/>
         </w:rPr>
-        <w:t xml:space="preserve">Figure 28. </w:t>
+        <w:t xml:space="preserve">Figure 31. </w:t>
       </w:r>
       <w:r>
         <w:rPr>
@@ -23955,7 +24831,7 @@
         <w:pStyle w:val="Heading2"/>
         <w:rPr/>
       </w:pPr>
-      <w:bookmarkStart w:id="46" w:name="__RefHeading___Toc3529_2595444312"/>
+      <w:bookmarkStart w:id="46" w:name="__RefHeading___Toc3649_696676344"/>
       <w:bookmarkEnd w:id="46"/>
       <w:r>
         <w:rPr/>
@@ -24083,7 +24959,7 @@
                 <w:sz w:val="17"/>
                 <w:szCs w:val="17"/>
               </w:rPr>
-              <w:t>* walks a queue of jobs and keeps objects as keys in a Table.</w:t>
+              <w:t>* walks a queue of jobs, keeps objects as keys in a Table and fills a</w:t>
             </w:r>
           </w:p>
           <w:p>
@@ -24106,6 +24982,29 @@
                 <w:sz w:val="17"/>
                 <w:szCs w:val="17"/>
               </w:rPr>
+              <w:t>* two-dimensional array.</w:t>
+            </w:r>
+          </w:p>
+          <w:p>
+            <w:pPr>
+              <w:pStyle w:val="Normal"/>
+              <w:spacing w:lineRule="exact" w:line="228" w:before="0" w:after="0"/>
+              <w:rPr/>
+            </w:pPr>
+            <w:r>
+              <w:rPr>
+                <w:rFonts w:eastAsia="Courier New" w:cs="Courier New" w:ascii="Courier New" w:hAnsi="Courier New"/>
+                <w:sz w:val="17"/>
+                <w:szCs w:val="17"/>
+              </w:rPr>
+              <w:t xml:space="preserve"> </w:t>
+            </w:r>
+            <w:r>
+              <w:rPr>
+                <w:rFonts w:eastAsia="Courier New" w:cs="Courier New" w:ascii="Courier New" w:hAnsi="Courier New"/>
+                <w:sz w:val="17"/>
+                <w:szCs w:val="17"/>
+              </w:rPr>
               <w:t>*/</w:t>
             </w:r>
           </w:p>
@@ -24816,6 +25715,218 @@
                 <w:szCs w:val="17"/>
               </w:rPr>
               <w:t>s~next</w:t>
+            </w:r>
+          </w:p>
+          <w:p>
+            <w:pPr>
+              <w:pStyle w:val="Normal"/>
+              <w:spacing w:lineRule="exact" w:line="228" w:before="0" w:after="0"/>
+              <w:rPr/>
+            </w:pPr>
+            <w:r>
+              <w:rPr>
+                <w:rFonts w:eastAsia="Courier New" w:cs="Courier New" w:ascii="Courier New" w:hAnsi="Courier New"/>
+                <w:sz w:val="17"/>
+                <w:szCs w:val="17"/>
+              </w:rPr>
+              <w:t>end</w:t>
+            </w:r>
+          </w:p>
+          <w:p>
+            <w:pPr>
+              <w:pStyle w:val="Normal"/>
+              <w:spacing w:lineRule="exact" w:line="228" w:before="0" w:after="0"/>
+              <w:rPr/>
+            </w:pPr>
+            <w:r>
+              <w:rPr>
+                <w:rFonts w:eastAsia="Courier New" w:cs="Courier New" w:ascii="Courier New" w:hAnsi="Courier New"/>
+                <w:sz w:val="17"/>
+                <w:szCs w:val="17"/>
+              </w:rPr>
+              <w:t xml:space="preserve"> </w:t>
+            </w:r>
+          </w:p>
+          <w:p>
+            <w:pPr>
+              <w:pStyle w:val="Normal"/>
+              <w:spacing w:lineRule="exact" w:line="228" w:before="0" w:after="0"/>
+              <w:rPr/>
+            </w:pPr>
+            <w:r>
+              <w:rPr>
+                <w:rFonts w:eastAsia="Courier New" w:cs="Courier New" w:ascii="Courier New" w:hAnsi="Courier New"/>
+                <w:sz w:val="17"/>
+                <w:szCs w:val="17"/>
+              </w:rPr>
+              <w:t>/* an array with two dimensions: a small multiplication table */</w:t>
+            </w:r>
+          </w:p>
+          <w:p>
+            <w:pPr>
+              <w:pStyle w:val="Normal"/>
+              <w:spacing w:lineRule="exact" w:line="228" w:before="0" w:after="0"/>
+              <w:rPr/>
+            </w:pPr>
+            <w:r>
+              <w:rPr>
+                <w:rFonts w:eastAsia="Courier New" w:cs="Courier New" w:ascii="Courier New" w:hAnsi="Courier New"/>
+                <w:sz w:val="17"/>
+                <w:szCs w:val="17"/>
+              </w:rPr>
+              <w:t>t = .array~new(3, 3)</w:t>
+            </w:r>
+          </w:p>
+          <w:p>
+            <w:pPr>
+              <w:pStyle w:val="Normal"/>
+              <w:spacing w:lineRule="exact" w:line="228" w:before="0" w:after="0"/>
+              <w:rPr/>
+            </w:pPr>
+            <w:r>
+              <w:rPr>
+                <w:rFonts w:eastAsia="Courier New" w:cs="Courier New" w:ascii="Courier New" w:hAnsi="Courier New"/>
+                <w:sz w:val="17"/>
+                <w:szCs w:val="17"/>
+              </w:rPr>
+              <w:t>do i = 1 to 3</w:t>
+            </w:r>
+          </w:p>
+          <w:p>
+            <w:pPr>
+              <w:pStyle w:val="Normal"/>
+              <w:spacing w:lineRule="exact" w:line="228" w:before="0" w:after="0"/>
+              <w:rPr/>
+            </w:pPr>
+            <w:r>
+              <w:rPr>
+                <w:rFonts w:eastAsia="Courier New" w:cs="Courier New" w:ascii="Courier New" w:hAnsi="Courier New"/>
+                <w:sz w:val="17"/>
+                <w:szCs w:val="17"/>
+              </w:rPr>
+              <w:t xml:space="preserve">  </w:t>
+            </w:r>
+            <w:r>
+              <w:rPr>
+                <w:rFonts w:eastAsia="Courier New" w:cs="Courier New" w:ascii="Courier New" w:hAnsi="Courier New"/>
+                <w:sz w:val="17"/>
+                <w:szCs w:val="17"/>
+              </w:rPr>
+              <w:t>do j = 1 to 3</w:t>
+            </w:r>
+          </w:p>
+          <w:p>
+            <w:pPr>
+              <w:pStyle w:val="Normal"/>
+              <w:spacing w:lineRule="exact" w:line="228" w:before="0" w:after="0"/>
+              <w:rPr/>
+            </w:pPr>
+            <w:r>
+              <w:rPr>
+                <w:rFonts w:eastAsia="Courier New" w:cs="Courier New" w:ascii="Courier New" w:hAnsi="Courier New"/>
+                <w:sz w:val="17"/>
+                <w:szCs w:val="17"/>
+              </w:rPr>
+              <w:t xml:space="preserve">    </w:t>
+            </w:r>
+            <w:r>
+              <w:rPr>
+                <w:rFonts w:eastAsia="Courier New" w:cs="Courier New" w:ascii="Courier New" w:hAnsi="Courier New"/>
+                <w:sz w:val="17"/>
+                <w:szCs w:val="17"/>
+              </w:rPr>
+              <w:t>t[i, j] = i * j</w:t>
+            </w:r>
+          </w:p>
+          <w:p>
+            <w:pPr>
+              <w:pStyle w:val="Normal"/>
+              <w:spacing w:lineRule="exact" w:line="228" w:before="0" w:after="0"/>
+              <w:rPr/>
+            </w:pPr>
+            <w:r>
+              <w:rPr>
+                <w:rFonts w:eastAsia="Courier New" w:cs="Courier New" w:ascii="Courier New" w:hAnsi="Courier New"/>
+                <w:sz w:val="17"/>
+                <w:szCs w:val="17"/>
+              </w:rPr>
+              <w:t xml:space="preserve">  </w:t>
+            </w:r>
+            <w:r>
+              <w:rPr>
+                <w:rFonts w:eastAsia="Courier New" w:cs="Courier New" w:ascii="Courier New" w:hAnsi="Courier New"/>
+                <w:sz w:val="17"/>
+                <w:szCs w:val="17"/>
+              </w:rPr>
+              <w:t>end</w:t>
+            </w:r>
+          </w:p>
+          <w:p>
+            <w:pPr>
+              <w:pStyle w:val="Normal"/>
+              <w:spacing w:lineRule="exact" w:line="228" w:before="0" w:after="0"/>
+              <w:rPr/>
+            </w:pPr>
+            <w:r>
+              <w:rPr>
+                <w:rFonts w:eastAsia="Courier New" w:cs="Courier New" w:ascii="Courier New" w:hAnsi="Courier New"/>
+                <w:sz w:val="17"/>
+                <w:szCs w:val="17"/>
+              </w:rPr>
+              <w:t>end</w:t>
+            </w:r>
+          </w:p>
+          <w:p>
+            <w:pPr>
+              <w:pStyle w:val="Normal"/>
+              <w:spacing w:lineRule="exact" w:line="228" w:before="0" w:after="0"/>
+              <w:rPr/>
+            </w:pPr>
+            <w:r>
+              <w:rPr>
+                <w:rFonts w:eastAsia="Courier New" w:cs="Courier New" w:ascii="Courier New" w:hAnsi="Courier New"/>
+                <w:sz w:val="17"/>
+                <w:szCs w:val="17"/>
+              </w:rPr>
+              <w:t>say 'table' t~dimensions~toString(, 'x')':'</w:t>
+            </w:r>
+          </w:p>
+          <w:p>
+            <w:pPr>
+              <w:pStyle w:val="Normal"/>
+              <w:spacing w:lineRule="exact" w:line="228" w:before="0" w:after="0"/>
+              <w:rPr/>
+            </w:pPr>
+            <w:r>
+              <w:rPr>
+                <w:rFonts w:eastAsia="Courier New" w:cs="Courier New" w:ascii="Courier New" w:hAnsi="Courier New"/>
+                <w:sz w:val="17"/>
+                <w:szCs w:val="17"/>
+              </w:rPr>
+              <w:t>do i = 1 to t~dimension(1)</w:t>
+            </w:r>
+          </w:p>
+          <w:p>
+            <w:pPr>
+              <w:pStyle w:val="Normal"/>
+              <w:spacing w:lineRule="exact" w:line="228" w:before="0" w:after="0"/>
+              <w:rPr/>
+            </w:pPr>
+            <w:r>
+              <w:rPr>
+                <w:rFonts w:eastAsia="Courier New" w:cs="Courier New" w:ascii="Courier New" w:hAnsi="Courier New"/>
+                <w:sz w:val="17"/>
+                <w:szCs w:val="17"/>
+              </w:rPr>
+              <w:t xml:space="preserve">  </w:t>
+            </w:r>
+            <w:r>
+              <w:rPr>
+                <w:rFonts w:eastAsia="Courier New" w:cs="Courier New" w:ascii="Courier New" w:hAnsi="Courier New"/>
+                <w:sz w:val="17"/>
+                <w:szCs w:val="17"/>
+              </w:rPr>
+              <w:t>say '  ' right(t[i, 1], 2) right(t[i, 2], 2) right(t[i, 3], 2)</w:t>
             </w:r>
           </w:p>
           <w:p>
@@ -24850,7 +25961,7 @@
           <w:sz w:val="18"/>
           <w:szCs w:val="18"/>
         </w:rPr>
-        <w:t xml:space="preserve">Figure 29. </w:t>
+        <w:t xml:space="preserve">Figure 32. </w:t>
       </w:r>
       <w:r>
         <w:rPr>
@@ -25109,6 +26220,90 @@
               <w:t>3: blue</w:t>
             </w:r>
           </w:p>
+          <w:p>
+            <w:pPr>
+              <w:pStyle w:val="Normal"/>
+              <w:spacing w:lineRule="exact" w:line="228" w:before="0" w:after="0"/>
+              <w:rPr/>
+            </w:pPr>
+            <w:r>
+              <w:rPr>
+                <w:rFonts w:eastAsia="Courier New" w:cs="Courier New" w:ascii="Courier New" w:hAnsi="Courier New"/>
+                <w:sz w:val="17"/>
+                <w:szCs w:val="17"/>
+              </w:rPr>
+              <w:t>table 3x3:</w:t>
+            </w:r>
+          </w:p>
+          <w:p>
+            <w:pPr>
+              <w:pStyle w:val="Normal"/>
+              <w:spacing w:lineRule="exact" w:line="228" w:before="0" w:after="0"/>
+              <w:rPr/>
+            </w:pPr>
+            <w:r>
+              <w:rPr>
+                <w:rFonts w:eastAsia="Courier New" w:cs="Courier New" w:ascii="Courier New" w:hAnsi="Courier New"/>
+                <w:sz w:val="17"/>
+                <w:szCs w:val="17"/>
+              </w:rPr>
+              <w:t xml:space="preserve">    </w:t>
+            </w:r>
+            <w:r>
+              <w:rPr>
+                <w:rFonts w:eastAsia="Courier New" w:cs="Courier New" w:ascii="Courier New" w:hAnsi="Courier New"/>
+                <w:sz w:val="17"/>
+                <w:szCs w:val="17"/>
+              </w:rPr>
+              <w:t>1  2  3</w:t>
+            </w:r>
+          </w:p>
+          <w:p>
+            <w:pPr>
+              <w:pStyle w:val="Normal"/>
+              <w:spacing w:lineRule="exact" w:line="228" w:before="0" w:after="0"/>
+              <w:rPr/>
+            </w:pPr>
+            <w:r>
+              <w:rPr>
+                <w:rFonts w:eastAsia="Courier New" w:cs="Courier New" w:ascii="Courier New" w:hAnsi="Courier New"/>
+                <w:sz w:val="17"/>
+                <w:szCs w:val="17"/>
+              </w:rPr>
+              <w:t xml:space="preserve">    </w:t>
+            </w:r>
+            <w:r>
+              <w:rPr>
+                <w:rFonts w:eastAsia="Courier New" w:cs="Courier New" w:ascii="Courier New" w:hAnsi="Courier New"/>
+                <w:sz w:val="17"/>
+                <w:szCs w:val="17"/>
+              </w:rPr>
+              <w:t>2  4  6</w:t>
+            </w:r>
+          </w:p>
+          <w:p>
+            <w:pPr>
+              <w:pStyle w:val="Normal"/>
+              <w:spacing w:lineRule="exact" w:line="228" w:before="0" w:after="0"/>
+              <w:rPr/>
+            </w:pPr>
+            <w:r>
+              <w:rPr>
+                <w:rFonts w:eastAsia="Courier New" w:cs="Courier New" w:ascii="Courier New" w:hAnsi="Courier New"/>
+                <w:sz w:val="17"/>
+                <w:szCs w:val="17"/>
+              </w:rPr>
+              <w:t xml:space="preserve">    </w:t>
+            </w:r>
+            <w:r>
+              <w:rPr>
+                <w:rFonts w:eastAsia="Courier New" w:cs="Courier New" w:ascii="Courier New" w:hAnsi="Courier New"/>
+                <w:sz w:val="17"/>
+                <w:szCs w:val="17"/>
+              </w:rPr>
+              <w:t>3  6  9</w:t>
+            </w:r>
+          </w:p>
         </w:tc>
       </w:tr>
     </w:tbl>
@@ -25126,7 +26321,7 @@
           <w:sz w:val="18"/>
           <w:szCs w:val="18"/>
         </w:rPr>
-        <w:t xml:space="preserve">Figure 30. </w:t>
+        <w:t xml:space="preserve">Figure 33. </w:t>
       </w:r>
       <w:r>
         <w:rPr>
@@ -25142,7 +26337,7 @@
         <w:pStyle w:val="Heading2"/>
         <w:rPr/>
       </w:pPr>
-      <w:bookmarkStart w:id="47" w:name="__RefHeading___Toc3531_2595444312"/>
+      <w:bookmarkStart w:id="47" w:name="__RefHeading___Toc3651_696676344"/>
       <w:bookmarkEnd w:id="47"/>
       <w:r>
         <w:rPr/>
@@ -26885,7 +28080,7 @@
           <w:sz w:val="18"/>
           <w:szCs w:val="18"/>
         </w:rPr>
-        <w:t xml:space="preserve">Figure 31. </w:t>
+        <w:t xml:space="preserve">Figure 34. </w:t>
       </w:r>
       <w:r>
         <w:rPr>
@@ -27092,7 +28287,7 @@
           <w:sz w:val="18"/>
           <w:szCs w:val="18"/>
         </w:rPr>
-        <w:t xml:space="preserve">Figure 32. </w:t>
+        <w:t xml:space="preserve">Figure 35. </w:t>
       </w:r>
       <w:r>
         <w:rPr>
@@ -27108,7 +28303,7 @@
         <w:pStyle w:val="Heading2"/>
         <w:rPr/>
       </w:pPr>
-      <w:bookmarkStart w:id="48" w:name="__RefHeading___Toc3533_2595444312"/>
+      <w:bookmarkStart w:id="48" w:name="__RefHeading___Toc3653_696676344"/>
       <w:bookmarkEnd w:id="48"/>
       <w:r>
         <w:rPr/>
@@ -28221,7 +29416,7 @@
           <w:sz w:val="18"/>
           <w:szCs w:val="18"/>
         </w:rPr>
-        <w:t xml:space="preserve">Figure 33. </w:t>
+        <w:t xml:space="preserve">Figure 36. </w:t>
       </w:r>
       <w:r>
         <w:rPr>
@@ -28513,7 +29708,7 @@
           <w:sz w:val="18"/>
           <w:szCs w:val="18"/>
         </w:rPr>
-        <w:t xml:space="preserve">Figure 34. </w:t>
+        <w:t xml:space="preserve">Figure 37. </w:t>
       </w:r>
       <w:r>
         <w:rPr>
@@ -28529,7 +29724,7 @@
         <w:pStyle w:val="Heading2"/>
         <w:rPr/>
       </w:pPr>
-      <w:bookmarkStart w:id="49" w:name="__RefHeading___Toc3535_2595444312"/>
+      <w:bookmarkStart w:id="49" w:name="__RefHeading___Toc3655_696676344"/>
       <w:bookmarkEnd w:id="49"/>
       <w:r>
         <w:rPr/>
@@ -30557,7 +31752,7 @@
           <w:sz w:val="18"/>
           <w:szCs w:val="18"/>
         </w:rPr>
-        <w:t xml:space="preserve">Figure 35. </w:t>
+        <w:t xml:space="preserve">Figure 38. </w:t>
       </w:r>
       <w:r>
         <w:rPr>
@@ -30734,7 +31929,7 @@
           <w:sz w:val="18"/>
           <w:szCs w:val="18"/>
         </w:rPr>
-        <w:t xml:space="preserve">Figure 36. </w:t>
+        <w:t xml:space="preserve">Figure 39. </w:t>
       </w:r>
       <w:r>
         <w:rPr>
@@ -30750,7 +31945,7 @@
         <w:pStyle w:val="Heading2"/>
         <w:rPr/>
       </w:pPr>
-      <w:bookmarkStart w:id="50" w:name="__RefHeading___Toc3537_2595444312"/>
+      <w:bookmarkStart w:id="50" w:name="__RefHeading___Toc3657_696676344"/>
       <w:bookmarkEnd w:id="50"/>
       <w:r>
         <w:rPr/>
@@ -32180,7 +33375,7 @@
           <w:sz w:val="18"/>
           <w:szCs w:val="18"/>
         </w:rPr>
-        <w:t xml:space="preserve">Figure 37. </w:t>
+        <w:t xml:space="preserve">Figure 40. </w:t>
       </w:r>
       <w:r>
         <w:rPr>
@@ -32494,7 +33689,7 @@
           <w:sz w:val="18"/>
           <w:szCs w:val="18"/>
         </w:rPr>
-        <w:t xml:space="preserve">Figure 38. </w:t>
+        <w:t xml:space="preserve">Figure 41. </w:t>
       </w:r>
       <w:r>
         <w:rPr>
@@ -32510,7 +33705,7 @@
         <w:pStyle w:val="Heading2"/>
         <w:rPr/>
       </w:pPr>
-      <w:bookmarkStart w:id="51" w:name="__RefHeading___Toc3539_2595444312"/>
+      <w:bookmarkStart w:id="51" w:name="__RefHeading___Toc3659_696676344"/>
       <w:bookmarkEnd w:id="51"/>
       <w:r>
         <w:rPr/>
@@ -34671,7 +35866,7 @@
           <w:sz w:val="18"/>
           <w:szCs w:val="18"/>
         </w:rPr>
-        <w:t xml:space="preserve">Figure 39. </w:t>
+        <w:t xml:space="preserve">Figure 42. </w:t>
       </w:r>
       <w:r>
         <w:rPr>
@@ -34968,7 +36163,7 @@
           <w:sz w:val="18"/>
           <w:szCs w:val="18"/>
         </w:rPr>
-        <w:t xml:space="preserve">Figure 40. </w:t>
+        <w:t xml:space="preserve">Figure 43. </w:t>
       </w:r>
       <w:r>
         <w:rPr>
@@ -34987,7 +36182,7 @@
         <w:pStyle w:val="Heading1"/>
         <w:rPr/>
       </w:pPr>
-      <w:bookmarkStart w:id="52" w:name="__RefHeading___Toc3541_2595444312"/>
+      <w:bookmarkStart w:id="52" w:name="__RefHeading___Toc3661_696676344"/>
       <w:bookmarkEnd w:id="52"/>
       <w:r>
         <w:rPr/>
@@ -34999,7 +36194,7 @@
         <w:pStyle w:val="Heading2"/>
         <w:rPr/>
       </w:pPr>
-      <w:bookmarkStart w:id="53" w:name="__RefHeading___Toc3543_2595444312"/>
+      <w:bookmarkStart w:id="53" w:name="__RefHeading___Toc3663_696676344"/>
       <w:bookmarkEnd w:id="53"/>
       <w:r>
         <w:rPr/>
@@ -35048,7 +36243,7 @@
         <w:pStyle w:val="Heading2"/>
         <w:rPr/>
       </w:pPr>
-      <w:bookmarkStart w:id="54" w:name="__RefHeading___Toc3545_2595444312"/>
+      <w:bookmarkStart w:id="54" w:name="__RefHeading___Toc3665_696676344"/>
       <w:bookmarkEnd w:id="54"/>
       <w:r>
         <w:rPr/>
@@ -35082,7 +36277,7 @@
       </w:pPr>
       <w:r>
         <w:rPr/>
-        <w:t>Arrays have one dimension; an index above 100,000,000 is error 88.6.</w:t>
+        <w:t>An array can have up to 64 dimensions and at most 100,000,000 places in all (error 88.6).</w:t>
       </w:r>
     </w:p>
     <w:p>
@@ -35329,7 +36524,7 @@
         <w:pStyle w:val="Heading2"/>
         <w:rPr/>
       </w:pPr>
-      <w:bookmarkStart w:id="55" w:name="__RefHeading___Toc3547_2595444312"/>
+      <w:bookmarkStart w:id="55" w:name="__RefHeading___Toc3667_696676344"/>
       <w:bookmarkEnd w:id="55"/>
       <w:r>
         <w:rPr/>
@@ -35398,7 +36593,7 @@
         <w:pStyle w:val="Heading2"/>
         <w:rPr/>
       </w:pPr>
-      <w:bookmarkStart w:id="56" w:name="__RefHeading___Toc3549_2595444312"/>
+      <w:bookmarkStart w:id="56" w:name="__RefHeading___Toc3669_696676344"/>
       <w:bookmarkEnd w:id="56"/>
       <w:r>
         <w:rPr/>
@@ -35673,7 +36868,7 @@
           <w:sz w:val="18"/>
           <w:szCs w:val="18"/>
         </w:rPr>
-        <w:t xml:space="preserve">Figure 41. </w:t>
+        <w:t xml:space="preserve">Figure 44. </w:t>
       </w:r>
       <w:r>
         <w:rPr>
@@ -35689,7 +36884,7 @@
         <w:pStyle w:val="Heading2"/>
         <w:rPr/>
       </w:pPr>
-      <w:bookmarkStart w:id="57" w:name="__RefHeading___Toc3551_2595444312"/>
+      <w:bookmarkStart w:id="57" w:name="__RefHeading___Toc3671_696676344"/>
       <w:bookmarkEnd w:id="57"/>
       <w:r>
         <w:rPr/>
@@ -35715,7 +36910,7 @@
         <w:pStyle w:val="Heading1"/>
         <w:rPr/>
       </w:pPr>
-      <w:bookmarkStart w:id="58" w:name="__RefHeading___Toc3553_2595444312"/>
+      <w:bookmarkStart w:id="58" w:name="__RefHeading___Toc3673_696676344"/>
       <w:bookmarkEnd w:id="58"/>
       <w:r>
         <w:rPr/>
@@ -36867,7 +38062,7 @@
                 <w:sz w:val="18"/>
                 <w:szCs w:val="18"/>
               </w:rPr>
-              <w:t>Arrays have only one dimension</w:t>
+              <w:t>Method "..." needs a one-dimensional array</w:t>
             </w:r>
           </w:p>
         </w:tc>
@@ -36974,6 +38169,59 @@
                 <w:szCs w:val="18"/>
               </w:rPr>
               <w:t>Class "..." would inherit from itself</w:t>
+            </w:r>
+          </w:p>
+        </w:tc>
+      </w:tr>
+      <w:tr>
+        <w:trPr>
+          <w:cantSplit w:val="true"/>
+        </w:trPr>
+        <w:tc>
+          <w:tcPr>
+            <w:tcW w:w="1099" w:type="dxa"/>
+            <w:tcBorders>
+              <w:top w:val="single" w:sz="4" w:space="0" w:color="808080"/>
+              <w:left w:val="single" w:sz="4" w:space="0" w:color="808080"/>
+              <w:bottom w:val="single" w:sz="4" w:space="0" w:color="808080"/>
+              <w:right w:val="single" w:sz="4" w:space="0" w:color="808080"/>
+            </w:tcBorders>
+          </w:tcPr>
+          <w:p>
+            <w:pPr>
+              <w:pStyle w:val="Normal"/>
+              <w:rPr/>
+            </w:pPr>
+            <w:r>
+              <w:rPr>
+                <w:sz w:val="18"/>
+                <w:szCs w:val="18"/>
+              </w:rPr>
+              <w:t>98.11</w:t>
+            </w:r>
+          </w:p>
+        </w:tc>
+        <w:tc>
+          <w:tcPr>
+            <w:tcW w:w="8538" w:type="dxa"/>
+            <w:tcBorders>
+              <w:top w:val="single" w:sz="4" w:space="0" w:color="808080"/>
+              <w:left w:val="single" w:sz="4" w:space="0" w:color="808080"/>
+              <w:bottom w:val="single" w:sz="4" w:space="0" w:color="808080"/>
+              <w:right w:val="single" w:sz="4" w:space="0" w:color="808080"/>
+            </w:tcBorders>
+          </w:tcPr>
+          <w:p>
+            <w:pPr>
+              <w:pStyle w:val="Normal"/>
+              <w:rPr/>
+            </w:pPr>
+            <w:r>
+              <w:rPr>
+                <w:sz w:val="18"/>
+                <w:szCs w:val="18"/>
+              </w:rPr>
+              <w:t>The array has ... dimension(s), but ... index(es) were given</w:t>
             </w:r>
           </w:p>
         </w:tc>
@@ -37417,7 +38665,7 @@
           <w:sz w:val="18"/>
           <w:szCs w:val="18"/>
         </w:rPr>
-        <w:t xml:space="preserve">Figure 42. </w:t>
+        <w:t xml:space="preserve">Figure 45. </w:t>
       </w:r>
       <w:r>
         <w:rPr>
@@ -37471,7 +38719,7 @@
         <w:pStyle w:val="Heading1"/>
         <w:rPr/>
       </w:pPr>
-      <w:bookmarkStart w:id="59" w:name="__RefHeading___Toc3555_2595444312"/>
+      <w:bookmarkStart w:id="59" w:name="__RefHeading___Toc3675_696676344"/>
       <w:bookmarkEnd w:id="59"/>
       <w:r>
         <w:rPr/>
@@ -38060,7 +39308,7 @@
           <w:sz w:val="18"/>
           <w:szCs w:val="18"/>
         </w:rPr>
-        <w:t xml:space="preserve">Figure 43. </w:t>
+        <w:t xml:space="preserve">Figure 46. </w:t>
       </w:r>
       <w:r>
         <w:rPr>
@@ -38102,7 +39350,7 @@
         <w:pStyle w:val="Heading1"/>
         <w:rPr/>
       </w:pPr>
-      <w:bookmarkStart w:id="60" w:name="__RefHeading___Toc3557_2595444312"/>
+      <w:bookmarkStart w:id="60" w:name="__RefHeading___Toc3677_696676344"/>
       <w:bookmarkEnd w:id="60"/>
       <w:r>
         <w:rPr/>
@@ -38643,7 +39891,7 @@
           <w:sz w:val="18"/>
           <w:szCs w:val="18"/>
         </w:rPr>
-        <w:t xml:space="preserve">Figure 44. </w:t>
+        <w:t xml:space="preserve">Figure 47. </w:t>
       </w:r>
       <w:r>
         <w:rPr>
@@ -38709,7 +39957,7 @@
     </w:r>
     <w:r>
       <w:rPr/>
-      <w:t>36</w:t>
+      <w:t>38</w:t>
     </w:r>
     <w:r>
       <w:rPr/>

--- a/doc/Regina-OO-Manual.docx
+++ b/doc/Regina-OO-Manual.docx
@@ -268,7 +268,7 @@
             </w:rPr>
             <w:fldChar w:fldCharType="separate"/>
           </w:r>
-          <w:hyperlink w:anchor="__RefHeading___Toc4554_2449484569">
+          <w:hyperlink w:anchor="__RefHeading___Toc4927_1215844210">
             <w:r>
               <w:rPr>
                 <w:rStyle w:val="IndexLink"/>
@@ -288,7 +288,7 @@
             </w:tabs>
             <w:rPr/>
           </w:pPr>
-          <w:hyperlink w:anchor="__RefHeading___Toc4556_2449484569">
+          <w:hyperlink w:anchor="__RefHeading___Toc4929_1215844210">
             <w:r>
               <w:rPr>
                 <w:rStyle w:val="IndexLink"/>
@@ -308,7 +308,7 @@
             </w:tabs>
             <w:rPr/>
           </w:pPr>
-          <w:hyperlink w:anchor="__RefHeading___Toc4558_2449484569">
+          <w:hyperlink w:anchor="__RefHeading___Toc4931_1215844210">
             <w:r>
               <w:rPr>
                 <w:rStyle w:val="IndexLink"/>
@@ -328,7 +328,7 @@
             </w:tabs>
             <w:rPr/>
           </w:pPr>
-          <w:hyperlink w:anchor="__RefHeading___Toc4560_2449484569">
+          <w:hyperlink w:anchor="__RefHeading___Toc4933_1215844210">
             <w:r>
               <w:rPr>
                 <w:rStyle w:val="IndexLink"/>
@@ -348,7 +348,7 @@
             </w:tabs>
             <w:rPr/>
           </w:pPr>
-          <w:hyperlink w:anchor="__RefHeading___Toc4562_2449484569">
+          <w:hyperlink w:anchor="__RefHeading___Toc4935_1215844210">
             <w:r>
               <w:rPr>
                 <w:rStyle w:val="IndexLink"/>
@@ -368,7 +368,7 @@
             </w:tabs>
             <w:rPr/>
           </w:pPr>
-          <w:hyperlink w:anchor="__RefHeading___Toc4564_2449484569">
+          <w:hyperlink w:anchor="__RefHeading___Toc4937_1215844210">
             <w:r>
               <w:rPr>
                 <w:rStyle w:val="IndexLink"/>
@@ -388,7 +388,7 @@
             </w:tabs>
             <w:rPr/>
           </w:pPr>
-          <w:hyperlink w:anchor="__RefHeading___Toc4566_2449484569">
+          <w:hyperlink w:anchor="__RefHeading___Toc4939_1215844210">
             <w:r>
               <w:rPr>
                 <w:rStyle w:val="IndexLink"/>
@@ -408,7 +408,7 @@
             </w:tabs>
             <w:rPr/>
           </w:pPr>
-          <w:hyperlink w:anchor="__RefHeading___Toc4568_2449484569">
+          <w:hyperlink w:anchor="__RefHeading___Toc4941_1215844210">
             <w:r>
               <w:rPr>
                 <w:rStyle w:val="IndexLink"/>
@@ -428,7 +428,7 @@
             </w:tabs>
             <w:rPr/>
           </w:pPr>
-          <w:hyperlink w:anchor="__RefHeading___Toc4570_2449484569">
+          <w:hyperlink w:anchor="__RefHeading___Toc4943_1215844210">
             <w:r>
               <w:rPr>
                 <w:rStyle w:val="IndexLink"/>
@@ -448,7 +448,7 @@
             </w:tabs>
             <w:rPr/>
           </w:pPr>
-          <w:hyperlink w:anchor="__RefHeading___Toc4572_2449484569">
+          <w:hyperlink w:anchor="__RefHeading___Toc4945_1215844210">
             <w:r>
               <w:rPr>
                 <w:rStyle w:val="IndexLink"/>
@@ -468,7 +468,7 @@
             </w:tabs>
             <w:rPr/>
           </w:pPr>
-          <w:hyperlink w:anchor="__RefHeading___Toc4574_2449484569">
+          <w:hyperlink w:anchor="__RefHeading___Toc4947_1215844210">
             <w:r>
               <w:rPr>
                 <w:rStyle w:val="IndexLink"/>
@@ -488,7 +488,7 @@
             </w:tabs>
             <w:rPr/>
           </w:pPr>
-          <w:hyperlink w:anchor="__RefHeading___Toc4576_2449484569">
+          <w:hyperlink w:anchor="__RefHeading___Toc4949_1215844210">
             <w:r>
               <w:rPr>
                 <w:rStyle w:val="IndexLink"/>
@@ -508,7 +508,7 @@
             </w:tabs>
             <w:rPr/>
           </w:pPr>
-          <w:hyperlink w:anchor="__RefHeading___Toc4578_2449484569">
+          <w:hyperlink w:anchor="__RefHeading___Toc4951_1215844210">
             <w:r>
               <w:rPr>
                 <w:rStyle w:val="IndexLink"/>
@@ -528,7 +528,7 @@
             </w:tabs>
             <w:rPr/>
           </w:pPr>
-          <w:hyperlink w:anchor="__RefHeading___Toc4580_2449484569">
+          <w:hyperlink w:anchor="__RefHeading___Toc4953_1215844210">
             <w:r>
               <w:rPr>
                 <w:rStyle w:val="IndexLink"/>
@@ -548,7 +548,7 @@
             </w:tabs>
             <w:rPr/>
           </w:pPr>
-          <w:hyperlink w:anchor="__RefHeading___Toc4582_2449484569">
+          <w:hyperlink w:anchor="__RefHeading___Toc4955_1215844210">
             <w:r>
               <w:rPr>
                 <w:rStyle w:val="IndexLink"/>
@@ -568,7 +568,7 @@
             </w:tabs>
             <w:rPr/>
           </w:pPr>
-          <w:hyperlink w:anchor="__RefHeading___Toc4584_2449484569">
+          <w:hyperlink w:anchor="__RefHeading___Toc4957_1215844210">
             <w:r>
               <w:rPr>
                 <w:rStyle w:val="IndexLink"/>
@@ -588,7 +588,7 @@
             </w:tabs>
             <w:rPr/>
           </w:pPr>
-          <w:hyperlink w:anchor="__RefHeading___Toc4586_2449484569">
+          <w:hyperlink w:anchor="__RefHeading___Toc4959_1215844210">
             <w:r>
               <w:rPr>
                 <w:rStyle w:val="IndexLink"/>
@@ -608,7 +608,7 @@
             </w:tabs>
             <w:rPr/>
           </w:pPr>
-          <w:hyperlink w:anchor="__RefHeading___Toc4588_2449484569">
+          <w:hyperlink w:anchor="__RefHeading___Toc4961_1215844210">
             <w:r>
               <w:rPr>
                 <w:rStyle w:val="IndexLink"/>
@@ -628,7 +628,7 @@
             </w:tabs>
             <w:rPr/>
           </w:pPr>
-          <w:hyperlink w:anchor="__RefHeading___Toc4590_2449484569">
+          <w:hyperlink w:anchor="__RefHeading___Toc4963_1215844210">
             <w:r>
               <w:rPr>
                 <w:rStyle w:val="IndexLink"/>
@@ -648,7 +648,7 @@
             </w:tabs>
             <w:rPr/>
           </w:pPr>
-          <w:hyperlink w:anchor="__RefHeading___Toc4592_2449484569">
+          <w:hyperlink w:anchor="__RefHeading___Toc4965_1215844210">
             <w:r>
               <w:rPr>
                 <w:rStyle w:val="IndexLink"/>
@@ -668,7 +668,7 @@
             </w:tabs>
             <w:rPr/>
           </w:pPr>
-          <w:hyperlink w:anchor="__RefHeading___Toc4594_2449484569">
+          <w:hyperlink w:anchor="__RefHeading___Toc4967_1215844210">
             <w:r>
               <w:rPr>
                 <w:rStyle w:val="IndexLink"/>
@@ -688,7 +688,7 @@
             </w:tabs>
             <w:rPr/>
           </w:pPr>
-          <w:hyperlink w:anchor="__RefHeading___Toc4596_2449484569">
+          <w:hyperlink w:anchor="__RefHeading___Toc4969_1215844210">
             <w:r>
               <w:rPr>
                 <w:rStyle w:val="IndexLink"/>
@@ -708,7 +708,7 @@
             </w:tabs>
             <w:rPr/>
           </w:pPr>
-          <w:hyperlink w:anchor="__RefHeading___Toc4598_2449484569">
+          <w:hyperlink w:anchor="__RefHeading___Toc4971_1215844210">
             <w:r>
               <w:rPr>
                 <w:rStyle w:val="IndexLink"/>
@@ -728,7 +728,7 @@
             </w:tabs>
             <w:rPr/>
           </w:pPr>
-          <w:hyperlink w:anchor="__RefHeading___Toc4600_2449484569">
+          <w:hyperlink w:anchor="__RefHeading___Toc4973_1215844210">
             <w:r>
               <w:rPr>
                 <w:rStyle w:val="IndexLink"/>
@@ -748,7 +748,7 @@
             </w:tabs>
             <w:rPr/>
           </w:pPr>
-          <w:hyperlink w:anchor="__RefHeading___Toc4602_2449484569">
+          <w:hyperlink w:anchor="__RefHeading___Toc4975_1215844210">
             <w:r>
               <w:rPr>
                 <w:rStyle w:val="IndexLink"/>
@@ -768,7 +768,7 @@
             </w:tabs>
             <w:rPr/>
           </w:pPr>
-          <w:hyperlink w:anchor="__RefHeading___Toc4604_2449484569">
+          <w:hyperlink w:anchor="__RefHeading___Toc4977_1215844210">
             <w:r>
               <w:rPr>
                 <w:rStyle w:val="IndexLink"/>
@@ -788,7 +788,7 @@
             </w:tabs>
             <w:rPr/>
           </w:pPr>
-          <w:hyperlink w:anchor="__RefHeading___Toc4606_2449484569">
+          <w:hyperlink w:anchor="__RefHeading___Toc4979_1215844210">
             <w:r>
               <w:rPr>
                 <w:rStyle w:val="IndexLink"/>
@@ -808,7 +808,7 @@
             </w:tabs>
             <w:rPr/>
           </w:pPr>
-          <w:hyperlink w:anchor="__RefHeading___Toc4608_2449484569">
+          <w:hyperlink w:anchor="__RefHeading___Toc4981_1215844210">
             <w:r>
               <w:rPr>
                 <w:rStyle w:val="IndexLink"/>
@@ -828,7 +828,7 @@
             </w:tabs>
             <w:rPr/>
           </w:pPr>
-          <w:hyperlink w:anchor="__RefHeading___Toc4610_2449484569">
+          <w:hyperlink w:anchor="__RefHeading___Toc4983_1215844210">
             <w:r>
               <w:rPr>
                 <w:rStyle w:val="IndexLink"/>
@@ -848,7 +848,7 @@
             </w:tabs>
             <w:rPr/>
           </w:pPr>
-          <w:hyperlink w:anchor="__RefHeading___Toc4612_2449484569">
+          <w:hyperlink w:anchor="__RefHeading___Toc4985_1215844210">
             <w:r>
               <w:rPr>
                 <w:rStyle w:val="IndexLink"/>
@@ -868,7 +868,7 @@
             </w:tabs>
             <w:rPr/>
           </w:pPr>
-          <w:hyperlink w:anchor="__RefHeading___Toc4614_2449484569">
+          <w:hyperlink w:anchor="__RefHeading___Toc4987_1215844210">
             <w:r>
               <w:rPr>
                 <w:rStyle w:val="IndexLink"/>
@@ -888,12 +888,12 @@
             </w:tabs>
             <w:rPr/>
           </w:pPr>
-          <w:hyperlink w:anchor="__RefHeading___Toc4616_2449484569">
+          <w:hyperlink w:anchor="__RefHeading___Toc4989_1215844210">
             <w:r>
               <w:rPr>
                 <w:rStyle w:val="IndexLink"/>
               </w:rPr>
-              <w:t>Directives</w:t>
+              <w:t>Blocks</w:t>
               <w:tab/>
               <w:t>14</w:t>
             </w:r>
@@ -908,12 +908,12 @@
             </w:tabs>
             <w:rPr/>
           </w:pPr>
-          <w:hyperlink w:anchor="__RefHeading___Toc4618_2449484569">
+          <w:hyperlink w:anchor="__RefHeading___Toc4991_1215844210">
             <w:r>
               <w:rPr>
                 <w:rStyle w:val="IndexLink"/>
               </w:rPr>
-              <w:t>Methods</w:t>
+              <w:t>Directives</w:t>
               <w:tab/>
               <w:t>15</w:t>
             </w:r>
@@ -928,14 +928,34 @@
             </w:tabs>
             <w:rPr/>
           </w:pPr>
-          <w:hyperlink w:anchor="__RefHeading___Toc4620_2449484569">
+          <w:hyperlink w:anchor="__RefHeading___Toc4993_1215844210">
+            <w:r>
+              <w:rPr>
+                <w:rStyle w:val="IndexLink"/>
+              </w:rPr>
+              <w:t>Methods</w:t>
+              <w:tab/>
+              <w:t>15</w:t>
+            </w:r>
+          </w:hyperlink>
+        </w:p>
+        <w:p>
+          <w:pPr>
+            <w:pStyle w:val="TOC2"/>
+            <w:tabs>
+              <w:tab w:val="clear" w:pos="720"/>
+              <w:tab w:val="right" w:pos="9637" w:leader="dot"/>
+            </w:tabs>
+            <w:rPr/>
+          </w:pPr>
+          <w:hyperlink w:anchor="__RefHeading___Toc4995_1215844210">
             <w:r>
               <w:rPr>
                 <w:rStyle w:val="IndexLink"/>
               </w:rPr>
               <w:t>Operators</w:t>
               <w:tab/>
-              <w:t>15</w:t>
+              <w:t>16</w:t>
             </w:r>
           </w:hyperlink>
         </w:p>
@@ -948,14 +968,14 @@
             </w:tabs>
             <w:rPr/>
           </w:pPr>
-          <w:hyperlink w:anchor="__RefHeading___Toc4622_2449484569">
+          <w:hyperlink w:anchor="__RefHeading___Toc4997_1215844210">
             <w:r>
               <w:rPr>
                 <w:rStyle w:val="IndexLink"/>
               </w:rPr>
               <w:t>Chapter 7. Built-in Classes</w:t>
               <w:tab/>
-              <w:t>16</w:t>
+              <w:t>17</w:t>
             </w:r>
           </w:hyperlink>
         </w:p>
@@ -968,14 +988,14 @@
             </w:tabs>
             <w:rPr/>
           </w:pPr>
-          <w:hyperlink w:anchor="__RefHeading___Toc4624_2449484569">
+          <w:hyperlink w:anchor="__RefHeading___Toc4999_1215844210">
             <w:r>
               <w:rPr>
                 <w:rStyle w:val="IndexLink"/>
               </w:rPr>
               <w:t>Object</w:t>
               <w:tab/>
-              <w:t>16</w:t>
+              <w:t>17</w:t>
             </w:r>
           </w:hyperlink>
         </w:p>
@@ -988,14 +1008,14 @@
             </w:tabs>
             <w:rPr/>
           </w:pPr>
-          <w:hyperlink w:anchor="__RefHeading___Toc4626_2449484569">
+          <w:hyperlink w:anchor="__RefHeading___Toc5001_1215844210">
             <w:r>
               <w:rPr>
                 <w:rStyle w:val="IndexLink"/>
               </w:rPr>
               <w:t>Class</w:t>
               <w:tab/>
-              <w:t>16</w:t>
+              <w:t>17</w:t>
             </w:r>
           </w:hyperlink>
         </w:p>
@@ -1008,14 +1028,14 @@
             </w:tabs>
             <w:rPr/>
           </w:pPr>
-          <w:hyperlink w:anchor="__RefHeading___Toc4628_2449484569">
+          <w:hyperlink w:anchor="__RefHeading___Toc5003_1215844210">
             <w:r>
               <w:rPr>
                 <w:rStyle w:val="IndexLink"/>
               </w:rPr>
               <w:t>String</w:t>
               <w:tab/>
-              <w:t>16</w:t>
+              <w:t>17</w:t>
             </w:r>
           </w:hyperlink>
         </w:p>
@@ -1028,14 +1048,14 @@
             </w:tabs>
             <w:rPr/>
           </w:pPr>
-          <w:hyperlink w:anchor="__RefHeading___Toc4630_2449484569">
+          <w:hyperlink w:anchor="__RefHeading___Toc5005_1215844210">
             <w:r>
               <w:rPr>
                 <w:rStyle w:val="IndexLink"/>
               </w:rPr>
               <w:t>Array, Queue and List</w:t>
               <w:tab/>
-              <w:t>17</w:t>
+              <w:t>18</w:t>
             </w:r>
           </w:hyperlink>
         </w:p>
@@ -1048,14 +1068,14 @@
             </w:tabs>
             <w:rPr/>
           </w:pPr>
-          <w:hyperlink w:anchor="__RefHeading___Toc4632_2449484569">
+          <w:hyperlink w:anchor="__RefHeading___Toc5007_1215844210">
             <w:r>
               <w:rPr>
                 <w:rStyle w:val="IndexLink"/>
               </w:rPr>
               <w:t>Directory, StringTable and Table</w:t>
               <w:tab/>
-              <w:t>18</w:t>
+              <w:t>19</w:t>
             </w:r>
           </w:hyperlink>
         </w:p>
@@ -1068,14 +1088,14 @@
             </w:tabs>
             <w:rPr/>
           </w:pPr>
-          <w:hyperlink w:anchor="__RefHeading___Toc4634_2449484569">
+          <w:hyperlink w:anchor="__RefHeading___Toc5009_1215844210">
             <w:r>
               <w:rPr>
                 <w:rStyle w:val="IndexLink"/>
               </w:rPr>
               <w:t>Stem</w:t>
               <w:tab/>
-              <w:t>18</w:t>
+              <w:t>19</w:t>
             </w:r>
           </w:hyperlink>
         </w:p>
@@ -1088,14 +1108,14 @@
             </w:tabs>
             <w:rPr/>
           </w:pPr>
-          <w:hyperlink w:anchor="__RefHeading___Toc4636_2449484569">
+          <w:hyperlink w:anchor="__RefHeading___Toc5011_1215844210">
             <w:r>
               <w:rPr>
                 <w:rStyle w:val="IndexLink"/>
               </w:rPr>
               <w:t>MutableBuffer</w:t>
               <w:tab/>
-              <w:t>18</w:t>
+              <w:t>19</w:t>
             </w:r>
           </w:hyperlink>
         </w:p>
@@ -1108,14 +1128,14 @@
             </w:tabs>
             <w:rPr/>
           </w:pPr>
-          <w:hyperlink w:anchor="__RefHeading___Toc4638_2449484569">
+          <w:hyperlink w:anchor="__RefHeading___Toc5013_1215844210">
             <w:r>
               <w:rPr>
                 <w:rStyle w:val="IndexLink"/>
               </w:rPr>
               <w:t>Supplier</w:t>
               <w:tab/>
-              <w:t>19</w:t>
+              <w:t>20</w:t>
             </w:r>
           </w:hyperlink>
         </w:p>
@@ -1128,14 +1148,14 @@
             </w:tabs>
             <w:rPr/>
           </w:pPr>
-          <w:hyperlink w:anchor="__RefHeading___Toc4640_2449484569">
+          <w:hyperlink w:anchor="__RefHeading___Toc5015_1215844210">
             <w:r>
               <w:rPr>
                 <w:rStyle w:val="IndexLink"/>
               </w:rPr>
               <w:t>Cons: LISP-style lists</w:t>
               <w:tab/>
-              <w:t>19</w:t>
+              <w:t>20</w:t>
             </w:r>
           </w:hyperlink>
         </w:p>
@@ -1148,14 +1168,34 @@
             </w:tabs>
             <w:rPr/>
           </w:pPr>
-          <w:hyperlink w:anchor="__RefHeading___Toc4642_2449484569">
+          <w:hyperlink w:anchor="__RefHeading___Toc5017_1215844210">
+            <w:r>
+              <w:rPr>
+                <w:rStyle w:val="IndexLink"/>
+              </w:rPr>
+              <w:t>Block and the collection methods</w:t>
+              <w:tab/>
+              <w:t>21</w:t>
+            </w:r>
+          </w:hyperlink>
+        </w:p>
+        <w:p>
+          <w:pPr>
+            <w:pStyle w:val="TOC2"/>
+            <w:tabs>
+              <w:tab w:val="clear" w:pos="720"/>
+              <w:tab w:val="right" w:pos="9637" w:leader="dot"/>
+            </w:tabs>
+            <w:rPr/>
+          </w:pPr>
+          <w:hyperlink w:anchor="__RefHeading___Toc5019_1215844210">
             <w:r>
               <w:rPr>
                 <w:rStyle w:val="IndexLink"/>
               </w:rPr>
               <w:t>Python: .Python and .PyObject</w:t>
               <w:tab/>
-              <w:t>20</w:t>
+              <w:t>22</w:t>
             </w:r>
           </w:hyperlink>
         </w:p>
@@ -1168,14 +1208,14 @@
             </w:tabs>
             <w:rPr/>
           </w:pPr>
-          <w:hyperlink w:anchor="__RefHeading___Toc4644_2449484569">
+          <w:hyperlink w:anchor="__RefHeading___Toc5021_1215844210">
             <w:r>
               <w:rPr>
                 <w:rStyle w:val="IndexLink"/>
               </w:rPr>
               <w:t>Chapter 8. Sample Programs</w:t>
               <w:tab/>
-              <w:t>23</w:t>
+              <w:t>24</w:t>
             </w:r>
           </w:hyperlink>
         </w:p>
@@ -1188,14 +1228,14 @@
             </w:tabs>
             <w:rPr/>
           </w:pPr>
-          <w:hyperlink w:anchor="__RefHeading___Toc4646_2449484569">
+          <w:hyperlink w:anchor="__RefHeading___Toc5023_1215844210">
             <w:r>
               <w:rPr>
                 <w:rStyle w:val="IndexLink"/>
               </w:rPr>
               <w:t>Classes and methods</w:t>
               <w:tab/>
-              <w:t>23</w:t>
+              <w:t>24</w:t>
             </w:r>
           </w:hyperlink>
         </w:p>
@@ -1208,14 +1248,14 @@
             </w:tabs>
             <w:rPr/>
           </w:pPr>
-          <w:hyperlink w:anchor="__RefHeading___Toc4648_2449484569">
+          <w:hyperlink w:anchor="__RefHeading___Toc5025_1215844210">
             <w:r>
               <w:rPr>
                 <w:rStyle w:val="IndexLink"/>
               </w:rPr>
               <w:t>Inheritance and class libraries</w:t>
               <w:tab/>
-              <w:t>24</w:t>
+              <w:t>25</w:t>
             </w:r>
           </w:hyperlink>
         </w:p>
@@ -1228,14 +1268,14 @@
             </w:tabs>
             <w:rPr/>
           </w:pPr>
-          <w:hyperlink w:anchor="__RefHeading___Toc4650_2449484569">
+          <w:hyperlink w:anchor="__RefHeading___Toc5027_1215844210">
             <w:r>
               <w:rPr>
                 <w:rStyle w:val="IndexLink"/>
               </w:rPr>
               <w:t>Collections</w:t>
               <w:tab/>
-              <w:t>26</w:t>
+              <w:t>27</w:t>
             </w:r>
           </w:hyperlink>
         </w:p>
@@ -1248,14 +1288,14 @@
             </w:tabs>
             <w:rPr/>
           </w:pPr>
-          <w:hyperlink w:anchor="__RefHeading___Toc4652_2449484569">
+          <w:hyperlink w:anchor="__RefHeading___Toc5029_1215844210">
             <w:r>
               <w:rPr>
                 <w:rStyle w:val="IndexLink"/>
               </w:rPr>
               <w:t>Operator methods</w:t>
               <w:tab/>
-              <w:t>27</w:t>
+              <w:t>28</w:t>
             </w:r>
           </w:hyperlink>
         </w:p>
@@ -1268,14 +1308,14 @@
             </w:tabs>
             <w:rPr/>
           </w:pPr>
-          <w:hyperlink w:anchor="__RefHeading___Toc4654_2449484569">
+          <w:hyperlink w:anchor="__RefHeading___Toc5031_1215844210">
             <w:r>
               <w:rPr>
                 <w:rStyle w:val="IndexLink"/>
               </w:rPr>
               <w:t>Stems as arguments and results</w:t>
               <w:tab/>
-              <w:t>29</w:t>
+              <w:t>30</w:t>
             </w:r>
           </w:hyperlink>
         </w:p>
@@ -1288,14 +1328,14 @@
             </w:tabs>
             <w:rPr/>
           </w:pPr>
-          <w:hyperlink w:anchor="__RefHeading___Toc4656_2449484569">
+          <w:hyperlink w:anchor="__RefHeading___Toc5033_1215844210">
             <w:r>
               <w:rPr>
                 <w:rStyle w:val="IndexLink"/>
               </w:rPr>
               <w:t>Data structures</w:t>
               <w:tab/>
-              <w:t>30</w:t>
+              <w:t>31</w:t>
             </w:r>
           </w:hyperlink>
         </w:p>
@@ -1308,14 +1348,14 @@
             </w:tabs>
             <w:rPr/>
           </w:pPr>
-          <w:hyperlink w:anchor="__RefHeading___Toc4658_2449484569">
+          <w:hyperlink w:anchor="__RefHeading___Toc5035_1215844210">
             <w:r>
               <w:rPr>
                 <w:rStyle w:val="IndexLink"/>
               </w:rPr>
               <w:t>Dynamic messages</w:t>
               <w:tab/>
-              <w:t>32</w:t>
+              <w:t>33</w:t>
             </w:r>
           </w:hyperlink>
         </w:p>
@@ -1328,14 +1368,14 @@
             </w:tabs>
             <w:rPr/>
           </w:pPr>
-          <w:hyperlink w:anchor="__RefHeading___Toc4660_2449484569">
+          <w:hyperlink w:anchor="__RefHeading___Toc5037_1215844210">
             <w:r>
               <w:rPr>
                 <w:rStyle w:val="IndexLink"/>
               </w:rPr>
               <w:t>A small application</w:t>
               <w:tab/>
-              <w:t>34</w:t>
+              <w:t>35</w:t>
             </w:r>
           </w:hyperlink>
         </w:p>
@@ -1348,14 +1388,14 @@
             </w:tabs>
             <w:rPr/>
           </w:pPr>
-          <w:hyperlink w:anchor="__RefHeading___Toc4662_2449484569">
+          <w:hyperlink w:anchor="__RefHeading___Toc5039_1215844210">
             <w:r>
               <w:rPr>
                 <w:rStyle w:val="IndexLink"/>
               </w:rPr>
               <w:t>LISP-style lists</w:t>
               <w:tab/>
-              <w:t>36</w:t>
+              <w:t>37</w:t>
             </w:r>
           </w:hyperlink>
         </w:p>
@@ -1368,14 +1408,34 @@
             </w:tabs>
             <w:rPr/>
           </w:pPr>
-          <w:hyperlink w:anchor="__RefHeading___Toc4664_2449484569">
+          <w:hyperlink w:anchor="__RefHeading___Toc5041_1215844210">
             <w:r>
               <w:rPr>
                 <w:rStyle w:val="IndexLink"/>
               </w:rPr>
               <w:t>Python libraries</w:t>
               <w:tab/>
-              <w:t>37</w:t>
+              <w:t>38</w:t>
+            </w:r>
+          </w:hyperlink>
+        </w:p>
+        <w:p>
+          <w:pPr>
+            <w:pStyle w:val="TOC2"/>
+            <w:tabs>
+              <w:tab w:val="clear" w:pos="720"/>
+              <w:tab w:val="right" w:pos="9637" w:leader="dot"/>
+            </w:tabs>
+            <w:rPr/>
+          </w:pPr>
+          <w:hyperlink w:anchor="__RefHeading___Toc5043_1215844210">
+            <w:r>
+              <w:rPr>
+                <w:rStyle w:val="IndexLink"/>
+              </w:rPr>
+              <w:t>Blocks</w:t>
+              <w:tab/>
+              <w:t>40</w:t>
             </w:r>
           </w:hyperlink>
         </w:p>
@@ -1388,14 +1448,14 @@
             </w:tabs>
             <w:rPr/>
           </w:pPr>
-          <w:hyperlink w:anchor="__RefHeading___Toc4666_2449484569">
+          <w:hyperlink w:anchor="__RefHeading___Toc5045_1215844210">
             <w:r>
               <w:rPr>
                 <w:rStyle w:val="IndexLink"/>
               </w:rPr>
               <w:t>Chapter 9. Restrictions and Known Problems</w:t>
               <w:tab/>
-              <w:t>40</w:t>
+              <w:t>42</w:t>
             </w:r>
           </w:hyperlink>
         </w:p>
@@ -1408,14 +1468,14 @@
             </w:tabs>
             <w:rPr/>
           </w:pPr>
-          <w:hyperlink w:anchor="__RefHeading___Toc4668_2449484569">
+          <w:hyperlink w:anchor="__RefHeading___Toc5047_1215844210">
             <w:r>
               <w:rPr>
                 <w:rStyle w:val="IndexLink"/>
               </w:rPr>
               <w:t>Memory</w:t>
               <w:tab/>
-              <w:t>40</w:t>
+              <w:t>42</w:t>
             </w:r>
           </w:hyperlink>
         </w:p>
@@ -1428,14 +1488,14 @@
             </w:tabs>
             <w:rPr/>
           </w:pPr>
-          <w:hyperlink w:anchor="__RefHeading___Toc4670_2449484569">
+          <w:hyperlink w:anchor="__RefHeading___Toc5049_1215844210">
             <w:r>
               <w:rPr>
                 <w:rStyle w:val="IndexLink"/>
               </w:rPr>
               <w:t>Language</w:t>
               <w:tab/>
-              <w:t>40</w:t>
+              <w:t>42</w:t>
             </w:r>
           </w:hyperlink>
         </w:p>
@@ -1448,14 +1508,14 @@
             </w:tabs>
             <w:rPr/>
           </w:pPr>
-          <w:hyperlink w:anchor="__RefHeading___Toc4672_2449484569">
+          <w:hyperlink w:anchor="__RefHeading___Toc5051_1215844210">
             <w:r>
               <w:rPr>
                 <w:rStyle w:val="IndexLink"/>
               </w:rPr>
               <w:t>Python</w:t>
               <w:tab/>
-              <w:t>40</w:t>
+              <w:t>42</w:t>
             </w:r>
           </w:hyperlink>
         </w:p>
@@ -1468,14 +1528,14 @@
             </w:tabs>
             <w:rPr/>
           </w:pPr>
-          <w:hyperlink w:anchor="__RefHeading___Toc4674_2449484569">
+          <w:hyperlink w:anchor="__RefHeading___Toc5053_1215844210">
             <w:r>
               <w:rPr>
                 <w:rStyle w:val="IndexLink"/>
               </w:rPr>
               <w:t>Errors and tracing</w:t>
               <w:tab/>
-              <w:t>40</w:t>
+              <w:t>43</w:t>
             </w:r>
           </w:hyperlink>
         </w:p>
@@ -1488,14 +1548,14 @@
             </w:tabs>
             <w:rPr/>
           </w:pPr>
-          <w:hyperlink w:anchor="__RefHeading___Toc4676_2449484569">
+          <w:hyperlink w:anchor="__RefHeading___Toc5055_1215844210">
             <w:r>
               <w:rPr>
                 <w:rStyle w:val="IndexLink"/>
               </w:rPr>
               <w:t>Platforms</w:t>
               <w:tab/>
-              <w:t>41</w:t>
+              <w:t>43</w:t>
             </w:r>
           </w:hyperlink>
         </w:p>
@@ -1508,14 +1568,14 @@
             </w:tabs>
             <w:rPr/>
           </w:pPr>
-          <w:hyperlink w:anchor="__RefHeading___Toc4678_2449484569">
+          <w:hyperlink w:anchor="__RefHeading___Toc5057_1215844210">
             <w:r>
               <w:rPr>
                 <w:rStyle w:val="IndexLink"/>
               </w:rPr>
               <w:t>Performance</w:t>
               <w:tab/>
-              <w:t>41</w:t>
+              <w:t>43</w:t>
             </w:r>
           </w:hyperlink>
         </w:p>
@@ -1528,14 +1588,14 @@
             </w:tabs>
             <w:rPr/>
           </w:pPr>
-          <w:hyperlink w:anchor="__RefHeading___Toc4680_2449484569">
+          <w:hyperlink w:anchor="__RefHeading___Toc5059_1215844210">
             <w:r>
               <w:rPr>
                 <w:rStyle w:val="IndexLink"/>
               </w:rPr>
               <w:t>Appendix A. Error Messages</w:t>
               <w:tab/>
-              <w:t>42</w:t>
+              <w:t>44</w:t>
             </w:r>
           </w:hyperlink>
         </w:p>
@@ -1548,14 +1608,14 @@
             </w:tabs>
             <w:rPr/>
           </w:pPr>
-          <w:hyperlink w:anchor="__RefHeading___Toc4682_2449484569">
+          <w:hyperlink w:anchor="__RefHeading___Toc5061_1215844210">
             <w:r>
               <w:rPr>
                 <w:rStyle w:val="IndexLink"/>
               </w:rPr>
               <w:t>Appendix B. Switches and Environment Variables</w:t>
               <w:tab/>
-              <w:t>44</w:t>
+              <w:t>46</w:t>
             </w:r>
           </w:hyperlink>
         </w:p>
@@ -1568,14 +1628,14 @@
             </w:tabs>
             <w:rPr/>
           </w:pPr>
-          <w:hyperlink w:anchor="__RefHeading___Toc4684_2449484569">
+          <w:hyperlink w:anchor="__RefHeading___Toc5063_1215844210">
             <w:r>
               <w:rPr>
                 <w:rStyle w:val="IndexLink"/>
               </w:rPr>
               <w:t>Appendix C. Contents of the Packages</w:t>
               <w:tab/>
-              <w:t>45</w:t>
+              <w:t>47</w:t>
             </w:r>
           </w:hyperlink>
           <w:r>
@@ -1610,7 +1670,7 @@
         <w:pStyle w:val="Heading1"/>
         <w:rPr/>
       </w:pPr>
-      <w:bookmarkStart w:id="0" w:name="__RefHeading___Toc4554_2449484569"/>
+      <w:bookmarkStart w:id="0" w:name="__RefHeading___Toc4927_1215844210"/>
       <w:bookmarkEnd w:id="0"/>
       <w:r>
         <w:rPr/>
@@ -1932,7 +1992,7 @@
         <w:pStyle w:val="Heading1"/>
         <w:rPr/>
       </w:pPr>
-      <w:bookmarkStart w:id="1" w:name="__RefHeading___Toc4556_2449484569"/>
+      <w:bookmarkStart w:id="1" w:name="__RefHeading___Toc4929_1215844210"/>
       <w:bookmarkEnd w:id="1"/>
       <w:r>
         <w:rPr/>
@@ -2339,7 +2399,7 @@
         <w:pStyle w:val="Heading2"/>
         <w:rPr/>
       </w:pPr>
-      <w:bookmarkStart w:id="2" w:name="__RefHeading___Toc4558_2449484569"/>
+      <w:bookmarkStart w:id="2" w:name="__RefHeading___Toc4931_1215844210"/>
       <w:bookmarkEnd w:id="2"/>
       <w:r>
         <w:rPr/>
@@ -2432,7 +2492,7 @@
         <w:pStyle w:val="Heading2"/>
         <w:rPr/>
       </w:pPr>
-      <w:bookmarkStart w:id="3" w:name="__RefHeading___Toc4560_2449484569"/>
+      <w:bookmarkStart w:id="3" w:name="__RefHeading___Toc4933_1215844210"/>
       <w:bookmarkEnd w:id="3"/>
       <w:r>
         <w:rPr/>
@@ -3382,6 +3442,225 @@
                 <w:sz w:val="18"/>
                 <w:szCs w:val="18"/>
               </w:rPr>
+              <w:t>Blocks</w:t>
+            </w:r>
+          </w:p>
+        </w:tc>
+        <w:tc>
+          <w:tcPr>
+            <w:tcW w:w="7937" w:type="dxa"/>
+            <w:tcBorders>
+              <w:top w:val="single" w:sz="4" w:space="0" w:color="808080"/>
+              <w:left w:val="single" w:sz="4" w:space="0" w:color="808080"/>
+              <w:bottom w:val="single" w:sz="4" w:space="0" w:color="808080"/>
+              <w:right w:val="single" w:sz="4" w:space="0" w:color="808080"/>
+            </w:tcBorders>
+          </w:tcPr>
+          <w:p>
+            <w:pPr>
+              <w:pStyle w:val="Normal"/>
+              <w:rPr/>
+            </w:pPr>
+            <w:r>
+              <w:rPr>
+                <w:rFonts w:eastAsia="Courier New" w:cs="Courier New" w:ascii="Courier New" w:hAnsi="Courier New"/>
+                <w:sz w:val="16"/>
+                <w:szCs w:val="16"/>
+              </w:rPr>
+              <w:t>{ :x | x * 2 }</w:t>
+            </w:r>
+            <w:r>
+              <w:rPr>
+                <w:sz w:val="18"/>
+                <w:szCs w:val="18"/>
+              </w:rPr>
+              <w:t xml:space="preserve"> and </w:t>
+            </w:r>
+            <w:r>
+              <w:rPr>
+                <w:rFonts w:eastAsia="Courier New" w:cs="Courier New" w:ascii="Courier New" w:hAnsi="Courier New"/>
+                <w:sz w:val="16"/>
+                <w:szCs w:val="16"/>
+              </w:rPr>
+              <w:t>{ use arg x; ... }</w:t>
+            </w:r>
+            <w:r>
+              <w:rPr>
+                <w:sz w:val="18"/>
+                <w:szCs w:val="18"/>
+              </w:rPr>
+              <w:t xml:space="preserve">: routines written where they are used, with the collection methods </w:t>
+            </w:r>
+            <w:r>
+              <w:rPr>
+                <w:rFonts w:eastAsia="Courier New" w:cs="Courier New" w:ascii="Courier New" w:hAnsi="Courier New"/>
+                <w:sz w:val="16"/>
+                <w:szCs w:val="16"/>
+              </w:rPr>
+              <w:t>do</w:t>
+            </w:r>
+            <w:r>
+              <w:rPr>
+                <w:sz w:val="18"/>
+                <w:szCs w:val="18"/>
+              </w:rPr>
+              <w:t xml:space="preserve">, </w:t>
+            </w:r>
+            <w:r>
+              <w:rPr>
+                <w:rFonts w:eastAsia="Courier New" w:cs="Courier New" w:ascii="Courier New" w:hAnsi="Courier New"/>
+                <w:sz w:val="16"/>
+                <w:szCs w:val="16"/>
+              </w:rPr>
+              <w:t>select</w:t>
+            </w:r>
+            <w:r>
+              <w:rPr>
+                <w:sz w:val="18"/>
+                <w:szCs w:val="18"/>
+              </w:rPr>
+              <w:t xml:space="preserve">, </w:t>
+            </w:r>
+            <w:r>
+              <w:rPr>
+                <w:rFonts w:eastAsia="Courier New" w:cs="Courier New" w:ascii="Courier New" w:hAnsi="Courier New"/>
+                <w:sz w:val="16"/>
+                <w:szCs w:val="16"/>
+              </w:rPr>
+              <w:t>reject</w:t>
+            </w:r>
+            <w:r>
+              <w:rPr>
+                <w:sz w:val="18"/>
+                <w:szCs w:val="18"/>
+              </w:rPr>
+              <w:t xml:space="preserve">, </w:t>
+            </w:r>
+            <w:r>
+              <w:rPr>
+                <w:rFonts w:eastAsia="Courier New" w:cs="Courier New" w:ascii="Courier New" w:hAnsi="Courier New"/>
+                <w:sz w:val="16"/>
+                <w:szCs w:val="16"/>
+              </w:rPr>
+              <w:t>collect</w:t>
+            </w:r>
+            <w:r>
+              <w:rPr>
+                <w:sz w:val="18"/>
+                <w:szCs w:val="18"/>
+              </w:rPr>
+              <w:t xml:space="preserve">, </w:t>
+            </w:r>
+            <w:r>
+              <w:rPr>
+                <w:rFonts w:eastAsia="Courier New" w:cs="Courier New" w:ascii="Courier New" w:hAnsi="Courier New"/>
+                <w:sz w:val="16"/>
+                <w:szCs w:val="16"/>
+              </w:rPr>
+              <w:t>detect</w:t>
+            </w:r>
+            <w:r>
+              <w:rPr>
+                <w:sz w:val="18"/>
+                <w:szCs w:val="18"/>
+              </w:rPr>
+              <w:t xml:space="preserve">, </w:t>
+            </w:r>
+            <w:r>
+              <w:rPr>
+                <w:rFonts w:eastAsia="Courier New" w:cs="Courier New" w:ascii="Courier New" w:hAnsi="Courier New"/>
+                <w:sz w:val="16"/>
+                <w:szCs w:val="16"/>
+              </w:rPr>
+              <w:t>inject</w:t>
+            </w:r>
+            <w:r>
+              <w:rPr>
+                <w:sz w:val="18"/>
+                <w:szCs w:val="18"/>
+              </w:rPr>
+              <w:t xml:space="preserve">, </w:t>
+            </w:r>
+            <w:r>
+              <w:rPr>
+                <w:rFonts w:eastAsia="Courier New" w:cs="Courier New" w:ascii="Courier New" w:hAnsi="Courier New"/>
+                <w:sz w:val="16"/>
+                <w:szCs w:val="16"/>
+              </w:rPr>
+              <w:t>count</w:t>
+            </w:r>
+            <w:r>
+              <w:rPr>
+                <w:sz w:val="18"/>
+                <w:szCs w:val="18"/>
+              </w:rPr>
+              <w:t xml:space="preserve">, </w:t>
+            </w:r>
+            <w:r>
+              <w:rPr>
+                <w:rFonts w:eastAsia="Courier New" w:cs="Courier New" w:ascii="Courier New" w:hAnsi="Courier New"/>
+                <w:sz w:val="16"/>
+                <w:szCs w:val="16"/>
+              </w:rPr>
+              <w:t>anySatisfy</w:t>
+            </w:r>
+            <w:r>
+              <w:rPr>
+                <w:sz w:val="18"/>
+                <w:szCs w:val="18"/>
+              </w:rPr>
+              <w:t xml:space="preserve">, </w:t>
+            </w:r>
+            <w:r>
+              <w:rPr>
+                <w:rFonts w:eastAsia="Courier New" w:cs="Courier New" w:ascii="Courier New" w:hAnsi="Courier New"/>
+                <w:sz w:val="16"/>
+                <w:szCs w:val="16"/>
+              </w:rPr>
+              <w:t>allSatisfy</w:t>
+            </w:r>
+            <w:r>
+              <w:rPr>
+                <w:sz w:val="18"/>
+                <w:szCs w:val="18"/>
+              </w:rPr>
+              <w:t xml:space="preserve"> and </w:t>
+            </w:r>
+            <w:r>
+              <w:rPr>
+                <w:rFonts w:eastAsia="Courier New" w:cs="Courier New" w:ascii="Courier New" w:hAnsi="Courier New"/>
+                <w:sz w:val="16"/>
+                <w:szCs w:val="16"/>
+              </w:rPr>
+              <w:t>sortWith</w:t>
+            </w:r>
+          </w:p>
+        </w:tc>
+      </w:tr>
+      <w:tr>
+        <w:trPr>
+          <w:cantSplit w:val="true"/>
+        </w:trPr>
+        <w:tc>
+          <w:tcPr>
+            <w:tcW w:w="1700" w:type="dxa"/>
+            <w:tcBorders>
+              <w:top w:val="single" w:sz="4" w:space="0" w:color="808080"/>
+              <w:left w:val="single" w:sz="4" w:space="0" w:color="808080"/>
+              <w:bottom w:val="single" w:sz="4" w:space="0" w:color="808080"/>
+              <w:right w:val="single" w:sz="4" w:space="0" w:color="808080"/>
+            </w:tcBorders>
+          </w:tcPr>
+          <w:p>
+            <w:pPr>
+              <w:pStyle w:val="Normal"/>
+              <w:rPr/>
+            </w:pPr>
+            <w:r>
+              <w:rPr>
+                <w:sz w:val="18"/>
+                <w:szCs w:val="18"/>
+              </w:rPr>
               <w:t>Python</w:t>
             </w:r>
           </w:p>
@@ -3631,7 +3910,7 @@
         <w:pStyle w:val="Heading2"/>
         <w:rPr/>
       </w:pPr>
-      <w:bookmarkStart w:id="4" w:name="__RefHeading___Toc4562_2449484569"/>
+      <w:bookmarkStart w:id="4" w:name="__RefHeading___Toc4935_1215844210"/>
       <w:bookmarkEnd w:id="4"/>
       <w:r>
         <w:rPr/>
@@ -3995,7 +4274,7 @@
                 <w:sz w:val="18"/>
                 <w:szCs w:val="18"/>
               </w:rPr>
-              <w:t>45 of 45</w:t>
+              <w:t>46 of 46</w:t>
             </w:r>
           </w:p>
         </w:tc>
@@ -4072,7 +4351,7 @@
                 <w:sz w:val="18"/>
                 <w:szCs w:val="18"/>
               </w:rPr>
-              <w:t>10 of 10</w:t>
+              <w:t>11 of 11</w:t>
             </w:r>
           </w:p>
         </w:tc>
@@ -4134,7 +4413,7 @@
         <w:pStyle w:val="Heading1"/>
         <w:rPr/>
       </w:pPr>
-      <w:bookmarkStart w:id="5" w:name="__RefHeading___Toc4564_2449484569"/>
+      <w:bookmarkStart w:id="5" w:name="__RefHeading___Toc4937_1215844210"/>
       <w:bookmarkEnd w:id="5"/>
       <w:r>
         <w:rPr/>
@@ -4146,7 +4425,7 @@
         <w:pStyle w:val="Heading2"/>
         <w:rPr/>
       </w:pPr>
-      <w:bookmarkStart w:id="6" w:name="__RefHeading___Toc4566_2449484569"/>
+      <w:bookmarkStart w:id="6" w:name="__RefHeading___Toc4939_1215844210"/>
       <w:bookmarkEnd w:id="6"/>
       <w:r>
         <w:rPr/>
@@ -4731,7 +5010,7 @@
         <w:pStyle w:val="Heading2"/>
         <w:rPr/>
       </w:pPr>
-      <w:bookmarkStart w:id="7" w:name="__RefHeading___Toc4568_2449484569"/>
+      <w:bookmarkStart w:id="7" w:name="__RefHeading___Toc4941_1215844210"/>
       <w:bookmarkEnd w:id="7"/>
       <w:r>
         <w:rPr/>
@@ -4927,7 +5206,7 @@
         <w:pStyle w:val="Heading2"/>
         <w:rPr/>
       </w:pPr>
-      <w:bookmarkStart w:id="8" w:name="__RefHeading___Toc4570_2449484569"/>
+      <w:bookmarkStart w:id="8" w:name="__RefHeading___Toc4943_1215844210"/>
       <w:bookmarkEnd w:id="8"/>
       <w:r>
         <w:rPr/>
@@ -5087,7 +5366,7 @@
         <w:pStyle w:val="Heading2"/>
         <w:rPr/>
       </w:pPr>
-      <w:bookmarkStart w:id="9" w:name="__RefHeading___Toc4572_2449484569"/>
+      <w:bookmarkStart w:id="9" w:name="__RefHeading___Toc4945_1215844210"/>
       <w:bookmarkEnd w:id="9"/>
       <w:r>
         <w:rPr/>
@@ -5364,7 +5643,7 @@
         <w:pStyle w:val="Heading2"/>
         <w:rPr/>
       </w:pPr>
-      <w:bookmarkStart w:id="10" w:name="__RefHeading___Toc4574_2449484569"/>
+      <w:bookmarkStart w:id="10" w:name="__RefHeading___Toc4947_1215844210"/>
       <w:bookmarkEnd w:id="10"/>
       <w:r>
         <w:rPr/>
@@ -5746,7 +6025,7 @@
         <w:pStyle w:val="Heading2"/>
         <w:rPr/>
       </w:pPr>
-      <w:bookmarkStart w:id="11" w:name="__RefHeading___Toc4576_2449484569"/>
+      <w:bookmarkStart w:id="11" w:name="__RefHeading___Toc4949_1215844210"/>
       <w:bookmarkEnd w:id="11"/>
       <w:r>
         <w:rPr/>
@@ -6545,7 +6824,7 @@
         <w:pStyle w:val="Heading1"/>
         <w:rPr/>
       </w:pPr>
-      <w:bookmarkStart w:id="12" w:name="__RefHeading___Toc4578_2449484569"/>
+      <w:bookmarkStart w:id="12" w:name="__RefHeading___Toc4951_1215844210"/>
       <w:bookmarkEnd w:id="12"/>
       <w:r>
         <w:rPr/>
@@ -6557,7 +6836,7 @@
         <w:pStyle w:val="Heading2"/>
         <w:rPr/>
       </w:pPr>
-      <w:bookmarkStart w:id="13" w:name="__RefHeading___Toc4580_2449484569"/>
+      <w:bookmarkStart w:id="13" w:name="__RefHeading___Toc4953_1215844210"/>
       <w:bookmarkEnd w:id="13"/>
       <w:r>
         <w:rPr/>
@@ -7344,7 +7623,7 @@
         <w:pStyle w:val="Heading2"/>
         <w:rPr/>
       </w:pPr>
-      <w:bookmarkStart w:id="14" w:name="__RefHeading___Toc4582_2449484569"/>
+      <w:bookmarkStart w:id="14" w:name="__RefHeading___Toc4955_1215844210"/>
       <w:bookmarkEnd w:id="14"/>
       <w:r>
         <w:rPr/>
@@ -8150,7 +8429,7 @@
         <w:pStyle w:val="Heading2"/>
         <w:rPr/>
       </w:pPr>
-      <w:bookmarkStart w:id="15" w:name="__RefHeading___Toc4584_2449484569"/>
+      <w:bookmarkStart w:id="15" w:name="__RefHeading___Toc4957_1215844210"/>
       <w:bookmarkEnd w:id="15"/>
       <w:r>
         <w:rPr/>
@@ -8298,7 +8577,7 @@
         <w:pStyle w:val="Heading1"/>
         <w:rPr/>
       </w:pPr>
-      <w:bookmarkStart w:id="16" w:name="__RefHeading___Toc4586_2449484569"/>
+      <w:bookmarkStart w:id="16" w:name="__RefHeading___Toc4959_1215844210"/>
       <w:bookmarkEnd w:id="16"/>
       <w:r>
         <w:rPr/>
@@ -8333,7 +8612,7 @@
         <w:pStyle w:val="Heading2"/>
         <w:rPr/>
       </w:pPr>
-      <w:bookmarkStart w:id="17" w:name="__RefHeading___Toc4588_2449484569"/>
+      <w:bookmarkStart w:id="17" w:name="__RefHeading___Toc4961_1215844210"/>
       <w:bookmarkEnd w:id="17"/>
       <w:r>
         <w:rPr/>
@@ -9075,7 +9354,7 @@
         <w:pStyle w:val="Heading2"/>
         <w:rPr/>
       </w:pPr>
-      <w:bookmarkStart w:id="18" w:name="__RefHeading___Toc4590_2449484569"/>
+      <w:bookmarkStart w:id="18" w:name="__RefHeading___Toc4963_1215844210"/>
       <w:bookmarkEnd w:id="18"/>
       <w:r>
         <w:rPr/>
@@ -9842,7 +10121,7 @@
         <w:pStyle w:val="Heading2"/>
         <w:rPr/>
       </w:pPr>
-      <w:bookmarkStart w:id="19" w:name="__RefHeading___Toc4592_2449484569"/>
+      <w:bookmarkStart w:id="19" w:name="__RefHeading___Toc4965_1215844210"/>
       <w:bookmarkEnd w:id="19"/>
       <w:r>
         <w:rPr/>
@@ -10002,7 +10281,7 @@
         <w:pStyle w:val="Heading2"/>
         <w:rPr/>
       </w:pPr>
-      <w:bookmarkStart w:id="20" w:name="__RefHeading___Toc4594_2449484569"/>
+      <w:bookmarkStart w:id="20" w:name="__RefHeading___Toc4967_1215844210"/>
       <w:bookmarkEnd w:id="20"/>
       <w:r>
         <w:rPr/>
@@ -10223,7 +10502,7 @@
         <w:pStyle w:val="Heading2"/>
         <w:rPr/>
       </w:pPr>
-      <w:bookmarkStart w:id="21" w:name="__RefHeading___Toc4596_2449484569"/>
+      <w:bookmarkStart w:id="21" w:name="__RefHeading___Toc4969_1215844210"/>
       <w:bookmarkEnd w:id="21"/>
       <w:r>
         <w:rPr/>
@@ -10249,7 +10528,7 @@
         <w:pStyle w:val="Heading1"/>
         <w:rPr/>
       </w:pPr>
-      <w:bookmarkStart w:id="22" w:name="__RefHeading___Toc4598_2449484569"/>
+      <w:bookmarkStart w:id="22" w:name="__RefHeading___Toc4971_1215844210"/>
       <w:bookmarkEnd w:id="22"/>
       <w:r>
         <w:rPr/>
@@ -10272,7 +10551,7 @@
         <w:pStyle w:val="Heading2"/>
         <w:rPr/>
       </w:pPr>
-      <w:bookmarkStart w:id="23" w:name="__RefHeading___Toc4600_2449484569"/>
+      <w:bookmarkStart w:id="23" w:name="__RefHeading___Toc4973_1215844210"/>
       <w:bookmarkEnd w:id="23"/>
       <w:r>
         <w:rPr/>
@@ -10610,7 +10889,7 @@
         <w:pStyle w:val="Heading2"/>
         <w:rPr/>
       </w:pPr>
-      <w:bookmarkStart w:id="24" w:name="__RefHeading___Toc4602_2449484569"/>
+      <w:bookmarkStart w:id="24" w:name="__RefHeading___Toc4975_1215844210"/>
       <w:bookmarkEnd w:id="24"/>
       <w:r>
         <w:rPr/>
@@ -10804,16 +11083,92 @@
         <w:rPr/>
       </w:pPr>
       <w:r>
+        <w:rPr/>
+        <w:t xml:space="preserve">Blocks </w:t>
+      </w:r>
+      <w:r>
         <w:rPr>
           <w:rFonts w:eastAsia="Courier New" w:cs="Courier New" w:ascii="Courier New" w:hAnsi="Courier New"/>
           <w:sz w:val="19"/>
           <w:szCs w:val="19"/>
         </w:rPr>
-        <w:t>::requires</w:t>
-      </w:r>
-      <w:r>
-        <w:rPr/>
-        <w:t xml:space="preserve"> anywhere in a program, for example at the top.</w:t>
+        <w:t>{ ... }</w:t>
+      </w:r>
+      <w:r>
+        <w:rPr/>
+        <w:t xml:space="preserve"> see and keep the variables of the code that created them (closures), and have the short form </w:t>
+      </w:r>
+      <w:r>
+        <w:rPr>
+          <w:rFonts w:eastAsia="Courier New" w:cs="Courier New" w:ascii="Courier New" w:hAnsi="Courier New"/>
+          <w:sz w:val="19"/>
+          <w:szCs w:val="19"/>
+        </w:rPr>
+        <w:t>{ :x | expression }</w:t>
+      </w:r>
+      <w:r>
+        <w:rPr/>
+        <w:t xml:space="preserve">. In ooRexx 5 a source literal </w:t>
+      </w:r>
+      <w:r>
+        <w:rPr>
+          <w:rFonts w:eastAsia="Courier New" w:cs="Courier New" w:ascii="Courier New" w:hAnsi="Courier New"/>
+          <w:sz w:val="19"/>
+          <w:szCs w:val="19"/>
+        </w:rPr>
+        <w:t>{ ... }</w:t>
+      </w:r>
+      <w:r>
+        <w:rPr/>
+        <w:t xml:space="preserve"> is a Routine without access to those variables. The collection methods </w:t>
+      </w:r>
+      <w:r>
+        <w:rPr>
+          <w:rFonts w:eastAsia="Courier New" w:cs="Courier New" w:ascii="Courier New" w:hAnsi="Courier New"/>
+          <w:sz w:val="19"/>
+          <w:szCs w:val="19"/>
+        </w:rPr>
+        <w:t>do</w:t>
+      </w:r>
+      <w:r>
+        <w:rPr/>
+        <w:t xml:space="preserve">, </w:t>
+      </w:r>
+      <w:r>
+        <w:rPr>
+          <w:rFonts w:eastAsia="Courier New" w:cs="Courier New" w:ascii="Courier New" w:hAnsi="Courier New"/>
+          <w:sz w:val="19"/>
+          <w:szCs w:val="19"/>
+        </w:rPr>
+        <w:t>select</w:t>
+      </w:r>
+      <w:r>
+        <w:rPr/>
+        <w:t xml:space="preserve">, </w:t>
+      </w:r>
+      <w:r>
+        <w:rPr>
+          <w:rFonts w:eastAsia="Courier New" w:cs="Courier New" w:ascii="Courier New" w:hAnsi="Courier New"/>
+          <w:sz w:val="19"/>
+          <w:szCs w:val="19"/>
+        </w:rPr>
+        <w:t>collect</w:t>
+      </w:r>
+      <w:r>
+        <w:rPr/>
+        <w:t xml:space="preserve">, </w:t>
+      </w:r>
+      <w:r>
+        <w:rPr>
+          <w:rFonts w:eastAsia="Courier New" w:cs="Courier New" w:ascii="Courier New" w:hAnsi="Courier New"/>
+          <w:sz w:val="19"/>
+          <w:szCs w:val="19"/>
+        </w:rPr>
+        <w:t>inject</w:t>
+      </w:r>
+      <w:r>
+        <w:rPr/>
+        <w:t xml:space="preserve"> and the others come from Smalltalk.</w:t>
       </w:r>
     </w:p>
     <w:p>
@@ -10827,6 +11182,29 @@
         <w:rPr/>
       </w:pPr>
       <w:r>
+        <w:rPr>
+          <w:rFonts w:eastAsia="Courier New" w:cs="Courier New" w:ascii="Courier New" w:hAnsi="Courier New"/>
+          <w:sz w:val="19"/>
+          <w:szCs w:val="19"/>
+        </w:rPr>
+        <w:t>::requires</w:t>
+      </w:r>
+      <w:r>
+        <w:rPr/>
+        <w:t xml:space="preserve"> anywhere in a program, for example at the top.</w:t>
+      </w:r>
+    </w:p>
+    <w:p>
+      <w:pPr>
+        <w:pStyle w:val="ListParagraph"/>
+        <w:numPr>
+          <w:ilvl w:val="0"/>
+          <w:numId w:val="1"/>
+        </w:numPr>
+        <w:spacing w:before="0" w:after="60"/>
+        <w:rPr/>
+      </w:pPr>
+      <w:r>
         <w:rPr/>
         <w:t>Regina's classic features remain: its built-in functions, OPTIONS, the external queue, ADDRESS WITH and the Regina API.</w:t>
       </w:r>
@@ -10836,7 +11214,7 @@
         <w:pStyle w:val="Heading2"/>
         <w:rPr/>
       </w:pPr>
-      <w:bookmarkStart w:id="25" w:name="__RefHeading___Toc4604_2449484569"/>
+      <w:bookmarkStart w:id="25" w:name="__RefHeading___Toc4977_1215844210"/>
       <w:bookmarkEnd w:id="25"/>
       <w:r>
         <w:rPr/>
@@ -11925,7 +12303,7 @@
         <w:pStyle w:val="Heading2"/>
         <w:rPr/>
       </w:pPr>
-      <w:bookmarkStart w:id="26" w:name="__RefHeading___Toc4606_2449484569"/>
+      <w:bookmarkStart w:id="26" w:name="__RefHeading___Toc4979_1215844210"/>
       <w:bookmarkEnd w:id="26"/>
       <w:r>
         <w:rPr/>
@@ -12181,7 +12559,7 @@
         <w:pStyle w:val="Heading1"/>
         <w:rPr/>
       </w:pPr>
-      <w:bookmarkStart w:id="27" w:name="__RefHeading___Toc4608_2449484569"/>
+      <w:bookmarkStart w:id="27" w:name="__RefHeading___Toc4981_1215844210"/>
       <w:bookmarkEnd w:id="27"/>
       <w:r>
         <w:rPr/>
@@ -12193,7 +12571,7 @@
         <w:pStyle w:val="Heading2"/>
         <w:rPr/>
       </w:pPr>
-      <w:bookmarkStart w:id="28" w:name="__RefHeading___Toc4610_2449484569"/>
+      <w:bookmarkStart w:id="28" w:name="__RefHeading___Toc4983_1215844210"/>
       <w:bookmarkEnd w:id="28"/>
       <w:r>
         <w:rPr/>
@@ -13004,7 +13382,7 @@
         <w:pStyle w:val="Heading2"/>
         <w:rPr/>
       </w:pPr>
-      <w:bookmarkStart w:id="29" w:name="__RefHeading___Toc4612_2449484569"/>
+      <w:bookmarkStart w:id="29" w:name="__RefHeading___Toc4985_1215844210"/>
       <w:bookmarkEnd w:id="29"/>
       <w:r>
         <w:rPr/>
@@ -13416,7 +13794,7 @@
         <w:pStyle w:val="Heading2"/>
         <w:rPr/>
       </w:pPr>
-      <w:bookmarkStart w:id="30" w:name="__RefHeading___Toc4614_2449484569"/>
+      <w:bookmarkStart w:id="30" w:name="__RefHeading___Toc4987_1215844210"/>
       <w:bookmarkEnd w:id="30"/>
       <w:r>
         <w:rPr/>
@@ -14335,8 +14713,840 @@
         <w:pStyle w:val="Heading2"/>
         <w:rPr/>
       </w:pPr>
-      <w:bookmarkStart w:id="31" w:name="__RefHeading___Toc4616_2449484569"/>
+      <w:bookmarkStart w:id="31" w:name="__RefHeading___Toc4989_1215844210"/>
       <w:bookmarkEnd w:id="31"/>
+      <w:r>
+        <w:rPr/>
+        <w:t>Blocks</w:t>
+      </w:r>
+    </w:p>
+    <w:tbl>
+      <w:tblPr>
+        <w:tblW w:w="9638" w:type="dxa"/>
+        <w:jc w:val="left"/>
+        <w:tblInd w:w="0" w:type="dxa"/>
+        <w:tblLayout w:type="fixed"/>
+        <w:tblCellMar>
+          <w:top w:w="100" w:type="dxa"/>
+          <w:left w:w="140" w:type="dxa"/>
+          <w:bottom w:w="100" w:type="dxa"/>
+          <w:right w:w="140" w:type="dxa"/>
+        </w:tblCellMar>
+      </w:tblPr>
+      <w:tblGrid>
+        <w:gridCol w:w="9638"/>
+      </w:tblGrid>
+      <w:tr>
+        <w:trPr/>
+        <w:tc>
+          <w:tcPr>
+            <w:tcW w:w="9638" w:type="dxa"/>
+            <w:tcBorders>
+              <w:top w:val="single" w:sz="4" w:space="0" w:color="000000"/>
+              <w:left w:val="single" w:sz="4" w:space="0" w:color="000000"/>
+              <w:bottom w:val="single" w:sz="4" w:space="0" w:color="000000"/>
+              <w:right w:val="single" w:sz="4" w:space="0" w:color="000000"/>
+            </w:tcBorders>
+            <w:shd w:color="auto" w:fill="F2F2F2" w:val="clear"/>
+          </w:tcPr>
+          <w:p>
+            <w:pPr>
+              <w:pStyle w:val="Normal"/>
+              <w:spacing w:lineRule="exact" w:line="228" w:before="0" w:after="0"/>
+              <w:rPr/>
+            </w:pPr>
+            <w:r>
+              <w:rPr>
+                <w:rFonts w:eastAsia="Courier New" w:cs="Courier New" w:ascii="Courier New" w:hAnsi="Courier New"/>
+                <w:sz w:val="17"/>
+                <w:szCs w:val="17"/>
+              </w:rPr>
+              <w:t>{ clauses }</w:t>
+            </w:r>
+          </w:p>
+          <w:p>
+            <w:pPr>
+              <w:pStyle w:val="Normal"/>
+              <w:spacing w:lineRule="exact" w:line="228" w:before="0" w:after="0"/>
+              <w:rPr/>
+            </w:pPr>
+            <w:r>
+              <w:rPr>
+                <w:rFonts w:eastAsia="Courier New" w:cs="Courier New" w:ascii="Courier New" w:hAnsi="Courier New"/>
+                <w:sz w:val="17"/>
+                <w:szCs w:val="17"/>
+              </w:rPr>
+              <w:t>{ :name1 :name2 ... | expression }</w:t>
+            </w:r>
+          </w:p>
+          <w:p>
+            <w:pPr>
+              <w:pStyle w:val="Normal"/>
+              <w:spacing w:lineRule="exact" w:line="228" w:before="0" w:after="0"/>
+              <w:rPr/>
+            </w:pPr>
+            <w:r>
+              <w:rPr>
+                <w:rFonts w:eastAsia="Courier New" w:cs="Courier New" w:ascii="Courier New" w:hAnsi="Courier New"/>
+                <w:sz w:val="17"/>
+                <w:szCs w:val="17"/>
+              </w:rPr>
+              <w:t>{ | expression }</w:t>
+            </w:r>
+          </w:p>
+        </w:tc>
+      </w:tr>
+    </w:tbl>
+    <w:p>
+      <w:pPr>
+        <w:pStyle w:val="Normal"/>
+        <w:spacing w:before="0" w:after="120"/>
+        <w:rPr/>
+      </w:pPr>
+      <w:r>
+        <w:rPr/>
+      </w:r>
+    </w:p>
+    <w:p>
+      <w:pPr>
+        <w:pStyle w:val="Normal"/>
+        <w:spacing w:before="0" w:after="120"/>
+        <w:rPr/>
+      </w:pPr>
+      <w:r>
+        <w:rPr/>
+        <w:t xml:space="preserve">A block is a routine without a name, written as a term in an expression. Its value is a Block object; </w:t>
+      </w:r>
+      <w:r>
+        <w:rPr>
+          <w:rFonts w:eastAsia="Courier New" w:cs="Courier New" w:ascii="Courier New" w:hAnsi="Courier New"/>
+          <w:sz w:val="19"/>
+          <w:szCs w:val="19"/>
+        </w:rPr>
+        <w:t>b~call(args)</w:t>
+      </w:r>
+      <w:r>
+        <w:rPr/>
+        <w:t xml:space="preserve"> (or </w:t>
+      </w:r>
+      <w:r>
+        <w:rPr>
+          <w:rFonts w:eastAsia="Courier New" w:cs="Courier New" w:ascii="Courier New" w:hAnsi="Courier New"/>
+          <w:sz w:val="19"/>
+          <w:szCs w:val="19"/>
+        </w:rPr>
+        <w:t>b~value(args)</w:t>
+      </w:r>
+      <w:r>
+        <w:rPr/>
+        <w:t xml:space="preserve">) runs it with the arguments and returns what it returns. Collection methods such as </w:t>
+      </w:r>
+      <w:r>
+        <w:rPr>
+          <w:rFonts w:eastAsia="Courier New" w:cs="Courier New" w:ascii="Courier New" w:hAnsi="Courier New"/>
+          <w:sz w:val="19"/>
+          <w:szCs w:val="19"/>
+        </w:rPr>
+        <w:t>select</w:t>
+      </w:r>
+      <w:r>
+        <w:rPr/>
+        <w:t xml:space="preserve"> and the LISP functions call the blocks they are given.</w:t>
+      </w:r>
+    </w:p>
+    <w:p>
+      <w:pPr>
+        <w:pStyle w:val="Normal"/>
+        <w:spacing w:before="0" w:after="120"/>
+        <w:rPr/>
+      </w:pPr>
+      <w:r>
+        <w:rPr/>
+        <w:t xml:space="preserve">The short forms are the Smalltalk notation: </w:t>
+      </w:r>
+      <w:r>
+        <w:rPr>
+          <w:rFonts w:eastAsia="Courier New" w:cs="Courier New" w:ascii="Courier New" w:hAnsi="Courier New"/>
+          <w:sz w:val="19"/>
+          <w:szCs w:val="19"/>
+        </w:rPr>
+        <w:t>{ :x :y | x + y }</w:t>
+      </w:r>
+      <w:r>
+        <w:rPr/>
+        <w:t xml:space="preserve"> means </w:t>
+      </w:r>
+      <w:r>
+        <w:rPr>
+          <w:rFonts w:eastAsia="Courier New" w:cs="Courier New" w:ascii="Courier New" w:hAnsi="Courier New"/>
+          <w:sz w:val="19"/>
+          <w:szCs w:val="19"/>
+        </w:rPr>
+        <w:t>{ use arg x, y; return x + y }</w:t>
+      </w:r>
+      <w:r>
+        <w:rPr/>
+        <w:t xml:space="preserve">, and </w:t>
+      </w:r>
+      <w:r>
+        <w:rPr>
+          <w:rFonts w:eastAsia="Courier New" w:cs="Courier New" w:ascii="Courier New" w:hAnsi="Courier New"/>
+          <w:sz w:val="19"/>
+          <w:szCs w:val="19"/>
+        </w:rPr>
+        <w:t>{ | i &lt; 10 }</w:t>
+      </w:r>
+      <w:r>
+        <w:rPr/>
+        <w:t xml:space="preserve"> means </w:t>
+      </w:r>
+      <w:r>
+        <w:rPr>
+          <w:rFonts w:eastAsia="Courier New" w:cs="Courier New" w:ascii="Courier New" w:hAnsi="Courier New"/>
+          <w:sz w:val="19"/>
+          <w:szCs w:val="19"/>
+        </w:rPr>
+        <w:t>{ return i &lt; 10 }</w:t>
+      </w:r>
+      <w:r>
+        <w:rPr/>
+        <w:t xml:space="preserve">. The expression ends at the closing brace. In the long form the clauses are separated by </w:t>
+      </w:r>
+      <w:r>
+        <w:rPr>
+          <w:rFonts w:eastAsia="Courier New" w:cs="Courier New" w:ascii="Courier New" w:hAnsi="Courier New"/>
+          <w:sz w:val="19"/>
+          <w:szCs w:val="19"/>
+        </w:rPr>
+        <w:t>;</w:t>
+      </w:r>
+      <w:r>
+        <w:rPr/>
+        <w:t xml:space="preserve"> or line ends, as in a program; a block can contain labels, loops and other blocks.</w:t>
+      </w:r>
+    </w:p>
+    <w:tbl>
+      <w:tblPr>
+        <w:tblW w:w="9638" w:type="dxa"/>
+        <w:jc w:val="left"/>
+        <w:tblInd w:w="0" w:type="dxa"/>
+        <w:tblLayout w:type="fixed"/>
+        <w:tblCellMar>
+          <w:top w:w="60" w:type="dxa"/>
+          <w:left w:w="100" w:type="dxa"/>
+          <w:bottom w:w="60" w:type="dxa"/>
+          <w:right w:w="100" w:type="dxa"/>
+        </w:tblCellMar>
+      </w:tblPr>
+      <w:tblGrid>
+        <w:gridCol w:w="2699"/>
+        <w:gridCol w:w="6938"/>
+      </w:tblGrid>
+      <w:tr>
+        <w:trPr>
+          <w:tblHeader w:val="true"/>
+          <w:cantSplit w:val="true"/>
+        </w:trPr>
+        <w:tc>
+          <w:tcPr>
+            <w:tcW w:w="2699" w:type="dxa"/>
+            <w:tcBorders>
+              <w:top w:val="single" w:sz="4" w:space="0" w:color="808080"/>
+              <w:left w:val="single" w:sz="4" w:space="0" w:color="808080"/>
+              <w:bottom w:val="single" w:sz="4" w:space="0" w:color="808080"/>
+              <w:right w:val="single" w:sz="4" w:space="0" w:color="808080"/>
+            </w:tcBorders>
+            <w:shd w:color="auto" w:fill="D9D9D9" w:val="clear"/>
+          </w:tcPr>
+          <w:p>
+            <w:pPr>
+              <w:pStyle w:val="Normal"/>
+              <w:rPr/>
+            </w:pPr>
+            <w:r>
+              <w:rPr>
+                <w:rFonts w:eastAsia="Arial" w:cs="Arial" w:ascii="Arial" w:hAnsi="Arial"/>
+                <w:b/>
+                <w:bCs/>
+                <w:sz w:val="18"/>
+                <w:szCs w:val="18"/>
+              </w:rPr>
+              <w:t>Variables in a block</w:t>
+            </w:r>
+          </w:p>
+        </w:tc>
+        <w:tc>
+          <w:tcPr>
+            <w:tcW w:w="6938" w:type="dxa"/>
+            <w:tcBorders>
+              <w:top w:val="single" w:sz="4" w:space="0" w:color="808080"/>
+              <w:left w:val="single" w:sz="4" w:space="0" w:color="808080"/>
+              <w:bottom w:val="single" w:sz="4" w:space="0" w:color="808080"/>
+              <w:right w:val="single" w:sz="4" w:space="0" w:color="808080"/>
+            </w:tcBorders>
+            <w:shd w:color="auto" w:fill="D9D9D9" w:val="clear"/>
+          </w:tcPr>
+          <w:p>
+            <w:pPr>
+              <w:pStyle w:val="Normal"/>
+              <w:rPr/>
+            </w:pPr>
+            <w:r>
+              <w:rPr>
+                <w:rFonts w:eastAsia="Arial" w:cs="Arial" w:ascii="Arial" w:hAnsi="Arial"/>
+                <w:b/>
+                <w:bCs/>
+                <w:sz w:val="18"/>
+                <w:szCs w:val="18"/>
+              </w:rPr>
+              <w:t>Rule</w:t>
+            </w:r>
+          </w:p>
+        </w:tc>
+      </w:tr>
+      <w:tr>
+        <w:trPr>
+          <w:cantSplit w:val="true"/>
+        </w:trPr>
+        <w:tc>
+          <w:tcPr>
+            <w:tcW w:w="2699" w:type="dxa"/>
+            <w:tcBorders>
+              <w:top w:val="single" w:sz="4" w:space="0" w:color="808080"/>
+              <w:left w:val="single" w:sz="4" w:space="0" w:color="808080"/>
+              <w:bottom w:val="single" w:sz="4" w:space="0" w:color="808080"/>
+              <w:right w:val="single" w:sz="4" w:space="0" w:color="808080"/>
+            </w:tcBorders>
+          </w:tcPr>
+          <w:p>
+            <w:pPr>
+              <w:pStyle w:val="Normal"/>
+              <w:rPr/>
+            </w:pPr>
+            <w:r>
+              <w:rPr>
+                <w:sz w:val="18"/>
+                <w:szCs w:val="18"/>
+              </w:rPr>
+              <w:t>Variables of the creator</w:t>
+            </w:r>
+          </w:p>
+        </w:tc>
+        <w:tc>
+          <w:tcPr>
+            <w:tcW w:w="6938" w:type="dxa"/>
+            <w:tcBorders>
+              <w:top w:val="single" w:sz="4" w:space="0" w:color="808080"/>
+              <w:left w:val="single" w:sz="4" w:space="0" w:color="808080"/>
+              <w:bottom w:val="single" w:sz="4" w:space="0" w:color="808080"/>
+              <w:right w:val="single" w:sz="4" w:space="0" w:color="808080"/>
+            </w:tcBorders>
+          </w:tcPr>
+          <w:p>
+            <w:pPr>
+              <w:pStyle w:val="Normal"/>
+              <w:rPr/>
+            </w:pPr>
+            <w:r>
+              <w:rPr>
+                <w:sz w:val="18"/>
+                <w:szCs w:val="18"/>
+              </w:rPr>
+              <w:t xml:space="preserve">A block sees the variables of the routine or method that evaluated </w:t>
+            </w:r>
+            <w:r>
+              <w:rPr>
+                <w:rFonts w:eastAsia="Courier New" w:cs="Courier New" w:ascii="Courier New" w:hAnsi="Courier New"/>
+                <w:sz w:val="16"/>
+                <w:szCs w:val="16"/>
+              </w:rPr>
+              <w:t>{ ... }</w:t>
+            </w:r>
+            <w:r>
+              <w:rPr>
+                <w:sz w:val="18"/>
+                <w:szCs w:val="18"/>
+              </w:rPr>
+              <w:t xml:space="preserve"> and can change them, like an internal routine without PROCEDURE. Inside a method that includes SELF and the exposed variables.</w:t>
+            </w:r>
+          </w:p>
+        </w:tc>
+      </w:tr>
+      <w:tr>
+        <w:trPr>
+          <w:cantSplit w:val="true"/>
+        </w:trPr>
+        <w:tc>
+          <w:tcPr>
+            <w:tcW w:w="2699" w:type="dxa"/>
+            <w:tcBorders>
+              <w:top w:val="single" w:sz="4" w:space="0" w:color="808080"/>
+              <w:left w:val="single" w:sz="4" w:space="0" w:color="808080"/>
+              <w:bottom w:val="single" w:sz="4" w:space="0" w:color="808080"/>
+              <w:right w:val="single" w:sz="4" w:space="0" w:color="808080"/>
+            </w:tcBorders>
+          </w:tcPr>
+          <w:p>
+            <w:pPr>
+              <w:pStyle w:val="Normal"/>
+              <w:rPr/>
+            </w:pPr>
+            <w:r>
+              <w:rPr>
+                <w:sz w:val="18"/>
+                <w:szCs w:val="18"/>
+              </w:rPr>
+              <w:t>Parameters</w:t>
+            </w:r>
+          </w:p>
+        </w:tc>
+        <w:tc>
+          <w:tcPr>
+            <w:tcW w:w="6938" w:type="dxa"/>
+            <w:tcBorders>
+              <w:top w:val="single" w:sz="4" w:space="0" w:color="808080"/>
+              <w:left w:val="single" w:sz="4" w:space="0" w:color="808080"/>
+              <w:bottom w:val="single" w:sz="4" w:space="0" w:color="808080"/>
+              <w:right w:val="single" w:sz="4" w:space="0" w:color="808080"/>
+            </w:tcBorders>
+          </w:tcPr>
+          <w:p>
+            <w:pPr>
+              <w:pStyle w:val="Normal"/>
+              <w:rPr/>
+            </w:pPr>
+            <w:r>
+              <w:rPr>
+                <w:sz w:val="18"/>
+                <w:szCs w:val="18"/>
+              </w:rPr>
+              <w:t xml:space="preserve">The names of a first </w:t>
+            </w:r>
+            <w:r>
+              <w:rPr>
+                <w:rFonts w:eastAsia="Courier New" w:cs="Courier New" w:ascii="Courier New" w:hAnsi="Courier New"/>
+                <w:sz w:val="16"/>
+                <w:szCs w:val="16"/>
+              </w:rPr>
+              <w:t>USE ARG</w:t>
+            </w:r>
+            <w:r>
+              <w:rPr>
+                <w:sz w:val="18"/>
+                <w:szCs w:val="18"/>
+              </w:rPr>
+              <w:t xml:space="preserve"> (and of </w:t>
+            </w:r>
+            <w:r>
+              <w:rPr>
+                <w:rFonts w:eastAsia="Courier New" w:cs="Courier New" w:ascii="Courier New" w:hAnsi="Courier New"/>
+                <w:sz w:val="16"/>
+                <w:szCs w:val="16"/>
+              </w:rPr>
+              <w:t>:x</w:t>
+            </w:r>
+            <w:r>
+              <w:rPr>
+                <w:sz w:val="18"/>
+                <w:szCs w:val="18"/>
+              </w:rPr>
+              <w:t xml:space="preserve"> in the short form) are the block's own, even when the creator has variables of that name.</w:t>
+            </w:r>
+          </w:p>
+        </w:tc>
+      </w:tr>
+      <w:tr>
+        <w:trPr>
+          <w:cantSplit w:val="true"/>
+        </w:trPr>
+        <w:tc>
+          <w:tcPr>
+            <w:tcW w:w="2699" w:type="dxa"/>
+            <w:tcBorders>
+              <w:top w:val="single" w:sz="4" w:space="0" w:color="808080"/>
+              <w:left w:val="single" w:sz="4" w:space="0" w:color="808080"/>
+              <w:bottom w:val="single" w:sz="4" w:space="0" w:color="808080"/>
+              <w:right w:val="single" w:sz="4" w:space="0" w:color="808080"/>
+            </w:tcBorders>
+          </w:tcPr>
+          <w:p>
+            <w:pPr>
+              <w:pStyle w:val="Normal"/>
+              <w:rPr/>
+            </w:pPr>
+            <w:r>
+              <w:rPr>
+                <w:sz w:val="18"/>
+                <w:szCs w:val="18"/>
+              </w:rPr>
+              <w:t>New variables</w:t>
+            </w:r>
+          </w:p>
+        </w:tc>
+        <w:tc>
+          <w:tcPr>
+            <w:tcW w:w="6938" w:type="dxa"/>
+            <w:tcBorders>
+              <w:top w:val="single" w:sz="4" w:space="0" w:color="808080"/>
+              <w:left w:val="single" w:sz="4" w:space="0" w:color="808080"/>
+              <w:bottom w:val="single" w:sz="4" w:space="0" w:color="808080"/>
+              <w:right w:val="single" w:sz="4" w:space="0" w:color="808080"/>
+            </w:tcBorders>
+          </w:tcPr>
+          <w:p>
+            <w:pPr>
+              <w:pStyle w:val="Normal"/>
+              <w:rPr/>
+            </w:pPr>
+            <w:r>
+              <w:rPr>
+                <w:sz w:val="18"/>
+                <w:szCs w:val="18"/>
+              </w:rPr>
+              <w:t>Variables that the creator did not have when the block was called are local to the call, as are RESULT, RC and SIGL.</w:t>
+            </w:r>
+          </w:p>
+        </w:tc>
+      </w:tr>
+      <w:tr>
+        <w:trPr>
+          <w:cantSplit w:val="true"/>
+        </w:trPr>
+        <w:tc>
+          <w:tcPr>
+            <w:tcW w:w="2699" w:type="dxa"/>
+            <w:tcBorders>
+              <w:top w:val="single" w:sz="4" w:space="0" w:color="808080"/>
+              <w:left w:val="single" w:sz="4" w:space="0" w:color="808080"/>
+              <w:bottom w:val="single" w:sz="4" w:space="0" w:color="808080"/>
+              <w:right w:val="single" w:sz="4" w:space="0" w:color="808080"/>
+            </w:tcBorders>
+          </w:tcPr>
+          <w:p>
+            <w:pPr>
+              <w:pStyle w:val="Normal"/>
+              <w:rPr/>
+            </w:pPr>
+            <w:r>
+              <w:rPr>
+                <w:sz w:val="18"/>
+                <w:szCs w:val="18"/>
+              </w:rPr>
+              <w:t>After the creator has returned</w:t>
+            </w:r>
+          </w:p>
+        </w:tc>
+        <w:tc>
+          <w:tcPr>
+            <w:tcW w:w="6938" w:type="dxa"/>
+            <w:tcBorders>
+              <w:top w:val="single" w:sz="4" w:space="0" w:color="808080"/>
+              <w:left w:val="single" w:sz="4" w:space="0" w:color="808080"/>
+              <w:bottom w:val="single" w:sz="4" w:space="0" w:color="808080"/>
+              <w:right w:val="single" w:sz="4" w:space="0" w:color="808080"/>
+            </w:tcBorders>
+          </w:tcPr>
+          <w:p>
+            <w:pPr>
+              <w:pStyle w:val="Normal"/>
+              <w:rPr/>
+            </w:pPr>
+            <w:r>
+              <w:rPr>
+                <w:sz w:val="18"/>
+                <w:szCs w:val="18"/>
+              </w:rPr>
+              <w:t xml:space="preserve">The block keeps the variables the creator had when it returned, and changes them: a block returned by a routine works as a closure (see </w:t>
+            </w:r>
+            <w:r>
+              <w:rPr>
+                <w:rFonts w:eastAsia="Courier New" w:cs="Courier New" w:ascii="Courier New" w:hAnsi="Courier New"/>
+                <w:sz w:val="16"/>
+                <w:szCs w:val="16"/>
+              </w:rPr>
+              <w:t>counter</w:t>
+            </w:r>
+            <w:r>
+              <w:rPr>
+                <w:sz w:val="18"/>
+                <w:szCs w:val="18"/>
+              </w:rPr>
+              <w:t xml:space="preserve"> in </w:t>
+            </w:r>
+            <w:r>
+              <w:rPr>
+                <w:rFonts w:eastAsia="Courier New" w:cs="Courier New" w:ascii="Courier New" w:hAnsi="Courier New"/>
+                <w:sz w:val="16"/>
+                <w:szCs w:val="16"/>
+              </w:rPr>
+              <w:t>11_blocks.rexx</w:t>
+            </w:r>
+            <w:r>
+              <w:rPr>
+                <w:sz w:val="18"/>
+                <w:szCs w:val="18"/>
+              </w:rPr>
+              <w:t>).</w:t>
+            </w:r>
+          </w:p>
+        </w:tc>
+      </w:tr>
+      <w:tr>
+        <w:trPr>
+          <w:cantSplit w:val="true"/>
+        </w:trPr>
+        <w:tc>
+          <w:tcPr>
+            <w:tcW w:w="2699" w:type="dxa"/>
+            <w:tcBorders>
+              <w:top w:val="single" w:sz="4" w:space="0" w:color="808080"/>
+              <w:left w:val="single" w:sz="4" w:space="0" w:color="808080"/>
+              <w:bottom w:val="single" w:sz="4" w:space="0" w:color="808080"/>
+              <w:right w:val="single" w:sz="4" w:space="0" w:color="808080"/>
+            </w:tcBorders>
+          </w:tcPr>
+          <w:p>
+            <w:pPr>
+              <w:pStyle w:val="Normal"/>
+              <w:rPr/>
+            </w:pPr>
+            <w:r>
+              <w:rPr>
+                <w:sz w:val="18"/>
+                <w:szCs w:val="18"/>
+              </w:rPr>
+              <w:t>PROCEDURE</w:t>
+            </w:r>
+          </w:p>
+        </w:tc>
+        <w:tc>
+          <w:tcPr>
+            <w:tcW w:w="6938" w:type="dxa"/>
+            <w:tcBorders>
+              <w:top w:val="single" w:sz="4" w:space="0" w:color="808080"/>
+              <w:left w:val="single" w:sz="4" w:space="0" w:color="808080"/>
+              <w:bottom w:val="single" w:sz="4" w:space="0" w:color="808080"/>
+              <w:right w:val="single" w:sz="4" w:space="0" w:color="808080"/>
+            </w:tcBorders>
+          </w:tcPr>
+          <w:p>
+            <w:pPr>
+              <w:pStyle w:val="Normal"/>
+              <w:rPr/>
+            </w:pPr>
+            <w:r>
+              <w:rPr>
+                <w:sz w:val="18"/>
+                <w:szCs w:val="18"/>
+              </w:rPr>
+              <w:t xml:space="preserve">A block that begins with </w:t>
+            </w:r>
+            <w:r>
+              <w:rPr>
+                <w:rFonts w:eastAsia="Courier New" w:cs="Courier New" w:ascii="Courier New" w:hAnsi="Courier New"/>
+                <w:sz w:val="16"/>
+                <w:szCs w:val="16"/>
+              </w:rPr>
+              <w:t>PROCEDURE [EXPOSE ...]</w:t>
+            </w:r>
+            <w:r>
+              <w:rPr>
+                <w:sz w:val="18"/>
+                <w:szCs w:val="18"/>
+              </w:rPr>
+              <w:t xml:space="preserve"> has only its own variables and the exposed ones, like an internal routine.</w:t>
+            </w:r>
+          </w:p>
+        </w:tc>
+      </w:tr>
+    </w:tbl>
+    <w:p>
+      <w:pPr>
+        <w:pStyle w:val="Normal"/>
+        <w:spacing w:before="80" w:after="200"/>
+        <w:rPr/>
+      </w:pPr>
+      <w:r>
+        <w:rPr>
+          <w:rFonts w:eastAsia="Arial" w:cs="Arial" w:ascii="Arial" w:hAnsi="Arial"/>
+          <w:b/>
+          <w:bCs/>
+          <w:sz w:val="18"/>
+          <w:szCs w:val="18"/>
+        </w:rPr>
+        <w:t xml:space="preserve">Figure 22. </w:t>
+      </w:r>
+      <w:r>
+        <w:rPr>
+          <w:rFonts w:eastAsia="Arial" w:cs="Arial" w:ascii="Arial" w:hAnsi="Arial"/>
+          <w:sz w:val="18"/>
+          <w:szCs w:val="18"/>
+        </w:rPr>
+        <w:t>Variables in blocks</w:t>
+      </w:r>
+    </w:p>
+    <w:p>
+      <w:pPr>
+        <w:pStyle w:val="Normal"/>
+        <w:spacing w:before="0" w:after="120"/>
+        <w:rPr/>
+      </w:pPr>
+      <w:r>
+        <w:rPr/>
+        <w:t xml:space="preserve">Labels inside a block belong to the block; a CALL or function call to a name that is not a label of the block finds the labels of the code that created it, so a block can call the program's internal routines. Errors in a block are reported with the line numbers of the program. </w:t>
+      </w:r>
+      <w:r>
+        <w:rPr>
+          <w:rFonts w:eastAsia="Courier New" w:cs="Courier New" w:ascii="Courier New" w:hAnsi="Courier New"/>
+          <w:sz w:val="19"/>
+          <w:szCs w:val="19"/>
+        </w:rPr>
+        <w:t>.Block~new(source)</w:t>
+      </w:r>
+      <w:r>
+        <w:rPr/>
+        <w:t xml:space="preserve"> makes a block from a string.</w:t>
+      </w:r>
+    </w:p>
+    <w:tbl>
+      <w:tblPr>
+        <w:tblW w:w="9638" w:type="dxa"/>
+        <w:jc w:val="left"/>
+        <w:tblInd w:w="0" w:type="dxa"/>
+        <w:tblLayout w:type="fixed"/>
+        <w:tblCellMar>
+          <w:top w:w="100" w:type="dxa"/>
+          <w:left w:w="140" w:type="dxa"/>
+          <w:bottom w:w="100" w:type="dxa"/>
+          <w:right w:w="140" w:type="dxa"/>
+        </w:tblCellMar>
+      </w:tblPr>
+      <w:tblGrid>
+        <w:gridCol w:w="9638"/>
+      </w:tblGrid>
+      <w:tr>
+        <w:trPr/>
+        <w:tc>
+          <w:tcPr>
+            <w:tcW w:w="9638" w:type="dxa"/>
+            <w:tcBorders>
+              <w:top w:val="single" w:sz="4" w:space="0" w:color="000000"/>
+              <w:left w:val="single" w:sz="4" w:space="0" w:color="000000"/>
+              <w:bottom w:val="single" w:sz="4" w:space="0" w:color="000000"/>
+              <w:right w:val="single" w:sz="4" w:space="0" w:color="000000"/>
+            </w:tcBorders>
+            <w:shd w:color="auto" w:fill="F2F2F2" w:val="clear"/>
+          </w:tcPr>
+          <w:p>
+            <w:pPr>
+              <w:pStyle w:val="Normal"/>
+              <w:spacing w:lineRule="exact" w:line="228" w:before="0" w:after="0"/>
+              <w:rPr/>
+            </w:pPr>
+            <w:r>
+              <w:rPr>
+                <w:rFonts w:eastAsia="Courier New" w:cs="Courier New" w:ascii="Courier New" w:hAnsi="Courier New"/>
+                <w:sz w:val="17"/>
+                <w:szCs w:val="17"/>
+              </w:rPr>
+              <w:t>limit = 100</w:t>
+            </w:r>
+          </w:p>
+          <w:p>
+            <w:pPr>
+              <w:pStyle w:val="Normal"/>
+              <w:spacing w:lineRule="exact" w:line="228" w:before="0" w:after="0"/>
+              <w:rPr/>
+            </w:pPr>
+            <w:r>
+              <w:rPr>
+                <w:rFonts w:eastAsia="Courier New" w:cs="Courier New" w:ascii="Courier New" w:hAnsi="Courier New"/>
+                <w:sz w:val="17"/>
+                <w:szCs w:val="17"/>
+              </w:rPr>
+              <w:t>big = numbers~select({ :x | x &gt; limit })</w:t>
+            </w:r>
+          </w:p>
+          <w:p>
+            <w:pPr>
+              <w:pStyle w:val="Normal"/>
+              <w:spacing w:lineRule="exact" w:line="228" w:before="0" w:after="0"/>
+              <w:rPr/>
+            </w:pPr>
+            <w:r>
+              <w:rPr>
+                <w:rFonts w:eastAsia="Courier New" w:cs="Courier New" w:ascii="Courier New" w:hAnsi="Courier New"/>
+                <w:sz w:val="17"/>
+                <w:szCs w:val="17"/>
+              </w:rPr>
+              <w:t>total = numbers~inject(0, { :sum :x | sum + x })</w:t>
+            </w:r>
+          </w:p>
+          <w:p>
+            <w:pPr>
+              <w:pStyle w:val="Normal"/>
+              <w:spacing w:lineRule="exact" w:line="228" w:before="0" w:after="0"/>
+              <w:rPr/>
+            </w:pPr>
+            <w:r>
+              <w:rPr>
+                <w:rFonts w:eastAsia="Courier New" w:cs="Courier New" w:ascii="Courier New" w:hAnsi="Courier New"/>
+                <w:sz w:val="17"/>
+                <w:szCs w:val="17"/>
+              </w:rPr>
+              <w:t>names~sortWith({ :a :b | length(a) &lt;= length(b) })</w:t>
+            </w:r>
+          </w:p>
+          <w:p>
+            <w:pPr>
+              <w:pStyle w:val="Normal"/>
+              <w:spacing w:lineRule="exact" w:line="228" w:before="0" w:after="0"/>
+              <w:rPr/>
+            </w:pPr>
+            <w:r>
+              <w:rPr>
+                <w:rFonts w:eastAsia="Courier New" w:cs="Courier New" w:ascii="Courier New" w:hAnsi="Courier New"/>
+                <w:sz w:val="17"/>
+                <w:szCs w:val="17"/>
+              </w:rPr>
+              <w:t>numbers~do({ use arg x, i; say i':' x })</w:t>
+            </w:r>
+          </w:p>
+        </w:tc>
+      </w:tr>
+    </w:tbl>
+    <w:p>
+      <w:pPr>
+        <w:pStyle w:val="Normal"/>
+        <w:spacing w:before="80" w:after="200"/>
+        <w:rPr/>
+      </w:pPr>
+      <w:r>
+        <w:rPr>
+          <w:rFonts w:eastAsia="Arial" w:cs="Arial" w:ascii="Arial" w:hAnsi="Arial"/>
+          <w:b/>
+          <w:bCs/>
+          <w:sz w:val="18"/>
+          <w:szCs w:val="18"/>
+        </w:rPr>
+        <w:t xml:space="preserve">Figure 23. </w:t>
+      </w:r>
+      <w:r>
+        <w:rPr>
+          <w:rFonts w:eastAsia="Arial" w:cs="Arial" w:ascii="Arial" w:hAnsi="Arial"/>
+          <w:sz w:val="18"/>
+          <w:szCs w:val="18"/>
+        </w:rPr>
+        <w:t>Blocks</w:t>
+      </w:r>
+    </w:p>
+    <w:p>
+      <w:pPr>
+        <w:pStyle w:val="Heading2"/>
+        <w:rPr/>
+      </w:pPr>
+      <w:bookmarkStart w:id="32" w:name="__RefHeading___Toc4991_1215844210"/>
+      <w:bookmarkEnd w:id="32"/>
       <w:r>
         <w:rPr/>
         <w:t>Directives</w:t>
@@ -15252,7 +16462,7 @@
           <w:sz w:val="18"/>
           <w:szCs w:val="18"/>
         </w:rPr>
-        <w:t xml:space="preserve">Figure 22. </w:t>
+        <w:t xml:space="preserve">Figure 24. </w:t>
       </w:r>
       <w:r>
         <w:rPr>
@@ -15268,8 +16478,8 @@
         <w:pStyle w:val="Heading2"/>
         <w:rPr/>
       </w:pPr>
-      <w:bookmarkStart w:id="32" w:name="__RefHeading___Toc4618_2449484569"/>
-      <w:bookmarkEnd w:id="32"/>
+      <w:bookmarkStart w:id="33" w:name="__RefHeading___Toc4993_1215844210"/>
+      <w:bookmarkEnd w:id="33"/>
       <w:r>
         <w:rPr/>
         <w:t>Methods</w:t>
@@ -15703,7 +16913,7 @@
           <w:sz w:val="18"/>
           <w:szCs w:val="18"/>
         </w:rPr>
-        <w:t xml:space="preserve">Figure 23. </w:t>
+        <w:t xml:space="preserve">Figure 25. </w:t>
       </w:r>
       <w:r>
         <w:rPr>
@@ -15730,8 +16940,8 @@
         <w:pStyle w:val="Heading2"/>
         <w:rPr/>
       </w:pPr>
-      <w:bookmarkStart w:id="33" w:name="__RefHeading___Toc4620_2449484569"/>
-      <w:bookmarkEnd w:id="33"/>
+      <w:bookmarkStart w:id="34" w:name="__RefHeading___Toc4995_1215844210"/>
+      <w:bookmarkEnd w:id="34"/>
       <w:r>
         <w:rPr/>
         <w:t>Operators</w:t>
@@ -15852,8 +17062,8 @@
         <w:pStyle w:val="Heading1"/>
         <w:rPr/>
       </w:pPr>
-      <w:bookmarkStart w:id="34" w:name="__RefHeading___Toc4622_2449484569"/>
-      <w:bookmarkEnd w:id="34"/>
+      <w:bookmarkStart w:id="35" w:name="__RefHeading___Toc4997_1215844210"/>
+      <w:bookmarkEnd w:id="35"/>
       <w:r>
         <w:rPr/>
         <w:t>Chapter 7. Built-in Classes</w:t>
@@ -15887,8 +17097,8 @@
         <w:pStyle w:val="Heading2"/>
         <w:rPr/>
       </w:pPr>
-      <w:bookmarkStart w:id="35" w:name="__RefHeading___Toc4624_2449484569"/>
-      <w:bookmarkEnd w:id="35"/>
+      <w:bookmarkStart w:id="36" w:name="__RefHeading___Toc4999_1215844210"/>
+      <w:bookmarkEnd w:id="36"/>
       <w:r>
         <w:rPr/>
         <w:t>Object</w:t>
@@ -16744,8 +17954,8 @@
         <w:pStyle w:val="Heading2"/>
         <w:rPr/>
       </w:pPr>
-      <w:bookmarkStart w:id="36" w:name="__RefHeading___Toc4626_2449484569"/>
-      <w:bookmarkEnd w:id="36"/>
+      <w:bookmarkStart w:id="37" w:name="__RefHeading___Toc5001_1215844210"/>
+      <w:bookmarkEnd w:id="37"/>
       <w:r>
         <w:rPr/>
         <w:t>Class</w:t>
@@ -17349,8 +18559,8 @@
         <w:pStyle w:val="Heading2"/>
         <w:rPr/>
       </w:pPr>
-      <w:bookmarkStart w:id="37" w:name="__RefHeading___Toc4628_2449484569"/>
-      <w:bookmarkEnd w:id="37"/>
+      <w:bookmarkStart w:id="38" w:name="__RefHeading___Toc5003_1215844210"/>
+      <w:bookmarkEnd w:id="38"/>
       <w:r>
         <w:rPr/>
         <w:t>String</w:t>
@@ -17843,8 +19053,8 @@
         <w:pStyle w:val="Heading2"/>
         <w:rPr/>
       </w:pPr>
-      <w:bookmarkStart w:id="38" w:name="__RefHeading___Toc4630_2449484569"/>
-      <w:bookmarkEnd w:id="38"/>
+      <w:bookmarkStart w:id="39" w:name="__RefHeading___Toc5005_1215844210"/>
+      <w:bookmarkEnd w:id="39"/>
       <w:r>
         <w:rPr/>
         <w:t>Array, Queue and List</w:t>
@@ -19475,7 +20685,7 @@
           <w:sz w:val="18"/>
           <w:szCs w:val="18"/>
         </w:rPr>
-        <w:t xml:space="preserve">Figure 24. </w:t>
+        <w:t xml:space="preserve">Figure 26. </w:t>
       </w:r>
       <w:r>
         <w:rPr>
@@ -19854,7 +21064,7 @@
           <w:sz w:val="18"/>
           <w:szCs w:val="18"/>
         </w:rPr>
-        <w:t xml:space="preserve">Figure 25. </w:t>
+        <w:t xml:space="preserve">Figure 27. </w:t>
       </w:r>
       <w:r>
         <w:rPr>
@@ -19870,8 +21080,8 @@
         <w:pStyle w:val="Heading2"/>
         <w:rPr/>
       </w:pPr>
-      <w:bookmarkStart w:id="39" w:name="__RefHeading___Toc4632_2449484569"/>
-      <w:bookmarkEnd w:id="39"/>
+      <w:bookmarkStart w:id="40" w:name="__RefHeading___Toc5007_1215844210"/>
+      <w:bookmarkEnd w:id="40"/>
       <w:r>
         <w:rPr/>
         <w:t>Directory, StringTable and Table</w:t>
@@ -20516,8 +21726,8 @@
         <w:pStyle w:val="Heading2"/>
         <w:rPr/>
       </w:pPr>
-      <w:bookmarkStart w:id="40" w:name="__RefHeading___Toc4634_2449484569"/>
-      <w:bookmarkEnd w:id="40"/>
+      <w:bookmarkStart w:id="41" w:name="__RefHeading___Toc5009_1215844210"/>
+      <w:bookmarkEnd w:id="41"/>
       <w:r>
         <w:rPr/>
         <w:t>Stem</w:t>
@@ -21055,8 +22265,8 @@
         <w:pStyle w:val="Heading2"/>
         <w:rPr/>
       </w:pPr>
-      <w:bookmarkStart w:id="41" w:name="__RefHeading___Toc4636_2449484569"/>
-      <w:bookmarkEnd w:id="41"/>
+      <w:bookmarkStart w:id="42" w:name="__RefHeading___Toc5011_1215844210"/>
+      <w:bookmarkEnd w:id="42"/>
       <w:r>
         <w:rPr/>
         <w:t>MutableBuffer</w:t>
@@ -21405,8 +22615,8 @@
         <w:pStyle w:val="Heading2"/>
         <w:rPr/>
       </w:pPr>
-      <w:bookmarkStart w:id="42" w:name="__RefHeading___Toc4638_2449484569"/>
-      <w:bookmarkEnd w:id="42"/>
+      <w:bookmarkStart w:id="43" w:name="__RefHeading___Toc5013_1215844210"/>
+      <w:bookmarkEnd w:id="43"/>
       <w:r>
         <w:rPr/>
         <w:t>Supplier</w:t>
@@ -21698,8 +22908,8 @@
         <w:pStyle w:val="Heading2"/>
         <w:rPr/>
       </w:pPr>
-      <w:bookmarkStart w:id="43" w:name="__RefHeading___Toc4640_2449484569"/>
-      <w:bookmarkEnd w:id="43"/>
+      <w:bookmarkStart w:id="44" w:name="__RefHeading___Toc5015_1215844210"/>
+      <w:bookmarkEnd w:id="44"/>
       <w:r>
         <w:rPr/>
         <w:t>Cons: LISP-style lists</w:t>
@@ -23125,7 +24335,7 @@
           <w:sz w:val="18"/>
           <w:szCs w:val="18"/>
         </w:rPr>
-        <w:t xml:space="preserve">Figure 26. </w:t>
+        <w:t xml:space="preserve">Figure 28. </w:t>
       </w:r>
       <w:r>
         <w:rPr>
@@ -24309,7 +25519,7 @@
           <w:sz w:val="18"/>
           <w:szCs w:val="18"/>
         </w:rPr>
-        <w:t xml:space="preserve">Figure 27. </w:t>
+        <w:t xml:space="preserve">Figure 29. </w:t>
       </w:r>
       <w:r>
         <w:rPr>
@@ -24471,7 +25681,7 @@
           <w:sz w:val="18"/>
           <w:szCs w:val="18"/>
         </w:rPr>
-        <w:t xml:space="preserve">Figure 28. </w:t>
+        <w:t xml:space="preserve">Figure 30. </w:t>
       </w:r>
       <w:r>
         <w:rPr>
@@ -24487,8 +25697,1022 @@
         <w:pStyle w:val="Heading2"/>
         <w:rPr/>
       </w:pPr>
-      <w:bookmarkStart w:id="44" w:name="__RefHeading___Toc4642_2449484569"/>
-      <w:bookmarkEnd w:id="44"/>
+      <w:bookmarkStart w:id="45" w:name="__RefHeading___Toc5017_1215844210"/>
+      <w:bookmarkEnd w:id="45"/>
+      <w:r>
+        <w:rPr/>
+        <w:t>Block and the collection methods</w:t>
+      </w:r>
+    </w:p>
+    <w:tbl>
+      <w:tblPr>
+        <w:tblW w:w="9638" w:type="dxa"/>
+        <w:jc w:val="left"/>
+        <w:tblInd w:w="0" w:type="dxa"/>
+        <w:tblLayout w:type="fixed"/>
+        <w:tblCellMar>
+          <w:top w:w="60" w:type="dxa"/>
+          <w:left w:w="100" w:type="dxa"/>
+          <w:bottom w:w="60" w:type="dxa"/>
+          <w:right w:w="100" w:type="dxa"/>
+        </w:tblCellMar>
+      </w:tblPr>
+      <w:tblGrid>
+        <w:gridCol w:w="3099"/>
+        <w:gridCol w:w="6538"/>
+      </w:tblGrid>
+      <w:tr>
+        <w:trPr>
+          <w:tblHeader w:val="true"/>
+          <w:cantSplit w:val="true"/>
+        </w:trPr>
+        <w:tc>
+          <w:tcPr>
+            <w:tcW w:w="3099" w:type="dxa"/>
+            <w:tcBorders>
+              <w:top w:val="single" w:sz="4" w:space="0" w:color="808080"/>
+              <w:left w:val="single" w:sz="4" w:space="0" w:color="808080"/>
+              <w:bottom w:val="single" w:sz="4" w:space="0" w:color="808080"/>
+              <w:right w:val="single" w:sz="4" w:space="0" w:color="808080"/>
+            </w:tcBorders>
+            <w:shd w:color="auto" w:fill="D9D9D9" w:val="clear"/>
+          </w:tcPr>
+          <w:p>
+            <w:pPr>
+              <w:pStyle w:val="Normal"/>
+              <w:rPr/>
+            </w:pPr>
+            <w:r>
+              <w:rPr>
+                <w:rFonts w:eastAsia="Arial" w:cs="Arial" w:ascii="Arial" w:hAnsi="Arial"/>
+                <w:b/>
+                <w:bCs/>
+                <w:sz w:val="18"/>
+                <w:szCs w:val="18"/>
+              </w:rPr>
+              <w:t>Method of Block</w:t>
+            </w:r>
+          </w:p>
+        </w:tc>
+        <w:tc>
+          <w:tcPr>
+            <w:tcW w:w="6538" w:type="dxa"/>
+            <w:tcBorders>
+              <w:top w:val="single" w:sz="4" w:space="0" w:color="808080"/>
+              <w:left w:val="single" w:sz="4" w:space="0" w:color="808080"/>
+              <w:bottom w:val="single" w:sz="4" w:space="0" w:color="808080"/>
+              <w:right w:val="single" w:sz="4" w:space="0" w:color="808080"/>
+            </w:tcBorders>
+            <w:shd w:color="auto" w:fill="D9D9D9" w:val="clear"/>
+          </w:tcPr>
+          <w:p>
+            <w:pPr>
+              <w:pStyle w:val="Normal"/>
+              <w:rPr/>
+            </w:pPr>
+            <w:r>
+              <w:rPr>
+                <w:rFonts w:eastAsia="Arial" w:cs="Arial" w:ascii="Arial" w:hAnsi="Arial"/>
+                <w:b/>
+                <w:bCs/>
+                <w:sz w:val="18"/>
+                <w:szCs w:val="18"/>
+              </w:rPr>
+              <w:t>Meaning</w:t>
+            </w:r>
+          </w:p>
+        </w:tc>
+      </w:tr>
+      <w:tr>
+        <w:trPr>
+          <w:cantSplit w:val="true"/>
+        </w:trPr>
+        <w:tc>
+          <w:tcPr>
+            <w:tcW w:w="3099" w:type="dxa"/>
+            <w:tcBorders>
+              <w:top w:val="single" w:sz="4" w:space="0" w:color="808080"/>
+              <w:left w:val="single" w:sz="4" w:space="0" w:color="808080"/>
+              <w:bottom w:val="single" w:sz="4" w:space="0" w:color="808080"/>
+              <w:right w:val="single" w:sz="4" w:space="0" w:color="808080"/>
+            </w:tcBorders>
+          </w:tcPr>
+          <w:p>
+            <w:pPr>
+              <w:pStyle w:val="Normal"/>
+              <w:rPr/>
+            </w:pPr>
+            <w:r>
+              <w:rPr>
+                <w:rFonts w:eastAsia="Courier New" w:cs="Courier New" w:ascii="Courier New" w:hAnsi="Courier New"/>
+                <w:sz w:val="16"/>
+                <w:szCs w:val="16"/>
+              </w:rPr>
+              <w:t>new(source)</w:t>
+            </w:r>
+            <w:r>
+              <w:rPr>
+                <w:sz w:val="18"/>
+                <w:szCs w:val="18"/>
+              </w:rPr>
+              <w:t xml:space="preserve"> (class)</w:t>
+            </w:r>
+          </w:p>
+        </w:tc>
+        <w:tc>
+          <w:tcPr>
+            <w:tcW w:w="6538" w:type="dxa"/>
+            <w:tcBorders>
+              <w:top w:val="single" w:sz="4" w:space="0" w:color="808080"/>
+              <w:left w:val="single" w:sz="4" w:space="0" w:color="808080"/>
+              <w:bottom w:val="single" w:sz="4" w:space="0" w:color="808080"/>
+              <w:right w:val="single" w:sz="4" w:space="0" w:color="808080"/>
+            </w:tcBorders>
+          </w:tcPr>
+          <w:p>
+            <w:pPr>
+              <w:pStyle w:val="Normal"/>
+              <w:rPr/>
+            </w:pPr>
+            <w:r>
+              <w:rPr>
+                <w:sz w:val="18"/>
+                <w:szCs w:val="18"/>
+              </w:rPr>
+              <w:t xml:space="preserve">A block made from a string, bound to the caller like </w:t>
+            </w:r>
+            <w:r>
+              <w:rPr>
+                <w:rFonts w:eastAsia="Courier New" w:cs="Courier New" w:ascii="Courier New" w:hAnsi="Courier New"/>
+                <w:sz w:val="16"/>
+                <w:szCs w:val="16"/>
+              </w:rPr>
+              <w:t>{ ... }</w:t>
+            </w:r>
+            <w:r>
+              <w:rPr>
+                <w:sz w:val="18"/>
+                <w:szCs w:val="18"/>
+              </w:rPr>
+              <w:t>.</w:t>
+            </w:r>
+          </w:p>
+        </w:tc>
+      </w:tr>
+      <w:tr>
+        <w:trPr>
+          <w:cantSplit w:val="true"/>
+        </w:trPr>
+        <w:tc>
+          <w:tcPr>
+            <w:tcW w:w="3099" w:type="dxa"/>
+            <w:tcBorders>
+              <w:top w:val="single" w:sz="4" w:space="0" w:color="808080"/>
+              <w:left w:val="single" w:sz="4" w:space="0" w:color="808080"/>
+              <w:bottom w:val="single" w:sz="4" w:space="0" w:color="808080"/>
+              <w:right w:val="single" w:sz="4" w:space="0" w:color="808080"/>
+            </w:tcBorders>
+          </w:tcPr>
+          <w:p>
+            <w:pPr>
+              <w:pStyle w:val="Normal"/>
+              <w:rPr/>
+            </w:pPr>
+            <w:r>
+              <w:rPr>
+                <w:rFonts w:eastAsia="Courier New" w:cs="Courier New" w:ascii="Courier New" w:hAnsi="Courier New"/>
+                <w:sz w:val="16"/>
+                <w:szCs w:val="16"/>
+              </w:rPr>
+              <w:t>call(args...)</w:t>
+            </w:r>
+            <w:r>
+              <w:rPr>
+                <w:sz w:val="18"/>
+                <w:szCs w:val="18"/>
+              </w:rPr>
+              <w:t xml:space="preserve">, </w:t>
+            </w:r>
+            <w:r>
+              <w:rPr>
+                <w:rFonts w:eastAsia="Courier New" w:cs="Courier New" w:ascii="Courier New" w:hAnsi="Courier New"/>
+                <w:sz w:val="16"/>
+                <w:szCs w:val="16"/>
+              </w:rPr>
+              <w:t>value(args...)</w:t>
+            </w:r>
+          </w:p>
+        </w:tc>
+        <w:tc>
+          <w:tcPr>
+            <w:tcW w:w="6538" w:type="dxa"/>
+            <w:tcBorders>
+              <w:top w:val="single" w:sz="4" w:space="0" w:color="808080"/>
+              <w:left w:val="single" w:sz="4" w:space="0" w:color="808080"/>
+              <w:bottom w:val="single" w:sz="4" w:space="0" w:color="808080"/>
+              <w:right w:val="single" w:sz="4" w:space="0" w:color="808080"/>
+            </w:tcBorders>
+          </w:tcPr>
+          <w:p>
+            <w:pPr>
+              <w:pStyle w:val="Normal"/>
+              <w:rPr/>
+            </w:pPr>
+            <w:r>
+              <w:rPr>
+                <w:sz w:val="18"/>
+                <w:szCs w:val="18"/>
+              </w:rPr>
+              <w:t>Runs the block; returns its result.</w:t>
+            </w:r>
+          </w:p>
+        </w:tc>
+      </w:tr>
+      <w:tr>
+        <w:trPr>
+          <w:cantSplit w:val="true"/>
+        </w:trPr>
+        <w:tc>
+          <w:tcPr>
+            <w:tcW w:w="3099" w:type="dxa"/>
+            <w:tcBorders>
+              <w:top w:val="single" w:sz="4" w:space="0" w:color="808080"/>
+              <w:left w:val="single" w:sz="4" w:space="0" w:color="808080"/>
+              <w:bottom w:val="single" w:sz="4" w:space="0" w:color="808080"/>
+              <w:right w:val="single" w:sz="4" w:space="0" w:color="808080"/>
+            </w:tcBorders>
+          </w:tcPr>
+          <w:p>
+            <w:pPr>
+              <w:pStyle w:val="Normal"/>
+              <w:rPr/>
+            </w:pPr>
+            <w:r>
+              <w:rPr>
+                <w:rFonts w:eastAsia="Courier New" w:cs="Courier New" w:ascii="Courier New" w:hAnsi="Courier New"/>
+                <w:sz w:val="16"/>
+                <w:szCs w:val="16"/>
+              </w:rPr>
+              <w:t>whileTrue(body)</w:t>
+            </w:r>
+            <w:r>
+              <w:rPr>
+                <w:sz w:val="18"/>
+                <w:szCs w:val="18"/>
+              </w:rPr>
+              <w:t xml:space="preserve">, </w:t>
+            </w:r>
+            <w:r>
+              <w:rPr>
+                <w:rFonts w:eastAsia="Courier New" w:cs="Courier New" w:ascii="Courier New" w:hAnsi="Courier New"/>
+                <w:sz w:val="16"/>
+                <w:szCs w:val="16"/>
+              </w:rPr>
+              <w:t>whileFalse(body)</w:t>
+            </w:r>
+          </w:p>
+        </w:tc>
+        <w:tc>
+          <w:tcPr>
+            <w:tcW w:w="6538" w:type="dxa"/>
+            <w:tcBorders>
+              <w:top w:val="single" w:sz="4" w:space="0" w:color="808080"/>
+              <w:left w:val="single" w:sz="4" w:space="0" w:color="808080"/>
+              <w:bottom w:val="single" w:sz="4" w:space="0" w:color="808080"/>
+              <w:right w:val="single" w:sz="4" w:space="0" w:color="808080"/>
+            </w:tcBorders>
+          </w:tcPr>
+          <w:p>
+            <w:pPr>
+              <w:pStyle w:val="Normal"/>
+              <w:rPr/>
+            </w:pPr>
+            <w:r>
+              <w:rPr>
+                <w:sz w:val="18"/>
+                <w:szCs w:val="18"/>
+              </w:rPr>
+              <w:t>Calls the block, and the block or routine BODY, as long as the block returns 1 (0).</w:t>
+            </w:r>
+          </w:p>
+        </w:tc>
+      </w:tr>
+      <w:tr>
+        <w:trPr>
+          <w:cantSplit w:val="true"/>
+        </w:trPr>
+        <w:tc>
+          <w:tcPr>
+            <w:tcW w:w="3099" w:type="dxa"/>
+            <w:tcBorders>
+              <w:top w:val="single" w:sz="4" w:space="0" w:color="808080"/>
+              <w:left w:val="single" w:sz="4" w:space="0" w:color="808080"/>
+              <w:bottom w:val="single" w:sz="4" w:space="0" w:color="808080"/>
+              <w:right w:val="single" w:sz="4" w:space="0" w:color="808080"/>
+            </w:tcBorders>
+          </w:tcPr>
+          <w:p>
+            <w:pPr>
+              <w:pStyle w:val="Normal"/>
+              <w:rPr/>
+            </w:pPr>
+            <w:r>
+              <w:rPr>
+                <w:rFonts w:eastAsia="Courier New" w:cs="Courier New" w:ascii="Courier New" w:hAnsi="Courier New"/>
+                <w:sz w:val="16"/>
+                <w:szCs w:val="16"/>
+              </w:rPr>
+              <w:t>source</w:t>
+            </w:r>
+            <w:r>
+              <w:rPr>
+                <w:sz w:val="18"/>
+                <w:szCs w:val="18"/>
+              </w:rPr>
+              <w:t xml:space="preserve">, </w:t>
+            </w:r>
+            <w:r>
+              <w:rPr>
+                <w:rFonts w:eastAsia="Courier New" w:cs="Courier New" w:ascii="Courier New" w:hAnsi="Courier New"/>
+                <w:sz w:val="16"/>
+                <w:szCs w:val="16"/>
+              </w:rPr>
+              <w:t>string</w:t>
+            </w:r>
+          </w:p>
+        </w:tc>
+        <w:tc>
+          <w:tcPr>
+            <w:tcW w:w="6538" w:type="dxa"/>
+            <w:tcBorders>
+              <w:top w:val="single" w:sz="4" w:space="0" w:color="808080"/>
+              <w:left w:val="single" w:sz="4" w:space="0" w:color="808080"/>
+              <w:bottom w:val="single" w:sz="4" w:space="0" w:color="808080"/>
+              <w:right w:val="single" w:sz="4" w:space="0" w:color="808080"/>
+            </w:tcBorders>
+          </w:tcPr>
+          <w:p>
+            <w:pPr>
+              <w:pStyle w:val="Normal"/>
+              <w:rPr/>
+            </w:pPr>
+            <w:r>
+              <w:rPr>
+                <w:sz w:val="18"/>
+                <w:szCs w:val="18"/>
+              </w:rPr>
+              <w:t>The text between the braces; the text with braces.</w:t>
+            </w:r>
+          </w:p>
+        </w:tc>
+      </w:tr>
+    </w:tbl>
+    <w:p>
+      <w:pPr>
+        <w:pStyle w:val="Normal"/>
+        <w:spacing w:before="80" w:after="200"/>
+        <w:rPr/>
+      </w:pPr>
+      <w:r>
+        <w:rPr>
+          <w:rFonts w:eastAsia="Arial" w:cs="Arial" w:ascii="Arial" w:hAnsi="Arial"/>
+          <w:b/>
+          <w:bCs/>
+          <w:sz w:val="18"/>
+          <w:szCs w:val="18"/>
+        </w:rPr>
+        <w:t xml:space="preserve">Figure 31. </w:t>
+      </w:r>
+      <w:r>
+        <w:rPr>
+          <w:rFonts w:eastAsia="Arial" w:cs="Arial" w:ascii="Arial" w:hAnsi="Arial"/>
+          <w:sz w:val="18"/>
+          <w:szCs w:val="18"/>
+        </w:rPr>
+        <w:t>Methods of Block</w:t>
+      </w:r>
+    </w:p>
+    <w:p>
+      <w:pPr>
+        <w:pStyle w:val="Normal"/>
+        <w:spacing w:before="0" w:after="120"/>
+        <w:rPr/>
+      </w:pPr>
+      <w:r>
+        <w:rPr/>
+        <w:t xml:space="preserve">The collections Array, List, Queue, Directory, StringTable, Table, Stem and Cons (and </w:t>
+      </w:r>
+      <w:r>
+        <w:rPr>
+          <w:rFonts w:eastAsia="Courier New" w:cs="Courier New" w:ascii="Courier New" w:hAnsi="Courier New"/>
+          <w:sz w:val="19"/>
+          <w:szCs w:val="19"/>
+        </w:rPr>
+        <w:t>.nil</w:t>
+      </w:r>
+      <w:r>
+        <w:rPr/>
+        <w:t xml:space="preserve"> as the empty list) have these methods. F is a block or the name of a routine, a built-in function or a method, as for the LISP functions. F is called with the item and its index: the position in an Array, List, Queue or LISP list, the key of a Directory or Table, the tail of a Stem.</w:t>
+      </w:r>
+    </w:p>
+    <w:tbl>
+      <w:tblPr>
+        <w:tblW w:w="9638" w:type="dxa"/>
+        <w:jc w:val="left"/>
+        <w:tblInd w:w="0" w:type="dxa"/>
+        <w:tblLayout w:type="fixed"/>
+        <w:tblCellMar>
+          <w:top w:w="60" w:type="dxa"/>
+          <w:left w:w="100" w:type="dxa"/>
+          <w:bottom w:w="60" w:type="dxa"/>
+          <w:right w:w="100" w:type="dxa"/>
+        </w:tblCellMar>
+      </w:tblPr>
+      <w:tblGrid>
+        <w:gridCol w:w="3099"/>
+        <w:gridCol w:w="6538"/>
+      </w:tblGrid>
+      <w:tr>
+        <w:trPr>
+          <w:tblHeader w:val="true"/>
+          <w:cantSplit w:val="true"/>
+        </w:trPr>
+        <w:tc>
+          <w:tcPr>
+            <w:tcW w:w="3099" w:type="dxa"/>
+            <w:tcBorders>
+              <w:top w:val="single" w:sz="4" w:space="0" w:color="808080"/>
+              <w:left w:val="single" w:sz="4" w:space="0" w:color="808080"/>
+              <w:bottom w:val="single" w:sz="4" w:space="0" w:color="808080"/>
+              <w:right w:val="single" w:sz="4" w:space="0" w:color="808080"/>
+            </w:tcBorders>
+            <w:shd w:color="auto" w:fill="D9D9D9" w:val="clear"/>
+          </w:tcPr>
+          <w:p>
+            <w:pPr>
+              <w:pStyle w:val="Normal"/>
+              <w:rPr/>
+            </w:pPr>
+            <w:r>
+              <w:rPr>
+                <w:rFonts w:eastAsia="Arial" w:cs="Arial" w:ascii="Arial" w:hAnsi="Arial"/>
+                <w:b/>
+                <w:bCs/>
+                <w:sz w:val="18"/>
+                <w:szCs w:val="18"/>
+              </w:rPr>
+              <w:t>Method</w:t>
+            </w:r>
+          </w:p>
+        </w:tc>
+        <w:tc>
+          <w:tcPr>
+            <w:tcW w:w="6538" w:type="dxa"/>
+            <w:tcBorders>
+              <w:top w:val="single" w:sz="4" w:space="0" w:color="808080"/>
+              <w:left w:val="single" w:sz="4" w:space="0" w:color="808080"/>
+              <w:bottom w:val="single" w:sz="4" w:space="0" w:color="808080"/>
+              <w:right w:val="single" w:sz="4" w:space="0" w:color="808080"/>
+            </w:tcBorders>
+            <w:shd w:color="auto" w:fill="D9D9D9" w:val="clear"/>
+          </w:tcPr>
+          <w:p>
+            <w:pPr>
+              <w:pStyle w:val="Normal"/>
+              <w:rPr/>
+            </w:pPr>
+            <w:r>
+              <w:rPr>
+                <w:rFonts w:eastAsia="Arial" w:cs="Arial" w:ascii="Arial" w:hAnsi="Arial"/>
+                <w:b/>
+                <w:bCs/>
+                <w:sz w:val="18"/>
+                <w:szCs w:val="18"/>
+              </w:rPr>
+              <w:t>Result</w:t>
+            </w:r>
+          </w:p>
+        </w:tc>
+      </w:tr>
+      <w:tr>
+        <w:trPr>
+          <w:cantSplit w:val="true"/>
+        </w:trPr>
+        <w:tc>
+          <w:tcPr>
+            <w:tcW w:w="3099" w:type="dxa"/>
+            <w:tcBorders>
+              <w:top w:val="single" w:sz="4" w:space="0" w:color="808080"/>
+              <w:left w:val="single" w:sz="4" w:space="0" w:color="808080"/>
+              <w:bottom w:val="single" w:sz="4" w:space="0" w:color="808080"/>
+              <w:right w:val="single" w:sz="4" w:space="0" w:color="808080"/>
+            </w:tcBorders>
+          </w:tcPr>
+          <w:p>
+            <w:pPr>
+              <w:pStyle w:val="Normal"/>
+              <w:rPr/>
+            </w:pPr>
+            <w:r>
+              <w:rPr>
+                <w:rFonts w:eastAsia="Courier New" w:cs="Courier New" w:ascii="Courier New" w:hAnsi="Courier New"/>
+                <w:sz w:val="16"/>
+                <w:szCs w:val="16"/>
+              </w:rPr>
+              <w:t>do(f)</w:t>
+            </w:r>
+            <w:r>
+              <w:rPr>
+                <w:sz w:val="18"/>
+                <w:szCs w:val="18"/>
+              </w:rPr>
+              <w:t xml:space="preserve">, </w:t>
+            </w:r>
+            <w:r>
+              <w:rPr>
+                <w:rFonts w:eastAsia="Courier New" w:cs="Courier New" w:ascii="Courier New" w:hAnsi="Courier New"/>
+                <w:sz w:val="16"/>
+                <w:szCs w:val="16"/>
+              </w:rPr>
+              <w:t>each(f)</w:t>
+            </w:r>
+          </w:p>
+        </w:tc>
+        <w:tc>
+          <w:tcPr>
+            <w:tcW w:w="6538" w:type="dxa"/>
+            <w:tcBorders>
+              <w:top w:val="single" w:sz="4" w:space="0" w:color="808080"/>
+              <w:left w:val="single" w:sz="4" w:space="0" w:color="808080"/>
+              <w:bottom w:val="single" w:sz="4" w:space="0" w:color="808080"/>
+              <w:right w:val="single" w:sz="4" w:space="0" w:color="808080"/>
+            </w:tcBorders>
+          </w:tcPr>
+          <w:p>
+            <w:pPr>
+              <w:pStyle w:val="Normal"/>
+              <w:rPr/>
+            </w:pPr>
+            <w:r>
+              <w:rPr>
+                <w:sz w:val="18"/>
+                <w:szCs w:val="18"/>
+              </w:rPr>
+              <w:t>Calls F for every item; no result.</w:t>
+            </w:r>
+          </w:p>
+        </w:tc>
+      </w:tr>
+      <w:tr>
+        <w:trPr>
+          <w:cantSplit w:val="true"/>
+        </w:trPr>
+        <w:tc>
+          <w:tcPr>
+            <w:tcW w:w="3099" w:type="dxa"/>
+            <w:tcBorders>
+              <w:top w:val="single" w:sz="4" w:space="0" w:color="808080"/>
+              <w:left w:val="single" w:sz="4" w:space="0" w:color="808080"/>
+              <w:bottom w:val="single" w:sz="4" w:space="0" w:color="808080"/>
+              <w:right w:val="single" w:sz="4" w:space="0" w:color="808080"/>
+            </w:tcBorders>
+          </w:tcPr>
+          <w:p>
+            <w:pPr>
+              <w:pStyle w:val="Normal"/>
+              <w:rPr/>
+            </w:pPr>
+            <w:r>
+              <w:rPr>
+                <w:rFonts w:eastAsia="Courier New" w:cs="Courier New" w:ascii="Courier New" w:hAnsi="Courier New"/>
+                <w:sz w:val="16"/>
+                <w:szCs w:val="16"/>
+              </w:rPr>
+              <w:t>select(f)</w:t>
+            </w:r>
+            <w:r>
+              <w:rPr>
+                <w:sz w:val="18"/>
+                <w:szCs w:val="18"/>
+              </w:rPr>
+              <w:t xml:space="preserve">, </w:t>
+            </w:r>
+            <w:r>
+              <w:rPr>
+                <w:rFonts w:eastAsia="Courier New" w:cs="Courier New" w:ascii="Courier New" w:hAnsi="Courier New"/>
+                <w:sz w:val="16"/>
+                <w:szCs w:val="16"/>
+              </w:rPr>
+              <w:t>reject(f)</w:t>
+            </w:r>
+          </w:p>
+        </w:tc>
+        <w:tc>
+          <w:tcPr>
+            <w:tcW w:w="6538" w:type="dxa"/>
+            <w:tcBorders>
+              <w:top w:val="single" w:sz="4" w:space="0" w:color="808080"/>
+              <w:left w:val="single" w:sz="4" w:space="0" w:color="808080"/>
+              <w:bottom w:val="single" w:sz="4" w:space="0" w:color="808080"/>
+              <w:right w:val="single" w:sz="4" w:space="0" w:color="808080"/>
+            </w:tcBorders>
+          </w:tcPr>
+          <w:p>
+            <w:pPr>
+              <w:pStyle w:val="Normal"/>
+              <w:rPr/>
+            </w:pPr>
+            <w:r>
+              <w:rPr>
+                <w:sz w:val="18"/>
+                <w:szCs w:val="18"/>
+              </w:rPr>
+              <w:t>A new collection of the same class with the items for which F returns 1 (0). A Directory keeps the keys.</w:t>
+            </w:r>
+          </w:p>
+        </w:tc>
+      </w:tr>
+      <w:tr>
+        <w:trPr>
+          <w:cantSplit w:val="true"/>
+        </w:trPr>
+        <w:tc>
+          <w:tcPr>
+            <w:tcW w:w="3099" w:type="dxa"/>
+            <w:tcBorders>
+              <w:top w:val="single" w:sz="4" w:space="0" w:color="808080"/>
+              <w:left w:val="single" w:sz="4" w:space="0" w:color="808080"/>
+              <w:bottom w:val="single" w:sz="4" w:space="0" w:color="808080"/>
+              <w:right w:val="single" w:sz="4" w:space="0" w:color="808080"/>
+            </w:tcBorders>
+          </w:tcPr>
+          <w:p>
+            <w:pPr>
+              <w:pStyle w:val="Normal"/>
+              <w:rPr/>
+            </w:pPr>
+            <w:r>
+              <w:rPr>
+                <w:rFonts w:eastAsia="Courier New" w:cs="Courier New" w:ascii="Courier New" w:hAnsi="Courier New"/>
+                <w:sz w:val="16"/>
+                <w:szCs w:val="16"/>
+              </w:rPr>
+              <w:t>collect(f)</w:t>
+            </w:r>
+          </w:p>
+        </w:tc>
+        <w:tc>
+          <w:tcPr>
+            <w:tcW w:w="6538" w:type="dxa"/>
+            <w:tcBorders>
+              <w:top w:val="single" w:sz="4" w:space="0" w:color="808080"/>
+              <w:left w:val="single" w:sz="4" w:space="0" w:color="808080"/>
+              <w:bottom w:val="single" w:sz="4" w:space="0" w:color="808080"/>
+              <w:right w:val="single" w:sz="4" w:space="0" w:color="808080"/>
+            </w:tcBorders>
+          </w:tcPr>
+          <w:p>
+            <w:pPr>
+              <w:pStyle w:val="Normal"/>
+              <w:rPr/>
+            </w:pPr>
+            <w:r>
+              <w:rPr>
+                <w:sz w:val="18"/>
+                <w:szCs w:val="18"/>
+              </w:rPr>
+              <w:t>A new collection of the same class with the results of F.</w:t>
+            </w:r>
+          </w:p>
+        </w:tc>
+      </w:tr>
+      <w:tr>
+        <w:trPr>
+          <w:cantSplit w:val="true"/>
+        </w:trPr>
+        <w:tc>
+          <w:tcPr>
+            <w:tcW w:w="3099" w:type="dxa"/>
+            <w:tcBorders>
+              <w:top w:val="single" w:sz="4" w:space="0" w:color="808080"/>
+              <w:left w:val="single" w:sz="4" w:space="0" w:color="808080"/>
+              <w:bottom w:val="single" w:sz="4" w:space="0" w:color="808080"/>
+              <w:right w:val="single" w:sz="4" w:space="0" w:color="808080"/>
+            </w:tcBorders>
+          </w:tcPr>
+          <w:p>
+            <w:pPr>
+              <w:pStyle w:val="Normal"/>
+              <w:rPr/>
+            </w:pPr>
+            <w:r>
+              <w:rPr>
+                <w:rFonts w:eastAsia="Courier New" w:cs="Courier New" w:ascii="Courier New" w:hAnsi="Courier New"/>
+                <w:sz w:val="16"/>
+                <w:szCs w:val="16"/>
+              </w:rPr>
+              <w:t>detect(f [, none])</w:t>
+            </w:r>
+          </w:p>
+        </w:tc>
+        <w:tc>
+          <w:tcPr>
+            <w:tcW w:w="6538" w:type="dxa"/>
+            <w:tcBorders>
+              <w:top w:val="single" w:sz="4" w:space="0" w:color="808080"/>
+              <w:left w:val="single" w:sz="4" w:space="0" w:color="808080"/>
+              <w:bottom w:val="single" w:sz="4" w:space="0" w:color="808080"/>
+              <w:right w:val="single" w:sz="4" w:space="0" w:color="808080"/>
+            </w:tcBorders>
+          </w:tcPr>
+          <w:p>
+            <w:pPr>
+              <w:pStyle w:val="Normal"/>
+              <w:rPr/>
+            </w:pPr>
+            <w:r>
+              <w:rPr>
+                <w:sz w:val="18"/>
+                <w:szCs w:val="18"/>
+              </w:rPr>
+              <w:t xml:space="preserve">The first item for which F returns 1; else NONE (a block is called) or </w:t>
+            </w:r>
+            <w:r>
+              <w:rPr>
+                <w:rFonts w:eastAsia="Courier New" w:cs="Courier New" w:ascii="Courier New" w:hAnsi="Courier New"/>
+                <w:sz w:val="16"/>
+                <w:szCs w:val="16"/>
+              </w:rPr>
+              <w:t>.nil</w:t>
+            </w:r>
+            <w:r>
+              <w:rPr>
+                <w:sz w:val="18"/>
+                <w:szCs w:val="18"/>
+              </w:rPr>
+              <w:t>.</w:t>
+            </w:r>
+          </w:p>
+        </w:tc>
+      </w:tr>
+      <w:tr>
+        <w:trPr>
+          <w:cantSplit w:val="true"/>
+        </w:trPr>
+        <w:tc>
+          <w:tcPr>
+            <w:tcW w:w="3099" w:type="dxa"/>
+            <w:tcBorders>
+              <w:top w:val="single" w:sz="4" w:space="0" w:color="808080"/>
+              <w:left w:val="single" w:sz="4" w:space="0" w:color="808080"/>
+              <w:bottom w:val="single" w:sz="4" w:space="0" w:color="808080"/>
+              <w:right w:val="single" w:sz="4" w:space="0" w:color="808080"/>
+            </w:tcBorders>
+          </w:tcPr>
+          <w:p>
+            <w:pPr>
+              <w:pStyle w:val="Normal"/>
+              <w:rPr/>
+            </w:pPr>
+            <w:r>
+              <w:rPr>
+                <w:rFonts w:eastAsia="Courier New" w:cs="Courier New" w:ascii="Courier New" w:hAnsi="Courier New"/>
+                <w:sz w:val="16"/>
+                <w:szCs w:val="16"/>
+              </w:rPr>
+              <w:t>inject(initial, f)</w:t>
+            </w:r>
+          </w:p>
+        </w:tc>
+        <w:tc>
+          <w:tcPr>
+            <w:tcW w:w="6538" w:type="dxa"/>
+            <w:tcBorders>
+              <w:top w:val="single" w:sz="4" w:space="0" w:color="808080"/>
+              <w:left w:val="single" w:sz="4" w:space="0" w:color="808080"/>
+              <w:bottom w:val="single" w:sz="4" w:space="0" w:color="808080"/>
+              <w:right w:val="single" w:sz="4" w:space="0" w:color="808080"/>
+            </w:tcBorders>
+          </w:tcPr>
+          <w:p>
+            <w:pPr>
+              <w:pStyle w:val="Normal"/>
+              <w:rPr/>
+            </w:pPr>
+            <w:r>
+              <w:rPr>
+                <w:sz w:val="18"/>
+                <w:szCs w:val="18"/>
+              </w:rPr>
+              <w:t>F(F(INITIAL, item1, index1), item2, index2) and so on: sums, maxima, joined strings.</w:t>
+            </w:r>
+          </w:p>
+        </w:tc>
+      </w:tr>
+      <w:tr>
+        <w:trPr>
+          <w:cantSplit w:val="true"/>
+        </w:trPr>
+        <w:tc>
+          <w:tcPr>
+            <w:tcW w:w="3099" w:type="dxa"/>
+            <w:tcBorders>
+              <w:top w:val="single" w:sz="4" w:space="0" w:color="808080"/>
+              <w:left w:val="single" w:sz="4" w:space="0" w:color="808080"/>
+              <w:bottom w:val="single" w:sz="4" w:space="0" w:color="808080"/>
+              <w:right w:val="single" w:sz="4" w:space="0" w:color="808080"/>
+            </w:tcBorders>
+          </w:tcPr>
+          <w:p>
+            <w:pPr>
+              <w:pStyle w:val="Normal"/>
+              <w:rPr/>
+            </w:pPr>
+            <w:r>
+              <w:rPr>
+                <w:rFonts w:eastAsia="Courier New" w:cs="Courier New" w:ascii="Courier New" w:hAnsi="Courier New"/>
+                <w:sz w:val="16"/>
+                <w:szCs w:val="16"/>
+              </w:rPr>
+              <w:t>anySatisfy(f)</w:t>
+            </w:r>
+            <w:r>
+              <w:rPr>
+                <w:sz w:val="18"/>
+                <w:szCs w:val="18"/>
+              </w:rPr>
+              <w:t xml:space="preserve">, </w:t>
+            </w:r>
+            <w:r>
+              <w:rPr>
+                <w:rFonts w:eastAsia="Courier New" w:cs="Courier New" w:ascii="Courier New" w:hAnsi="Courier New"/>
+                <w:sz w:val="16"/>
+                <w:szCs w:val="16"/>
+              </w:rPr>
+              <w:t>allSatisfy(f)</w:t>
+            </w:r>
+            <w:r>
+              <w:rPr>
+                <w:sz w:val="18"/>
+                <w:szCs w:val="18"/>
+              </w:rPr>
+              <w:t xml:space="preserve">, </w:t>
+            </w:r>
+            <w:r>
+              <w:rPr>
+                <w:rFonts w:eastAsia="Courier New" w:cs="Courier New" w:ascii="Courier New" w:hAnsi="Courier New"/>
+                <w:sz w:val="16"/>
+                <w:szCs w:val="16"/>
+              </w:rPr>
+              <w:t>count(f)</w:t>
+            </w:r>
+          </w:p>
+        </w:tc>
+        <w:tc>
+          <w:tcPr>
+            <w:tcW w:w="6538" w:type="dxa"/>
+            <w:tcBorders>
+              <w:top w:val="single" w:sz="4" w:space="0" w:color="808080"/>
+              <w:left w:val="single" w:sz="4" w:space="0" w:color="808080"/>
+              <w:bottom w:val="single" w:sz="4" w:space="0" w:color="808080"/>
+              <w:right w:val="single" w:sz="4" w:space="0" w:color="808080"/>
+            </w:tcBorders>
+          </w:tcPr>
+          <w:p>
+            <w:pPr>
+              <w:pStyle w:val="Normal"/>
+              <w:rPr/>
+            </w:pPr>
+            <w:r>
+              <w:rPr>
+                <w:sz w:val="18"/>
+                <w:szCs w:val="18"/>
+              </w:rPr>
+              <w:t>1 if F is 1 for some (every) item; how many items F accepts.</w:t>
+            </w:r>
+          </w:p>
+        </w:tc>
+      </w:tr>
+      <w:tr>
+        <w:trPr>
+          <w:cantSplit w:val="true"/>
+        </w:trPr>
+        <w:tc>
+          <w:tcPr>
+            <w:tcW w:w="3099" w:type="dxa"/>
+            <w:tcBorders>
+              <w:top w:val="single" w:sz="4" w:space="0" w:color="808080"/>
+              <w:left w:val="single" w:sz="4" w:space="0" w:color="808080"/>
+              <w:bottom w:val="single" w:sz="4" w:space="0" w:color="808080"/>
+              <w:right w:val="single" w:sz="4" w:space="0" w:color="808080"/>
+            </w:tcBorders>
+          </w:tcPr>
+          <w:p>
+            <w:pPr>
+              <w:pStyle w:val="Normal"/>
+              <w:rPr/>
+            </w:pPr>
+            <w:r>
+              <w:rPr>
+                <w:rFonts w:eastAsia="Courier New" w:cs="Courier New" w:ascii="Courier New" w:hAnsi="Courier New"/>
+                <w:sz w:val="16"/>
+                <w:szCs w:val="16"/>
+              </w:rPr>
+              <w:t>sortWith(f)</w:t>
+            </w:r>
+            <w:r>
+              <w:rPr>
+                <w:sz w:val="18"/>
+                <w:szCs w:val="18"/>
+              </w:rPr>
+              <w:t xml:space="preserve"> (Array, List, Queue)</w:t>
+            </w:r>
+          </w:p>
+        </w:tc>
+        <w:tc>
+          <w:tcPr>
+            <w:tcW w:w="6538" w:type="dxa"/>
+            <w:tcBorders>
+              <w:top w:val="single" w:sz="4" w:space="0" w:color="808080"/>
+              <w:left w:val="single" w:sz="4" w:space="0" w:color="808080"/>
+              <w:bottom w:val="single" w:sz="4" w:space="0" w:color="808080"/>
+              <w:right w:val="single" w:sz="4" w:space="0" w:color="808080"/>
+            </w:tcBorders>
+          </w:tcPr>
+          <w:p>
+            <w:pPr>
+              <w:pStyle w:val="Normal"/>
+              <w:rPr/>
+            </w:pPr>
+            <w:r>
+              <w:rPr>
+                <w:sz w:val="18"/>
+                <w:szCs w:val="18"/>
+              </w:rPr>
+              <w:t xml:space="preserve">Sorts in place and returns the collection. F(a, b) returns 1 if A may come before B, as in </w:t>
+            </w:r>
+            <w:r>
+              <w:rPr>
+                <w:rFonts w:eastAsia="Courier New" w:cs="Courier New" w:ascii="Courier New" w:hAnsi="Courier New"/>
+                <w:sz w:val="16"/>
+                <w:szCs w:val="16"/>
+              </w:rPr>
+              <w:t>{ :a :b | a &lt;= b }</w:t>
+            </w:r>
+            <w:r>
+              <w:rPr>
+                <w:sz w:val="18"/>
+                <w:szCs w:val="18"/>
+              </w:rPr>
+              <w:t>. The sort is stable.</w:t>
+            </w:r>
+          </w:p>
+        </w:tc>
+      </w:tr>
+    </w:tbl>
+    <w:p>
+      <w:pPr>
+        <w:pStyle w:val="Normal"/>
+        <w:spacing w:before="80" w:after="200"/>
+        <w:rPr/>
+      </w:pPr>
+      <w:r>
+        <w:rPr>
+          <w:rFonts w:eastAsia="Arial" w:cs="Arial" w:ascii="Arial" w:hAnsi="Arial"/>
+          <w:b/>
+          <w:bCs/>
+          <w:sz w:val="18"/>
+          <w:szCs w:val="18"/>
+        </w:rPr>
+        <w:t xml:space="preserve">Figure 32. </w:t>
+      </w:r>
+      <w:r>
+        <w:rPr>
+          <w:rFonts w:eastAsia="Arial" w:cs="Arial" w:ascii="Arial" w:hAnsi="Arial"/>
+          <w:sz w:val="18"/>
+          <w:szCs w:val="18"/>
+        </w:rPr>
+        <w:t>Collection methods</w:t>
+      </w:r>
+    </w:p>
+    <w:p>
+      <w:pPr>
+        <w:pStyle w:val="Normal"/>
+        <w:spacing w:before="0" w:after="120"/>
+        <w:rPr/>
+      </w:pPr>
+      <w:r>
+        <w:rPr/>
+        <w:t>A result of F that must be 0 or 1 and is not is error 34.</w:t>
+      </w:r>
+    </w:p>
+    <w:p>
+      <w:pPr>
+        <w:pStyle w:val="Heading2"/>
+        <w:rPr/>
+      </w:pPr>
+      <w:bookmarkStart w:id="46" w:name="__RefHeading___Toc5019_1215844210"/>
+      <w:bookmarkEnd w:id="46"/>
       <w:r>
         <w:rPr/>
         <w:t>Python: .Python and .PyObject</w:t>
@@ -25224,7 +27448,7 @@
           <w:sz w:val="18"/>
           <w:szCs w:val="18"/>
         </w:rPr>
-        <w:t xml:space="preserve">Figure 29. </w:t>
+        <w:t xml:space="preserve">Figure 33. </w:t>
       </w:r>
       <w:r>
         <w:rPr>
@@ -25670,7 +27894,7 @@
           <w:sz w:val="18"/>
           <w:szCs w:val="18"/>
         </w:rPr>
-        <w:t xml:space="preserve">Figure 30. </w:t>
+        <w:t xml:space="preserve">Figure 34. </w:t>
       </w:r>
       <w:r>
         <w:rPr>
@@ -26194,7 +28418,7 @@
           <w:sz w:val="18"/>
           <w:szCs w:val="18"/>
         </w:rPr>
-        <w:t xml:space="preserve">Figure 31. </w:t>
+        <w:t xml:space="preserve">Figure 35. </w:t>
       </w:r>
       <w:r>
         <w:rPr>
@@ -27107,7 +29331,7 @@
           <w:sz w:val="18"/>
           <w:szCs w:val="18"/>
         </w:rPr>
-        <w:t xml:space="preserve">Figure 32. </w:t>
+        <w:t xml:space="preserve">Figure 36. </w:t>
       </w:r>
       <w:r>
         <w:rPr>
@@ -27406,7 +29630,7 @@
           <w:sz w:val="18"/>
           <w:szCs w:val="18"/>
         </w:rPr>
-        <w:t xml:space="preserve">Figure 33. </w:t>
+        <w:t xml:space="preserve">Figure 37. </w:t>
       </w:r>
       <w:r>
         <w:rPr>
@@ -27518,8 +29742,8 @@
         <w:pStyle w:val="Heading1"/>
         <w:rPr/>
       </w:pPr>
-      <w:bookmarkStart w:id="45" w:name="__RefHeading___Toc4644_2449484569"/>
-      <w:bookmarkEnd w:id="45"/>
+      <w:bookmarkStart w:id="47" w:name="__RefHeading___Toc5021_1215844210"/>
+      <w:bookmarkEnd w:id="47"/>
       <w:r>
         <w:rPr/>
         <w:t>Chapter 8. Sample Programs</w:t>
@@ -28216,6 +30440,60 @@
                 <w:sz w:val="16"/>
                 <w:szCs w:val="16"/>
               </w:rPr>
+              <w:t>11_blocks.rexx</w:t>
+            </w:r>
+          </w:p>
+        </w:tc>
+        <w:tc>
+          <w:tcPr>
+            <w:tcW w:w="6538" w:type="dxa"/>
+            <w:tcBorders>
+              <w:top w:val="single" w:sz="4" w:space="0" w:color="808080"/>
+              <w:left w:val="single" w:sz="4" w:space="0" w:color="808080"/>
+              <w:bottom w:val="single" w:sz="4" w:space="0" w:color="808080"/>
+              <w:right w:val="single" w:sz="4" w:space="0" w:color="808080"/>
+            </w:tcBorders>
+          </w:tcPr>
+          <w:p>
+            <w:pPr>
+              <w:pStyle w:val="Normal"/>
+              <w:rPr/>
+            </w:pPr>
+            <w:r>
+              <w:rPr>
+                <w:sz w:val="18"/>
+                <w:szCs w:val="18"/>
+              </w:rPr>
+              <w:t>Blocks</w:t>
+            </w:r>
+          </w:p>
+        </w:tc>
+      </w:tr>
+      <w:tr>
+        <w:trPr>
+          <w:cantSplit w:val="true"/>
+        </w:trPr>
+        <w:tc>
+          <w:tcPr>
+            <w:tcW w:w="3099" w:type="dxa"/>
+            <w:tcBorders>
+              <w:top w:val="single" w:sz="4" w:space="0" w:color="808080"/>
+              <w:left w:val="single" w:sz="4" w:space="0" w:color="808080"/>
+              <w:bottom w:val="single" w:sz="4" w:space="0" w:color="808080"/>
+              <w:right w:val="single" w:sz="4" w:space="0" w:color="808080"/>
+            </w:tcBorders>
+          </w:tcPr>
+          <w:p>
+            <w:pPr>
+              <w:pStyle w:val="Normal"/>
+              <w:rPr/>
+            </w:pPr>
+            <w:r>
+              <w:rPr>
+                <w:rFonts w:eastAsia="Courier New" w:cs="Courier New" w:ascii="Courier New" w:hAnsi="Courier New"/>
+                <w:sz w:val="16"/>
+                <w:szCs w:val="16"/>
+              </w:rPr>
               <w:t>shapes.cls</w:t>
             </w:r>
           </w:p>
@@ -28260,7 +30538,7 @@
           <w:sz w:val="18"/>
           <w:szCs w:val="18"/>
         </w:rPr>
-        <w:t xml:space="preserve">Figure 34. </w:t>
+        <w:t xml:space="preserve">Figure 38. </w:t>
       </w:r>
       <w:r>
         <w:rPr>
@@ -28276,8 +30554,8 @@
         <w:pStyle w:val="Heading2"/>
         <w:rPr/>
       </w:pPr>
-      <w:bookmarkStart w:id="46" w:name="__RefHeading___Toc4646_2449484569"/>
-      <w:bookmarkEnd w:id="46"/>
+      <w:bookmarkStart w:id="48" w:name="__RefHeading___Toc5023_1215844210"/>
+      <w:bookmarkEnd w:id="48"/>
       <w:r>
         <w:rPr/>
         <w:t>Classes and methods</w:t>
@@ -29525,7 +31803,7 @@
           <w:sz w:val="18"/>
           <w:szCs w:val="18"/>
         </w:rPr>
-        <w:t xml:space="preserve">Figure 35. </w:t>
+        <w:t xml:space="preserve">Figure 39. </w:t>
       </w:r>
       <w:r>
         <w:rPr>
@@ -29672,7 +31950,7 @@
           <w:sz w:val="18"/>
           <w:szCs w:val="18"/>
         </w:rPr>
-        <w:t xml:space="preserve">Figure 36. </w:t>
+        <w:t xml:space="preserve">Figure 40. </w:t>
       </w:r>
       <w:r>
         <w:rPr>
@@ -29688,8 +31966,8 @@
         <w:pStyle w:val="Heading2"/>
         <w:rPr/>
       </w:pPr>
-      <w:bookmarkStart w:id="47" w:name="__RefHeading___Toc4648_2449484569"/>
-      <w:bookmarkEnd w:id="47"/>
+      <w:bookmarkStart w:id="49" w:name="__RefHeading___Toc5025_1215844210"/>
+      <w:bookmarkEnd w:id="49"/>
       <w:r>
         <w:rPr/>
         <w:t>Inheritance and class libraries</w:t>
@@ -30207,7 +32485,7 @@
           <w:sz w:val="18"/>
           <w:szCs w:val="18"/>
         </w:rPr>
-        <w:t xml:space="preserve">Figure 37. </w:t>
+        <w:t xml:space="preserve">Figure 41. </w:t>
       </w:r>
       <w:r>
         <w:rPr>
@@ -30948,7 +33226,7 @@
           <w:sz w:val="18"/>
           <w:szCs w:val="18"/>
         </w:rPr>
-        <w:t xml:space="preserve">Figure 38. </w:t>
+        <w:t xml:space="preserve">Figure 42. </w:t>
       </w:r>
       <w:r>
         <w:rPr>
@@ -31140,7 +33418,7 @@
           <w:sz w:val="18"/>
           <w:szCs w:val="18"/>
         </w:rPr>
-        <w:t xml:space="preserve">Figure 39. </w:t>
+        <w:t xml:space="preserve">Figure 43. </w:t>
       </w:r>
       <w:r>
         <w:rPr>
@@ -31156,8 +33434,8 @@
         <w:pStyle w:val="Heading2"/>
         <w:rPr/>
       </w:pPr>
-      <w:bookmarkStart w:id="48" w:name="__RefHeading___Toc4650_2449484569"/>
-      <w:bookmarkEnd w:id="48"/>
+      <w:bookmarkStart w:id="50" w:name="__RefHeading___Toc5027_1215844210"/>
+      <w:bookmarkEnd w:id="50"/>
       <w:r>
         <w:rPr/>
         <w:t>Collections</w:t>
@@ -32286,7 +34564,7 @@
           <w:sz w:val="18"/>
           <w:szCs w:val="18"/>
         </w:rPr>
-        <w:t xml:space="preserve">Figure 40. </w:t>
+        <w:t xml:space="preserve">Figure 44. </w:t>
       </w:r>
       <w:r>
         <w:rPr>
@@ -32646,7 +34924,7 @@
           <w:sz w:val="18"/>
           <w:szCs w:val="18"/>
         </w:rPr>
-        <w:t xml:space="preserve">Figure 41. </w:t>
+        <w:t xml:space="preserve">Figure 45. </w:t>
       </w:r>
       <w:r>
         <w:rPr>
@@ -32662,8 +34940,8 @@
         <w:pStyle w:val="Heading2"/>
         <w:rPr/>
       </w:pPr>
-      <w:bookmarkStart w:id="49" w:name="__RefHeading___Toc4652_2449484569"/>
-      <w:bookmarkEnd w:id="49"/>
+      <w:bookmarkStart w:id="51" w:name="__RefHeading___Toc5029_1215844210"/>
+      <w:bookmarkEnd w:id="51"/>
       <w:r>
         <w:rPr/>
         <w:t>Operator methods</w:t>
@@ -34405,7 +36683,7 @@
           <w:sz w:val="18"/>
           <w:szCs w:val="18"/>
         </w:rPr>
-        <w:t xml:space="preserve">Figure 42. </w:t>
+        <w:t xml:space="preserve">Figure 46. </w:t>
       </w:r>
       <w:r>
         <w:rPr>
@@ -34612,7 +36890,7 @@
           <w:sz w:val="18"/>
           <w:szCs w:val="18"/>
         </w:rPr>
-        <w:t xml:space="preserve">Figure 43. </w:t>
+        <w:t xml:space="preserve">Figure 47. </w:t>
       </w:r>
       <w:r>
         <w:rPr>
@@ -34628,8 +36906,8 @@
         <w:pStyle w:val="Heading2"/>
         <w:rPr/>
       </w:pPr>
-      <w:bookmarkStart w:id="50" w:name="__RefHeading___Toc4654_2449484569"/>
-      <w:bookmarkEnd w:id="50"/>
+      <w:bookmarkStart w:id="52" w:name="__RefHeading___Toc5031_1215844210"/>
+      <w:bookmarkEnd w:id="52"/>
       <w:r>
         <w:rPr/>
         <w:t>Stems as arguments and results</w:t>
@@ -35741,7 +38019,7 @@
           <w:sz w:val="18"/>
           <w:szCs w:val="18"/>
         </w:rPr>
-        <w:t xml:space="preserve">Figure 44. </w:t>
+        <w:t xml:space="preserve">Figure 48. </w:t>
       </w:r>
       <w:r>
         <w:rPr>
@@ -36033,7 +38311,7 @@
           <w:sz w:val="18"/>
           <w:szCs w:val="18"/>
         </w:rPr>
-        <w:t xml:space="preserve">Figure 45. </w:t>
+        <w:t xml:space="preserve">Figure 49. </w:t>
       </w:r>
       <w:r>
         <w:rPr>
@@ -36049,8 +38327,8 @@
         <w:pStyle w:val="Heading2"/>
         <w:rPr/>
       </w:pPr>
-      <w:bookmarkStart w:id="51" w:name="__RefHeading___Toc4656_2449484569"/>
-      <w:bookmarkEnd w:id="51"/>
+      <w:bookmarkStart w:id="53" w:name="__RefHeading___Toc5033_1215844210"/>
+      <w:bookmarkEnd w:id="53"/>
       <w:r>
         <w:rPr/>
         <w:t>Data structures</w:t>
@@ -38077,7 +40355,7 @@
           <w:sz w:val="18"/>
           <w:szCs w:val="18"/>
         </w:rPr>
-        <w:t xml:space="preserve">Figure 46. </w:t>
+        <w:t xml:space="preserve">Figure 50. </w:t>
       </w:r>
       <w:r>
         <w:rPr>
@@ -38254,7 +40532,7 @@
           <w:sz w:val="18"/>
           <w:szCs w:val="18"/>
         </w:rPr>
-        <w:t xml:space="preserve">Figure 47. </w:t>
+        <w:t xml:space="preserve">Figure 51. </w:t>
       </w:r>
       <w:r>
         <w:rPr>
@@ -38270,8 +40548,8 @@
         <w:pStyle w:val="Heading2"/>
         <w:rPr/>
       </w:pPr>
-      <w:bookmarkStart w:id="52" w:name="__RefHeading___Toc4658_2449484569"/>
-      <w:bookmarkEnd w:id="52"/>
+      <w:bookmarkStart w:id="54" w:name="__RefHeading___Toc5035_1215844210"/>
+      <w:bookmarkEnd w:id="54"/>
       <w:r>
         <w:rPr/>
         <w:t>Dynamic messages</w:t>
@@ -39700,7 +41978,7 @@
           <w:sz w:val="18"/>
           <w:szCs w:val="18"/>
         </w:rPr>
-        <w:t xml:space="preserve">Figure 48. </w:t>
+        <w:t xml:space="preserve">Figure 52. </w:t>
       </w:r>
       <w:r>
         <w:rPr>
@@ -40014,7 +42292,7 @@
           <w:sz w:val="18"/>
           <w:szCs w:val="18"/>
         </w:rPr>
-        <w:t xml:space="preserve">Figure 49. </w:t>
+        <w:t xml:space="preserve">Figure 53. </w:t>
       </w:r>
       <w:r>
         <w:rPr>
@@ -40030,8 +42308,8 @@
         <w:pStyle w:val="Heading2"/>
         <w:rPr/>
       </w:pPr>
-      <w:bookmarkStart w:id="53" w:name="__RefHeading___Toc4660_2449484569"/>
-      <w:bookmarkEnd w:id="53"/>
+      <w:bookmarkStart w:id="55" w:name="__RefHeading___Toc5037_1215844210"/>
+      <w:bookmarkEnd w:id="55"/>
       <w:r>
         <w:rPr/>
         <w:t>A small application</w:t>
@@ -42191,7 +44469,7 @@
           <w:sz w:val="18"/>
           <w:szCs w:val="18"/>
         </w:rPr>
-        <w:t xml:space="preserve">Figure 50. </w:t>
+        <w:t xml:space="preserve">Figure 54. </w:t>
       </w:r>
       <w:r>
         <w:rPr>
@@ -42488,7 +44766,7 @@
           <w:sz w:val="18"/>
           <w:szCs w:val="18"/>
         </w:rPr>
-        <w:t xml:space="preserve">Figure 51. </w:t>
+        <w:t xml:space="preserve">Figure 55. </w:t>
       </w:r>
       <w:r>
         <w:rPr>
@@ -42504,8 +44782,8 @@
         <w:pStyle w:val="Heading2"/>
         <w:rPr/>
       </w:pPr>
-      <w:bookmarkStart w:id="54" w:name="__RefHeading___Toc4662_2449484569"/>
-      <w:bookmarkEnd w:id="54"/>
+      <w:bookmarkStart w:id="56" w:name="__RefHeading___Toc5039_1215844210"/>
+      <w:bookmarkEnd w:id="56"/>
       <w:r>
         <w:rPr/>
         <w:t>LISP-style lists</w:t>
@@ -43910,7 +46188,7 @@
           <w:sz w:val="18"/>
           <w:szCs w:val="18"/>
         </w:rPr>
-        <w:t xml:space="preserve">Figure 52. </w:t>
+        <w:t xml:space="preserve">Figure 56. </w:t>
       </w:r>
       <w:r>
         <w:rPr>
@@ -44147,7 +46425,7 @@
           <w:sz w:val="18"/>
           <w:szCs w:val="18"/>
         </w:rPr>
-        <w:t xml:space="preserve">Figure 53. </w:t>
+        <w:t xml:space="preserve">Figure 57. </w:t>
       </w:r>
       <w:r>
         <w:rPr>
@@ -44163,8 +46441,8 @@
         <w:pStyle w:val="Heading2"/>
         <w:rPr/>
       </w:pPr>
-      <w:bookmarkStart w:id="55" w:name="__RefHeading___Toc4664_2449484569"/>
-      <w:bookmarkEnd w:id="55"/>
+      <w:bookmarkStart w:id="57" w:name="__RefHeading___Toc5041_1215844210"/>
+      <w:bookmarkEnd w:id="57"/>
       <w:r>
         <w:rPr/>
         <w:t>Python libraries</w:t>
@@ -45375,7 +47653,7 @@
           <w:sz w:val="18"/>
           <w:szCs w:val="18"/>
         </w:rPr>
-        <w:t xml:space="preserve">Figure 54. </w:t>
+        <w:t xml:space="preserve">Figure 58. </w:t>
       </w:r>
       <w:r>
         <w:rPr>
@@ -45642,7 +47920,7 @@
           <w:sz w:val="18"/>
           <w:szCs w:val="18"/>
         </w:rPr>
-        <w:t xml:space="preserve">Figure 55. </w:t>
+        <w:t xml:space="preserve">Figure 59. </w:t>
       </w:r>
       <w:r>
         <w:rPr>
@@ -45652,6 +47930,1514 @@
         </w:rPr>
         <w:t>Output of 10_python.rexx</w:t>
       </w:r>
+    </w:p>
+    <w:p>
+      <w:pPr>
+        <w:pStyle w:val="Heading2"/>
+        <w:rPr/>
+      </w:pPr>
+      <w:bookmarkStart w:id="58" w:name="__RefHeading___Toc5043_1215844210"/>
+      <w:bookmarkEnd w:id="58"/>
+      <w:r>
+        <w:rPr/>
+        <w:t>Blocks</w:t>
+      </w:r>
+    </w:p>
+    <w:p>
+      <w:pPr>
+        <w:pStyle w:val="Normal"/>
+        <w:spacing w:before="0" w:after="120"/>
+        <w:rPr/>
+      </w:pPr>
+      <w:r>
+        <w:rPr/>
+        <w:t>A small book list processed with blocks: select, collect, inject, count, anySatisfy, detect, reject with a variable of the program, sortWith, a counter that keeps its state in a block, and a block with several clauses.</w:t>
+      </w:r>
+    </w:p>
+    <w:tbl>
+      <w:tblPr>
+        <w:tblW w:w="9638" w:type="dxa"/>
+        <w:jc w:val="left"/>
+        <w:tblInd w:w="0" w:type="dxa"/>
+        <w:tblLayout w:type="fixed"/>
+        <w:tblCellMar>
+          <w:top w:w="100" w:type="dxa"/>
+          <w:left w:w="140" w:type="dxa"/>
+          <w:bottom w:w="100" w:type="dxa"/>
+          <w:right w:w="140" w:type="dxa"/>
+        </w:tblCellMar>
+      </w:tblPr>
+      <w:tblGrid>
+        <w:gridCol w:w="9638"/>
+      </w:tblGrid>
+      <w:tr>
+        <w:trPr/>
+        <w:tc>
+          <w:tcPr>
+            <w:tcW w:w="9638" w:type="dxa"/>
+            <w:tcBorders>
+              <w:top w:val="single" w:sz="4" w:space="0" w:color="000000"/>
+              <w:left w:val="single" w:sz="4" w:space="0" w:color="000000"/>
+              <w:bottom w:val="single" w:sz="4" w:space="0" w:color="000000"/>
+              <w:right w:val="single" w:sz="4" w:space="0" w:color="000000"/>
+            </w:tcBorders>
+            <w:shd w:color="auto" w:fill="F2F2F2" w:val="clear"/>
+          </w:tcPr>
+          <w:p>
+            <w:pPr>
+              <w:pStyle w:val="Normal"/>
+              <w:spacing w:lineRule="exact" w:line="228" w:before="0" w:after="0"/>
+              <w:rPr/>
+            </w:pPr>
+            <w:r>
+              <w:rPr>
+                <w:rFonts w:eastAsia="Courier New" w:cs="Courier New" w:ascii="Courier New" w:hAnsi="Courier New"/>
+                <w:sz w:val="17"/>
+                <w:szCs w:val="17"/>
+              </w:rPr>
+              <w:t>/* 11_blocks.rexx - blocks and the collection methods</w:t>
+            </w:r>
+          </w:p>
+          <w:p>
+            <w:pPr>
+              <w:pStyle w:val="Normal"/>
+              <w:spacing w:lineRule="exact" w:line="228" w:before="0" w:after="0"/>
+              <w:rPr/>
+            </w:pPr>
+            <w:r>
+              <w:rPr>
+                <w:rFonts w:eastAsia="Courier New" w:cs="Courier New" w:ascii="Courier New" w:hAnsi="Courier New"/>
+                <w:sz w:val="17"/>
+                <w:szCs w:val="17"/>
+              </w:rPr>
+              <w:t xml:space="preserve"> </w:t>
+            </w:r>
+            <w:r>
+              <w:rPr>
+                <w:rFonts w:eastAsia="Courier New" w:cs="Courier New" w:ascii="Courier New" w:hAnsi="Courier New"/>
+                <w:sz w:val="17"/>
+                <w:szCs w:val="17"/>
+              </w:rPr>
+              <w:t>*</w:t>
+            </w:r>
+          </w:p>
+          <w:p>
+            <w:pPr>
+              <w:pStyle w:val="Normal"/>
+              <w:spacing w:lineRule="exact" w:line="228" w:before="0" w:after="0"/>
+              <w:rPr/>
+            </w:pPr>
+            <w:r>
+              <w:rPr>
+                <w:rFonts w:eastAsia="Courier New" w:cs="Courier New" w:ascii="Courier New" w:hAnsi="Courier New"/>
+                <w:sz w:val="17"/>
+                <w:szCs w:val="17"/>
+              </w:rPr>
+              <w:t xml:space="preserve"> </w:t>
+            </w:r>
+            <w:r>
+              <w:rPr>
+                <w:rFonts w:eastAsia="Courier New" w:cs="Courier New" w:ascii="Courier New" w:hAnsi="Courier New"/>
+                <w:sz w:val="17"/>
+                <w:szCs w:val="17"/>
+              </w:rPr>
+              <w:t>* A block { ... } is a small routine written where it is used.</w:t>
+            </w:r>
+          </w:p>
+          <w:p>
+            <w:pPr>
+              <w:pStyle w:val="Normal"/>
+              <w:spacing w:lineRule="exact" w:line="228" w:before="0" w:after="0"/>
+              <w:rPr/>
+            </w:pPr>
+            <w:r>
+              <w:rPr>
+                <w:rFonts w:eastAsia="Courier New" w:cs="Courier New" w:ascii="Courier New" w:hAnsi="Courier New"/>
+                <w:sz w:val="17"/>
+                <w:szCs w:val="17"/>
+              </w:rPr>
+              <w:t xml:space="preserve"> </w:t>
+            </w:r>
+            <w:r>
+              <w:rPr>
+                <w:rFonts w:eastAsia="Courier New" w:cs="Courier New" w:ascii="Courier New" w:hAnsi="Courier New"/>
+                <w:sz w:val="17"/>
+                <w:szCs w:val="17"/>
+              </w:rPr>
+              <w:t>* { :x | expression } takes the parameter x and returns the expression;</w:t>
+            </w:r>
+          </w:p>
+          <w:p>
+            <w:pPr>
+              <w:pStyle w:val="Normal"/>
+              <w:spacing w:lineRule="exact" w:line="228" w:before="0" w:after="0"/>
+              <w:rPr/>
+            </w:pPr>
+            <w:r>
+              <w:rPr>
+                <w:rFonts w:eastAsia="Courier New" w:cs="Courier New" w:ascii="Courier New" w:hAnsi="Courier New"/>
+                <w:sz w:val="17"/>
+                <w:szCs w:val="17"/>
+              </w:rPr>
+              <w:t xml:space="preserve"> </w:t>
+            </w:r>
+            <w:r>
+              <w:rPr>
+                <w:rFonts w:eastAsia="Courier New" w:cs="Courier New" w:ascii="Courier New" w:hAnsi="Courier New"/>
+                <w:sz w:val="17"/>
+                <w:szCs w:val="17"/>
+              </w:rPr>
+              <w:t>* { use arg x; ... } is the long form. Blocks see the variables of the</w:t>
+            </w:r>
+          </w:p>
+          <w:p>
+            <w:pPr>
+              <w:pStyle w:val="Normal"/>
+              <w:spacing w:lineRule="exact" w:line="228" w:before="0" w:after="0"/>
+              <w:rPr/>
+            </w:pPr>
+            <w:r>
+              <w:rPr>
+                <w:rFonts w:eastAsia="Courier New" w:cs="Courier New" w:ascii="Courier New" w:hAnsi="Courier New"/>
+                <w:sz w:val="17"/>
+                <w:szCs w:val="17"/>
+              </w:rPr>
+              <w:t xml:space="preserve"> </w:t>
+            </w:r>
+            <w:r>
+              <w:rPr>
+                <w:rFonts w:eastAsia="Courier New" w:cs="Courier New" w:ascii="Courier New" w:hAnsi="Courier New"/>
+                <w:sz w:val="17"/>
+                <w:szCs w:val="17"/>
+              </w:rPr>
+              <w:t>* code that created it, and keep them when that code has returned.</w:t>
+            </w:r>
+          </w:p>
+          <w:p>
+            <w:pPr>
+              <w:pStyle w:val="Normal"/>
+              <w:spacing w:lineRule="exact" w:line="228" w:before="0" w:after="0"/>
+              <w:rPr/>
+            </w:pPr>
+            <w:r>
+              <w:rPr>
+                <w:rFonts w:eastAsia="Courier New" w:cs="Courier New" w:ascii="Courier New" w:hAnsi="Courier New"/>
+                <w:sz w:val="17"/>
+                <w:szCs w:val="17"/>
+              </w:rPr>
+              <w:t xml:space="preserve"> </w:t>
+            </w:r>
+            <w:r>
+              <w:rPr>
+                <w:rFonts w:eastAsia="Courier New" w:cs="Courier New" w:ascii="Courier New" w:hAnsi="Courier New"/>
+                <w:sz w:val="17"/>
+                <w:szCs w:val="17"/>
+              </w:rPr>
+              <w:t>* Collections answer do, select, reject, collect, detect, inject,</w:t>
+            </w:r>
+          </w:p>
+          <w:p>
+            <w:pPr>
+              <w:pStyle w:val="Normal"/>
+              <w:spacing w:lineRule="exact" w:line="228" w:before="0" w:after="0"/>
+              <w:rPr/>
+            </w:pPr>
+            <w:r>
+              <w:rPr>
+                <w:rFonts w:eastAsia="Courier New" w:cs="Courier New" w:ascii="Courier New" w:hAnsi="Courier New"/>
+                <w:sz w:val="17"/>
+                <w:szCs w:val="17"/>
+              </w:rPr>
+              <w:t xml:space="preserve"> </w:t>
+            </w:r>
+            <w:r>
+              <w:rPr>
+                <w:rFonts w:eastAsia="Courier New" w:cs="Courier New" w:ascii="Courier New" w:hAnsi="Courier New"/>
+                <w:sz w:val="17"/>
+                <w:szCs w:val="17"/>
+              </w:rPr>
+              <w:t>* anySatisfy, allSatisfy, count and (Arrays) sortWith.</w:t>
+            </w:r>
+          </w:p>
+          <w:p>
+            <w:pPr>
+              <w:pStyle w:val="Normal"/>
+              <w:spacing w:lineRule="exact" w:line="228" w:before="0" w:after="0"/>
+              <w:rPr/>
+            </w:pPr>
+            <w:r>
+              <w:rPr>
+                <w:rFonts w:eastAsia="Courier New" w:cs="Courier New" w:ascii="Courier New" w:hAnsi="Courier New"/>
+                <w:sz w:val="17"/>
+                <w:szCs w:val="17"/>
+              </w:rPr>
+              <w:t xml:space="preserve"> </w:t>
+            </w:r>
+            <w:r>
+              <w:rPr>
+                <w:rFonts w:eastAsia="Courier New" w:cs="Courier New" w:ascii="Courier New" w:hAnsi="Courier New"/>
+                <w:sz w:val="17"/>
+                <w:szCs w:val="17"/>
+              </w:rPr>
+              <w:t>*/</w:t>
+            </w:r>
+          </w:p>
+          <w:p>
+            <w:pPr>
+              <w:pStyle w:val="Normal"/>
+              <w:spacing w:lineRule="exact" w:line="228" w:before="0" w:after="0"/>
+              <w:rPr/>
+            </w:pPr>
+            <w:r>
+              <w:rPr>
+                <w:rFonts w:eastAsia="Courier New" w:cs="Courier New" w:ascii="Courier New" w:hAnsi="Courier New"/>
+                <w:sz w:val="17"/>
+                <w:szCs w:val="17"/>
+              </w:rPr>
+              <w:t>books = .array~new</w:t>
+            </w:r>
+          </w:p>
+          <w:p>
+            <w:pPr>
+              <w:pStyle w:val="Normal"/>
+              <w:spacing w:lineRule="exact" w:line="228" w:before="0" w:after="0"/>
+              <w:rPr/>
+            </w:pPr>
+            <w:r>
+              <w:rPr>
+                <w:rFonts w:eastAsia="Courier New" w:cs="Courier New" w:ascii="Courier New" w:hAnsi="Courier New"/>
+                <w:sz w:val="17"/>
+                <w:szCs w:val="17"/>
+              </w:rPr>
+              <w:t>call book 'Dune', 'Herbert', 1965, 412</w:t>
+            </w:r>
+          </w:p>
+          <w:p>
+            <w:pPr>
+              <w:pStyle w:val="Normal"/>
+              <w:spacing w:lineRule="exact" w:line="228" w:before="0" w:after="0"/>
+              <w:rPr/>
+            </w:pPr>
+            <w:r>
+              <w:rPr>
+                <w:rFonts w:eastAsia="Courier New" w:cs="Courier New" w:ascii="Courier New" w:hAnsi="Courier New"/>
+                <w:sz w:val="17"/>
+                <w:szCs w:val="17"/>
+              </w:rPr>
+              <w:t>call book 'Neuromancer', 'Gibson', 1984, 271</w:t>
+            </w:r>
+          </w:p>
+          <w:p>
+            <w:pPr>
+              <w:pStyle w:val="Normal"/>
+              <w:spacing w:lineRule="exact" w:line="228" w:before="0" w:after="0"/>
+              <w:rPr/>
+            </w:pPr>
+            <w:r>
+              <w:rPr>
+                <w:rFonts w:eastAsia="Courier New" w:cs="Courier New" w:ascii="Courier New" w:hAnsi="Courier New"/>
+                <w:sz w:val="17"/>
+                <w:szCs w:val="17"/>
+              </w:rPr>
+              <w:t>call book 'Foundation', 'Asimov', 1951, 255</w:t>
+            </w:r>
+          </w:p>
+          <w:p>
+            <w:pPr>
+              <w:pStyle w:val="Normal"/>
+              <w:spacing w:lineRule="exact" w:line="228" w:before="0" w:after="0"/>
+              <w:rPr/>
+            </w:pPr>
+            <w:r>
+              <w:rPr>
+                <w:rFonts w:eastAsia="Courier New" w:cs="Courier New" w:ascii="Courier New" w:hAnsi="Courier New"/>
+                <w:sz w:val="17"/>
+                <w:szCs w:val="17"/>
+              </w:rPr>
+              <w:t>call book 'Hyperion', 'Simmons', 1989, 482</w:t>
+            </w:r>
+          </w:p>
+          <w:p>
+            <w:pPr>
+              <w:pStyle w:val="Normal"/>
+              <w:spacing w:lineRule="exact" w:line="228" w:before="0" w:after="0"/>
+              <w:rPr/>
+            </w:pPr>
+            <w:r>
+              <w:rPr>
+                <w:rFonts w:eastAsia="Courier New" w:cs="Courier New" w:ascii="Courier New" w:hAnsi="Courier New"/>
+                <w:sz w:val="17"/>
+                <w:szCs w:val="17"/>
+              </w:rPr>
+              <w:t>call book 'Solaris', 'Lem', 1961, 204</w:t>
+            </w:r>
+          </w:p>
+          <w:p>
+            <w:pPr>
+              <w:pStyle w:val="Normal"/>
+              <w:spacing w:lineRule="exact" w:line="228" w:before="0" w:after="0"/>
+              <w:rPr/>
+            </w:pPr>
+            <w:r>
+              <w:rPr>
+                <w:rFonts w:eastAsia="Courier New" w:cs="Courier New" w:ascii="Courier New" w:hAnsi="Courier New"/>
+                <w:sz w:val="17"/>
+                <w:szCs w:val="17"/>
+              </w:rPr>
+              <w:t xml:space="preserve"> </w:t>
+            </w:r>
+          </w:p>
+          <w:p>
+            <w:pPr>
+              <w:pStyle w:val="Normal"/>
+              <w:spacing w:lineRule="exact" w:line="228" w:before="0" w:after="0"/>
+              <w:rPr/>
+            </w:pPr>
+            <w:r>
+              <w:rPr>
+                <w:rFonts w:eastAsia="Courier New" w:cs="Courier New" w:ascii="Courier New" w:hAnsi="Courier New"/>
+                <w:sz w:val="17"/>
+                <w:szCs w:val="17"/>
+              </w:rPr>
+              <w:t>say 'Before 1970:'</w:t>
+            </w:r>
+          </w:p>
+          <w:p>
+            <w:pPr>
+              <w:pStyle w:val="Normal"/>
+              <w:spacing w:lineRule="exact" w:line="228" w:before="0" w:after="0"/>
+              <w:rPr/>
+            </w:pPr>
+            <w:r>
+              <w:rPr>
+                <w:rFonts w:eastAsia="Courier New" w:cs="Courier New" w:ascii="Courier New" w:hAnsi="Courier New"/>
+                <w:sz w:val="17"/>
+                <w:szCs w:val="17"/>
+              </w:rPr>
+              <w:t>books~select({ :b | b['year'] &lt; 1970 })~do({ use arg b; call show b })</w:t>
+            </w:r>
+          </w:p>
+          <w:p>
+            <w:pPr>
+              <w:pStyle w:val="Normal"/>
+              <w:spacing w:lineRule="exact" w:line="228" w:before="0" w:after="0"/>
+              <w:rPr/>
+            </w:pPr>
+            <w:r>
+              <w:rPr>
+                <w:rFonts w:eastAsia="Courier New" w:cs="Courier New" w:ascii="Courier New" w:hAnsi="Courier New"/>
+                <w:sz w:val="17"/>
+                <w:szCs w:val="17"/>
+              </w:rPr>
+              <w:t xml:space="preserve"> </w:t>
+            </w:r>
+          </w:p>
+          <w:p>
+            <w:pPr>
+              <w:pStyle w:val="Normal"/>
+              <w:spacing w:lineRule="exact" w:line="228" w:before="0" w:after="0"/>
+              <w:rPr/>
+            </w:pPr>
+            <w:r>
+              <w:rPr>
+                <w:rFonts w:eastAsia="Courier New" w:cs="Courier New" w:ascii="Courier New" w:hAnsi="Courier New"/>
+                <w:sz w:val="17"/>
+                <w:szCs w:val="17"/>
+              </w:rPr>
+              <w:t>say 'Titles:    ' books~collect({ :b | b['title'] })~makestring('line', ', ')</w:t>
+            </w:r>
+          </w:p>
+          <w:p>
+            <w:pPr>
+              <w:pStyle w:val="Normal"/>
+              <w:spacing w:lineRule="exact" w:line="228" w:before="0" w:after="0"/>
+              <w:rPr/>
+            </w:pPr>
+            <w:r>
+              <w:rPr>
+                <w:rFonts w:eastAsia="Courier New" w:cs="Courier New" w:ascii="Courier New" w:hAnsi="Courier New"/>
+                <w:sz w:val="17"/>
+                <w:szCs w:val="17"/>
+              </w:rPr>
+              <w:t>say 'Pages:     ' books~inject(0, { :sum :b | sum + b['pages'] })</w:t>
+            </w:r>
+          </w:p>
+          <w:p>
+            <w:pPr>
+              <w:pStyle w:val="Normal"/>
+              <w:spacing w:lineRule="exact" w:line="228" w:before="0" w:after="0"/>
+              <w:rPr/>
+            </w:pPr>
+            <w:r>
+              <w:rPr>
+                <w:rFonts w:eastAsia="Courier New" w:cs="Courier New" w:ascii="Courier New" w:hAnsi="Courier New"/>
+                <w:sz w:val="17"/>
+                <w:szCs w:val="17"/>
+              </w:rPr>
+              <w:t>say 'Long ones: ' books~count({ :b | b['pages'] &gt; 400 })</w:t>
+            </w:r>
+          </w:p>
+          <w:p>
+            <w:pPr>
+              <w:pStyle w:val="Normal"/>
+              <w:spacing w:lineRule="exact" w:line="228" w:before="0" w:after="0"/>
+              <w:rPr/>
+            </w:pPr>
+            <w:r>
+              <w:rPr>
+                <w:rFonts w:eastAsia="Courier New" w:cs="Courier New" w:ascii="Courier New" w:hAnsi="Courier New"/>
+                <w:sz w:val="17"/>
+                <w:szCs w:val="17"/>
+              </w:rPr>
+              <w:t>say 'Any by Lem?' books~anySatisfy({ :b | b['author'] = 'Lem' })</w:t>
+            </w:r>
+          </w:p>
+          <w:p>
+            <w:pPr>
+              <w:pStyle w:val="Normal"/>
+              <w:spacing w:lineRule="exact" w:line="228" w:before="0" w:after="0"/>
+              <w:rPr/>
+            </w:pPr>
+            <w:r>
+              <w:rPr>
+                <w:rFonts w:eastAsia="Courier New" w:cs="Courier New" w:ascii="Courier New" w:hAnsi="Courier New"/>
+                <w:sz w:val="17"/>
+                <w:szCs w:val="17"/>
+              </w:rPr>
+              <w:t>first = books~detect({ :b | b['year'] &gt; 1980 })</w:t>
+            </w:r>
+          </w:p>
+          <w:p>
+            <w:pPr>
+              <w:pStyle w:val="Normal"/>
+              <w:spacing w:lineRule="exact" w:line="228" w:before="0" w:after="0"/>
+              <w:rPr/>
+            </w:pPr>
+            <w:r>
+              <w:rPr>
+                <w:rFonts w:eastAsia="Courier New" w:cs="Courier New" w:ascii="Courier New" w:hAnsi="Courier New"/>
+                <w:sz w:val="17"/>
+                <w:szCs w:val="17"/>
+              </w:rPr>
+              <w:t>say 'First after 1980:' first['title']</w:t>
+            </w:r>
+          </w:p>
+          <w:p>
+            <w:pPr>
+              <w:pStyle w:val="Normal"/>
+              <w:spacing w:lineRule="exact" w:line="228" w:before="0" w:after="0"/>
+              <w:rPr/>
+            </w:pPr>
+            <w:r>
+              <w:rPr>
+                <w:rFonts w:eastAsia="Courier New" w:cs="Courier New" w:ascii="Courier New" w:hAnsi="Courier New"/>
+                <w:sz w:val="17"/>
+                <w:szCs w:val="17"/>
+              </w:rPr>
+              <w:t xml:space="preserve"> </w:t>
+            </w:r>
+          </w:p>
+          <w:p>
+            <w:pPr>
+              <w:pStyle w:val="Normal"/>
+              <w:spacing w:lineRule="exact" w:line="228" w:before="0" w:after="0"/>
+              <w:rPr/>
+            </w:pPr>
+            <w:r>
+              <w:rPr>
+                <w:rFonts w:eastAsia="Courier New" w:cs="Courier New" w:ascii="Courier New" w:hAnsi="Courier New"/>
+                <w:sz w:val="17"/>
+                <w:szCs w:val="17"/>
+              </w:rPr>
+              <w:t>limit = 260                                  /* blocks see this variable */</w:t>
+            </w:r>
+          </w:p>
+          <w:p>
+            <w:pPr>
+              <w:pStyle w:val="Normal"/>
+              <w:spacing w:lineRule="exact" w:line="228" w:before="0" w:after="0"/>
+              <w:rPr/>
+            </w:pPr>
+            <w:r>
+              <w:rPr>
+                <w:rFonts w:eastAsia="Courier New" w:cs="Courier New" w:ascii="Courier New" w:hAnsi="Courier New"/>
+                <w:sz w:val="17"/>
+                <w:szCs w:val="17"/>
+              </w:rPr>
+              <w:t>short = books~reject({ :b | b['pages'] &gt; limit })</w:t>
+            </w:r>
+          </w:p>
+          <w:p>
+            <w:pPr>
+              <w:pStyle w:val="Normal"/>
+              <w:spacing w:lineRule="exact" w:line="228" w:before="0" w:after="0"/>
+              <w:rPr/>
+            </w:pPr>
+            <w:r>
+              <w:rPr>
+                <w:rFonts w:eastAsia="Courier New" w:cs="Courier New" w:ascii="Courier New" w:hAnsi="Courier New"/>
+                <w:sz w:val="17"/>
+                <w:szCs w:val="17"/>
+              </w:rPr>
+              <w:t>say 'Short:     ' short~collect({ :b | b['title'] })~makestring('line', ', ')</w:t>
+            </w:r>
+          </w:p>
+          <w:p>
+            <w:pPr>
+              <w:pStyle w:val="Normal"/>
+              <w:spacing w:lineRule="exact" w:line="228" w:before="0" w:after="0"/>
+              <w:rPr/>
+            </w:pPr>
+            <w:r>
+              <w:rPr>
+                <w:rFonts w:eastAsia="Courier New" w:cs="Courier New" w:ascii="Courier New" w:hAnsi="Courier New"/>
+                <w:sz w:val="17"/>
+                <w:szCs w:val="17"/>
+              </w:rPr>
+              <w:t xml:space="preserve"> </w:t>
+            </w:r>
+          </w:p>
+          <w:p>
+            <w:pPr>
+              <w:pStyle w:val="Normal"/>
+              <w:spacing w:lineRule="exact" w:line="228" w:before="0" w:after="0"/>
+              <w:rPr/>
+            </w:pPr>
+            <w:r>
+              <w:rPr>
+                <w:rFonts w:eastAsia="Courier New" w:cs="Courier New" w:ascii="Courier New" w:hAnsi="Courier New"/>
+                <w:sz w:val="17"/>
+                <w:szCs w:val="17"/>
+              </w:rPr>
+              <w:t>say 'By year:'</w:t>
+            </w:r>
+          </w:p>
+          <w:p>
+            <w:pPr>
+              <w:pStyle w:val="Normal"/>
+              <w:spacing w:lineRule="exact" w:line="228" w:before="0" w:after="0"/>
+              <w:rPr/>
+            </w:pPr>
+            <w:r>
+              <w:rPr>
+                <w:rFonts w:eastAsia="Courier New" w:cs="Courier New" w:ascii="Courier New" w:hAnsi="Courier New"/>
+                <w:sz w:val="17"/>
+                <w:szCs w:val="17"/>
+              </w:rPr>
+              <w:t>books~sortWith({ :a :b | a['year'] &lt;= b['year'] })~do({ use arg b; call show b })</w:t>
+            </w:r>
+          </w:p>
+          <w:p>
+            <w:pPr>
+              <w:pStyle w:val="Normal"/>
+              <w:spacing w:lineRule="exact" w:line="228" w:before="0" w:after="0"/>
+              <w:rPr/>
+            </w:pPr>
+            <w:r>
+              <w:rPr>
+                <w:rFonts w:eastAsia="Courier New" w:cs="Courier New" w:ascii="Courier New" w:hAnsi="Courier New"/>
+                <w:sz w:val="17"/>
+                <w:szCs w:val="17"/>
+              </w:rPr>
+              <w:t xml:space="preserve"> </w:t>
+            </w:r>
+          </w:p>
+          <w:p>
+            <w:pPr>
+              <w:pStyle w:val="Normal"/>
+              <w:spacing w:lineRule="exact" w:line="228" w:before="0" w:after="0"/>
+              <w:rPr/>
+            </w:pPr>
+            <w:r>
+              <w:rPr>
+                <w:rFonts w:eastAsia="Courier New" w:cs="Courier New" w:ascii="Courier New" w:hAnsi="Courier New"/>
+                <w:sz w:val="17"/>
+                <w:szCs w:val="17"/>
+              </w:rPr>
+              <w:t>/* a block that keeps its own state: a counter made by a routine */</w:t>
+            </w:r>
+          </w:p>
+          <w:p>
+            <w:pPr>
+              <w:pStyle w:val="Normal"/>
+              <w:spacing w:lineRule="exact" w:line="228" w:before="0" w:after="0"/>
+              <w:rPr/>
+            </w:pPr>
+            <w:r>
+              <w:rPr>
+                <w:rFonts w:eastAsia="Courier New" w:cs="Courier New" w:ascii="Courier New" w:hAnsi="Courier New"/>
+                <w:sz w:val="17"/>
+                <w:szCs w:val="17"/>
+              </w:rPr>
+              <w:t>next = counter(100)</w:t>
+            </w:r>
+          </w:p>
+          <w:p>
+            <w:pPr>
+              <w:pStyle w:val="Normal"/>
+              <w:spacing w:lineRule="exact" w:line="228" w:before="0" w:after="0"/>
+              <w:rPr/>
+            </w:pPr>
+            <w:r>
+              <w:rPr>
+                <w:rFonts w:eastAsia="Courier New" w:cs="Courier New" w:ascii="Courier New" w:hAnsi="Courier New"/>
+                <w:sz w:val="17"/>
+                <w:szCs w:val="17"/>
+              </w:rPr>
+              <w:t>say 'Tickets:   ' next~call next~call next~call</w:t>
+            </w:r>
+          </w:p>
+          <w:p>
+            <w:pPr>
+              <w:pStyle w:val="Normal"/>
+              <w:spacing w:lineRule="exact" w:line="228" w:before="0" w:after="0"/>
+              <w:rPr/>
+            </w:pPr>
+            <w:r>
+              <w:rPr>
+                <w:rFonts w:eastAsia="Courier New" w:cs="Courier New" w:ascii="Courier New" w:hAnsi="Courier New"/>
+                <w:sz w:val="17"/>
+                <w:szCs w:val="17"/>
+              </w:rPr>
+              <w:t xml:space="preserve"> </w:t>
+            </w:r>
+          </w:p>
+          <w:p>
+            <w:pPr>
+              <w:pStyle w:val="Normal"/>
+              <w:spacing w:lineRule="exact" w:line="228" w:before="0" w:after="0"/>
+              <w:rPr/>
+            </w:pPr>
+            <w:r>
+              <w:rPr>
+                <w:rFonts w:eastAsia="Courier New" w:cs="Courier New" w:ascii="Courier New" w:hAnsi="Courier New"/>
+                <w:sz w:val="17"/>
+                <w:szCs w:val="17"/>
+              </w:rPr>
+              <w:t>/* the long form, with several clauses */</w:t>
+            </w:r>
+          </w:p>
+          <w:p>
+            <w:pPr>
+              <w:pStyle w:val="Normal"/>
+              <w:spacing w:lineRule="exact" w:line="228" w:before="0" w:after="0"/>
+              <w:rPr/>
+            </w:pPr>
+            <w:r>
+              <w:rPr>
+                <w:rFonts w:eastAsia="Courier New" w:cs="Courier New" w:ascii="Courier New" w:hAnsi="Courier New"/>
+                <w:sz w:val="17"/>
+                <w:szCs w:val="17"/>
+              </w:rPr>
+              <w:t>stats = { use arg list</w:t>
+            </w:r>
+          </w:p>
+          <w:p>
+            <w:pPr>
+              <w:pStyle w:val="Normal"/>
+              <w:spacing w:lineRule="exact" w:line="228" w:before="0" w:after="0"/>
+              <w:rPr/>
+            </w:pPr>
+            <w:r>
+              <w:rPr>
+                <w:rFonts w:eastAsia="Courier New" w:cs="Courier New" w:ascii="Courier New" w:hAnsi="Courier New"/>
+                <w:sz w:val="17"/>
+                <w:szCs w:val="17"/>
+              </w:rPr>
+              <w:t xml:space="preserve">          </w:t>
+            </w:r>
+            <w:r>
+              <w:rPr>
+                <w:rFonts w:eastAsia="Courier New" w:cs="Courier New" w:ascii="Courier New" w:hAnsi="Courier New"/>
+                <w:sz w:val="17"/>
+                <w:szCs w:val="17"/>
+              </w:rPr>
+              <w:t>total = list~inject(0, { :s :x | s + x })</w:t>
+            </w:r>
+          </w:p>
+          <w:p>
+            <w:pPr>
+              <w:pStyle w:val="Normal"/>
+              <w:spacing w:lineRule="exact" w:line="228" w:before="0" w:after="0"/>
+              <w:rPr/>
+            </w:pPr>
+            <w:r>
+              <w:rPr>
+                <w:rFonts w:eastAsia="Courier New" w:cs="Courier New" w:ascii="Courier New" w:hAnsi="Courier New"/>
+                <w:sz w:val="17"/>
+                <w:szCs w:val="17"/>
+              </w:rPr>
+              <w:t xml:space="preserve">          </w:t>
+            </w:r>
+            <w:r>
+              <w:rPr>
+                <w:rFonts w:eastAsia="Courier New" w:cs="Courier New" w:ascii="Courier New" w:hAnsi="Courier New"/>
+                <w:sz w:val="17"/>
+                <w:szCs w:val="17"/>
+              </w:rPr>
+              <w:t>return 'n='list~items 'mean='format(total / list~items, , 1) }</w:t>
+            </w:r>
+          </w:p>
+          <w:p>
+            <w:pPr>
+              <w:pStyle w:val="Normal"/>
+              <w:spacing w:lineRule="exact" w:line="228" w:before="0" w:after="0"/>
+              <w:rPr/>
+            </w:pPr>
+            <w:r>
+              <w:rPr>
+                <w:rFonts w:eastAsia="Courier New" w:cs="Courier New" w:ascii="Courier New" w:hAnsi="Courier New"/>
+                <w:sz w:val="17"/>
+                <w:szCs w:val="17"/>
+              </w:rPr>
+              <w:t>say 'Stats:     ' stats~call(books~collect({ :b | b['pages'] }))</w:t>
+            </w:r>
+          </w:p>
+          <w:p>
+            <w:pPr>
+              <w:pStyle w:val="Normal"/>
+              <w:spacing w:lineRule="exact" w:line="228" w:before="0" w:after="0"/>
+              <w:rPr/>
+            </w:pPr>
+            <w:r>
+              <w:rPr>
+                <w:rFonts w:eastAsia="Courier New" w:cs="Courier New" w:ascii="Courier New" w:hAnsi="Courier New"/>
+                <w:sz w:val="17"/>
+                <w:szCs w:val="17"/>
+              </w:rPr>
+              <w:t>exit</w:t>
+            </w:r>
+          </w:p>
+          <w:p>
+            <w:pPr>
+              <w:pStyle w:val="Normal"/>
+              <w:spacing w:lineRule="exact" w:line="228" w:before="0" w:after="0"/>
+              <w:rPr/>
+            </w:pPr>
+            <w:r>
+              <w:rPr>
+                <w:rFonts w:eastAsia="Courier New" w:cs="Courier New" w:ascii="Courier New" w:hAnsi="Courier New"/>
+                <w:sz w:val="17"/>
+                <w:szCs w:val="17"/>
+              </w:rPr>
+              <w:t xml:space="preserve"> </w:t>
+            </w:r>
+          </w:p>
+          <w:p>
+            <w:pPr>
+              <w:pStyle w:val="Normal"/>
+              <w:spacing w:lineRule="exact" w:line="228" w:before="0" w:after="0"/>
+              <w:rPr/>
+            </w:pPr>
+            <w:r>
+              <w:rPr>
+                <w:rFonts w:eastAsia="Courier New" w:cs="Courier New" w:ascii="Courier New" w:hAnsi="Courier New"/>
+                <w:sz w:val="17"/>
+                <w:szCs w:val="17"/>
+              </w:rPr>
+              <w:t>book: procedure expose books</w:t>
+            </w:r>
+          </w:p>
+          <w:p>
+            <w:pPr>
+              <w:pStyle w:val="Normal"/>
+              <w:spacing w:lineRule="exact" w:line="228" w:before="0" w:after="0"/>
+              <w:rPr/>
+            </w:pPr>
+            <w:r>
+              <w:rPr>
+                <w:rFonts w:eastAsia="Courier New" w:cs="Courier New" w:ascii="Courier New" w:hAnsi="Courier New"/>
+                <w:sz w:val="17"/>
+                <w:szCs w:val="17"/>
+              </w:rPr>
+              <w:t xml:space="preserve">  </w:t>
+            </w:r>
+            <w:r>
+              <w:rPr>
+                <w:rFonts w:eastAsia="Courier New" w:cs="Courier New" w:ascii="Courier New" w:hAnsi="Courier New"/>
+                <w:sz w:val="17"/>
+                <w:szCs w:val="17"/>
+              </w:rPr>
+              <w:t>d = .directory~new</w:t>
+            </w:r>
+          </w:p>
+          <w:p>
+            <w:pPr>
+              <w:pStyle w:val="Normal"/>
+              <w:spacing w:lineRule="exact" w:line="228" w:before="0" w:after="0"/>
+              <w:rPr/>
+            </w:pPr>
+            <w:r>
+              <w:rPr>
+                <w:rFonts w:eastAsia="Courier New" w:cs="Courier New" w:ascii="Courier New" w:hAnsi="Courier New"/>
+                <w:sz w:val="17"/>
+                <w:szCs w:val="17"/>
+              </w:rPr>
+              <w:t xml:space="preserve">  </w:t>
+            </w:r>
+            <w:r>
+              <w:rPr>
+                <w:rFonts w:eastAsia="Courier New" w:cs="Courier New" w:ascii="Courier New" w:hAnsi="Courier New"/>
+                <w:sz w:val="17"/>
+                <w:szCs w:val="17"/>
+              </w:rPr>
+              <w:t>d['title'] = arg(1); d['author'] = arg(2); d['year'] = arg(3); d['pages'] = arg(4)</w:t>
+            </w:r>
+          </w:p>
+          <w:p>
+            <w:pPr>
+              <w:pStyle w:val="Normal"/>
+              <w:spacing w:lineRule="exact" w:line="228" w:before="0" w:after="0"/>
+              <w:rPr/>
+            </w:pPr>
+            <w:r>
+              <w:rPr>
+                <w:rFonts w:eastAsia="Courier New" w:cs="Courier New" w:ascii="Courier New" w:hAnsi="Courier New"/>
+                <w:sz w:val="17"/>
+                <w:szCs w:val="17"/>
+              </w:rPr>
+              <w:t xml:space="preserve">  </w:t>
+            </w:r>
+            <w:r>
+              <w:rPr>
+                <w:rFonts w:eastAsia="Courier New" w:cs="Courier New" w:ascii="Courier New" w:hAnsi="Courier New"/>
+                <w:sz w:val="17"/>
+                <w:szCs w:val="17"/>
+              </w:rPr>
+              <w:t>books~append(d)</w:t>
+            </w:r>
+          </w:p>
+          <w:p>
+            <w:pPr>
+              <w:pStyle w:val="Normal"/>
+              <w:spacing w:lineRule="exact" w:line="228" w:before="0" w:after="0"/>
+              <w:rPr/>
+            </w:pPr>
+            <w:r>
+              <w:rPr>
+                <w:rFonts w:eastAsia="Courier New" w:cs="Courier New" w:ascii="Courier New" w:hAnsi="Courier New"/>
+                <w:sz w:val="17"/>
+                <w:szCs w:val="17"/>
+              </w:rPr>
+              <w:t xml:space="preserve">  </w:t>
+            </w:r>
+            <w:r>
+              <w:rPr>
+                <w:rFonts w:eastAsia="Courier New" w:cs="Courier New" w:ascii="Courier New" w:hAnsi="Courier New"/>
+                <w:sz w:val="17"/>
+                <w:szCs w:val="17"/>
+              </w:rPr>
+              <w:t>return</w:t>
+            </w:r>
+          </w:p>
+          <w:p>
+            <w:pPr>
+              <w:pStyle w:val="Normal"/>
+              <w:spacing w:lineRule="exact" w:line="228" w:before="0" w:after="0"/>
+              <w:rPr/>
+            </w:pPr>
+            <w:r>
+              <w:rPr>
+                <w:rFonts w:eastAsia="Courier New" w:cs="Courier New" w:ascii="Courier New" w:hAnsi="Courier New"/>
+                <w:sz w:val="17"/>
+                <w:szCs w:val="17"/>
+              </w:rPr>
+              <w:t xml:space="preserve"> </w:t>
+            </w:r>
+          </w:p>
+          <w:p>
+            <w:pPr>
+              <w:pStyle w:val="Normal"/>
+              <w:spacing w:lineRule="exact" w:line="228" w:before="0" w:after="0"/>
+              <w:rPr/>
+            </w:pPr>
+            <w:r>
+              <w:rPr>
+                <w:rFonts w:eastAsia="Courier New" w:cs="Courier New" w:ascii="Courier New" w:hAnsi="Courier New"/>
+                <w:sz w:val="17"/>
+                <w:szCs w:val="17"/>
+              </w:rPr>
+              <w:t>show: procedure</w:t>
+            </w:r>
+          </w:p>
+          <w:p>
+            <w:pPr>
+              <w:pStyle w:val="Normal"/>
+              <w:spacing w:lineRule="exact" w:line="228" w:before="0" w:after="0"/>
+              <w:rPr/>
+            </w:pPr>
+            <w:r>
+              <w:rPr>
+                <w:rFonts w:eastAsia="Courier New" w:cs="Courier New" w:ascii="Courier New" w:hAnsi="Courier New"/>
+                <w:sz w:val="17"/>
+                <w:szCs w:val="17"/>
+              </w:rPr>
+              <w:t xml:space="preserve">  </w:t>
+            </w:r>
+            <w:r>
+              <w:rPr>
+                <w:rFonts w:eastAsia="Courier New" w:cs="Courier New" w:ascii="Courier New" w:hAnsi="Courier New"/>
+                <w:sz w:val="17"/>
+                <w:szCs w:val="17"/>
+              </w:rPr>
+              <w:t>use arg b</w:t>
+            </w:r>
+          </w:p>
+          <w:p>
+            <w:pPr>
+              <w:pStyle w:val="Normal"/>
+              <w:spacing w:lineRule="exact" w:line="228" w:before="0" w:after="0"/>
+              <w:rPr/>
+            </w:pPr>
+            <w:r>
+              <w:rPr>
+                <w:rFonts w:eastAsia="Courier New" w:cs="Courier New" w:ascii="Courier New" w:hAnsi="Courier New"/>
+                <w:sz w:val="17"/>
+                <w:szCs w:val="17"/>
+              </w:rPr>
+              <w:t xml:space="preserve">  </w:t>
+            </w:r>
+            <w:r>
+              <w:rPr>
+                <w:rFonts w:eastAsia="Courier New" w:cs="Courier New" w:ascii="Courier New" w:hAnsi="Courier New"/>
+                <w:sz w:val="17"/>
+                <w:szCs w:val="17"/>
+              </w:rPr>
+              <w:t>say '  ' left(b['title'], 12) left(b['author'], 8) b['year']</w:t>
+            </w:r>
+          </w:p>
+          <w:p>
+            <w:pPr>
+              <w:pStyle w:val="Normal"/>
+              <w:spacing w:lineRule="exact" w:line="228" w:before="0" w:after="0"/>
+              <w:rPr/>
+            </w:pPr>
+            <w:r>
+              <w:rPr>
+                <w:rFonts w:eastAsia="Courier New" w:cs="Courier New" w:ascii="Courier New" w:hAnsi="Courier New"/>
+                <w:sz w:val="17"/>
+                <w:szCs w:val="17"/>
+              </w:rPr>
+              <w:t xml:space="preserve">  </w:t>
+            </w:r>
+            <w:r>
+              <w:rPr>
+                <w:rFonts w:eastAsia="Courier New" w:cs="Courier New" w:ascii="Courier New" w:hAnsi="Courier New"/>
+                <w:sz w:val="17"/>
+                <w:szCs w:val="17"/>
+              </w:rPr>
+              <w:t>return</w:t>
+            </w:r>
+          </w:p>
+          <w:p>
+            <w:pPr>
+              <w:pStyle w:val="Normal"/>
+              <w:spacing w:lineRule="exact" w:line="228" w:before="0" w:after="0"/>
+              <w:rPr/>
+            </w:pPr>
+            <w:r>
+              <w:rPr>
+                <w:rFonts w:eastAsia="Courier New" w:cs="Courier New" w:ascii="Courier New" w:hAnsi="Courier New"/>
+                <w:sz w:val="17"/>
+                <w:szCs w:val="17"/>
+              </w:rPr>
+              <w:t xml:space="preserve"> </w:t>
+            </w:r>
+          </w:p>
+          <w:p>
+            <w:pPr>
+              <w:pStyle w:val="Normal"/>
+              <w:spacing w:lineRule="exact" w:line="228" w:before="0" w:after="0"/>
+              <w:rPr/>
+            </w:pPr>
+            <w:r>
+              <w:rPr>
+                <w:rFonts w:eastAsia="Courier New" w:cs="Courier New" w:ascii="Courier New" w:hAnsi="Courier New"/>
+                <w:sz w:val="17"/>
+                <w:szCs w:val="17"/>
+              </w:rPr>
+              <w:t>counter: procedure</w:t>
+            </w:r>
+          </w:p>
+          <w:p>
+            <w:pPr>
+              <w:pStyle w:val="Normal"/>
+              <w:spacing w:lineRule="exact" w:line="228" w:before="0" w:after="0"/>
+              <w:rPr/>
+            </w:pPr>
+            <w:r>
+              <w:rPr>
+                <w:rFonts w:eastAsia="Courier New" w:cs="Courier New" w:ascii="Courier New" w:hAnsi="Courier New"/>
+                <w:sz w:val="17"/>
+                <w:szCs w:val="17"/>
+              </w:rPr>
+              <w:t xml:space="preserve">  </w:t>
+            </w:r>
+            <w:r>
+              <w:rPr>
+                <w:rFonts w:eastAsia="Courier New" w:cs="Courier New" w:ascii="Courier New" w:hAnsi="Courier New"/>
+                <w:sz w:val="17"/>
+                <w:szCs w:val="17"/>
+              </w:rPr>
+              <w:t>use arg n</w:t>
+            </w:r>
+          </w:p>
+          <w:p>
+            <w:pPr>
+              <w:pStyle w:val="Normal"/>
+              <w:spacing w:lineRule="exact" w:line="228" w:before="0" w:after="0"/>
+              <w:rPr/>
+            </w:pPr>
+            <w:r>
+              <w:rPr>
+                <w:rFonts w:eastAsia="Courier New" w:cs="Courier New" w:ascii="Courier New" w:hAnsi="Courier New"/>
+                <w:sz w:val="17"/>
+                <w:szCs w:val="17"/>
+              </w:rPr>
+              <w:t xml:space="preserve">  </w:t>
+            </w:r>
+            <w:r>
+              <w:rPr>
+                <w:rFonts w:eastAsia="Courier New" w:cs="Courier New" w:ascii="Courier New" w:hAnsi="Courier New"/>
+                <w:sz w:val="17"/>
+                <w:szCs w:val="17"/>
+              </w:rPr>
+              <w:t>return { n = n + 1; return n }</w:t>
+            </w:r>
+          </w:p>
+        </w:tc>
+      </w:tr>
+    </w:tbl>
+    <w:p>
+      <w:pPr>
+        <w:pStyle w:val="Normal"/>
+        <w:spacing w:before="80" w:after="200"/>
+        <w:rPr/>
+      </w:pPr>
+      <w:r>
+        <w:rPr>
+          <w:rFonts w:eastAsia="Arial" w:cs="Arial" w:ascii="Arial" w:hAnsi="Arial"/>
+          <w:b/>
+          <w:bCs/>
+          <w:sz w:val="18"/>
+          <w:szCs w:val="18"/>
+        </w:rPr>
+        <w:t xml:space="preserve">Figure 60. </w:t>
+      </w:r>
+      <w:r>
+        <w:rPr>
+          <w:rFonts w:eastAsia="Arial" w:cs="Arial" w:ascii="Arial" w:hAnsi="Arial"/>
+          <w:sz w:val="18"/>
+          <w:szCs w:val="18"/>
+        </w:rPr>
+        <w:t>11_blocks.rexx</w:t>
+      </w:r>
+    </w:p>
+    <w:tbl>
+      <w:tblPr>
+        <w:tblW w:w="9638" w:type="dxa"/>
+        <w:jc w:val="left"/>
+        <w:tblInd w:w="0" w:type="dxa"/>
+        <w:tblLayout w:type="fixed"/>
+        <w:tblCellMar>
+          <w:top w:w="100" w:type="dxa"/>
+          <w:left w:w="140" w:type="dxa"/>
+          <w:bottom w:w="100" w:type="dxa"/>
+          <w:right w:w="140" w:type="dxa"/>
+        </w:tblCellMar>
+      </w:tblPr>
+      <w:tblGrid>
+        <w:gridCol w:w="9638"/>
+      </w:tblGrid>
+      <w:tr>
+        <w:trPr/>
+        <w:tc>
+          <w:tcPr>
+            <w:tcW w:w="9638" w:type="dxa"/>
+            <w:tcBorders>
+              <w:top w:val="single" w:sz="4" w:space="0" w:color="000000"/>
+              <w:left w:val="single" w:sz="4" w:space="0" w:color="000000"/>
+              <w:bottom w:val="single" w:sz="4" w:space="0" w:color="000000"/>
+              <w:right w:val="single" w:sz="4" w:space="0" w:color="000000"/>
+            </w:tcBorders>
+            <w:shd w:color="auto" w:fill="F2F2F2" w:val="clear"/>
+          </w:tcPr>
+          <w:p>
+            <w:pPr>
+              <w:pStyle w:val="Normal"/>
+              <w:spacing w:lineRule="exact" w:line="228" w:before="0" w:after="0"/>
+              <w:rPr/>
+            </w:pPr>
+            <w:r>
+              <w:rPr>
+                <w:rFonts w:eastAsia="Courier New" w:cs="Courier New" w:ascii="Courier New" w:hAnsi="Courier New"/>
+                <w:sz w:val="17"/>
+                <w:szCs w:val="17"/>
+              </w:rPr>
+              <w:t>rexx 11_blocks.rexx</w:t>
+            </w:r>
+          </w:p>
+          <w:p>
+            <w:pPr>
+              <w:pStyle w:val="Normal"/>
+              <w:spacing w:lineRule="exact" w:line="228" w:before="0" w:after="0"/>
+              <w:rPr/>
+            </w:pPr>
+            <w:r>
+              <w:rPr>
+                <w:rFonts w:eastAsia="Courier New" w:cs="Courier New" w:ascii="Courier New" w:hAnsi="Courier New"/>
+                <w:sz w:val="17"/>
+                <w:szCs w:val="17"/>
+              </w:rPr>
+              <w:t>Before 1970:</w:t>
+            </w:r>
+          </w:p>
+          <w:p>
+            <w:pPr>
+              <w:pStyle w:val="Normal"/>
+              <w:spacing w:lineRule="exact" w:line="228" w:before="0" w:after="0"/>
+              <w:rPr/>
+            </w:pPr>
+            <w:r>
+              <w:rPr>
+                <w:rFonts w:eastAsia="Courier New" w:cs="Courier New" w:ascii="Courier New" w:hAnsi="Courier New"/>
+                <w:sz w:val="17"/>
+                <w:szCs w:val="17"/>
+              </w:rPr>
+              <w:t xml:space="preserve">   </w:t>
+            </w:r>
+            <w:r>
+              <w:rPr>
+                <w:rFonts w:eastAsia="Courier New" w:cs="Courier New" w:ascii="Courier New" w:hAnsi="Courier New"/>
+                <w:sz w:val="17"/>
+                <w:szCs w:val="17"/>
+              </w:rPr>
+              <w:t>Dune         Herbert  1965</w:t>
+            </w:r>
+          </w:p>
+          <w:p>
+            <w:pPr>
+              <w:pStyle w:val="Normal"/>
+              <w:spacing w:lineRule="exact" w:line="228" w:before="0" w:after="0"/>
+              <w:rPr/>
+            </w:pPr>
+            <w:r>
+              <w:rPr>
+                <w:rFonts w:eastAsia="Courier New" w:cs="Courier New" w:ascii="Courier New" w:hAnsi="Courier New"/>
+                <w:sz w:val="17"/>
+                <w:szCs w:val="17"/>
+              </w:rPr>
+              <w:t xml:space="preserve">   </w:t>
+            </w:r>
+            <w:r>
+              <w:rPr>
+                <w:rFonts w:eastAsia="Courier New" w:cs="Courier New" w:ascii="Courier New" w:hAnsi="Courier New"/>
+                <w:sz w:val="17"/>
+                <w:szCs w:val="17"/>
+              </w:rPr>
+              <w:t>Foundation   Asimov   1951</w:t>
+            </w:r>
+          </w:p>
+          <w:p>
+            <w:pPr>
+              <w:pStyle w:val="Normal"/>
+              <w:spacing w:lineRule="exact" w:line="228" w:before="0" w:after="0"/>
+              <w:rPr/>
+            </w:pPr>
+            <w:r>
+              <w:rPr>
+                <w:rFonts w:eastAsia="Courier New" w:cs="Courier New" w:ascii="Courier New" w:hAnsi="Courier New"/>
+                <w:sz w:val="17"/>
+                <w:szCs w:val="17"/>
+              </w:rPr>
+              <w:t xml:space="preserve">   </w:t>
+            </w:r>
+            <w:r>
+              <w:rPr>
+                <w:rFonts w:eastAsia="Courier New" w:cs="Courier New" w:ascii="Courier New" w:hAnsi="Courier New"/>
+                <w:sz w:val="17"/>
+                <w:szCs w:val="17"/>
+              </w:rPr>
+              <w:t>Solaris      Lem      1961</w:t>
+            </w:r>
+          </w:p>
+          <w:p>
+            <w:pPr>
+              <w:pStyle w:val="Normal"/>
+              <w:spacing w:lineRule="exact" w:line="228" w:before="0" w:after="0"/>
+              <w:rPr/>
+            </w:pPr>
+            <w:r>
+              <w:rPr>
+                <w:rFonts w:eastAsia="Courier New" w:cs="Courier New" w:ascii="Courier New" w:hAnsi="Courier New"/>
+                <w:sz w:val="17"/>
+                <w:szCs w:val="17"/>
+              </w:rPr>
+              <w:t>Titles:     Dune, Neuromancer, Foundation, Hyperion, Solaris</w:t>
+            </w:r>
+          </w:p>
+          <w:p>
+            <w:pPr>
+              <w:pStyle w:val="Normal"/>
+              <w:spacing w:lineRule="exact" w:line="228" w:before="0" w:after="0"/>
+              <w:rPr/>
+            </w:pPr>
+            <w:r>
+              <w:rPr>
+                <w:rFonts w:eastAsia="Courier New" w:cs="Courier New" w:ascii="Courier New" w:hAnsi="Courier New"/>
+                <w:sz w:val="17"/>
+                <w:szCs w:val="17"/>
+              </w:rPr>
+              <w:t>Pages:      1624</w:t>
+            </w:r>
+          </w:p>
+          <w:p>
+            <w:pPr>
+              <w:pStyle w:val="Normal"/>
+              <w:spacing w:lineRule="exact" w:line="228" w:before="0" w:after="0"/>
+              <w:rPr/>
+            </w:pPr>
+            <w:r>
+              <w:rPr>
+                <w:rFonts w:eastAsia="Courier New" w:cs="Courier New" w:ascii="Courier New" w:hAnsi="Courier New"/>
+                <w:sz w:val="17"/>
+                <w:szCs w:val="17"/>
+              </w:rPr>
+              <w:t>Long ones:  2</w:t>
+            </w:r>
+          </w:p>
+          <w:p>
+            <w:pPr>
+              <w:pStyle w:val="Normal"/>
+              <w:spacing w:lineRule="exact" w:line="228" w:before="0" w:after="0"/>
+              <w:rPr/>
+            </w:pPr>
+            <w:r>
+              <w:rPr>
+                <w:rFonts w:eastAsia="Courier New" w:cs="Courier New" w:ascii="Courier New" w:hAnsi="Courier New"/>
+                <w:sz w:val="17"/>
+                <w:szCs w:val="17"/>
+              </w:rPr>
+              <w:t>Any by Lem? 1</w:t>
+            </w:r>
+          </w:p>
+          <w:p>
+            <w:pPr>
+              <w:pStyle w:val="Normal"/>
+              <w:spacing w:lineRule="exact" w:line="228" w:before="0" w:after="0"/>
+              <w:rPr/>
+            </w:pPr>
+            <w:r>
+              <w:rPr>
+                <w:rFonts w:eastAsia="Courier New" w:cs="Courier New" w:ascii="Courier New" w:hAnsi="Courier New"/>
+                <w:sz w:val="17"/>
+                <w:szCs w:val="17"/>
+              </w:rPr>
+              <w:t>First after 1980: Neuromancer</w:t>
+            </w:r>
+          </w:p>
+          <w:p>
+            <w:pPr>
+              <w:pStyle w:val="Normal"/>
+              <w:spacing w:lineRule="exact" w:line="228" w:before="0" w:after="0"/>
+              <w:rPr/>
+            </w:pPr>
+            <w:r>
+              <w:rPr>
+                <w:rFonts w:eastAsia="Courier New" w:cs="Courier New" w:ascii="Courier New" w:hAnsi="Courier New"/>
+                <w:sz w:val="17"/>
+                <w:szCs w:val="17"/>
+              </w:rPr>
+              <w:t>Short:      Foundation, Solaris</w:t>
+            </w:r>
+          </w:p>
+          <w:p>
+            <w:pPr>
+              <w:pStyle w:val="Normal"/>
+              <w:spacing w:lineRule="exact" w:line="228" w:before="0" w:after="0"/>
+              <w:rPr/>
+            </w:pPr>
+            <w:r>
+              <w:rPr>
+                <w:rFonts w:eastAsia="Courier New" w:cs="Courier New" w:ascii="Courier New" w:hAnsi="Courier New"/>
+                <w:sz w:val="17"/>
+                <w:szCs w:val="17"/>
+              </w:rPr>
+              <w:t>By year:</w:t>
+            </w:r>
+          </w:p>
+          <w:p>
+            <w:pPr>
+              <w:pStyle w:val="Normal"/>
+              <w:spacing w:lineRule="exact" w:line="228" w:before="0" w:after="0"/>
+              <w:rPr/>
+            </w:pPr>
+            <w:r>
+              <w:rPr>
+                <w:rFonts w:eastAsia="Courier New" w:cs="Courier New" w:ascii="Courier New" w:hAnsi="Courier New"/>
+                <w:sz w:val="17"/>
+                <w:szCs w:val="17"/>
+              </w:rPr>
+              <w:t xml:space="preserve">   </w:t>
+            </w:r>
+            <w:r>
+              <w:rPr>
+                <w:rFonts w:eastAsia="Courier New" w:cs="Courier New" w:ascii="Courier New" w:hAnsi="Courier New"/>
+                <w:sz w:val="17"/>
+                <w:szCs w:val="17"/>
+              </w:rPr>
+              <w:t>Foundation   Asimov   1951</w:t>
+            </w:r>
+          </w:p>
+          <w:p>
+            <w:pPr>
+              <w:pStyle w:val="Normal"/>
+              <w:spacing w:lineRule="exact" w:line="228" w:before="0" w:after="0"/>
+              <w:rPr/>
+            </w:pPr>
+            <w:r>
+              <w:rPr>
+                <w:rFonts w:eastAsia="Courier New" w:cs="Courier New" w:ascii="Courier New" w:hAnsi="Courier New"/>
+                <w:sz w:val="17"/>
+                <w:szCs w:val="17"/>
+              </w:rPr>
+              <w:t xml:space="preserve">   </w:t>
+            </w:r>
+            <w:r>
+              <w:rPr>
+                <w:rFonts w:eastAsia="Courier New" w:cs="Courier New" w:ascii="Courier New" w:hAnsi="Courier New"/>
+                <w:sz w:val="17"/>
+                <w:szCs w:val="17"/>
+              </w:rPr>
+              <w:t>Solaris      Lem      1961</w:t>
+            </w:r>
+          </w:p>
+          <w:p>
+            <w:pPr>
+              <w:pStyle w:val="Normal"/>
+              <w:spacing w:lineRule="exact" w:line="228" w:before="0" w:after="0"/>
+              <w:rPr/>
+            </w:pPr>
+            <w:r>
+              <w:rPr>
+                <w:rFonts w:eastAsia="Courier New" w:cs="Courier New" w:ascii="Courier New" w:hAnsi="Courier New"/>
+                <w:sz w:val="17"/>
+                <w:szCs w:val="17"/>
+              </w:rPr>
+              <w:t xml:space="preserve">   </w:t>
+            </w:r>
+            <w:r>
+              <w:rPr>
+                <w:rFonts w:eastAsia="Courier New" w:cs="Courier New" w:ascii="Courier New" w:hAnsi="Courier New"/>
+                <w:sz w:val="17"/>
+                <w:szCs w:val="17"/>
+              </w:rPr>
+              <w:t>Dune         Herbert  1965</w:t>
+            </w:r>
+          </w:p>
+          <w:p>
+            <w:pPr>
+              <w:pStyle w:val="Normal"/>
+              <w:spacing w:lineRule="exact" w:line="228" w:before="0" w:after="0"/>
+              <w:rPr/>
+            </w:pPr>
+            <w:r>
+              <w:rPr>
+                <w:rFonts w:eastAsia="Courier New" w:cs="Courier New" w:ascii="Courier New" w:hAnsi="Courier New"/>
+                <w:sz w:val="17"/>
+                <w:szCs w:val="17"/>
+              </w:rPr>
+              <w:t xml:space="preserve">   </w:t>
+            </w:r>
+            <w:r>
+              <w:rPr>
+                <w:rFonts w:eastAsia="Courier New" w:cs="Courier New" w:ascii="Courier New" w:hAnsi="Courier New"/>
+                <w:sz w:val="17"/>
+                <w:szCs w:val="17"/>
+              </w:rPr>
+              <w:t>Neuromancer  Gibson   1984</w:t>
+            </w:r>
+          </w:p>
+          <w:p>
+            <w:pPr>
+              <w:pStyle w:val="Normal"/>
+              <w:spacing w:lineRule="exact" w:line="228" w:before="0" w:after="0"/>
+              <w:rPr/>
+            </w:pPr>
+            <w:r>
+              <w:rPr>
+                <w:rFonts w:eastAsia="Courier New" w:cs="Courier New" w:ascii="Courier New" w:hAnsi="Courier New"/>
+                <w:sz w:val="17"/>
+                <w:szCs w:val="17"/>
+              </w:rPr>
+              <w:t xml:space="preserve">   </w:t>
+            </w:r>
+            <w:r>
+              <w:rPr>
+                <w:rFonts w:eastAsia="Courier New" w:cs="Courier New" w:ascii="Courier New" w:hAnsi="Courier New"/>
+                <w:sz w:val="17"/>
+                <w:szCs w:val="17"/>
+              </w:rPr>
+              <w:t>Hyperion     Simmons  1989</w:t>
+            </w:r>
+          </w:p>
+          <w:p>
+            <w:pPr>
+              <w:pStyle w:val="Normal"/>
+              <w:spacing w:lineRule="exact" w:line="228" w:before="0" w:after="0"/>
+              <w:rPr/>
+            </w:pPr>
+            <w:r>
+              <w:rPr>
+                <w:rFonts w:eastAsia="Courier New" w:cs="Courier New" w:ascii="Courier New" w:hAnsi="Courier New"/>
+                <w:sz w:val="17"/>
+                <w:szCs w:val="17"/>
+              </w:rPr>
+              <w:t>Tickets:    101 102 103</w:t>
+            </w:r>
+          </w:p>
+          <w:p>
+            <w:pPr>
+              <w:pStyle w:val="Normal"/>
+              <w:spacing w:lineRule="exact" w:line="228" w:before="0" w:after="0"/>
+              <w:rPr/>
+            </w:pPr>
+            <w:r>
+              <w:rPr>
+                <w:rFonts w:eastAsia="Courier New" w:cs="Courier New" w:ascii="Courier New" w:hAnsi="Courier New"/>
+                <w:sz w:val="17"/>
+                <w:szCs w:val="17"/>
+              </w:rPr>
+              <w:t>Stats:      n=5 mean=324.8</w:t>
+            </w:r>
+          </w:p>
+        </w:tc>
+      </w:tr>
+    </w:tbl>
+    <w:p>
+      <w:pPr>
+        <w:pStyle w:val="Normal"/>
+        <w:spacing w:before="80" w:after="200"/>
+        <w:rPr/>
+      </w:pPr>
+      <w:r>
+        <w:rPr>
+          <w:rFonts w:eastAsia="Arial" w:cs="Arial" w:ascii="Arial" w:hAnsi="Arial"/>
+          <w:b/>
+          <w:bCs/>
+          <w:sz w:val="18"/>
+          <w:szCs w:val="18"/>
+        </w:rPr>
+        <w:t xml:space="preserve">Figure 61. </w:t>
+      </w:r>
+      <w:r>
+        <w:rPr>
+          <w:rFonts w:eastAsia="Arial" w:cs="Arial" w:ascii="Arial" w:hAnsi="Arial"/>
+          <w:sz w:val="18"/>
+          <w:szCs w:val="18"/>
+        </w:rPr>
+        <w:t>Output of 11_blocks.rexx</w:t>
+      </w:r>
       <w:r>
         <w:br w:type="page"/>
       </w:r>
@@ -45661,8 +49447,8 @@
         <w:pStyle w:val="Heading1"/>
         <w:rPr/>
       </w:pPr>
-      <w:bookmarkStart w:id="56" w:name="__RefHeading___Toc4666_2449484569"/>
-      <w:bookmarkEnd w:id="56"/>
+      <w:bookmarkStart w:id="59" w:name="__RefHeading___Toc5045_1215844210"/>
+      <w:bookmarkEnd w:id="59"/>
       <w:r>
         <w:rPr/>
         <w:t>Chapter 9. Restrictions and Known Problems</w:t>
@@ -45673,8 +49459,8 @@
         <w:pStyle w:val="Heading2"/>
         <w:rPr/>
       </w:pPr>
-      <w:bookmarkStart w:id="57" w:name="__RefHeading___Toc4668_2449484569"/>
-      <w:bookmarkEnd w:id="57"/>
+      <w:bookmarkStart w:id="60" w:name="__RefHeading___Toc5047_1215844210"/>
+      <w:bookmarkEnd w:id="60"/>
       <w:r>
         <w:rPr/>
         <w:t>Memory</w:t>
@@ -45722,8 +49508,8 @@
         <w:pStyle w:val="Heading2"/>
         <w:rPr/>
       </w:pPr>
-      <w:bookmarkStart w:id="58" w:name="__RefHeading___Toc4670_2449484569"/>
-      <w:bookmarkEnd w:id="58"/>
+      <w:bookmarkStart w:id="61" w:name="__RefHeading___Toc5049_1215844210"/>
+      <w:bookmarkEnd w:id="61"/>
       <w:r>
         <w:rPr/>
         <w:t>Language</w:t>
@@ -45878,7 +49664,19 @@
       </w:r>
       <w:r>
         <w:rPr/>
-        <w:t xml:space="preserve"> orders the string values of the items; there are no comparators.</w:t>
+        <w:t xml:space="preserve"> orders the string values of the items; use </w:t>
+      </w:r>
+      <w:r>
+        <w:rPr>
+          <w:rFonts w:eastAsia="Courier New" w:cs="Courier New" w:ascii="Courier New" w:hAnsi="Courier New"/>
+          <w:sz w:val="19"/>
+          <w:szCs w:val="19"/>
+        </w:rPr>
+        <w:t>sortWith</w:t>
+      </w:r>
+      <w:r>
+        <w:rPr/>
+        <w:t xml:space="preserve"> with a block for other orders.</w:t>
       </w:r>
     </w:p>
     <w:p>
@@ -46094,19 +49892,43 @@
       </w:pPr>
       <w:r>
         <w:rPr/>
-        <w:t>Objects belong to the thread that created them and cannot be shared between threads that run REXX programs at the same time.</w:t>
-      </w:r>
-    </w:p>
-    <w:p>
-      <w:pPr>
-        <w:pStyle w:val="Heading2"/>
-        <w:rPr/>
-      </w:pPr>
-      <w:bookmarkStart w:id="59" w:name="__RefHeading___Toc4672_2449484569"/>
-      <w:bookmarkEnd w:id="59"/>
-      <w:r>
-        <w:rPr/>
-        <w:t>Python</w:t>
+        <w:t xml:space="preserve">In a block only the names of a first </w:t>
+      </w:r>
+      <w:r>
+        <w:rPr>
+          <w:rFonts w:eastAsia="Courier New" w:cs="Courier New" w:ascii="Courier New" w:hAnsi="Courier New"/>
+          <w:sz w:val="19"/>
+          <w:szCs w:val="19"/>
+        </w:rPr>
+        <w:t>USE ARG</w:t>
+      </w:r>
+      <w:r>
+        <w:rPr/>
+        <w:t xml:space="preserve"> are parameters; </w:t>
+      </w:r>
+      <w:r>
+        <w:rPr>
+          <w:rFonts w:eastAsia="Courier New" w:cs="Courier New" w:ascii="Courier New" w:hAnsi="Courier New"/>
+          <w:sz w:val="19"/>
+          <w:szCs w:val="19"/>
+        </w:rPr>
+        <w:t>ARG</w:t>
+      </w:r>
+      <w:r>
+        <w:rPr/>
+        <w:t xml:space="preserve"> and </w:t>
+      </w:r>
+      <w:r>
+        <w:rPr>
+          <w:rFonts w:eastAsia="Courier New" w:cs="Courier New" w:ascii="Courier New" w:hAnsi="Courier New"/>
+          <w:sz w:val="19"/>
+          <w:szCs w:val="19"/>
+        </w:rPr>
+        <w:t>PARSE ARG</w:t>
+      </w:r>
+      <w:r>
+        <w:rPr/>
+        <w:t xml:space="preserve"> in a block set variables of the creator if it has them.</w:t>
       </w:r>
     </w:p>
     <w:p>
@@ -46121,19 +49943,7 @@
       </w:pPr>
       <w:r>
         <w:rPr/>
-        <w:t xml:space="preserve">The built-in Python is a subset of Python 3 (see the manual of github.com/mikebeer/python): strings are byte strings, there is no </w:t>
-      </w:r>
-      <w:r>
-        <w:rPr>
-          <w:rFonts w:eastAsia="Courier New" w:cs="Courier New" w:ascii="Courier New" w:hAnsi="Courier New"/>
-          <w:sz w:val="19"/>
-          <w:szCs w:val="19"/>
-        </w:rPr>
-        <w:t>async</w:t>
-      </w:r>
-      <w:r>
-        <w:rPr/>
-        <w:t>, and the libraries are pure-Python versions of the standard library, NumPy, pandas and SciPy. C extension modules of CPython cannot be loaded.</w:t>
+        <w:t>A block keeps the variables of its creator as a copy made when the creator returns; two routines cannot share variables through a block after both have returned.</w:t>
       </w:r>
     </w:p>
     <w:p>
@@ -46148,43 +49958,19 @@
       </w:pPr>
       <w:r>
         <w:rPr/>
-        <w:t xml:space="preserve">Python cannot call back into Rexx: a Rexx routine cannot be passed as a callback (for example </w:t>
-      </w:r>
-      <w:r>
-        <w:rPr>
-          <w:rFonts w:eastAsia="Courier New" w:cs="Courier New" w:ascii="Courier New" w:hAnsi="Courier New"/>
-          <w:sz w:val="19"/>
-          <w:szCs w:val="19"/>
-        </w:rPr>
-        <w:t>key=</w:t>
-      </w:r>
-      <w:r>
-        <w:rPr/>
-        <w:t xml:space="preserve"> of </w:t>
-      </w:r>
-      <w:r>
-        <w:rPr>
-          <w:rFonts w:eastAsia="Courier New" w:cs="Courier New" w:ascii="Courier New" w:hAnsi="Courier New"/>
-          <w:sz w:val="19"/>
-          <w:szCs w:val="19"/>
-        </w:rPr>
-        <w:t>sorted</w:t>
-      </w:r>
-      <w:r>
-        <w:rPr/>
-        <w:t xml:space="preserve">). Write such functions in Python with </w:t>
-      </w:r>
-      <w:r>
-        <w:rPr>
-          <w:rFonts w:eastAsia="Courier New" w:cs="Courier New" w:ascii="Courier New" w:hAnsi="Courier New"/>
-          <w:sz w:val="19"/>
-          <w:szCs w:val="19"/>
-        </w:rPr>
-        <w:t>.python~exec</w:t>
-      </w:r>
-      <w:r>
-        <w:rPr/>
-        <w:t>.</w:t>
+        <w:t>Objects belong to the thread that created them and cannot be shared between threads that run REXX programs at the same time.</w:t>
+      </w:r>
+    </w:p>
+    <w:p>
+      <w:pPr>
+        <w:pStyle w:val="Heading2"/>
+        <w:rPr/>
+      </w:pPr>
+      <w:bookmarkStart w:id="62" w:name="__RefHeading___Toc5051_1215844210"/>
+      <w:bookmarkEnd w:id="62"/>
+      <w:r>
+        <w:rPr/>
+        <w:t>Python</w:t>
       </w:r>
     </w:p>
     <w:p>
@@ -46199,7 +49985,7 @@
       </w:pPr>
       <w:r>
         <w:rPr/>
-        <w:t xml:space="preserve">A string that looks like a number is passed as a number; use </w:t>
+        <w:t xml:space="preserve">The built-in Python is a subset of Python 3 (see the manual of github.com/mikebeer/python): strings are byte strings, there is no </w:t>
       </w:r>
       <w:r>
         <w:rPr>
@@ -46207,23 +49993,11 @@
           <w:sz w:val="19"/>
           <w:szCs w:val="19"/>
         </w:rPr>
-        <w:t>.python~str(s)</w:t>
-      </w:r>
-      <w:r>
-        <w:rPr/>
-        <w:t xml:space="preserve"> for a string such as a postal code </w:t>
-      </w:r>
-      <w:r>
-        <w:rPr>
-          <w:rFonts w:eastAsia="Courier New" w:cs="Courier New" w:ascii="Courier New" w:hAnsi="Courier New"/>
-          <w:sz w:val="19"/>
-          <w:szCs w:val="19"/>
-        </w:rPr>
-        <w:t>007</w:t>
-      </w:r>
-      <w:r>
-        <w:rPr/>
-        <w:t>.</w:t>
+        <w:t>async</w:t>
+      </w:r>
+      <w:r>
+        <w:rPr/>
+        <w:t>, and the libraries are pure-Python versions of the standard library, NumPy, pandas and SciPy. C extension modules of CPython cannot be loaded.</w:t>
       </w:r>
     </w:p>
     <w:p>
@@ -46238,7 +50012,7 @@
       </w:pPr>
       <w:r>
         <w:rPr/>
-        <w:t>An operator with a PyObject on the right and a Rexx string on the left (</w:t>
+        <w:t xml:space="preserve">Python cannot call back into Rexx: a Rexx routine or block cannot be passed as a callback (for example </w:t>
       </w:r>
       <w:r>
         <w:rPr>
@@ -46246,11 +50020,11 @@
           <w:sz w:val="19"/>
           <w:szCs w:val="19"/>
         </w:rPr>
-        <w:t>2 * a</w:t>
-      </w:r>
-      <w:r>
-        <w:rPr/>
-        <w:t xml:space="preserve">) uses the string value of the object; write </w:t>
+        <w:t>key=</w:t>
+      </w:r>
+      <w:r>
+        <w:rPr/>
+        <w:t xml:space="preserve"> of </w:t>
       </w:r>
       <w:r>
         <w:rPr>
@@ -46258,7 +50032,19 @@
           <w:sz w:val="19"/>
           <w:szCs w:val="19"/>
         </w:rPr>
-        <w:t>a * 2</w:t>
+        <w:t>sorted</w:t>
+      </w:r>
+      <w:r>
+        <w:rPr/>
+        <w:t xml:space="preserve">). Write such functions in Python with </w:t>
+      </w:r>
+      <w:r>
+        <w:rPr>
+          <w:rFonts w:eastAsia="Courier New" w:cs="Courier New" w:ascii="Courier New" w:hAnsi="Courier New"/>
+          <w:sz w:val="19"/>
+          <w:szCs w:val="19"/>
+        </w:rPr>
+        <w:t>.python~exec</w:t>
       </w:r>
       <w:r>
         <w:rPr/>
@@ -46277,7 +50063,31 @@
       </w:pPr>
       <w:r>
         <w:rPr/>
-        <w:t>Python objects referred to by Rexx live until the program ends, like all objects.</w:t>
+        <w:t xml:space="preserve">A string that looks like a number is passed as a number; use </w:t>
+      </w:r>
+      <w:r>
+        <w:rPr>
+          <w:rFonts w:eastAsia="Courier New" w:cs="Courier New" w:ascii="Courier New" w:hAnsi="Courier New"/>
+          <w:sz w:val="19"/>
+          <w:szCs w:val="19"/>
+        </w:rPr>
+        <w:t>.python~str(s)</w:t>
+      </w:r>
+      <w:r>
+        <w:rPr/>
+        <w:t xml:space="preserve"> for a string such as a postal code </w:t>
+      </w:r>
+      <w:r>
+        <w:rPr>
+          <w:rFonts w:eastAsia="Courier New" w:cs="Courier New" w:ascii="Courier New" w:hAnsi="Courier New"/>
+          <w:sz w:val="19"/>
+          <w:szCs w:val="19"/>
+        </w:rPr>
+        <w:t>007</w:t>
+      </w:r>
+      <w:r>
+        <w:rPr/>
+        <w:t>.</w:t>
       </w:r>
     </w:p>
     <w:p>
@@ -46292,19 +50102,31 @@
       </w:pPr>
       <w:r>
         <w:rPr/>
-        <w:t>There is one Python interpreter per process; it is not shared safely between threads.</w:t>
-      </w:r>
-    </w:p>
-    <w:p>
-      <w:pPr>
-        <w:pStyle w:val="Heading2"/>
-        <w:rPr/>
-      </w:pPr>
-      <w:bookmarkStart w:id="60" w:name="__RefHeading___Toc4674_2449484569"/>
-      <w:bookmarkEnd w:id="60"/>
-      <w:r>
-        <w:rPr/>
-        <w:t>Errors and tracing</w:t>
+        <w:t>An operator with a PyObject on the right and a Rexx string on the left (</w:t>
+      </w:r>
+      <w:r>
+        <w:rPr>
+          <w:rFonts w:eastAsia="Courier New" w:cs="Courier New" w:ascii="Courier New" w:hAnsi="Courier New"/>
+          <w:sz w:val="19"/>
+          <w:szCs w:val="19"/>
+        </w:rPr>
+        <w:t>2 * a</w:t>
+      </w:r>
+      <w:r>
+        <w:rPr/>
+        <w:t xml:space="preserve">) uses the string value of the object; write </w:t>
+      </w:r>
+      <w:r>
+        <w:rPr>
+          <w:rFonts w:eastAsia="Courier New" w:cs="Courier New" w:ascii="Courier New" w:hAnsi="Courier New"/>
+          <w:sz w:val="19"/>
+          <w:szCs w:val="19"/>
+        </w:rPr>
+        <w:t>a * 2</w:t>
+      </w:r>
+      <w:r>
+        <w:rPr/>
+        <w:t>.</w:t>
       </w:r>
     </w:p>
     <w:p>
@@ -46319,19 +50141,7 @@
       </w:pPr>
       <w:r>
         <w:rPr/>
-        <w:t xml:space="preserve">An error in a file loaded by </w:t>
-      </w:r>
-      <w:r>
-        <w:rPr>
-          <w:rFonts w:eastAsia="Courier New" w:cs="Courier New" w:ascii="Courier New" w:hAnsi="Courier New"/>
-          <w:sz w:val="19"/>
-          <w:szCs w:val="19"/>
-        </w:rPr>
-        <w:t>::requires</w:t>
-      </w:r>
-      <w:r>
-        <w:rPr/>
-        <w:t xml:space="preserve"> names the main program in the error message, not the required file.</w:t>
+        <w:t>Python objects referred to by Rexx live until the program ends, like all objects.</w:t>
       </w:r>
     </w:p>
     <w:p>
@@ -46346,7 +50156,19 @@
       </w:pPr>
       <w:r>
         <w:rPr/>
-        <w:t>TRACE I shows the hidden position counter of DO OVER loops.</w:t>
+        <w:t>There is one Python interpreter per process; it is not shared safely between threads.</w:t>
+      </w:r>
+    </w:p>
+    <w:p>
+      <w:pPr>
+        <w:pStyle w:val="Heading2"/>
+        <w:rPr/>
+      </w:pPr>
+      <w:bookmarkStart w:id="63" w:name="__RefHeading___Toc5053_1215844210"/>
+      <w:bookmarkEnd w:id="63"/>
+      <w:r>
+        <w:rPr/>
+        <w:t>Errors and tracing</w:t>
       </w:r>
     </w:p>
     <w:p>
@@ -46361,6 +50183,48 @@
       </w:pPr>
       <w:r>
         <w:rPr/>
+        <w:t xml:space="preserve">An error in a file loaded by </w:t>
+      </w:r>
+      <w:r>
+        <w:rPr>
+          <w:rFonts w:eastAsia="Courier New" w:cs="Courier New" w:ascii="Courier New" w:hAnsi="Courier New"/>
+          <w:sz w:val="19"/>
+          <w:szCs w:val="19"/>
+        </w:rPr>
+        <w:t>::requires</w:t>
+      </w:r>
+      <w:r>
+        <w:rPr/>
+        <w:t xml:space="preserve"> names the main program in the error message, not the required file.</w:t>
+      </w:r>
+    </w:p>
+    <w:p>
+      <w:pPr>
+        <w:pStyle w:val="ListParagraph"/>
+        <w:numPr>
+          <w:ilvl w:val="0"/>
+          <w:numId w:val="1"/>
+        </w:numPr>
+        <w:spacing w:before="0" w:after="60"/>
+        <w:rPr/>
+      </w:pPr>
+      <w:r>
+        <w:rPr/>
+        <w:t>TRACE I shows the hidden position counter of DO OVER loops.</w:t>
+      </w:r>
+    </w:p>
+    <w:p>
+      <w:pPr>
+        <w:pStyle w:val="ListParagraph"/>
+        <w:numPr>
+          <w:ilvl w:val="0"/>
+          <w:numId w:val="1"/>
+        </w:numPr>
+        <w:spacing w:before="0" w:after="60"/>
+        <w:rPr/>
+      </w:pPr>
+      <w:r>
+        <w:rPr/>
         <w:t>Deep recursion of methods ends with error 11 (control stack full), based on the measured stack use. The Windows and macOS builds have a 256 MB stack.</w:t>
       </w:r>
     </w:p>
@@ -46369,8 +50233,8 @@
         <w:pStyle w:val="Heading2"/>
         <w:rPr/>
       </w:pPr>
-      <w:bookmarkStart w:id="61" w:name="__RefHeading___Toc4676_2449484569"/>
-      <w:bookmarkEnd w:id="61"/>
+      <w:bookmarkStart w:id="64" w:name="__RefHeading___Toc5055_1215844210"/>
+      <w:bookmarkEnd w:id="64"/>
       <w:r>
         <w:rPr/>
         <w:t>Platforms</w:t>
@@ -46644,7 +50508,7 @@
           <w:sz w:val="18"/>
           <w:szCs w:val="18"/>
         </w:rPr>
-        <w:t xml:space="preserve">Figure 56. </w:t>
+        <w:t xml:space="preserve">Figure 62. </w:t>
       </w:r>
       <w:r>
         <w:rPr>
@@ -46660,8 +50524,8 @@
         <w:pStyle w:val="Heading2"/>
         <w:rPr/>
       </w:pPr>
-      <w:bookmarkStart w:id="62" w:name="__RefHeading___Toc4678_2449484569"/>
-      <w:bookmarkEnd w:id="62"/>
+      <w:bookmarkStart w:id="65" w:name="__RefHeading___Toc5057_1215844210"/>
+      <w:bookmarkEnd w:id="65"/>
       <w:r>
         <w:rPr/>
         <w:t>Performance</w:t>
@@ -46686,8 +50550,8 @@
         <w:pStyle w:val="Heading1"/>
         <w:rPr/>
       </w:pPr>
-      <w:bookmarkStart w:id="63" w:name="__RefHeading___Toc4680_2449484569"/>
-      <w:bookmarkEnd w:id="63"/>
+      <w:bookmarkStart w:id="66" w:name="__RefHeading___Toc5059_1215844210"/>
+      <w:bookmarkEnd w:id="66"/>
       <w:r>
         <w:rPr/>
         <w:t>Appendix A. Error Messages</w:t>
@@ -48238,7 +52102,7 @@
                 <w:sz w:val="18"/>
                 <w:szCs w:val="18"/>
               </w:rPr>
-              <w:t>99.0</w:t>
+              <w:t>98.16</w:t>
             </w:r>
           </w:p>
         </w:tc>
@@ -48262,7 +52126,7 @@
                 <w:sz w:val="18"/>
                 <w:szCs w:val="18"/>
               </w:rPr>
-              <w:t>Translation error</w:t>
+              <w:t>The block is used after the routine that created it has ended; begin the block with PROCEDURE</w:t>
             </w:r>
           </w:p>
         </w:tc>
@@ -48291,7 +52155,7 @@
                 <w:sz w:val="18"/>
                 <w:szCs w:val="18"/>
               </w:rPr>
-              <w:t>99.1</w:t>
+              <w:t>99.0</w:t>
             </w:r>
           </w:p>
         </w:tc>
@@ -48315,7 +52179,7 @@
                 <w:sz w:val="18"/>
                 <w:szCs w:val="18"/>
               </w:rPr>
-              <w:t>Unknown directive "::..."</w:t>
+              <w:t>Translation error</w:t>
             </w:r>
           </w:p>
         </w:tc>
@@ -48344,7 +52208,7 @@
                 <w:sz w:val="18"/>
                 <w:szCs w:val="18"/>
               </w:rPr>
-              <w:t>99.2</w:t>
+              <w:t>99.1</w:t>
             </w:r>
           </w:p>
         </w:tc>
@@ -48368,7 +52232,7 @@
                 <w:sz w:val="18"/>
                 <w:szCs w:val="18"/>
               </w:rPr>
-              <w:t>Duplicate ::CLASS "..."</w:t>
+              <w:t>Unknown directive "::..."</w:t>
             </w:r>
           </w:p>
         </w:tc>
@@ -48397,7 +52261,7 @@
                 <w:sz w:val="18"/>
                 <w:szCs w:val="18"/>
               </w:rPr>
-              <w:t>99.3</w:t>
+              <w:t>99.2</w:t>
             </w:r>
           </w:p>
         </w:tc>
@@ -48421,7 +52285,7 @@
                 <w:sz w:val="18"/>
                 <w:szCs w:val="18"/>
               </w:rPr>
-              <w:t>Duplicate method "..." in class "..."</w:t>
+              <w:t>Duplicate ::CLASS "..."</w:t>
             </w:r>
           </w:p>
         </w:tc>
@@ -48450,7 +52314,7 @@
                 <w:sz w:val="18"/>
                 <w:szCs w:val="18"/>
               </w:rPr>
-              <w:t>99.4</w:t>
+              <w:t>99.3</w:t>
             </w:r>
           </w:p>
         </w:tc>
@@ -48474,7 +52338,7 @@
                 <w:sz w:val="18"/>
                 <w:szCs w:val="18"/>
               </w:rPr>
-              <w:t>::... must follow a ::CLASS directive</w:t>
+              <w:t>Duplicate method "..." in class "..."</w:t>
             </w:r>
           </w:p>
         </w:tc>
@@ -48503,7 +52367,7 @@
                 <w:sz w:val="18"/>
                 <w:szCs w:val="18"/>
               </w:rPr>
-              <w:t>99.5</w:t>
+              <w:t>99.4</w:t>
             </w:r>
           </w:p>
         </w:tc>
@@ -48527,7 +52391,7 @@
                 <w:sz w:val="18"/>
                 <w:szCs w:val="18"/>
               </w:rPr>
-              <w:t>Missing name in ::... directive</w:t>
+              <w:t>::... must follow a ::CLASS directive</w:t>
             </w:r>
           </w:p>
         </w:tc>
@@ -48556,7 +52420,7 @@
                 <w:sz w:val="18"/>
                 <w:szCs w:val="18"/>
               </w:rPr>
-              <w:t>99.6</w:t>
+              <w:t>99.5</w:t>
             </w:r>
           </w:p>
         </w:tc>
@@ -48580,7 +52444,7 @@
                 <w:sz w:val="18"/>
                 <w:szCs w:val="18"/>
               </w:rPr>
-              <w:t>Invalid option "..." in ::... directive</w:t>
+              <w:t>Missing name in ::... directive</w:t>
             </w:r>
           </w:p>
         </w:tc>
@@ -48609,6 +52473,59 @@
                 <w:sz w:val="18"/>
                 <w:szCs w:val="18"/>
               </w:rPr>
+              <w:t>99.6</w:t>
+            </w:r>
+          </w:p>
+        </w:tc>
+        <w:tc>
+          <w:tcPr>
+            <w:tcW w:w="8538" w:type="dxa"/>
+            <w:tcBorders>
+              <w:top w:val="single" w:sz="4" w:space="0" w:color="808080"/>
+              <w:left w:val="single" w:sz="4" w:space="0" w:color="808080"/>
+              <w:bottom w:val="single" w:sz="4" w:space="0" w:color="808080"/>
+              <w:right w:val="single" w:sz="4" w:space="0" w:color="808080"/>
+            </w:tcBorders>
+          </w:tcPr>
+          <w:p>
+            <w:pPr>
+              <w:pStyle w:val="Normal"/>
+              <w:rPr/>
+            </w:pPr>
+            <w:r>
+              <w:rPr>
+                <w:sz w:val="18"/>
+                <w:szCs w:val="18"/>
+              </w:rPr>
+              <w:t>Invalid option "..." in ::... directive</w:t>
+            </w:r>
+          </w:p>
+        </w:tc>
+      </w:tr>
+      <w:tr>
+        <w:trPr>
+          <w:cantSplit w:val="true"/>
+        </w:trPr>
+        <w:tc>
+          <w:tcPr>
+            <w:tcW w:w="1099" w:type="dxa"/>
+            <w:tcBorders>
+              <w:top w:val="single" w:sz="4" w:space="0" w:color="808080"/>
+              <w:left w:val="single" w:sz="4" w:space="0" w:color="808080"/>
+              <w:bottom w:val="single" w:sz="4" w:space="0" w:color="808080"/>
+              <w:right w:val="single" w:sz="4" w:space="0" w:color="808080"/>
+            </w:tcBorders>
+          </w:tcPr>
+          <w:p>
+            <w:pPr>
+              <w:pStyle w:val="Normal"/>
+              <w:rPr/>
+            </w:pPr>
+            <w:r>
+              <w:rPr>
+                <w:sz w:val="18"/>
+                <w:szCs w:val="18"/>
+              </w:rPr>
               <w:t>99.7</w:t>
             </w:r>
           </w:p>
@@ -48634,6 +52551,112 @@
                 <w:szCs w:val="18"/>
               </w:rPr>
               <w:t>Duplicate ::ROUTINE "..."</w:t>
+            </w:r>
+          </w:p>
+        </w:tc>
+      </w:tr>
+      <w:tr>
+        <w:trPr>
+          <w:cantSplit w:val="true"/>
+        </w:trPr>
+        <w:tc>
+          <w:tcPr>
+            <w:tcW w:w="1099" w:type="dxa"/>
+            <w:tcBorders>
+              <w:top w:val="single" w:sz="4" w:space="0" w:color="808080"/>
+              <w:left w:val="single" w:sz="4" w:space="0" w:color="808080"/>
+              <w:bottom w:val="single" w:sz="4" w:space="0" w:color="808080"/>
+              <w:right w:val="single" w:sz="4" w:space="0" w:color="808080"/>
+            </w:tcBorders>
+          </w:tcPr>
+          <w:p>
+            <w:pPr>
+              <w:pStyle w:val="Normal"/>
+              <w:rPr/>
+            </w:pPr>
+            <w:r>
+              <w:rPr>
+                <w:sz w:val="18"/>
+                <w:szCs w:val="18"/>
+              </w:rPr>
+              <w:t>99.8</w:t>
+            </w:r>
+          </w:p>
+        </w:tc>
+        <w:tc>
+          <w:tcPr>
+            <w:tcW w:w="8538" w:type="dxa"/>
+            <w:tcBorders>
+              <w:top w:val="single" w:sz="4" w:space="0" w:color="808080"/>
+              <w:left w:val="single" w:sz="4" w:space="0" w:color="808080"/>
+              <w:bottom w:val="single" w:sz="4" w:space="0" w:color="808080"/>
+              <w:right w:val="single" w:sz="4" w:space="0" w:color="808080"/>
+            </w:tcBorders>
+          </w:tcPr>
+          <w:p>
+            <w:pPr>
+              <w:pStyle w:val="Normal"/>
+              <w:rPr/>
+            </w:pPr>
+            <w:r>
+              <w:rPr>
+                <w:sz w:val="18"/>
+                <w:szCs w:val="18"/>
+              </w:rPr>
+              <w:t>Block not closed: "}" expected</w:t>
+            </w:r>
+          </w:p>
+        </w:tc>
+      </w:tr>
+      <w:tr>
+        <w:trPr>
+          <w:cantSplit w:val="true"/>
+        </w:trPr>
+        <w:tc>
+          <w:tcPr>
+            <w:tcW w:w="1099" w:type="dxa"/>
+            <w:tcBorders>
+              <w:top w:val="single" w:sz="4" w:space="0" w:color="808080"/>
+              <w:left w:val="single" w:sz="4" w:space="0" w:color="808080"/>
+              <w:bottom w:val="single" w:sz="4" w:space="0" w:color="808080"/>
+              <w:right w:val="single" w:sz="4" w:space="0" w:color="808080"/>
+            </w:tcBorders>
+          </w:tcPr>
+          <w:p>
+            <w:pPr>
+              <w:pStyle w:val="Normal"/>
+              <w:rPr/>
+            </w:pPr>
+            <w:r>
+              <w:rPr>
+                <w:sz w:val="18"/>
+                <w:szCs w:val="18"/>
+              </w:rPr>
+              <w:t>99.9</w:t>
+            </w:r>
+          </w:p>
+        </w:tc>
+        <w:tc>
+          <w:tcPr>
+            <w:tcW w:w="8538" w:type="dxa"/>
+            <w:tcBorders>
+              <w:top w:val="single" w:sz="4" w:space="0" w:color="808080"/>
+              <w:left w:val="single" w:sz="4" w:space="0" w:color="808080"/>
+              <w:bottom w:val="single" w:sz="4" w:space="0" w:color="808080"/>
+              <w:right w:val="single" w:sz="4" w:space="0" w:color="808080"/>
+            </w:tcBorders>
+          </w:tcPr>
+          <w:p>
+            <w:pPr>
+              <w:pStyle w:val="Normal"/>
+              <w:rPr/>
+            </w:pPr>
+            <w:r>
+              <w:rPr>
+                <w:sz w:val="18"/>
+                <w:szCs w:val="18"/>
+              </w:rPr>
+              <w:t>Invalid block parameters: ":name ..." must be followed by a vertical bar and an expression</w:t>
             </w:r>
           </w:p>
         </w:tc>
@@ -48653,7 +52676,7 @@
           <w:sz w:val="18"/>
           <w:szCs w:val="18"/>
         </w:rPr>
-        <w:t xml:space="preserve">Figure 57. </w:t>
+        <w:t xml:space="preserve">Figure 63. </w:t>
       </w:r>
       <w:r>
         <w:rPr>
@@ -48707,8 +52730,8 @@
         <w:pStyle w:val="Heading1"/>
         <w:rPr/>
       </w:pPr>
-      <w:bookmarkStart w:id="64" w:name="__RefHeading___Toc4682_2449484569"/>
-      <w:bookmarkEnd w:id="64"/>
+      <w:bookmarkStart w:id="67" w:name="__RefHeading___Toc5061_1215844210"/>
+      <w:bookmarkEnd w:id="67"/>
       <w:r>
         <w:rPr/>
         <w:t>Appendix B. Switches and Environment Variables</w:t>
@@ -49380,7 +53403,7 @@
           <w:sz w:val="18"/>
           <w:szCs w:val="18"/>
         </w:rPr>
-        <w:t xml:space="preserve">Figure 58. </w:t>
+        <w:t xml:space="preserve">Figure 64. </w:t>
       </w:r>
       <w:r>
         <w:rPr>
@@ -49422,8 +53445,8 @@
         <w:pStyle w:val="Heading1"/>
         <w:rPr/>
       </w:pPr>
-      <w:bookmarkStart w:id="65" w:name="__RefHeading___Toc4684_2449484569"/>
-      <w:bookmarkEnd w:id="65"/>
+      <w:bookmarkStart w:id="68" w:name="__RefHeading___Toc5063_1215844210"/>
+      <w:bookmarkEnd w:id="68"/>
       <w:r>
         <w:rPr/>
         <w:t>Appendix C. Contents of the Packages</w:t>
@@ -50008,7 +54031,7 @@
           <w:sz w:val="18"/>
           <w:szCs w:val="18"/>
         </w:rPr>
-        <w:t xml:space="preserve">Figure 59. </w:t>
+        <w:t xml:space="preserve">Figure 65. </w:t>
       </w:r>
       <w:r>
         <w:rPr>
@@ -50074,7 +54097,7 @@
     </w:r>
     <w:r>
       <w:rPr/>
-      <w:t>45</w:t>
+      <w:t>47</w:t>
     </w:r>
     <w:r>
       <w:rPr/>

--- a/doc/Regina-OO-Manual.docx
+++ b/doc/Regina-OO-Manual.docx
@@ -268,7 +268,7 @@
             </w:rPr>
             <w:fldChar w:fldCharType="separate"/>
           </w:r>
-          <w:hyperlink w:anchor="__RefHeading___Toc4927_1215844210">
+          <w:hyperlink w:anchor="__RefHeading___Toc5344_2464816317">
             <w:r>
               <w:rPr>
                 <w:rStyle w:val="IndexLink"/>
@@ -288,7 +288,7 @@
             </w:tabs>
             <w:rPr/>
           </w:pPr>
-          <w:hyperlink w:anchor="__RefHeading___Toc4929_1215844210">
+          <w:hyperlink w:anchor="__RefHeading___Toc5346_2464816317">
             <w:r>
               <w:rPr>
                 <w:rStyle w:val="IndexLink"/>
@@ -308,7 +308,7 @@
             </w:tabs>
             <w:rPr/>
           </w:pPr>
-          <w:hyperlink w:anchor="__RefHeading___Toc4931_1215844210">
+          <w:hyperlink w:anchor="__RefHeading___Toc5348_2464816317">
             <w:r>
               <w:rPr>
                 <w:rStyle w:val="IndexLink"/>
@@ -328,7 +328,7 @@
             </w:tabs>
             <w:rPr/>
           </w:pPr>
-          <w:hyperlink w:anchor="__RefHeading___Toc4933_1215844210">
+          <w:hyperlink w:anchor="__RefHeading___Toc5350_2464816317">
             <w:r>
               <w:rPr>
                 <w:rStyle w:val="IndexLink"/>
@@ -348,7 +348,7 @@
             </w:tabs>
             <w:rPr/>
           </w:pPr>
-          <w:hyperlink w:anchor="__RefHeading___Toc4935_1215844210">
+          <w:hyperlink w:anchor="__RefHeading___Toc5352_2464816317">
             <w:r>
               <w:rPr>
                 <w:rStyle w:val="IndexLink"/>
@@ -368,7 +368,7 @@
             </w:tabs>
             <w:rPr/>
           </w:pPr>
-          <w:hyperlink w:anchor="__RefHeading___Toc4937_1215844210">
+          <w:hyperlink w:anchor="__RefHeading___Toc5354_2464816317">
             <w:r>
               <w:rPr>
                 <w:rStyle w:val="IndexLink"/>
@@ -388,7 +388,7 @@
             </w:tabs>
             <w:rPr/>
           </w:pPr>
-          <w:hyperlink w:anchor="__RefHeading___Toc4939_1215844210">
+          <w:hyperlink w:anchor="__RefHeading___Toc5356_2464816317">
             <w:r>
               <w:rPr>
                 <w:rStyle w:val="IndexLink"/>
@@ -408,7 +408,7 @@
             </w:tabs>
             <w:rPr/>
           </w:pPr>
-          <w:hyperlink w:anchor="__RefHeading___Toc4941_1215844210">
+          <w:hyperlink w:anchor="__RefHeading___Toc5358_2464816317">
             <w:r>
               <w:rPr>
                 <w:rStyle w:val="IndexLink"/>
@@ -428,7 +428,7 @@
             </w:tabs>
             <w:rPr/>
           </w:pPr>
-          <w:hyperlink w:anchor="__RefHeading___Toc4943_1215844210">
+          <w:hyperlink w:anchor="__RefHeading___Toc5360_2464816317">
             <w:r>
               <w:rPr>
                 <w:rStyle w:val="IndexLink"/>
@@ -448,7 +448,7 @@
             </w:tabs>
             <w:rPr/>
           </w:pPr>
-          <w:hyperlink w:anchor="__RefHeading___Toc4945_1215844210">
+          <w:hyperlink w:anchor="__RefHeading___Toc5362_2464816317">
             <w:r>
               <w:rPr>
                 <w:rStyle w:val="IndexLink"/>
@@ -468,7 +468,7 @@
             </w:tabs>
             <w:rPr/>
           </w:pPr>
-          <w:hyperlink w:anchor="__RefHeading___Toc4947_1215844210">
+          <w:hyperlink w:anchor="__RefHeading___Toc5364_2464816317">
             <w:r>
               <w:rPr>
                 <w:rStyle w:val="IndexLink"/>
@@ -488,7 +488,7 @@
             </w:tabs>
             <w:rPr/>
           </w:pPr>
-          <w:hyperlink w:anchor="__RefHeading___Toc4949_1215844210">
+          <w:hyperlink w:anchor="__RefHeading___Toc5366_2464816317">
             <w:r>
               <w:rPr>
                 <w:rStyle w:val="IndexLink"/>
@@ -508,7 +508,7 @@
             </w:tabs>
             <w:rPr/>
           </w:pPr>
-          <w:hyperlink w:anchor="__RefHeading___Toc4951_1215844210">
+          <w:hyperlink w:anchor="__RefHeading___Toc5368_2464816317">
             <w:r>
               <w:rPr>
                 <w:rStyle w:val="IndexLink"/>
@@ -528,7 +528,7 @@
             </w:tabs>
             <w:rPr/>
           </w:pPr>
-          <w:hyperlink w:anchor="__RefHeading___Toc4953_1215844210">
+          <w:hyperlink w:anchor="__RefHeading___Toc5370_2464816317">
             <w:r>
               <w:rPr>
                 <w:rStyle w:val="IndexLink"/>
@@ -548,7 +548,7 @@
             </w:tabs>
             <w:rPr/>
           </w:pPr>
-          <w:hyperlink w:anchor="__RefHeading___Toc4955_1215844210">
+          <w:hyperlink w:anchor="__RefHeading___Toc5372_2464816317">
             <w:r>
               <w:rPr>
                 <w:rStyle w:val="IndexLink"/>
@@ -568,7 +568,7 @@
             </w:tabs>
             <w:rPr/>
           </w:pPr>
-          <w:hyperlink w:anchor="__RefHeading___Toc4957_1215844210">
+          <w:hyperlink w:anchor="__RefHeading___Toc5374_2464816317">
             <w:r>
               <w:rPr>
                 <w:rStyle w:val="IndexLink"/>
@@ -588,7 +588,7 @@
             </w:tabs>
             <w:rPr/>
           </w:pPr>
-          <w:hyperlink w:anchor="__RefHeading___Toc4959_1215844210">
+          <w:hyperlink w:anchor="__RefHeading___Toc5376_2464816317">
             <w:r>
               <w:rPr>
                 <w:rStyle w:val="IndexLink"/>
@@ -608,7 +608,7 @@
             </w:tabs>
             <w:rPr/>
           </w:pPr>
-          <w:hyperlink w:anchor="__RefHeading___Toc4961_1215844210">
+          <w:hyperlink w:anchor="__RefHeading___Toc5378_2464816317">
             <w:r>
               <w:rPr>
                 <w:rStyle w:val="IndexLink"/>
@@ -628,7 +628,7 @@
             </w:tabs>
             <w:rPr/>
           </w:pPr>
-          <w:hyperlink w:anchor="__RefHeading___Toc4963_1215844210">
+          <w:hyperlink w:anchor="__RefHeading___Toc5380_2464816317">
             <w:r>
               <w:rPr>
                 <w:rStyle w:val="IndexLink"/>
@@ -648,7 +648,7 @@
             </w:tabs>
             <w:rPr/>
           </w:pPr>
-          <w:hyperlink w:anchor="__RefHeading___Toc4965_1215844210">
+          <w:hyperlink w:anchor="__RefHeading___Toc5382_2464816317">
             <w:r>
               <w:rPr>
                 <w:rStyle w:val="IndexLink"/>
@@ -668,7 +668,7 @@
             </w:tabs>
             <w:rPr/>
           </w:pPr>
-          <w:hyperlink w:anchor="__RefHeading___Toc4967_1215844210">
+          <w:hyperlink w:anchor="__RefHeading___Toc5384_2464816317">
             <w:r>
               <w:rPr>
                 <w:rStyle w:val="IndexLink"/>
@@ -688,7 +688,7 @@
             </w:tabs>
             <w:rPr/>
           </w:pPr>
-          <w:hyperlink w:anchor="__RefHeading___Toc4969_1215844210">
+          <w:hyperlink w:anchor="__RefHeading___Toc5386_2464816317">
             <w:r>
               <w:rPr>
                 <w:rStyle w:val="IndexLink"/>
@@ -708,7 +708,7 @@
             </w:tabs>
             <w:rPr/>
           </w:pPr>
-          <w:hyperlink w:anchor="__RefHeading___Toc4971_1215844210">
+          <w:hyperlink w:anchor="__RefHeading___Toc5388_2464816317">
             <w:r>
               <w:rPr>
                 <w:rStyle w:val="IndexLink"/>
@@ -728,7 +728,7 @@
             </w:tabs>
             <w:rPr/>
           </w:pPr>
-          <w:hyperlink w:anchor="__RefHeading___Toc4973_1215844210">
+          <w:hyperlink w:anchor="__RefHeading___Toc5390_2464816317">
             <w:r>
               <w:rPr>
                 <w:rStyle w:val="IndexLink"/>
@@ -748,7 +748,7 @@
             </w:tabs>
             <w:rPr/>
           </w:pPr>
-          <w:hyperlink w:anchor="__RefHeading___Toc4975_1215844210">
+          <w:hyperlink w:anchor="__RefHeading___Toc5392_2464816317">
             <w:r>
               <w:rPr>
                 <w:rStyle w:val="IndexLink"/>
@@ -768,7 +768,7 @@
             </w:tabs>
             <w:rPr/>
           </w:pPr>
-          <w:hyperlink w:anchor="__RefHeading___Toc4977_1215844210">
+          <w:hyperlink w:anchor="__RefHeading___Toc5394_2464816317">
             <w:r>
               <w:rPr>
                 <w:rStyle w:val="IndexLink"/>
@@ -788,7 +788,7 @@
             </w:tabs>
             <w:rPr/>
           </w:pPr>
-          <w:hyperlink w:anchor="__RefHeading___Toc4979_1215844210">
+          <w:hyperlink w:anchor="__RefHeading___Toc5396_2464816317">
             <w:r>
               <w:rPr>
                 <w:rStyle w:val="IndexLink"/>
@@ -808,7 +808,7 @@
             </w:tabs>
             <w:rPr/>
           </w:pPr>
-          <w:hyperlink w:anchor="__RefHeading___Toc4981_1215844210">
+          <w:hyperlink w:anchor="__RefHeading___Toc5398_2464816317">
             <w:r>
               <w:rPr>
                 <w:rStyle w:val="IndexLink"/>
@@ -828,7 +828,7 @@
             </w:tabs>
             <w:rPr/>
           </w:pPr>
-          <w:hyperlink w:anchor="__RefHeading___Toc4983_1215844210">
+          <w:hyperlink w:anchor="__RefHeading___Toc5400_2464816317">
             <w:r>
               <w:rPr>
                 <w:rStyle w:val="IndexLink"/>
@@ -848,7 +848,7 @@
             </w:tabs>
             <w:rPr/>
           </w:pPr>
-          <w:hyperlink w:anchor="__RefHeading___Toc4985_1215844210">
+          <w:hyperlink w:anchor="__RefHeading___Toc5402_2464816317">
             <w:r>
               <w:rPr>
                 <w:rStyle w:val="IndexLink"/>
@@ -868,7 +868,7 @@
             </w:tabs>
             <w:rPr/>
           </w:pPr>
-          <w:hyperlink w:anchor="__RefHeading___Toc4987_1215844210">
+          <w:hyperlink w:anchor="__RefHeading___Toc5404_2464816317">
             <w:r>
               <w:rPr>
                 <w:rStyle w:val="IndexLink"/>
@@ -888,7 +888,7 @@
             </w:tabs>
             <w:rPr/>
           </w:pPr>
-          <w:hyperlink w:anchor="__RefHeading___Toc4989_1215844210">
+          <w:hyperlink w:anchor="__RefHeading___Toc5406_2464816317">
             <w:r>
               <w:rPr>
                 <w:rStyle w:val="IndexLink"/>
@@ -908,7 +908,7 @@
             </w:tabs>
             <w:rPr/>
           </w:pPr>
-          <w:hyperlink w:anchor="__RefHeading___Toc4991_1215844210">
+          <w:hyperlink w:anchor="__RefHeading___Toc5408_2464816317">
             <w:r>
               <w:rPr>
                 <w:rStyle w:val="IndexLink"/>
@@ -928,14 +928,14 @@
             </w:tabs>
             <w:rPr/>
           </w:pPr>
-          <w:hyperlink w:anchor="__RefHeading___Toc4993_1215844210">
+          <w:hyperlink w:anchor="__RefHeading___Toc5410_2464816317">
             <w:r>
               <w:rPr>
                 <w:rStyle w:val="IndexLink"/>
               </w:rPr>
               <w:t>Methods</w:t>
               <w:tab/>
-              <w:t>15</w:t>
+              <w:t>16</w:t>
             </w:r>
           </w:hyperlink>
         </w:p>
@@ -948,7 +948,7 @@
             </w:tabs>
             <w:rPr/>
           </w:pPr>
-          <w:hyperlink w:anchor="__RefHeading___Toc4995_1215844210">
+          <w:hyperlink w:anchor="__RefHeading___Toc5412_2464816317">
             <w:r>
               <w:rPr>
                 <w:rStyle w:val="IndexLink"/>
@@ -968,7 +968,7 @@
             </w:tabs>
             <w:rPr/>
           </w:pPr>
-          <w:hyperlink w:anchor="__RefHeading___Toc4997_1215844210">
+          <w:hyperlink w:anchor="__RefHeading___Toc5414_2464816317">
             <w:r>
               <w:rPr>
                 <w:rStyle w:val="IndexLink"/>
@@ -988,7 +988,7 @@
             </w:tabs>
             <w:rPr/>
           </w:pPr>
-          <w:hyperlink w:anchor="__RefHeading___Toc4999_1215844210">
+          <w:hyperlink w:anchor="__RefHeading___Toc5416_2464816317">
             <w:r>
               <w:rPr>
                 <w:rStyle w:val="IndexLink"/>
@@ -1008,7 +1008,7 @@
             </w:tabs>
             <w:rPr/>
           </w:pPr>
-          <w:hyperlink w:anchor="__RefHeading___Toc5001_1215844210">
+          <w:hyperlink w:anchor="__RefHeading___Toc5418_2464816317">
             <w:r>
               <w:rPr>
                 <w:rStyle w:val="IndexLink"/>
@@ -1028,7 +1028,7 @@
             </w:tabs>
             <w:rPr/>
           </w:pPr>
-          <w:hyperlink w:anchor="__RefHeading___Toc5003_1215844210">
+          <w:hyperlink w:anchor="__RefHeading___Toc5420_2464816317">
             <w:r>
               <w:rPr>
                 <w:rStyle w:val="IndexLink"/>
@@ -1048,7 +1048,7 @@
             </w:tabs>
             <w:rPr/>
           </w:pPr>
-          <w:hyperlink w:anchor="__RefHeading___Toc5005_1215844210">
+          <w:hyperlink w:anchor="__RefHeading___Toc5422_2464816317">
             <w:r>
               <w:rPr>
                 <w:rStyle w:val="IndexLink"/>
@@ -1068,7 +1068,7 @@
             </w:tabs>
             <w:rPr/>
           </w:pPr>
-          <w:hyperlink w:anchor="__RefHeading___Toc5007_1215844210">
+          <w:hyperlink w:anchor="__RefHeading___Toc5424_2464816317">
             <w:r>
               <w:rPr>
                 <w:rStyle w:val="IndexLink"/>
@@ -1088,7 +1088,7 @@
             </w:tabs>
             <w:rPr/>
           </w:pPr>
-          <w:hyperlink w:anchor="__RefHeading___Toc5009_1215844210">
+          <w:hyperlink w:anchor="__RefHeading___Toc5426_2464816317">
             <w:r>
               <w:rPr>
                 <w:rStyle w:val="IndexLink"/>
@@ -1108,7 +1108,7 @@
             </w:tabs>
             <w:rPr/>
           </w:pPr>
-          <w:hyperlink w:anchor="__RefHeading___Toc5011_1215844210">
+          <w:hyperlink w:anchor="__RefHeading___Toc5428_2464816317">
             <w:r>
               <w:rPr>
                 <w:rStyle w:val="IndexLink"/>
@@ -1128,7 +1128,7 @@
             </w:tabs>
             <w:rPr/>
           </w:pPr>
-          <w:hyperlink w:anchor="__RefHeading___Toc5013_1215844210">
+          <w:hyperlink w:anchor="__RefHeading___Toc5430_2464816317">
             <w:r>
               <w:rPr>
                 <w:rStyle w:val="IndexLink"/>
@@ -1148,7 +1148,7 @@
             </w:tabs>
             <w:rPr/>
           </w:pPr>
-          <w:hyperlink w:anchor="__RefHeading___Toc5015_1215844210">
+          <w:hyperlink w:anchor="__RefHeading___Toc5432_2464816317">
             <w:r>
               <w:rPr>
                 <w:rStyle w:val="IndexLink"/>
@@ -1168,7 +1168,7 @@
             </w:tabs>
             <w:rPr/>
           </w:pPr>
-          <w:hyperlink w:anchor="__RefHeading___Toc5017_1215844210">
+          <w:hyperlink w:anchor="__RefHeading___Toc5434_2464816317">
             <w:r>
               <w:rPr>
                 <w:rStyle w:val="IndexLink"/>
@@ -1188,14 +1188,94 @@
             </w:tabs>
             <w:rPr/>
           </w:pPr>
-          <w:hyperlink w:anchor="__RefHeading___Toc5019_1215844210">
+          <w:hyperlink w:anchor="__RefHeading___Toc5436_2464816317">
+            <w:r>
+              <w:rPr>
+                <w:rStyle w:val="IndexLink"/>
+              </w:rPr>
+              <w:t>Interval</w:t>
+              <w:tab/>
+              <w:t>22</w:t>
+            </w:r>
+          </w:hyperlink>
+        </w:p>
+        <w:p>
+          <w:pPr>
+            <w:pStyle w:val="TOC2"/>
+            <w:tabs>
+              <w:tab w:val="clear" w:pos="720"/>
+              <w:tab w:val="right" w:pos="9637" w:leader="dot"/>
+            </w:tabs>
+            <w:rPr/>
+          </w:pPr>
+          <w:hyperlink w:anchor="__RefHeading___Toc5438_2464816317">
+            <w:r>
+              <w:rPr>
+                <w:rStyle w:val="IndexLink"/>
+              </w:rPr>
+              <w:t>Set and Bag</w:t>
+              <w:tab/>
+              <w:t>22</w:t>
+            </w:r>
+          </w:hyperlink>
+        </w:p>
+        <w:p>
+          <w:pPr>
+            <w:pStyle w:val="TOC2"/>
+            <w:tabs>
+              <w:tab w:val="clear" w:pos="720"/>
+              <w:tab w:val="right" w:pos="9637" w:leader="dot"/>
+            </w:tabs>
+            <w:rPr/>
+          </w:pPr>
+          <w:hyperlink w:anchor="__RefHeading___Toc5440_2464816317">
+            <w:r>
+              <w:rPr>
+                <w:rStyle w:val="IndexLink"/>
+              </w:rPr>
+              <w:t>SortedCollection</w:t>
+              <w:tab/>
+              <w:t>22</w:t>
+            </w:r>
+          </w:hyperlink>
+        </w:p>
+        <w:p>
+          <w:pPr>
+            <w:pStyle w:val="TOC2"/>
+            <w:tabs>
+              <w:tab w:val="clear" w:pos="720"/>
+              <w:tab w:val="right" w:pos="9637" w:leader="dot"/>
+            </w:tabs>
+            <w:rPr/>
+          </w:pPr>
+          <w:hyperlink w:anchor="__RefHeading___Toc5442_2464816317">
+            <w:r>
+              <w:rPr>
+                <w:rStyle w:val="IndexLink"/>
+              </w:rPr>
+              <w:t>Message</w:t>
+              <w:tab/>
+              <w:t>23</w:t>
+            </w:r>
+          </w:hyperlink>
+        </w:p>
+        <w:p>
+          <w:pPr>
+            <w:pStyle w:val="TOC2"/>
+            <w:tabs>
+              <w:tab w:val="clear" w:pos="720"/>
+              <w:tab w:val="right" w:pos="9637" w:leader="dot"/>
+            </w:tabs>
+            <w:rPr/>
+          </w:pPr>
+          <w:hyperlink w:anchor="__RefHeading___Toc5444_2464816317">
             <w:r>
               <w:rPr>
                 <w:rStyle w:val="IndexLink"/>
               </w:rPr>
               <w:t>Python: .Python and .PyObject</w:t>
               <w:tab/>
-              <w:t>22</w:t>
+              <w:t>23</w:t>
             </w:r>
           </w:hyperlink>
         </w:p>
@@ -1208,14 +1288,14 @@
             </w:tabs>
             <w:rPr/>
           </w:pPr>
-          <w:hyperlink w:anchor="__RefHeading___Toc5021_1215844210">
+          <w:hyperlink w:anchor="__RefHeading___Toc5446_2464816317">
             <w:r>
               <w:rPr>
                 <w:rStyle w:val="IndexLink"/>
               </w:rPr>
               <w:t>Chapter 8. Sample Programs</w:t>
               <w:tab/>
-              <w:t>24</w:t>
+              <w:t>25</w:t>
             </w:r>
           </w:hyperlink>
         </w:p>
@@ -1228,14 +1308,14 @@
             </w:tabs>
             <w:rPr/>
           </w:pPr>
-          <w:hyperlink w:anchor="__RefHeading___Toc5023_1215844210">
+          <w:hyperlink w:anchor="__RefHeading___Toc5448_2464816317">
             <w:r>
               <w:rPr>
                 <w:rStyle w:val="IndexLink"/>
               </w:rPr>
               <w:t>Classes and methods</w:t>
               <w:tab/>
-              <w:t>24</w:t>
+              <w:t>25</w:t>
             </w:r>
           </w:hyperlink>
         </w:p>
@@ -1248,14 +1328,14 @@
             </w:tabs>
             <w:rPr/>
           </w:pPr>
-          <w:hyperlink w:anchor="__RefHeading___Toc5025_1215844210">
+          <w:hyperlink w:anchor="__RefHeading___Toc5450_2464816317">
             <w:r>
               <w:rPr>
                 <w:rStyle w:val="IndexLink"/>
               </w:rPr>
               <w:t>Inheritance and class libraries</w:t>
               <w:tab/>
-              <w:t>25</w:t>
+              <w:t>26</w:t>
             </w:r>
           </w:hyperlink>
         </w:p>
@@ -1268,14 +1348,14 @@
             </w:tabs>
             <w:rPr/>
           </w:pPr>
-          <w:hyperlink w:anchor="__RefHeading___Toc5027_1215844210">
+          <w:hyperlink w:anchor="__RefHeading___Toc5452_2464816317">
             <w:r>
               <w:rPr>
                 <w:rStyle w:val="IndexLink"/>
               </w:rPr>
               <w:t>Collections</w:t>
               <w:tab/>
-              <w:t>27</w:t>
+              <w:t>28</w:t>
             </w:r>
           </w:hyperlink>
         </w:p>
@@ -1288,14 +1368,14 @@
             </w:tabs>
             <w:rPr/>
           </w:pPr>
-          <w:hyperlink w:anchor="__RefHeading___Toc5029_1215844210">
+          <w:hyperlink w:anchor="__RefHeading___Toc5454_2464816317">
             <w:r>
               <w:rPr>
                 <w:rStyle w:val="IndexLink"/>
               </w:rPr>
               <w:t>Operator methods</w:t>
               <w:tab/>
-              <w:t>28</w:t>
+              <w:t>29</w:t>
             </w:r>
           </w:hyperlink>
         </w:p>
@@ -1308,14 +1388,14 @@
             </w:tabs>
             <w:rPr/>
           </w:pPr>
-          <w:hyperlink w:anchor="__RefHeading___Toc5031_1215844210">
+          <w:hyperlink w:anchor="__RefHeading___Toc5456_2464816317">
             <w:r>
               <w:rPr>
                 <w:rStyle w:val="IndexLink"/>
               </w:rPr>
               <w:t>Stems as arguments and results</w:t>
               <w:tab/>
-              <w:t>30</w:t>
+              <w:t>31</w:t>
             </w:r>
           </w:hyperlink>
         </w:p>
@@ -1328,14 +1408,14 @@
             </w:tabs>
             <w:rPr/>
           </w:pPr>
-          <w:hyperlink w:anchor="__RefHeading___Toc5033_1215844210">
+          <w:hyperlink w:anchor="__RefHeading___Toc5458_2464816317">
             <w:r>
               <w:rPr>
                 <w:rStyle w:val="IndexLink"/>
               </w:rPr>
               <w:t>Data structures</w:t>
               <w:tab/>
-              <w:t>31</w:t>
+              <w:t>32</w:t>
             </w:r>
           </w:hyperlink>
         </w:p>
@@ -1348,14 +1428,14 @@
             </w:tabs>
             <w:rPr/>
           </w:pPr>
-          <w:hyperlink w:anchor="__RefHeading___Toc5035_1215844210">
+          <w:hyperlink w:anchor="__RefHeading___Toc5460_2464816317">
             <w:r>
               <w:rPr>
                 <w:rStyle w:val="IndexLink"/>
               </w:rPr>
               <w:t>Dynamic messages</w:t>
               <w:tab/>
-              <w:t>33</w:t>
+              <w:t>34</w:t>
             </w:r>
           </w:hyperlink>
         </w:p>
@@ -1368,14 +1448,14 @@
             </w:tabs>
             <w:rPr/>
           </w:pPr>
-          <w:hyperlink w:anchor="__RefHeading___Toc5037_1215844210">
+          <w:hyperlink w:anchor="__RefHeading___Toc5462_2464816317">
             <w:r>
               <w:rPr>
                 <w:rStyle w:val="IndexLink"/>
               </w:rPr>
               <w:t>A small application</w:t>
               <w:tab/>
-              <w:t>35</w:t>
+              <w:t>36</w:t>
             </w:r>
           </w:hyperlink>
         </w:p>
@@ -1388,14 +1468,14 @@
             </w:tabs>
             <w:rPr/>
           </w:pPr>
-          <w:hyperlink w:anchor="__RefHeading___Toc5039_1215844210">
+          <w:hyperlink w:anchor="__RefHeading___Toc5464_2464816317">
             <w:r>
               <w:rPr>
                 <w:rStyle w:val="IndexLink"/>
               </w:rPr>
               <w:t>LISP-style lists</w:t>
               <w:tab/>
-              <w:t>37</w:t>
+              <w:t>38</w:t>
             </w:r>
           </w:hyperlink>
         </w:p>
@@ -1408,14 +1488,14 @@
             </w:tabs>
             <w:rPr/>
           </w:pPr>
-          <w:hyperlink w:anchor="__RefHeading___Toc5041_1215844210">
+          <w:hyperlink w:anchor="__RefHeading___Toc5466_2464816317">
             <w:r>
               <w:rPr>
                 <w:rStyle w:val="IndexLink"/>
               </w:rPr>
               <w:t>Python libraries</w:t>
               <w:tab/>
-              <w:t>38</w:t>
+              <w:t>39</w:t>
             </w:r>
           </w:hyperlink>
         </w:p>
@@ -1428,14 +1508,34 @@
             </w:tabs>
             <w:rPr/>
           </w:pPr>
-          <w:hyperlink w:anchor="__RefHeading___Toc5043_1215844210">
+          <w:hyperlink w:anchor="__RefHeading___Toc5468_2464816317">
             <w:r>
               <w:rPr>
                 <w:rStyle w:val="IndexLink"/>
               </w:rPr>
               <w:t>Blocks</w:t>
               <w:tab/>
-              <w:t>40</w:t>
+              <w:t>41</w:t>
+            </w:r>
+          </w:hyperlink>
+        </w:p>
+        <w:p>
+          <w:pPr>
+            <w:pStyle w:val="TOC2"/>
+            <w:tabs>
+              <w:tab w:val="clear" w:pos="720"/>
+              <w:tab w:val="right" w:pos="9637" w:leader="dot"/>
+            </w:tabs>
+            <w:rPr/>
+          </w:pPr>
+          <w:hyperlink w:anchor="__RefHeading___Toc5470_2464816317">
+            <w:r>
+              <w:rPr>
+                <w:rStyle w:val="IndexLink"/>
+              </w:rPr>
+              <w:t>More collections and extensions</w:t>
+              <w:tab/>
+              <w:t>42</w:t>
             </w:r>
           </w:hyperlink>
         </w:p>
@@ -1448,14 +1548,14 @@
             </w:tabs>
             <w:rPr/>
           </w:pPr>
-          <w:hyperlink w:anchor="__RefHeading___Toc5045_1215844210">
+          <w:hyperlink w:anchor="__RefHeading___Toc5472_2464816317">
             <w:r>
               <w:rPr>
                 <w:rStyle w:val="IndexLink"/>
               </w:rPr>
               <w:t>Chapter 9. Restrictions and Known Problems</w:t>
               <w:tab/>
-              <w:t>42</w:t>
+              <w:t>44</w:t>
             </w:r>
           </w:hyperlink>
         </w:p>
@@ -1468,14 +1568,14 @@
             </w:tabs>
             <w:rPr/>
           </w:pPr>
-          <w:hyperlink w:anchor="__RefHeading___Toc5047_1215844210">
+          <w:hyperlink w:anchor="__RefHeading___Toc5474_2464816317">
             <w:r>
               <w:rPr>
                 <w:rStyle w:val="IndexLink"/>
               </w:rPr>
               <w:t>Memory</w:t>
               <w:tab/>
-              <w:t>42</w:t>
+              <w:t>44</w:t>
             </w:r>
           </w:hyperlink>
         </w:p>
@@ -1488,14 +1588,14 @@
             </w:tabs>
             <w:rPr/>
           </w:pPr>
-          <w:hyperlink w:anchor="__RefHeading___Toc5049_1215844210">
+          <w:hyperlink w:anchor="__RefHeading___Toc5476_2464816317">
             <w:r>
               <w:rPr>
                 <w:rStyle w:val="IndexLink"/>
               </w:rPr>
               <w:t>Language</w:t>
               <w:tab/>
-              <w:t>42</w:t>
+              <w:t>44</w:t>
             </w:r>
           </w:hyperlink>
         </w:p>
@@ -1508,14 +1608,14 @@
             </w:tabs>
             <w:rPr/>
           </w:pPr>
-          <w:hyperlink w:anchor="__RefHeading___Toc5051_1215844210">
+          <w:hyperlink w:anchor="__RefHeading___Toc5478_2464816317">
             <w:r>
               <w:rPr>
                 <w:rStyle w:val="IndexLink"/>
               </w:rPr>
               <w:t>Python</w:t>
               <w:tab/>
-              <w:t>42</w:t>
+              <w:t>44</w:t>
             </w:r>
           </w:hyperlink>
         </w:p>
@@ -1528,14 +1628,14 @@
             </w:tabs>
             <w:rPr/>
           </w:pPr>
-          <w:hyperlink w:anchor="__RefHeading___Toc5053_1215844210">
+          <w:hyperlink w:anchor="__RefHeading___Toc5480_2464816317">
             <w:r>
               <w:rPr>
                 <w:rStyle w:val="IndexLink"/>
               </w:rPr>
               <w:t>Errors and tracing</w:t>
               <w:tab/>
-              <w:t>43</w:t>
+              <w:t>45</w:t>
             </w:r>
           </w:hyperlink>
         </w:p>
@@ -1548,14 +1648,14 @@
             </w:tabs>
             <w:rPr/>
           </w:pPr>
-          <w:hyperlink w:anchor="__RefHeading___Toc5055_1215844210">
+          <w:hyperlink w:anchor="__RefHeading___Toc5482_2464816317">
             <w:r>
               <w:rPr>
                 <w:rStyle w:val="IndexLink"/>
               </w:rPr>
               <w:t>Platforms</w:t>
               <w:tab/>
-              <w:t>43</w:t>
+              <w:t>45</w:t>
             </w:r>
           </w:hyperlink>
         </w:p>
@@ -1568,14 +1668,14 @@
             </w:tabs>
             <w:rPr/>
           </w:pPr>
-          <w:hyperlink w:anchor="__RefHeading___Toc5057_1215844210">
+          <w:hyperlink w:anchor="__RefHeading___Toc5484_2464816317">
             <w:r>
               <w:rPr>
                 <w:rStyle w:val="IndexLink"/>
               </w:rPr>
               <w:t>Performance</w:t>
               <w:tab/>
-              <w:t>43</w:t>
+              <w:t>45</w:t>
             </w:r>
           </w:hyperlink>
         </w:p>
@@ -1588,14 +1688,14 @@
             </w:tabs>
             <w:rPr/>
           </w:pPr>
-          <w:hyperlink w:anchor="__RefHeading___Toc5059_1215844210">
+          <w:hyperlink w:anchor="__RefHeading___Toc5486_2464816317">
             <w:r>
               <w:rPr>
                 <w:rStyle w:val="IndexLink"/>
               </w:rPr>
               <w:t>Appendix A. Error Messages</w:t>
               <w:tab/>
-              <w:t>44</w:t>
+              <w:t>46</w:t>
             </w:r>
           </w:hyperlink>
         </w:p>
@@ -1608,14 +1708,14 @@
             </w:tabs>
             <w:rPr/>
           </w:pPr>
-          <w:hyperlink w:anchor="__RefHeading___Toc5061_1215844210">
+          <w:hyperlink w:anchor="__RefHeading___Toc5488_2464816317">
             <w:r>
               <w:rPr>
                 <w:rStyle w:val="IndexLink"/>
               </w:rPr>
               <w:t>Appendix B. Switches and Environment Variables</w:t>
               <w:tab/>
-              <w:t>46</w:t>
+              <w:t>48</w:t>
             </w:r>
           </w:hyperlink>
         </w:p>
@@ -1628,14 +1728,14 @@
             </w:tabs>
             <w:rPr/>
           </w:pPr>
-          <w:hyperlink w:anchor="__RefHeading___Toc5063_1215844210">
+          <w:hyperlink w:anchor="__RefHeading___Toc5490_2464816317">
             <w:r>
               <w:rPr>
                 <w:rStyle w:val="IndexLink"/>
               </w:rPr>
               <w:t>Appendix C. Contents of the Packages</w:t>
               <w:tab/>
-              <w:t>47</w:t>
+              <w:t>49</w:t>
             </w:r>
           </w:hyperlink>
           <w:r>
@@ -1670,7 +1770,7 @@
         <w:pStyle w:val="Heading1"/>
         <w:rPr/>
       </w:pPr>
-      <w:bookmarkStart w:id="0" w:name="__RefHeading___Toc4927_1215844210"/>
+      <w:bookmarkStart w:id="0" w:name="__RefHeading___Toc5344_2464816317"/>
       <w:bookmarkEnd w:id="0"/>
       <w:r>
         <w:rPr/>
@@ -1992,7 +2092,7 @@
         <w:pStyle w:val="Heading1"/>
         <w:rPr/>
       </w:pPr>
-      <w:bookmarkStart w:id="1" w:name="__RefHeading___Toc4929_1215844210"/>
+      <w:bookmarkStart w:id="1" w:name="__RefHeading___Toc5346_2464816317"/>
       <w:bookmarkEnd w:id="1"/>
       <w:r>
         <w:rPr/>
@@ -2399,7 +2499,7 @@
         <w:pStyle w:val="Heading2"/>
         <w:rPr/>
       </w:pPr>
-      <w:bookmarkStart w:id="2" w:name="__RefHeading___Toc4931_1215844210"/>
+      <w:bookmarkStart w:id="2" w:name="__RefHeading___Toc5348_2464816317"/>
       <w:bookmarkEnd w:id="2"/>
       <w:r>
         <w:rPr/>
@@ -2492,7 +2592,7 @@
         <w:pStyle w:val="Heading2"/>
         <w:rPr/>
       </w:pPr>
-      <w:bookmarkStart w:id="3" w:name="__RefHeading___Toc4933_1215844210"/>
+      <w:bookmarkStart w:id="3" w:name="__RefHeading___Toc5350_2464816317"/>
       <w:bookmarkEnd w:id="3"/>
       <w:r>
         <w:rPr/>
@@ -2878,6 +2978,21 @@
               </w:rPr>
               <w:t>::options</w:t>
             </w:r>
+            <w:r>
+              <w:rPr>
+                <w:sz w:val="18"/>
+                <w:szCs w:val="18"/>
+              </w:rPr>
+              <w:t xml:space="preserve">, </w:t>
+            </w:r>
+            <w:r>
+              <w:rPr>
+                <w:rFonts w:eastAsia="Courier New" w:cs="Courier New" w:ascii="Courier New" w:hAnsi="Courier New"/>
+                <w:sz w:val="16"/>
+                <w:szCs w:val="16"/>
+              </w:rPr>
+              <w:t>::extension</w:t>
+            </w:r>
           </w:p>
         </w:tc>
       </w:tr>
@@ -3073,7 +3188,7 @@
                 <w:sz w:val="18"/>
                 <w:szCs w:val="18"/>
               </w:rPr>
-              <w:t xml:space="preserve">Object, Class, String, Array (with any number of dimensions), Queue, List, Directory, StringTable, Table, Stem, MutableBuffer, Supplier; </w:t>
+              <w:t xml:space="preserve">Object, Class, String, Array (with any number of dimensions), Queue, List, Directory, StringTable, Table, Set, Bag, SortedCollection, Interval, Stem, MutableBuffer, Supplier, Block, Message; </w:t>
             </w:r>
             <w:r>
               <w:rPr>
@@ -3910,7 +4025,7 @@
         <w:pStyle w:val="Heading2"/>
         <w:rPr/>
       </w:pPr>
-      <w:bookmarkStart w:id="4" w:name="__RefHeading___Toc4935_1215844210"/>
+      <w:bookmarkStart w:id="4" w:name="__RefHeading___Toc5352_2464816317"/>
       <w:bookmarkEnd w:id="4"/>
       <w:r>
         <w:rPr/>
@@ -4274,7 +4389,7 @@
                 <w:sz w:val="18"/>
                 <w:szCs w:val="18"/>
               </w:rPr>
-              <w:t>46 of 46</w:t>
+              <w:t>50 of 50</w:t>
             </w:r>
           </w:p>
         </w:tc>
@@ -4351,7 +4466,7 @@
                 <w:sz w:val="18"/>
                 <w:szCs w:val="18"/>
               </w:rPr>
-              <w:t>11 of 11</w:t>
+              <w:t>12 of 12</w:t>
             </w:r>
           </w:p>
         </w:tc>
@@ -4413,7 +4528,7 @@
         <w:pStyle w:val="Heading1"/>
         <w:rPr/>
       </w:pPr>
-      <w:bookmarkStart w:id="5" w:name="__RefHeading___Toc4937_1215844210"/>
+      <w:bookmarkStart w:id="5" w:name="__RefHeading___Toc5354_2464816317"/>
       <w:bookmarkEnd w:id="5"/>
       <w:r>
         <w:rPr/>
@@ -4425,7 +4540,7 @@
         <w:pStyle w:val="Heading2"/>
         <w:rPr/>
       </w:pPr>
-      <w:bookmarkStart w:id="6" w:name="__RefHeading___Toc4939_1215844210"/>
+      <w:bookmarkStart w:id="6" w:name="__RefHeading___Toc5356_2464816317"/>
       <w:bookmarkEnd w:id="6"/>
       <w:r>
         <w:rPr/>
@@ -5010,7 +5125,7 @@
         <w:pStyle w:val="Heading2"/>
         <w:rPr/>
       </w:pPr>
-      <w:bookmarkStart w:id="7" w:name="__RefHeading___Toc4941_1215844210"/>
+      <w:bookmarkStart w:id="7" w:name="__RefHeading___Toc5358_2464816317"/>
       <w:bookmarkEnd w:id="7"/>
       <w:r>
         <w:rPr/>
@@ -5206,7 +5321,7 @@
         <w:pStyle w:val="Heading2"/>
         <w:rPr/>
       </w:pPr>
-      <w:bookmarkStart w:id="8" w:name="__RefHeading___Toc4943_1215844210"/>
+      <w:bookmarkStart w:id="8" w:name="__RefHeading___Toc5360_2464816317"/>
       <w:bookmarkEnd w:id="8"/>
       <w:r>
         <w:rPr/>
@@ -5366,7 +5481,7 @@
         <w:pStyle w:val="Heading2"/>
         <w:rPr/>
       </w:pPr>
-      <w:bookmarkStart w:id="9" w:name="__RefHeading___Toc4945_1215844210"/>
+      <w:bookmarkStart w:id="9" w:name="__RefHeading___Toc5362_2464816317"/>
       <w:bookmarkEnd w:id="9"/>
       <w:r>
         <w:rPr/>
@@ -5643,7 +5758,7 @@
         <w:pStyle w:val="Heading2"/>
         <w:rPr/>
       </w:pPr>
-      <w:bookmarkStart w:id="10" w:name="__RefHeading___Toc4947_1215844210"/>
+      <w:bookmarkStart w:id="10" w:name="__RefHeading___Toc5364_2464816317"/>
       <w:bookmarkEnd w:id="10"/>
       <w:r>
         <w:rPr/>
@@ -6025,7 +6140,7 @@
         <w:pStyle w:val="Heading2"/>
         <w:rPr/>
       </w:pPr>
-      <w:bookmarkStart w:id="11" w:name="__RefHeading___Toc4949_1215844210"/>
+      <w:bookmarkStart w:id="11" w:name="__RefHeading___Toc5366_2464816317"/>
       <w:bookmarkEnd w:id="11"/>
       <w:r>
         <w:rPr/>
@@ -6824,7 +6939,7 @@
         <w:pStyle w:val="Heading1"/>
         <w:rPr/>
       </w:pPr>
-      <w:bookmarkStart w:id="12" w:name="__RefHeading___Toc4951_1215844210"/>
+      <w:bookmarkStart w:id="12" w:name="__RefHeading___Toc5368_2464816317"/>
       <w:bookmarkEnd w:id="12"/>
       <w:r>
         <w:rPr/>
@@ -6836,7 +6951,7 @@
         <w:pStyle w:val="Heading2"/>
         <w:rPr/>
       </w:pPr>
-      <w:bookmarkStart w:id="13" w:name="__RefHeading___Toc4953_1215844210"/>
+      <w:bookmarkStart w:id="13" w:name="__RefHeading___Toc5370_2464816317"/>
       <w:bookmarkEnd w:id="13"/>
       <w:r>
         <w:rPr/>
@@ -7623,7 +7738,7 @@
         <w:pStyle w:val="Heading2"/>
         <w:rPr/>
       </w:pPr>
-      <w:bookmarkStart w:id="14" w:name="__RefHeading___Toc4955_1215844210"/>
+      <w:bookmarkStart w:id="14" w:name="__RefHeading___Toc5372_2464816317"/>
       <w:bookmarkEnd w:id="14"/>
       <w:r>
         <w:rPr/>
@@ -8429,7 +8544,7 @@
         <w:pStyle w:val="Heading2"/>
         <w:rPr/>
       </w:pPr>
-      <w:bookmarkStart w:id="15" w:name="__RefHeading___Toc4957_1215844210"/>
+      <w:bookmarkStart w:id="15" w:name="__RefHeading___Toc5374_2464816317"/>
       <w:bookmarkEnd w:id="15"/>
       <w:r>
         <w:rPr/>
@@ -8577,7 +8692,7 @@
         <w:pStyle w:val="Heading1"/>
         <w:rPr/>
       </w:pPr>
-      <w:bookmarkStart w:id="16" w:name="__RefHeading___Toc4959_1215844210"/>
+      <w:bookmarkStart w:id="16" w:name="__RefHeading___Toc5376_2464816317"/>
       <w:bookmarkEnd w:id="16"/>
       <w:r>
         <w:rPr/>
@@ -8612,7 +8727,7 @@
         <w:pStyle w:val="Heading2"/>
         <w:rPr/>
       </w:pPr>
-      <w:bookmarkStart w:id="17" w:name="__RefHeading___Toc4961_1215844210"/>
+      <w:bookmarkStart w:id="17" w:name="__RefHeading___Toc5378_2464816317"/>
       <w:bookmarkEnd w:id="17"/>
       <w:r>
         <w:rPr/>
@@ -9354,7 +9469,7 @@
         <w:pStyle w:val="Heading2"/>
         <w:rPr/>
       </w:pPr>
-      <w:bookmarkStart w:id="18" w:name="__RefHeading___Toc4963_1215844210"/>
+      <w:bookmarkStart w:id="18" w:name="__RefHeading___Toc5380_2464816317"/>
       <w:bookmarkEnd w:id="18"/>
       <w:r>
         <w:rPr/>
@@ -10121,7 +10236,7 @@
         <w:pStyle w:val="Heading2"/>
         <w:rPr/>
       </w:pPr>
-      <w:bookmarkStart w:id="19" w:name="__RefHeading___Toc4965_1215844210"/>
+      <w:bookmarkStart w:id="19" w:name="__RefHeading___Toc5382_2464816317"/>
       <w:bookmarkEnd w:id="19"/>
       <w:r>
         <w:rPr/>
@@ -10281,7 +10396,7 @@
         <w:pStyle w:val="Heading2"/>
         <w:rPr/>
       </w:pPr>
-      <w:bookmarkStart w:id="20" w:name="__RefHeading___Toc4967_1215844210"/>
+      <w:bookmarkStart w:id="20" w:name="__RefHeading___Toc5384_2464816317"/>
       <w:bookmarkEnd w:id="20"/>
       <w:r>
         <w:rPr/>
@@ -10502,7 +10617,7 @@
         <w:pStyle w:val="Heading2"/>
         <w:rPr/>
       </w:pPr>
-      <w:bookmarkStart w:id="21" w:name="__RefHeading___Toc4969_1215844210"/>
+      <w:bookmarkStart w:id="21" w:name="__RefHeading___Toc5386_2464816317"/>
       <w:bookmarkEnd w:id="21"/>
       <w:r>
         <w:rPr/>
@@ -10528,7 +10643,7 @@
         <w:pStyle w:val="Heading1"/>
         <w:rPr/>
       </w:pPr>
-      <w:bookmarkStart w:id="22" w:name="__RefHeading___Toc4971_1215844210"/>
+      <w:bookmarkStart w:id="22" w:name="__RefHeading___Toc5388_2464816317"/>
       <w:bookmarkEnd w:id="22"/>
       <w:r>
         <w:rPr/>
@@ -10551,7 +10666,7 @@
         <w:pStyle w:val="Heading2"/>
         <w:rPr/>
       </w:pPr>
-      <w:bookmarkStart w:id="23" w:name="__RefHeading___Toc4973_1215844210"/>
+      <w:bookmarkStart w:id="23" w:name="__RefHeading___Toc5390_2464816317"/>
       <w:bookmarkEnd w:id="23"/>
       <w:r>
         <w:rPr/>
@@ -10880,20 +10995,16 @@
         <w:rPr/>
       </w:pPr>
       <w:r>
-        <w:rPr/>
-        <w:t>The error numbers 88, 91, 97, 98 and 99.</w:t>
-      </w:r>
-    </w:p>
-    <w:p>
-      <w:pPr>
-        <w:pStyle w:val="Heading2"/>
-        <w:rPr/>
-      </w:pPr>
-      <w:bookmarkStart w:id="24" w:name="__RefHeading___Toc4975_1215844210"/>
-      <w:bookmarkEnd w:id="24"/>
-      <w:r>
-        <w:rPr/>
-        <w:t>Additions</w:t>
+        <w:rPr>
+          <w:rFonts w:eastAsia="Courier New" w:cs="Courier New" w:ascii="Courier New" w:hAnsi="Courier New"/>
+          <w:sz w:val="19"/>
+          <w:szCs w:val="19"/>
+        </w:rPr>
+        <w:t>::extension</w:t>
+      </w:r>
+      <w:r>
+        <w:rPr/>
+        <w:t xml:space="preserve"> adds methods to existing classes, also built-in ones, and can add mixins with INHERIT.</w:t>
       </w:r>
     </w:p>
     <w:p>
@@ -10907,52 +11018,20 @@
         <w:rPr/>
       </w:pPr>
       <w:r>
+        <w:rPr/>
+        <w:t xml:space="preserve">Set, Bag and the Message class; </w:t>
+      </w:r>
+      <w:r>
         <w:rPr>
           <w:rFonts w:eastAsia="Courier New" w:cs="Courier New" w:ascii="Courier New" w:hAnsi="Courier New"/>
           <w:sz w:val="19"/>
           <w:szCs w:val="19"/>
         </w:rPr>
-        <w:t>-&gt;</w:t>
-      </w:r>
-      <w:r>
-        <w:rPr/>
-        <w:t xml:space="preserve"> and </w:t>
-      </w:r>
-      <w:r>
-        <w:rPr>
-          <w:rFonts w:eastAsia="Courier New" w:cs="Courier New" w:ascii="Courier New" w:hAnsi="Courier New"/>
-          <w:sz w:val="19"/>
-          <w:szCs w:val="19"/>
-        </w:rPr>
-        <w:t>-&gt;&gt;</w:t>
-      </w:r>
-      <w:r>
-        <w:rPr/>
-        <w:t xml:space="preserve"> as alternative spellings of </w:t>
-      </w:r>
-      <w:r>
-        <w:rPr>
-          <w:rFonts w:eastAsia="Courier New" w:cs="Courier New" w:ascii="Courier New" w:hAnsi="Courier New"/>
-          <w:sz w:val="19"/>
-          <w:szCs w:val="19"/>
-        </w:rPr>
-        <w:t>~</w:t>
-      </w:r>
-      <w:r>
-        <w:rPr/>
-        <w:t xml:space="preserve"> and </w:t>
-      </w:r>
-      <w:r>
-        <w:rPr>
-          <w:rFonts w:eastAsia="Courier New" w:cs="Courier New" w:ascii="Courier New" w:hAnsi="Courier New"/>
-          <w:sz w:val="19"/>
-          <w:szCs w:val="19"/>
-        </w:rPr>
-        <w:t>~~</w:t>
-      </w:r>
-      <w:r>
-        <w:rPr/>
-        <w:t>, with blanks allowed around them.</w:t>
+        <w:t>condition('O')</w:t>
+      </w:r>
+      <w:r>
+        <w:rPr/>
+        <w:t xml:space="preserve"> returns the condition as a Directory.</w:t>
       </w:r>
     </w:p>
     <w:p>
@@ -10967,43 +11046,19 @@
       </w:pPr>
       <w:r>
         <w:rPr/>
-        <w:t xml:space="preserve">The markers </w:t>
-      </w:r>
-      <w:r>
-        <w:rPr>
-          <w:rFonts w:eastAsia="Courier New" w:cs="Courier New" w:ascii="Courier New" w:hAnsi="Courier New"/>
-          <w:sz w:val="19"/>
-          <w:szCs w:val="19"/>
-        </w:rPr>
-        <w:t>OOREGINA</w:t>
-      </w:r>
-      <w:r>
-        <w:rPr/>
-        <w:t xml:space="preserve"> and the switches </w:t>
-      </w:r>
-      <w:r>
-        <w:rPr>
-          <w:rFonts w:eastAsia="Courier New" w:cs="Courier New" w:ascii="Courier New" w:hAnsi="Courier New"/>
-          <w:sz w:val="19"/>
-          <w:szCs w:val="19"/>
-        </w:rPr>
-        <w:t>--oo</w:t>
-      </w:r>
-      <w:r>
-        <w:rPr/>
-        <w:t xml:space="preserve"> and </w:t>
-      </w:r>
-      <w:r>
-        <w:rPr>
-          <w:rFonts w:eastAsia="Courier New" w:cs="Courier New" w:ascii="Courier New" w:hAnsi="Courier New"/>
-          <w:sz w:val="19"/>
-          <w:szCs w:val="19"/>
-        </w:rPr>
-        <w:t>--no-oo</w:t>
-      </w:r>
-      <w:r>
-        <w:rPr/>
-        <w:t xml:space="preserve"> (ooRexx has no classic mode).</w:t>
+        <w:t>The error numbers 88, 91, 97, 98 and 99.</w:t>
+      </w:r>
+    </w:p>
+    <w:p>
+      <w:pPr>
+        <w:pStyle w:val="Heading2"/>
+        <w:rPr/>
+      </w:pPr>
+      <w:bookmarkStart w:id="24" w:name="__RefHeading___Toc5392_2464816317"/>
+      <w:bookmarkEnd w:id="24"/>
+      <w:r>
+        <w:rPr/>
+        <w:t>Additions</w:t>
       </w:r>
     </w:p>
     <w:p>
@@ -11017,20 +11072,52 @@
         <w:rPr/>
       </w:pPr>
       <w:r>
-        <w:rPr/>
-        <w:t xml:space="preserve">LISP-style lists: the Cons class and the built-in </w:t>
-      </w:r>
-      <w:r>
         <w:rPr>
           <w:rFonts w:eastAsia="Courier New" w:cs="Courier New" w:ascii="Courier New" w:hAnsi="Courier New"/>
           <w:sz w:val="19"/>
           <w:szCs w:val="19"/>
         </w:rPr>
-        <w:t>lisp</w:t>
-      </w:r>
-      <w:r>
-        <w:rPr/>
-        <w:t xml:space="preserve"> library.</w:t>
+        <w:t>-&gt;</w:t>
+      </w:r>
+      <w:r>
+        <w:rPr/>
+        <w:t xml:space="preserve"> and </w:t>
+      </w:r>
+      <w:r>
+        <w:rPr>
+          <w:rFonts w:eastAsia="Courier New" w:cs="Courier New" w:ascii="Courier New" w:hAnsi="Courier New"/>
+          <w:sz w:val="19"/>
+          <w:szCs w:val="19"/>
+        </w:rPr>
+        <w:t>-&gt;&gt;</w:t>
+      </w:r>
+      <w:r>
+        <w:rPr/>
+        <w:t xml:space="preserve"> as alternative spellings of </w:t>
+      </w:r>
+      <w:r>
+        <w:rPr>
+          <w:rFonts w:eastAsia="Courier New" w:cs="Courier New" w:ascii="Courier New" w:hAnsi="Courier New"/>
+          <w:sz w:val="19"/>
+          <w:szCs w:val="19"/>
+        </w:rPr>
+        <w:t>~</w:t>
+      </w:r>
+      <w:r>
+        <w:rPr/>
+        <w:t xml:space="preserve"> and </w:t>
+      </w:r>
+      <w:r>
+        <w:rPr>
+          <w:rFonts w:eastAsia="Courier New" w:cs="Courier New" w:ascii="Courier New" w:hAnsi="Courier New"/>
+          <w:sz w:val="19"/>
+          <w:szCs w:val="19"/>
+        </w:rPr>
+        <w:t>~~</w:t>
+      </w:r>
+      <w:r>
+        <w:rPr/>
+        <w:t>, with blanks allowed around them.</w:t>
       </w:r>
     </w:p>
     <w:p>
@@ -11045,7 +11132,7 @@
       </w:pPr>
       <w:r>
         <w:rPr/>
-        <w:t>Python modules through the built-in Python interpreter (</w:t>
+        <w:t xml:space="preserve">The markers </w:t>
       </w:r>
       <w:r>
         <w:rPr>
@@ -11053,11 +11140,11 @@
           <w:sz w:val="19"/>
           <w:szCs w:val="19"/>
         </w:rPr>
-        <w:t>.Python</w:t>
-      </w:r>
-      <w:r>
-        <w:rPr/>
-        <w:t xml:space="preserve">, </w:t>
+        <w:t>OOREGINA</w:t>
+      </w:r>
+      <w:r>
+        <w:rPr/>
+        <w:t xml:space="preserve"> and the switches </w:t>
       </w:r>
       <w:r>
         <w:rPr>
@@ -11065,11 +11152,23 @@
           <w:sz w:val="19"/>
           <w:szCs w:val="19"/>
         </w:rPr>
-        <w:t>.PyObject</w:t>
-      </w:r>
-      <w:r>
-        <w:rPr/>
-        <w:t>); ooRexx has no Python bridge.</w:t>
+        <w:t>--oo</w:t>
+      </w:r>
+      <w:r>
+        <w:rPr/>
+        <w:t xml:space="preserve"> and </w:t>
+      </w:r>
+      <w:r>
+        <w:rPr>
+          <w:rFonts w:eastAsia="Courier New" w:cs="Courier New" w:ascii="Courier New" w:hAnsi="Courier New"/>
+          <w:sz w:val="19"/>
+          <w:szCs w:val="19"/>
+        </w:rPr>
+        <w:t>--no-oo</w:t>
+      </w:r>
+      <w:r>
+        <w:rPr/>
+        <w:t xml:space="preserve"> (ooRexx has no classic mode).</w:t>
       </w:r>
     </w:p>
     <w:p>
@@ -11084,7 +11183,7 @@
       </w:pPr>
       <w:r>
         <w:rPr/>
-        <w:t xml:space="preserve">Blocks </w:t>
+        <w:t xml:space="preserve">LISP-style lists: the Cons class and the built-in </w:t>
       </w:r>
       <w:r>
         <w:rPr>
@@ -11092,83 +11191,11 @@
           <w:sz w:val="19"/>
           <w:szCs w:val="19"/>
         </w:rPr>
-        <w:t>{ ... }</w:t>
-      </w:r>
-      <w:r>
-        <w:rPr/>
-        <w:t xml:space="preserve"> see and keep the variables of the code that created them (closures), and have the short form </w:t>
-      </w:r>
-      <w:r>
-        <w:rPr>
-          <w:rFonts w:eastAsia="Courier New" w:cs="Courier New" w:ascii="Courier New" w:hAnsi="Courier New"/>
-          <w:sz w:val="19"/>
-          <w:szCs w:val="19"/>
-        </w:rPr>
-        <w:t>{ :x | expression }</w:t>
-      </w:r>
-      <w:r>
-        <w:rPr/>
-        <w:t xml:space="preserve">. In ooRexx 5 a source literal </w:t>
-      </w:r>
-      <w:r>
-        <w:rPr>
-          <w:rFonts w:eastAsia="Courier New" w:cs="Courier New" w:ascii="Courier New" w:hAnsi="Courier New"/>
-          <w:sz w:val="19"/>
-          <w:szCs w:val="19"/>
-        </w:rPr>
-        <w:t>{ ... }</w:t>
-      </w:r>
-      <w:r>
-        <w:rPr/>
-        <w:t xml:space="preserve"> is a Routine without access to those variables. The collection methods </w:t>
-      </w:r>
-      <w:r>
-        <w:rPr>
-          <w:rFonts w:eastAsia="Courier New" w:cs="Courier New" w:ascii="Courier New" w:hAnsi="Courier New"/>
-          <w:sz w:val="19"/>
-          <w:szCs w:val="19"/>
-        </w:rPr>
-        <w:t>do</w:t>
-      </w:r>
-      <w:r>
-        <w:rPr/>
-        <w:t xml:space="preserve">, </w:t>
-      </w:r>
-      <w:r>
-        <w:rPr>
-          <w:rFonts w:eastAsia="Courier New" w:cs="Courier New" w:ascii="Courier New" w:hAnsi="Courier New"/>
-          <w:sz w:val="19"/>
-          <w:szCs w:val="19"/>
-        </w:rPr>
-        <w:t>select</w:t>
-      </w:r>
-      <w:r>
-        <w:rPr/>
-        <w:t xml:space="preserve">, </w:t>
-      </w:r>
-      <w:r>
-        <w:rPr>
-          <w:rFonts w:eastAsia="Courier New" w:cs="Courier New" w:ascii="Courier New" w:hAnsi="Courier New"/>
-          <w:sz w:val="19"/>
-          <w:szCs w:val="19"/>
-        </w:rPr>
-        <w:t>collect</w:t>
-      </w:r>
-      <w:r>
-        <w:rPr/>
-        <w:t xml:space="preserve">, </w:t>
-      </w:r>
-      <w:r>
-        <w:rPr>
-          <w:rFonts w:eastAsia="Courier New" w:cs="Courier New" w:ascii="Courier New" w:hAnsi="Courier New"/>
-          <w:sz w:val="19"/>
-          <w:szCs w:val="19"/>
-        </w:rPr>
-        <w:t>inject</w:t>
-      </w:r>
-      <w:r>
-        <w:rPr/>
-        <w:t xml:space="preserve"> and the others come from Smalltalk.</w:t>
+        <w:t>lisp</w:t>
+      </w:r>
+      <w:r>
+        <w:rPr/>
+        <w:t xml:space="preserve"> library.</w:t>
       </w:r>
     </w:p>
     <w:p>
@@ -11182,16 +11209,32 @@
         <w:rPr/>
       </w:pPr>
       <w:r>
+        <w:rPr/>
+        <w:t>Python modules through the built-in Python interpreter (</w:t>
+      </w:r>
+      <w:r>
         <w:rPr>
           <w:rFonts w:eastAsia="Courier New" w:cs="Courier New" w:ascii="Courier New" w:hAnsi="Courier New"/>
           <w:sz w:val="19"/>
           <w:szCs w:val="19"/>
         </w:rPr>
-        <w:t>::requires</w:t>
-      </w:r>
-      <w:r>
-        <w:rPr/>
-        <w:t xml:space="preserve"> anywhere in a program, for example at the top.</w:t>
+        <w:t>.Python</w:t>
+      </w:r>
+      <w:r>
+        <w:rPr/>
+        <w:t xml:space="preserve">, </w:t>
+      </w:r>
+      <w:r>
+        <w:rPr>
+          <w:rFonts w:eastAsia="Courier New" w:cs="Courier New" w:ascii="Courier New" w:hAnsi="Courier New"/>
+          <w:sz w:val="19"/>
+          <w:szCs w:val="19"/>
+        </w:rPr>
+        <w:t>.PyObject</w:t>
+      </w:r>
+      <w:r>
+        <w:rPr/>
+        <w:t>); ooRexx has no Python bridge.</w:t>
       </w:r>
     </w:p>
     <w:p>
@@ -11206,6 +11249,230 @@
       </w:pPr>
       <w:r>
         <w:rPr/>
+        <w:t xml:space="preserve">Blocks </w:t>
+      </w:r>
+      <w:r>
+        <w:rPr>
+          <w:rFonts w:eastAsia="Courier New" w:cs="Courier New" w:ascii="Courier New" w:hAnsi="Courier New"/>
+          <w:sz w:val="19"/>
+          <w:szCs w:val="19"/>
+        </w:rPr>
+        <w:t>{ ... }</w:t>
+      </w:r>
+      <w:r>
+        <w:rPr/>
+        <w:t xml:space="preserve"> see and keep the variables of the code that created them (closures), and have the short form </w:t>
+      </w:r>
+      <w:r>
+        <w:rPr>
+          <w:rFonts w:eastAsia="Courier New" w:cs="Courier New" w:ascii="Courier New" w:hAnsi="Courier New"/>
+          <w:sz w:val="19"/>
+          <w:szCs w:val="19"/>
+        </w:rPr>
+        <w:t>{ :x | expression }</w:t>
+      </w:r>
+      <w:r>
+        <w:rPr/>
+        <w:t xml:space="preserve">. In ooRexx 5 a source literal </w:t>
+      </w:r>
+      <w:r>
+        <w:rPr>
+          <w:rFonts w:eastAsia="Courier New" w:cs="Courier New" w:ascii="Courier New" w:hAnsi="Courier New"/>
+          <w:sz w:val="19"/>
+          <w:szCs w:val="19"/>
+        </w:rPr>
+        <w:t>{ ... }</w:t>
+      </w:r>
+      <w:r>
+        <w:rPr/>
+        <w:t xml:space="preserve"> is a Routine without access to those variables. The collection methods </w:t>
+      </w:r>
+      <w:r>
+        <w:rPr>
+          <w:rFonts w:eastAsia="Courier New" w:cs="Courier New" w:ascii="Courier New" w:hAnsi="Courier New"/>
+          <w:sz w:val="19"/>
+          <w:szCs w:val="19"/>
+        </w:rPr>
+        <w:t>do</w:t>
+      </w:r>
+      <w:r>
+        <w:rPr/>
+        <w:t xml:space="preserve">, </w:t>
+      </w:r>
+      <w:r>
+        <w:rPr>
+          <w:rFonts w:eastAsia="Courier New" w:cs="Courier New" w:ascii="Courier New" w:hAnsi="Courier New"/>
+          <w:sz w:val="19"/>
+          <w:szCs w:val="19"/>
+        </w:rPr>
+        <w:t>select</w:t>
+      </w:r>
+      <w:r>
+        <w:rPr/>
+        <w:t xml:space="preserve">, </w:t>
+      </w:r>
+      <w:r>
+        <w:rPr>
+          <w:rFonts w:eastAsia="Courier New" w:cs="Courier New" w:ascii="Courier New" w:hAnsi="Courier New"/>
+          <w:sz w:val="19"/>
+          <w:szCs w:val="19"/>
+        </w:rPr>
+        <w:t>collect</w:t>
+      </w:r>
+      <w:r>
+        <w:rPr/>
+        <w:t xml:space="preserve">, </w:t>
+      </w:r>
+      <w:r>
+        <w:rPr>
+          <w:rFonts w:eastAsia="Courier New" w:cs="Courier New" w:ascii="Courier New" w:hAnsi="Courier New"/>
+          <w:sz w:val="19"/>
+          <w:szCs w:val="19"/>
+        </w:rPr>
+        <w:t>inject</w:t>
+      </w:r>
+      <w:r>
+        <w:rPr/>
+        <w:t xml:space="preserve"> and the others come from Smalltalk.</w:t>
+      </w:r>
+    </w:p>
+    <w:p>
+      <w:pPr>
+        <w:pStyle w:val="ListParagraph"/>
+        <w:numPr>
+          <w:ilvl w:val="0"/>
+          <w:numId w:val="1"/>
+        </w:numPr>
+        <w:spacing w:before="0" w:after="60"/>
+        <w:rPr/>
+      </w:pPr>
+      <w:r>
+        <w:rPr/>
+        <w:t xml:space="preserve">Further ideas from Smalltalk: the Interval class and </w:t>
+      </w:r>
+      <w:r>
+        <w:rPr>
+          <w:rFonts w:eastAsia="Courier New" w:cs="Courier New" w:ascii="Courier New" w:hAnsi="Courier New"/>
+          <w:sz w:val="19"/>
+          <w:szCs w:val="19"/>
+        </w:rPr>
+        <w:t>1~to(10)</w:t>
+      </w:r>
+      <w:r>
+        <w:rPr/>
+        <w:t xml:space="preserve">, SortedCollection with a sort block, </w:t>
+      </w:r>
+      <w:r>
+        <w:rPr>
+          <w:rFonts w:eastAsia="Courier New" w:cs="Courier New" w:ascii="Courier New" w:hAnsi="Courier New"/>
+          <w:sz w:val="19"/>
+          <w:szCs w:val="19"/>
+        </w:rPr>
+        <w:t>ensure</w:t>
+      </w:r>
+      <w:r>
+        <w:rPr/>
+        <w:t xml:space="preserve"> and </w:t>
+      </w:r>
+      <w:r>
+        <w:rPr>
+          <w:rFonts w:eastAsia="Courier New" w:cs="Courier New" w:ascii="Courier New" w:hAnsi="Courier New"/>
+          <w:sz w:val="19"/>
+          <w:szCs w:val="19"/>
+        </w:rPr>
+        <w:t>ifCurtailed</w:t>
+      </w:r>
+      <w:r>
+        <w:rPr/>
+        <w:t xml:space="preserve"> for cleanup code, </w:t>
+      </w:r>
+      <w:r>
+        <w:rPr>
+          <w:rFonts w:eastAsia="Courier New" w:cs="Courier New" w:ascii="Courier New" w:hAnsi="Courier New"/>
+          <w:sz w:val="19"/>
+          <w:szCs w:val="19"/>
+        </w:rPr>
+        <w:t>whileTrue</w:t>
+      </w:r>
+      <w:r>
+        <w:rPr/>
+        <w:t>.</w:t>
+      </w:r>
+    </w:p>
+    <w:p>
+      <w:pPr>
+        <w:pStyle w:val="ListParagraph"/>
+        <w:numPr>
+          <w:ilvl w:val="0"/>
+          <w:numId w:val="1"/>
+        </w:numPr>
+        <w:spacing w:before="0" w:after="60"/>
+        <w:rPr/>
+      </w:pPr>
+      <w:r>
+        <w:rPr/>
+        <w:t xml:space="preserve">Python can call Rexx blocks, for example as </w:t>
+      </w:r>
+      <w:r>
+        <w:rPr>
+          <w:rFonts w:eastAsia="Courier New" w:cs="Courier New" w:ascii="Courier New" w:hAnsi="Courier New"/>
+          <w:sz w:val="19"/>
+          <w:szCs w:val="19"/>
+        </w:rPr>
+        <w:t>key=</w:t>
+      </w:r>
+      <w:r>
+        <w:rPr/>
+        <w:t xml:space="preserve"> of </w:t>
+      </w:r>
+      <w:r>
+        <w:rPr>
+          <w:rFonts w:eastAsia="Courier New" w:cs="Courier New" w:ascii="Courier New" w:hAnsi="Courier New"/>
+          <w:sz w:val="19"/>
+          <w:szCs w:val="19"/>
+        </w:rPr>
+        <w:t>sorted</w:t>
+      </w:r>
+      <w:r>
+        <w:rPr/>
+        <w:t>.</w:t>
+      </w:r>
+    </w:p>
+    <w:p>
+      <w:pPr>
+        <w:pStyle w:val="ListParagraph"/>
+        <w:numPr>
+          <w:ilvl w:val="0"/>
+          <w:numId w:val="1"/>
+        </w:numPr>
+        <w:spacing w:before="0" w:after="60"/>
+        <w:rPr/>
+      </w:pPr>
+      <w:r>
+        <w:rPr>
+          <w:rFonts w:eastAsia="Courier New" w:cs="Courier New" w:ascii="Courier New" w:hAnsi="Courier New"/>
+          <w:sz w:val="19"/>
+          <w:szCs w:val="19"/>
+        </w:rPr>
+        <w:t>::requires</w:t>
+      </w:r>
+      <w:r>
+        <w:rPr/>
+        <w:t xml:space="preserve"> anywhere in a program, for example at the top.</w:t>
+      </w:r>
+    </w:p>
+    <w:p>
+      <w:pPr>
+        <w:pStyle w:val="ListParagraph"/>
+        <w:numPr>
+          <w:ilvl w:val="0"/>
+          <w:numId w:val="1"/>
+        </w:numPr>
+        <w:spacing w:before="0" w:after="60"/>
+        <w:rPr/>
+      </w:pPr>
+      <w:r>
+        <w:rPr/>
         <w:t>Regina's classic features remain: its built-in functions, OPTIONS, the external queue, ADDRESS WITH and the Regina API.</w:t>
       </w:r>
     </w:p>
@@ -11214,7 +11481,7 @@
         <w:pStyle w:val="Heading2"/>
         <w:rPr/>
       </w:pPr>
-      <w:bookmarkStart w:id="25" w:name="__RefHeading___Toc4977_1215844210"/>
+      <w:bookmarkStart w:id="25" w:name="__RefHeading___Toc5394_2464816317"/>
       <w:bookmarkEnd w:id="25"/>
       <w:r>
         <w:rPr/>
@@ -11996,7 +12263,7 @@
                 <w:sz w:val="16"/>
                 <w:szCs w:val="16"/>
               </w:rPr>
-              <w:t>sortWith</w:t>
+              <w:t>sortWith(comparator)</w:t>
             </w:r>
           </w:p>
         </w:tc>
@@ -12028,7 +12295,22 @@
                 <w:sz w:val="18"/>
                 <w:szCs w:val="18"/>
               </w:rPr>
-              <w:t xml:space="preserve"> orders the string values; no comparators</w:t>
+              <w:t xml:space="preserve"> orders the string values; </w:t>
+            </w:r>
+            <w:r>
+              <w:rPr>
+                <w:rFonts w:eastAsia="Courier New" w:cs="Courier New" w:ascii="Courier New" w:hAnsi="Courier New"/>
+                <w:sz w:val="16"/>
+                <w:szCs w:val="16"/>
+              </w:rPr>
+              <w:t>sortWith(block)</w:t>
+            </w:r>
+            <w:r>
+              <w:rPr>
+                <w:sz w:val="18"/>
+                <w:szCs w:val="18"/>
+              </w:rPr>
+              <w:t xml:space="preserve"> takes a block that returns 1 if the first item may come first</w:t>
             </w:r>
           </w:p>
         </w:tc>
@@ -12303,7 +12585,7 @@
         <w:pStyle w:val="Heading2"/>
         <w:rPr/>
       </w:pPr>
-      <w:bookmarkStart w:id="26" w:name="__RefHeading___Toc4979_1215844210"/>
+      <w:bookmarkStart w:id="26" w:name="__RefHeading___Toc5396_2464816317"/>
       <w:bookmarkEnd w:id="26"/>
       <w:r>
         <w:rPr/>
@@ -12329,7 +12611,7 @@
       </w:r>
       <w:r>
         <w:rPr/>
-        <w:t xml:space="preserve"> GUARD, REPLY, START, the GUARDED and UNGUARDED options (accepted and ignored), and the Message and Monitor classes.</w:t>
+        <w:t xml:space="preserve"> GUARD, REPLY, START, the GUARDED and UNGUARDED options (accepted and ignored), and the Monitor class.</w:t>
       </w:r>
     </w:p>
     <w:p>
@@ -12491,7 +12773,7 @@
       </w:r>
       <w:r>
         <w:rPr/>
-        <w:t xml:space="preserve"> Bag, Set, Relation, CircularQueue, IdentityTable, Collection classes as mixins (OrderedCollection and others), Comparable, Comparator, Method, Routine, Package, Stream, File, DateTime, TimeSpan, RegularExpression, RexxContext, WeakReference, Pointer and Buffer.</w:t>
+        <w:t xml:space="preserve"> Relation, CircularQueue, IdentityTable, Collection classes as mixins (OrderedCollection and others), Comparable, Comparator, Method, Routine, Package, Stream, File, DateTime, TimeSpan, RegularExpression, RexxContext, WeakReference, Pointer and Buffer.</w:t>
       </w:r>
     </w:p>
     <w:p>
@@ -12559,7 +12841,7 @@
         <w:pStyle w:val="Heading1"/>
         <w:rPr/>
       </w:pPr>
-      <w:bookmarkStart w:id="27" w:name="__RefHeading___Toc4981_1215844210"/>
+      <w:bookmarkStart w:id="27" w:name="__RefHeading___Toc5398_2464816317"/>
       <w:bookmarkEnd w:id="27"/>
       <w:r>
         <w:rPr/>
@@ -12571,7 +12853,7 @@
         <w:pStyle w:val="Heading2"/>
         <w:rPr/>
       </w:pPr>
-      <w:bookmarkStart w:id="28" w:name="__RefHeading___Toc4983_1215844210"/>
+      <w:bookmarkStart w:id="28" w:name="__RefHeading___Toc5400_2464816317"/>
       <w:bookmarkEnd w:id="28"/>
       <w:r>
         <w:rPr/>
@@ -13382,7 +13664,7 @@
         <w:pStyle w:val="Heading2"/>
         <w:rPr/>
       </w:pPr>
-      <w:bookmarkStart w:id="29" w:name="__RefHeading___Toc4985_1215844210"/>
+      <w:bookmarkStart w:id="29" w:name="__RefHeading___Toc5402_2464816317"/>
       <w:bookmarkEnd w:id="29"/>
       <w:r>
         <w:rPr/>
@@ -13794,7 +14076,7 @@
         <w:pStyle w:val="Heading2"/>
         <w:rPr/>
       </w:pPr>
-      <w:bookmarkStart w:id="30" w:name="__RefHeading___Toc4987_1215844210"/>
+      <w:bookmarkStart w:id="30" w:name="__RefHeading___Toc5404_2464816317"/>
       <w:bookmarkEnd w:id="30"/>
       <w:r>
         <w:rPr/>
@@ -14646,6 +14928,111 @@
       </w:pPr>
       <w:r>
         <w:rPr/>
+        <w:t>CONDITION('O')</w:t>
+      </w:r>
+    </w:p>
+    <w:p>
+      <w:pPr>
+        <w:pStyle w:val="Normal"/>
+        <w:spacing w:before="0" w:after="120"/>
+        <w:rPr/>
+      </w:pPr>
+      <w:r>
+        <w:rPr/>
+        <w:t xml:space="preserve">Returns the current condition as a Directory, or </w:t>
+      </w:r>
+      <w:r>
+        <w:rPr>
+          <w:rFonts w:eastAsia="Courier New" w:cs="Courier New" w:ascii="Courier New" w:hAnsi="Courier New"/>
+          <w:sz w:val="19"/>
+          <w:szCs w:val="19"/>
+        </w:rPr>
+        <w:t>.nil</w:t>
+      </w:r>
+      <w:r>
+        <w:rPr/>
+        <w:t xml:space="preserve"> if there is none: CONDITION (</w:t>
+      </w:r>
+      <w:r>
+        <w:rPr>
+          <w:rFonts w:eastAsia="Courier New" w:cs="Courier New" w:ascii="Courier New" w:hAnsi="Courier New"/>
+          <w:sz w:val="19"/>
+          <w:szCs w:val="19"/>
+        </w:rPr>
+        <w:t>SYNTAX</w:t>
+      </w:r>
+      <w:r>
+        <w:rPr/>
+        <w:t xml:space="preserve">, </w:t>
+      </w:r>
+      <w:r>
+        <w:rPr>
+          <w:rFonts w:eastAsia="Courier New" w:cs="Courier New" w:ascii="Courier New" w:hAnsi="Courier New"/>
+          <w:sz w:val="19"/>
+          <w:szCs w:val="19"/>
+        </w:rPr>
+        <w:t>HALT</w:t>
+      </w:r>
+      <w:r>
+        <w:rPr/>
+        <w:t>, ...), INSTRUCTION (</w:t>
+      </w:r>
+      <w:r>
+        <w:rPr>
+          <w:rFonts w:eastAsia="Courier New" w:cs="Courier New" w:ascii="Courier New" w:hAnsi="Courier New"/>
+          <w:sz w:val="19"/>
+          <w:szCs w:val="19"/>
+        </w:rPr>
+        <w:t>SIGNAL</w:t>
+      </w:r>
+      <w:r>
+        <w:rPr/>
+        <w:t xml:space="preserve"> or </w:t>
+      </w:r>
+      <w:r>
+        <w:rPr>
+          <w:rFonts w:eastAsia="Courier New" w:cs="Courier New" w:ascii="Courier New" w:hAnsi="Courier New"/>
+          <w:sz w:val="19"/>
+          <w:szCs w:val="19"/>
+        </w:rPr>
+        <w:t>CALL</w:t>
+      </w:r>
+      <w:r>
+        <w:rPr/>
+        <w:t>), DESCRIPTION, POSITION (the line), and for SYNTAX also CODE (</w:t>
+      </w:r>
+      <w:r>
+        <w:rPr>
+          <w:rFonts w:eastAsia="Courier New" w:cs="Courier New" w:ascii="Courier New" w:hAnsi="Courier New"/>
+          <w:sz w:val="19"/>
+          <w:szCs w:val="19"/>
+        </w:rPr>
+        <w:t>42.3</w:t>
+      </w:r>
+      <w:r>
+        <w:rPr/>
+        <w:t xml:space="preserve">), RC and ERRORTEXT. With </w:t>
+      </w:r>
+      <w:r>
+        <w:rPr>
+          <w:rFonts w:eastAsia="Courier New" w:cs="Courier New" w:ascii="Courier New" w:hAnsi="Courier New"/>
+          <w:sz w:val="19"/>
+          <w:szCs w:val="19"/>
+        </w:rPr>
+        <w:t>--no-oo</w:t>
+      </w:r>
+      <w:r>
+        <w:rPr/>
+        <w:t xml:space="preserve"> the option O is an error as in Regina 3.9.7.</w:t>
+      </w:r>
+    </w:p>
+    <w:p>
+      <w:pPr>
+        <w:pStyle w:val="Heading3"/>
+        <w:rPr/>
+      </w:pPr>
+      <w:r>
+        <w:rPr/>
         <w:t>RETURN with a stem</w:t>
       </w:r>
     </w:p>
@@ -14713,7 +15100,7 @@
         <w:pStyle w:val="Heading2"/>
         <w:rPr/>
       </w:pPr>
-      <w:bookmarkStart w:id="31" w:name="__RefHeading___Toc4989_1215844210"/>
+      <w:bookmarkStart w:id="31" w:name="__RefHeading___Toc5406_2464816317"/>
       <w:bookmarkEnd w:id="31"/>
       <w:r>
         <w:rPr/>
@@ -15545,7 +15932,7 @@
         <w:pStyle w:val="Heading2"/>
         <w:rPr/>
       </w:pPr>
-      <w:bookmarkStart w:id="32" w:name="__RefHeading___Toc4991_1215844210"/>
+      <w:bookmarkStart w:id="32" w:name="__RefHeading___Toc5408_2464816317"/>
       <w:bookmarkEnd w:id="32"/>
       <w:r>
         <w:rPr/>
@@ -16447,6 +16834,113 @@
           </w:p>
         </w:tc>
       </w:tr>
+      <w:tr>
+        <w:trPr>
+          <w:cantSplit w:val="true"/>
+        </w:trPr>
+        <w:tc>
+          <w:tcPr>
+            <w:tcW w:w="2399" w:type="dxa"/>
+            <w:tcBorders>
+              <w:top w:val="single" w:sz="4" w:space="0" w:color="808080"/>
+              <w:left w:val="single" w:sz="4" w:space="0" w:color="808080"/>
+              <w:bottom w:val="single" w:sz="4" w:space="0" w:color="808080"/>
+              <w:right w:val="single" w:sz="4" w:space="0" w:color="808080"/>
+            </w:tcBorders>
+          </w:tcPr>
+          <w:p>
+            <w:pPr>
+              <w:pStyle w:val="Normal"/>
+              <w:rPr/>
+            </w:pPr>
+            <w:r>
+              <w:rPr>
+                <w:rFonts w:eastAsia="Courier New" w:cs="Courier New" w:ascii="Courier New" w:hAnsi="Courier New"/>
+                <w:sz w:val="16"/>
+                <w:szCs w:val="16"/>
+              </w:rPr>
+              <w:t>::extension class</w:t>
+            </w:r>
+          </w:p>
+        </w:tc>
+        <w:tc>
+          <w:tcPr>
+            <w:tcW w:w="7238" w:type="dxa"/>
+            <w:tcBorders>
+              <w:top w:val="single" w:sz="4" w:space="0" w:color="808080"/>
+              <w:left w:val="single" w:sz="4" w:space="0" w:color="808080"/>
+              <w:bottom w:val="single" w:sz="4" w:space="0" w:color="808080"/>
+              <w:right w:val="single" w:sz="4" w:space="0" w:color="808080"/>
+            </w:tcBorders>
+          </w:tcPr>
+          <w:p>
+            <w:pPr>
+              <w:pStyle w:val="Normal"/>
+              <w:rPr/>
+            </w:pPr>
+            <w:r>
+              <w:rPr>
+                <w:rFonts w:eastAsia="Courier New" w:cs="Courier New" w:ascii="Courier New" w:hAnsi="Courier New"/>
+                <w:sz w:val="16"/>
+                <w:szCs w:val="16"/>
+              </w:rPr>
+              <w:t>INHERIT mixin ...</w:t>
+            </w:r>
+            <w:r>
+              <w:rPr>
+                <w:sz w:val="18"/>
+                <w:szCs w:val="18"/>
+              </w:rPr>
+              <w:t xml:space="preserve">. The following </w:t>
+            </w:r>
+            <w:r>
+              <w:rPr>
+                <w:rFonts w:eastAsia="Courier New" w:cs="Courier New" w:ascii="Courier New" w:hAnsi="Courier New"/>
+                <w:sz w:val="16"/>
+                <w:szCs w:val="16"/>
+              </w:rPr>
+              <w:t>::method</w:t>
+            </w:r>
+            <w:r>
+              <w:rPr>
+                <w:sz w:val="18"/>
+                <w:szCs w:val="18"/>
+              </w:rPr>
+              <w:t xml:space="preserve">, </w:t>
+            </w:r>
+            <w:r>
+              <w:rPr>
+                <w:rFonts w:eastAsia="Courier New" w:cs="Courier New" w:ascii="Courier New" w:hAnsi="Courier New"/>
+                <w:sz w:val="16"/>
+                <w:szCs w:val="16"/>
+              </w:rPr>
+              <w:t>::attribute</w:t>
+            </w:r>
+            <w:r>
+              <w:rPr>
+                <w:sz w:val="18"/>
+                <w:szCs w:val="18"/>
+              </w:rPr>
+              <w:t xml:space="preserve"> and </w:t>
+            </w:r>
+            <w:r>
+              <w:rPr>
+                <w:rFonts w:eastAsia="Courier New" w:cs="Courier New" w:ascii="Courier New" w:hAnsi="Courier New"/>
+                <w:sz w:val="16"/>
+                <w:szCs w:val="16"/>
+              </w:rPr>
+              <w:t>::constant</w:t>
+            </w:r>
+            <w:r>
+              <w:rPr>
+                <w:sz w:val="18"/>
+                <w:szCs w:val="18"/>
+              </w:rPr>
+              <w:t xml:space="preserve"> directives add to an existing class: a built-in one such as String or Array, one from a required file, or one of this file. A method of an existing name replaces it. In methods of String, SELF is the string.</w:t>
+            </w:r>
+          </w:p>
+        </w:tc>
+      </w:tr>
     </w:tbl>
     <w:p>
       <w:pPr>
@@ -16473,12 +16967,220 @@
         <w:t>Directives</w:t>
       </w:r>
     </w:p>
+    <w:tbl>
+      <w:tblPr>
+        <w:tblW w:w="9638" w:type="dxa"/>
+        <w:jc w:val="left"/>
+        <w:tblInd w:w="0" w:type="dxa"/>
+        <w:tblLayout w:type="fixed"/>
+        <w:tblCellMar>
+          <w:top w:w="100" w:type="dxa"/>
+          <w:left w:w="140" w:type="dxa"/>
+          <w:bottom w:w="100" w:type="dxa"/>
+          <w:right w:w="140" w:type="dxa"/>
+        </w:tblCellMar>
+      </w:tblPr>
+      <w:tblGrid>
+        <w:gridCol w:w="9638"/>
+      </w:tblGrid>
+      <w:tr>
+        <w:trPr/>
+        <w:tc>
+          <w:tcPr>
+            <w:tcW w:w="9638" w:type="dxa"/>
+            <w:tcBorders>
+              <w:top w:val="single" w:sz="4" w:space="0" w:color="000000"/>
+              <w:left w:val="single" w:sz="4" w:space="0" w:color="000000"/>
+              <w:bottom w:val="single" w:sz="4" w:space="0" w:color="000000"/>
+              <w:right w:val="single" w:sz="4" w:space="0" w:color="000000"/>
+            </w:tcBorders>
+            <w:shd w:color="auto" w:fill="F2F2F2" w:val="clear"/>
+          </w:tcPr>
+          <w:p>
+            <w:pPr>
+              <w:pStyle w:val="Normal"/>
+              <w:spacing w:lineRule="exact" w:line="228" w:before="0" w:after="0"/>
+              <w:rPr/>
+            </w:pPr>
+            <w:r>
+              <w:rPr>
+                <w:rFonts w:eastAsia="Courier New" w:cs="Courier New" w:ascii="Courier New" w:hAnsi="Courier New"/>
+                <w:sz w:val="17"/>
+                <w:szCs w:val="17"/>
+              </w:rPr>
+              <w:t>say 'regina rexx'~titleCase              /* Regina Rexx */</w:t>
+            </w:r>
+          </w:p>
+          <w:p>
+            <w:pPr>
+              <w:pStyle w:val="Normal"/>
+              <w:spacing w:lineRule="exact" w:line="228" w:before="0" w:after="0"/>
+              <w:rPr/>
+            </w:pPr>
+            <w:r>
+              <w:rPr>
+                <w:rFonts w:eastAsia="Courier New" w:cs="Courier New" w:ascii="Courier New" w:hAnsi="Courier New"/>
+                <w:sz w:val="17"/>
+                <w:szCs w:val="17"/>
+              </w:rPr>
+              <w:t>say .array~of(4, 8)~average              /* 6 */</w:t>
+            </w:r>
+          </w:p>
+          <w:p>
+            <w:pPr>
+              <w:pStyle w:val="Normal"/>
+              <w:spacing w:lineRule="exact" w:line="228" w:before="0" w:after="0"/>
+              <w:rPr/>
+            </w:pPr>
+            <w:r>
+              <w:rPr>
+                <w:rFonts w:eastAsia="Courier New" w:cs="Courier New" w:ascii="Courier New" w:hAnsi="Courier New"/>
+                <w:sz w:val="17"/>
+                <w:szCs w:val="17"/>
+              </w:rPr>
+              <w:t>exit</w:t>
+            </w:r>
+          </w:p>
+          <w:p>
+            <w:pPr>
+              <w:pStyle w:val="Normal"/>
+              <w:spacing w:lineRule="exact" w:line="228" w:before="0" w:after="0"/>
+              <w:rPr/>
+            </w:pPr>
+            <w:r>
+              <w:rPr>
+                <w:rFonts w:eastAsia="Courier New" w:cs="Courier New" w:ascii="Courier New" w:hAnsi="Courier New"/>
+                <w:sz w:val="17"/>
+                <w:szCs w:val="17"/>
+              </w:rPr>
+              <w:t>::extension String</w:t>
+            </w:r>
+          </w:p>
+          <w:p>
+            <w:pPr>
+              <w:pStyle w:val="Normal"/>
+              <w:spacing w:lineRule="exact" w:line="228" w:before="0" w:after="0"/>
+              <w:rPr/>
+            </w:pPr>
+            <w:r>
+              <w:rPr>
+                <w:rFonts w:eastAsia="Courier New" w:cs="Courier New" w:ascii="Courier New" w:hAnsi="Courier New"/>
+                <w:sz w:val="17"/>
+                <w:szCs w:val="17"/>
+              </w:rPr>
+              <w:t>::method titleCase</w:t>
+            </w:r>
+          </w:p>
+          <w:p>
+            <w:pPr>
+              <w:pStyle w:val="Normal"/>
+              <w:spacing w:lineRule="exact" w:line="228" w:before="0" w:after="0"/>
+              <w:rPr/>
+            </w:pPr>
+            <w:r>
+              <w:rPr>
+                <w:rFonts w:eastAsia="Courier New" w:cs="Courier New" w:ascii="Courier New" w:hAnsi="Courier New"/>
+                <w:sz w:val="17"/>
+                <w:szCs w:val="17"/>
+              </w:rPr>
+              <w:t xml:space="preserve">  </w:t>
+            </w:r>
+            <w:r>
+              <w:rPr>
+                <w:rFonts w:eastAsia="Courier New" w:cs="Courier New" w:ascii="Courier New" w:hAnsi="Courier New"/>
+                <w:sz w:val="17"/>
+                <w:szCs w:val="17"/>
+              </w:rPr>
+              <w:t>return self~makearray(' ')~collect({ :w | translate(left(w, 1)) || substr(w, 2) })~makestring('line', ' ')</w:t>
+            </w:r>
+          </w:p>
+          <w:p>
+            <w:pPr>
+              <w:pStyle w:val="Normal"/>
+              <w:spacing w:lineRule="exact" w:line="228" w:before="0" w:after="0"/>
+              <w:rPr/>
+            </w:pPr>
+            <w:r>
+              <w:rPr>
+                <w:rFonts w:eastAsia="Courier New" w:cs="Courier New" w:ascii="Courier New" w:hAnsi="Courier New"/>
+                <w:sz w:val="17"/>
+                <w:szCs w:val="17"/>
+              </w:rPr>
+              <w:t>::extension Array</w:t>
+            </w:r>
+          </w:p>
+          <w:p>
+            <w:pPr>
+              <w:pStyle w:val="Normal"/>
+              <w:spacing w:lineRule="exact" w:line="228" w:before="0" w:after="0"/>
+              <w:rPr/>
+            </w:pPr>
+            <w:r>
+              <w:rPr>
+                <w:rFonts w:eastAsia="Courier New" w:cs="Courier New" w:ascii="Courier New" w:hAnsi="Courier New"/>
+                <w:sz w:val="17"/>
+                <w:szCs w:val="17"/>
+              </w:rPr>
+              <w:t>::method average</w:t>
+            </w:r>
+          </w:p>
+          <w:p>
+            <w:pPr>
+              <w:pStyle w:val="Normal"/>
+              <w:spacing w:lineRule="exact" w:line="228" w:before="0" w:after="0"/>
+              <w:rPr/>
+            </w:pPr>
+            <w:r>
+              <w:rPr>
+                <w:rFonts w:eastAsia="Courier New" w:cs="Courier New" w:ascii="Courier New" w:hAnsi="Courier New"/>
+                <w:sz w:val="17"/>
+                <w:szCs w:val="17"/>
+              </w:rPr>
+              <w:t xml:space="preserve">  </w:t>
+            </w:r>
+            <w:r>
+              <w:rPr>
+                <w:rFonts w:eastAsia="Courier New" w:cs="Courier New" w:ascii="Courier New" w:hAnsi="Courier New"/>
+                <w:sz w:val="17"/>
+                <w:szCs w:val="17"/>
+              </w:rPr>
+              <w:t>return self~inject(0, { :s :x | s + x }) / self~items</w:t>
+            </w:r>
+          </w:p>
+        </w:tc>
+      </w:tr>
+    </w:tbl>
+    <w:p>
+      <w:pPr>
+        <w:pStyle w:val="Normal"/>
+        <w:spacing w:before="80" w:after="200"/>
+        <w:rPr/>
+      </w:pPr>
+      <w:r>
+        <w:rPr>
+          <w:rFonts w:eastAsia="Arial" w:cs="Arial" w:ascii="Arial" w:hAnsi="Arial"/>
+          <w:b/>
+          <w:bCs/>
+          <w:sz w:val="18"/>
+          <w:szCs w:val="18"/>
+        </w:rPr>
+        <w:t xml:space="preserve">Figure 25. </w:t>
+      </w:r>
+      <w:r>
+        <w:rPr>
+          <w:rFonts w:eastAsia="Arial" w:cs="Arial" w:ascii="Arial" w:hAnsi="Arial"/>
+          <w:sz w:val="18"/>
+          <w:szCs w:val="18"/>
+        </w:rPr>
+        <w:t>Extending built-in classes</w:t>
+      </w:r>
+    </w:p>
     <w:p>
       <w:pPr>
         <w:pStyle w:val="Heading2"/>
         <w:rPr/>
       </w:pPr>
-      <w:bookmarkStart w:id="33" w:name="__RefHeading___Toc4993_1215844210"/>
+      <w:bookmarkStart w:id="33" w:name="__RefHeading___Toc5410_2464816317"/>
       <w:bookmarkEnd w:id="33"/>
       <w:r>
         <w:rPr/>
@@ -16913,7 +17615,7 @@
           <w:sz w:val="18"/>
           <w:szCs w:val="18"/>
         </w:rPr>
-        <w:t xml:space="preserve">Figure 25. </w:t>
+        <w:t xml:space="preserve">Figure 26. </w:t>
       </w:r>
       <w:r>
         <w:rPr>
@@ -16940,7 +17642,7 @@
         <w:pStyle w:val="Heading2"/>
         <w:rPr/>
       </w:pPr>
-      <w:bookmarkStart w:id="34" w:name="__RefHeading___Toc4995_1215844210"/>
+      <w:bookmarkStart w:id="34" w:name="__RefHeading___Toc5412_2464816317"/>
       <w:bookmarkEnd w:id="34"/>
       <w:r>
         <w:rPr/>
@@ -17062,7 +17764,7 @@
         <w:pStyle w:val="Heading1"/>
         <w:rPr/>
       </w:pPr>
-      <w:bookmarkStart w:id="35" w:name="__RefHeading___Toc4997_1215844210"/>
+      <w:bookmarkStart w:id="35" w:name="__RefHeading___Toc5414_2464816317"/>
       <w:bookmarkEnd w:id="35"/>
       <w:r>
         <w:rPr/>
@@ -17097,7 +17799,7 @@
         <w:pStyle w:val="Heading2"/>
         <w:rPr/>
       </w:pPr>
-      <w:bookmarkStart w:id="36" w:name="__RefHeading___Toc4999_1215844210"/>
+      <w:bookmarkStart w:id="36" w:name="__RefHeading___Toc5416_2464816317"/>
       <w:bookmarkEnd w:id="36"/>
       <w:r>
         <w:rPr/>
@@ -17954,7 +18656,7 @@
         <w:pStyle w:val="Heading2"/>
         <w:rPr/>
       </w:pPr>
-      <w:bookmarkStart w:id="37" w:name="__RefHeading___Toc5001_1215844210"/>
+      <w:bookmarkStart w:id="37" w:name="__RefHeading___Toc5418_2464816317"/>
       <w:bookmarkEnd w:id="37"/>
       <w:r>
         <w:rPr/>
@@ -18559,7 +19261,7 @@
         <w:pStyle w:val="Heading2"/>
         <w:rPr/>
       </w:pPr>
-      <w:bookmarkStart w:id="38" w:name="__RefHeading___Toc5003_1215844210"/>
+      <w:bookmarkStart w:id="38" w:name="__RefHeading___Toc5420_2464816317"/>
       <w:bookmarkEnd w:id="38"/>
       <w:r>
         <w:rPr/>
@@ -19053,7 +19755,7 @@
         <w:pStyle w:val="Heading2"/>
         <w:rPr/>
       </w:pPr>
-      <w:bookmarkStart w:id="39" w:name="__RefHeading___Toc5005_1215844210"/>
+      <w:bookmarkStart w:id="39" w:name="__RefHeading___Toc5422_2464816317"/>
       <w:bookmarkEnd w:id="39"/>
       <w:r>
         <w:rPr/>
@@ -20685,7 +21387,7 @@
           <w:sz w:val="18"/>
           <w:szCs w:val="18"/>
         </w:rPr>
-        <w:t xml:space="preserve">Figure 26. </w:t>
+        <w:t xml:space="preserve">Figure 27. </w:t>
       </w:r>
       <w:r>
         <w:rPr>
@@ -21064,7 +21766,7 @@
           <w:sz w:val="18"/>
           <w:szCs w:val="18"/>
         </w:rPr>
-        <w:t xml:space="preserve">Figure 27. </w:t>
+        <w:t xml:space="preserve">Figure 28. </w:t>
       </w:r>
       <w:r>
         <w:rPr>
@@ -21080,7 +21782,7 @@
         <w:pStyle w:val="Heading2"/>
         <w:rPr/>
       </w:pPr>
-      <w:bookmarkStart w:id="40" w:name="__RefHeading___Toc5007_1215844210"/>
+      <w:bookmarkStart w:id="40" w:name="__RefHeading___Toc5424_2464816317"/>
       <w:bookmarkEnd w:id="40"/>
       <w:r>
         <w:rPr/>
@@ -21726,7 +22428,7 @@
         <w:pStyle w:val="Heading2"/>
         <w:rPr/>
       </w:pPr>
-      <w:bookmarkStart w:id="41" w:name="__RefHeading___Toc5009_1215844210"/>
+      <w:bookmarkStart w:id="41" w:name="__RefHeading___Toc5426_2464816317"/>
       <w:bookmarkEnd w:id="41"/>
       <w:r>
         <w:rPr/>
@@ -22265,7 +22967,7 @@
         <w:pStyle w:val="Heading2"/>
         <w:rPr/>
       </w:pPr>
-      <w:bookmarkStart w:id="42" w:name="__RefHeading___Toc5011_1215844210"/>
+      <w:bookmarkStart w:id="42" w:name="__RefHeading___Toc5428_2464816317"/>
       <w:bookmarkEnd w:id="42"/>
       <w:r>
         <w:rPr/>
@@ -22615,7 +23317,7 @@
         <w:pStyle w:val="Heading2"/>
         <w:rPr/>
       </w:pPr>
-      <w:bookmarkStart w:id="43" w:name="__RefHeading___Toc5013_1215844210"/>
+      <w:bookmarkStart w:id="43" w:name="__RefHeading___Toc5430_2464816317"/>
       <w:bookmarkEnd w:id="43"/>
       <w:r>
         <w:rPr/>
@@ -22908,7 +23610,7 @@
         <w:pStyle w:val="Heading2"/>
         <w:rPr/>
       </w:pPr>
-      <w:bookmarkStart w:id="44" w:name="__RefHeading___Toc5015_1215844210"/>
+      <w:bookmarkStart w:id="44" w:name="__RefHeading___Toc5432_2464816317"/>
       <w:bookmarkEnd w:id="44"/>
       <w:r>
         <w:rPr/>
@@ -24335,7 +25037,7 @@
           <w:sz w:val="18"/>
           <w:szCs w:val="18"/>
         </w:rPr>
-        <w:t xml:space="preserve">Figure 28. </w:t>
+        <w:t xml:space="preserve">Figure 29. </w:t>
       </w:r>
       <w:r>
         <w:rPr>
@@ -25519,7 +26221,7 @@
           <w:sz w:val="18"/>
           <w:szCs w:val="18"/>
         </w:rPr>
-        <w:t xml:space="preserve">Figure 29. </w:t>
+        <w:t xml:space="preserve">Figure 30. </w:t>
       </w:r>
       <w:r>
         <w:rPr>
@@ -25681,7 +26383,7 @@
           <w:sz w:val="18"/>
           <w:szCs w:val="18"/>
         </w:rPr>
-        <w:t xml:space="preserve">Figure 30. </w:t>
+        <w:t xml:space="preserve">Figure 31. </w:t>
       </w:r>
       <w:r>
         <w:rPr>
@@ -25697,7 +26399,7 @@
         <w:pStyle w:val="Heading2"/>
         <w:rPr/>
       </w:pPr>
-      <w:bookmarkStart w:id="45" w:name="__RefHeading___Toc5017_1215844210"/>
+      <w:bookmarkStart w:id="45" w:name="__RefHeading___Toc5434_2464816317"/>
       <w:bookmarkEnd w:id="45"/>
       <w:r>
         <w:rPr/>
@@ -26022,6 +26724,129 @@
                 <w:sz w:val="16"/>
                 <w:szCs w:val="16"/>
               </w:rPr>
+              <w:t>ensure(cleanup)</w:t>
+            </w:r>
+          </w:p>
+        </w:tc>
+        <w:tc>
+          <w:tcPr>
+            <w:tcW w:w="6538" w:type="dxa"/>
+            <w:tcBorders>
+              <w:top w:val="single" w:sz="4" w:space="0" w:color="808080"/>
+              <w:left w:val="single" w:sz="4" w:space="0" w:color="808080"/>
+              <w:bottom w:val="single" w:sz="4" w:space="0" w:color="808080"/>
+              <w:right w:val="single" w:sz="4" w:space="0" w:color="808080"/>
+            </w:tcBorders>
+          </w:tcPr>
+          <w:p>
+            <w:pPr>
+              <w:pStyle w:val="Normal"/>
+              <w:rPr/>
+            </w:pPr>
+            <w:r>
+              <w:rPr>
+                <w:sz w:val="18"/>
+                <w:szCs w:val="18"/>
+              </w:rPr>
+              <w:t xml:space="preserve">Runs the block, then CLEANUP (a block or routine), also when the block ends with an error or EXIT. The error then goes on, raised again where </w:t>
+            </w:r>
+            <w:r>
+              <w:rPr>
+                <w:rFonts w:eastAsia="Courier New" w:cs="Courier New" w:ascii="Courier New" w:hAnsi="Courier New"/>
+                <w:sz w:val="16"/>
+                <w:szCs w:val="16"/>
+              </w:rPr>
+              <w:t>ensure</w:t>
+            </w:r>
+            <w:r>
+              <w:rPr>
+                <w:sz w:val="18"/>
+                <w:szCs w:val="18"/>
+              </w:rPr>
+              <w:t xml:space="preserve"> was called, with its number and text; EXIT ends the program. Returns the block's result.</w:t>
+            </w:r>
+          </w:p>
+        </w:tc>
+      </w:tr>
+      <w:tr>
+        <w:trPr>
+          <w:cantSplit w:val="true"/>
+        </w:trPr>
+        <w:tc>
+          <w:tcPr>
+            <w:tcW w:w="3099" w:type="dxa"/>
+            <w:tcBorders>
+              <w:top w:val="single" w:sz="4" w:space="0" w:color="808080"/>
+              <w:left w:val="single" w:sz="4" w:space="0" w:color="808080"/>
+              <w:bottom w:val="single" w:sz="4" w:space="0" w:color="808080"/>
+              <w:right w:val="single" w:sz="4" w:space="0" w:color="808080"/>
+            </w:tcBorders>
+          </w:tcPr>
+          <w:p>
+            <w:pPr>
+              <w:pStyle w:val="Normal"/>
+              <w:rPr/>
+            </w:pPr>
+            <w:r>
+              <w:rPr>
+                <w:rFonts w:eastAsia="Courier New" w:cs="Courier New" w:ascii="Courier New" w:hAnsi="Courier New"/>
+                <w:sz w:val="16"/>
+                <w:szCs w:val="16"/>
+              </w:rPr>
+              <w:t>ifCurtailed(cleanup)</w:t>
+            </w:r>
+          </w:p>
+        </w:tc>
+        <w:tc>
+          <w:tcPr>
+            <w:tcW w:w="6538" w:type="dxa"/>
+            <w:tcBorders>
+              <w:top w:val="single" w:sz="4" w:space="0" w:color="808080"/>
+              <w:left w:val="single" w:sz="4" w:space="0" w:color="808080"/>
+              <w:bottom w:val="single" w:sz="4" w:space="0" w:color="808080"/>
+              <w:right w:val="single" w:sz="4" w:space="0" w:color="808080"/>
+            </w:tcBorders>
+          </w:tcPr>
+          <w:p>
+            <w:pPr>
+              <w:pStyle w:val="Normal"/>
+              <w:rPr/>
+            </w:pPr>
+            <w:r>
+              <w:rPr>
+                <w:sz w:val="18"/>
+                <w:szCs w:val="18"/>
+              </w:rPr>
+              <w:t>The same, but CLEANUP runs only when the block ends with an error or EXIT.</w:t>
+            </w:r>
+          </w:p>
+        </w:tc>
+      </w:tr>
+      <w:tr>
+        <w:trPr>
+          <w:cantSplit w:val="true"/>
+        </w:trPr>
+        <w:tc>
+          <w:tcPr>
+            <w:tcW w:w="3099" w:type="dxa"/>
+            <w:tcBorders>
+              <w:top w:val="single" w:sz="4" w:space="0" w:color="808080"/>
+              <w:left w:val="single" w:sz="4" w:space="0" w:color="808080"/>
+              <w:bottom w:val="single" w:sz="4" w:space="0" w:color="808080"/>
+              <w:right w:val="single" w:sz="4" w:space="0" w:color="808080"/>
+            </w:tcBorders>
+          </w:tcPr>
+          <w:p>
+            <w:pPr>
+              <w:pStyle w:val="Normal"/>
+              <w:rPr/>
+            </w:pPr>
+            <w:r>
+              <w:rPr>
+                <w:rFonts w:eastAsia="Courier New" w:cs="Courier New" w:ascii="Courier New" w:hAnsi="Courier New"/>
+                <w:sz w:val="16"/>
+                <w:szCs w:val="16"/>
+              </w:rPr>
               <w:t>source</w:t>
             </w:r>
             <w:r>
@@ -26081,7 +26906,7 @@
           <w:sz w:val="18"/>
           <w:szCs w:val="18"/>
         </w:rPr>
-        <w:t xml:space="preserve">Figure 31. </w:t>
+        <w:t xml:space="preserve">Figure 32. </w:t>
       </w:r>
       <w:r>
         <w:rPr>
@@ -26684,7 +27509,7 @@
           <w:sz w:val="18"/>
           <w:szCs w:val="18"/>
         </w:rPr>
-        <w:t xml:space="preserve">Figure 32. </w:t>
+        <w:t xml:space="preserve">Figure 33. </w:t>
       </w:r>
       <w:r>
         <w:rPr>
@@ -26711,8 +27536,1746 @@
         <w:pStyle w:val="Heading2"/>
         <w:rPr/>
       </w:pPr>
-      <w:bookmarkStart w:id="46" w:name="__RefHeading___Toc5019_1215844210"/>
+      <w:bookmarkStart w:id="46" w:name="__RefHeading___Toc5436_2464816317"/>
       <w:bookmarkEnd w:id="46"/>
+      <w:r>
+        <w:rPr/>
+        <w:t>Interval</w:t>
+      </w:r>
+    </w:p>
+    <w:p>
+      <w:pPr>
+        <w:pStyle w:val="Normal"/>
+        <w:spacing w:before="0" w:after="120"/>
+        <w:rPr/>
+      </w:pPr>
+      <w:r>
+        <w:rPr/>
+        <w:t xml:space="preserve">A range of whole numbers: </w:t>
+      </w:r>
+      <w:r>
+        <w:rPr>
+          <w:rFonts w:eastAsia="Courier New" w:cs="Courier New" w:ascii="Courier New" w:hAnsi="Courier New"/>
+          <w:sz w:val="19"/>
+          <w:szCs w:val="19"/>
+        </w:rPr>
+        <w:t>.interval~new(from, to [, by])</w:t>
+      </w:r>
+      <w:r>
+        <w:rPr/>
+        <w:t xml:space="preserve">, or </w:t>
+      </w:r>
+      <w:r>
+        <w:rPr>
+          <w:rFonts w:eastAsia="Courier New" w:cs="Courier New" w:ascii="Courier New" w:hAnsi="Courier New"/>
+          <w:sz w:val="19"/>
+          <w:szCs w:val="19"/>
+        </w:rPr>
+        <w:t>from~to(to [, by])</w:t>
+      </w:r>
+      <w:r>
+        <w:rPr/>
+        <w:t xml:space="preserve"> as in Smalltalk. </w:t>
+      </w:r>
+      <w:r>
+        <w:rPr>
+          <w:rFonts w:eastAsia="Courier New" w:cs="Courier New" w:ascii="Courier New" w:hAnsi="Courier New"/>
+          <w:sz w:val="19"/>
+          <w:szCs w:val="19"/>
+        </w:rPr>
+        <w:t>do i over 1~to(5)</w:t>
+      </w:r>
+      <w:r>
+        <w:rPr/>
+        <w:t xml:space="preserve"> walks it, and it has the collection methods: </w:t>
+      </w:r>
+      <w:r>
+        <w:rPr>
+          <w:rFonts w:eastAsia="Courier New" w:cs="Courier New" w:ascii="Courier New" w:hAnsi="Courier New"/>
+          <w:sz w:val="19"/>
+          <w:szCs w:val="19"/>
+        </w:rPr>
+        <w:t>1~to(10)~select({ :x | x // 2 = 0 })</w:t>
+      </w:r>
+      <w:r>
+        <w:rPr/>
+        <w:t xml:space="preserve"> returns an Array.</w:t>
+      </w:r>
+    </w:p>
+    <w:tbl>
+      <w:tblPr>
+        <w:tblW w:w="9638" w:type="dxa"/>
+        <w:jc w:val="left"/>
+        <w:tblInd w:w="0" w:type="dxa"/>
+        <w:tblLayout w:type="fixed"/>
+        <w:tblCellMar>
+          <w:top w:w="60" w:type="dxa"/>
+          <w:left w:w="100" w:type="dxa"/>
+          <w:bottom w:w="60" w:type="dxa"/>
+          <w:right w:w="100" w:type="dxa"/>
+        </w:tblCellMar>
+      </w:tblPr>
+      <w:tblGrid>
+        <w:gridCol w:w="3099"/>
+        <w:gridCol w:w="6538"/>
+      </w:tblGrid>
+      <w:tr>
+        <w:trPr>
+          <w:tblHeader w:val="true"/>
+          <w:cantSplit w:val="true"/>
+        </w:trPr>
+        <w:tc>
+          <w:tcPr>
+            <w:tcW w:w="3099" w:type="dxa"/>
+            <w:tcBorders>
+              <w:top w:val="single" w:sz="4" w:space="0" w:color="808080"/>
+              <w:left w:val="single" w:sz="4" w:space="0" w:color="808080"/>
+              <w:bottom w:val="single" w:sz="4" w:space="0" w:color="808080"/>
+              <w:right w:val="single" w:sz="4" w:space="0" w:color="808080"/>
+            </w:tcBorders>
+            <w:shd w:color="auto" w:fill="D9D9D9" w:val="clear"/>
+          </w:tcPr>
+          <w:p>
+            <w:pPr>
+              <w:pStyle w:val="Normal"/>
+              <w:rPr/>
+            </w:pPr>
+            <w:r>
+              <w:rPr>
+                <w:rFonts w:eastAsia="Arial" w:cs="Arial" w:ascii="Arial" w:hAnsi="Arial"/>
+                <w:b/>
+                <w:bCs/>
+                <w:sz w:val="18"/>
+                <w:szCs w:val="18"/>
+              </w:rPr>
+              <w:t>Method</w:t>
+            </w:r>
+          </w:p>
+        </w:tc>
+        <w:tc>
+          <w:tcPr>
+            <w:tcW w:w="6538" w:type="dxa"/>
+            <w:tcBorders>
+              <w:top w:val="single" w:sz="4" w:space="0" w:color="808080"/>
+              <w:left w:val="single" w:sz="4" w:space="0" w:color="808080"/>
+              <w:bottom w:val="single" w:sz="4" w:space="0" w:color="808080"/>
+              <w:right w:val="single" w:sz="4" w:space="0" w:color="808080"/>
+            </w:tcBorders>
+            <w:shd w:color="auto" w:fill="D9D9D9" w:val="clear"/>
+          </w:tcPr>
+          <w:p>
+            <w:pPr>
+              <w:pStyle w:val="Normal"/>
+              <w:rPr/>
+            </w:pPr>
+            <w:r>
+              <w:rPr>
+                <w:rFonts w:eastAsia="Arial" w:cs="Arial" w:ascii="Arial" w:hAnsi="Arial"/>
+                <w:b/>
+                <w:bCs/>
+                <w:sz w:val="18"/>
+                <w:szCs w:val="18"/>
+              </w:rPr>
+              <w:t>Meaning</w:t>
+            </w:r>
+          </w:p>
+        </w:tc>
+      </w:tr>
+      <w:tr>
+        <w:trPr>
+          <w:cantSplit w:val="true"/>
+        </w:trPr>
+        <w:tc>
+          <w:tcPr>
+            <w:tcW w:w="3099" w:type="dxa"/>
+            <w:tcBorders>
+              <w:top w:val="single" w:sz="4" w:space="0" w:color="808080"/>
+              <w:left w:val="single" w:sz="4" w:space="0" w:color="808080"/>
+              <w:bottom w:val="single" w:sz="4" w:space="0" w:color="808080"/>
+              <w:right w:val="single" w:sz="4" w:space="0" w:color="808080"/>
+            </w:tcBorders>
+          </w:tcPr>
+          <w:p>
+            <w:pPr>
+              <w:pStyle w:val="Normal"/>
+              <w:rPr/>
+            </w:pPr>
+            <w:r>
+              <w:rPr>
+                <w:rFonts w:eastAsia="Courier New" w:cs="Courier New" w:ascii="Courier New" w:hAnsi="Courier New"/>
+                <w:sz w:val="16"/>
+                <w:szCs w:val="16"/>
+              </w:rPr>
+              <w:t>new(from, to [, by])</w:t>
+            </w:r>
+            <w:r>
+              <w:rPr>
+                <w:sz w:val="18"/>
+                <w:szCs w:val="18"/>
+              </w:rPr>
+              <w:t xml:space="preserve"> (class)</w:t>
+            </w:r>
+          </w:p>
+        </w:tc>
+        <w:tc>
+          <w:tcPr>
+            <w:tcW w:w="6538" w:type="dxa"/>
+            <w:tcBorders>
+              <w:top w:val="single" w:sz="4" w:space="0" w:color="808080"/>
+              <w:left w:val="single" w:sz="4" w:space="0" w:color="808080"/>
+              <w:bottom w:val="single" w:sz="4" w:space="0" w:color="808080"/>
+              <w:right w:val="single" w:sz="4" w:space="0" w:color="808080"/>
+            </w:tcBorders>
+          </w:tcPr>
+          <w:p>
+            <w:pPr>
+              <w:pStyle w:val="Normal"/>
+              <w:rPr/>
+            </w:pPr>
+            <w:r>
+              <w:rPr>
+                <w:sz w:val="18"/>
+                <w:szCs w:val="18"/>
+              </w:rPr>
+              <w:t>BY may be negative and must not be 0 (error 88.8); the values must be whole numbers (error 88.7).</w:t>
+            </w:r>
+          </w:p>
+        </w:tc>
+      </w:tr>
+      <w:tr>
+        <w:trPr>
+          <w:cantSplit w:val="true"/>
+        </w:trPr>
+        <w:tc>
+          <w:tcPr>
+            <w:tcW w:w="3099" w:type="dxa"/>
+            <w:tcBorders>
+              <w:top w:val="single" w:sz="4" w:space="0" w:color="808080"/>
+              <w:left w:val="single" w:sz="4" w:space="0" w:color="808080"/>
+              <w:bottom w:val="single" w:sz="4" w:space="0" w:color="808080"/>
+              <w:right w:val="single" w:sz="4" w:space="0" w:color="808080"/>
+            </w:tcBorders>
+          </w:tcPr>
+          <w:p>
+            <w:pPr>
+              <w:pStyle w:val="Normal"/>
+              <w:rPr/>
+            </w:pPr>
+            <w:r>
+              <w:rPr>
+                <w:rFonts w:eastAsia="Courier New" w:cs="Courier New" w:ascii="Courier New" w:hAnsi="Courier New"/>
+                <w:sz w:val="16"/>
+                <w:szCs w:val="16"/>
+              </w:rPr>
+              <w:t>[i]</w:t>
+            </w:r>
+            <w:r>
+              <w:rPr>
+                <w:sz w:val="18"/>
+                <w:szCs w:val="18"/>
+              </w:rPr>
+              <w:t xml:space="preserve">, </w:t>
+            </w:r>
+            <w:r>
+              <w:rPr>
+                <w:rFonts w:eastAsia="Courier New" w:cs="Courier New" w:ascii="Courier New" w:hAnsi="Courier New"/>
+                <w:sz w:val="16"/>
+                <w:szCs w:val="16"/>
+              </w:rPr>
+              <w:t>at(i)</w:t>
+            </w:r>
+          </w:p>
+        </w:tc>
+        <w:tc>
+          <w:tcPr>
+            <w:tcW w:w="6538" w:type="dxa"/>
+            <w:tcBorders>
+              <w:top w:val="single" w:sz="4" w:space="0" w:color="808080"/>
+              <w:left w:val="single" w:sz="4" w:space="0" w:color="808080"/>
+              <w:bottom w:val="single" w:sz="4" w:space="0" w:color="808080"/>
+              <w:right w:val="single" w:sz="4" w:space="0" w:color="808080"/>
+            </w:tcBorders>
+          </w:tcPr>
+          <w:p>
+            <w:pPr>
+              <w:pStyle w:val="Normal"/>
+              <w:rPr/>
+            </w:pPr>
+            <w:r>
+              <w:rPr>
+                <w:sz w:val="18"/>
+                <w:szCs w:val="18"/>
+              </w:rPr>
+              <w:t xml:space="preserve">The I-th value, counted from 1; </w:t>
+            </w:r>
+            <w:r>
+              <w:rPr>
+                <w:rFonts w:eastAsia="Courier New" w:cs="Courier New" w:ascii="Courier New" w:hAnsi="Courier New"/>
+                <w:sz w:val="16"/>
+                <w:szCs w:val="16"/>
+              </w:rPr>
+              <w:t>.nil</w:t>
+            </w:r>
+            <w:r>
+              <w:rPr>
+                <w:sz w:val="18"/>
+                <w:szCs w:val="18"/>
+              </w:rPr>
+              <w:t xml:space="preserve"> beyond the end.</w:t>
+            </w:r>
+          </w:p>
+        </w:tc>
+      </w:tr>
+      <w:tr>
+        <w:trPr>
+          <w:cantSplit w:val="true"/>
+        </w:trPr>
+        <w:tc>
+          <w:tcPr>
+            <w:tcW w:w="3099" w:type="dxa"/>
+            <w:tcBorders>
+              <w:top w:val="single" w:sz="4" w:space="0" w:color="808080"/>
+              <w:left w:val="single" w:sz="4" w:space="0" w:color="808080"/>
+              <w:bottom w:val="single" w:sz="4" w:space="0" w:color="808080"/>
+              <w:right w:val="single" w:sz="4" w:space="0" w:color="808080"/>
+            </w:tcBorders>
+          </w:tcPr>
+          <w:p>
+            <w:pPr>
+              <w:pStyle w:val="Normal"/>
+              <w:rPr/>
+            </w:pPr>
+            <w:r>
+              <w:rPr>
+                <w:rFonts w:eastAsia="Courier New" w:cs="Courier New" w:ascii="Courier New" w:hAnsi="Courier New"/>
+                <w:sz w:val="16"/>
+                <w:szCs w:val="16"/>
+              </w:rPr>
+              <w:t>size</w:t>
+            </w:r>
+            <w:r>
+              <w:rPr>
+                <w:sz w:val="18"/>
+                <w:szCs w:val="18"/>
+              </w:rPr>
+              <w:t xml:space="preserve">, </w:t>
+            </w:r>
+            <w:r>
+              <w:rPr>
+                <w:rFonts w:eastAsia="Courier New" w:cs="Courier New" w:ascii="Courier New" w:hAnsi="Courier New"/>
+                <w:sz w:val="16"/>
+                <w:szCs w:val="16"/>
+              </w:rPr>
+              <w:t>items</w:t>
+            </w:r>
+            <w:r>
+              <w:rPr>
+                <w:sz w:val="18"/>
+                <w:szCs w:val="18"/>
+              </w:rPr>
+              <w:t xml:space="preserve">, </w:t>
+            </w:r>
+            <w:r>
+              <w:rPr>
+                <w:rFonts w:eastAsia="Courier New" w:cs="Courier New" w:ascii="Courier New" w:hAnsi="Courier New"/>
+                <w:sz w:val="16"/>
+                <w:szCs w:val="16"/>
+              </w:rPr>
+              <w:t>first</w:t>
+            </w:r>
+            <w:r>
+              <w:rPr>
+                <w:sz w:val="18"/>
+                <w:szCs w:val="18"/>
+              </w:rPr>
+              <w:t xml:space="preserve">, </w:t>
+            </w:r>
+            <w:r>
+              <w:rPr>
+                <w:rFonts w:eastAsia="Courier New" w:cs="Courier New" w:ascii="Courier New" w:hAnsi="Courier New"/>
+                <w:sz w:val="16"/>
+                <w:szCs w:val="16"/>
+              </w:rPr>
+              <w:t>last</w:t>
+            </w:r>
+          </w:p>
+        </w:tc>
+        <w:tc>
+          <w:tcPr>
+            <w:tcW w:w="6538" w:type="dxa"/>
+            <w:tcBorders>
+              <w:top w:val="single" w:sz="4" w:space="0" w:color="808080"/>
+              <w:left w:val="single" w:sz="4" w:space="0" w:color="808080"/>
+              <w:bottom w:val="single" w:sz="4" w:space="0" w:color="808080"/>
+              <w:right w:val="single" w:sz="4" w:space="0" w:color="808080"/>
+            </w:tcBorders>
+          </w:tcPr>
+          <w:p>
+            <w:pPr>
+              <w:pStyle w:val="Normal"/>
+              <w:rPr/>
+            </w:pPr>
+            <w:r>
+              <w:rPr>
+                <w:sz w:val="18"/>
+                <w:szCs w:val="18"/>
+              </w:rPr>
+              <w:t>The number of values, the first and the last value.</w:t>
+            </w:r>
+          </w:p>
+        </w:tc>
+      </w:tr>
+      <w:tr>
+        <w:trPr>
+          <w:cantSplit w:val="true"/>
+        </w:trPr>
+        <w:tc>
+          <w:tcPr>
+            <w:tcW w:w="3099" w:type="dxa"/>
+            <w:tcBorders>
+              <w:top w:val="single" w:sz="4" w:space="0" w:color="808080"/>
+              <w:left w:val="single" w:sz="4" w:space="0" w:color="808080"/>
+              <w:bottom w:val="single" w:sz="4" w:space="0" w:color="808080"/>
+              <w:right w:val="single" w:sz="4" w:space="0" w:color="808080"/>
+            </w:tcBorders>
+          </w:tcPr>
+          <w:p>
+            <w:pPr>
+              <w:pStyle w:val="Normal"/>
+              <w:rPr/>
+            </w:pPr>
+            <w:r>
+              <w:rPr>
+                <w:rFonts w:eastAsia="Courier New" w:cs="Courier New" w:ascii="Courier New" w:hAnsi="Courier New"/>
+                <w:sz w:val="16"/>
+                <w:szCs w:val="16"/>
+              </w:rPr>
+              <w:t>from</w:t>
+            </w:r>
+            <w:r>
+              <w:rPr>
+                <w:sz w:val="18"/>
+                <w:szCs w:val="18"/>
+              </w:rPr>
+              <w:t xml:space="preserve">, </w:t>
+            </w:r>
+            <w:r>
+              <w:rPr>
+                <w:rFonts w:eastAsia="Courier New" w:cs="Courier New" w:ascii="Courier New" w:hAnsi="Courier New"/>
+                <w:sz w:val="16"/>
+                <w:szCs w:val="16"/>
+              </w:rPr>
+              <w:t>to</w:t>
+            </w:r>
+            <w:r>
+              <w:rPr>
+                <w:sz w:val="18"/>
+                <w:szCs w:val="18"/>
+              </w:rPr>
+              <w:t xml:space="preserve">, </w:t>
+            </w:r>
+            <w:r>
+              <w:rPr>
+                <w:rFonts w:eastAsia="Courier New" w:cs="Courier New" w:ascii="Courier New" w:hAnsi="Courier New"/>
+                <w:sz w:val="16"/>
+                <w:szCs w:val="16"/>
+              </w:rPr>
+              <w:t>by</w:t>
+            </w:r>
+          </w:p>
+        </w:tc>
+        <w:tc>
+          <w:tcPr>
+            <w:tcW w:w="6538" w:type="dxa"/>
+            <w:tcBorders>
+              <w:top w:val="single" w:sz="4" w:space="0" w:color="808080"/>
+              <w:left w:val="single" w:sz="4" w:space="0" w:color="808080"/>
+              <w:bottom w:val="single" w:sz="4" w:space="0" w:color="808080"/>
+              <w:right w:val="single" w:sz="4" w:space="0" w:color="808080"/>
+            </w:tcBorders>
+          </w:tcPr>
+          <w:p>
+            <w:pPr>
+              <w:pStyle w:val="Normal"/>
+              <w:rPr/>
+            </w:pPr>
+            <w:r>
+              <w:rPr>
+                <w:sz w:val="18"/>
+                <w:szCs w:val="18"/>
+              </w:rPr>
+              <w:t xml:space="preserve">The values given to </w:t>
+            </w:r>
+            <w:r>
+              <w:rPr>
+                <w:rFonts w:eastAsia="Courier New" w:cs="Courier New" w:ascii="Courier New" w:hAnsi="Courier New"/>
+                <w:sz w:val="16"/>
+                <w:szCs w:val="16"/>
+              </w:rPr>
+              <w:t>new</w:t>
+            </w:r>
+            <w:r>
+              <w:rPr>
+                <w:sz w:val="18"/>
+                <w:szCs w:val="18"/>
+              </w:rPr>
+              <w:t>.</w:t>
+            </w:r>
+          </w:p>
+        </w:tc>
+      </w:tr>
+      <w:tr>
+        <w:trPr>
+          <w:cantSplit w:val="true"/>
+        </w:trPr>
+        <w:tc>
+          <w:tcPr>
+            <w:tcW w:w="3099" w:type="dxa"/>
+            <w:tcBorders>
+              <w:top w:val="single" w:sz="4" w:space="0" w:color="808080"/>
+              <w:left w:val="single" w:sz="4" w:space="0" w:color="808080"/>
+              <w:bottom w:val="single" w:sz="4" w:space="0" w:color="808080"/>
+              <w:right w:val="single" w:sz="4" w:space="0" w:color="808080"/>
+            </w:tcBorders>
+          </w:tcPr>
+          <w:p>
+            <w:pPr>
+              <w:pStyle w:val="Normal"/>
+              <w:rPr/>
+            </w:pPr>
+            <w:r>
+              <w:rPr>
+                <w:rFonts w:eastAsia="Courier New" w:cs="Courier New" w:ascii="Courier New" w:hAnsi="Courier New"/>
+                <w:sz w:val="16"/>
+                <w:szCs w:val="16"/>
+              </w:rPr>
+              <w:t>hasItem(n)</w:t>
+            </w:r>
+            <w:r>
+              <w:rPr>
+                <w:sz w:val="18"/>
+                <w:szCs w:val="18"/>
+              </w:rPr>
+              <w:t xml:space="preserve">, </w:t>
+            </w:r>
+            <w:r>
+              <w:rPr>
+                <w:rFonts w:eastAsia="Courier New" w:cs="Courier New" w:ascii="Courier New" w:hAnsi="Courier New"/>
+                <w:sz w:val="16"/>
+                <w:szCs w:val="16"/>
+              </w:rPr>
+              <w:t>includes(n)</w:t>
+            </w:r>
+          </w:p>
+        </w:tc>
+        <w:tc>
+          <w:tcPr>
+            <w:tcW w:w="6538" w:type="dxa"/>
+            <w:tcBorders>
+              <w:top w:val="single" w:sz="4" w:space="0" w:color="808080"/>
+              <w:left w:val="single" w:sz="4" w:space="0" w:color="808080"/>
+              <w:bottom w:val="single" w:sz="4" w:space="0" w:color="808080"/>
+              <w:right w:val="single" w:sz="4" w:space="0" w:color="808080"/>
+            </w:tcBorders>
+          </w:tcPr>
+          <w:p>
+            <w:pPr>
+              <w:pStyle w:val="Normal"/>
+              <w:rPr/>
+            </w:pPr>
+            <w:r>
+              <w:rPr>
+                <w:sz w:val="18"/>
+                <w:szCs w:val="18"/>
+              </w:rPr>
+              <w:t>1 if N is one of the values.</w:t>
+            </w:r>
+          </w:p>
+        </w:tc>
+      </w:tr>
+      <w:tr>
+        <w:trPr>
+          <w:cantSplit w:val="true"/>
+        </w:trPr>
+        <w:tc>
+          <w:tcPr>
+            <w:tcW w:w="3099" w:type="dxa"/>
+            <w:tcBorders>
+              <w:top w:val="single" w:sz="4" w:space="0" w:color="808080"/>
+              <w:left w:val="single" w:sz="4" w:space="0" w:color="808080"/>
+              <w:bottom w:val="single" w:sz="4" w:space="0" w:color="808080"/>
+              <w:right w:val="single" w:sz="4" w:space="0" w:color="808080"/>
+            </w:tcBorders>
+          </w:tcPr>
+          <w:p>
+            <w:pPr>
+              <w:pStyle w:val="Normal"/>
+              <w:rPr/>
+            </w:pPr>
+            <w:r>
+              <w:rPr>
+                <w:rFonts w:eastAsia="Courier New" w:cs="Courier New" w:ascii="Courier New" w:hAnsi="Courier New"/>
+                <w:sz w:val="16"/>
+                <w:szCs w:val="16"/>
+              </w:rPr>
+              <w:t>reverse</w:t>
+            </w:r>
+            <w:r>
+              <w:rPr>
+                <w:sz w:val="18"/>
+                <w:szCs w:val="18"/>
+              </w:rPr>
+              <w:t xml:space="preserve">, </w:t>
+            </w:r>
+            <w:r>
+              <w:rPr>
+                <w:rFonts w:eastAsia="Courier New" w:cs="Courier New" w:ascii="Courier New" w:hAnsi="Courier New"/>
+                <w:sz w:val="16"/>
+                <w:szCs w:val="16"/>
+              </w:rPr>
+              <w:t>makeArray</w:t>
+            </w:r>
+            <w:r>
+              <w:rPr>
+                <w:sz w:val="18"/>
+                <w:szCs w:val="18"/>
+              </w:rPr>
+              <w:t xml:space="preserve">, </w:t>
+            </w:r>
+            <w:r>
+              <w:rPr>
+                <w:rFonts w:eastAsia="Courier New" w:cs="Courier New" w:ascii="Courier New" w:hAnsi="Courier New"/>
+                <w:sz w:val="16"/>
+                <w:szCs w:val="16"/>
+              </w:rPr>
+              <w:t>string</w:t>
+            </w:r>
+          </w:p>
+        </w:tc>
+        <w:tc>
+          <w:tcPr>
+            <w:tcW w:w="6538" w:type="dxa"/>
+            <w:tcBorders>
+              <w:top w:val="single" w:sz="4" w:space="0" w:color="808080"/>
+              <w:left w:val="single" w:sz="4" w:space="0" w:color="808080"/>
+              <w:bottom w:val="single" w:sz="4" w:space="0" w:color="808080"/>
+              <w:right w:val="single" w:sz="4" w:space="0" w:color="808080"/>
+            </w:tcBorders>
+          </w:tcPr>
+          <w:p>
+            <w:pPr>
+              <w:pStyle w:val="Normal"/>
+              <w:rPr/>
+            </w:pPr>
+            <w:r>
+              <w:rPr>
+                <w:sz w:val="18"/>
+                <w:szCs w:val="18"/>
+              </w:rPr>
+              <w:t xml:space="preserve">The interval backwards; an Array of the values; </w:t>
+            </w:r>
+            <w:r>
+              <w:rPr>
+                <w:rFonts w:eastAsia="Courier New" w:cs="Courier New" w:ascii="Courier New" w:hAnsi="Courier New"/>
+                <w:sz w:val="16"/>
+                <w:szCs w:val="16"/>
+              </w:rPr>
+              <w:t>(1 to 10 by 2)</w:t>
+            </w:r>
+            <w:r>
+              <w:rPr>
+                <w:sz w:val="18"/>
+                <w:szCs w:val="18"/>
+              </w:rPr>
+              <w:t>.</w:t>
+            </w:r>
+          </w:p>
+        </w:tc>
+      </w:tr>
+    </w:tbl>
+    <w:p>
+      <w:pPr>
+        <w:pStyle w:val="Normal"/>
+        <w:spacing w:before="80" w:after="200"/>
+        <w:rPr/>
+      </w:pPr>
+      <w:r>
+        <w:rPr>
+          <w:rFonts w:eastAsia="Arial" w:cs="Arial" w:ascii="Arial" w:hAnsi="Arial"/>
+          <w:b/>
+          <w:bCs/>
+          <w:sz w:val="18"/>
+          <w:szCs w:val="18"/>
+        </w:rPr>
+        <w:t xml:space="preserve">Figure 34. </w:t>
+      </w:r>
+      <w:r>
+        <w:rPr>
+          <w:rFonts w:eastAsia="Arial" w:cs="Arial" w:ascii="Arial" w:hAnsi="Arial"/>
+          <w:sz w:val="18"/>
+          <w:szCs w:val="18"/>
+        </w:rPr>
+        <w:t>Methods of Interval</w:t>
+      </w:r>
+    </w:p>
+    <w:p>
+      <w:pPr>
+        <w:pStyle w:val="Heading2"/>
+        <w:rPr/>
+      </w:pPr>
+      <w:bookmarkStart w:id="47" w:name="__RefHeading___Toc5438_2464816317"/>
+      <w:bookmarkEnd w:id="47"/>
+      <w:r>
+        <w:rPr/>
+        <w:t>Set and Bag</w:t>
+      </w:r>
+    </w:p>
+    <w:p>
+      <w:pPr>
+        <w:pStyle w:val="Normal"/>
+        <w:spacing w:before="0" w:after="120"/>
+        <w:rPr/>
+      </w:pPr>
+      <w:r>
+        <w:rPr/>
+        <w:t xml:space="preserve">A Set holds every item once, a Bag counts how often it holds an item. Strings are compared by value, objects by identity, as in a Table. </w:t>
+      </w:r>
+      <w:r>
+        <w:rPr>
+          <w:rFonts w:eastAsia="Courier New" w:cs="Courier New" w:ascii="Courier New" w:hAnsi="Courier New"/>
+          <w:sz w:val="19"/>
+          <w:szCs w:val="19"/>
+        </w:rPr>
+        <w:t>DO x OVER</w:t>
+      </w:r>
+      <w:r>
+        <w:rPr/>
+        <w:t xml:space="preserve"> walks the items (a Bag repeats them), and both have the collection methods; </w:t>
+      </w:r>
+      <w:r>
+        <w:rPr>
+          <w:rFonts w:eastAsia="Courier New" w:cs="Courier New" w:ascii="Courier New" w:hAnsi="Courier New"/>
+          <w:sz w:val="19"/>
+          <w:szCs w:val="19"/>
+        </w:rPr>
+        <w:t>select</w:t>
+      </w:r>
+      <w:r>
+        <w:rPr/>
+        <w:t xml:space="preserve"> and </w:t>
+      </w:r>
+      <w:r>
+        <w:rPr>
+          <w:rFonts w:eastAsia="Courier New" w:cs="Courier New" w:ascii="Courier New" w:hAnsi="Courier New"/>
+          <w:sz w:val="19"/>
+          <w:szCs w:val="19"/>
+        </w:rPr>
+        <w:t>collect</w:t>
+      </w:r>
+      <w:r>
+        <w:rPr/>
+        <w:t xml:space="preserve"> return a Set (Bag).</w:t>
+      </w:r>
+    </w:p>
+    <w:tbl>
+      <w:tblPr>
+        <w:tblW w:w="9638" w:type="dxa"/>
+        <w:jc w:val="left"/>
+        <w:tblInd w:w="0" w:type="dxa"/>
+        <w:tblLayout w:type="fixed"/>
+        <w:tblCellMar>
+          <w:top w:w="60" w:type="dxa"/>
+          <w:left w:w="100" w:type="dxa"/>
+          <w:bottom w:w="60" w:type="dxa"/>
+          <w:right w:w="100" w:type="dxa"/>
+        </w:tblCellMar>
+      </w:tblPr>
+      <w:tblGrid>
+        <w:gridCol w:w="3099"/>
+        <w:gridCol w:w="6538"/>
+      </w:tblGrid>
+      <w:tr>
+        <w:trPr>
+          <w:tblHeader w:val="true"/>
+          <w:cantSplit w:val="true"/>
+        </w:trPr>
+        <w:tc>
+          <w:tcPr>
+            <w:tcW w:w="3099" w:type="dxa"/>
+            <w:tcBorders>
+              <w:top w:val="single" w:sz="4" w:space="0" w:color="808080"/>
+              <w:left w:val="single" w:sz="4" w:space="0" w:color="808080"/>
+              <w:bottom w:val="single" w:sz="4" w:space="0" w:color="808080"/>
+              <w:right w:val="single" w:sz="4" w:space="0" w:color="808080"/>
+            </w:tcBorders>
+            <w:shd w:color="auto" w:fill="D9D9D9" w:val="clear"/>
+          </w:tcPr>
+          <w:p>
+            <w:pPr>
+              <w:pStyle w:val="Normal"/>
+              <w:rPr/>
+            </w:pPr>
+            <w:r>
+              <w:rPr>
+                <w:rFonts w:eastAsia="Arial" w:cs="Arial" w:ascii="Arial" w:hAnsi="Arial"/>
+                <w:b/>
+                <w:bCs/>
+                <w:sz w:val="18"/>
+                <w:szCs w:val="18"/>
+              </w:rPr>
+              <w:t>Method</w:t>
+            </w:r>
+          </w:p>
+        </w:tc>
+        <w:tc>
+          <w:tcPr>
+            <w:tcW w:w="6538" w:type="dxa"/>
+            <w:tcBorders>
+              <w:top w:val="single" w:sz="4" w:space="0" w:color="808080"/>
+              <w:left w:val="single" w:sz="4" w:space="0" w:color="808080"/>
+              <w:bottom w:val="single" w:sz="4" w:space="0" w:color="808080"/>
+              <w:right w:val="single" w:sz="4" w:space="0" w:color="808080"/>
+            </w:tcBorders>
+            <w:shd w:color="auto" w:fill="D9D9D9" w:val="clear"/>
+          </w:tcPr>
+          <w:p>
+            <w:pPr>
+              <w:pStyle w:val="Normal"/>
+              <w:rPr/>
+            </w:pPr>
+            <w:r>
+              <w:rPr>
+                <w:rFonts w:eastAsia="Arial" w:cs="Arial" w:ascii="Arial" w:hAnsi="Arial"/>
+                <w:b/>
+                <w:bCs/>
+                <w:sz w:val="18"/>
+                <w:szCs w:val="18"/>
+              </w:rPr>
+              <w:t>Meaning</w:t>
+            </w:r>
+          </w:p>
+        </w:tc>
+      </w:tr>
+      <w:tr>
+        <w:trPr>
+          <w:cantSplit w:val="true"/>
+        </w:trPr>
+        <w:tc>
+          <w:tcPr>
+            <w:tcW w:w="3099" w:type="dxa"/>
+            <w:tcBorders>
+              <w:top w:val="single" w:sz="4" w:space="0" w:color="808080"/>
+              <w:left w:val="single" w:sz="4" w:space="0" w:color="808080"/>
+              <w:bottom w:val="single" w:sz="4" w:space="0" w:color="808080"/>
+              <w:right w:val="single" w:sz="4" w:space="0" w:color="808080"/>
+            </w:tcBorders>
+          </w:tcPr>
+          <w:p>
+            <w:pPr>
+              <w:pStyle w:val="Normal"/>
+              <w:rPr/>
+            </w:pPr>
+            <w:r>
+              <w:rPr>
+                <w:rFonts w:eastAsia="Courier New" w:cs="Courier New" w:ascii="Courier New" w:hAnsi="Courier New"/>
+                <w:sz w:val="16"/>
+                <w:szCs w:val="16"/>
+              </w:rPr>
+              <w:t>of(items...)</w:t>
+            </w:r>
+            <w:r>
+              <w:rPr>
+                <w:sz w:val="18"/>
+                <w:szCs w:val="18"/>
+              </w:rPr>
+              <w:t xml:space="preserve"> (class)</w:t>
+            </w:r>
+          </w:p>
+        </w:tc>
+        <w:tc>
+          <w:tcPr>
+            <w:tcW w:w="6538" w:type="dxa"/>
+            <w:tcBorders>
+              <w:top w:val="single" w:sz="4" w:space="0" w:color="808080"/>
+              <w:left w:val="single" w:sz="4" w:space="0" w:color="808080"/>
+              <w:bottom w:val="single" w:sz="4" w:space="0" w:color="808080"/>
+              <w:right w:val="single" w:sz="4" w:space="0" w:color="808080"/>
+            </w:tcBorders>
+          </w:tcPr>
+          <w:p>
+            <w:pPr>
+              <w:pStyle w:val="Normal"/>
+              <w:rPr/>
+            </w:pPr>
+            <w:r>
+              <w:rPr>
+                <w:sz w:val="18"/>
+                <w:szCs w:val="18"/>
+              </w:rPr>
+              <w:t>A new Set (Bag) of the items.</w:t>
+            </w:r>
+          </w:p>
+        </w:tc>
+      </w:tr>
+      <w:tr>
+        <w:trPr>
+          <w:cantSplit w:val="true"/>
+        </w:trPr>
+        <w:tc>
+          <w:tcPr>
+            <w:tcW w:w="3099" w:type="dxa"/>
+            <w:tcBorders>
+              <w:top w:val="single" w:sz="4" w:space="0" w:color="808080"/>
+              <w:left w:val="single" w:sz="4" w:space="0" w:color="808080"/>
+              <w:bottom w:val="single" w:sz="4" w:space="0" w:color="808080"/>
+              <w:right w:val="single" w:sz="4" w:space="0" w:color="808080"/>
+            </w:tcBorders>
+          </w:tcPr>
+          <w:p>
+            <w:pPr>
+              <w:pStyle w:val="Normal"/>
+              <w:rPr/>
+            </w:pPr>
+            <w:r>
+              <w:rPr>
+                <w:rFonts w:eastAsia="Courier New" w:cs="Courier New" w:ascii="Courier New" w:hAnsi="Courier New"/>
+                <w:sz w:val="16"/>
+                <w:szCs w:val="16"/>
+              </w:rPr>
+              <w:t>add(item)</w:t>
+            </w:r>
+            <w:r>
+              <w:rPr>
+                <w:sz w:val="18"/>
+                <w:szCs w:val="18"/>
+              </w:rPr>
+              <w:t xml:space="preserve">, </w:t>
+            </w:r>
+            <w:r>
+              <w:rPr>
+                <w:rFonts w:eastAsia="Courier New" w:cs="Courier New" w:ascii="Courier New" w:hAnsi="Courier New"/>
+                <w:sz w:val="16"/>
+                <w:szCs w:val="16"/>
+              </w:rPr>
+              <w:t>put(item)</w:t>
+            </w:r>
+            <w:r>
+              <w:rPr>
+                <w:sz w:val="18"/>
+                <w:szCs w:val="18"/>
+              </w:rPr>
+              <w:t xml:space="preserve">, </w:t>
+            </w:r>
+            <w:r>
+              <w:rPr>
+                <w:rFonts w:eastAsia="Courier New" w:cs="Courier New" w:ascii="Courier New" w:hAnsi="Courier New"/>
+                <w:sz w:val="16"/>
+                <w:szCs w:val="16"/>
+              </w:rPr>
+              <w:t>append(item)</w:t>
+            </w:r>
+          </w:p>
+        </w:tc>
+        <w:tc>
+          <w:tcPr>
+            <w:tcW w:w="6538" w:type="dxa"/>
+            <w:tcBorders>
+              <w:top w:val="single" w:sz="4" w:space="0" w:color="808080"/>
+              <w:left w:val="single" w:sz="4" w:space="0" w:color="808080"/>
+              <w:bottom w:val="single" w:sz="4" w:space="0" w:color="808080"/>
+              <w:right w:val="single" w:sz="4" w:space="0" w:color="808080"/>
+            </w:tcBorders>
+          </w:tcPr>
+          <w:p>
+            <w:pPr>
+              <w:pStyle w:val="Normal"/>
+              <w:rPr/>
+            </w:pPr>
+            <w:r>
+              <w:rPr>
+                <w:sz w:val="18"/>
+                <w:szCs w:val="18"/>
+              </w:rPr>
+              <w:t xml:space="preserve">Adds the item; a Bag also takes </w:t>
+            </w:r>
+            <w:r>
+              <w:rPr>
+                <w:rFonts w:eastAsia="Courier New" w:cs="Courier New" w:ascii="Courier New" w:hAnsi="Courier New"/>
+                <w:sz w:val="16"/>
+                <w:szCs w:val="16"/>
+              </w:rPr>
+              <w:t>add(item, times)</w:t>
+            </w:r>
+            <w:r>
+              <w:rPr>
+                <w:sz w:val="18"/>
+                <w:szCs w:val="18"/>
+              </w:rPr>
+              <w:t>.</w:t>
+            </w:r>
+          </w:p>
+        </w:tc>
+      </w:tr>
+      <w:tr>
+        <w:trPr>
+          <w:cantSplit w:val="true"/>
+        </w:trPr>
+        <w:tc>
+          <w:tcPr>
+            <w:tcW w:w="3099" w:type="dxa"/>
+            <w:tcBorders>
+              <w:top w:val="single" w:sz="4" w:space="0" w:color="808080"/>
+              <w:left w:val="single" w:sz="4" w:space="0" w:color="808080"/>
+              <w:bottom w:val="single" w:sz="4" w:space="0" w:color="808080"/>
+              <w:right w:val="single" w:sz="4" w:space="0" w:color="808080"/>
+            </w:tcBorders>
+          </w:tcPr>
+          <w:p>
+            <w:pPr>
+              <w:pStyle w:val="Normal"/>
+              <w:rPr/>
+            </w:pPr>
+            <w:r>
+              <w:rPr>
+                <w:rFonts w:eastAsia="Courier New" w:cs="Courier New" w:ascii="Courier New" w:hAnsi="Courier New"/>
+                <w:sz w:val="16"/>
+                <w:szCs w:val="16"/>
+              </w:rPr>
+              <w:t>remove(item)</w:t>
+            </w:r>
+          </w:p>
+        </w:tc>
+        <w:tc>
+          <w:tcPr>
+            <w:tcW w:w="6538" w:type="dxa"/>
+            <w:tcBorders>
+              <w:top w:val="single" w:sz="4" w:space="0" w:color="808080"/>
+              <w:left w:val="single" w:sz="4" w:space="0" w:color="808080"/>
+              <w:bottom w:val="single" w:sz="4" w:space="0" w:color="808080"/>
+              <w:right w:val="single" w:sz="4" w:space="0" w:color="808080"/>
+            </w:tcBorders>
+          </w:tcPr>
+          <w:p>
+            <w:pPr>
+              <w:pStyle w:val="Normal"/>
+              <w:rPr/>
+            </w:pPr>
+            <w:r>
+              <w:rPr>
+                <w:sz w:val="18"/>
+                <w:szCs w:val="18"/>
+              </w:rPr>
+              <w:t xml:space="preserve">Removes it (one occurrence from a Bag); returns it, or </w:t>
+            </w:r>
+            <w:r>
+              <w:rPr>
+                <w:rFonts w:eastAsia="Courier New" w:cs="Courier New" w:ascii="Courier New" w:hAnsi="Courier New"/>
+                <w:sz w:val="16"/>
+                <w:szCs w:val="16"/>
+              </w:rPr>
+              <w:t>.nil</w:t>
+            </w:r>
+            <w:r>
+              <w:rPr>
+                <w:sz w:val="18"/>
+                <w:szCs w:val="18"/>
+              </w:rPr>
+              <w:t>.</w:t>
+            </w:r>
+          </w:p>
+        </w:tc>
+      </w:tr>
+      <w:tr>
+        <w:trPr>
+          <w:cantSplit w:val="true"/>
+        </w:trPr>
+        <w:tc>
+          <w:tcPr>
+            <w:tcW w:w="3099" w:type="dxa"/>
+            <w:tcBorders>
+              <w:top w:val="single" w:sz="4" w:space="0" w:color="808080"/>
+              <w:left w:val="single" w:sz="4" w:space="0" w:color="808080"/>
+              <w:bottom w:val="single" w:sz="4" w:space="0" w:color="808080"/>
+              <w:right w:val="single" w:sz="4" w:space="0" w:color="808080"/>
+            </w:tcBorders>
+          </w:tcPr>
+          <w:p>
+            <w:pPr>
+              <w:pStyle w:val="Normal"/>
+              <w:rPr/>
+            </w:pPr>
+            <w:r>
+              <w:rPr>
+                <w:rFonts w:eastAsia="Courier New" w:cs="Courier New" w:ascii="Courier New" w:hAnsi="Courier New"/>
+                <w:sz w:val="16"/>
+                <w:szCs w:val="16"/>
+              </w:rPr>
+              <w:t>hasItem(item)</w:t>
+            </w:r>
+            <w:r>
+              <w:rPr>
+                <w:sz w:val="18"/>
+                <w:szCs w:val="18"/>
+              </w:rPr>
+              <w:t xml:space="preserve">, </w:t>
+            </w:r>
+            <w:r>
+              <w:rPr>
+                <w:rFonts w:eastAsia="Courier New" w:cs="Courier New" w:ascii="Courier New" w:hAnsi="Courier New"/>
+                <w:sz w:val="16"/>
+                <w:szCs w:val="16"/>
+              </w:rPr>
+              <w:t>includes(item)</w:t>
+            </w:r>
+          </w:p>
+        </w:tc>
+        <w:tc>
+          <w:tcPr>
+            <w:tcW w:w="6538" w:type="dxa"/>
+            <w:tcBorders>
+              <w:top w:val="single" w:sz="4" w:space="0" w:color="808080"/>
+              <w:left w:val="single" w:sz="4" w:space="0" w:color="808080"/>
+              <w:bottom w:val="single" w:sz="4" w:space="0" w:color="808080"/>
+              <w:right w:val="single" w:sz="4" w:space="0" w:color="808080"/>
+            </w:tcBorders>
+          </w:tcPr>
+          <w:p>
+            <w:pPr>
+              <w:pStyle w:val="Normal"/>
+              <w:rPr/>
+            </w:pPr>
+            <w:r>
+              <w:rPr>
+                <w:sz w:val="18"/>
+                <w:szCs w:val="18"/>
+              </w:rPr>
+              <w:t>1 if the item is there.</w:t>
+            </w:r>
+          </w:p>
+        </w:tc>
+      </w:tr>
+      <w:tr>
+        <w:trPr>
+          <w:cantSplit w:val="true"/>
+        </w:trPr>
+        <w:tc>
+          <w:tcPr>
+            <w:tcW w:w="3099" w:type="dxa"/>
+            <w:tcBorders>
+              <w:top w:val="single" w:sz="4" w:space="0" w:color="808080"/>
+              <w:left w:val="single" w:sz="4" w:space="0" w:color="808080"/>
+              <w:bottom w:val="single" w:sz="4" w:space="0" w:color="808080"/>
+              <w:right w:val="single" w:sz="4" w:space="0" w:color="808080"/>
+            </w:tcBorders>
+          </w:tcPr>
+          <w:p>
+            <w:pPr>
+              <w:pStyle w:val="Normal"/>
+              <w:rPr/>
+            </w:pPr>
+            <w:r>
+              <w:rPr>
+                <w:rFonts w:eastAsia="Courier New" w:cs="Courier New" w:ascii="Courier New" w:hAnsi="Courier New"/>
+                <w:sz w:val="16"/>
+                <w:szCs w:val="16"/>
+              </w:rPr>
+              <w:t>occurrencesOf(item)</w:t>
+            </w:r>
+          </w:p>
+        </w:tc>
+        <w:tc>
+          <w:tcPr>
+            <w:tcW w:w="6538" w:type="dxa"/>
+            <w:tcBorders>
+              <w:top w:val="single" w:sz="4" w:space="0" w:color="808080"/>
+              <w:left w:val="single" w:sz="4" w:space="0" w:color="808080"/>
+              <w:bottom w:val="single" w:sz="4" w:space="0" w:color="808080"/>
+              <w:right w:val="single" w:sz="4" w:space="0" w:color="808080"/>
+            </w:tcBorders>
+          </w:tcPr>
+          <w:p>
+            <w:pPr>
+              <w:pStyle w:val="Normal"/>
+              <w:rPr/>
+            </w:pPr>
+            <w:r>
+              <w:rPr>
+                <w:sz w:val="18"/>
+                <w:szCs w:val="18"/>
+              </w:rPr>
+              <w:t>How often the item is there (0 or 1 for a Set).</w:t>
+            </w:r>
+          </w:p>
+        </w:tc>
+      </w:tr>
+      <w:tr>
+        <w:trPr>
+          <w:cantSplit w:val="true"/>
+        </w:trPr>
+        <w:tc>
+          <w:tcPr>
+            <w:tcW w:w="3099" w:type="dxa"/>
+            <w:tcBorders>
+              <w:top w:val="single" w:sz="4" w:space="0" w:color="808080"/>
+              <w:left w:val="single" w:sz="4" w:space="0" w:color="808080"/>
+              <w:bottom w:val="single" w:sz="4" w:space="0" w:color="808080"/>
+              <w:right w:val="single" w:sz="4" w:space="0" w:color="808080"/>
+            </w:tcBorders>
+          </w:tcPr>
+          <w:p>
+            <w:pPr>
+              <w:pStyle w:val="Normal"/>
+              <w:rPr/>
+            </w:pPr>
+            <w:r>
+              <w:rPr>
+                <w:rFonts w:eastAsia="Courier New" w:cs="Courier New" w:ascii="Courier New" w:hAnsi="Courier New"/>
+                <w:sz w:val="16"/>
+                <w:szCs w:val="16"/>
+              </w:rPr>
+              <w:t>items</w:t>
+            </w:r>
+            <w:r>
+              <w:rPr>
+                <w:sz w:val="18"/>
+                <w:szCs w:val="18"/>
+              </w:rPr>
+              <w:t xml:space="preserve">, </w:t>
+            </w:r>
+            <w:r>
+              <w:rPr>
+                <w:rFonts w:eastAsia="Courier New" w:cs="Courier New" w:ascii="Courier New" w:hAnsi="Courier New"/>
+                <w:sz w:val="16"/>
+                <w:szCs w:val="16"/>
+              </w:rPr>
+              <w:t>isEmpty</w:t>
+            </w:r>
+            <w:r>
+              <w:rPr>
+                <w:sz w:val="18"/>
+                <w:szCs w:val="18"/>
+              </w:rPr>
+              <w:t xml:space="preserve">, </w:t>
+            </w:r>
+            <w:r>
+              <w:rPr>
+                <w:rFonts w:eastAsia="Courier New" w:cs="Courier New" w:ascii="Courier New" w:hAnsi="Courier New"/>
+                <w:sz w:val="16"/>
+                <w:szCs w:val="16"/>
+              </w:rPr>
+              <w:t>empty</w:t>
+            </w:r>
+            <w:r>
+              <w:rPr>
+                <w:sz w:val="18"/>
+                <w:szCs w:val="18"/>
+              </w:rPr>
+              <w:t xml:space="preserve">, </w:t>
+            </w:r>
+            <w:r>
+              <w:rPr>
+                <w:rFonts w:eastAsia="Courier New" w:cs="Courier New" w:ascii="Courier New" w:hAnsi="Courier New"/>
+                <w:sz w:val="16"/>
+                <w:szCs w:val="16"/>
+              </w:rPr>
+              <w:t>makeArray</w:t>
+            </w:r>
+          </w:p>
+        </w:tc>
+        <w:tc>
+          <w:tcPr>
+            <w:tcW w:w="6538" w:type="dxa"/>
+            <w:tcBorders>
+              <w:top w:val="single" w:sz="4" w:space="0" w:color="808080"/>
+              <w:left w:val="single" w:sz="4" w:space="0" w:color="808080"/>
+              <w:bottom w:val="single" w:sz="4" w:space="0" w:color="808080"/>
+              <w:right w:val="single" w:sz="4" w:space="0" w:color="808080"/>
+            </w:tcBorders>
+          </w:tcPr>
+          <w:p>
+            <w:pPr>
+              <w:pStyle w:val="Normal"/>
+              <w:rPr/>
+            </w:pPr>
+            <w:r>
+              <w:rPr>
+                <w:sz w:val="18"/>
+                <w:szCs w:val="18"/>
+              </w:rPr>
+              <w:t>The number of items (with repeats in a Bag), test, remove all, an Array in the order of adding.</w:t>
+            </w:r>
+          </w:p>
+        </w:tc>
+      </w:tr>
+      <w:tr>
+        <w:trPr>
+          <w:cantSplit w:val="true"/>
+        </w:trPr>
+        <w:tc>
+          <w:tcPr>
+            <w:tcW w:w="3099" w:type="dxa"/>
+            <w:tcBorders>
+              <w:top w:val="single" w:sz="4" w:space="0" w:color="808080"/>
+              <w:left w:val="single" w:sz="4" w:space="0" w:color="808080"/>
+              <w:bottom w:val="single" w:sz="4" w:space="0" w:color="808080"/>
+              <w:right w:val="single" w:sz="4" w:space="0" w:color="808080"/>
+            </w:tcBorders>
+          </w:tcPr>
+          <w:p>
+            <w:pPr>
+              <w:pStyle w:val="Normal"/>
+              <w:rPr/>
+            </w:pPr>
+            <w:r>
+              <w:rPr>
+                <w:rFonts w:eastAsia="Courier New" w:cs="Courier New" w:ascii="Courier New" w:hAnsi="Courier New"/>
+                <w:sz w:val="16"/>
+                <w:szCs w:val="16"/>
+              </w:rPr>
+              <w:t>union(c)</w:t>
+            </w:r>
+            <w:r>
+              <w:rPr>
+                <w:sz w:val="18"/>
+                <w:szCs w:val="18"/>
+              </w:rPr>
+              <w:t xml:space="preserve">, </w:t>
+            </w:r>
+            <w:r>
+              <w:rPr>
+                <w:rFonts w:eastAsia="Courier New" w:cs="Courier New" w:ascii="Courier New" w:hAnsi="Courier New"/>
+                <w:sz w:val="16"/>
+                <w:szCs w:val="16"/>
+              </w:rPr>
+              <w:t>intersection(c)</w:t>
+            </w:r>
+            <w:r>
+              <w:rPr>
+                <w:sz w:val="18"/>
+                <w:szCs w:val="18"/>
+              </w:rPr>
+              <w:t xml:space="preserve">, </w:t>
+            </w:r>
+            <w:r>
+              <w:rPr>
+                <w:rFonts w:eastAsia="Courier New" w:cs="Courier New" w:ascii="Courier New" w:hAnsi="Courier New"/>
+                <w:sz w:val="16"/>
+                <w:szCs w:val="16"/>
+              </w:rPr>
+              <w:t>difference(c)</w:t>
+            </w:r>
+          </w:p>
+        </w:tc>
+        <w:tc>
+          <w:tcPr>
+            <w:tcW w:w="6538" w:type="dxa"/>
+            <w:tcBorders>
+              <w:top w:val="single" w:sz="4" w:space="0" w:color="808080"/>
+              <w:left w:val="single" w:sz="4" w:space="0" w:color="808080"/>
+              <w:bottom w:val="single" w:sz="4" w:space="0" w:color="808080"/>
+              <w:right w:val="single" w:sz="4" w:space="0" w:color="808080"/>
+            </w:tcBorders>
+          </w:tcPr>
+          <w:p>
+            <w:pPr>
+              <w:pStyle w:val="Normal"/>
+              <w:rPr/>
+            </w:pPr>
+            <w:r>
+              <w:rPr>
+                <w:sz w:val="18"/>
+                <w:szCs w:val="18"/>
+              </w:rPr>
+              <w:t>New Sets (Bags); C can be any collection.</w:t>
+            </w:r>
+          </w:p>
+        </w:tc>
+      </w:tr>
+      <w:tr>
+        <w:trPr>
+          <w:cantSplit w:val="true"/>
+        </w:trPr>
+        <w:tc>
+          <w:tcPr>
+            <w:tcW w:w="3099" w:type="dxa"/>
+            <w:tcBorders>
+              <w:top w:val="single" w:sz="4" w:space="0" w:color="808080"/>
+              <w:left w:val="single" w:sz="4" w:space="0" w:color="808080"/>
+              <w:bottom w:val="single" w:sz="4" w:space="0" w:color="808080"/>
+              <w:right w:val="single" w:sz="4" w:space="0" w:color="808080"/>
+            </w:tcBorders>
+          </w:tcPr>
+          <w:p>
+            <w:pPr>
+              <w:pStyle w:val="Normal"/>
+              <w:rPr/>
+            </w:pPr>
+            <w:r>
+              <w:rPr>
+                <w:rFonts w:eastAsia="Courier New" w:cs="Courier New" w:ascii="Courier New" w:hAnsi="Courier New"/>
+                <w:sz w:val="16"/>
+                <w:szCs w:val="16"/>
+              </w:rPr>
+              <w:t>isSubsetOf(c)</w:t>
+            </w:r>
+          </w:p>
+        </w:tc>
+        <w:tc>
+          <w:tcPr>
+            <w:tcW w:w="6538" w:type="dxa"/>
+            <w:tcBorders>
+              <w:top w:val="single" w:sz="4" w:space="0" w:color="808080"/>
+              <w:left w:val="single" w:sz="4" w:space="0" w:color="808080"/>
+              <w:bottom w:val="single" w:sz="4" w:space="0" w:color="808080"/>
+              <w:right w:val="single" w:sz="4" w:space="0" w:color="808080"/>
+            </w:tcBorders>
+          </w:tcPr>
+          <w:p>
+            <w:pPr>
+              <w:pStyle w:val="Normal"/>
+              <w:rPr/>
+            </w:pPr>
+            <w:r>
+              <w:rPr>
+                <w:sz w:val="18"/>
+                <w:szCs w:val="18"/>
+              </w:rPr>
+              <w:t>1 if every item (as often) is also in C.</w:t>
+            </w:r>
+          </w:p>
+        </w:tc>
+      </w:tr>
+    </w:tbl>
+    <w:p>
+      <w:pPr>
+        <w:pStyle w:val="Normal"/>
+        <w:spacing w:before="80" w:after="200"/>
+        <w:rPr/>
+      </w:pPr>
+      <w:r>
+        <w:rPr>
+          <w:rFonts w:eastAsia="Arial" w:cs="Arial" w:ascii="Arial" w:hAnsi="Arial"/>
+          <w:b/>
+          <w:bCs/>
+          <w:sz w:val="18"/>
+          <w:szCs w:val="18"/>
+        </w:rPr>
+        <w:t xml:space="preserve">Figure 35. </w:t>
+      </w:r>
+      <w:r>
+        <w:rPr>
+          <w:rFonts w:eastAsia="Arial" w:cs="Arial" w:ascii="Arial" w:hAnsi="Arial"/>
+          <w:sz w:val="18"/>
+          <w:szCs w:val="18"/>
+        </w:rPr>
+        <w:t>Methods of Set and Bag</w:t>
+      </w:r>
+    </w:p>
+    <w:p>
+      <w:pPr>
+        <w:pStyle w:val="Heading2"/>
+        <w:rPr/>
+      </w:pPr>
+      <w:bookmarkStart w:id="48" w:name="__RefHeading___Toc5440_2464816317"/>
+      <w:bookmarkEnd w:id="48"/>
+      <w:r>
+        <w:rPr/>
+        <w:t>SortedCollection</w:t>
+      </w:r>
+    </w:p>
+    <w:p>
+      <w:pPr>
+        <w:pStyle w:val="Normal"/>
+        <w:spacing w:before="0" w:after="120"/>
+        <w:rPr/>
+      </w:pPr>
+      <w:r>
+        <w:rPr/>
+        <w:t xml:space="preserve">An Array that keeps its items in order: by default as </w:t>
+      </w:r>
+      <w:r>
+        <w:rPr>
+          <w:rFonts w:eastAsia="Courier New" w:cs="Courier New" w:ascii="Courier New" w:hAnsi="Courier New"/>
+          <w:sz w:val="19"/>
+          <w:szCs w:val="19"/>
+        </w:rPr>
+        <w:t>sort</w:t>
+      </w:r>
+      <w:r>
+        <w:rPr/>
+        <w:t xml:space="preserve"> orders (whole numbers by value, other strings by their characters), or by a block given to </w:t>
+      </w:r>
+      <w:r>
+        <w:rPr>
+          <w:rFonts w:eastAsia="Courier New" w:cs="Courier New" w:ascii="Courier New" w:hAnsi="Courier New"/>
+          <w:sz w:val="19"/>
+          <w:szCs w:val="19"/>
+        </w:rPr>
+        <w:t>new</w:t>
+      </w:r>
+      <w:r>
+        <w:rPr/>
+        <w:t xml:space="preserve">: </w:t>
+      </w:r>
+      <w:r>
+        <w:rPr>
+          <w:rFonts w:eastAsia="Courier New" w:cs="Courier New" w:ascii="Courier New" w:hAnsi="Courier New"/>
+          <w:sz w:val="19"/>
+          <w:szCs w:val="19"/>
+        </w:rPr>
+        <w:t>.sortedCollection~new({ :a :b | length(a) &lt;= length(b) })</w:t>
+      </w:r>
+      <w:r>
+        <w:rPr/>
+        <w:t xml:space="preserve">, where the block returns 1 if A may come before B. Items with the same order stay in the order they were added. All methods of Array that read work; </w:t>
+      </w:r>
+      <w:r>
+        <w:rPr>
+          <w:rFonts w:eastAsia="Courier New" w:cs="Courier New" w:ascii="Courier New" w:hAnsi="Courier New"/>
+          <w:sz w:val="19"/>
+          <w:szCs w:val="19"/>
+        </w:rPr>
+        <w:t>add</w:t>
+      </w:r>
+      <w:r>
+        <w:rPr/>
+        <w:t xml:space="preserve"> and </w:t>
+      </w:r>
+      <w:r>
+        <w:rPr>
+          <w:rFonts w:eastAsia="Courier New" w:cs="Courier New" w:ascii="Courier New" w:hAnsi="Courier New"/>
+          <w:sz w:val="19"/>
+          <w:szCs w:val="19"/>
+        </w:rPr>
+        <w:t>append</w:t>
+      </w:r>
+      <w:r>
+        <w:rPr/>
+        <w:t xml:space="preserve"> insert in order, and </w:t>
+      </w:r>
+      <w:r>
+        <w:rPr>
+          <w:rFonts w:eastAsia="Courier New" w:cs="Courier New" w:ascii="Courier New" w:hAnsi="Courier New"/>
+          <w:sz w:val="19"/>
+          <w:szCs w:val="19"/>
+        </w:rPr>
+        <w:t>put</w:t>
+      </w:r>
+      <w:r>
+        <w:rPr/>
+        <w:t xml:space="preserve">, </w:t>
+      </w:r>
+      <w:r>
+        <w:rPr>
+          <w:rFonts w:eastAsia="Courier New" w:cs="Courier New" w:ascii="Courier New" w:hAnsi="Courier New"/>
+          <w:sz w:val="19"/>
+          <w:szCs w:val="19"/>
+        </w:rPr>
+        <w:t>[]=</w:t>
+      </w:r>
+      <w:r>
+        <w:rPr/>
+        <w:t xml:space="preserve">, </w:t>
+      </w:r>
+      <w:r>
+        <w:rPr>
+          <w:rFonts w:eastAsia="Courier New" w:cs="Courier New" w:ascii="Courier New" w:hAnsi="Courier New"/>
+          <w:sz w:val="19"/>
+          <w:szCs w:val="19"/>
+        </w:rPr>
+        <w:t>insert</w:t>
+      </w:r>
+      <w:r>
+        <w:rPr/>
+        <w:t xml:space="preserve">, </w:t>
+      </w:r>
+      <w:r>
+        <w:rPr>
+          <w:rFonts w:eastAsia="Courier New" w:cs="Courier New" w:ascii="Courier New" w:hAnsi="Courier New"/>
+          <w:sz w:val="19"/>
+          <w:szCs w:val="19"/>
+        </w:rPr>
+        <w:t>sort</w:t>
+      </w:r>
+      <w:r>
+        <w:rPr/>
+        <w:t xml:space="preserve">, </w:t>
+      </w:r>
+      <w:r>
+        <w:rPr>
+          <w:rFonts w:eastAsia="Courier New" w:cs="Courier New" w:ascii="Courier New" w:hAnsi="Courier New"/>
+          <w:sz w:val="19"/>
+          <w:szCs w:val="19"/>
+        </w:rPr>
+        <w:t>sortWith</w:t>
+      </w:r>
+      <w:r>
+        <w:rPr/>
+        <w:t xml:space="preserve"> and </w:t>
+      </w:r>
+      <w:r>
+        <w:rPr>
+          <w:rFonts w:eastAsia="Courier New" w:cs="Courier New" w:ascii="Courier New" w:hAnsi="Courier New"/>
+          <w:sz w:val="19"/>
+          <w:szCs w:val="19"/>
+        </w:rPr>
+        <w:t>fill</w:t>
+      </w:r>
+      <w:r>
+        <w:rPr/>
+        <w:t xml:space="preserve"> are error 98.17. </w:t>
+      </w:r>
+      <w:r>
+        <w:rPr>
+          <w:rFonts w:eastAsia="Courier New" w:cs="Courier New" w:ascii="Courier New" w:hAnsi="Courier New"/>
+          <w:sz w:val="19"/>
+          <w:szCs w:val="19"/>
+        </w:rPr>
+        <w:t>select</w:t>
+      </w:r>
+      <w:r>
+        <w:rPr/>
+        <w:t xml:space="preserve"> keeps the class; </w:t>
+      </w:r>
+      <w:r>
+        <w:rPr>
+          <w:rFonts w:eastAsia="Courier New" w:cs="Courier New" w:ascii="Courier New" w:hAnsi="Courier New"/>
+          <w:sz w:val="19"/>
+          <w:szCs w:val="19"/>
+        </w:rPr>
+        <w:t>collect</w:t>
+      </w:r>
+      <w:r>
+        <w:rPr/>
+        <w:t xml:space="preserve"> returns an Array.</w:t>
+      </w:r>
+    </w:p>
+    <w:p>
+      <w:pPr>
+        <w:pStyle w:val="Heading2"/>
+        <w:rPr/>
+      </w:pPr>
+      <w:bookmarkStart w:id="49" w:name="__RefHeading___Toc5442_2464816317"/>
+      <w:bookmarkEnd w:id="49"/>
+      <w:r>
+        <w:rPr/>
+        <w:t>Message</w:t>
+      </w:r>
+    </w:p>
+    <w:p>
+      <w:pPr>
+        <w:pStyle w:val="Normal"/>
+        <w:spacing w:before="0" w:after="120"/>
+        <w:rPr/>
+      </w:pPr>
+      <w:r>
+        <w:rPr/>
+        <w:t xml:space="preserve">A message as an object, sent later or to other receivers: </w:t>
+      </w:r>
+      <w:r>
+        <w:rPr>
+          <w:rFonts w:eastAsia="Courier New" w:cs="Courier New" w:ascii="Courier New" w:hAnsi="Courier New"/>
+          <w:sz w:val="19"/>
+          <w:szCs w:val="19"/>
+        </w:rPr>
+        <w:t>m = .message~new(target, name, args...)</w:t>
+      </w:r>
+      <w:r>
+        <w:rPr/>
+        <w:t xml:space="preserve">. </w:t>
+      </w:r>
+      <w:r>
+        <w:rPr>
+          <w:rFonts w:eastAsia="Courier New" w:cs="Courier New" w:ascii="Courier New" w:hAnsi="Courier New"/>
+          <w:sz w:val="19"/>
+          <w:szCs w:val="19"/>
+        </w:rPr>
+        <w:t>m~send</w:t>
+      </w:r>
+      <w:r>
+        <w:rPr/>
+        <w:t xml:space="preserve"> sends it and returns the result, </w:t>
+      </w:r>
+      <w:r>
+        <w:rPr>
+          <w:rFonts w:eastAsia="Courier New" w:cs="Courier New" w:ascii="Courier New" w:hAnsi="Courier New"/>
+          <w:sz w:val="19"/>
+          <w:szCs w:val="19"/>
+        </w:rPr>
+        <w:t>m~send(other)</w:t>
+      </w:r>
+      <w:r>
+        <w:rPr/>
+        <w:t xml:space="preserve"> sends it to another receiver. </w:t>
+      </w:r>
+      <w:r>
+        <w:rPr>
+          <w:rFonts w:eastAsia="Courier New" w:cs="Courier New" w:ascii="Courier New" w:hAnsi="Courier New"/>
+          <w:sz w:val="19"/>
+          <w:szCs w:val="19"/>
+        </w:rPr>
+        <w:t>target</w:t>
+      </w:r>
+      <w:r>
+        <w:rPr/>
+        <w:t xml:space="preserve">, </w:t>
+      </w:r>
+      <w:r>
+        <w:rPr>
+          <w:rFonts w:eastAsia="Courier New" w:cs="Courier New" w:ascii="Courier New" w:hAnsi="Courier New"/>
+          <w:sz w:val="19"/>
+          <w:szCs w:val="19"/>
+        </w:rPr>
+        <w:t>messageName</w:t>
+      </w:r>
+      <w:r>
+        <w:rPr/>
+        <w:t xml:space="preserve">, </w:t>
+      </w:r>
+      <w:r>
+        <w:rPr>
+          <w:rFonts w:eastAsia="Courier New" w:cs="Courier New" w:ascii="Courier New" w:hAnsi="Courier New"/>
+          <w:sz w:val="19"/>
+          <w:szCs w:val="19"/>
+        </w:rPr>
+        <w:t>arguments</w:t>
+      </w:r>
+      <w:r>
+        <w:rPr/>
+        <w:t xml:space="preserve"> (an Array) and </w:t>
+      </w:r>
+      <w:r>
+        <w:rPr>
+          <w:rFonts w:eastAsia="Courier New" w:cs="Courier New" w:ascii="Courier New" w:hAnsi="Courier New"/>
+          <w:sz w:val="19"/>
+          <w:szCs w:val="19"/>
+        </w:rPr>
+        <w:t>result</w:t>
+      </w:r>
+      <w:r>
+        <w:rPr/>
+        <w:t xml:space="preserve"> (the result of the last send, or </w:t>
+      </w:r>
+      <w:r>
+        <w:rPr>
+          <w:rFonts w:eastAsia="Courier New" w:cs="Courier New" w:ascii="Courier New" w:hAnsi="Courier New"/>
+          <w:sz w:val="19"/>
+          <w:szCs w:val="19"/>
+        </w:rPr>
+        <w:t>.nil</w:t>
+      </w:r>
+      <w:r>
+        <w:rPr/>
+        <w:t>) return its parts.</w:t>
+      </w:r>
+    </w:p>
+    <w:p>
+      <w:pPr>
+        <w:pStyle w:val="Heading2"/>
+        <w:rPr/>
+      </w:pPr>
+      <w:bookmarkStart w:id="50" w:name="__RefHeading___Toc5444_2464816317"/>
+      <w:bookmarkEnd w:id="50"/>
       <w:r>
         <w:rPr/>
         <w:t>Python: .Python and .PyObject</w:t>
@@ -27448,7 +30011,7 @@
           <w:sz w:val="18"/>
           <w:szCs w:val="18"/>
         </w:rPr>
-        <w:t xml:space="preserve">Figure 33. </w:t>
+        <w:t xml:space="preserve">Figure 36. </w:t>
       </w:r>
       <w:r>
         <w:rPr>
@@ -27894,7 +30457,7 @@
           <w:sz w:val="18"/>
           <w:szCs w:val="18"/>
         </w:rPr>
-        <w:t xml:space="preserve">Figure 34. </w:t>
+        <w:t xml:space="preserve">Figure 37. </w:t>
       </w:r>
       <w:r>
         <w:rPr>
@@ -28418,7 +30981,7 @@
           <w:sz w:val="18"/>
           <w:szCs w:val="18"/>
         </w:rPr>
-        <w:t xml:space="preserve">Figure 35. </w:t>
+        <w:t xml:space="preserve">Figure 38. </w:t>
       </w:r>
       <w:r>
         <w:rPr>
@@ -29331,7 +31894,7 @@
           <w:sz w:val="18"/>
           <w:szCs w:val="18"/>
         </w:rPr>
-        <w:t xml:space="preserve">Figure 36. </w:t>
+        <w:t xml:space="preserve">Figure 39. </w:t>
       </w:r>
       <w:r>
         <w:rPr>
@@ -29340,6 +31903,77 @@
           <w:szCs w:val="18"/>
         </w:rPr>
         <w:t>Methods of PyObject</w:t>
+      </w:r>
+    </w:p>
+    <w:p>
+      <w:pPr>
+        <w:pStyle w:val="Normal"/>
+        <w:spacing w:before="0" w:after="120"/>
+        <w:rPr/>
+      </w:pPr>
+      <w:r>
+        <w:rPr/>
+        <w:t xml:space="preserve">A block passed to Python is a Python function: </w:t>
+      </w:r>
+      <w:r>
+        <w:rPr>
+          <w:rFonts w:eastAsia="Courier New" w:cs="Courier New" w:ascii="Courier New" w:hAnsi="Courier New"/>
+          <w:sz w:val="19"/>
+          <w:szCs w:val="19"/>
+        </w:rPr>
+        <w:t>.python~sorted(words, .python~kw('key', { :w | length(w) }))</w:t>
+      </w:r>
+      <w:r>
+        <w:rPr/>
+        <w:t xml:space="preserve">, </w:t>
+      </w:r>
+      <w:r>
+        <w:rPr>
+          <w:rFonts w:eastAsia="Courier New" w:cs="Courier New" w:ascii="Courier New" w:hAnsi="Courier New"/>
+          <w:sz w:val="19"/>
+          <w:szCs w:val="19"/>
+        </w:rPr>
+        <w:t>functools.reduce</w:t>
+      </w:r>
+      <w:r>
+        <w:rPr/>
+        <w:t xml:space="preserve">, </w:t>
+      </w:r>
+      <w:r>
+        <w:rPr>
+          <w:rFonts w:eastAsia="Courier New" w:cs="Courier New" w:ascii="Courier New" w:hAnsi="Courier New"/>
+          <w:sz w:val="19"/>
+          <w:szCs w:val="19"/>
+        </w:rPr>
+        <w:t>map</w:t>
+      </w:r>
+      <w:r>
+        <w:rPr/>
+        <w:t xml:space="preserve"> and </w:t>
+      </w:r>
+      <w:r>
+        <w:rPr>
+          <w:rFonts w:eastAsia="Courier New" w:cs="Courier New" w:ascii="Courier New" w:hAnsi="Courier New"/>
+          <w:sz w:val="19"/>
+          <w:szCs w:val="19"/>
+        </w:rPr>
+        <w:t>filter</w:t>
+      </w:r>
+      <w:r>
+        <w:rPr/>
+        <w:t xml:space="preserve"> call it. An error in the block reaches the Rexx code that called Python as error 98.14 (</w:t>
+      </w:r>
+      <w:r>
+        <w:rPr>
+          <w:rFonts w:eastAsia="Courier New" w:cs="Courier New" w:ascii="Courier New" w:hAnsi="Courier New"/>
+          <w:sz w:val="19"/>
+          <w:szCs w:val="19"/>
+        </w:rPr>
+        <w:t>RuntimeError: Error 42.3: ...</w:t>
+      </w:r>
+      <w:r>
+        <w:rPr/>
+        <w:t>); EXIT in the block ends the program.</w:t>
       </w:r>
     </w:p>
     <w:p>
@@ -29630,7 +32264,7 @@
           <w:sz w:val="18"/>
           <w:szCs w:val="18"/>
         </w:rPr>
-        <w:t xml:space="preserve">Figure 37. </w:t>
+        <w:t xml:space="preserve">Figure 40. </w:t>
       </w:r>
       <w:r>
         <w:rPr>
@@ -29742,8 +32376,8 @@
         <w:pStyle w:val="Heading1"/>
         <w:rPr/>
       </w:pPr>
-      <w:bookmarkStart w:id="47" w:name="__RefHeading___Toc5021_1215844210"/>
-      <w:bookmarkEnd w:id="47"/>
+      <w:bookmarkStart w:id="51" w:name="__RefHeading___Toc5446_2464816317"/>
+      <w:bookmarkEnd w:id="51"/>
       <w:r>
         <w:rPr/>
         <w:t>Chapter 8. Sample Programs</w:t>
@@ -30494,6 +33128,60 @@
                 <w:sz w:val="16"/>
                 <w:szCs w:val="16"/>
               </w:rPr>
+              <w:t>12_extensions.rexx</w:t>
+            </w:r>
+          </w:p>
+        </w:tc>
+        <w:tc>
+          <w:tcPr>
+            <w:tcW w:w="6538" w:type="dxa"/>
+            <w:tcBorders>
+              <w:top w:val="single" w:sz="4" w:space="0" w:color="808080"/>
+              <w:left w:val="single" w:sz="4" w:space="0" w:color="808080"/>
+              <w:bottom w:val="single" w:sz="4" w:space="0" w:color="808080"/>
+              <w:right w:val="single" w:sz="4" w:space="0" w:color="808080"/>
+            </w:tcBorders>
+          </w:tcPr>
+          <w:p>
+            <w:pPr>
+              <w:pStyle w:val="Normal"/>
+              <w:rPr/>
+            </w:pPr>
+            <w:r>
+              <w:rPr>
+                <w:sz w:val="18"/>
+                <w:szCs w:val="18"/>
+              </w:rPr>
+              <w:t>More collections and extensions</w:t>
+            </w:r>
+          </w:p>
+        </w:tc>
+      </w:tr>
+      <w:tr>
+        <w:trPr>
+          <w:cantSplit w:val="true"/>
+        </w:trPr>
+        <w:tc>
+          <w:tcPr>
+            <w:tcW w:w="3099" w:type="dxa"/>
+            <w:tcBorders>
+              <w:top w:val="single" w:sz="4" w:space="0" w:color="808080"/>
+              <w:left w:val="single" w:sz="4" w:space="0" w:color="808080"/>
+              <w:bottom w:val="single" w:sz="4" w:space="0" w:color="808080"/>
+              <w:right w:val="single" w:sz="4" w:space="0" w:color="808080"/>
+            </w:tcBorders>
+          </w:tcPr>
+          <w:p>
+            <w:pPr>
+              <w:pStyle w:val="Normal"/>
+              <w:rPr/>
+            </w:pPr>
+            <w:r>
+              <w:rPr>
+                <w:rFonts w:eastAsia="Courier New" w:cs="Courier New" w:ascii="Courier New" w:hAnsi="Courier New"/>
+                <w:sz w:val="16"/>
+                <w:szCs w:val="16"/>
+              </w:rPr>
               <w:t>shapes.cls</w:t>
             </w:r>
           </w:p>
@@ -30538,7 +33226,7 @@
           <w:sz w:val="18"/>
           <w:szCs w:val="18"/>
         </w:rPr>
-        <w:t xml:space="preserve">Figure 38. </w:t>
+        <w:t xml:space="preserve">Figure 41. </w:t>
       </w:r>
       <w:r>
         <w:rPr>
@@ -30554,8 +33242,8 @@
         <w:pStyle w:val="Heading2"/>
         <w:rPr/>
       </w:pPr>
-      <w:bookmarkStart w:id="48" w:name="__RefHeading___Toc5023_1215844210"/>
-      <w:bookmarkEnd w:id="48"/>
+      <w:bookmarkStart w:id="52" w:name="__RefHeading___Toc5448_2464816317"/>
+      <w:bookmarkEnd w:id="52"/>
       <w:r>
         <w:rPr/>
         <w:t>Classes and methods</w:t>
@@ -31803,7 +34491,7 @@
           <w:sz w:val="18"/>
           <w:szCs w:val="18"/>
         </w:rPr>
-        <w:t xml:space="preserve">Figure 39. </w:t>
+        <w:t xml:space="preserve">Figure 42. </w:t>
       </w:r>
       <w:r>
         <w:rPr>
@@ -31950,7 +34638,7 @@
           <w:sz w:val="18"/>
           <w:szCs w:val="18"/>
         </w:rPr>
-        <w:t xml:space="preserve">Figure 40. </w:t>
+        <w:t xml:space="preserve">Figure 43. </w:t>
       </w:r>
       <w:r>
         <w:rPr>
@@ -31966,8 +34654,8 @@
         <w:pStyle w:val="Heading2"/>
         <w:rPr/>
       </w:pPr>
-      <w:bookmarkStart w:id="49" w:name="__RefHeading___Toc5025_1215844210"/>
-      <w:bookmarkEnd w:id="49"/>
+      <w:bookmarkStart w:id="53" w:name="__RefHeading___Toc5450_2464816317"/>
+      <w:bookmarkEnd w:id="53"/>
       <w:r>
         <w:rPr/>
         <w:t>Inheritance and class libraries</w:t>
@@ -32485,7 +35173,7 @@
           <w:sz w:val="18"/>
           <w:szCs w:val="18"/>
         </w:rPr>
-        <w:t xml:space="preserve">Figure 41. </w:t>
+        <w:t xml:space="preserve">Figure 44. </w:t>
       </w:r>
       <w:r>
         <w:rPr>
@@ -33226,7 +35914,7 @@
           <w:sz w:val="18"/>
           <w:szCs w:val="18"/>
         </w:rPr>
-        <w:t xml:space="preserve">Figure 42. </w:t>
+        <w:t xml:space="preserve">Figure 45. </w:t>
       </w:r>
       <w:r>
         <w:rPr>
@@ -33418,7 +36106,7 @@
           <w:sz w:val="18"/>
           <w:szCs w:val="18"/>
         </w:rPr>
-        <w:t xml:space="preserve">Figure 43. </w:t>
+        <w:t xml:space="preserve">Figure 46. </w:t>
       </w:r>
       <w:r>
         <w:rPr>
@@ -33434,8 +36122,8 @@
         <w:pStyle w:val="Heading2"/>
         <w:rPr/>
       </w:pPr>
-      <w:bookmarkStart w:id="50" w:name="__RefHeading___Toc5027_1215844210"/>
-      <w:bookmarkEnd w:id="50"/>
+      <w:bookmarkStart w:id="54" w:name="__RefHeading___Toc5452_2464816317"/>
+      <w:bookmarkEnd w:id="54"/>
       <w:r>
         <w:rPr/>
         <w:t>Collections</w:t>
@@ -34564,7 +37252,7 @@
           <w:sz w:val="18"/>
           <w:szCs w:val="18"/>
         </w:rPr>
-        <w:t xml:space="preserve">Figure 44. </w:t>
+        <w:t xml:space="preserve">Figure 47. </w:t>
       </w:r>
       <w:r>
         <w:rPr>
@@ -34924,7 +37612,7 @@
           <w:sz w:val="18"/>
           <w:szCs w:val="18"/>
         </w:rPr>
-        <w:t xml:space="preserve">Figure 45. </w:t>
+        <w:t xml:space="preserve">Figure 48. </w:t>
       </w:r>
       <w:r>
         <w:rPr>
@@ -34940,8 +37628,8 @@
         <w:pStyle w:val="Heading2"/>
         <w:rPr/>
       </w:pPr>
-      <w:bookmarkStart w:id="51" w:name="__RefHeading___Toc5029_1215844210"/>
-      <w:bookmarkEnd w:id="51"/>
+      <w:bookmarkStart w:id="55" w:name="__RefHeading___Toc5454_2464816317"/>
+      <w:bookmarkEnd w:id="55"/>
       <w:r>
         <w:rPr/>
         <w:t>Operator methods</w:t>
@@ -36683,7 +39371,7 @@
           <w:sz w:val="18"/>
           <w:szCs w:val="18"/>
         </w:rPr>
-        <w:t xml:space="preserve">Figure 46. </w:t>
+        <w:t xml:space="preserve">Figure 49. </w:t>
       </w:r>
       <w:r>
         <w:rPr>
@@ -36890,7 +39578,7 @@
           <w:sz w:val="18"/>
           <w:szCs w:val="18"/>
         </w:rPr>
-        <w:t xml:space="preserve">Figure 47. </w:t>
+        <w:t xml:space="preserve">Figure 50. </w:t>
       </w:r>
       <w:r>
         <w:rPr>
@@ -36906,8 +39594,8 @@
         <w:pStyle w:val="Heading2"/>
         <w:rPr/>
       </w:pPr>
-      <w:bookmarkStart w:id="52" w:name="__RefHeading___Toc5031_1215844210"/>
-      <w:bookmarkEnd w:id="52"/>
+      <w:bookmarkStart w:id="56" w:name="__RefHeading___Toc5456_2464816317"/>
+      <w:bookmarkEnd w:id="56"/>
       <w:r>
         <w:rPr/>
         <w:t>Stems as arguments and results</w:t>
@@ -38019,7 +40707,7 @@
           <w:sz w:val="18"/>
           <w:szCs w:val="18"/>
         </w:rPr>
-        <w:t xml:space="preserve">Figure 48. </w:t>
+        <w:t xml:space="preserve">Figure 51. </w:t>
       </w:r>
       <w:r>
         <w:rPr>
@@ -38311,7 +40999,7 @@
           <w:sz w:val="18"/>
           <w:szCs w:val="18"/>
         </w:rPr>
-        <w:t xml:space="preserve">Figure 49. </w:t>
+        <w:t xml:space="preserve">Figure 52. </w:t>
       </w:r>
       <w:r>
         <w:rPr>
@@ -38327,8 +41015,8 @@
         <w:pStyle w:val="Heading2"/>
         <w:rPr/>
       </w:pPr>
-      <w:bookmarkStart w:id="53" w:name="__RefHeading___Toc5033_1215844210"/>
-      <w:bookmarkEnd w:id="53"/>
+      <w:bookmarkStart w:id="57" w:name="__RefHeading___Toc5458_2464816317"/>
+      <w:bookmarkEnd w:id="57"/>
       <w:r>
         <w:rPr/>
         <w:t>Data structures</w:t>
@@ -40355,7 +43043,7 @@
           <w:sz w:val="18"/>
           <w:szCs w:val="18"/>
         </w:rPr>
-        <w:t xml:space="preserve">Figure 50. </w:t>
+        <w:t xml:space="preserve">Figure 53. </w:t>
       </w:r>
       <w:r>
         <w:rPr>
@@ -40532,7 +43220,7 @@
           <w:sz w:val="18"/>
           <w:szCs w:val="18"/>
         </w:rPr>
-        <w:t xml:space="preserve">Figure 51. </w:t>
+        <w:t xml:space="preserve">Figure 54. </w:t>
       </w:r>
       <w:r>
         <w:rPr>
@@ -40548,8 +43236,8 @@
         <w:pStyle w:val="Heading2"/>
         <w:rPr/>
       </w:pPr>
-      <w:bookmarkStart w:id="54" w:name="__RefHeading___Toc5035_1215844210"/>
-      <w:bookmarkEnd w:id="54"/>
+      <w:bookmarkStart w:id="58" w:name="__RefHeading___Toc5460_2464816317"/>
+      <w:bookmarkEnd w:id="58"/>
       <w:r>
         <w:rPr/>
         <w:t>Dynamic messages</w:t>
@@ -41978,7 +44666,7 @@
           <w:sz w:val="18"/>
           <w:szCs w:val="18"/>
         </w:rPr>
-        <w:t xml:space="preserve">Figure 52. </w:t>
+        <w:t xml:space="preserve">Figure 55. </w:t>
       </w:r>
       <w:r>
         <w:rPr>
@@ -42292,7 +44980,7 @@
           <w:sz w:val="18"/>
           <w:szCs w:val="18"/>
         </w:rPr>
-        <w:t xml:space="preserve">Figure 53. </w:t>
+        <w:t xml:space="preserve">Figure 56. </w:t>
       </w:r>
       <w:r>
         <w:rPr>
@@ -42308,8 +44996,8 @@
         <w:pStyle w:val="Heading2"/>
         <w:rPr/>
       </w:pPr>
-      <w:bookmarkStart w:id="55" w:name="__RefHeading___Toc5037_1215844210"/>
-      <w:bookmarkEnd w:id="55"/>
+      <w:bookmarkStart w:id="59" w:name="__RefHeading___Toc5462_2464816317"/>
+      <w:bookmarkEnd w:id="59"/>
       <w:r>
         <w:rPr/>
         <w:t>A small application</w:t>
@@ -44469,7 +47157,7 @@
           <w:sz w:val="18"/>
           <w:szCs w:val="18"/>
         </w:rPr>
-        <w:t xml:space="preserve">Figure 54. </w:t>
+        <w:t xml:space="preserve">Figure 57. </w:t>
       </w:r>
       <w:r>
         <w:rPr>
@@ -44766,7 +47454,7 @@
           <w:sz w:val="18"/>
           <w:szCs w:val="18"/>
         </w:rPr>
-        <w:t xml:space="preserve">Figure 55. </w:t>
+        <w:t xml:space="preserve">Figure 58. </w:t>
       </w:r>
       <w:r>
         <w:rPr>
@@ -44782,8 +47470,8 @@
         <w:pStyle w:val="Heading2"/>
         <w:rPr/>
       </w:pPr>
-      <w:bookmarkStart w:id="56" w:name="__RefHeading___Toc5039_1215844210"/>
-      <w:bookmarkEnd w:id="56"/>
+      <w:bookmarkStart w:id="60" w:name="__RefHeading___Toc5464_2464816317"/>
+      <w:bookmarkEnd w:id="60"/>
       <w:r>
         <w:rPr/>
         <w:t>LISP-style lists</w:t>
@@ -46188,7 +48876,7 @@
           <w:sz w:val="18"/>
           <w:szCs w:val="18"/>
         </w:rPr>
-        <w:t xml:space="preserve">Figure 56. </w:t>
+        <w:t xml:space="preserve">Figure 59. </w:t>
       </w:r>
       <w:r>
         <w:rPr>
@@ -46425,7 +49113,7 @@
           <w:sz w:val="18"/>
           <w:szCs w:val="18"/>
         </w:rPr>
-        <w:t xml:space="preserve">Figure 57. </w:t>
+        <w:t xml:space="preserve">Figure 60. </w:t>
       </w:r>
       <w:r>
         <w:rPr>
@@ -46441,8 +49129,8 @@
         <w:pStyle w:val="Heading2"/>
         <w:rPr/>
       </w:pPr>
-      <w:bookmarkStart w:id="57" w:name="__RefHeading___Toc5041_1215844210"/>
-      <w:bookmarkEnd w:id="57"/>
+      <w:bookmarkStart w:id="61" w:name="__RefHeading___Toc5466_2464816317"/>
+      <w:bookmarkEnd w:id="61"/>
       <w:r>
         <w:rPr/>
         <w:t>Python libraries</w:t>
@@ -47653,7 +50341,7 @@
           <w:sz w:val="18"/>
           <w:szCs w:val="18"/>
         </w:rPr>
-        <w:t xml:space="preserve">Figure 58. </w:t>
+        <w:t xml:space="preserve">Figure 61. </w:t>
       </w:r>
       <w:r>
         <w:rPr>
@@ -47920,7 +50608,7 @@
           <w:sz w:val="18"/>
           <w:szCs w:val="18"/>
         </w:rPr>
-        <w:t xml:space="preserve">Figure 59. </w:t>
+        <w:t xml:space="preserve">Figure 62. </w:t>
       </w:r>
       <w:r>
         <w:rPr>
@@ -47936,8 +50624,8 @@
         <w:pStyle w:val="Heading2"/>
         <w:rPr/>
       </w:pPr>
-      <w:bookmarkStart w:id="58" w:name="__RefHeading___Toc5043_1215844210"/>
-      <w:bookmarkEnd w:id="58"/>
+      <w:bookmarkStart w:id="62" w:name="__RefHeading___Toc5468_2464816317"/>
+      <w:bookmarkEnd w:id="62"/>
       <w:r>
         <w:rPr/>
         <w:t>Blocks</w:t>
@@ -49022,7 +51710,7 @@
           <w:sz w:val="18"/>
           <w:szCs w:val="18"/>
         </w:rPr>
-        <w:t xml:space="preserve">Figure 60. </w:t>
+        <w:t xml:space="preserve">Figure 63. </w:t>
       </w:r>
       <w:r>
         <w:rPr>
@@ -49428,7 +52116,7 @@
           <w:sz w:val="18"/>
           <w:szCs w:val="18"/>
         </w:rPr>
-        <w:t xml:space="preserve">Figure 61. </w:t>
+        <w:t xml:space="preserve">Figure 64. </w:t>
       </w:r>
       <w:r>
         <w:rPr>
@@ -49438,6 +52126,1226 @@
         </w:rPr>
         <w:t>Output of 11_blocks.rexx</w:t>
       </w:r>
+    </w:p>
+    <w:p>
+      <w:pPr>
+        <w:pStyle w:val="Heading2"/>
+        <w:rPr/>
+      </w:pPr>
+      <w:bookmarkStart w:id="63" w:name="__RefHeading___Toc5470_2464816317"/>
+      <w:bookmarkEnd w:id="63"/>
+      <w:r>
+        <w:rPr/>
+        <w:t>More collections and extensions</w:t>
+      </w:r>
+    </w:p>
+    <w:p>
+      <w:pPr>
+        <w:pStyle w:val="Normal"/>
+        <w:spacing w:before="0" w:after="120"/>
+        <w:rPr/>
+      </w:pPr>
+      <w:r>
+        <w:rPr/>
+        <w:t xml:space="preserve">Words counted with a Bag and a Set, the longest words in a SortedCollection with a sort block, set intersection, an Interval, new methods for String and Array with </w:t>
+      </w:r>
+      <w:r>
+        <w:rPr>
+          <w:rFonts w:eastAsia="Courier New" w:cs="Courier New" w:ascii="Courier New" w:hAnsi="Courier New"/>
+          <w:sz w:val="19"/>
+          <w:szCs w:val="19"/>
+        </w:rPr>
+        <w:t>::extension</w:t>
+      </w:r>
+      <w:r>
+        <w:rPr/>
+        <w:t xml:space="preserve">, and cleanup with </w:t>
+      </w:r>
+      <w:r>
+        <w:rPr>
+          <w:rFonts w:eastAsia="Courier New" w:cs="Courier New" w:ascii="Courier New" w:hAnsi="Courier New"/>
+          <w:sz w:val="19"/>
+          <w:szCs w:val="19"/>
+        </w:rPr>
+        <w:t>ensure</w:t>
+      </w:r>
+      <w:r>
+        <w:rPr/>
+        <w:t xml:space="preserve"> followed by </w:t>
+      </w:r>
+      <w:r>
+        <w:rPr>
+          <w:rFonts w:eastAsia="Courier New" w:cs="Courier New" w:ascii="Courier New" w:hAnsi="Courier New"/>
+          <w:sz w:val="19"/>
+          <w:szCs w:val="19"/>
+        </w:rPr>
+        <w:t>condition('O')</w:t>
+      </w:r>
+      <w:r>
+        <w:rPr/>
+        <w:t>.</w:t>
+      </w:r>
+    </w:p>
+    <w:tbl>
+      <w:tblPr>
+        <w:tblW w:w="9638" w:type="dxa"/>
+        <w:jc w:val="left"/>
+        <w:tblInd w:w="0" w:type="dxa"/>
+        <w:tblLayout w:type="fixed"/>
+        <w:tblCellMar>
+          <w:top w:w="100" w:type="dxa"/>
+          <w:left w:w="140" w:type="dxa"/>
+          <w:bottom w:w="100" w:type="dxa"/>
+          <w:right w:w="140" w:type="dxa"/>
+        </w:tblCellMar>
+      </w:tblPr>
+      <w:tblGrid>
+        <w:gridCol w:w="9638"/>
+      </w:tblGrid>
+      <w:tr>
+        <w:trPr/>
+        <w:tc>
+          <w:tcPr>
+            <w:tcW w:w="9638" w:type="dxa"/>
+            <w:tcBorders>
+              <w:top w:val="single" w:sz="4" w:space="0" w:color="000000"/>
+              <w:left w:val="single" w:sz="4" w:space="0" w:color="000000"/>
+              <w:bottom w:val="single" w:sz="4" w:space="0" w:color="000000"/>
+              <w:right w:val="single" w:sz="4" w:space="0" w:color="000000"/>
+            </w:tcBorders>
+            <w:shd w:color="auto" w:fill="F2F2F2" w:val="clear"/>
+          </w:tcPr>
+          <w:p>
+            <w:pPr>
+              <w:pStyle w:val="Normal"/>
+              <w:spacing w:lineRule="exact" w:line="228" w:before="0" w:after="0"/>
+              <w:rPr/>
+            </w:pPr>
+            <w:r>
+              <w:rPr>
+                <w:rFonts w:eastAsia="Courier New" w:cs="Courier New" w:ascii="Courier New" w:hAnsi="Courier New"/>
+                <w:sz w:val="17"/>
+                <w:szCs w:val="17"/>
+              </w:rPr>
+              <w:t>/* 12_extensions.rexx - more collections, ::extension and ensure</w:t>
+            </w:r>
+          </w:p>
+          <w:p>
+            <w:pPr>
+              <w:pStyle w:val="Normal"/>
+              <w:spacing w:lineRule="exact" w:line="228" w:before="0" w:after="0"/>
+              <w:rPr/>
+            </w:pPr>
+            <w:r>
+              <w:rPr>
+                <w:rFonts w:eastAsia="Courier New" w:cs="Courier New" w:ascii="Courier New" w:hAnsi="Courier New"/>
+                <w:sz w:val="17"/>
+                <w:szCs w:val="17"/>
+              </w:rPr>
+              <w:t xml:space="preserve"> </w:t>
+            </w:r>
+            <w:r>
+              <w:rPr>
+                <w:rFonts w:eastAsia="Courier New" w:cs="Courier New" w:ascii="Courier New" w:hAnsi="Courier New"/>
+                <w:sz w:val="17"/>
+                <w:szCs w:val="17"/>
+              </w:rPr>
+              <w:t>*</w:t>
+            </w:r>
+          </w:p>
+          <w:p>
+            <w:pPr>
+              <w:pStyle w:val="Normal"/>
+              <w:spacing w:lineRule="exact" w:line="228" w:before="0" w:after="0"/>
+              <w:rPr/>
+            </w:pPr>
+            <w:r>
+              <w:rPr>
+                <w:rFonts w:eastAsia="Courier New" w:cs="Courier New" w:ascii="Courier New" w:hAnsi="Courier New"/>
+                <w:sz w:val="17"/>
+                <w:szCs w:val="17"/>
+              </w:rPr>
+              <w:t xml:space="preserve"> </w:t>
+            </w:r>
+            <w:r>
+              <w:rPr>
+                <w:rFonts w:eastAsia="Courier New" w:cs="Courier New" w:ascii="Courier New" w:hAnsi="Courier New"/>
+                <w:sz w:val="17"/>
+                <w:szCs w:val="17"/>
+              </w:rPr>
+              <w:t>* Interval, Set, Bag and SortedCollection, new methods for the built-in</w:t>
+            </w:r>
+          </w:p>
+          <w:p>
+            <w:pPr>
+              <w:pStyle w:val="Normal"/>
+              <w:spacing w:lineRule="exact" w:line="228" w:before="0" w:after="0"/>
+              <w:rPr/>
+            </w:pPr>
+            <w:r>
+              <w:rPr>
+                <w:rFonts w:eastAsia="Courier New" w:cs="Courier New" w:ascii="Courier New" w:hAnsi="Courier New"/>
+                <w:sz w:val="17"/>
+                <w:szCs w:val="17"/>
+              </w:rPr>
+              <w:t xml:space="preserve"> </w:t>
+            </w:r>
+            <w:r>
+              <w:rPr>
+                <w:rFonts w:eastAsia="Courier New" w:cs="Courier New" w:ascii="Courier New" w:hAnsi="Courier New"/>
+                <w:sz w:val="17"/>
+                <w:szCs w:val="17"/>
+              </w:rPr>
+              <w:t>* classes String and Array with ::extension, a cleanup that always runs</w:t>
+            </w:r>
+          </w:p>
+          <w:p>
+            <w:pPr>
+              <w:pStyle w:val="Normal"/>
+              <w:spacing w:lineRule="exact" w:line="228" w:before="0" w:after="0"/>
+              <w:rPr/>
+            </w:pPr>
+            <w:r>
+              <w:rPr>
+                <w:rFonts w:eastAsia="Courier New" w:cs="Courier New" w:ascii="Courier New" w:hAnsi="Courier New"/>
+                <w:sz w:val="17"/>
+                <w:szCs w:val="17"/>
+              </w:rPr>
+              <w:t xml:space="preserve"> </w:t>
+            </w:r>
+            <w:r>
+              <w:rPr>
+                <w:rFonts w:eastAsia="Courier New" w:cs="Courier New" w:ascii="Courier New" w:hAnsi="Courier New"/>
+                <w:sz w:val="17"/>
+                <w:szCs w:val="17"/>
+              </w:rPr>
+              <w:t>* with ensure, and a condition object.</w:t>
+            </w:r>
+          </w:p>
+          <w:p>
+            <w:pPr>
+              <w:pStyle w:val="Normal"/>
+              <w:spacing w:lineRule="exact" w:line="228" w:before="0" w:after="0"/>
+              <w:rPr/>
+            </w:pPr>
+            <w:r>
+              <w:rPr>
+                <w:rFonts w:eastAsia="Courier New" w:cs="Courier New" w:ascii="Courier New" w:hAnsi="Courier New"/>
+                <w:sz w:val="17"/>
+                <w:szCs w:val="17"/>
+              </w:rPr>
+              <w:t xml:space="preserve"> </w:t>
+            </w:r>
+            <w:r>
+              <w:rPr>
+                <w:rFonts w:eastAsia="Courier New" w:cs="Courier New" w:ascii="Courier New" w:hAnsi="Courier New"/>
+                <w:sz w:val="17"/>
+                <w:szCs w:val="17"/>
+              </w:rPr>
+              <w:t>*/</w:t>
+            </w:r>
+          </w:p>
+          <w:p>
+            <w:pPr>
+              <w:pStyle w:val="Normal"/>
+              <w:spacing w:lineRule="exact" w:line="228" w:before="0" w:after="0"/>
+              <w:rPr/>
+            </w:pPr>
+            <w:r>
+              <w:rPr>
+                <w:rFonts w:eastAsia="Courier New" w:cs="Courier New" w:ascii="Courier New" w:hAnsi="Courier New"/>
+                <w:sz w:val="17"/>
+                <w:szCs w:val="17"/>
+              </w:rPr>
+              <w:t>text = 'the quick brown fox jumps over the lazy dog the end'</w:t>
+            </w:r>
+          </w:p>
+          <w:p>
+            <w:pPr>
+              <w:pStyle w:val="Normal"/>
+              <w:spacing w:lineRule="exact" w:line="228" w:before="0" w:after="0"/>
+              <w:rPr/>
+            </w:pPr>
+            <w:r>
+              <w:rPr>
+                <w:rFonts w:eastAsia="Courier New" w:cs="Courier New" w:ascii="Courier New" w:hAnsi="Courier New"/>
+                <w:sz w:val="17"/>
+                <w:szCs w:val="17"/>
+              </w:rPr>
+              <w:t>words = text~makearray(' ')</w:t>
+            </w:r>
+          </w:p>
+          <w:p>
+            <w:pPr>
+              <w:pStyle w:val="Normal"/>
+              <w:spacing w:lineRule="exact" w:line="228" w:before="0" w:after="0"/>
+              <w:rPr/>
+            </w:pPr>
+            <w:r>
+              <w:rPr>
+                <w:rFonts w:eastAsia="Courier New" w:cs="Courier New" w:ascii="Courier New" w:hAnsi="Courier New"/>
+                <w:sz w:val="17"/>
+                <w:szCs w:val="17"/>
+              </w:rPr>
+              <w:t xml:space="preserve"> </w:t>
+            </w:r>
+          </w:p>
+          <w:p>
+            <w:pPr>
+              <w:pStyle w:val="Normal"/>
+              <w:spacing w:lineRule="exact" w:line="228" w:before="0" w:after="0"/>
+              <w:rPr/>
+            </w:pPr>
+            <w:r>
+              <w:rPr>
+                <w:rFonts w:eastAsia="Courier New" w:cs="Courier New" w:ascii="Courier New" w:hAnsi="Courier New"/>
+                <w:sz w:val="17"/>
+                <w:szCs w:val="17"/>
+              </w:rPr>
+              <w:t>/* a Bag counts, a Set keeps each word once */</w:t>
+            </w:r>
+          </w:p>
+          <w:p>
+            <w:pPr>
+              <w:pStyle w:val="Normal"/>
+              <w:spacing w:lineRule="exact" w:line="228" w:before="0" w:after="0"/>
+              <w:rPr/>
+            </w:pPr>
+            <w:r>
+              <w:rPr>
+                <w:rFonts w:eastAsia="Courier New" w:cs="Courier New" w:ascii="Courier New" w:hAnsi="Courier New"/>
+                <w:sz w:val="17"/>
+                <w:szCs w:val="17"/>
+              </w:rPr>
+              <w:t>counts = .bag~new</w:t>
+            </w:r>
+          </w:p>
+          <w:p>
+            <w:pPr>
+              <w:pStyle w:val="Normal"/>
+              <w:spacing w:lineRule="exact" w:line="228" w:before="0" w:after="0"/>
+              <w:rPr/>
+            </w:pPr>
+            <w:r>
+              <w:rPr>
+                <w:rFonts w:eastAsia="Courier New" w:cs="Courier New" w:ascii="Courier New" w:hAnsi="Courier New"/>
+                <w:sz w:val="17"/>
+                <w:szCs w:val="17"/>
+              </w:rPr>
+              <w:t>do w over words; counts~add(w); end</w:t>
+            </w:r>
+          </w:p>
+          <w:p>
+            <w:pPr>
+              <w:pStyle w:val="Normal"/>
+              <w:spacing w:lineRule="exact" w:line="228" w:before="0" w:after="0"/>
+              <w:rPr/>
+            </w:pPr>
+            <w:r>
+              <w:rPr>
+                <w:rFonts w:eastAsia="Courier New" w:cs="Courier New" w:ascii="Courier New" w:hAnsi="Courier New"/>
+                <w:sz w:val="17"/>
+                <w:szCs w:val="17"/>
+              </w:rPr>
+              <w:t>unique = .set~new</w:t>
+            </w:r>
+          </w:p>
+          <w:p>
+            <w:pPr>
+              <w:pStyle w:val="Normal"/>
+              <w:spacing w:lineRule="exact" w:line="228" w:before="0" w:after="0"/>
+              <w:rPr/>
+            </w:pPr>
+            <w:r>
+              <w:rPr>
+                <w:rFonts w:eastAsia="Courier New" w:cs="Courier New" w:ascii="Courier New" w:hAnsi="Courier New"/>
+                <w:sz w:val="17"/>
+                <w:szCs w:val="17"/>
+              </w:rPr>
+              <w:t>do w over words; unique~add(w); end</w:t>
+            </w:r>
+          </w:p>
+          <w:p>
+            <w:pPr>
+              <w:pStyle w:val="Normal"/>
+              <w:spacing w:lineRule="exact" w:line="228" w:before="0" w:after="0"/>
+              <w:rPr/>
+            </w:pPr>
+            <w:r>
+              <w:rPr>
+                <w:rFonts w:eastAsia="Courier New" w:cs="Courier New" w:ascii="Courier New" w:hAnsi="Courier New"/>
+                <w:sz w:val="17"/>
+                <w:szCs w:val="17"/>
+              </w:rPr>
+              <w:t>say 'words:' words~items 'different:' unique~items 'the:' counts~occurrencesOf('the')</w:t>
+            </w:r>
+          </w:p>
+          <w:p>
+            <w:pPr>
+              <w:pStyle w:val="Normal"/>
+              <w:spacing w:lineRule="exact" w:line="228" w:before="0" w:after="0"/>
+              <w:rPr/>
+            </w:pPr>
+            <w:r>
+              <w:rPr>
+                <w:rFonts w:eastAsia="Courier New" w:cs="Courier New" w:ascii="Courier New" w:hAnsi="Courier New"/>
+                <w:sz w:val="17"/>
+                <w:szCs w:val="17"/>
+              </w:rPr>
+              <w:t xml:space="preserve"> </w:t>
+            </w:r>
+          </w:p>
+          <w:p>
+            <w:pPr>
+              <w:pStyle w:val="Normal"/>
+              <w:spacing w:lineRule="exact" w:line="228" w:before="0" w:after="0"/>
+              <w:rPr/>
+            </w:pPr>
+            <w:r>
+              <w:rPr>
+                <w:rFonts w:eastAsia="Courier New" w:cs="Courier New" w:ascii="Courier New" w:hAnsi="Courier New"/>
+                <w:sz w:val="17"/>
+                <w:szCs w:val="17"/>
+              </w:rPr>
+              <w:t>/* a SortedCollection ordered by a block: longest words first */</w:t>
+            </w:r>
+          </w:p>
+          <w:p>
+            <w:pPr>
+              <w:pStyle w:val="Normal"/>
+              <w:spacing w:lineRule="exact" w:line="228" w:before="0" w:after="0"/>
+              <w:rPr/>
+            </w:pPr>
+            <w:r>
+              <w:rPr>
+                <w:rFonts w:eastAsia="Courier New" w:cs="Courier New" w:ascii="Courier New" w:hAnsi="Courier New"/>
+                <w:sz w:val="17"/>
+                <w:szCs w:val="17"/>
+              </w:rPr>
+              <w:t>longest = .sortedCollection~new({ :a :b | length(a) &gt;= length(b) })</w:t>
+            </w:r>
+          </w:p>
+          <w:p>
+            <w:pPr>
+              <w:pStyle w:val="Normal"/>
+              <w:spacing w:lineRule="exact" w:line="228" w:before="0" w:after="0"/>
+              <w:rPr/>
+            </w:pPr>
+            <w:r>
+              <w:rPr>
+                <w:rFonts w:eastAsia="Courier New" w:cs="Courier New" w:ascii="Courier New" w:hAnsi="Courier New"/>
+                <w:sz w:val="17"/>
+                <w:szCs w:val="17"/>
+              </w:rPr>
+              <w:t>do w over unique; longest~add(w); end</w:t>
+            </w:r>
+          </w:p>
+          <w:p>
+            <w:pPr>
+              <w:pStyle w:val="Normal"/>
+              <w:spacing w:lineRule="exact" w:line="228" w:before="0" w:after="0"/>
+              <w:rPr/>
+            </w:pPr>
+            <w:r>
+              <w:rPr>
+                <w:rFonts w:eastAsia="Courier New" w:cs="Courier New" w:ascii="Courier New" w:hAnsi="Courier New"/>
+                <w:sz w:val="17"/>
+                <w:szCs w:val="17"/>
+              </w:rPr>
+              <w:t>say 'longest:' longest~section(1, 3)~makestring('line', ', ')</w:t>
+            </w:r>
+          </w:p>
+          <w:p>
+            <w:pPr>
+              <w:pStyle w:val="Normal"/>
+              <w:spacing w:lineRule="exact" w:line="228" w:before="0" w:after="0"/>
+              <w:rPr/>
+            </w:pPr>
+            <w:r>
+              <w:rPr>
+                <w:rFonts w:eastAsia="Courier New" w:cs="Courier New" w:ascii="Courier New" w:hAnsi="Courier New"/>
+                <w:sz w:val="17"/>
+                <w:szCs w:val="17"/>
+              </w:rPr>
+              <w:t xml:space="preserve"> </w:t>
+            </w:r>
+          </w:p>
+          <w:p>
+            <w:pPr>
+              <w:pStyle w:val="Normal"/>
+              <w:spacing w:lineRule="exact" w:line="228" w:before="0" w:after="0"/>
+              <w:rPr/>
+            </w:pPr>
+            <w:r>
+              <w:rPr>
+                <w:rFonts w:eastAsia="Courier New" w:cs="Courier New" w:ascii="Courier New" w:hAnsi="Courier New"/>
+                <w:sz w:val="17"/>
+                <w:szCs w:val="17"/>
+              </w:rPr>
+              <w:t>/* set operations */</w:t>
+            </w:r>
+          </w:p>
+          <w:p>
+            <w:pPr>
+              <w:pStyle w:val="Normal"/>
+              <w:spacing w:lineRule="exact" w:line="228" w:before="0" w:after="0"/>
+              <w:rPr/>
+            </w:pPr>
+            <w:r>
+              <w:rPr>
+                <w:rFonts w:eastAsia="Courier New" w:cs="Courier New" w:ascii="Courier New" w:hAnsi="Courier New"/>
+                <w:sz w:val="17"/>
+                <w:szCs w:val="17"/>
+              </w:rPr>
+              <w:t>vowels = .set~of('a', 'e', 'i', 'o', 'u')</w:t>
+            </w:r>
+          </w:p>
+          <w:p>
+            <w:pPr>
+              <w:pStyle w:val="Normal"/>
+              <w:spacing w:lineRule="exact" w:line="228" w:before="0" w:after="0"/>
+              <w:rPr/>
+            </w:pPr>
+            <w:r>
+              <w:rPr>
+                <w:rFonts w:eastAsia="Courier New" w:cs="Courier New" w:ascii="Courier New" w:hAnsi="Courier New"/>
+                <w:sz w:val="17"/>
+                <w:szCs w:val="17"/>
+              </w:rPr>
+              <w:t>letters = .set~new</w:t>
+            </w:r>
+          </w:p>
+          <w:p>
+            <w:pPr>
+              <w:pStyle w:val="Normal"/>
+              <w:spacing w:lineRule="exact" w:line="228" w:before="0" w:after="0"/>
+              <w:rPr/>
+            </w:pPr>
+            <w:r>
+              <w:rPr>
+                <w:rFonts w:eastAsia="Courier New" w:cs="Courier New" w:ascii="Courier New" w:hAnsi="Courier New"/>
+                <w:sz w:val="17"/>
+                <w:szCs w:val="17"/>
+              </w:rPr>
+              <w:t>do i over 1~to(length(text)); letters~add(substr(text, i, 1)); end</w:t>
+            </w:r>
+          </w:p>
+          <w:p>
+            <w:pPr>
+              <w:pStyle w:val="Normal"/>
+              <w:spacing w:lineRule="exact" w:line="228" w:before="0" w:after="0"/>
+              <w:rPr/>
+            </w:pPr>
+            <w:r>
+              <w:rPr>
+                <w:rFonts w:eastAsia="Courier New" w:cs="Courier New" w:ascii="Courier New" w:hAnsi="Courier New"/>
+                <w:sz w:val="17"/>
+                <w:szCs w:val="17"/>
+              </w:rPr>
+              <w:t>say 'vowels used:' letters~intersection(vowels)~items 'of' vowels~items</w:t>
+            </w:r>
+          </w:p>
+          <w:p>
+            <w:pPr>
+              <w:pStyle w:val="Normal"/>
+              <w:spacing w:lineRule="exact" w:line="228" w:before="0" w:after="0"/>
+              <w:rPr/>
+            </w:pPr>
+            <w:r>
+              <w:rPr>
+                <w:rFonts w:eastAsia="Courier New" w:cs="Courier New" w:ascii="Courier New" w:hAnsi="Courier New"/>
+                <w:sz w:val="17"/>
+                <w:szCs w:val="17"/>
+              </w:rPr>
+              <w:t xml:space="preserve"> </w:t>
+            </w:r>
+          </w:p>
+          <w:p>
+            <w:pPr>
+              <w:pStyle w:val="Normal"/>
+              <w:spacing w:lineRule="exact" w:line="228" w:before="0" w:after="0"/>
+              <w:rPr/>
+            </w:pPr>
+            <w:r>
+              <w:rPr>
+                <w:rFonts w:eastAsia="Courier New" w:cs="Courier New" w:ascii="Courier New" w:hAnsi="Courier New"/>
+                <w:sz w:val="17"/>
+                <w:szCs w:val="17"/>
+              </w:rPr>
+              <w:t>/* an Interval: the squares of the odd numbers below 10 */</w:t>
+            </w:r>
+          </w:p>
+          <w:p>
+            <w:pPr>
+              <w:pStyle w:val="Normal"/>
+              <w:spacing w:lineRule="exact" w:line="228" w:before="0" w:after="0"/>
+              <w:rPr/>
+            </w:pPr>
+            <w:r>
+              <w:rPr>
+                <w:rFonts w:eastAsia="Courier New" w:cs="Courier New" w:ascii="Courier New" w:hAnsi="Courier New"/>
+                <w:sz w:val="17"/>
+                <w:szCs w:val="17"/>
+              </w:rPr>
+              <w:t>say 'odd squares:' 1~to(9, 2)~collect({ :n | n * n })~join(' ')</w:t>
+            </w:r>
+          </w:p>
+          <w:p>
+            <w:pPr>
+              <w:pStyle w:val="Normal"/>
+              <w:spacing w:lineRule="exact" w:line="228" w:before="0" w:after="0"/>
+              <w:rPr/>
+            </w:pPr>
+            <w:r>
+              <w:rPr>
+                <w:rFonts w:eastAsia="Courier New" w:cs="Courier New" w:ascii="Courier New" w:hAnsi="Courier New"/>
+                <w:sz w:val="17"/>
+                <w:szCs w:val="17"/>
+              </w:rPr>
+              <w:t xml:space="preserve"> </w:t>
+            </w:r>
+          </w:p>
+          <w:p>
+            <w:pPr>
+              <w:pStyle w:val="Normal"/>
+              <w:spacing w:lineRule="exact" w:line="228" w:before="0" w:after="0"/>
+              <w:rPr/>
+            </w:pPr>
+            <w:r>
+              <w:rPr>
+                <w:rFonts w:eastAsia="Courier New" w:cs="Courier New" w:ascii="Courier New" w:hAnsi="Courier New"/>
+                <w:sz w:val="17"/>
+                <w:szCs w:val="17"/>
+              </w:rPr>
+              <w:t>/* new methods for built-in classes, see ::extension below */</w:t>
+            </w:r>
+          </w:p>
+          <w:p>
+            <w:pPr>
+              <w:pStyle w:val="Normal"/>
+              <w:spacing w:lineRule="exact" w:line="228" w:before="0" w:after="0"/>
+              <w:rPr/>
+            </w:pPr>
+            <w:r>
+              <w:rPr>
+                <w:rFonts w:eastAsia="Courier New" w:cs="Courier New" w:ascii="Courier New" w:hAnsi="Courier New"/>
+                <w:sz w:val="17"/>
+                <w:szCs w:val="17"/>
+              </w:rPr>
+              <w:t>say 'title case:' 'regina rexx with objects'~titleCase</w:t>
+            </w:r>
+          </w:p>
+          <w:p>
+            <w:pPr>
+              <w:pStyle w:val="Normal"/>
+              <w:spacing w:lineRule="exact" w:line="228" w:before="0" w:after="0"/>
+              <w:rPr/>
+            </w:pPr>
+            <w:r>
+              <w:rPr>
+                <w:rFonts w:eastAsia="Courier New" w:cs="Courier New" w:ascii="Courier New" w:hAnsi="Courier New"/>
+                <w:sz w:val="17"/>
+                <w:szCs w:val="17"/>
+              </w:rPr>
+              <w:t>say 'average word length:' format(words~collect({ :w | length(w) })~average, , 2)</w:t>
+            </w:r>
+          </w:p>
+          <w:p>
+            <w:pPr>
+              <w:pStyle w:val="Normal"/>
+              <w:spacing w:lineRule="exact" w:line="228" w:before="0" w:after="0"/>
+              <w:rPr/>
+            </w:pPr>
+            <w:r>
+              <w:rPr>
+                <w:rFonts w:eastAsia="Courier New" w:cs="Courier New" w:ascii="Courier New" w:hAnsi="Courier New"/>
+                <w:sz w:val="17"/>
+                <w:szCs w:val="17"/>
+              </w:rPr>
+              <w:t xml:space="preserve"> </w:t>
+            </w:r>
+          </w:p>
+          <w:p>
+            <w:pPr>
+              <w:pStyle w:val="Normal"/>
+              <w:spacing w:lineRule="exact" w:line="228" w:before="0" w:after="0"/>
+              <w:rPr/>
+            </w:pPr>
+            <w:r>
+              <w:rPr>
+                <w:rFonts w:eastAsia="Courier New" w:cs="Courier New" w:ascii="Courier New" w:hAnsi="Courier New"/>
+                <w:sz w:val="17"/>
+                <w:szCs w:val="17"/>
+              </w:rPr>
+              <w:t>/* ensure: the cleanup runs although the work fails */</w:t>
+            </w:r>
+          </w:p>
+          <w:p>
+            <w:pPr>
+              <w:pStyle w:val="Normal"/>
+              <w:spacing w:lineRule="exact" w:line="228" w:before="0" w:after="0"/>
+              <w:rPr/>
+            </w:pPr>
+            <w:r>
+              <w:rPr>
+                <w:rFonts w:eastAsia="Courier New" w:cs="Courier New" w:ascii="Courier New" w:hAnsi="Courier New"/>
+                <w:sz w:val="17"/>
+                <w:szCs w:val="17"/>
+              </w:rPr>
+              <w:t>signal on syntax</w:t>
+            </w:r>
+          </w:p>
+          <w:p>
+            <w:pPr>
+              <w:pStyle w:val="Normal"/>
+              <w:spacing w:lineRule="exact" w:line="228" w:before="0" w:after="0"/>
+              <w:rPr/>
+            </w:pPr>
+            <w:r>
+              <w:rPr>
+                <w:rFonts w:eastAsia="Courier New" w:cs="Courier New" w:ascii="Courier New" w:hAnsi="Courier New"/>
+                <w:sz w:val="17"/>
+                <w:szCs w:val="17"/>
+              </w:rPr>
+              <w:t>{ say 'opening the file'; call work }~ensure({ say 'closing the file' })</w:t>
+            </w:r>
+          </w:p>
+          <w:p>
+            <w:pPr>
+              <w:pStyle w:val="Normal"/>
+              <w:spacing w:lineRule="exact" w:line="228" w:before="0" w:after="0"/>
+              <w:rPr/>
+            </w:pPr>
+            <w:r>
+              <w:rPr>
+                <w:rFonts w:eastAsia="Courier New" w:cs="Courier New" w:ascii="Courier New" w:hAnsi="Courier New"/>
+                <w:sz w:val="17"/>
+                <w:szCs w:val="17"/>
+              </w:rPr>
+              <w:t>exit</w:t>
+            </w:r>
+          </w:p>
+          <w:p>
+            <w:pPr>
+              <w:pStyle w:val="Normal"/>
+              <w:spacing w:lineRule="exact" w:line="228" w:before="0" w:after="0"/>
+              <w:rPr/>
+            </w:pPr>
+            <w:r>
+              <w:rPr>
+                <w:rFonts w:eastAsia="Courier New" w:cs="Courier New" w:ascii="Courier New" w:hAnsi="Courier New"/>
+                <w:sz w:val="17"/>
+                <w:szCs w:val="17"/>
+              </w:rPr>
+              <w:t>syntax:</w:t>
+            </w:r>
+          </w:p>
+          <w:p>
+            <w:pPr>
+              <w:pStyle w:val="Normal"/>
+              <w:spacing w:lineRule="exact" w:line="228" w:before="0" w:after="0"/>
+              <w:rPr/>
+            </w:pPr>
+            <w:r>
+              <w:rPr>
+                <w:rFonts w:eastAsia="Courier New" w:cs="Courier New" w:ascii="Courier New" w:hAnsi="Courier New"/>
+                <w:sz w:val="17"/>
+                <w:szCs w:val="17"/>
+              </w:rPr>
+              <w:t>c = condition('O')</w:t>
+            </w:r>
+          </w:p>
+          <w:p>
+            <w:pPr>
+              <w:pStyle w:val="Normal"/>
+              <w:spacing w:lineRule="exact" w:line="228" w:before="0" w:after="0"/>
+              <w:rPr/>
+            </w:pPr>
+            <w:r>
+              <w:rPr>
+                <w:rFonts w:eastAsia="Courier New" w:cs="Courier New" w:ascii="Courier New" w:hAnsi="Courier New"/>
+                <w:sz w:val="17"/>
+                <w:szCs w:val="17"/>
+              </w:rPr>
+              <w:t>say 'error' c['CODE'] 'in line' c['POSITION']':' c['ERRORTEXT']</w:t>
+            </w:r>
+          </w:p>
+          <w:p>
+            <w:pPr>
+              <w:pStyle w:val="Normal"/>
+              <w:spacing w:lineRule="exact" w:line="228" w:before="0" w:after="0"/>
+              <w:rPr/>
+            </w:pPr>
+            <w:r>
+              <w:rPr>
+                <w:rFonts w:eastAsia="Courier New" w:cs="Courier New" w:ascii="Courier New" w:hAnsi="Courier New"/>
+                <w:sz w:val="17"/>
+                <w:szCs w:val="17"/>
+              </w:rPr>
+              <w:t>exit</w:t>
+            </w:r>
+          </w:p>
+          <w:p>
+            <w:pPr>
+              <w:pStyle w:val="Normal"/>
+              <w:spacing w:lineRule="exact" w:line="228" w:before="0" w:after="0"/>
+              <w:rPr/>
+            </w:pPr>
+            <w:r>
+              <w:rPr>
+                <w:rFonts w:eastAsia="Courier New" w:cs="Courier New" w:ascii="Courier New" w:hAnsi="Courier New"/>
+                <w:sz w:val="17"/>
+                <w:szCs w:val="17"/>
+              </w:rPr>
+              <w:t xml:space="preserve"> </w:t>
+            </w:r>
+          </w:p>
+          <w:p>
+            <w:pPr>
+              <w:pStyle w:val="Normal"/>
+              <w:spacing w:lineRule="exact" w:line="228" w:before="0" w:after="0"/>
+              <w:rPr/>
+            </w:pPr>
+            <w:r>
+              <w:rPr>
+                <w:rFonts w:eastAsia="Courier New" w:cs="Courier New" w:ascii="Courier New" w:hAnsi="Courier New"/>
+                <w:sz w:val="17"/>
+                <w:szCs w:val="17"/>
+              </w:rPr>
+              <w:t>work: return 1 / 0</w:t>
+            </w:r>
+          </w:p>
+          <w:p>
+            <w:pPr>
+              <w:pStyle w:val="Normal"/>
+              <w:spacing w:lineRule="exact" w:line="228" w:before="0" w:after="0"/>
+              <w:rPr/>
+            </w:pPr>
+            <w:r>
+              <w:rPr>
+                <w:rFonts w:eastAsia="Courier New" w:cs="Courier New" w:ascii="Courier New" w:hAnsi="Courier New"/>
+                <w:sz w:val="17"/>
+                <w:szCs w:val="17"/>
+              </w:rPr>
+              <w:t xml:space="preserve"> </w:t>
+            </w:r>
+          </w:p>
+          <w:p>
+            <w:pPr>
+              <w:pStyle w:val="Normal"/>
+              <w:spacing w:lineRule="exact" w:line="228" w:before="0" w:after="0"/>
+              <w:rPr/>
+            </w:pPr>
+            <w:r>
+              <w:rPr>
+                <w:rFonts w:eastAsia="Courier New" w:cs="Courier New" w:ascii="Courier New" w:hAnsi="Courier New"/>
+                <w:sz w:val="17"/>
+                <w:szCs w:val="17"/>
+              </w:rPr>
+              <w:t>::extension String</w:t>
+            </w:r>
+          </w:p>
+          <w:p>
+            <w:pPr>
+              <w:pStyle w:val="Normal"/>
+              <w:spacing w:lineRule="exact" w:line="228" w:before="0" w:after="0"/>
+              <w:rPr/>
+            </w:pPr>
+            <w:r>
+              <w:rPr>
+                <w:rFonts w:eastAsia="Courier New" w:cs="Courier New" w:ascii="Courier New" w:hAnsi="Courier New"/>
+                <w:sz w:val="17"/>
+                <w:szCs w:val="17"/>
+              </w:rPr>
+              <w:t>::method titleCase</w:t>
+            </w:r>
+          </w:p>
+          <w:p>
+            <w:pPr>
+              <w:pStyle w:val="Normal"/>
+              <w:spacing w:lineRule="exact" w:line="228" w:before="0" w:after="0"/>
+              <w:rPr/>
+            </w:pPr>
+            <w:r>
+              <w:rPr>
+                <w:rFonts w:eastAsia="Courier New" w:cs="Courier New" w:ascii="Courier New" w:hAnsi="Courier New"/>
+                <w:sz w:val="17"/>
+                <w:szCs w:val="17"/>
+              </w:rPr>
+              <w:t xml:space="preserve">  </w:t>
+            </w:r>
+            <w:r>
+              <w:rPr>
+                <w:rFonts w:eastAsia="Courier New" w:cs="Courier New" w:ascii="Courier New" w:hAnsi="Courier New"/>
+                <w:sz w:val="17"/>
+                <w:szCs w:val="17"/>
+              </w:rPr>
+              <w:t>return self~makearray(' ')~collect({ :w | translate(left(w, 1)) || substr(w, 2) })~join(' ')</w:t>
+            </w:r>
+          </w:p>
+          <w:p>
+            <w:pPr>
+              <w:pStyle w:val="Normal"/>
+              <w:spacing w:lineRule="exact" w:line="228" w:before="0" w:after="0"/>
+              <w:rPr/>
+            </w:pPr>
+            <w:r>
+              <w:rPr>
+                <w:rFonts w:eastAsia="Courier New" w:cs="Courier New" w:ascii="Courier New" w:hAnsi="Courier New"/>
+                <w:sz w:val="17"/>
+                <w:szCs w:val="17"/>
+              </w:rPr>
+              <w:t xml:space="preserve"> </w:t>
+            </w:r>
+          </w:p>
+          <w:p>
+            <w:pPr>
+              <w:pStyle w:val="Normal"/>
+              <w:spacing w:lineRule="exact" w:line="228" w:before="0" w:after="0"/>
+              <w:rPr/>
+            </w:pPr>
+            <w:r>
+              <w:rPr>
+                <w:rFonts w:eastAsia="Courier New" w:cs="Courier New" w:ascii="Courier New" w:hAnsi="Courier New"/>
+                <w:sz w:val="17"/>
+                <w:szCs w:val="17"/>
+              </w:rPr>
+              <w:t>::extension Array</w:t>
+            </w:r>
+          </w:p>
+          <w:p>
+            <w:pPr>
+              <w:pStyle w:val="Normal"/>
+              <w:spacing w:lineRule="exact" w:line="228" w:before="0" w:after="0"/>
+              <w:rPr/>
+            </w:pPr>
+            <w:r>
+              <w:rPr>
+                <w:rFonts w:eastAsia="Courier New" w:cs="Courier New" w:ascii="Courier New" w:hAnsi="Courier New"/>
+                <w:sz w:val="17"/>
+                <w:szCs w:val="17"/>
+              </w:rPr>
+              <w:t>::method join</w:t>
+            </w:r>
+          </w:p>
+          <w:p>
+            <w:pPr>
+              <w:pStyle w:val="Normal"/>
+              <w:spacing w:lineRule="exact" w:line="228" w:before="0" w:after="0"/>
+              <w:rPr/>
+            </w:pPr>
+            <w:r>
+              <w:rPr>
+                <w:rFonts w:eastAsia="Courier New" w:cs="Courier New" w:ascii="Courier New" w:hAnsi="Courier New"/>
+                <w:sz w:val="17"/>
+                <w:szCs w:val="17"/>
+              </w:rPr>
+              <w:t xml:space="preserve">  </w:t>
+            </w:r>
+            <w:r>
+              <w:rPr>
+                <w:rFonts w:eastAsia="Courier New" w:cs="Courier New" w:ascii="Courier New" w:hAnsi="Courier New"/>
+                <w:sz w:val="17"/>
+                <w:szCs w:val="17"/>
+              </w:rPr>
+              <w:t>use arg sep</w:t>
+            </w:r>
+          </w:p>
+          <w:p>
+            <w:pPr>
+              <w:pStyle w:val="Normal"/>
+              <w:spacing w:lineRule="exact" w:line="228" w:before="0" w:after="0"/>
+              <w:rPr/>
+            </w:pPr>
+            <w:r>
+              <w:rPr>
+                <w:rFonts w:eastAsia="Courier New" w:cs="Courier New" w:ascii="Courier New" w:hAnsi="Courier New"/>
+                <w:sz w:val="17"/>
+                <w:szCs w:val="17"/>
+              </w:rPr>
+              <w:t xml:space="preserve">  </w:t>
+            </w:r>
+            <w:r>
+              <w:rPr>
+                <w:rFonts w:eastAsia="Courier New" w:cs="Courier New" w:ascii="Courier New" w:hAnsi="Courier New"/>
+                <w:sz w:val="17"/>
+                <w:szCs w:val="17"/>
+              </w:rPr>
+              <w:t>return self~inject('', { use arg s, x; if s == '' then return x; return s || sep || x })</w:t>
+            </w:r>
+          </w:p>
+          <w:p>
+            <w:pPr>
+              <w:pStyle w:val="Normal"/>
+              <w:spacing w:lineRule="exact" w:line="228" w:before="0" w:after="0"/>
+              <w:rPr/>
+            </w:pPr>
+            <w:r>
+              <w:rPr>
+                <w:rFonts w:eastAsia="Courier New" w:cs="Courier New" w:ascii="Courier New" w:hAnsi="Courier New"/>
+                <w:sz w:val="17"/>
+                <w:szCs w:val="17"/>
+              </w:rPr>
+              <w:t>::method average</w:t>
+            </w:r>
+          </w:p>
+          <w:p>
+            <w:pPr>
+              <w:pStyle w:val="Normal"/>
+              <w:spacing w:lineRule="exact" w:line="228" w:before="0" w:after="0"/>
+              <w:rPr/>
+            </w:pPr>
+            <w:r>
+              <w:rPr>
+                <w:rFonts w:eastAsia="Courier New" w:cs="Courier New" w:ascii="Courier New" w:hAnsi="Courier New"/>
+                <w:sz w:val="17"/>
+                <w:szCs w:val="17"/>
+              </w:rPr>
+              <w:t xml:space="preserve">  </w:t>
+            </w:r>
+            <w:r>
+              <w:rPr>
+                <w:rFonts w:eastAsia="Courier New" w:cs="Courier New" w:ascii="Courier New" w:hAnsi="Courier New"/>
+                <w:sz w:val="17"/>
+                <w:szCs w:val="17"/>
+              </w:rPr>
+              <w:t>return self~inject(0, { :s :x | s + x }) / self~items</w:t>
+            </w:r>
+          </w:p>
+        </w:tc>
+      </w:tr>
+    </w:tbl>
+    <w:p>
+      <w:pPr>
+        <w:pStyle w:val="Normal"/>
+        <w:spacing w:before="80" w:after="200"/>
+        <w:rPr/>
+      </w:pPr>
+      <w:r>
+        <w:rPr>
+          <w:rFonts w:eastAsia="Arial" w:cs="Arial" w:ascii="Arial" w:hAnsi="Arial"/>
+          <w:b/>
+          <w:bCs/>
+          <w:sz w:val="18"/>
+          <w:szCs w:val="18"/>
+        </w:rPr>
+        <w:t xml:space="preserve">Figure 65. </w:t>
+      </w:r>
+      <w:r>
+        <w:rPr>
+          <w:rFonts w:eastAsia="Arial" w:cs="Arial" w:ascii="Arial" w:hAnsi="Arial"/>
+          <w:sz w:val="18"/>
+          <w:szCs w:val="18"/>
+        </w:rPr>
+        <w:t>12_extensions.rexx</w:t>
+      </w:r>
+    </w:p>
+    <w:tbl>
+      <w:tblPr>
+        <w:tblW w:w="9638" w:type="dxa"/>
+        <w:jc w:val="left"/>
+        <w:tblInd w:w="0" w:type="dxa"/>
+        <w:tblLayout w:type="fixed"/>
+        <w:tblCellMar>
+          <w:top w:w="100" w:type="dxa"/>
+          <w:left w:w="140" w:type="dxa"/>
+          <w:bottom w:w="100" w:type="dxa"/>
+          <w:right w:w="140" w:type="dxa"/>
+        </w:tblCellMar>
+      </w:tblPr>
+      <w:tblGrid>
+        <w:gridCol w:w="9638"/>
+      </w:tblGrid>
+      <w:tr>
+        <w:trPr/>
+        <w:tc>
+          <w:tcPr>
+            <w:tcW w:w="9638" w:type="dxa"/>
+            <w:tcBorders>
+              <w:top w:val="single" w:sz="4" w:space="0" w:color="000000"/>
+              <w:left w:val="single" w:sz="4" w:space="0" w:color="000000"/>
+              <w:bottom w:val="single" w:sz="4" w:space="0" w:color="000000"/>
+              <w:right w:val="single" w:sz="4" w:space="0" w:color="000000"/>
+            </w:tcBorders>
+            <w:shd w:color="auto" w:fill="F2F2F2" w:val="clear"/>
+          </w:tcPr>
+          <w:p>
+            <w:pPr>
+              <w:pStyle w:val="Normal"/>
+              <w:spacing w:lineRule="exact" w:line="228" w:before="0" w:after="0"/>
+              <w:rPr/>
+            </w:pPr>
+            <w:r>
+              <w:rPr>
+                <w:rFonts w:eastAsia="Courier New" w:cs="Courier New" w:ascii="Courier New" w:hAnsi="Courier New"/>
+                <w:sz w:val="17"/>
+                <w:szCs w:val="17"/>
+              </w:rPr>
+              <w:t>rexx 12_extensions.rexx</w:t>
+            </w:r>
+          </w:p>
+          <w:p>
+            <w:pPr>
+              <w:pStyle w:val="Normal"/>
+              <w:spacing w:lineRule="exact" w:line="228" w:before="0" w:after="0"/>
+              <w:rPr/>
+            </w:pPr>
+            <w:r>
+              <w:rPr>
+                <w:rFonts w:eastAsia="Courier New" w:cs="Courier New" w:ascii="Courier New" w:hAnsi="Courier New"/>
+                <w:sz w:val="17"/>
+                <w:szCs w:val="17"/>
+              </w:rPr>
+              <w:t>words: 11 different: 9 the: 3</w:t>
+            </w:r>
+          </w:p>
+          <w:p>
+            <w:pPr>
+              <w:pStyle w:val="Normal"/>
+              <w:spacing w:lineRule="exact" w:line="228" w:before="0" w:after="0"/>
+              <w:rPr/>
+            </w:pPr>
+            <w:r>
+              <w:rPr>
+                <w:rFonts w:eastAsia="Courier New" w:cs="Courier New" w:ascii="Courier New" w:hAnsi="Courier New"/>
+                <w:sz w:val="17"/>
+                <w:szCs w:val="17"/>
+              </w:rPr>
+              <w:t>longest: quick, brown, jumps</w:t>
+            </w:r>
+          </w:p>
+          <w:p>
+            <w:pPr>
+              <w:pStyle w:val="Normal"/>
+              <w:spacing w:lineRule="exact" w:line="228" w:before="0" w:after="0"/>
+              <w:rPr/>
+            </w:pPr>
+            <w:r>
+              <w:rPr>
+                <w:rFonts w:eastAsia="Courier New" w:cs="Courier New" w:ascii="Courier New" w:hAnsi="Courier New"/>
+                <w:sz w:val="17"/>
+                <w:szCs w:val="17"/>
+              </w:rPr>
+              <w:t>vowels used: 5 of 5</w:t>
+            </w:r>
+          </w:p>
+          <w:p>
+            <w:pPr>
+              <w:pStyle w:val="Normal"/>
+              <w:spacing w:lineRule="exact" w:line="228" w:before="0" w:after="0"/>
+              <w:rPr/>
+            </w:pPr>
+            <w:r>
+              <w:rPr>
+                <w:rFonts w:eastAsia="Courier New" w:cs="Courier New" w:ascii="Courier New" w:hAnsi="Courier New"/>
+                <w:sz w:val="17"/>
+                <w:szCs w:val="17"/>
+              </w:rPr>
+              <w:t>odd squares: 1 9 25 49 81</w:t>
+            </w:r>
+          </w:p>
+          <w:p>
+            <w:pPr>
+              <w:pStyle w:val="Normal"/>
+              <w:spacing w:lineRule="exact" w:line="228" w:before="0" w:after="0"/>
+              <w:rPr/>
+            </w:pPr>
+            <w:r>
+              <w:rPr>
+                <w:rFonts w:eastAsia="Courier New" w:cs="Courier New" w:ascii="Courier New" w:hAnsi="Courier New"/>
+                <w:sz w:val="17"/>
+                <w:szCs w:val="17"/>
+              </w:rPr>
+              <w:t>title case: Regina Rexx With Objects</w:t>
+            </w:r>
+          </w:p>
+          <w:p>
+            <w:pPr>
+              <w:pStyle w:val="Normal"/>
+              <w:spacing w:lineRule="exact" w:line="228" w:before="0" w:after="0"/>
+              <w:rPr/>
+            </w:pPr>
+            <w:r>
+              <w:rPr>
+                <w:rFonts w:eastAsia="Courier New" w:cs="Courier New" w:ascii="Courier New" w:hAnsi="Courier New"/>
+                <w:sz w:val="17"/>
+                <w:szCs w:val="17"/>
+              </w:rPr>
+              <w:t>average word length: 3.73</w:t>
+            </w:r>
+          </w:p>
+          <w:p>
+            <w:pPr>
+              <w:pStyle w:val="Normal"/>
+              <w:spacing w:lineRule="exact" w:line="228" w:before="0" w:after="0"/>
+              <w:rPr/>
+            </w:pPr>
+            <w:r>
+              <w:rPr>
+                <w:rFonts w:eastAsia="Courier New" w:cs="Courier New" w:ascii="Courier New" w:hAnsi="Courier New"/>
+                <w:sz w:val="17"/>
+                <w:szCs w:val="17"/>
+              </w:rPr>
+              <w:t>opening the file</w:t>
+            </w:r>
+          </w:p>
+          <w:p>
+            <w:pPr>
+              <w:pStyle w:val="Normal"/>
+              <w:spacing w:lineRule="exact" w:line="228" w:before="0" w:after="0"/>
+              <w:rPr/>
+            </w:pPr>
+            <w:r>
+              <w:rPr>
+                <w:rFonts w:eastAsia="Courier New" w:cs="Courier New" w:ascii="Courier New" w:hAnsi="Courier New"/>
+                <w:sz w:val="17"/>
+                <w:szCs w:val="17"/>
+              </w:rPr>
+              <w:t>closing the file</w:t>
+            </w:r>
+          </w:p>
+          <w:p>
+            <w:pPr>
+              <w:pStyle w:val="Normal"/>
+              <w:spacing w:lineRule="exact" w:line="228" w:before="0" w:after="0"/>
+              <w:rPr/>
+            </w:pPr>
+            <w:r>
+              <w:rPr>
+                <w:rFonts w:eastAsia="Courier New" w:cs="Courier New" w:ascii="Courier New" w:hAnsi="Courier New"/>
+                <w:sz w:val="17"/>
+                <w:szCs w:val="17"/>
+              </w:rPr>
+              <w:t>error 42.3 in line 37: Arithmetic overflow/underflow</w:t>
+            </w:r>
+          </w:p>
+        </w:tc>
+      </w:tr>
+    </w:tbl>
+    <w:p>
+      <w:pPr>
+        <w:pStyle w:val="Normal"/>
+        <w:spacing w:before="80" w:after="200"/>
+        <w:rPr/>
+      </w:pPr>
+      <w:r>
+        <w:rPr>
+          <w:rFonts w:eastAsia="Arial" w:cs="Arial" w:ascii="Arial" w:hAnsi="Arial"/>
+          <w:b/>
+          <w:bCs/>
+          <w:sz w:val="18"/>
+          <w:szCs w:val="18"/>
+        </w:rPr>
+        <w:t xml:space="preserve">Figure 66. </w:t>
+      </w:r>
+      <w:r>
+        <w:rPr>
+          <w:rFonts w:eastAsia="Arial" w:cs="Arial" w:ascii="Arial" w:hAnsi="Arial"/>
+          <w:sz w:val="18"/>
+          <w:szCs w:val="18"/>
+        </w:rPr>
+        <w:t>Output of 12_extensions.rexx</w:t>
+      </w:r>
       <w:r>
         <w:br w:type="page"/>
       </w:r>
@@ -49447,8 +53355,8 @@
         <w:pStyle w:val="Heading1"/>
         <w:rPr/>
       </w:pPr>
-      <w:bookmarkStart w:id="59" w:name="__RefHeading___Toc5045_1215844210"/>
-      <w:bookmarkEnd w:id="59"/>
+      <w:bookmarkStart w:id="64" w:name="__RefHeading___Toc5472_2464816317"/>
+      <w:bookmarkEnd w:id="64"/>
       <w:r>
         <w:rPr/>
         <w:t>Chapter 9. Restrictions and Known Problems</w:t>
@@ -49459,8 +53367,8 @@
         <w:pStyle w:val="Heading2"/>
         <w:rPr/>
       </w:pPr>
-      <w:bookmarkStart w:id="60" w:name="__RefHeading___Toc5047_1215844210"/>
-      <w:bookmarkEnd w:id="60"/>
+      <w:bookmarkStart w:id="65" w:name="__RefHeading___Toc5474_2464816317"/>
+      <w:bookmarkEnd w:id="65"/>
       <w:r>
         <w:rPr/>
         <w:t>Memory</w:t>
@@ -49508,8 +53416,8 @@
         <w:pStyle w:val="Heading2"/>
         <w:rPr/>
       </w:pPr>
-      <w:bookmarkStart w:id="61" w:name="__RefHeading___Toc5049_1215844210"/>
-      <w:bookmarkEnd w:id="61"/>
+      <w:bookmarkStart w:id="66" w:name="__RefHeading___Toc5476_2464816317"/>
+      <w:bookmarkEnd w:id="66"/>
       <w:r>
         <w:rPr/>
         <w:t>Language</w:t>
@@ -49966,8 +53874,8 @@
         <w:pStyle w:val="Heading2"/>
         <w:rPr/>
       </w:pPr>
-      <w:bookmarkStart w:id="62" w:name="__RefHeading___Toc5051_1215844210"/>
-      <w:bookmarkEnd w:id="62"/>
+      <w:bookmarkStart w:id="67" w:name="__RefHeading___Toc5478_2464816317"/>
+      <w:bookmarkEnd w:id="67"/>
       <w:r>
         <w:rPr/>
         <w:t>Python</w:t>
@@ -50012,7 +53920,7 @@
       </w:pPr>
       <w:r>
         <w:rPr/>
-        <w:t xml:space="preserve">Python cannot call back into Rexx: a Rexx routine or block cannot be passed as a callback (for example </w:t>
+        <w:t xml:space="preserve">Python calls Rexx code only as blocks; a routine is passed as a block that calls it, </w:t>
       </w:r>
       <w:r>
         <w:rPr>
@@ -50020,31 +53928,7 @@
           <w:sz w:val="19"/>
           <w:szCs w:val="19"/>
         </w:rPr>
-        <w:t>key=</w:t>
-      </w:r>
-      <w:r>
-        <w:rPr/>
-        <w:t xml:space="preserve"> of </w:t>
-      </w:r>
-      <w:r>
-        <w:rPr>
-          <w:rFonts w:eastAsia="Courier New" w:cs="Courier New" w:ascii="Courier New" w:hAnsi="Courier New"/>
-          <w:sz w:val="19"/>
-          <w:szCs w:val="19"/>
-        </w:rPr>
-        <w:t>sorted</w:t>
-      </w:r>
-      <w:r>
-        <w:rPr/>
-        <w:t xml:space="preserve">). Write such functions in Python with </w:t>
-      </w:r>
-      <w:r>
-        <w:rPr>
-          <w:rFonts w:eastAsia="Courier New" w:cs="Courier New" w:ascii="Courier New" w:hAnsi="Courier New"/>
-          <w:sz w:val="19"/>
-          <w:szCs w:val="19"/>
-        </w:rPr>
-        <w:t>.python~exec</w:t>
+        <w:t>{ :x | myroutine(x) }</w:t>
       </w:r>
       <w:r>
         <w:rPr/>
@@ -50164,8 +54048,8 @@
         <w:pStyle w:val="Heading2"/>
         <w:rPr/>
       </w:pPr>
-      <w:bookmarkStart w:id="63" w:name="__RefHeading___Toc5053_1215844210"/>
-      <w:bookmarkEnd w:id="63"/>
+      <w:bookmarkStart w:id="68" w:name="__RefHeading___Toc5480_2464816317"/>
+      <w:bookmarkEnd w:id="68"/>
       <w:r>
         <w:rPr/>
         <w:t>Errors and tracing</w:t>
@@ -50233,8 +54117,8 @@
         <w:pStyle w:val="Heading2"/>
         <w:rPr/>
       </w:pPr>
-      <w:bookmarkStart w:id="64" w:name="__RefHeading___Toc5055_1215844210"/>
-      <w:bookmarkEnd w:id="64"/>
+      <w:bookmarkStart w:id="69" w:name="__RefHeading___Toc5482_2464816317"/>
+      <w:bookmarkEnd w:id="69"/>
       <w:r>
         <w:rPr/>
         <w:t>Platforms</w:t>
@@ -50508,7 +54392,7 @@
           <w:sz w:val="18"/>
           <w:szCs w:val="18"/>
         </w:rPr>
-        <w:t xml:space="preserve">Figure 62. </w:t>
+        <w:t xml:space="preserve">Figure 67. </w:t>
       </w:r>
       <w:r>
         <w:rPr>
@@ -50524,8 +54408,8 @@
         <w:pStyle w:val="Heading2"/>
         <w:rPr/>
       </w:pPr>
-      <w:bookmarkStart w:id="65" w:name="__RefHeading___Toc5057_1215844210"/>
-      <w:bookmarkEnd w:id="65"/>
+      <w:bookmarkStart w:id="70" w:name="__RefHeading___Toc5484_2464816317"/>
+      <w:bookmarkEnd w:id="70"/>
       <w:r>
         <w:rPr/>
         <w:t>Performance</w:t>
@@ -50550,8 +54434,8 @@
         <w:pStyle w:val="Heading1"/>
         <w:rPr/>
       </w:pPr>
-      <w:bookmarkStart w:id="66" w:name="__RefHeading___Toc5059_1215844210"/>
-      <w:bookmarkEnd w:id="66"/>
+      <w:bookmarkStart w:id="71" w:name="__RefHeading___Toc5486_2464816317"/>
+      <w:bookmarkEnd w:id="71"/>
       <w:r>
         <w:rPr/>
         <w:t>Appendix A. Error Messages</w:t>
@@ -51042,7 +54926,7 @@
                 <w:sz w:val="18"/>
                 <w:szCs w:val="18"/>
               </w:rPr>
-              <w:t>91.0</w:t>
+              <w:t>88.7</w:t>
             </w:r>
           </w:p>
         </w:tc>
@@ -51066,7 +54950,7 @@
                 <w:sz w:val="18"/>
                 <w:szCs w:val="18"/>
               </w:rPr>
-              <w:t>No result object</w:t>
+              <w:t>Method "...": argument n must be a whole number; found "..."</w:t>
             </w:r>
           </w:p>
         </w:tc>
@@ -51095,7 +54979,7 @@
                 <w:sz w:val="18"/>
                 <w:szCs w:val="18"/>
               </w:rPr>
-              <w:t>91.1</w:t>
+              <w:t>88.8</w:t>
             </w:r>
           </w:p>
         </w:tc>
@@ -51119,7 +55003,7 @@
                 <w:sz w:val="18"/>
                 <w:szCs w:val="18"/>
               </w:rPr>
-              <w:t>Message "..." did not return a result</w:t>
+              <w:t>Method "...": argument n must not be zero</w:t>
             </w:r>
           </w:p>
         </w:tc>
@@ -51148,7 +55032,7 @@
                 <w:sz w:val="18"/>
                 <w:szCs w:val="18"/>
               </w:rPr>
-              <w:t>97.0</w:t>
+              <w:t>91.0</w:t>
             </w:r>
           </w:p>
         </w:tc>
@@ -51172,7 +55056,7 @@
                 <w:sz w:val="18"/>
                 <w:szCs w:val="18"/>
               </w:rPr>
-              <w:t>Object method not found</w:t>
+              <w:t>No result object</w:t>
             </w:r>
           </w:p>
         </w:tc>
@@ -51201,7 +55085,7 @@
                 <w:sz w:val="18"/>
                 <w:szCs w:val="18"/>
               </w:rPr>
-              <w:t>97.1</w:t>
+              <w:t>91.1</w:t>
             </w:r>
           </w:p>
         </w:tc>
@@ -51225,7 +55109,7 @@
                 <w:sz w:val="18"/>
                 <w:szCs w:val="18"/>
               </w:rPr>
-              <w:t>Object "..." does not understand message "..."</w:t>
+              <w:t>Message "..." did not return a result</w:t>
             </w:r>
           </w:p>
         </w:tc>
@@ -51254,7 +55138,7 @@
                 <w:sz w:val="18"/>
                 <w:szCs w:val="18"/>
               </w:rPr>
-              <w:t>98.0</w:t>
+              <w:t>97.0</w:t>
             </w:r>
           </w:p>
         </w:tc>
@@ -51278,7 +55162,7 @@
                 <w:sz w:val="18"/>
                 <w:szCs w:val="18"/>
               </w:rPr>
-              <w:t>Execution error</w:t>
+              <w:t>Object method not found</w:t>
             </w:r>
           </w:p>
         </w:tc>
@@ -51307,7 +55191,7 @@
                 <w:sz w:val="18"/>
                 <w:szCs w:val="18"/>
               </w:rPr>
-              <w:t>98.1</w:t>
+              <w:t>97.1</w:t>
             </w:r>
           </w:p>
         </w:tc>
@@ -51331,7 +55215,7 @@
                 <w:sz w:val="18"/>
                 <w:szCs w:val="18"/>
               </w:rPr>
-              <w:t>Class "..." not found</w:t>
+              <w:t>Object "..." does not understand message "..."</w:t>
             </w:r>
           </w:p>
         </w:tc>
@@ -51360,7 +55244,7 @@
                 <w:sz w:val="18"/>
                 <w:szCs w:val="18"/>
               </w:rPr>
-              <w:t>98.2</w:t>
+              <w:t>98.0</w:t>
             </w:r>
           </w:p>
         </w:tc>
@@ -51384,7 +55268,7 @@
                 <w:sz w:val="18"/>
                 <w:szCs w:val="18"/>
               </w:rPr>
-              <w:t>Directives are not allowed in INTERPRET data</w:t>
+              <w:t>Execution error</w:t>
             </w:r>
           </w:p>
         </w:tc>
@@ -51413,7 +55297,7 @@
                 <w:sz w:val="18"/>
                 <w:szCs w:val="18"/>
               </w:rPr>
-              <w:t>98.3</w:t>
+              <w:t>98.1</w:t>
             </w:r>
           </w:p>
         </w:tc>
@@ -51437,7 +55321,7 @@
                 <w:sz w:val="18"/>
                 <w:szCs w:val="18"/>
               </w:rPr>
-              <w:t>Could not find the required file "..."</w:t>
+              <w:t>Class "..." not found</w:t>
             </w:r>
           </w:p>
         </w:tc>
@@ -51466,7 +55350,7 @@
                 <w:sz w:val="18"/>
                 <w:szCs w:val="18"/>
               </w:rPr>
-              <w:t>98.4</w:t>
+              <w:t>98.2</w:t>
             </w:r>
           </w:p>
         </w:tc>
@@ -51490,7 +55374,7 @@
                 <w:sz w:val="18"/>
                 <w:szCs w:val="18"/>
               </w:rPr>
-              <w:t>... is only valid in a method</w:t>
+              <w:t>Directives are not allowed in INTERPRET data</w:t>
             </w:r>
           </w:p>
         </w:tc>
@@ -51519,7 +55403,7 @@
                 <w:sz w:val="18"/>
                 <w:szCs w:val="18"/>
               </w:rPr>
-              <w:t>98.5</w:t>
+              <w:t>98.3</w:t>
             </w:r>
           </w:p>
         </w:tc>
@@ -51543,7 +55427,7 @@
                 <w:sz w:val="18"/>
                 <w:szCs w:val="18"/>
               </w:rPr>
-              <w:t>DO OVER: "..." is not a collection</w:t>
+              <w:t>Could not find the required file "..."</w:t>
             </w:r>
           </w:p>
         </w:tc>
@@ -51572,7 +55456,7 @@
                 <w:sz w:val="18"/>
                 <w:szCs w:val="18"/>
               </w:rPr>
-              <w:t>98.6</w:t>
+              <w:t>98.4</w:t>
             </w:r>
           </w:p>
         </w:tc>
@@ -51596,7 +55480,7 @@
                 <w:sz w:val="18"/>
                 <w:szCs w:val="18"/>
               </w:rPr>
-              <w:t>Method "..." is abstract</w:t>
+              <w:t>... is only valid in a method</w:t>
             </w:r>
           </w:p>
         </w:tc>
@@ -51625,7 +55509,7 @@
                 <w:sz w:val="18"/>
                 <w:szCs w:val="18"/>
               </w:rPr>
-              <w:t>98.7</w:t>
+              <w:t>98.5</w:t>
             </w:r>
           </w:p>
         </w:tc>
@@ -51649,7 +55533,7 @@
                 <w:sz w:val="18"/>
                 <w:szCs w:val="18"/>
               </w:rPr>
-              <w:t>Mixin class "..." cannot create instances</w:t>
+              <w:t>DO OVER: "..." is not a collection</w:t>
             </w:r>
           </w:p>
         </w:tc>
@@ -51678,7 +55562,7 @@
                 <w:sz w:val="18"/>
                 <w:szCs w:val="18"/>
               </w:rPr>
-              <w:t>98.8</w:t>
+              <w:t>98.6</w:t>
             </w:r>
           </w:p>
         </w:tc>
@@ -51702,7 +55586,7 @@
                 <w:sz w:val="18"/>
                 <w:szCs w:val="18"/>
               </w:rPr>
-              <w:t>Method "..." needs a one-dimensional array</w:t>
+              <w:t>Method "..." is abstract</w:t>
             </w:r>
           </w:p>
         </w:tc>
@@ -51731,7 +55615,7 @@
                 <w:sz w:val="18"/>
                 <w:szCs w:val="18"/>
               </w:rPr>
-              <w:t>98.9</w:t>
+              <w:t>98.7</w:t>
             </w:r>
           </w:p>
         </w:tc>
@@ -51755,7 +55639,7 @@
                 <w:sz w:val="18"/>
                 <w:szCs w:val="18"/>
               </w:rPr>
-              <w:t>Supplier has no more items</w:t>
+              <w:t>Mixin class "..." cannot create instances</w:t>
             </w:r>
           </w:p>
         </w:tc>
@@ -51784,7 +55668,7 @@
                 <w:sz w:val="18"/>
                 <w:szCs w:val="18"/>
               </w:rPr>
-              <w:t>98.10</w:t>
+              <w:t>98.8</w:t>
             </w:r>
           </w:p>
         </w:tc>
@@ -51808,7 +55692,7 @@
                 <w:sz w:val="18"/>
                 <w:szCs w:val="18"/>
               </w:rPr>
-              <w:t>Class "..." would inherit from itself</w:t>
+              <w:t>Method "..." needs a one-dimensional array</w:t>
             </w:r>
           </w:p>
         </w:tc>
@@ -51837,7 +55721,7 @@
                 <w:sz w:val="18"/>
                 <w:szCs w:val="18"/>
               </w:rPr>
-              <w:t>98.11</w:t>
+              <w:t>98.9</w:t>
             </w:r>
           </w:p>
         </w:tc>
@@ -51861,7 +55745,7 @@
                 <w:sz w:val="18"/>
                 <w:szCs w:val="18"/>
               </w:rPr>
-              <w:t>The array has ... dimension(s), but ... index(es) were given</w:t>
+              <w:t>Supplier has no more items</w:t>
             </w:r>
           </w:p>
         </w:tc>
@@ -51890,7 +55774,7 @@
                 <w:sz w:val="18"/>
                 <w:szCs w:val="18"/>
               </w:rPr>
-              <w:t>98.12</w:t>
+              <w:t>98.10</w:t>
             </w:r>
           </w:p>
         </w:tc>
@@ -51914,7 +55798,7 @@
                 <w:sz w:val="18"/>
                 <w:szCs w:val="18"/>
               </w:rPr>
-              <w:t>The list is circular</w:t>
+              <w:t>Class "..." would inherit from itself</w:t>
             </w:r>
           </w:p>
         </w:tc>
@@ -51943,7 +55827,7 @@
                 <w:sz w:val="18"/>
                 <w:szCs w:val="18"/>
               </w:rPr>
-              <w:t>98.13</w:t>
+              <w:t>98.11</w:t>
             </w:r>
           </w:p>
         </w:tc>
@@ -51967,7 +55851,7 @@
                 <w:sz w:val="18"/>
                 <w:szCs w:val="18"/>
               </w:rPr>
-              <w:t>Invalid list: ...</w:t>
+              <w:t>The array has ... dimension(s), but ... index(es) were given</w:t>
             </w:r>
           </w:p>
         </w:tc>
@@ -51996,7 +55880,7 @@
                 <w:sz w:val="18"/>
                 <w:szCs w:val="18"/>
               </w:rPr>
-              <w:t>98.14</w:t>
+              <w:t>98.12</w:t>
             </w:r>
           </w:p>
         </w:tc>
@@ -52020,7 +55904,7 @@
                 <w:sz w:val="18"/>
                 <w:szCs w:val="18"/>
               </w:rPr>
-              <w:t>Python: ...</w:t>
+              <w:t>The list is circular</w:t>
             </w:r>
           </w:p>
         </w:tc>
@@ -52049,7 +55933,7 @@
                 <w:sz w:val="18"/>
                 <w:szCs w:val="18"/>
               </w:rPr>
-              <w:t>98.15</w:t>
+              <w:t>98.13</w:t>
             </w:r>
           </w:p>
         </w:tc>
@@ -52073,7 +55957,7 @@
                 <w:sz w:val="18"/>
                 <w:szCs w:val="18"/>
               </w:rPr>
-              <w:t>Python is not available in this build</w:t>
+              <w:t>Invalid list: ...</w:t>
             </w:r>
           </w:p>
         </w:tc>
@@ -52102,7 +55986,7 @@
                 <w:sz w:val="18"/>
                 <w:szCs w:val="18"/>
               </w:rPr>
-              <w:t>98.16</w:t>
+              <w:t>98.14</w:t>
             </w:r>
           </w:p>
         </w:tc>
@@ -52126,7 +56010,7 @@
                 <w:sz w:val="18"/>
                 <w:szCs w:val="18"/>
               </w:rPr>
-              <w:t>The block is used after the routine that created it has ended; begin the block with PROCEDURE</w:t>
+              <w:t>Python: ...</w:t>
             </w:r>
           </w:p>
         </w:tc>
@@ -52155,7 +56039,7 @@
                 <w:sz w:val="18"/>
                 <w:szCs w:val="18"/>
               </w:rPr>
-              <w:t>99.0</w:t>
+              <w:t>98.15</w:t>
             </w:r>
           </w:p>
         </w:tc>
@@ -52179,7 +56063,7 @@
                 <w:sz w:val="18"/>
                 <w:szCs w:val="18"/>
               </w:rPr>
-              <w:t>Translation error</w:t>
+              <w:t>Python is not available in this build</w:t>
             </w:r>
           </w:p>
         </w:tc>
@@ -52208,7 +56092,7 @@
                 <w:sz w:val="18"/>
                 <w:szCs w:val="18"/>
               </w:rPr>
-              <w:t>99.1</w:t>
+              <w:t>98.16</w:t>
             </w:r>
           </w:p>
         </w:tc>
@@ -52232,7 +56116,7 @@
                 <w:sz w:val="18"/>
                 <w:szCs w:val="18"/>
               </w:rPr>
-              <w:t>Unknown directive "::..."</w:t>
+              <w:t>The block is used after the routine that created it has ended; begin the block with PROCEDURE</w:t>
             </w:r>
           </w:p>
         </w:tc>
@@ -52261,7 +56145,7 @@
                 <w:sz w:val="18"/>
                 <w:szCs w:val="18"/>
               </w:rPr>
-              <w:t>99.2</w:t>
+              <w:t>98.17</w:t>
             </w:r>
           </w:p>
         </w:tc>
@@ -52285,7 +56169,7 @@
                 <w:sz w:val="18"/>
                 <w:szCs w:val="18"/>
               </w:rPr>
-              <w:t>Duplicate ::CLASS "..."</w:t>
+              <w:t>Method "..." would change the order of a SortedCollection; use ADD</w:t>
             </w:r>
           </w:p>
         </w:tc>
@@ -52314,7 +56198,7 @@
                 <w:sz w:val="18"/>
                 <w:szCs w:val="18"/>
               </w:rPr>
-              <w:t>99.3</w:t>
+              <w:t>99.0</w:t>
             </w:r>
           </w:p>
         </w:tc>
@@ -52338,7 +56222,7 @@
                 <w:sz w:val="18"/>
                 <w:szCs w:val="18"/>
               </w:rPr>
-              <w:t>Duplicate method "..." in class "..."</w:t>
+              <w:t>Translation error</w:t>
             </w:r>
           </w:p>
         </w:tc>
@@ -52367,7 +56251,7 @@
                 <w:sz w:val="18"/>
                 <w:szCs w:val="18"/>
               </w:rPr>
-              <w:t>99.4</w:t>
+              <w:t>99.1</w:t>
             </w:r>
           </w:p>
         </w:tc>
@@ -52391,7 +56275,7 @@
                 <w:sz w:val="18"/>
                 <w:szCs w:val="18"/>
               </w:rPr>
-              <w:t>::... must follow a ::CLASS directive</w:t>
+              <w:t>Unknown directive "::..."</w:t>
             </w:r>
           </w:p>
         </w:tc>
@@ -52420,7 +56304,7 @@
                 <w:sz w:val="18"/>
                 <w:szCs w:val="18"/>
               </w:rPr>
-              <w:t>99.5</w:t>
+              <w:t>99.2</w:t>
             </w:r>
           </w:p>
         </w:tc>
@@ -52444,7 +56328,7 @@
                 <w:sz w:val="18"/>
                 <w:szCs w:val="18"/>
               </w:rPr>
-              <w:t>Missing name in ::... directive</w:t>
+              <w:t>Duplicate ::CLASS "..."</w:t>
             </w:r>
           </w:p>
         </w:tc>
@@ -52473,7 +56357,7 @@
                 <w:sz w:val="18"/>
                 <w:szCs w:val="18"/>
               </w:rPr>
-              <w:t>99.6</w:t>
+              <w:t>99.3</w:t>
             </w:r>
           </w:p>
         </w:tc>
@@ -52497,7 +56381,7 @@
                 <w:sz w:val="18"/>
                 <w:szCs w:val="18"/>
               </w:rPr>
-              <w:t>Invalid option "..." in ::... directive</w:t>
+              <w:t>Duplicate method "..." in class "..."</w:t>
             </w:r>
           </w:p>
         </w:tc>
@@ -52526,7 +56410,7 @@
                 <w:sz w:val="18"/>
                 <w:szCs w:val="18"/>
               </w:rPr>
-              <w:t>99.7</w:t>
+              <w:t>99.4</w:t>
             </w:r>
           </w:p>
         </w:tc>
@@ -52550,7 +56434,7 @@
                 <w:sz w:val="18"/>
                 <w:szCs w:val="18"/>
               </w:rPr>
-              <w:t>Duplicate ::ROUTINE "..."</w:t>
+              <w:t>::... must follow a ::CLASS directive</w:t>
             </w:r>
           </w:p>
         </w:tc>
@@ -52579,7 +56463,7 @@
                 <w:sz w:val="18"/>
                 <w:szCs w:val="18"/>
               </w:rPr>
-              <w:t>99.8</w:t>
+              <w:t>99.5</w:t>
             </w:r>
           </w:p>
         </w:tc>
@@ -52603,7 +56487,7 @@
                 <w:sz w:val="18"/>
                 <w:szCs w:val="18"/>
               </w:rPr>
-              <w:t>Block not closed: "}" expected</w:t>
+              <w:t>Missing name in ::... directive</w:t>
             </w:r>
           </w:p>
         </w:tc>
@@ -52632,6 +56516,165 @@
                 <w:sz w:val="18"/>
                 <w:szCs w:val="18"/>
               </w:rPr>
+              <w:t>99.6</w:t>
+            </w:r>
+          </w:p>
+        </w:tc>
+        <w:tc>
+          <w:tcPr>
+            <w:tcW w:w="8538" w:type="dxa"/>
+            <w:tcBorders>
+              <w:top w:val="single" w:sz="4" w:space="0" w:color="808080"/>
+              <w:left w:val="single" w:sz="4" w:space="0" w:color="808080"/>
+              <w:bottom w:val="single" w:sz="4" w:space="0" w:color="808080"/>
+              <w:right w:val="single" w:sz="4" w:space="0" w:color="808080"/>
+            </w:tcBorders>
+          </w:tcPr>
+          <w:p>
+            <w:pPr>
+              <w:pStyle w:val="Normal"/>
+              <w:rPr/>
+            </w:pPr>
+            <w:r>
+              <w:rPr>
+                <w:sz w:val="18"/>
+                <w:szCs w:val="18"/>
+              </w:rPr>
+              <w:t>Invalid option "..." in ::... directive</w:t>
+            </w:r>
+          </w:p>
+        </w:tc>
+      </w:tr>
+      <w:tr>
+        <w:trPr>
+          <w:cantSplit w:val="true"/>
+        </w:trPr>
+        <w:tc>
+          <w:tcPr>
+            <w:tcW w:w="1099" w:type="dxa"/>
+            <w:tcBorders>
+              <w:top w:val="single" w:sz="4" w:space="0" w:color="808080"/>
+              <w:left w:val="single" w:sz="4" w:space="0" w:color="808080"/>
+              <w:bottom w:val="single" w:sz="4" w:space="0" w:color="808080"/>
+              <w:right w:val="single" w:sz="4" w:space="0" w:color="808080"/>
+            </w:tcBorders>
+          </w:tcPr>
+          <w:p>
+            <w:pPr>
+              <w:pStyle w:val="Normal"/>
+              <w:rPr/>
+            </w:pPr>
+            <w:r>
+              <w:rPr>
+                <w:sz w:val="18"/>
+                <w:szCs w:val="18"/>
+              </w:rPr>
+              <w:t>99.7</w:t>
+            </w:r>
+          </w:p>
+        </w:tc>
+        <w:tc>
+          <w:tcPr>
+            <w:tcW w:w="8538" w:type="dxa"/>
+            <w:tcBorders>
+              <w:top w:val="single" w:sz="4" w:space="0" w:color="808080"/>
+              <w:left w:val="single" w:sz="4" w:space="0" w:color="808080"/>
+              <w:bottom w:val="single" w:sz="4" w:space="0" w:color="808080"/>
+              <w:right w:val="single" w:sz="4" w:space="0" w:color="808080"/>
+            </w:tcBorders>
+          </w:tcPr>
+          <w:p>
+            <w:pPr>
+              <w:pStyle w:val="Normal"/>
+              <w:rPr/>
+            </w:pPr>
+            <w:r>
+              <w:rPr>
+                <w:sz w:val="18"/>
+                <w:szCs w:val="18"/>
+              </w:rPr>
+              <w:t>Duplicate ::ROUTINE "..."</w:t>
+            </w:r>
+          </w:p>
+        </w:tc>
+      </w:tr>
+      <w:tr>
+        <w:trPr>
+          <w:cantSplit w:val="true"/>
+        </w:trPr>
+        <w:tc>
+          <w:tcPr>
+            <w:tcW w:w="1099" w:type="dxa"/>
+            <w:tcBorders>
+              <w:top w:val="single" w:sz="4" w:space="0" w:color="808080"/>
+              <w:left w:val="single" w:sz="4" w:space="0" w:color="808080"/>
+              <w:bottom w:val="single" w:sz="4" w:space="0" w:color="808080"/>
+              <w:right w:val="single" w:sz="4" w:space="0" w:color="808080"/>
+            </w:tcBorders>
+          </w:tcPr>
+          <w:p>
+            <w:pPr>
+              <w:pStyle w:val="Normal"/>
+              <w:rPr/>
+            </w:pPr>
+            <w:r>
+              <w:rPr>
+                <w:sz w:val="18"/>
+                <w:szCs w:val="18"/>
+              </w:rPr>
+              <w:t>99.8</w:t>
+            </w:r>
+          </w:p>
+        </w:tc>
+        <w:tc>
+          <w:tcPr>
+            <w:tcW w:w="8538" w:type="dxa"/>
+            <w:tcBorders>
+              <w:top w:val="single" w:sz="4" w:space="0" w:color="808080"/>
+              <w:left w:val="single" w:sz="4" w:space="0" w:color="808080"/>
+              <w:bottom w:val="single" w:sz="4" w:space="0" w:color="808080"/>
+              <w:right w:val="single" w:sz="4" w:space="0" w:color="808080"/>
+            </w:tcBorders>
+          </w:tcPr>
+          <w:p>
+            <w:pPr>
+              <w:pStyle w:val="Normal"/>
+              <w:rPr/>
+            </w:pPr>
+            <w:r>
+              <w:rPr>
+                <w:sz w:val="18"/>
+                <w:szCs w:val="18"/>
+              </w:rPr>
+              <w:t>Block not closed: "}" expected</w:t>
+            </w:r>
+          </w:p>
+        </w:tc>
+      </w:tr>
+      <w:tr>
+        <w:trPr>
+          <w:cantSplit w:val="true"/>
+        </w:trPr>
+        <w:tc>
+          <w:tcPr>
+            <w:tcW w:w="1099" w:type="dxa"/>
+            <w:tcBorders>
+              <w:top w:val="single" w:sz="4" w:space="0" w:color="808080"/>
+              <w:left w:val="single" w:sz="4" w:space="0" w:color="808080"/>
+              <w:bottom w:val="single" w:sz="4" w:space="0" w:color="808080"/>
+              <w:right w:val="single" w:sz="4" w:space="0" w:color="808080"/>
+            </w:tcBorders>
+          </w:tcPr>
+          <w:p>
+            <w:pPr>
+              <w:pStyle w:val="Normal"/>
+              <w:rPr/>
+            </w:pPr>
+            <w:r>
+              <w:rPr>
+                <w:sz w:val="18"/>
+                <w:szCs w:val="18"/>
+              </w:rPr>
               <w:t>99.9</w:t>
             </w:r>
           </w:p>
@@ -52657,6 +56700,59 @@
                 <w:szCs w:val="18"/>
               </w:rPr>
               <w:t>Invalid block parameters: ":name ..." must be followed by a vertical bar and an expression</w:t>
+            </w:r>
+          </w:p>
+        </w:tc>
+      </w:tr>
+      <w:tr>
+        <w:trPr>
+          <w:cantSplit w:val="true"/>
+        </w:trPr>
+        <w:tc>
+          <w:tcPr>
+            <w:tcW w:w="1099" w:type="dxa"/>
+            <w:tcBorders>
+              <w:top w:val="single" w:sz="4" w:space="0" w:color="808080"/>
+              <w:left w:val="single" w:sz="4" w:space="0" w:color="808080"/>
+              <w:bottom w:val="single" w:sz="4" w:space="0" w:color="808080"/>
+              <w:right w:val="single" w:sz="4" w:space="0" w:color="808080"/>
+            </w:tcBorders>
+          </w:tcPr>
+          <w:p>
+            <w:pPr>
+              <w:pStyle w:val="Normal"/>
+              <w:rPr/>
+            </w:pPr>
+            <w:r>
+              <w:rPr>
+                <w:sz w:val="18"/>
+                <w:szCs w:val="18"/>
+              </w:rPr>
+              <w:t>99.10</w:t>
+            </w:r>
+          </w:p>
+        </w:tc>
+        <w:tc>
+          <w:tcPr>
+            <w:tcW w:w="8538" w:type="dxa"/>
+            <w:tcBorders>
+              <w:top w:val="single" w:sz="4" w:space="0" w:color="808080"/>
+              <w:left w:val="single" w:sz="4" w:space="0" w:color="808080"/>
+              <w:bottom w:val="single" w:sz="4" w:space="0" w:color="808080"/>
+              <w:right w:val="single" w:sz="4" w:space="0" w:color="808080"/>
+            </w:tcBorders>
+          </w:tcPr>
+          <w:p>
+            <w:pPr>
+              <w:pStyle w:val="Normal"/>
+              <w:rPr/>
+            </w:pPr>
+            <w:r>
+              <w:rPr>
+                <w:sz w:val="18"/>
+                <w:szCs w:val="18"/>
+              </w:rPr>
+              <w:t>Class "..." not found</w:t>
             </w:r>
           </w:p>
         </w:tc>
@@ -52676,7 +56772,7 @@
           <w:sz w:val="18"/>
           <w:szCs w:val="18"/>
         </w:rPr>
-        <w:t xml:space="preserve">Figure 63. </w:t>
+        <w:t xml:space="preserve">Figure 68. </w:t>
       </w:r>
       <w:r>
         <w:rPr>
@@ -52730,8 +56826,8 @@
         <w:pStyle w:val="Heading1"/>
         <w:rPr/>
       </w:pPr>
-      <w:bookmarkStart w:id="67" w:name="__RefHeading___Toc5061_1215844210"/>
-      <w:bookmarkEnd w:id="67"/>
+      <w:bookmarkStart w:id="72" w:name="__RefHeading___Toc5488_2464816317"/>
+      <w:bookmarkEnd w:id="72"/>
       <w:r>
         <w:rPr/>
         <w:t>Appendix B. Switches and Environment Variables</w:t>
@@ -53403,7 +57499,7 @@
           <w:sz w:val="18"/>
           <w:szCs w:val="18"/>
         </w:rPr>
-        <w:t xml:space="preserve">Figure 64. </w:t>
+        <w:t xml:space="preserve">Figure 69. </w:t>
       </w:r>
       <w:r>
         <w:rPr>
@@ -53445,8 +57541,8 @@
         <w:pStyle w:val="Heading1"/>
         <w:rPr/>
       </w:pPr>
-      <w:bookmarkStart w:id="68" w:name="__RefHeading___Toc5063_1215844210"/>
-      <w:bookmarkEnd w:id="68"/>
+      <w:bookmarkStart w:id="73" w:name="__RefHeading___Toc5490_2464816317"/>
+      <w:bookmarkEnd w:id="73"/>
       <w:r>
         <w:rPr/>
         <w:t>Appendix C. Contents of the Packages</w:t>
@@ -54031,7 +58127,7 @@
           <w:sz w:val="18"/>
           <w:szCs w:val="18"/>
         </w:rPr>
-        <w:t xml:space="preserve">Figure 65. </w:t>
+        <w:t xml:space="preserve">Figure 70. </w:t>
       </w:r>
       <w:r>
         <w:rPr>
@@ -54097,7 +58193,7 @@
     </w:r>
     <w:r>
       <w:rPr/>
-      <w:t>47</w:t>
+      <w:t>49</w:t>
     </w:r>
     <w:r>
       <w:rPr/>
